--- a/zht/docx/051.content.docx
+++ b/zht/docx/051.content.docx
@@ -251,7 +251,7 @@
         <w:rPr>
           <w:lang w:val="zh_TW" w:bidi="zh_TW"/>
         </w:rPr>
-        <w:t>痛苦、困擾、麻煩或迫害的經歷。這個希臘詞在新約聖經中出現約45次。相近的希伯來文詞語出現在四、五個舊約聖經的段落中，但從未在先知書出現。我們主要從新約聖經來認識這個詞語。</w:t>
+        <w:t>痛苦、困擾、麻煩或迫害的經歷。</w:t>
       </w:r>
     </w:p>
     <w:p>

--- a/zht/docx/051.content.docx
+++ b/zht/docx/051.content.docx
@@ -149,27 +149,7 @@
         <w:rPr>
           <w:lang w:val="zh_TW" w:bidi="zh_TW"/>
         </w:rPr>
-        <w:t>huan</w:t>
-      </w:r>
-      <w:r>
-        <w:rPr>
-          <w:lang w:val="zh_TW" w:bidi="zh_TW"/>
-        </w:rPr>
-      </w:r>
-    </w:p>
-    <w:p>
-      <w:pPr/>
-      <w:r>
-        <w:rPr>
-          <w:lang w:val="zh_TW" w:bidi="zh_TW"/>
-        </w:rPr>
-      </w:r>
-      <w:r>
-        <w:rPr>
-          <w:i/>
-          <w:lang w:val="zh_TW" w:bidi="zh_TW"/>
-        </w:rPr>
-        <w:t>患難</w:t>
+        <w:t>he</w:t>
       </w:r>
       <w:r>
         <w:rPr>
@@ -232,7 +212,7 @@
         <w:rPr>
           <w:lang w:val="zh_TW" w:bidi="zh_TW"/>
         </w:rPr>
-        <w:t>患難</w:t>
+        <w:t>和撒那</w:t>
       </w:r>
       <w:r>
         <w:rPr>
@@ -251,50 +231,7 @@
         <w:rPr>
           <w:lang w:val="zh_TW" w:bidi="zh_TW"/>
         </w:rPr>
-        <w:t>痛苦、困擾、麻煩或迫害的經歷。</w:t>
-      </w:r>
-    </w:p>
-    <w:p>
-      <w:pPr>
-        <w:pStyle w:val="Heading3"/>
-      </w:pPr>
-      <w:r>
-        <w:rPr>
-          <w:lang w:val="zh_TW" w:bidi="zh_TW"/>
-        </w:rPr>
-        <w:t>患難常見的例子有哪些？</w:t>
-      </w:r>
-    </w:p>
-    <w:p>
-      <w:pPr/>
-      <w:r>
-        <w:rPr>
-          <w:lang w:val="zh_TW" w:bidi="zh_TW"/>
-        </w:rPr>
-      </w:r>
-      <w:r>
-        <w:rPr>
-          <w:lang w:val="zh_TW" w:bidi="zh_TW"/>
-        </w:rPr>
-        <w:t>在新約聖經中，「患難」這個詞語有時指普通人生活中的困難，例如：</w:t>
-      </w:r>
-    </w:p>
-    <w:p>
-      <w:pPr>
-        <w:pStyle w:val="ListBullet"/>
-        <w:spacing w:line="240" w:lineRule="auto"/>
-        <w:ind w:left="720"/>
-      </w:pPr>
-      <w:r>
-        <w:rPr>
-          <w:lang w:val="zh_TW" w:bidi="zh_TW"/>
-        </w:rPr>
-      </w:r>
-      <w:r>
-        <w:rPr>
-          <w:lang w:val="zh_TW" w:bidi="zh_TW"/>
-        </w:rPr>
-        <w:t>分娩的痛苦（</w:t>
+        <w:t>希伯來文的意思是「拯救」。它來自</w:t>
       </w:r>
       <w:hyperlink r:id="rId13">
         <w:r>
@@ -305,32 +242,22 @@
             <w:color w:val="0000EE"/>
             <w:u w:val="single"/>
           </w:rPr>
-          <w:t>約16:21</w:t>
+          <w:t>詩篇一一八篇25節</w:t>
         </w:r>
       </w:hyperlink>
       <w:r>
         <w:rPr>
           <w:lang w:val="zh_TW" w:bidi="zh_TW"/>
         </w:rPr>
-        <w:t>）</w:t>
+        <w:t>：「耶和華啊，求你拯救！」</w:t>
       </w:r>
     </w:p>
     <w:p>
-      <w:pPr>
-        <w:pStyle w:val="ListBullet"/>
-        <w:spacing w:line="240" w:lineRule="auto"/>
-        <w:ind w:left="720"/>
-      </w:pPr>
-      <w:r>
-        <w:rPr>
-          <w:lang w:val="zh_TW" w:bidi="zh_TW"/>
-        </w:rPr>
-      </w:r>
-      <w:r>
-        <w:rPr>
-          <w:lang w:val="zh_TW" w:bidi="zh_TW"/>
-        </w:rPr>
-        <w:t>婚姻中的憂慮（</w:t>
+      <w:pPr/>
+      <w:r>
+        <w:rPr>
+          <w:lang w:val="zh_TW" w:bidi="zh_TW"/>
+        </w:rPr>
       </w:r>
       <w:hyperlink r:id="rId14">
         <w:r>
@@ -341,32 +268,32 @@
             <w:color w:val="0000EE"/>
             <w:u w:val="single"/>
           </w:rPr>
-          <w:t>林前7:28</w:t>
+          <w:t>詩篇一一八篇</w:t>
         </w:r>
       </w:hyperlink>
       <w:r>
         <w:rPr>
           <w:lang w:val="zh_TW" w:bidi="zh_TW"/>
         </w:rPr>
-        <w:t>）</w:t>
-      </w:r>
-    </w:p>
-    <w:p>
-      <w:pPr>
-        <w:pStyle w:val="ListBullet"/>
-        <w:spacing w:line="240" w:lineRule="auto"/>
-        <w:ind w:left="720"/>
-      </w:pPr>
-      <w:r>
-        <w:rPr>
-          <w:lang w:val="zh_TW" w:bidi="zh_TW"/>
-        </w:rPr>
-      </w:r>
-      <w:r>
-        <w:rPr>
-          <w:lang w:val="zh_TW" w:bidi="zh_TW"/>
-        </w:rPr>
-        <w:t>寡婦的困苦（</w:t>
+        <w:t>是一首表達信靠耶和華幫助的詩歌。當人需要神的幫助時，就會這樣說。整首詩篇是「讚美詩」（Hallel）的一部分，是猶太人在重要節日中吟唱的詩歌。第</w:t>
+      </w:r>
+      <w:hyperlink r:id="rId13">
+        <w:r>
+          <w:rPr>
+            <w:lang w:val="zh_TW" w:bidi="zh_TW"/>
+          </w:rPr>
+          <w:rPr>
+            <w:color w:val="0000EE"/>
+            <w:u w:val="single"/>
+          </w:rPr>
+          <w:t>25</w:t>
+        </w:r>
+      </w:hyperlink>
+      <w:r>
+        <w:rPr>
+          <w:lang w:val="zh_TW" w:bidi="zh_TW"/>
+        </w:rPr>
+        <w:t>節在住棚節中被使用，當經文被誦讀時，人們會揮動番石榴樹、柳樹和棕樹的枝條。此外，在其它慶典中，人們也可能以揮動枝條的方式來表達喜樂。例如，在</w:t>
       </w:r>
       <w:hyperlink r:id="rId15">
         <w:r>
@@ -377,14 +304,14 @@
             <w:color w:val="0000EE"/>
             <w:u w:val="single"/>
           </w:rPr>
-          <w:t>雅1:27</w:t>
+          <w:t>馬加比二書十章6至7節</w:t>
         </w:r>
       </w:hyperlink>
       <w:r>
         <w:rPr>
           <w:lang w:val="zh_TW" w:bidi="zh_TW"/>
         </w:rPr>
-        <w:t>）</w:t>
+        <w:t>記載中，人們在為了使聖殿恢復聖潔而舉行的儀式上，也揮動枝條。</w:t>
       </w:r>
     </w:p>
     <w:p>
@@ -398,7 +325,7 @@
         <w:rPr>
           <w:lang w:val="zh_TW" w:bidi="zh_TW"/>
         </w:rPr>
-        <w:t>這些都被稱為患難。像饑荒這樣的重大災難則被稱為「大患難」（</w:t>
+        <w:t>當耶穌進入耶路撒冷時，群眾高喊「和散那」（</w:t>
       </w:r>
       <w:hyperlink r:id="rId16">
         <w:r>
@@ -409,40 +336,9 @@
             <w:color w:val="0000EE"/>
             <w:u w:val="single"/>
           </w:rPr>
-          <w:t>徒7:11</w:t>
+          <w:t>太21:9；</w:t>
         </w:r>
       </w:hyperlink>
-      <w:r>
-        <w:rPr>
-          <w:lang w:val="zh_TW" w:bidi="zh_TW"/>
-        </w:rPr>
-        <w:t>）。</w:t>
-      </w:r>
-    </w:p>
-    <w:p>
-      <w:pPr>
-        <w:pStyle w:val="Heading3"/>
-      </w:pPr>
-      <w:r>
-        <w:rPr>
-          <w:lang w:val="zh_TW" w:bidi="zh_TW"/>
-        </w:rPr>
-        <w:t>耶穌如何講論患難？</w:t>
-      </w:r>
-    </w:p>
-    <w:p>
-      <w:pPr/>
-      <w:r>
-        <w:rPr>
-          <w:lang w:val="zh_TW" w:bidi="zh_TW"/>
-        </w:rPr>
-      </w:r>
-      <w:r>
-        <w:rPr>
-          <w:lang w:val="zh_TW" w:bidi="zh_TW"/>
-        </w:rPr>
-        <w:t>「患難」一詞有更為具體的意義，就是基督徒的特定經歷。基督的教導，基本上定義了「患難」這個詞語的意義。耶穌說，無論任何時候，只要福音存在於世，大災難就是不可避免的。隨著福音的傳播，大災難和迫害也會隨之出現（</w:t>
-      </w:r>
       <w:hyperlink r:id="rId17">
         <w:r>
           <w:rPr>
@@ -452,175 +348,7 @@
             <w:color w:val="0000EE"/>
             <w:u w:val="single"/>
           </w:rPr>
-          <w:t>太13:21</w:t>
-        </w:r>
-      </w:hyperlink>
-      <w:r>
-        <w:rPr>
-          <w:lang w:val="zh_TW" w:bidi="zh_TW"/>
-        </w:rPr>
-        <w:t>）。</w:t>
-      </w:r>
-    </w:p>
-    <w:p>
-      <w:pPr/>
-      <w:r>
-        <w:rPr>
-          <w:lang w:val="zh_TW" w:bidi="zh_TW"/>
-        </w:rPr>
-      </w:r>
-      <w:r>
-        <w:rPr>
-          <w:lang w:val="zh_TW" w:bidi="zh_TW"/>
-        </w:rPr>
-        <w:t>耶穌講論末後的時候，仔細發展在教會時代的患難觀念。這個教導的主要出處，來自耶穌在橄欖山上的講章（</w:t>
-      </w:r>
-      <w:hyperlink r:id="rId18">
-        <w:r>
-          <w:rPr>
-            <w:lang w:val="zh_TW" w:bidi="zh_TW"/>
-          </w:rPr>
-          <w:rPr>
-            <w:color w:val="0000EE"/>
-            <w:u w:val="single"/>
-          </w:rPr>
-          <w:t>太24–25</w:t>
-        </w:r>
-      </w:hyperlink>
-      <w:r>
-        <w:rPr>
-          <w:lang w:val="zh_TW" w:bidi="zh_TW"/>
-        </w:rPr>
-        <w:t>；</w:t>
-      </w:r>
-      <w:hyperlink r:id="rId19">
-        <w:r>
-          <w:rPr>
-            <w:lang w:val="zh_TW" w:bidi="zh_TW"/>
-          </w:rPr>
-          <w:rPr>
-            <w:color w:val="0000EE"/>
-            <w:u w:val="single"/>
-          </w:rPr>
-          <w:t>可13</w:t>
-        </w:r>
-      </w:hyperlink>
-      <w:r>
-        <w:rPr>
-          <w:lang w:val="zh_TW" w:bidi="zh_TW"/>
-        </w:rPr>
-        <w:t>；</w:t>
-      </w:r>
-      <w:hyperlink r:id="rId20">
-        <w:r>
-          <w:rPr>
-            <w:lang w:val="zh_TW" w:bidi="zh_TW"/>
-          </w:rPr>
-          <w:rPr>
-            <w:color w:val="0000EE"/>
-            <w:u w:val="single"/>
-          </w:rPr>
-          <w:t>路21</w:t>
-        </w:r>
-      </w:hyperlink>
-      <w:r>
-        <w:rPr>
-          <w:lang w:val="zh_TW" w:bidi="zh_TW"/>
-        </w:rPr>
-        <w:t>）。這個唯一的教導為門徒說明，末後大災難的情況和明確的時間框架。耶穌預測了大災難的開始、規模和結局。這個大災難的教導，是耶穌私下給予十二門徒的（</w:t>
-      </w:r>
-      <w:hyperlink r:id="rId21">
-        <w:r>
-          <w:rPr>
-            <w:lang w:val="zh_TW" w:bidi="zh_TW"/>
-          </w:rPr>
-          <w:rPr>
-            <w:color w:val="0000EE"/>
-            <w:u w:val="single"/>
-          </w:rPr>
-          <w:t>太24:3</w:t>
-        </w:r>
-      </w:hyperlink>
-      <w:r>
-        <w:rPr>
-          <w:lang w:val="zh_TW" w:bidi="zh_TW"/>
-        </w:rPr>
-        <w:t>）。</w:t>
-      </w:r>
-    </w:p>
-    <w:p>
-      <w:pPr/>
-      <w:r>
-        <w:rPr>
-          <w:lang w:val="zh_TW" w:bidi="zh_TW"/>
-        </w:rPr>
-      </w:r>
-      <w:r>
-        <w:rPr>
-          <w:lang w:val="zh_TW" w:bidi="zh_TW"/>
-        </w:rPr>
-        <w:t>耶穌告訴十二門徒，他們將會承受患難。這患難意味著，門徒會因祂的名字而遭受致死的逼迫（</w:t>
-      </w:r>
-      <w:hyperlink r:id="rId22">
-        <w:r>
-          <w:rPr>
-            <w:lang w:val="zh_TW" w:bidi="zh_TW"/>
-          </w:rPr>
-          <w:rPr>
-            <w:color w:val="0000EE"/>
-            <w:u w:val="single"/>
-          </w:rPr>
-          <w:t>太24:9</w:t>
-        </w:r>
-      </w:hyperlink>
-      <w:r>
-        <w:rPr>
-          <w:lang w:val="zh_TW" w:bidi="zh_TW"/>
-        </w:rPr>
-        <w:t>）。這教導指向一個觀念，即患難將在歷史上影響許多地方的基督徒。耶穌對十二門徒預言，說他們將成為災難的直接受害者（</w:t>
-      </w:r>
-      <w:hyperlink r:id="rId23">
-        <w:r>
-          <w:rPr>
-            <w:lang w:val="zh_TW" w:bidi="zh_TW"/>
-          </w:rPr>
-          <w:rPr>
-            <w:color w:val="0000EE"/>
-            <w:u w:val="single"/>
-          </w:rPr>
-          <w:t>太24:8</w:t>
-        </w:r>
-      </w:hyperlink>
-      <w:r>
-        <w:rPr>
-          <w:lang w:val="zh_TW" w:bidi="zh_TW"/>
-        </w:rPr>
-        <w:t>），就是明確的起點。</w:t>
-      </w:r>
-    </w:p>
-    <w:p>
-      <w:pPr/>
-      <w:r>
-        <w:rPr>
-          <w:lang w:val="zh_TW" w:bidi="zh_TW"/>
-        </w:rPr>
-      </w:r>
-      <w:r>
-        <w:rPr>
-          <w:lang w:val="zh_TW" w:bidi="zh_TW"/>
-        </w:rPr>
-        <w:t>同一群門徒將見證先知但以理所預言的耶路撒冷「大災難」（</w:t>
-      </w:r>
-      <w:hyperlink r:id="rId24">
-        <w:r>
-          <w:rPr>
-            <w:lang w:val="zh_TW" w:bidi="zh_TW"/>
-          </w:rPr>
-          <w:rPr>
-            <w:color w:val="0000EE"/>
-            <w:u w:val="single"/>
-          </w:rPr>
-          <w:t>太24:15</w:t>
+          <w:t>可11:9–10；</w:t>
         </w:r>
       </w:hyperlink>
       <w:hyperlink r:id="rId18">
@@ -632,10 +360,16 @@
             <w:color w:val="0000EE"/>
             <w:u w:val="single"/>
           </w:rPr>
-          <w:t>–</w:t>
+          <w:t>約12:13</w:t>
         </w:r>
       </w:hyperlink>
-      <w:hyperlink r:id="rId24">
+      <w:r>
+        <w:rPr>
+          <w:lang w:val="zh_TW" w:bidi="zh_TW"/>
+        </w:rPr>
+        <w:t>）。然後他們說：「奉耶和華名來的是應當稱頌的！」（</w:t>
+      </w:r>
+      <w:hyperlink r:id="rId19">
         <w:r>
           <w:rPr>
             <w:lang w:val="zh_TW" w:bidi="zh_TW"/>
@@ -644,16 +378,44 @@
             <w:color w:val="0000EE"/>
             <w:u w:val="single"/>
           </w:rPr>
-          <w:t>21</w:t>
+          <w:t>詩118:26</w:t>
         </w:r>
       </w:hyperlink>
       <w:r>
         <w:rPr>
           <w:lang w:val="zh_TW" w:bidi="zh_TW"/>
         </w:rPr>
-        <w:t>）。這段經文清楚表明，耶穌指的是公元70年耶路撒冷被毀滅。耶路撒冷被羅馬軍團攻陷，被視為持續大災難的象徵。馬太本人在</w:t>
-      </w:r>
-      <w:hyperlink r:id="rId25">
+        <w:t>）。這表明群眾正在迎接耶穌為彌賽亞（神所揀選的救主）。</w:t>
+      </w:r>
+    </w:p>
+    <w:p>
+      <w:pPr/>
+      <w:r>
+        <w:rPr>
+          <w:lang w:val="zh_TW" w:bidi="zh_TW"/>
+        </w:rPr>
+      </w:r>
+      <w:r>
+        <w:rPr>
+          <w:lang w:val="zh_TW" w:bidi="zh_TW"/>
+        </w:rPr>
+        <w:t>在耶穌之前，人們就已認為「奉耶和華名來的是應當稱頌的」這句話指向彌賽亞。也可能「和散那」一詞本身就帶有關於彌賽亞的含義。</w:t>
+      </w:r>
+    </w:p>
+    <w:p>
+      <w:pPr/>
+      <w:r>
+        <w:rPr>
+          <w:lang w:val="zh_TW" w:bidi="zh_TW"/>
+        </w:rPr>
+      </w:r>
+      <w:r>
+        <w:rPr>
+          <w:lang w:val="zh_TW" w:bidi="zh_TW"/>
+        </w:rPr>
+        <w:t>耶穌進入耶路撒冷時，群眾的其他稱呼也支持這一觀點。在</w:t>
+      </w:r>
+      <w:hyperlink r:id="rId16">
         <w:r>
           <w:rPr>
             <w:lang w:val="zh_TW" w:bidi="zh_TW"/>
@@ -662,28 +424,16 @@
             <w:color w:val="0000EE"/>
             <w:u w:val="single"/>
           </w:rPr>
-          <w:t>二十四章15節</w:t>
+          <w:t>馬太福音二十章9節</w:t>
         </w:r>
       </w:hyperlink>
       <w:r>
         <w:rPr>
           <w:lang w:val="zh_TW" w:bidi="zh_TW"/>
         </w:rPr>
-        <w:t>中作了評語，說「</w:t>
-      </w:r>
-      <w:r>
-        <w:rPr>
-          <w:lang w:val="zh_TW" w:bidi="zh_TW"/>
-        </w:rPr>
-        <w:t>讀這經的人須要會意</w:t>
-      </w:r>
-      <w:r>
-        <w:rPr>
-          <w:lang w:val="zh_TW" w:bidi="zh_TW"/>
-        </w:rPr>
-        <w:t>」。這提醒了他的原始讀者，耶穌的預言會在他們有生之年應驗。</w:t>
-      </w:r>
-      <w:hyperlink r:id="rId26">
+        <w:t>中，耶穌被稱為「大衛的子孫」；在</w:t>
+      </w:r>
+      <w:hyperlink r:id="rId20">
         <w:r>
           <w:rPr>
             <w:lang w:val="zh_TW" w:bidi="zh_TW"/>
@@ -692,70 +442,15 @@
             <w:color w:val="0000EE"/>
             <w:u w:val="single"/>
           </w:rPr>
-          <w:t>路加福音二十一章20至24節</w:t>
+          <w:t>馬可福音十一章10節</w:t>
         </w:r>
       </w:hyperlink>
       <w:r>
         <w:rPr>
           <w:lang w:val="zh_TW" w:bidi="zh_TW"/>
         </w:rPr>
-        <w:t>的平行段落清楚表明，非猶太人將在猶太耶路撒冷毀滅後長期統治。這就是公元70年耶路撒冷淪陷後發生的事情。</w:t>
-      </w:r>
-    </w:p>
-    <w:p>
-      <w:pPr>
-        <w:pStyle w:val="Heading3"/>
-      </w:pPr>
-      <w:r>
-        <w:rPr>
-          <w:lang w:val="zh_TW" w:bidi="zh_TW"/>
-        </w:rPr>
-        <w:t>基督徒應如何回應患難？</w:t>
-      </w:r>
-    </w:p>
-    <w:p>
-      <w:pPr/>
-      <w:r>
-        <w:rPr>
-          <w:lang w:val="zh_TW" w:bidi="zh_TW"/>
-        </w:rPr>
-      </w:r>
-      <w:r>
-        <w:rPr>
-          <w:lang w:val="zh_TW" w:bidi="zh_TW"/>
-        </w:rPr>
-        <w:t>新約聖經警告信徒，要知道患難將會發生。新約聖經也定義了信徒對患難的適當回應：</w:t>
-      </w:r>
-    </w:p>
-    <w:p>
-      <w:pPr>
-        <w:pStyle w:val="ListBullet"/>
-        <w:spacing w:line="240" w:lineRule="auto"/>
-        <w:ind w:left="720"/>
-      </w:pPr>
-      <w:r>
-        <w:rPr>
-          <w:lang w:val="zh_TW" w:bidi="zh_TW"/>
-        </w:rPr>
-      </w:r>
-      <w:r>
-        <w:rPr>
-          <w:lang w:val="zh_TW" w:bidi="zh_TW"/>
-        </w:rPr>
-        <w:t>基督徒應該在苦難中滿有喜樂，因為他們結出好果子。患難能使人生出忍耐和老練的力量（</w:t>
-      </w:r>
-      <w:hyperlink r:id="rId27">
-        <w:r>
-          <w:rPr>
-            <w:lang w:val="zh_TW" w:bidi="zh_TW"/>
-          </w:rPr>
-          <w:rPr>
-            <w:color w:val="0000EE"/>
-            <w:u w:val="single"/>
-          </w:rPr>
-          <w:t>羅5:3</w:t>
-        </w:r>
-      </w:hyperlink>
+        <w:t>中，提到了「我祖大衛之國」。在</w:t>
+      </w:r>
       <w:hyperlink r:id="rId18">
         <w:r>
           <w:rPr>
@@ -765,116 +460,14 @@
             <w:color w:val="0000EE"/>
             <w:u w:val="single"/>
           </w:rPr>
-          <w:t>–</w:t>
+          <w:t>約翰福音十二章13節</w:t>
         </w:r>
       </w:hyperlink>
-      <w:hyperlink r:id="rId27">
-        <w:r>
-          <w:rPr>
-            <w:lang w:val="zh_TW" w:bidi="zh_TW"/>
-          </w:rPr>
-          <w:rPr>
-            <w:color w:val="0000EE"/>
-            <w:u w:val="single"/>
-          </w:rPr>
-          <w:t>4</w:t>
-        </w:r>
-      </w:hyperlink>
-      <w:r>
-        <w:rPr>
-          <w:lang w:val="zh_TW" w:bidi="zh_TW"/>
-        </w:rPr>
-        <w:t>）。</w:t>
-      </w:r>
-    </w:p>
-    <w:p>
-      <w:pPr>
-        <w:pStyle w:val="ListBullet"/>
-        <w:spacing w:line="240" w:lineRule="auto"/>
-        <w:ind w:left="720"/>
-      </w:pPr>
-      <w:r>
-        <w:rPr>
-          <w:lang w:val="zh_TW" w:bidi="zh_TW"/>
-        </w:rPr>
-      </w:r>
-      <w:r>
-        <w:rPr>
-          <w:lang w:val="zh_TW" w:bidi="zh_TW"/>
-        </w:rPr>
-        <w:t>他們應該心存忍耐，因為神會安慰忠心的人（</w:t>
-      </w:r>
-      <w:hyperlink r:id="rId28">
-        <w:r>
-          <w:rPr>
-            <w:lang w:val="zh_TW" w:bidi="zh_TW"/>
-          </w:rPr>
-          <w:rPr>
-            <w:color w:val="0000EE"/>
-            <w:u w:val="single"/>
-          </w:rPr>
-          <w:t>羅12:12</w:t>
-        </w:r>
-      </w:hyperlink>
-      <w:r>
-        <w:rPr>
-          <w:lang w:val="zh_TW" w:bidi="zh_TW"/>
-        </w:rPr>
-        <w:t>；</w:t>
-      </w:r>
-      <w:hyperlink r:id="rId29">
-        <w:r>
-          <w:rPr>
-            <w:lang w:val="zh_TW" w:bidi="zh_TW"/>
-          </w:rPr>
-          <w:rPr>
-            <w:color w:val="0000EE"/>
-            <w:u w:val="single"/>
-          </w:rPr>
-          <w:t>林後1:4</w:t>
-        </w:r>
-      </w:hyperlink>
-      <w:r>
-        <w:rPr>
-          <w:lang w:val="zh_TW" w:bidi="zh_TW"/>
-        </w:rPr>
-        <w:t>）。</w:t>
-      </w:r>
-    </w:p>
-    <w:p>
-      <w:pPr>
-        <w:pStyle w:val="ListBullet"/>
-        <w:spacing w:line="240" w:lineRule="auto"/>
-        <w:ind w:left="720"/>
-      </w:pPr>
-      <w:r>
-        <w:rPr>
-          <w:lang w:val="zh_TW" w:bidi="zh_TW"/>
-        </w:rPr>
-      </w:r>
-      <w:r>
-        <w:rPr>
-          <w:lang w:val="zh_TW" w:bidi="zh_TW"/>
-        </w:rPr>
-        <w:t>他們應該明白，患難是為了預備信徒，迎接在永恆中的榮耀（</w:t>
-      </w:r>
-      <w:hyperlink r:id="rId30">
-        <w:r>
-          <w:rPr>
-            <w:lang w:val="zh_TW" w:bidi="zh_TW"/>
-          </w:rPr>
-          <w:rPr>
-            <w:color w:val="0000EE"/>
-            <w:u w:val="single"/>
-          </w:rPr>
-          <w:t>林後4:17</w:t>
-        </w:r>
-      </w:hyperlink>
-      <w:r>
-        <w:rPr>
-          <w:lang w:val="zh_TW" w:bidi="zh_TW"/>
-        </w:rPr>
-        <w:t>）。</w:t>
+      <w:r>
+        <w:rPr>
+          <w:lang w:val="zh_TW" w:bidi="zh_TW"/>
+        </w:rPr>
+        <w:t>中，耶穌被稱為「以色列王」。這些稱呼都表明群眾相信耶穌是彌賽亞。</w:t>
       </w:r>
     </w:p>
     <w:p>
@@ -888,7 +481,7 @@
         <w:rPr>
           <w:lang w:val="zh_TW" w:bidi="zh_TW"/>
         </w:rPr>
-        <w:t>在歷史上，基督徒享有財富和自由是罕見的。歷史上大多數信徒都經歷苦難。教會一直是遭受逼迫的小數群體，在一個不友好的世界堅忍。對於免受患難的基督徒來說，患難似乎適用歷史上較後的時段。</w:t>
+        <w:t>當群眾高喊「和散那」時，我們不必認為他們是在期待脫離羅馬的統治。他們可能並不清楚耶穌會如何拯救他們。我們所能確定的是，他們相信耶穌是神所差派來拯救他們的。如果這種讚美中沒有耶穌認為是正確敬拜的元素，祂大概也不會接受。直到耶穌死而復活後，人們才真正明白耶穌作為彌賽亞的真意。</w:t>
       </w:r>
     </w:p>
     <w:p>
@@ -900,46 +493,10 @@
       </w:r>
       <w:r>
         <w:rPr>
-          <w:lang w:val="zh_TW" w:bidi="zh_TW"/>
-        </w:rPr>
-        <w:t>大多數基督徒正面臨壓迫、拒絕、困難和迫害。由於這個原因，耶穌預言的患難是持續存在的現實。患難的嚴重程度可能會有所不同，惟基督的承諾依然真實：「</w:t>
-      </w:r>
-      <w:r>
-        <w:rPr>
-          <w:lang w:val="zh_TW" w:bidi="zh_TW"/>
-        </w:rPr>
-        <w:t>在世上，你們有苦難；但你們可以放心，我已經勝了世界。</w:t>
-      </w:r>
-      <w:r>
-        <w:rPr>
-          <w:lang w:val="zh_TW" w:bidi="zh_TW"/>
-        </w:rPr>
-        <w:t>」（</w:t>
-      </w:r>
-      <w:hyperlink r:id="rId31">
-        <w:r>
-          <w:rPr>
-            <w:lang w:val="zh_TW" w:bidi="zh_TW"/>
-          </w:rPr>
-          <w:rPr>
-            <w:color w:val="0000EE"/>
-            <w:u w:val="single"/>
-          </w:rPr>
-          <w:t>約16:33</w:t>
-        </w:r>
-      </w:hyperlink>
-      <w:r>
-        <w:rPr>
-          <w:lang w:val="zh_TW" w:bidi="zh_TW"/>
-        </w:rPr>
-        <w:t>）。</w:t>
-      </w:r>
-      <w:r>
-        <w:rPr>
           <w:i/>
           <w:lang w:val="zh_TW" w:bidi="zh_TW"/>
         </w:rPr>
-        <w:t>見</w:t>
+        <w:t>另見</w:t>
       </w:r>
       <w:r>
         <w:rPr>
@@ -951,31 +508,19 @@
         <w:rPr>
           <w:lang w:val="zh_TW" w:bidi="zh_TW"/>
         </w:rPr>
-        <w:t>苦難</w:t>
-      </w:r>
-      <w:r>
-        <w:rPr>
-          <w:lang w:val="zh_TW" w:bidi="zh_TW"/>
-        </w:rPr>
-        <w:t>；</w:t>
-      </w:r>
-      <w:r>
-        <w:rPr>
-          <w:lang w:val="zh_TW" w:bidi="zh_TW"/>
-        </w:rPr>
-        <w:t>末世論</w:t>
-      </w:r>
-      <w:r>
-        <w:rPr>
-          <w:lang w:val="zh_TW" w:bidi="zh_TW"/>
-        </w:rPr>
-        <w:t>；</w:t>
-      </w:r>
-      <w:r>
-        <w:rPr>
-          <w:lang w:val="zh_TW" w:bidi="zh_TW"/>
-        </w:rPr>
-        <w:t>迫害</w:t>
+        <w:t>讚美詩；</w:t>
+      </w:r>
+      <w:r>
+        <w:rPr>
+          <w:lang w:val="zh_TW" w:bidi="zh_TW"/>
+        </w:rPr>
+        <w:t>哈利路亞；</w:t>
+      </w:r>
+      <w:r>
+        <w:rPr>
+          <w:lang w:val="zh_TW" w:bidi="zh_TW"/>
+        </w:rPr>
+        <w:t>彌賽亞</w:t>
       </w:r>
       <w:r>
         <w:rPr>

--- a/zht/docx/051.content.docx
+++ b/zht/docx/051.content.docx
@@ -212,6 +212,5008 @@
         <w:rPr>
           <w:lang w:val="zh_TW" w:bidi="zh_TW"/>
         </w:rPr>
+        <w:t>何西阿書</w:t>
+      </w:r>
+      <w:r>
+        <w:rPr>
+          <w:lang w:val="zh_TW" w:bidi="zh_TW"/>
+        </w:rPr>
+      </w:r>
+    </w:p>
+    <w:p>
+      <w:pPr/>
+      <w:r>
+        <w:rPr>
+          <w:lang w:val="zh_TW" w:bidi="zh_TW"/>
+        </w:rPr>
+      </w:r>
+      <w:r>
+        <w:rPr>
+          <w:lang w:val="zh_TW" w:bidi="zh_TW"/>
+        </w:rPr>
+        <w:t>何西阿書在舊約聖經書卷的傳統次序中，是十二小先知書的第一卷，成書於公元前八世紀後期。</w:t>
+      </w:r>
+    </w:p>
+    <w:p>
+      <w:pPr/>
+      <w:r>
+        <w:rPr>
+          <w:lang w:val="zh_TW" w:bidi="zh_TW"/>
+        </w:rPr>
+      </w:r>
+      <w:r>
+        <w:rPr>
+          <w:lang w:val="zh_TW" w:bidi="zh_TW"/>
+        </w:rPr>
+        <w:t>何西阿是在以色列北國最後的歲月中，向百姓宣講神話語的先知，也是唯一一位長期居住在北國並事奉的先知。神揀選何西阿，為要揭露當時以色列普遍存在的信仰背離與道德敗壞的光景。何西阿呼籲百姓要悔改、離棄惡行，歸回耶和華；同時，也透過何西阿自身的生命經歷，神也彰顯出祂對以色列那份信實、不改變、且永不止息的愛。</w:t>
+      </w:r>
+    </w:p>
+    <w:p>
+      <w:pPr>
+        <w:pStyle w:val="Heading3"/>
+      </w:pPr>
+      <w:r>
+        <w:rPr>
+          <w:lang w:val="zh_TW" w:bidi="zh_TW"/>
+        </w:rPr>
+        <w:t>概述</w:t>
+      </w:r>
+    </w:p>
+    <w:p>
+      <w:pPr>
+        <w:pStyle w:val="ListBullet"/>
+        <w:spacing w:line="240" w:lineRule="auto"/>
+        <w:ind w:left="720"/>
+      </w:pPr>
+      <w:r>
+        <w:rPr>
+          <w:lang w:val="zh_TW" w:bidi="zh_TW"/>
+        </w:rPr>
+      </w:r>
+      <w:r>
+        <w:rPr>
+          <w:lang w:val="zh_TW" w:bidi="zh_TW"/>
+        </w:rPr>
+        <w:t>何西阿書的的作者是誰？</w:t>
+      </w:r>
+    </w:p>
+    <w:p>
+      <w:pPr>
+        <w:pStyle w:val="ListBullet"/>
+        <w:spacing w:line="240" w:lineRule="auto"/>
+        <w:ind w:left="720"/>
+      </w:pPr>
+      <w:r>
+        <w:rPr>
+          <w:lang w:val="zh_TW" w:bidi="zh_TW"/>
+        </w:rPr>
+      </w:r>
+      <w:r>
+        <w:rPr>
+          <w:lang w:val="zh_TW" w:bidi="zh_TW"/>
+        </w:rPr>
+        <w:t>何西阿書是否具有歷史真實性？</w:t>
+      </w:r>
+    </w:p>
+    <w:p>
+      <w:pPr>
+        <w:pStyle w:val="ListBullet"/>
+        <w:spacing w:line="240" w:lineRule="auto"/>
+        <w:ind w:left="720"/>
+      </w:pPr>
+      <w:r>
+        <w:rPr>
+          <w:lang w:val="zh_TW" w:bidi="zh_TW"/>
+        </w:rPr>
+      </w:r>
+      <w:r>
+        <w:rPr>
+          <w:lang w:val="zh_TW" w:bidi="zh_TW"/>
+        </w:rPr>
+        <w:t>何西阿書的故事內容是什麼？</w:t>
+      </w:r>
+    </w:p>
+    <w:p>
+      <w:pPr>
+        <w:pStyle w:val="ListBullet"/>
+        <w:spacing w:line="240" w:lineRule="auto"/>
+        <w:ind w:left="720"/>
+      </w:pPr>
+      <w:r>
+        <w:rPr>
+          <w:lang w:val="zh_TW" w:bidi="zh_TW"/>
+        </w:rPr>
+      </w:r>
+      <w:r>
+        <w:rPr>
+          <w:lang w:val="zh_TW" w:bidi="zh_TW"/>
+        </w:rPr>
+        <w:t>何西阿書於何時寫成？</w:t>
+      </w:r>
+    </w:p>
+    <w:p>
+      <w:pPr>
+        <w:pStyle w:val="ListBullet"/>
+        <w:spacing w:line="240" w:lineRule="auto"/>
+        <w:ind w:left="720"/>
+      </w:pPr>
+      <w:r>
+        <w:rPr>
+          <w:lang w:val="zh_TW" w:bidi="zh_TW"/>
+        </w:rPr>
+      </w:r>
+      <w:r>
+        <w:rPr>
+          <w:lang w:val="zh_TW" w:bidi="zh_TW"/>
+        </w:rPr>
+        <w:t>何西阿書寫於何地？寫給誰？</w:t>
+      </w:r>
+    </w:p>
+    <w:p>
+      <w:pPr>
+        <w:pStyle w:val="ListBullet"/>
+        <w:spacing w:line="240" w:lineRule="auto"/>
+        <w:ind w:left="720"/>
+      </w:pPr>
+      <w:r>
+        <w:rPr>
+          <w:lang w:val="zh_TW" w:bidi="zh_TW"/>
+        </w:rPr>
+      </w:r>
+      <w:r>
+        <w:rPr>
+          <w:lang w:val="zh_TW" w:bidi="zh_TW"/>
+        </w:rPr>
+        <w:t>為何要寫何西阿書？</w:t>
+      </w:r>
+    </w:p>
+    <w:p>
+      <w:pPr>
+        <w:pStyle w:val="ListBullet"/>
+        <w:spacing w:line="240" w:lineRule="auto"/>
+        <w:ind w:left="720"/>
+      </w:pPr>
+      <w:r>
+        <w:rPr>
+          <w:lang w:val="zh_TW" w:bidi="zh_TW"/>
+        </w:rPr>
+      </w:r>
+      <w:r>
+        <w:rPr>
+          <w:lang w:val="zh_TW" w:bidi="zh_TW"/>
+        </w:rPr>
+        <w:t>何西阿書的主題是什麼？</w:t>
+      </w:r>
+    </w:p>
+    <w:p>
+      <w:pPr>
+        <w:pStyle w:val="ListBullet"/>
+        <w:spacing w:line="240" w:lineRule="auto"/>
+        <w:ind w:left="720"/>
+      </w:pPr>
+      <w:r>
+        <w:rPr>
+          <w:lang w:val="zh_TW" w:bidi="zh_TW"/>
+        </w:rPr>
+      </w:r>
+      <w:r>
+        <w:rPr>
+          <w:lang w:val="zh_TW" w:bidi="zh_TW"/>
+        </w:rPr>
+        <w:t>何西阿書的核心信息是什麼？</w:t>
+      </w:r>
+    </w:p>
+    <w:p>
+      <w:pPr>
+        <w:pStyle w:val="Heading3"/>
+      </w:pPr>
+      <w:r>
+        <w:rPr>
+          <w:lang w:val="zh_TW" w:bidi="zh_TW"/>
+        </w:rPr>
+        <w:t>何西阿書的作者是誰？</w:t>
+      </w:r>
+    </w:p>
+    <w:p>
+      <w:pPr/>
+      <w:r>
+        <w:rPr>
+          <w:lang w:val="zh_TW" w:bidi="zh_TW"/>
+        </w:rPr>
+      </w:r>
+      <w:r>
+        <w:rPr>
+          <w:lang w:val="zh_TW" w:bidi="zh_TW"/>
+        </w:rPr>
+        <w:t>何西阿的事奉至少持續了三十八年，約在公元前 753 年至 715 年間。無論他出身於農民階層，或以色列較富裕的社會群體，他都顯示出相當的學識。</w:t>
+      </w:r>
+    </w:p>
+    <w:p>
+      <w:pPr/>
+      <w:r>
+        <w:rPr>
+          <w:lang w:val="zh_TW" w:bidi="zh_TW"/>
+        </w:rPr>
+      </w:r>
+      <w:r>
+        <w:rPr>
+          <w:lang w:val="zh_TW" w:bidi="zh_TW"/>
+        </w:rPr>
+        <w:t>何西阿與妓女歌篾的婚姻，在當時極可能引起極大的爭議。並在歷世歷代的讀者與解經家之間引發熱烈的討論。然而，從信仰的角度來看，歌篾確是眾所皆知的妓女；何西阿蒙召娶她，並非出於個人感情，而是要成為以色列屬靈不忠的具體象徵，並藉此彰顯神對悖逆子民不變的慈愛與信實的盟約之愛。</w:t>
+      </w:r>
+    </w:p>
+    <w:p>
+      <w:pPr>
+        <w:pStyle w:val="Heading3"/>
+      </w:pPr>
+      <w:r>
+        <w:rPr>
+          <w:lang w:val="zh_TW" w:bidi="zh_TW"/>
+        </w:rPr>
+        <w:t>何西阿書是否具有歷史真實性？</w:t>
+      </w:r>
+    </w:p>
+    <w:p>
+      <w:pPr/>
+      <w:r>
+        <w:rPr>
+          <w:lang w:val="zh_TW" w:bidi="zh_TW"/>
+        </w:rPr>
+      </w:r>
+      <w:r>
+        <w:rPr>
+          <w:lang w:val="zh_TW" w:bidi="zh_TW"/>
+        </w:rPr>
+        <w:t>多數學者認同何西阿書具有高度的歷史真實性與文學整體性。然而，學界主要聚焦於兩項討論焦點：</w:t>
+      </w:r>
+    </w:p>
+    <w:p>
+      <w:pPr>
+        <w:pStyle w:val="ListNumber"/>
+        <w:numPr>
+          <w:ilvl w:val="0"/>
+          <w:numId w:val="14"/>
+        </w:numPr>
+        <w:spacing w:line="240" w:lineRule="auto"/>
+        <w:ind w:left="720"/>
+      </w:pPr>
+      <w:r>
+        <w:rPr>
+          <w:lang w:val="zh_TW" w:bidi="zh_TW"/>
+        </w:rPr>
+      </w:r>
+      <w:r>
+        <w:rPr>
+          <w:lang w:val="zh_TW" w:bidi="zh_TW"/>
+        </w:rPr>
+        <w:t>書中提及猶大的經文段落（例：</w:t>
+      </w:r>
+      <w:hyperlink r:id="rId13">
+        <w:r>
+          <w:rPr>
+            <w:lang w:val="zh_TW" w:bidi="zh_TW"/>
+          </w:rPr>
+          <w:rPr>
+            <w:color w:val="0000EE"/>
+            <w:u w:val="single"/>
+          </w:rPr>
+          <w:t>何1:1</w:t>
+        </w:r>
+      </w:hyperlink>
+      <w:r>
+        <w:rPr>
+          <w:lang w:val="zh_TW" w:bidi="zh_TW"/>
+        </w:rPr>
+        <w:t>、</w:t>
+      </w:r>
+      <w:hyperlink r:id="rId13">
+        <w:r>
+          <w:rPr>
+            <w:lang w:val="zh_TW" w:bidi="zh_TW"/>
+          </w:rPr>
+          <w:rPr>
+            <w:color w:val="0000EE"/>
+            <w:u w:val="single"/>
+          </w:rPr>
+          <w:t>7</w:t>
+        </w:r>
+      </w:hyperlink>
+      <w:r>
+        <w:rPr>
+          <w:lang w:val="zh_TW" w:bidi="zh_TW"/>
+        </w:rPr>
+        <w:t>、</w:t>
+      </w:r>
+      <w:hyperlink r:id="rId13">
+        <w:r>
+          <w:rPr>
+            <w:lang w:val="zh_TW" w:bidi="zh_TW"/>
+          </w:rPr>
+          <w:rPr>
+            <w:color w:val="0000EE"/>
+            <w:u w:val="single"/>
+          </w:rPr>
+          <w:t>11</w:t>
+        </w:r>
+      </w:hyperlink>
+      <w:r>
+        <w:rPr>
+          <w:lang w:val="zh_TW" w:bidi="zh_TW"/>
+        </w:rPr>
+        <w:t>，</w:t>
+      </w:r>
+      <w:hyperlink r:id="rId14">
+        <w:r>
+          <w:rPr>
+            <w:lang w:val="zh_TW" w:bidi="zh_TW"/>
+          </w:rPr>
+          <w:rPr>
+            <w:color w:val="0000EE"/>
+            <w:u w:val="single"/>
+          </w:rPr>
+          <w:t>4:15</w:t>
+        </w:r>
+      </w:hyperlink>
+      <w:r>
+        <w:rPr>
+          <w:lang w:val="zh_TW" w:bidi="zh_TW"/>
+        </w:rPr>
+        <w:t>，</w:t>
+      </w:r>
+      <w:hyperlink r:id="rId15">
+        <w:r>
+          <w:rPr>
+            <w:lang w:val="zh_TW" w:bidi="zh_TW"/>
+          </w:rPr>
+          <w:rPr>
+            <w:color w:val="0000EE"/>
+            <w:u w:val="single"/>
+          </w:rPr>
+          <w:t>5:5</w:t>
+        </w:r>
+      </w:hyperlink>
+      <w:r>
+        <w:rPr>
+          <w:lang w:val="zh_TW" w:bidi="zh_TW"/>
+        </w:rPr>
+        <w:t>、</w:t>
+      </w:r>
+      <w:hyperlink r:id="rId15">
+        <w:r>
+          <w:rPr>
+            <w:lang w:val="zh_TW" w:bidi="zh_TW"/>
+          </w:rPr>
+          <w:rPr>
+            <w:color w:val="0000EE"/>
+            <w:u w:val="single"/>
+          </w:rPr>
+          <w:t>10</w:t>
+        </w:r>
+      </w:hyperlink>
+      <w:hyperlink r:id="rId15">
+        <w:r>
+          <w:rPr>
+            <w:lang w:val="zh_TW" w:bidi="zh_TW"/>
+          </w:rPr>
+          <w:rPr>
+            <w:color w:val="0000EE"/>
+            <w:u w:val="single"/>
+          </w:rPr>
+          <w:t>-1</w:t>
+        </w:r>
+      </w:hyperlink>
+      <w:r>
+        <w:rPr>
+          <w:lang w:val="zh_TW" w:bidi="zh_TW"/>
+        </w:rPr>
+        <w:t>4，</w:t>
+      </w:r>
+      <w:hyperlink r:id="rId16">
+        <w:r>
+          <w:rPr>
+            <w:lang w:val="zh_TW" w:bidi="zh_TW"/>
+          </w:rPr>
+          <w:rPr>
+            <w:color w:val="0000EE"/>
+            <w:u w:val="single"/>
+          </w:rPr>
+          <w:t>6:4</w:t>
+        </w:r>
+      </w:hyperlink>
+      <w:r>
+        <w:rPr>
+          <w:lang w:val="zh_TW" w:bidi="zh_TW"/>
+        </w:rPr>
+        <w:t>、</w:t>
+      </w:r>
+      <w:hyperlink r:id="rId16">
+        <w:r>
+          <w:rPr>
+            <w:lang w:val="zh_TW" w:bidi="zh_TW"/>
+          </w:rPr>
+          <w:rPr>
+            <w:color w:val="0000EE"/>
+            <w:u w:val="single"/>
+          </w:rPr>
+          <w:t>11</w:t>
+        </w:r>
+      </w:hyperlink>
+      <w:r>
+        <w:rPr>
+          <w:lang w:val="zh_TW" w:bidi="zh_TW"/>
+        </w:rPr>
+        <w:t>，</w:t>
+      </w:r>
+      <w:hyperlink r:id="rId17">
+        <w:r>
+          <w:rPr>
+            <w:lang w:val="zh_TW" w:bidi="zh_TW"/>
+          </w:rPr>
+          <w:rPr>
+            <w:color w:val="0000EE"/>
+            <w:u w:val="single"/>
+          </w:rPr>
+          <w:t>8:14</w:t>
+        </w:r>
+      </w:hyperlink>
+      <w:r>
+        <w:rPr>
+          <w:lang w:val="zh_TW" w:bidi="zh_TW"/>
+        </w:rPr>
+        <w:t>，</w:t>
+      </w:r>
+      <w:hyperlink r:id="rId18">
+        <w:r>
+          <w:rPr>
+            <w:lang w:val="zh_TW" w:bidi="zh_TW"/>
+          </w:rPr>
+          <w:rPr>
+            <w:color w:val="0000EE"/>
+            <w:u w:val="single"/>
+          </w:rPr>
+          <w:t>11:12</w:t>
+        </w:r>
+      </w:hyperlink>
+      <w:r>
+        <w:rPr>
+          <w:lang w:val="zh_TW" w:bidi="zh_TW"/>
+        </w:rPr>
+        <w:t>，</w:t>
+      </w:r>
+      <w:hyperlink r:id="rId19">
+        <w:r>
+          <w:rPr>
+            <w:lang w:val="zh_TW" w:bidi="zh_TW"/>
+          </w:rPr>
+          <w:rPr>
+            <w:color w:val="0000EE"/>
+            <w:u w:val="single"/>
+          </w:rPr>
+          <w:t>12:2</w:t>
+        </w:r>
+      </w:hyperlink>
+      <w:r>
+        <w:rPr>
+          <w:lang w:val="zh_TW" w:bidi="zh_TW"/>
+        </w:rPr>
+        <w:t>）</w:t>
+      </w:r>
+    </w:p>
+    <w:p>
+      <w:pPr>
+        <w:pStyle w:val="ListNumber"/>
+        <w:spacing w:line="240" w:lineRule="auto"/>
+        <w:ind w:left="720"/>
+      </w:pPr>
+      <w:r>
+        <w:rPr>
+          <w:lang w:val="zh_TW" w:bidi="zh_TW"/>
+        </w:rPr>
+      </w:r>
+      <w:r>
+        <w:rPr>
+          <w:lang w:val="zh_TW" w:bidi="zh_TW"/>
+        </w:rPr>
+        <w:t>論及未來祝福與民族拯救的段落（例：</w:t>
+      </w:r>
+      <w:hyperlink r:id="rId20">
+        <w:r>
+          <w:rPr>
+            <w:lang w:val="zh_TW" w:bidi="zh_TW"/>
+          </w:rPr>
+          <w:rPr>
+            <w:color w:val="0000EE"/>
+            <w:u w:val="single"/>
+          </w:rPr>
+          <w:t>何11:8–11</w:t>
+        </w:r>
+      </w:hyperlink>
+      <w:r>
+        <w:rPr>
+          <w:lang w:val="zh_TW" w:bidi="zh_TW"/>
+        </w:rPr>
+        <w:t>，</w:t>
+      </w:r>
+      <w:hyperlink r:id="rId21">
+        <w:r>
+          <w:rPr>
+            <w:lang w:val="zh_TW" w:bidi="zh_TW"/>
+          </w:rPr>
+          <w:rPr>
+            <w:color w:val="0000EE"/>
+            <w:u w:val="single"/>
+          </w:rPr>
+          <w:t>14:2–9</w:t>
+        </w:r>
+      </w:hyperlink>
+      <w:r>
+        <w:rPr>
+          <w:lang w:val="zh_TW" w:bidi="zh_TW"/>
+        </w:rPr>
+        <w:t>）</w:t>
+      </w:r>
+    </w:p>
+    <w:p>
+      <w:pPr/>
+      <w:r>
+        <w:rPr>
+          <w:lang w:val="zh_TW" w:bidi="zh_TW"/>
+        </w:rPr>
+      </w:r>
+      <w:r>
+        <w:rPr>
+          <w:lang w:val="zh_TW" w:bidi="zh_TW"/>
+        </w:rPr>
+        <w:t>何西阿提及猶大是可以理解的。作為神的僕人，他為北國以色列偏離大衛王朝正統、落入不敬虔君王的統治而深感憂傷。而北國由不敬虔的君王掌權必然面臨神的審判。藉著屬天的啓示，何西阿明白神對猶大與以色列的整體歷史的主權安排。</w:t>
+      </w:r>
+    </w:p>
+    <w:p>
+      <w:pPr/>
+      <w:r>
+        <w:rPr>
+          <w:lang w:val="zh_TW" w:bidi="zh_TW"/>
+        </w:rPr>
+      </w:r>
+      <w:r>
+        <w:rPr>
+          <w:lang w:val="zh_TW" w:bidi="zh_TW"/>
+        </w:rPr>
+        <w:t>此外，未來的拯救與祝福，並不會削弱神對罪惡的審判。正如何西阿對歌篾的愛與接納，並未否定她過去的罪行；和好與赦免，從來不是忽視罪，而是在悔改與公義中實現的恢復。</w:t>
+      </w:r>
+    </w:p>
+    <w:p>
+      <w:pPr>
+        <w:pStyle w:val="Heading3"/>
+      </w:pPr>
+      <w:r>
+        <w:rPr>
+          <w:lang w:val="zh_TW" w:bidi="zh_TW"/>
+        </w:rPr>
+        <w:t>何西阿書的故事內容是什麼？</w:t>
+      </w:r>
+    </w:p>
+    <w:p>
+      <w:pPr/>
+      <w:r>
+        <w:rPr>
+          <w:lang w:val="zh_TW" w:bidi="zh_TW"/>
+        </w:rPr>
+      </w:r>
+      <w:r>
+        <w:rPr>
+          <w:lang w:val="zh_TW" w:bidi="zh_TW"/>
+        </w:rPr>
+        <w:t>何西阿生活於以色列北國最繁榮的時期，是耶羅波安二世在位期間（約公元前793年至753年）。他同時也見證了北國以色列在公元前722年被亞述攻陷、百姓被擄的國難。</w:t>
+      </w:r>
+    </w:p>
+    <w:p>
+      <w:pPr/>
+      <w:r>
+        <w:rPr>
+          <w:lang w:val="zh_TW" w:bidi="zh_TW"/>
+        </w:rPr>
+      </w:r>
+      <w:hyperlink r:id="rId22">
+        <w:r>
+          <w:rPr>
+            <w:lang w:val="zh_TW" w:bidi="zh_TW"/>
+          </w:rPr>
+          <w:rPr>
+            <w:color w:val="0000EE"/>
+            <w:u w:val="single"/>
+          </w:rPr>
+          <w:t>何西阿書一章1節</w:t>
+        </w:r>
+      </w:hyperlink>
+      <w:r>
+        <w:rPr>
+          <w:lang w:val="zh_TW" w:bidi="zh_TW"/>
+        </w:rPr>
+        <w:t xml:space="preserve"> 提到了幾位猶大的王：</w:t>
+      </w:r>
+    </w:p>
+    <w:p>
+      <w:pPr>
+        <w:pStyle w:val="ListBullet"/>
+        <w:spacing w:line="240" w:lineRule="auto"/>
+        <w:ind w:left="720"/>
+      </w:pPr>
+      <w:r>
+        <w:rPr>
+          <w:lang w:val="zh_TW" w:bidi="zh_TW"/>
+        </w:rPr>
+      </w:r>
+      <w:r>
+        <w:rPr>
+          <w:lang w:val="zh_TW" w:bidi="zh_TW"/>
+        </w:rPr>
+        <w:t>烏西雅</w:t>
+      </w:r>
+    </w:p>
+    <w:p>
+      <w:pPr>
+        <w:pStyle w:val="ListBullet"/>
+        <w:spacing w:line="240" w:lineRule="auto"/>
+        <w:ind w:left="720"/>
+      </w:pPr>
+      <w:r>
+        <w:rPr>
+          <w:lang w:val="zh_TW" w:bidi="zh_TW"/>
+        </w:rPr>
+      </w:r>
+      <w:r>
+        <w:rPr>
+          <w:lang w:val="zh_TW" w:bidi="zh_TW"/>
+        </w:rPr>
+        <w:t>約坦</w:t>
+      </w:r>
+    </w:p>
+    <w:p>
+      <w:pPr>
+        <w:pStyle w:val="ListBullet"/>
+        <w:spacing w:line="240" w:lineRule="auto"/>
+        <w:ind w:left="720"/>
+      </w:pPr>
+      <w:r>
+        <w:rPr>
+          <w:lang w:val="zh_TW" w:bidi="zh_TW"/>
+        </w:rPr>
+      </w:r>
+      <w:r>
+        <w:rPr>
+          <w:lang w:val="zh_TW" w:bidi="zh_TW"/>
+        </w:rPr>
+        <w:t>亞哈斯</w:t>
+      </w:r>
+    </w:p>
+    <w:p>
+      <w:pPr>
+        <w:pStyle w:val="ListBullet"/>
+        <w:spacing w:line="240" w:lineRule="auto"/>
+        <w:ind w:left="720"/>
+      </w:pPr>
+      <w:r>
+        <w:rPr>
+          <w:lang w:val="zh_TW" w:bidi="zh_TW"/>
+        </w:rPr>
+      </w:r>
+      <w:r>
+        <w:rPr>
+          <w:lang w:val="zh_TW" w:bidi="zh_TW"/>
+        </w:rPr>
+        <w:t>希西家</w:t>
+      </w:r>
+    </w:p>
+    <w:p>
+      <w:pPr/>
+      <w:r>
+        <w:rPr>
+          <w:lang w:val="zh_TW" w:bidi="zh_TW"/>
+        </w:rPr>
+      </w:r>
+      <w:r>
+        <w:rPr>
+          <w:lang w:val="zh_TW" w:bidi="zh_TW"/>
+        </w:rPr>
+        <w:t>同一節經文也提到了以色列的兩位王：</w:t>
+      </w:r>
+    </w:p>
+    <w:p>
+      <w:pPr>
+        <w:pStyle w:val="ListBullet"/>
+        <w:spacing w:line="240" w:lineRule="auto"/>
+        <w:ind w:left="720"/>
+      </w:pPr>
+      <w:r>
+        <w:rPr>
+          <w:lang w:val="zh_TW" w:bidi="zh_TW"/>
+        </w:rPr>
+      </w:r>
+      <w:r>
+        <w:rPr>
+          <w:lang w:val="zh_TW" w:bidi="zh_TW"/>
+        </w:rPr>
+        <w:t>約阿施</w:t>
+      </w:r>
+    </w:p>
+    <w:p>
+      <w:pPr>
+        <w:pStyle w:val="ListBullet"/>
+        <w:spacing w:line="240" w:lineRule="auto"/>
+        <w:ind w:left="720"/>
+      </w:pPr>
+      <w:r>
+        <w:rPr>
+          <w:lang w:val="zh_TW" w:bidi="zh_TW"/>
+        </w:rPr>
+      </w:r>
+      <w:r>
+        <w:rPr>
+          <w:lang w:val="zh_TW" w:bidi="zh_TW"/>
+        </w:rPr>
+        <w:t>耶羅波安</w:t>
+      </w:r>
+    </w:p>
+    <w:p>
+      <w:pPr/>
+      <w:r>
+        <w:rPr>
+          <w:lang w:val="zh_TW" w:bidi="zh_TW"/>
+        </w:rPr>
+      </w:r>
+      <w:r>
+        <w:rPr>
+          <w:lang w:val="zh_TW" w:bidi="zh_TW"/>
+        </w:rPr>
+        <w:t>烏西雅與約阿施、耶羅波安在位時間部分重疊；亞哈斯作猶大王時，正值亞述入侵並攻陷以色列；而希西家則可能在亞述擄掠期間與亞哈斯共同統治猶大。</w:t>
+      </w:r>
+    </w:p>
+    <w:p>
+      <w:pPr/>
+      <w:r>
+        <w:rPr>
+          <w:lang w:val="zh_TW" w:bidi="zh_TW"/>
+        </w:rPr>
+      </w:r>
+      <w:r>
+        <w:rPr>
+          <w:lang w:val="zh_TW" w:bidi="zh_TW"/>
+        </w:rPr>
+        <w:t>耶羅波安在位四十一年，但卻效法他父親尼八的惡行（</w:t>
+      </w:r>
+      <w:hyperlink r:id="rId23">
+        <w:r>
+          <w:rPr>
+            <w:lang w:val="zh_TW" w:bidi="zh_TW"/>
+          </w:rPr>
+          <w:rPr>
+            <w:color w:val="0000EE"/>
+            <w:u w:val="single"/>
+          </w:rPr>
+          <w:t>王下14:23–24</w:t>
+        </w:r>
+      </w:hyperlink>
+      <w:r>
+        <w:rPr>
+          <w:lang w:val="zh_TW" w:bidi="zh_TW"/>
+        </w:rPr>
+        <w:t>）。雖然以色列的國勢在他統治時一時昌盛，但政府的腐敗及屬靈的敗壞，為日後的動盪埋下了伏筆，並最終導致以色列的滅亡。富有的地主——包括王在內——壓迫窮苦的農民，使許多較低階層的小地主被迫離開田地，湧入城裡。這些社會問題很快引發以色列全面的腐敗，最終使國家陷入混亂的狀態之中（</w:t>
+      </w:r>
+      <w:hyperlink r:id="rId24">
+        <w:r>
+          <w:rPr>
+            <w:lang w:val="zh_TW" w:bidi="zh_TW"/>
+          </w:rPr>
+          <w:rPr>
+            <w:color w:val="0000EE"/>
+            <w:u w:val="single"/>
+          </w:rPr>
+          <w:t>何4:1–2</w:t>
+        </w:r>
+      </w:hyperlink>
+      <w:r>
+        <w:rPr>
+          <w:lang w:val="zh_TW" w:bidi="zh_TW"/>
+        </w:rPr>
+        <w:t>，</w:t>
+      </w:r>
+      <w:hyperlink r:id="rId25">
+        <w:r>
+          <w:rPr>
+            <w:lang w:val="zh_TW" w:bidi="zh_TW"/>
+          </w:rPr>
+          <w:rPr>
+            <w:color w:val="0000EE"/>
+            <w:u w:val="single"/>
+          </w:rPr>
+          <w:t>7:1–7</w:t>
+        </w:r>
+      </w:hyperlink>
+      <w:r>
+        <w:rPr>
+          <w:lang w:val="zh_TW" w:bidi="zh_TW"/>
+        </w:rPr>
+        <w:t>，</w:t>
+      </w:r>
+      <w:hyperlink r:id="rId26">
+        <w:r>
+          <w:rPr>
+            <w:lang w:val="zh_TW" w:bidi="zh_TW"/>
+          </w:rPr>
+          <w:rPr>
+            <w:color w:val="0000EE"/>
+            <w:u w:val="single"/>
+          </w:rPr>
+          <w:t>8:3–4</w:t>
+        </w:r>
+      </w:hyperlink>
+      <w:r>
+        <w:rPr>
+          <w:lang w:val="zh_TW" w:bidi="zh_TW"/>
+        </w:rPr>
+        <w:t>，</w:t>
+      </w:r>
+      <w:hyperlink r:id="rId27">
+        <w:r>
+          <w:rPr>
+            <w:lang w:val="zh_TW" w:bidi="zh_TW"/>
+          </w:rPr>
+          <w:rPr>
+            <w:color w:val="0000EE"/>
+            <w:u w:val="single"/>
+          </w:rPr>
+          <w:t>9:15</w:t>
+        </w:r>
+      </w:hyperlink>
+      <w:r>
+        <w:rPr>
+          <w:lang w:val="zh_TW" w:bidi="zh_TW"/>
+        </w:rPr>
+        <w:t>）。</w:t>
+      </w:r>
+    </w:p>
+    <w:p>
+      <w:pPr>
+        <w:pStyle w:val="Heading3"/>
+      </w:pPr>
+      <w:r>
+        <w:rPr>
+          <w:lang w:val="zh_TW" w:bidi="zh_TW"/>
+        </w:rPr>
+        <w:t>何西阿書寫於何時？</w:t>
+      </w:r>
+    </w:p>
+    <w:p>
+      <w:pPr/>
+      <w:r>
+        <w:rPr>
+          <w:lang w:val="zh_TW" w:bidi="zh_TW"/>
+        </w:rPr>
+      </w:r>
+      <w:r>
+        <w:rPr>
+          <w:lang w:val="zh_TW" w:bidi="zh_TW"/>
+        </w:rPr>
+        <w:t>何西阿約在耶羅波安二世在位期間（公元前793至753年）開始作為祂的使者事奉神；其事奉一直延續到猶大王希西家在位的時期（公元前715至686年）。</w:t>
+      </w:r>
+    </w:p>
+    <w:p>
+      <w:pPr/>
+      <w:r>
+        <w:rPr>
+          <w:lang w:val="zh_TW" w:bidi="zh_TW"/>
+        </w:rPr>
+      </w:r>
+      <w:r>
+        <w:rPr>
+          <w:lang w:val="zh_TW" w:bidi="zh_TW"/>
+        </w:rPr>
+        <w:t>多項事實顯示，何西阿很可能也在以色列王何細亞統治期間（公元前732至722年）持續傳講預言信息，具體理由包括：</w:t>
+      </w:r>
+    </w:p>
+    <w:p>
+      <w:pPr>
+        <w:pStyle w:val="ListNumber"/>
+        <w:numPr>
+          <w:ilvl w:val="0"/>
+          <w:numId w:val="15"/>
+        </w:numPr>
+        <w:spacing w:line="240" w:lineRule="auto"/>
+        <w:ind w:left="720"/>
+      </w:pPr>
+      <w:r>
+        <w:rPr>
+          <w:lang w:val="zh_TW" w:bidi="zh_TW"/>
+        </w:rPr>
+      </w:r>
+      <w:r>
+        <w:rPr>
+          <w:lang w:val="zh_TW" w:bidi="zh_TW"/>
+        </w:rPr>
+        <w:t>「沙勒幔」（</w:t>
+      </w:r>
+      <w:hyperlink r:id="rId28">
+        <w:r>
+          <w:rPr>
+            <w:lang w:val="zh_TW" w:bidi="zh_TW"/>
+          </w:rPr>
+          <w:rPr>
+            <w:color w:val="0000EE"/>
+            <w:u w:val="single"/>
+          </w:rPr>
+          <w:t>何10:14</w:t>
+        </w:r>
+      </w:hyperlink>
+      <w:r>
+        <w:rPr>
+          <w:lang w:val="zh_TW" w:bidi="zh_TW"/>
+        </w:rPr>
+        <w:t>）可能指的是亞述王撒縵以色，他在何細亞王統治初期入侵以色列（</w:t>
+      </w:r>
+      <w:hyperlink r:id="rId29">
+        <w:r>
+          <w:rPr>
+            <w:lang w:val="zh_TW" w:bidi="zh_TW"/>
+          </w:rPr>
+          <w:rPr>
+            <w:color w:val="0000EE"/>
+            <w:u w:val="single"/>
+          </w:rPr>
+          <w:t>王下17:3</w:t>
+        </w:r>
+      </w:hyperlink>
+      <w:r>
+        <w:rPr>
+          <w:lang w:val="zh_TW" w:bidi="zh_TW"/>
+        </w:rPr>
+        <w:t>）。</w:t>
+      </w:r>
+    </w:p>
+    <w:p>
+      <w:pPr>
+        <w:pStyle w:val="ListNumber"/>
+        <w:spacing w:line="240" w:lineRule="auto"/>
+        <w:ind w:left="720"/>
+      </w:pPr>
+      <w:r>
+        <w:rPr>
+          <w:lang w:val="zh_TW" w:bidi="zh_TW"/>
+        </w:rPr>
+      </w:r>
+      <w:r>
+        <w:rPr>
+          <w:lang w:val="zh_TW" w:bidi="zh_TW"/>
+        </w:rPr>
+        <w:t>「耶雷布」（</w:t>
+      </w:r>
+      <w:hyperlink r:id="rId30">
+        <w:r>
+          <w:rPr>
+            <w:lang w:val="zh_TW" w:bidi="zh_TW"/>
+          </w:rPr>
+          <w:rPr>
+            <w:color w:val="0000EE"/>
+            <w:u w:val="single"/>
+          </w:rPr>
+          <w:t>何5:13</w:t>
+        </w:r>
+      </w:hyperlink>
+      <w:r>
+        <w:rPr>
+          <w:lang w:val="zh_TW" w:bidi="zh_TW"/>
+        </w:rPr>
+        <w:t>，</w:t>
+      </w:r>
+      <w:hyperlink r:id="rId31">
+        <w:r>
+          <w:rPr>
+            <w:lang w:val="zh_TW" w:bidi="zh_TW"/>
+          </w:rPr>
+          <w:rPr>
+            <w:color w:val="0000EE"/>
+            <w:u w:val="single"/>
+          </w:rPr>
+          <w:t>10:6</w:t>
+        </w:r>
+      </w:hyperlink>
+      <w:r>
+        <w:rPr>
+          <w:lang w:val="zh_TW" w:bidi="zh_TW"/>
+        </w:rPr>
+        <w:t>）可能是對亞述王撒珥根二世的稱呼，其統治時間約為公元前722至705年。</w:t>
+      </w:r>
+    </w:p>
+    <w:p>
+      <w:pPr>
+        <w:pStyle w:val="ListNumber"/>
+        <w:spacing w:line="240" w:lineRule="auto"/>
+        <w:ind w:left="720"/>
+      </w:pPr>
+      <w:r>
+        <w:rPr>
+          <w:lang w:val="zh_TW" w:bidi="zh_TW"/>
+        </w:rPr>
+      </w:r>
+      <w:r>
+        <w:rPr>
+          <w:lang w:val="zh_TW" w:bidi="zh_TW"/>
+        </w:rPr>
+        <w:t>亞述入侵的預言的語氣顯示出這個事件迫在眉睫（</w:t>
+      </w:r>
+      <w:hyperlink r:id="rId32">
+        <w:r>
+          <w:rPr>
+            <w:lang w:val="zh_TW" w:bidi="zh_TW"/>
+          </w:rPr>
+          <w:rPr>
+            <w:color w:val="0000EE"/>
+            <w:u w:val="single"/>
+          </w:rPr>
+          <w:t>何10:5–6</w:t>
+        </w:r>
+      </w:hyperlink>
+      <w:r>
+        <w:rPr>
+          <w:lang w:val="zh_TW" w:bidi="zh_TW"/>
+        </w:rPr>
+        <w:t>，</w:t>
+      </w:r>
+      <w:hyperlink r:id="rId33">
+        <w:r>
+          <w:rPr>
+            <w:lang w:val="zh_TW" w:bidi="zh_TW"/>
+          </w:rPr>
+          <w:rPr>
+            <w:color w:val="0000EE"/>
+            <w:u w:val="single"/>
+          </w:rPr>
+          <w:t>13:15–16</w:t>
+        </w:r>
+      </w:hyperlink>
+      <w:r>
+        <w:rPr>
+          <w:lang w:val="zh_TW" w:bidi="zh_TW"/>
+        </w:rPr>
+        <w:t>）。</w:t>
+      </w:r>
+    </w:p>
+    <w:p>
+      <w:pPr>
+        <w:pStyle w:val="ListNumber"/>
+        <w:spacing w:line="240" w:lineRule="auto"/>
+        <w:ind w:left="720"/>
+      </w:pPr>
+      <w:r>
+        <w:rPr>
+          <w:lang w:val="zh_TW" w:bidi="zh_TW"/>
+        </w:rPr>
+      </w:r>
+      <w:r>
+        <w:rPr>
+          <w:lang w:val="zh_TW" w:bidi="zh_TW"/>
+        </w:rPr>
+        <w:t>書中多次提及以色列倚靠埃及尋求政治援助，這正符合何細亞王在期間北國所面臨的政治處境（</w:t>
+      </w:r>
+      <w:hyperlink r:id="rId34">
+        <w:r>
+          <w:rPr>
+            <w:lang w:val="zh_TW" w:bidi="zh_TW"/>
+          </w:rPr>
+          <w:rPr>
+            <w:color w:val="0000EE"/>
+            <w:u w:val="single"/>
+          </w:rPr>
+          <w:t>何7:11</w:t>
+        </w:r>
+      </w:hyperlink>
+      <w:r>
+        <w:rPr>
+          <w:lang w:val="zh_TW" w:bidi="zh_TW"/>
+        </w:rPr>
+        <w:t>，</w:t>
+      </w:r>
+      <w:hyperlink r:id="rId35">
+        <w:r>
+          <w:rPr>
+            <w:lang w:val="zh_TW" w:bidi="zh_TW"/>
+          </w:rPr>
+          <w:rPr>
+            <w:color w:val="0000EE"/>
+            <w:u w:val="single"/>
+          </w:rPr>
+          <w:t>11:11</w:t>
+        </w:r>
+      </w:hyperlink>
+      <w:r>
+        <w:rPr>
+          <w:lang w:val="zh_TW" w:bidi="zh_TW"/>
+        </w:rPr>
+        <w:t>）。</w:t>
+      </w:r>
+    </w:p>
+    <w:p>
+      <w:pPr/>
+      <w:r>
+        <w:rPr>
+          <w:lang w:val="zh_TW" w:bidi="zh_TW"/>
+        </w:rPr>
+      </w:r>
+      <w:r>
+        <w:rPr>
+          <w:lang w:val="zh_TW" w:bidi="zh_TW"/>
+        </w:rPr>
+        <w:t>綜合以上因素可見，何西阿的信息極有可能是在公元前722年，以色列滅亡前後不久彙編完成的。</w:t>
+      </w:r>
+    </w:p>
+    <w:p>
+      <w:pPr>
+        <w:pStyle w:val="Heading3"/>
+      </w:pPr>
+      <w:r>
+        <w:rPr>
+          <w:lang w:val="zh_TW" w:bidi="zh_TW"/>
+        </w:rPr>
+        <w:t>何西阿書寫於何地？寫給誰？</w:t>
+      </w:r>
+    </w:p>
+    <w:p>
+      <w:pPr/>
+      <w:r>
+        <w:rPr>
+          <w:lang w:val="zh_TW" w:bidi="zh_TW"/>
+        </w:rPr>
+      </w:r>
+      <w:r>
+        <w:rPr>
+          <w:lang w:val="zh_TW" w:bidi="zh_TW"/>
+        </w:rPr>
+        <w:t>何西阿是在以色列境內傳講神話語的先知。書中他稱撒馬利亞的君王為「我們的王」（</w:t>
+      </w:r>
+      <w:hyperlink r:id="rId36">
+        <w:r>
+          <w:rPr>
+            <w:lang w:val="zh_TW" w:bidi="zh_TW"/>
+          </w:rPr>
+          <w:rPr>
+            <w:color w:val="0000EE"/>
+            <w:u w:val="single"/>
+          </w:rPr>
+          <w:t>何7:5</w:t>
+        </w:r>
+      </w:hyperlink>
+      <w:r>
+        <w:rPr>
+          <w:lang w:val="zh_TW" w:bidi="zh_TW"/>
+        </w:rPr>
+        <w:t>）。他對以色列各地的地理環境的描寫十分深刻。當他提及基列時的語氣，彷彿親眼見過該地的情景（</w:t>
+      </w:r>
+      <w:hyperlink r:id="rId37">
+        <w:r>
+          <w:rPr>
+            <w:lang w:val="zh_TW" w:bidi="zh_TW"/>
+          </w:rPr>
+          <w:rPr>
+            <w:color w:val="0000EE"/>
+            <w:u w:val="single"/>
+          </w:rPr>
+          <w:t>何6:8</w:t>
+        </w:r>
+      </w:hyperlink>
+      <w:r>
+        <w:rPr>
+          <w:lang w:val="zh_TW" w:bidi="zh_TW"/>
+        </w:rPr>
+        <w:t>，</w:t>
+      </w:r>
+      <w:hyperlink r:id="rId38">
+        <w:r>
+          <w:rPr>
+            <w:lang w:val="zh_TW" w:bidi="zh_TW"/>
+          </w:rPr>
+          <w:rPr>
+            <w:color w:val="0000EE"/>
+            <w:u w:val="single"/>
+          </w:rPr>
+          <w:t>12:11</w:t>
+        </w:r>
+      </w:hyperlink>
+      <w:r>
+        <w:rPr>
+          <w:lang w:val="zh_TW" w:bidi="zh_TW"/>
+        </w:rPr>
+        <w:t>）。因此，何西阿極有可能是唯一一位在整個先知事奉期間始終居住於北國以色列的先知。</w:t>
+      </w:r>
+    </w:p>
+    <w:p>
+      <w:pPr>
+        <w:pStyle w:val="Heading3"/>
+      </w:pPr>
+      <w:r>
+        <w:rPr>
+          <w:lang w:val="zh_TW" w:bidi="zh_TW"/>
+        </w:rPr>
+        <w:t>為何要寫何西阿書？</w:t>
+      </w:r>
+    </w:p>
+    <w:p>
+      <w:pPr/>
+      <w:r>
+        <w:rPr>
+          <w:lang w:val="zh_TW" w:bidi="zh_TW"/>
+        </w:rPr>
+      </w:r>
+      <w:r>
+        <w:rPr>
+          <w:lang w:val="zh_TW" w:bidi="zh_TW"/>
+        </w:rPr>
+        <w:t>先知何西阿受召的主要使命，是呼籲以色列悔改，離棄罪惡，歸回耶和華。他描繪以色列的神乃是一位滿有忍耐與慈愛、並始終信實的神。這一神學核心，是何西阿的信息最鮮明的特色之一（見</w:t>
+      </w:r>
+      <w:hyperlink r:id="rId39">
+        <w:r>
+          <w:rPr>
+            <w:lang w:val="zh_TW" w:bidi="zh_TW"/>
+          </w:rPr>
+          <w:rPr>
+            <w:color w:val="0000EE"/>
+            <w:u w:val="single"/>
+          </w:rPr>
+          <w:t>何2:19</w:t>
+        </w:r>
+      </w:hyperlink>
+      <w:r>
+        <w:rPr>
+          <w:lang w:val="zh_TW" w:bidi="zh_TW"/>
+        </w:rPr>
+        <w:t>）。</w:t>
+      </w:r>
+    </w:p>
+    <w:p>
+      <w:pPr/>
+      <w:r>
+        <w:rPr>
+          <w:lang w:val="zh_TW" w:bidi="zh_TW"/>
+        </w:rPr>
+      </w:r>
+      <w:r>
+        <w:rPr>
+          <w:lang w:val="zh_TW" w:bidi="zh_TW"/>
+        </w:rPr>
+        <w:t>「慈愛與忠誠（Loving devotion）」最能表現出耶和華對祂子民不變的愛與信實。何西阿的家庭生活正是這份慈愛忠誠的象徵。</w:t>
+      </w:r>
+    </w:p>
+    <w:p>
+      <w:pPr>
+        <w:pStyle w:val="Heading3"/>
+      </w:pPr>
+      <w:r>
+        <w:rPr>
+          <w:lang w:val="zh_TW" w:bidi="zh_TW"/>
+        </w:rPr>
+        <w:t>何西阿書的主題是什麼？</w:t>
+      </w:r>
+    </w:p>
+    <w:p>
+      <w:pPr/>
+      <w:r>
+        <w:rPr>
+          <w:lang w:val="zh_TW" w:bidi="zh_TW"/>
+        </w:rPr>
+      </w:r>
+      <w:r>
+        <w:rPr>
+          <w:lang w:val="zh_TW" w:bidi="zh_TW"/>
+        </w:rPr>
+        <w:t>何西阿書的主要段落與核心主題，可概述如下。</w:t>
+      </w:r>
+    </w:p>
+    <w:p>
+      <w:pPr>
+        <w:pStyle w:val="Heading4"/>
+      </w:pPr>
+      <w:r>
+        <w:rPr>
+          <w:lang w:val="zh_TW" w:bidi="zh_TW"/>
+        </w:rPr>
+        <w:t>第一至三章</w:t>
+      </w:r>
+    </w:p>
+    <w:p>
+      <w:pPr/>
+      <w:r>
+        <w:rPr>
+          <w:lang w:val="zh_TW" w:bidi="zh_TW"/>
+        </w:rPr>
+      </w:r>
+      <w:r>
+        <w:rPr>
+          <w:lang w:val="zh_TW" w:bidi="zh_TW"/>
+        </w:rPr>
+        <w:t>何西阿書的前面三章聚焦於先知何西阿個人的生命經歷，尤其突顯出他對不忠之妻所表現出的忠誠與愛。</w:t>
+      </w:r>
+    </w:p>
+    <w:p>
+      <w:pPr/>
+      <w:r>
+        <w:rPr>
+          <w:lang w:val="zh_TW" w:bidi="zh_TW"/>
+        </w:rPr>
+      </w:r>
+      <w:r>
+        <w:rPr>
+          <w:lang w:val="zh_TW" w:bidi="zh_TW"/>
+        </w:rPr>
+        <w:t>神吩咐何西阿娶妓女歌篾為妻，並與她生兒育女（</w:t>
+      </w:r>
+      <w:hyperlink r:id="rId40">
+        <w:r>
+          <w:rPr>
+            <w:lang w:val="zh_TW" w:bidi="zh_TW"/>
+          </w:rPr>
+          <w:rPr>
+            <w:color w:val="0000EE"/>
+            <w:u w:val="single"/>
+          </w:rPr>
+          <w:t>何1:2–3:5</w:t>
+        </w:r>
+      </w:hyperlink>
+      <w:r>
+        <w:rPr>
+          <w:lang w:val="zh_TW" w:bidi="zh_TW"/>
+        </w:rPr>
+        <w:t>）。這一命令長久以來使許多解經家感到困惑，因為在以色列中，祭司與先知並不會與妓女結婚。中世紀的猶太作家多半將此段敘事視為象徵性的記載，而非實際歷史事件。後來有些學者則發現</w:t>
+      </w:r>
+      <w:hyperlink r:id="rId41">
+        <w:r>
+          <w:rPr>
+            <w:lang w:val="zh_TW" w:bidi="zh_TW"/>
+          </w:rPr>
+          <w:rPr>
+            <w:color w:val="0000EE"/>
+            <w:u w:val="single"/>
+          </w:rPr>
+          <w:t>何西阿書第一章</w:t>
+        </w:r>
+      </w:hyperlink>
+      <w:r>
+        <w:rPr>
+          <w:lang w:val="zh_TW" w:bidi="zh_TW"/>
+        </w:rPr>
+        <w:t>與</w:t>
+      </w:r>
+      <w:hyperlink r:id="rId42">
+        <w:r>
+          <w:rPr>
+            <w:lang w:val="zh_TW" w:bidi="zh_TW"/>
+          </w:rPr>
+          <w:rPr>
+            <w:color w:val="0000EE"/>
+            <w:u w:val="single"/>
+          </w:rPr>
+          <w:t>第三章</w:t>
+        </w:r>
+      </w:hyperlink>
+      <w:r>
+        <w:rPr>
+          <w:lang w:val="zh_TW" w:bidi="zh_TW"/>
+        </w:rPr>
+        <w:t>間的差異，認為第三章是何西阿對自身婚姻的個人敘述，而第一章則是他對早期先知事奉經歷的回顧。另有部分解經家主張這兩章皆為真實歷史；但也有學者認為</w:t>
+      </w:r>
+      <w:hyperlink r:id="rId41">
+        <w:r>
+          <w:rPr>
+            <w:lang w:val="zh_TW" w:bidi="zh_TW"/>
+          </w:rPr>
+          <w:rPr>
+            <w:color w:val="0000EE"/>
+            <w:u w:val="single"/>
+          </w:rPr>
+          <w:t>第一章</w:t>
+        </w:r>
+      </w:hyperlink>
+      <w:r>
+        <w:rPr>
+          <w:lang w:val="zh_TW" w:bidi="zh_TW"/>
+        </w:rPr>
+        <w:t>屬於歷史記載，而</w:t>
+      </w:r>
+      <w:hyperlink r:id="rId42">
+        <w:r>
+          <w:rPr>
+            <w:lang w:val="zh_TW" w:bidi="zh_TW"/>
+          </w:rPr>
+          <w:rPr>
+            <w:color w:val="0000EE"/>
+            <w:u w:val="single"/>
+          </w:rPr>
+          <w:t>第三章</w:t>
+        </w:r>
+      </w:hyperlink>
+      <w:r>
+        <w:rPr>
+          <w:lang w:val="zh_TW" w:bidi="zh_TW"/>
+        </w:rPr>
+        <w:t>則是何西阿對婚姻關係的寓意性詮釋。</w:t>
+      </w:r>
+    </w:p>
+    <w:p>
+      <w:pPr/>
+      <w:r>
+        <w:rPr>
+          <w:lang w:val="zh_TW" w:bidi="zh_TW"/>
+        </w:rPr>
+      </w:r>
+      <w:r>
+        <w:rPr>
+          <w:lang w:val="zh_TW" w:bidi="zh_TW"/>
+        </w:rPr>
+        <w:t>關於歌篾的性行為，人們長期以來有廣泛的討論，主要形成了兩種觀點：</w:t>
+      </w:r>
+    </w:p>
+    <w:p>
+      <w:pPr>
+        <w:pStyle w:val="ListNumber"/>
+        <w:numPr>
+          <w:ilvl w:val="0"/>
+          <w:numId w:val="16"/>
+        </w:numPr>
+        <w:spacing w:line="240" w:lineRule="auto"/>
+        <w:ind w:left="720"/>
+      </w:pPr>
+      <w:r>
+        <w:rPr>
+          <w:lang w:val="zh_TW" w:bidi="zh_TW"/>
+        </w:rPr>
+      </w:r>
+      <w:r>
+        <w:rPr>
+          <w:lang w:val="zh_TW" w:bidi="zh_TW"/>
+        </w:rPr>
+        <w:t>第一種觀點認為，歌篾在與何西阿婚姻的初期可能是一位忠誠的妻子。「娶淫婦為妻」（</w:t>
+      </w:r>
+      <w:hyperlink r:id="rId43">
+        <w:r>
+          <w:rPr>
+            <w:lang w:val="zh_TW" w:bidi="zh_TW"/>
+          </w:rPr>
+          <w:rPr>
+            <w:color w:val="0000EE"/>
+            <w:u w:val="single"/>
+          </w:rPr>
+          <w:t>何1:2</w:t>
+        </w:r>
+      </w:hyperlink>
+      <w:r>
+        <w:rPr>
+          <w:lang w:val="zh_TW" w:bidi="zh_TW"/>
+        </w:rPr>
+        <w:t>）並非是在描述她當時實際的行為，而是指她內在的罪性與悖逆本質。神隨後將這一特質顯露出來，藉此揭露以色列陷入偶像崇拜的屬靈光景。</w:t>
+      </w:r>
+    </w:p>
+    <w:p>
+      <w:pPr>
+        <w:pStyle w:val="ListNumber"/>
+        <w:spacing w:line="240" w:lineRule="auto"/>
+        <w:ind w:left="720"/>
+      </w:pPr>
+      <w:r>
+        <w:rPr>
+          <w:lang w:val="zh_TW" w:bidi="zh_TW"/>
+        </w:rPr>
+      </w:r>
+      <w:r>
+        <w:rPr>
+          <w:lang w:val="zh_TW" w:bidi="zh_TW"/>
+        </w:rPr>
+        <w:t>第二種觀點則認為，歌篾本身就是一位眾所周知的妓女，而神吩咐何西阿娶她為妻，正是為了具體呈現以色列的屬靈淫亂，以及神信實的慈愛。此一觀點在福音派學者中最為常見，並且在採取字義、文法與歷史並重的詮釋原則下，被視為最單純的理解。</w:t>
+      </w:r>
+    </w:p>
+    <w:p>
+      <w:pPr/>
+      <w:r>
+        <w:rPr>
+          <w:lang w:val="zh_TW" w:bidi="zh_TW"/>
+        </w:rPr>
+      </w:r>
+      <w:r>
+        <w:rPr>
+          <w:lang w:val="zh_TW" w:bidi="zh_TW"/>
+        </w:rPr>
+        <w:t>至於何西阿為何需要將歌篾贖回，經文並未明確地説明其具體原因；同樣地，贖價為何部分以糧食、部分以金錢支付，也無從得知。這一交易或許象徵著神將來要將以色列從被擄之地拯救出來。然而，北國的十個支派最終並未從亞述的被擄中歸回。儘管猶大也曾領受警告（</w:t>
+      </w:r>
+      <w:hyperlink r:id="rId44">
+        <w:r>
+          <w:rPr>
+            <w:lang w:val="zh_TW" w:bidi="zh_TW"/>
+          </w:rPr>
+          <w:rPr>
+            <w:color w:val="0000EE"/>
+            <w:u w:val="single"/>
+          </w:rPr>
+          <w:t>何6:11</w:t>
+        </w:r>
+      </w:hyperlink>
+      <w:r>
+        <w:rPr>
+          <w:lang w:val="zh_TW" w:bidi="zh_TW"/>
+        </w:rPr>
+        <w:t>），但因為這樣的詮釋並不適用於南國猶大，所以何西阿的信息主要是針對北國。</w:t>
+      </w:r>
+    </w:p>
+    <w:p>
+      <w:pPr/>
+      <w:r>
+        <w:rPr>
+          <w:lang w:val="zh_TW" w:bidi="zh_TW"/>
+        </w:rPr>
+      </w:r>
+      <w:r>
+        <w:rPr>
+          <w:lang w:val="zh_TW" w:bidi="zh_TW"/>
+        </w:rPr>
+        <w:t>何西阿與歌篾所生的孩子，都被賦予具有象徵意義的名字。第一個孩子是兒子，名叫耶斯列（</w:t>
+      </w:r>
+      <w:hyperlink r:id="rId45">
+        <w:r>
+          <w:rPr>
+            <w:lang w:val="zh_TW" w:bidi="zh_TW"/>
+          </w:rPr>
+          <w:rPr>
+            <w:color w:val="0000EE"/>
+            <w:u w:val="single"/>
+          </w:rPr>
+          <w:t>何1:4a</w:t>
+        </w:r>
+      </w:hyperlink>
+      <w:r>
+        <w:rPr>
+          <w:lang w:val="zh_TW" w:bidi="zh_TW"/>
+        </w:rPr>
+        <w:t>），象徵神對耶戶家族的審判，因耶戶曾在耶斯列平原殺滅亞哈的家族（</w:t>
+      </w:r>
+      <w:hyperlink r:id="rId46">
+        <w:r>
+          <w:rPr>
+            <w:lang w:val="zh_TW" w:bidi="zh_TW"/>
+          </w:rPr>
+          <w:rPr>
+            <w:color w:val="0000EE"/>
+            <w:u w:val="single"/>
+          </w:rPr>
+          <w:t>王下10:1–11</w:t>
+        </w:r>
+      </w:hyperlink>
+      <w:r>
+        <w:rPr>
+          <w:lang w:val="zh_TW" w:bidi="zh_TW"/>
+        </w:rPr>
+        <w:t>，</w:t>
+      </w:r>
+      <w:hyperlink r:id="rId46">
+        <w:r>
+          <w:rPr>
+            <w:lang w:val="zh_TW" w:bidi="zh_TW"/>
+          </w:rPr>
+          <w:rPr>
+            <w:color w:val="0000EE"/>
+            <w:u w:val="single"/>
+          </w:rPr>
+          <w:t>30</w:t>
+        </w:r>
+      </w:hyperlink>
+      <w:r>
+        <w:rPr>
+          <w:lang w:val="zh_TW" w:bidi="zh_TW"/>
+        </w:rPr>
+        <w:t>）。</w:t>
+      </w:r>
+    </w:p>
+    <w:p>
+      <w:pPr/>
+      <w:r>
+        <w:rPr>
+          <w:lang w:val="zh_TW" w:bidi="zh_TW"/>
+        </w:rPr>
+      </w:r>
+      <w:r>
+        <w:rPr>
+          <w:lang w:val="zh_TW" w:bidi="zh_TW"/>
+        </w:rPr>
+        <w:t>第二個孩子是女兒，名叫羅‧路哈瑪（</w:t>
+      </w:r>
+      <w:hyperlink r:id="rId47">
+        <w:r>
+          <w:rPr>
+            <w:lang w:val="zh_TW" w:bidi="zh_TW"/>
+          </w:rPr>
+          <w:rPr>
+            <w:color w:val="0000EE"/>
+            <w:u w:val="single"/>
+          </w:rPr>
+          <w:t>何1:6a</w:t>
+        </w:r>
+      </w:hyperlink>
+      <w:r>
+        <w:rPr>
+          <w:lang w:val="zh_TW" w:bidi="zh_TW"/>
+        </w:rPr>
+        <w:t xml:space="preserve"> ），意為「不蒙憐憫」或「未得慈愛」，象徵北國以色列即將臨到的審判：其屬靈敗壞已達極點，終必被擊敗，並被擄到外邦（</w:t>
+      </w:r>
+      <w:hyperlink r:id="rId47">
+        <w:r>
+          <w:rPr>
+            <w:lang w:val="zh_TW" w:bidi="zh_TW"/>
+          </w:rPr>
+          <w:rPr>
+            <w:color w:val="0000EE"/>
+            <w:u w:val="single"/>
+          </w:rPr>
+          <w:t>何1:6b</w:t>
+        </w:r>
+      </w:hyperlink>
+      <w:r>
+        <w:rPr>
+          <w:lang w:val="zh_TW" w:bidi="zh_TW"/>
+        </w:rPr>
+        <w:t>）。</w:t>
+      </w:r>
+    </w:p>
+    <w:p>
+      <w:pPr/>
+      <w:r>
+        <w:rPr>
+          <w:lang w:val="zh_TW" w:bidi="zh_TW"/>
+        </w:rPr>
+      </w:r>
+      <w:r>
+        <w:rPr>
+          <w:lang w:val="zh_TW" w:bidi="zh_TW"/>
+        </w:rPr>
+        <w:t>第三個孩子是兒子，名叫羅‧阿米，意為「非我子民」（</w:t>
+      </w:r>
+      <w:hyperlink r:id="rId48">
+        <w:r>
+          <w:rPr>
+            <w:lang w:val="zh_TW" w:bidi="zh_TW"/>
+          </w:rPr>
+          <w:rPr>
+            <w:color w:val="0000EE"/>
+            <w:u w:val="single"/>
+          </w:rPr>
+          <w:t>何1:8–9</w:t>
+        </w:r>
+      </w:hyperlink>
+      <w:r>
+        <w:rPr>
+          <w:lang w:val="zh_TW" w:bidi="zh_TW"/>
+        </w:rPr>
+        <w:t>），表明神暫時否定以色列作為祂子民的身分。然而，這樣的否定並非是永久的（</w:t>
+      </w:r>
+      <w:hyperlink r:id="rId49">
+        <w:r>
+          <w:rPr>
+            <w:lang w:val="zh_TW" w:bidi="zh_TW"/>
+          </w:rPr>
+          <w:rPr>
+            <w:color w:val="0000EE"/>
+            <w:u w:val="single"/>
+          </w:rPr>
+          <w:t>何1:10–2:1</w:t>
+        </w:r>
+      </w:hyperlink>
+      <w:r>
+        <w:rPr>
+          <w:lang w:val="zh_TW" w:bidi="zh_TW"/>
+        </w:rPr>
+        <w:t>）。儘管某一世代悖逆不順服，神仍必信實地成就祂對亞伯拉罕的應許（</w:t>
+      </w:r>
+      <w:hyperlink r:id="rId50">
+        <w:r>
+          <w:rPr>
+            <w:lang w:val="zh_TW" w:bidi="zh_TW"/>
+          </w:rPr>
+          <w:rPr>
+            <w:color w:val="0000EE"/>
+            <w:u w:val="single"/>
+          </w:rPr>
+          <w:t>何1:10</w:t>
+        </w:r>
+      </w:hyperlink>
+      <w:r>
+        <w:rPr>
+          <w:lang w:val="zh_TW" w:bidi="zh_TW"/>
+        </w:rPr>
+        <w:t>；</w:t>
+      </w:r>
+      <w:hyperlink r:id="rId51">
+        <w:r>
+          <w:rPr>
+            <w:lang w:val="zh_TW" w:bidi="zh_TW"/>
+          </w:rPr>
+          <w:rPr>
+            <w:color w:val="0000EE"/>
+            <w:u w:val="single"/>
+          </w:rPr>
+          <w:t>創22:17</w:t>
+        </w:r>
+      </w:hyperlink>
+      <w:r>
+        <w:rPr>
+          <w:lang w:val="zh_TW" w:bidi="zh_TW"/>
+        </w:rPr>
+        <w:t>），以及祂對與摩西所立的約（</w:t>
+      </w:r>
+      <w:hyperlink r:id="rId52">
+        <w:r>
+          <w:rPr>
+            <w:lang w:val="zh_TW" w:bidi="zh_TW"/>
+          </w:rPr>
+          <w:rPr>
+            <w:color w:val="0000EE"/>
+            <w:u w:val="single"/>
+          </w:rPr>
+          <w:t>出19:1–7</w:t>
+        </w:r>
+      </w:hyperlink>
+      <w:r>
+        <w:rPr>
+          <w:lang w:val="zh_TW" w:bidi="zh_TW"/>
+        </w:rPr>
+        <w:t>）。</w:t>
+      </w:r>
+    </w:p>
+    <w:p>
+      <w:pPr/>
+      <w:r>
+        <w:rPr>
+          <w:lang w:val="zh_TW" w:bidi="zh_TW"/>
+        </w:rPr>
+      </w:r>
+      <w:r>
+        <w:rPr>
+          <w:lang w:val="zh_TW" w:bidi="zh_TW"/>
+        </w:rPr>
+        <w:t>歌篾並不喜悅她的婚姻，便轉而尋求其他情人；正如以色列藉著敬拜假神來尋求滿足。他們錯誤地將一切美善與賜福歸功於外邦偶像，而非滿有憐憫的神（</w:t>
+      </w:r>
+      <w:hyperlink r:id="rId53">
+        <w:r>
+          <w:rPr>
+            <w:lang w:val="zh_TW" w:bidi="zh_TW"/>
+          </w:rPr>
+          <w:rPr>
+            <w:color w:val="0000EE"/>
+            <w:u w:val="single"/>
+          </w:rPr>
+          <w:t>何2:8</w:t>
+        </w:r>
+      </w:hyperlink>
+      <w:r>
+        <w:rPr>
+          <w:lang w:val="zh_TW" w:bidi="zh_TW"/>
+        </w:rPr>
+        <w:t>、</w:t>
+      </w:r>
+      <w:hyperlink r:id="rId53">
+        <w:r>
+          <w:rPr>
+            <w:lang w:val="zh_TW" w:bidi="zh_TW"/>
+          </w:rPr>
+          <w:rPr>
+            <w:color w:val="0000EE"/>
+            <w:u w:val="single"/>
+          </w:rPr>
+          <w:t>12</w:t>
+        </w:r>
+      </w:hyperlink>
+      <w:r>
+        <w:rPr>
+          <w:lang w:val="zh_TW" w:bidi="zh_TW"/>
+        </w:rPr>
+        <w:t>）。然而，當他們終於明白罪惡不能帶來持久的喜樂時，悔改的以色列便會回轉、歸向起初所愛的神。</w:t>
+      </w:r>
+    </w:p>
+    <w:p>
+      <w:pPr/>
+      <w:r>
+        <w:rPr>
+          <w:lang w:val="zh_TW" w:bidi="zh_TW"/>
+        </w:rPr>
+      </w:r>
+      <w:r>
+        <w:rPr>
+          <w:lang w:val="zh_TW" w:bidi="zh_TW"/>
+        </w:rPr>
+        <w:t>何西阿因歌篾犯姦淫而宣告與她離婚，象徵耶和華因以色列的不忠而與她離異（</w:t>
+      </w:r>
+      <w:hyperlink r:id="rId54">
+        <w:r>
+          <w:rPr>
+            <w:lang w:val="zh_TW" w:bidi="zh_TW"/>
+          </w:rPr>
+          <w:rPr>
+            <w:color w:val="0000EE"/>
+            <w:u w:val="single"/>
+          </w:rPr>
+          <w:t>何2:2</w:t>
+        </w:r>
+      </w:hyperlink>
+      <w:r>
+        <w:rPr>
+          <w:lang w:val="zh_TW" w:bidi="zh_TW"/>
+        </w:rPr>
+        <w:t>；另見</w:t>
+      </w:r>
+      <w:hyperlink r:id="rId55">
+        <w:r>
+          <w:rPr>
+            <w:lang w:val="zh_TW" w:bidi="zh_TW"/>
+          </w:rPr>
+          <w:rPr>
+            <w:color w:val="0000EE"/>
+            <w:u w:val="single"/>
+          </w:rPr>
+          <w:t>耶3:1–4:2</w:t>
+        </w:r>
+      </w:hyperlink>
+      <w:r>
+        <w:rPr>
+          <w:lang w:val="zh_TW" w:bidi="zh_TW"/>
+        </w:rPr>
+        <w:t>）。他們的孩子則代表當時以色列民族中的每一個成員（</w:t>
+      </w:r>
+      <w:hyperlink r:id="rId56">
+        <w:r>
+          <w:rPr>
+            <w:lang w:val="zh_TW" w:bidi="zh_TW"/>
+          </w:rPr>
+          <w:rPr>
+            <w:color w:val="0000EE"/>
+            <w:u w:val="single"/>
+          </w:rPr>
+          <w:t>何2:2–5</w:t>
+        </w:r>
+      </w:hyperlink>
+      <w:r>
+        <w:rPr>
+          <w:lang w:val="zh_TW" w:bidi="zh_TW"/>
+        </w:rPr>
+        <w:t>）。</w:t>
+      </w:r>
+    </w:p>
+    <w:p>
+      <w:pPr/>
+      <w:r>
+        <w:rPr>
+          <w:lang w:val="zh_TW" w:bidi="zh_TW"/>
+        </w:rPr>
+      </w:r>
+      <w:hyperlink r:id="rId42">
+        <w:r>
+          <w:rPr>
+            <w:lang w:val="zh_TW" w:bidi="zh_TW"/>
+          </w:rPr>
+          <w:rPr>
+            <w:color w:val="0000EE"/>
+            <w:u w:val="single"/>
+          </w:rPr>
+          <w:t>第三章</w:t>
+        </w:r>
+      </w:hyperlink>
+      <w:r>
+        <w:rPr>
+          <w:lang w:val="zh_TW" w:bidi="zh_TW"/>
+        </w:rPr>
+        <w:t>以恢復為主題，總結以色列的歷史。何西阿為歌篾所付出的贖價（</w:t>
+      </w:r>
+      <w:hyperlink r:id="rId57">
+        <w:r>
+          <w:rPr>
+            <w:lang w:val="zh_TW" w:bidi="zh_TW"/>
+          </w:rPr>
+          <w:rPr>
+            <w:color w:val="0000EE"/>
+            <w:u w:val="single"/>
+          </w:rPr>
+          <w:t>何3:2</w:t>
+        </w:r>
+      </w:hyperlink>
+      <w:r>
+        <w:rPr>
+          <w:lang w:val="zh_TW" w:bidi="zh_TW"/>
+        </w:rPr>
+        <w:t>）顯明以色列受制於罪與撒但的捆綁（</w:t>
+      </w:r>
+      <w:hyperlink r:id="rId58">
+        <w:r>
+          <w:rPr>
+            <w:lang w:val="zh_TW" w:bidi="zh_TW"/>
+          </w:rPr>
+          <w:rPr>
+            <w:color w:val="0000EE"/>
+            <w:u w:val="single"/>
+          </w:rPr>
+          <w:t>來2:14–15</w:t>
+        </w:r>
+      </w:hyperlink>
+      <w:r>
+        <w:rPr>
+          <w:lang w:val="zh_TW" w:bidi="zh_TW"/>
+        </w:rPr>
+        <w:t>）。這筆贖價是為女奴而付，因歌篾因其淫行而淪為奴隸（見</w:t>
+      </w:r>
+      <w:hyperlink r:id="rId59">
+        <w:r>
+          <w:rPr>
+            <w:lang w:val="zh_TW" w:bidi="zh_TW"/>
+          </w:rPr>
+          <w:rPr>
+            <w:color w:val="0000EE"/>
+            <w:u w:val="single"/>
+          </w:rPr>
+          <w:t>出21:32</w:t>
+        </w:r>
+      </w:hyperlink>
+      <w:r>
+        <w:rPr>
+          <w:lang w:val="zh_TW" w:bidi="zh_TW"/>
+        </w:rPr>
+        <w:t>）。歌篾被隔離的狀態，如同以色列被擄的處境，其目的乃是為了潔淨（</w:t>
+      </w:r>
+      <w:hyperlink r:id="rId60">
+        <w:r>
+          <w:rPr>
+            <w:lang w:val="zh_TW" w:bidi="zh_TW"/>
+          </w:rPr>
+          <w:rPr>
+            <w:color w:val="0000EE"/>
+            <w:u w:val="single"/>
+          </w:rPr>
+          <w:t>何3:3</w:t>
+        </w:r>
+      </w:hyperlink>
+      <w:r>
+        <w:rPr>
+          <w:lang w:val="zh_TW" w:bidi="zh_TW"/>
+        </w:rPr>
+        <w:t>；</w:t>
+      </w:r>
+      <w:hyperlink r:id="rId61">
+        <w:r>
+          <w:rPr>
+            <w:lang w:val="zh_TW" w:bidi="zh_TW"/>
+          </w:rPr>
+          <w:rPr>
+            <w:color w:val="0000EE"/>
+            <w:u w:val="single"/>
+          </w:rPr>
+          <w:t>申21:13</w:t>
+        </w:r>
+      </w:hyperlink>
+      <w:r>
+        <w:rPr>
+          <w:lang w:val="zh_TW" w:bidi="zh_TW"/>
+        </w:rPr>
+        <w:t>，</w:t>
+      </w:r>
+      <w:hyperlink r:id="rId62">
+        <w:r>
+          <w:rPr>
+            <w:lang w:val="zh_TW" w:bidi="zh_TW"/>
+          </w:rPr>
+          <w:rPr>
+            <w:color w:val="0000EE"/>
+            <w:u w:val="single"/>
+          </w:rPr>
+          <w:t>30:2</w:t>
+        </w:r>
+      </w:hyperlink>
+      <w:r>
+        <w:rPr>
+          <w:lang w:val="zh_TW" w:bidi="zh_TW"/>
+        </w:rPr>
+        <w:t>）。</w:t>
+      </w:r>
+    </w:p>
+    <w:p>
+      <w:pPr/>
+      <w:r>
+        <w:rPr>
+          <w:lang w:val="zh_TW" w:bidi="zh_TW"/>
+        </w:rPr>
+      </w:r>
+      <w:r>
+        <w:rPr>
+          <w:lang w:val="zh_TW" w:bidi="zh_TW"/>
+        </w:rPr>
+        <w:t>在被擄到巴比倫之後（「後來」），並且在「末後的日子」，以色列將回轉歸向她的丈夫，重新享受這段更新的關係所帶來的祝福。經文中提到彌賽亞——「大衛他們的王」——將要興起，帶領以色列歸向耶和華（</w:t>
+      </w:r>
+      <w:hyperlink r:id="rId63">
+        <w:r>
+          <w:rPr>
+            <w:lang w:val="zh_TW" w:bidi="zh_TW"/>
+          </w:rPr>
+          <w:rPr>
+            <w:color w:val="0000EE"/>
+            <w:u w:val="single"/>
+          </w:rPr>
+          <w:t>何3:5</w:t>
+        </w:r>
+      </w:hyperlink>
+      <w:r>
+        <w:rPr>
+          <w:lang w:val="zh_TW" w:bidi="zh_TW"/>
+        </w:rPr>
+        <w:t>）。</w:t>
+      </w:r>
+    </w:p>
+    <w:p>
+      <w:pPr/>
+      <w:r>
+        <w:rPr>
+          <w:lang w:val="zh_TW" w:bidi="zh_TW"/>
+        </w:rPr>
+      </w:r>
+      <w:r>
+        <w:rPr>
+          <w:lang w:val="zh_TW" w:bidi="zh_TW"/>
+        </w:rPr>
+        <w:t>何西阿書的最後一個主要段落，進一步詳述並展開了</w:t>
+      </w:r>
+      <w:hyperlink r:id="rId64">
+        <w:r>
+          <w:rPr>
+            <w:lang w:val="zh_TW" w:bidi="zh_TW"/>
+          </w:rPr>
+          <w:rPr>
+            <w:color w:val="0000EE"/>
+            <w:u w:val="single"/>
+          </w:rPr>
+          <w:t>第一至第三章</w:t>
+        </w:r>
+      </w:hyperlink>
+      <w:r>
+        <w:rPr>
+          <w:lang w:val="zh_TW" w:bidi="zh_TW"/>
+        </w:rPr>
+        <w:t>所呈現的核心主題。何西阿在此宣告並預言了：</w:t>
+      </w:r>
+    </w:p>
+    <w:p>
+      <w:pPr>
+        <w:pStyle w:val="ListBullet"/>
+        <w:spacing w:line="240" w:lineRule="auto"/>
+        <w:ind w:left="720"/>
+      </w:pPr>
+      <w:r>
+        <w:rPr>
+          <w:lang w:val="zh_TW" w:bidi="zh_TW"/>
+        </w:rPr>
+      </w:r>
+      <w:r>
+        <w:rPr>
+          <w:lang w:val="zh_TW" w:bidi="zh_TW"/>
+        </w:rPr>
+        <w:t>以色列的背道（</w:t>
+      </w:r>
+      <w:hyperlink r:id="rId65">
+        <w:r>
+          <w:rPr>
+            <w:lang w:val="zh_TW" w:bidi="zh_TW"/>
+          </w:rPr>
+          <w:rPr>
+            <w:color w:val="0000EE"/>
+            <w:u w:val="single"/>
+          </w:rPr>
+          <w:t>何4:1–7:16</w:t>
+        </w:r>
+      </w:hyperlink>
+      <w:r>
+        <w:rPr>
+          <w:lang w:val="zh_TW" w:bidi="zh_TW"/>
+        </w:rPr>
+        <w:t>）</w:t>
+      </w:r>
+    </w:p>
+    <w:p>
+      <w:pPr>
+        <w:pStyle w:val="ListBullet"/>
+        <w:spacing w:line="240" w:lineRule="auto"/>
+        <w:ind w:left="720"/>
+      </w:pPr>
+      <w:r>
+        <w:rPr>
+          <w:lang w:val="zh_TW" w:bidi="zh_TW"/>
+        </w:rPr>
+      </w:r>
+      <w:r>
+        <w:rPr>
+          <w:lang w:val="zh_TW" w:bidi="zh_TW"/>
+        </w:rPr>
+        <w:t>懲罰（</w:t>
+      </w:r>
+      <w:hyperlink r:id="rId66">
+        <w:r>
+          <w:rPr>
+            <w:lang w:val="zh_TW" w:bidi="zh_TW"/>
+          </w:rPr>
+          <w:rPr>
+            <w:color w:val="0000EE"/>
+            <w:u w:val="single"/>
+          </w:rPr>
+          <w:t>何8:1–10:15</w:t>
+        </w:r>
+      </w:hyperlink>
+      <w:r>
+        <w:rPr>
+          <w:lang w:val="zh_TW" w:bidi="zh_TW"/>
+        </w:rPr>
+        <w:t>）</w:t>
+      </w:r>
+    </w:p>
+    <w:p>
+      <w:pPr>
+        <w:pStyle w:val="ListBullet"/>
+        <w:spacing w:line="240" w:lineRule="auto"/>
+        <w:ind w:left="720"/>
+      </w:pPr>
+      <w:r>
+        <w:rPr>
+          <w:lang w:val="zh_TW" w:bidi="zh_TW"/>
+        </w:rPr>
+      </w:r>
+      <w:r>
+        <w:rPr>
+          <w:lang w:val="zh_TW" w:bidi="zh_TW"/>
+        </w:rPr>
+        <w:t>恢復（</w:t>
+      </w:r>
+      <w:hyperlink r:id="rId67">
+        <w:r>
+          <w:rPr>
+            <w:lang w:val="zh_TW" w:bidi="zh_TW"/>
+          </w:rPr>
+          <w:rPr>
+            <w:color w:val="0000EE"/>
+            <w:u w:val="single"/>
+          </w:rPr>
+          <w:t>何11:1–14:9</w:t>
+        </w:r>
+      </w:hyperlink>
+      <w:r>
+        <w:rPr>
+          <w:lang w:val="zh_TW" w:bidi="zh_TW"/>
+        </w:rPr>
+        <w:t>）</w:t>
+      </w:r>
+    </w:p>
+    <w:p>
+      <w:pPr>
+        <w:pStyle w:val="Heading4"/>
+      </w:pPr>
+      <w:r>
+        <w:rPr>
+          <w:lang w:val="zh_TW" w:bidi="zh_TW"/>
+        </w:rPr>
+        <w:t>第四章</w:t>
+      </w:r>
+    </w:p>
+    <w:p>
+      <w:pPr/>
+      <w:r>
+        <w:rPr>
+          <w:lang w:val="zh_TW" w:bidi="zh_TW"/>
+        </w:rPr>
+      </w:r>
+      <w:r>
+        <w:rPr>
+          <w:lang w:val="zh_TW" w:bidi="zh_TW"/>
+        </w:rPr>
+        <w:t>以色列深深陷入不敬虔的行為，並逐漸遠離神（</w:t>
+      </w:r>
+      <w:hyperlink r:id="rId24">
+        <w:r>
+          <w:rPr>
+            <w:lang w:val="zh_TW" w:bidi="zh_TW"/>
+          </w:rPr>
+          <w:rPr>
+            <w:color w:val="0000EE"/>
+            <w:u w:val="single"/>
+          </w:rPr>
+          <w:t>何4:1–2</w:t>
+        </w:r>
+      </w:hyperlink>
+      <w:r>
+        <w:rPr>
+          <w:lang w:val="zh_TW" w:bidi="zh_TW"/>
+        </w:rPr>
+        <w:t>；參</w:t>
+      </w:r>
+      <w:hyperlink r:id="rId68">
+        <w:r>
+          <w:rPr>
+            <w:lang w:val="zh_TW" w:bidi="zh_TW"/>
+          </w:rPr>
+          <w:rPr>
+            <w:color w:val="0000EE"/>
+            <w:u w:val="single"/>
+          </w:rPr>
+          <w:t>出20:1–17</w:t>
+        </w:r>
+      </w:hyperlink>
+      <w:r>
+        <w:rPr>
+          <w:lang w:val="zh_TW" w:bidi="zh_TW"/>
+        </w:rPr>
+        <w:t>）。百姓因冷漠及而祭司的欺騙忽視神的話語（</w:t>
+      </w:r>
+      <w:hyperlink r:id="rId69">
+        <w:r>
+          <w:rPr>
+            <w:lang w:val="zh_TW" w:bidi="zh_TW"/>
+          </w:rPr>
+          <w:rPr>
+            <w:color w:val="0000EE"/>
+            <w:u w:val="single"/>
+          </w:rPr>
+          <w:t>何4:6–9</w:t>
+        </w:r>
+      </w:hyperlink>
+      <w:r>
+        <w:rPr>
+          <w:lang w:val="zh_TW" w:bidi="zh_TW"/>
+        </w:rPr>
+        <w:t>；參</w:t>
+      </w:r>
+      <w:hyperlink r:id="rId70">
+        <w:r>
+          <w:rPr>
+            <w:lang w:val="zh_TW" w:bidi="zh_TW"/>
+          </w:rPr>
+          <w:rPr>
+            <w:color w:val="0000EE"/>
+            <w:u w:val="single"/>
+          </w:rPr>
+          <w:t>賽5:13</w:t>
+        </w:r>
+      </w:hyperlink>
+      <w:r>
+        <w:rPr>
+          <w:lang w:val="zh_TW" w:bidi="zh_TW"/>
+        </w:rPr>
+        <w:t>；</w:t>
+      </w:r>
+      <w:hyperlink r:id="rId71">
+        <w:r>
+          <w:rPr>
+            <w:lang w:val="zh_TW" w:bidi="zh_TW"/>
+          </w:rPr>
+          <w:rPr>
+            <w:color w:val="0000EE"/>
+            <w:u w:val="single"/>
+          </w:rPr>
+          <w:t>摩8:11–12</w:t>
+        </w:r>
+      </w:hyperlink>
+      <w:r>
+        <w:rPr>
+          <w:lang w:val="zh_TW" w:bidi="zh_TW"/>
+        </w:rPr>
+        <w:t>；</w:t>
+      </w:r>
+      <w:hyperlink r:id="rId72">
+        <w:r>
+          <w:rPr>
+            <w:lang w:val="zh_TW" w:bidi="zh_TW"/>
+          </w:rPr>
+          <w:rPr>
+            <w:color w:val="0000EE"/>
+            <w:u w:val="single"/>
+          </w:rPr>
+          <w:t>番1:6</w:t>
+        </w:r>
+      </w:hyperlink>
+      <w:r>
+        <w:rPr>
+          <w:lang w:val="zh_TW" w:bidi="zh_TW"/>
+        </w:rPr>
+        <w:t>）。以色列跟隨著敗壞的宗教領袖，正如他們的君王效法先前邪惡君王的腐敗行徑一般（</w:t>
+      </w:r>
+      <w:hyperlink r:id="rId73">
+        <w:r>
+          <w:rPr>
+            <w:lang w:val="zh_TW" w:bidi="zh_TW"/>
+          </w:rPr>
+          <w:rPr>
+            <w:color w:val="0000EE"/>
+            <w:u w:val="single"/>
+          </w:rPr>
+          <w:t>何4:9</w:t>
+        </w:r>
+      </w:hyperlink>
+      <w:r>
+        <w:rPr>
+          <w:lang w:val="zh_TW" w:bidi="zh_TW"/>
+        </w:rPr>
+        <w:t>）。他們不再尋求神的話，反而向偶像與占卜求問指引（</w:t>
+      </w:r>
+      <w:hyperlink r:id="rId74">
+        <w:r>
+          <w:rPr>
+            <w:lang w:val="zh_TW" w:bidi="zh_TW"/>
+          </w:rPr>
+          <w:rPr>
+            <w:color w:val="0000EE"/>
+            <w:u w:val="single"/>
+          </w:rPr>
+          <w:t>何4:12–13</w:t>
+        </w:r>
+      </w:hyperlink>
+      <w:r>
+        <w:rPr>
+          <w:lang w:val="zh_TW" w:bidi="zh_TW"/>
+        </w:rPr>
+        <w:t>）。最終，以色列喪失了其作為祭司的身分（</w:t>
+      </w:r>
+      <w:hyperlink r:id="rId75">
+        <w:r>
+          <w:rPr>
+            <w:lang w:val="zh_TW" w:bidi="zh_TW"/>
+          </w:rPr>
+          <w:rPr>
+            <w:color w:val="0000EE"/>
+            <w:u w:val="single"/>
+          </w:rPr>
+          <w:t>何4:6</w:t>
+        </w:r>
+      </w:hyperlink>
+      <w:r>
+        <w:rPr>
+          <w:lang w:val="zh_TW" w:bidi="zh_TW"/>
+        </w:rPr>
+        <w:t>；參</w:t>
+      </w:r>
+      <w:hyperlink r:id="rId76">
+        <w:r>
+          <w:rPr>
+            <w:lang w:val="zh_TW" w:bidi="zh_TW"/>
+          </w:rPr>
+          <w:rPr>
+            <w:color w:val="0000EE"/>
+            <w:u w:val="single"/>
+          </w:rPr>
+          <w:t>出19:6</w:t>
+        </w:r>
+      </w:hyperlink>
+      <w:r>
+        <w:rPr>
+          <w:lang w:val="zh_TW" w:bidi="zh_TW"/>
+        </w:rPr>
+        <w:t>），因為祭司在很大程度上要為國家背離信仰負責（</w:t>
+      </w:r>
+      <w:hyperlink r:id="rId77">
+        <w:r>
+          <w:rPr>
+            <w:lang w:val="zh_TW" w:bidi="zh_TW"/>
+          </w:rPr>
+          <w:rPr>
+            <w:color w:val="0000EE"/>
+            <w:u w:val="single"/>
+          </w:rPr>
+          <w:t>何5:1</w:t>
+        </w:r>
+      </w:hyperlink>
+      <w:r>
+        <w:rPr>
+          <w:lang w:val="zh_TW" w:bidi="zh_TW"/>
+        </w:rPr>
+        <w:t>）。</w:t>
+      </w:r>
+    </w:p>
+    <w:p>
+      <w:pPr>
+        <w:pStyle w:val="Heading4"/>
+      </w:pPr>
+      <w:r>
+        <w:rPr>
+          <w:lang w:val="zh_TW" w:bidi="zh_TW"/>
+        </w:rPr>
+        <w:t>第五至第六章</w:t>
+      </w:r>
+    </w:p>
+    <w:p>
+      <w:pPr/>
+      <w:r>
+        <w:rPr>
+          <w:lang w:val="zh_TW" w:bidi="zh_TW"/>
+        </w:rPr>
+      </w:r>
+      <w:r>
+        <w:rPr>
+          <w:lang w:val="zh_TW" w:bidi="zh_TW"/>
+        </w:rPr>
+        <w:t>在對北國以色列提出控訴之後，神隨即發出嚴厲的警告（</w:t>
+      </w:r>
+      <w:hyperlink r:id="rId78">
+        <w:r>
+          <w:rPr>
+            <w:lang w:val="zh_TW" w:bidi="zh_TW"/>
+          </w:rPr>
+          <w:rPr>
+            <w:color w:val="0000EE"/>
+            <w:u w:val="single"/>
+          </w:rPr>
+          <w:t>何5:8–14</w:t>
+        </w:r>
+      </w:hyperlink>
+      <w:r>
+        <w:rPr>
+          <w:lang w:val="zh_TW" w:bidi="zh_TW"/>
+        </w:rPr>
+        <w:t>）。號角將在便雅憫的山地吹響（</w:t>
+      </w:r>
+      <w:hyperlink r:id="rId79">
+        <w:r>
+          <w:rPr>
+            <w:lang w:val="zh_TW" w:bidi="zh_TW"/>
+          </w:rPr>
+          <w:rPr>
+            <w:color w:val="0000EE"/>
+            <w:u w:val="single"/>
+          </w:rPr>
+          <w:t>何5:8</w:t>
+        </w:r>
+      </w:hyperlink>
+      <w:r>
+        <w:rPr>
+          <w:lang w:val="zh_TW" w:bidi="zh_TW"/>
+        </w:rPr>
+        <w:t>），這地帶位於以色列與猶大之間。此處的警報表明以色列正遭受入侵，而猶大也同樣面臨危險（</w:t>
+      </w:r>
+      <w:hyperlink r:id="rId80">
+        <w:r>
+          <w:rPr>
+            <w:lang w:val="zh_TW" w:bidi="zh_TW"/>
+          </w:rPr>
+          <w:rPr>
+            <w:color w:val="0000EE"/>
+            <w:u w:val="single"/>
+          </w:rPr>
+          <w:t>何5:9–12</w:t>
+        </w:r>
+      </w:hyperlink>
+      <w:r>
+        <w:rPr>
+          <w:lang w:val="zh_TW" w:bidi="zh_TW"/>
+        </w:rPr>
+        <w:t>）。北國不倚靠神的誡命，反而順從人的命令（</w:t>
+      </w:r>
+      <w:hyperlink r:id="rId81">
+        <w:r>
+          <w:rPr>
+            <w:lang w:val="zh_TW" w:bidi="zh_TW"/>
+          </w:rPr>
+          <w:rPr>
+            <w:color w:val="0000EE"/>
+            <w:u w:val="single"/>
+          </w:rPr>
+          <w:t>何5:11</w:t>
+        </w:r>
+      </w:hyperlink>
+      <w:r>
+        <w:rPr>
+          <w:lang w:val="zh_TW" w:bidi="zh_TW"/>
+        </w:rPr>
+        <w:t>）。以色列曾向亞述求助，卻最終遭到背叛並走向失敗（</w:t>
+      </w:r>
+      <w:hyperlink r:id="rId30">
+        <w:r>
+          <w:rPr>
+            <w:lang w:val="zh_TW" w:bidi="zh_TW"/>
+          </w:rPr>
+          <w:rPr>
+            <w:color w:val="0000EE"/>
+            <w:u w:val="single"/>
+          </w:rPr>
+          <w:t>何5:13</w:t>
+        </w:r>
+      </w:hyperlink>
+      <w:r>
+        <w:rPr>
+          <w:lang w:val="zh_TW" w:bidi="zh_TW"/>
+        </w:rPr>
+        <w:t>）。在這段關於公元前722年以色列被亞述滅亡的預言中，何西阿將神描繪為最終的管教者（</w:t>
+      </w:r>
+      <w:hyperlink r:id="rId82">
+        <w:r>
+          <w:rPr>
+            <w:lang w:val="zh_TW" w:bidi="zh_TW"/>
+          </w:rPr>
+          <w:rPr>
+            <w:color w:val="0000EE"/>
+            <w:u w:val="single"/>
+          </w:rPr>
+          <w:t>何5:14</w:t>
+        </w:r>
+      </w:hyperlink>
+      <w:r>
+        <w:rPr>
+          <w:lang w:val="zh_TW" w:bidi="zh_TW"/>
+        </w:rPr>
+        <w:t>）。</w:t>
+      </w:r>
+    </w:p>
+    <w:p>
+      <w:pPr/>
+      <w:r>
+        <w:rPr>
+          <w:lang w:val="zh_TW" w:bidi="zh_TW"/>
+        </w:rPr>
+      </w:r>
+      <w:r>
+        <w:rPr>
+          <w:lang w:val="zh_TW" w:bidi="zh_TW"/>
+        </w:rPr>
+        <w:t>在揭示刑罰之後，神立刻發出悔改的呼召（</w:t>
+      </w:r>
+      <w:hyperlink r:id="rId83">
+        <w:r>
+          <w:rPr>
+            <w:lang w:val="zh_TW" w:bidi="zh_TW"/>
+          </w:rPr>
+          <w:rPr>
+            <w:color w:val="0000EE"/>
+            <w:u w:val="single"/>
+          </w:rPr>
+          <w:t>何5:15–6:3</w:t>
+        </w:r>
+      </w:hyperlink>
+      <w:r>
+        <w:rPr>
+          <w:lang w:val="zh_TW" w:bidi="zh_TW"/>
+        </w:rPr>
+        <w:t>）。（此處的章節劃分並不理想，因為</w:t>
+      </w:r>
+      <w:hyperlink r:id="rId84">
+        <w:r>
+          <w:rPr>
+            <w:lang w:val="zh_TW" w:bidi="zh_TW"/>
+          </w:rPr>
+          <w:rPr>
+            <w:color w:val="0000EE"/>
+            <w:u w:val="single"/>
+          </w:rPr>
+          <w:t>何西阿書六章1至3節</w:t>
+        </w:r>
+      </w:hyperlink>
+      <w:r>
+        <w:rPr>
+          <w:lang w:val="zh_TW" w:bidi="zh_TW"/>
+        </w:rPr>
+        <w:t>應與</w:t>
+      </w:r>
+      <w:hyperlink r:id="rId85">
+        <w:r>
+          <w:rPr>
+            <w:lang w:val="zh_TW" w:bidi="zh_TW"/>
+          </w:rPr>
+          <w:rPr>
+            <w:color w:val="0000EE"/>
+            <w:u w:val="single"/>
+          </w:rPr>
+          <w:t>五章15節</w:t>
+        </w:r>
+      </w:hyperlink>
+      <w:r>
+        <w:rPr>
+          <w:lang w:val="zh_TW" w:bidi="zh_TW"/>
+        </w:rPr>
+        <w:t>連在一起理解。）這段呼籲歸向耶和華的話，或可被視為何西阿在領受啟示後的個人回應；然而，更恰當的理解是將</w:t>
+      </w:r>
+      <w:hyperlink r:id="rId84">
+        <w:r>
+          <w:rPr>
+            <w:lang w:val="zh_TW" w:bidi="zh_TW"/>
+          </w:rPr>
+          <w:rPr>
+            <w:color w:val="0000EE"/>
+            <w:u w:val="single"/>
+          </w:rPr>
+          <w:t>何西阿書六章1至3節</w:t>
+        </w:r>
+      </w:hyperlink>
+      <w:r>
+        <w:rPr>
+          <w:lang w:val="zh_TW" w:bidi="zh_TW"/>
+        </w:rPr>
+        <w:t>代表將來悔改歸回的餘民之呼聲。亞述無法帶來醫治，任何列國亦然；惟有神能在屬靈、政治與身體各層面醫治以色列（</w:t>
+      </w:r>
+      <w:hyperlink r:id="rId86">
+        <w:r>
+          <w:rPr>
+            <w:lang w:val="zh_TW" w:bidi="zh_TW"/>
+          </w:rPr>
+          <w:rPr>
+            <w:color w:val="0000EE"/>
+            <w:u w:val="single"/>
+          </w:rPr>
+          <w:t>何6:1</w:t>
+        </w:r>
+      </w:hyperlink>
+      <w:r>
+        <w:rPr>
+          <w:lang w:val="zh_TW" w:bidi="zh_TW"/>
+        </w:rPr>
+        <w:t>；另見</w:t>
+      </w:r>
+      <w:hyperlink r:id="rId87">
+        <w:r>
+          <w:rPr>
+            <w:lang w:val="zh_TW" w:bidi="zh_TW"/>
+          </w:rPr>
+          <w:rPr>
+            <w:color w:val="0000EE"/>
+            <w:u w:val="single"/>
+          </w:rPr>
+          <w:t>出15:26</w:t>
+        </w:r>
+      </w:hyperlink>
+      <w:r>
+        <w:rPr>
+          <w:lang w:val="zh_TW" w:bidi="zh_TW"/>
+        </w:rPr>
+        <w:t>；</w:t>
+      </w:r>
+      <w:hyperlink r:id="rId88">
+        <w:r>
+          <w:rPr>
+            <w:lang w:val="zh_TW" w:bidi="zh_TW"/>
+          </w:rPr>
+          <w:rPr>
+            <w:color w:val="0000EE"/>
+            <w:u w:val="single"/>
+          </w:rPr>
+          <w:t>申32:39</w:t>
+        </w:r>
+      </w:hyperlink>
+      <w:r>
+        <w:rPr>
+          <w:lang w:val="zh_TW" w:bidi="zh_TW"/>
+        </w:rPr>
+        <w:t>；</w:t>
+      </w:r>
+      <w:hyperlink r:id="rId89">
+        <w:r>
+          <w:rPr>
+            <w:lang w:val="zh_TW" w:bidi="zh_TW"/>
+          </w:rPr>
+          <w:rPr>
+            <w:color w:val="0000EE"/>
+            <w:u w:val="single"/>
+          </w:rPr>
+          <w:t>賽53:5</w:t>
+        </w:r>
+      </w:hyperlink>
+      <w:r>
+        <w:rPr>
+          <w:lang w:val="zh_TW" w:bidi="zh_TW"/>
+        </w:rPr>
+        <w:t>；</w:t>
+      </w:r>
+      <w:hyperlink r:id="rId90">
+        <w:r>
+          <w:rPr>
+            <w:lang w:val="zh_TW" w:bidi="zh_TW"/>
+          </w:rPr>
+          <w:rPr>
+            <w:color w:val="0000EE"/>
+            <w:u w:val="single"/>
+          </w:rPr>
+          <w:t>結37:1–14</w:t>
+        </w:r>
+      </w:hyperlink>
+      <w:r>
+        <w:rPr>
+          <w:lang w:val="zh_TW" w:bidi="zh_TW"/>
+        </w:rPr>
+        <w:t>；</w:t>
+      </w:r>
+      <w:hyperlink r:id="rId91">
+        <w:r>
+          <w:rPr>
+            <w:lang w:val="zh_TW" w:bidi="zh_TW"/>
+          </w:rPr>
+          <w:rPr>
+            <w:color w:val="0000EE"/>
+            <w:u w:val="single"/>
+          </w:rPr>
+          <w:t>瑪4:2</w:t>
+        </w:r>
+      </w:hyperlink>
+      <w:r>
+        <w:rPr>
+          <w:lang w:val="zh_TW" w:bidi="zh_TW"/>
+        </w:rPr>
+        <w:t>）。</w:t>
+      </w:r>
+    </w:p>
+    <w:p>
+      <w:pPr/>
+      <w:r>
+        <w:rPr>
+          <w:lang w:val="zh_TW" w:bidi="zh_TW"/>
+        </w:rPr>
+      </w:r>
+      <w:r>
+        <w:rPr>
+          <w:lang w:val="zh_TW" w:bidi="zh_TW"/>
+        </w:rPr>
+        <w:t>在呼召悔改之後，神再次將焦點轉向以色列（</w:t>
+      </w:r>
+      <w:hyperlink r:id="rId92">
+        <w:r>
+          <w:rPr>
+            <w:lang w:val="zh_TW" w:bidi="zh_TW"/>
+          </w:rPr>
+          <w:rPr>
+            <w:color w:val="0000EE"/>
+            <w:u w:val="single"/>
+          </w:rPr>
+          <w:t>何6:4–11</w:t>
+        </w:r>
+      </w:hyperlink>
+      <w:r>
+        <w:rPr>
+          <w:lang w:val="zh_TW" w:bidi="zh_TW"/>
+        </w:rPr>
+        <w:t>，另見</w:t>
+      </w:r>
+      <w:hyperlink r:id="rId14">
+        <w:r>
+          <w:rPr>
+            <w:lang w:val="zh_TW" w:bidi="zh_TW"/>
+          </w:rPr>
+          <w:rPr>
+            <w:color w:val="0000EE"/>
+            <w:u w:val="single"/>
+          </w:rPr>
+          <w:t>4:15</w:t>
+        </w:r>
+      </w:hyperlink>
+      <w:r>
+        <w:rPr>
+          <w:lang w:val="zh_TW" w:bidi="zh_TW"/>
+        </w:rPr>
+        <w:t>）。以色列背離了其創造主，違背了祂的信息（</w:t>
+      </w:r>
+      <w:hyperlink r:id="rId93">
+        <w:r>
+          <w:rPr>
+            <w:lang w:val="zh_TW" w:bidi="zh_TW"/>
+          </w:rPr>
+          <w:rPr>
+            <w:color w:val="0000EE"/>
+            <w:u w:val="single"/>
+          </w:rPr>
+          <w:t>何6:7</w:t>
+        </w:r>
+      </w:hyperlink>
+      <w:r>
+        <w:rPr>
+          <w:lang w:val="zh_TW" w:bidi="zh_TW"/>
+        </w:rPr>
+        <w:t>）。基列只是以色列暴力本性的其中一個例證（</w:t>
+      </w:r>
+      <w:hyperlink r:id="rId37">
+        <w:r>
+          <w:rPr>
+            <w:lang w:val="zh_TW" w:bidi="zh_TW"/>
+          </w:rPr>
+          <w:rPr>
+            <w:color w:val="0000EE"/>
+            <w:u w:val="single"/>
+          </w:rPr>
+          <w:t>何6:8</w:t>
+        </w:r>
+      </w:hyperlink>
+      <w:r>
+        <w:rPr>
+          <w:lang w:val="zh_TW" w:bidi="zh_TW"/>
+        </w:rPr>
+        <w:t>）。甚至連祭司也以暴力聞名（</w:t>
+      </w:r>
+      <w:hyperlink r:id="rId94">
+        <w:r>
+          <w:rPr>
+            <w:lang w:val="zh_TW" w:bidi="zh_TW"/>
+          </w:rPr>
+          <w:rPr>
+            <w:color w:val="0000EE"/>
+            <w:u w:val="single"/>
+          </w:rPr>
+          <w:t>何6:9</w:t>
+        </w:r>
+      </w:hyperlink>
+      <w:r>
+        <w:rPr>
+          <w:lang w:val="zh_TW" w:bidi="zh_TW"/>
+        </w:rPr>
+        <w:t>；另見</w:t>
+      </w:r>
+      <w:hyperlink r:id="rId95">
+        <w:r>
+          <w:rPr>
+            <w:lang w:val="zh_TW" w:bidi="zh_TW"/>
+          </w:rPr>
+          <w:rPr>
+            <w:color w:val="0000EE"/>
+            <w:u w:val="single"/>
+          </w:rPr>
+          <w:t>撒上2:12–17</w:t>
+        </w:r>
+      </w:hyperlink>
+      <w:r>
+        <w:rPr>
+          <w:lang w:val="zh_TW" w:bidi="zh_TW"/>
+        </w:rPr>
+        <w:t>；</w:t>
+      </w:r>
+      <w:hyperlink r:id="rId96">
+        <w:r>
+          <w:rPr>
+            <w:lang w:val="zh_TW" w:bidi="zh_TW"/>
+          </w:rPr>
+          <w:rPr>
+            <w:color w:val="0000EE"/>
+            <w:u w:val="single"/>
+          </w:rPr>
+          <w:t>耶5:31</w:t>
+        </w:r>
+      </w:hyperlink>
+      <w:r>
+        <w:rPr>
+          <w:lang w:val="zh_TW" w:bidi="zh_TW"/>
+        </w:rPr>
+        <w:t>）。因此，神宣告以色列的罪惡是「可憎的」（</w:t>
+      </w:r>
+      <w:hyperlink r:id="rId97">
+        <w:r>
+          <w:rPr>
+            <w:lang w:val="zh_TW" w:bidi="zh_TW"/>
+          </w:rPr>
+          <w:rPr>
+            <w:color w:val="0000EE"/>
+            <w:u w:val="single"/>
+          </w:rPr>
+          <w:t>何6:10</w:t>
+        </w:r>
+      </w:hyperlink>
+      <w:r>
+        <w:rPr>
+          <w:lang w:val="zh_TW" w:bidi="zh_TW"/>
+        </w:rPr>
+        <w:t>）。</w:t>
+      </w:r>
+    </w:p>
+    <w:p>
+      <w:pPr>
+        <w:pStyle w:val="Heading4"/>
+      </w:pPr>
+      <w:r>
+        <w:rPr>
+          <w:lang w:val="zh_TW" w:bidi="zh_TW"/>
+        </w:rPr>
+        <w:t>第七章</w:t>
+      </w:r>
+    </w:p>
+    <w:p>
+      <w:pPr/>
+      <w:r>
+        <w:rPr>
+          <w:lang w:val="zh_TW" w:bidi="zh_TW"/>
+        </w:rPr>
+      </w:r>
+      <w:hyperlink r:id="rId98">
+        <w:r>
+          <w:rPr>
+            <w:lang w:val="zh_TW" w:bidi="zh_TW"/>
+          </w:rPr>
+          <w:rPr>
+            <w:color w:val="0000EE"/>
+            <w:u w:val="single"/>
+          </w:rPr>
+          <w:t>何西阿書第七章</w:t>
+        </w:r>
+      </w:hyperlink>
+      <w:r>
+        <w:rPr>
+          <w:lang w:val="zh_TW" w:bidi="zh_TW"/>
+        </w:rPr>
+        <w:t>呈現了神對以色列最終的看法。神一切試圖使以色列悔改的作為，反而更加顯明了他們的罪惡（</w:t>
+      </w:r>
+      <w:hyperlink r:id="rId99">
+        <w:r>
+          <w:rPr>
+            <w:lang w:val="zh_TW" w:bidi="zh_TW"/>
+          </w:rPr>
+          <w:rPr>
+            <w:color w:val="0000EE"/>
+            <w:u w:val="single"/>
+          </w:rPr>
+          <w:t>何7:1</w:t>
+        </w:r>
+      </w:hyperlink>
+      <w:r>
+        <w:rPr>
+          <w:lang w:val="zh_TW" w:bidi="zh_TW"/>
+        </w:rPr>
+        <w:t>）。他們自以為可以犯罪而不被神察覺（</w:t>
+      </w:r>
+      <w:hyperlink r:id="rId100">
+        <w:r>
+          <w:rPr>
+            <w:lang w:val="zh_TW" w:bidi="zh_TW"/>
+          </w:rPr>
+          <w:rPr>
+            <w:color w:val="0000EE"/>
+            <w:u w:val="single"/>
+          </w:rPr>
+          <w:t>何7:2</w:t>
+        </w:r>
+      </w:hyperlink>
+      <w:r>
+        <w:rPr>
+          <w:lang w:val="zh_TW" w:bidi="zh_TW"/>
+        </w:rPr>
+        <w:t>；另見</w:t>
+      </w:r>
+      <w:hyperlink r:id="rId101">
+        <w:r>
+          <w:rPr>
+            <w:lang w:val="zh_TW" w:bidi="zh_TW"/>
+          </w:rPr>
+          <w:rPr>
+            <w:color w:val="0000EE"/>
+            <w:u w:val="single"/>
+          </w:rPr>
+          <w:t>詩90:8</w:t>
+        </w:r>
+      </w:hyperlink>
+      <w:r>
+        <w:rPr>
+          <w:lang w:val="zh_TW" w:bidi="zh_TW"/>
+        </w:rPr>
+        <w:t>；</w:t>
+      </w:r>
+      <w:hyperlink r:id="rId102">
+        <w:r>
+          <w:rPr>
+            <w:lang w:val="zh_TW" w:bidi="zh_TW"/>
+          </w:rPr>
+          <w:rPr>
+            <w:color w:val="0000EE"/>
+            <w:u w:val="single"/>
+          </w:rPr>
+          <w:t>太12:36–37</w:t>
+        </w:r>
+      </w:hyperlink>
+      <w:r>
+        <w:rPr>
+          <w:lang w:val="zh_TW" w:bidi="zh_TW"/>
+        </w:rPr>
+        <w:t>）。以色列的領袖見百姓與君王與首領一樣敗壞，反而以此為樂（</w:t>
+      </w:r>
+      <w:hyperlink r:id="rId103">
+        <w:r>
+          <w:rPr>
+            <w:lang w:val="zh_TW" w:bidi="zh_TW"/>
+          </w:rPr>
+          <w:rPr>
+            <w:color w:val="0000EE"/>
+            <w:u w:val="single"/>
+          </w:rPr>
+          <w:t>何7:3</w:t>
+        </w:r>
+      </w:hyperlink>
+      <w:r>
+        <w:rPr>
+          <w:lang w:val="zh_TW" w:bidi="zh_TW"/>
+        </w:rPr>
+        <w:t>）。整個以色列因持續不斷的淫亂而惡名昭彰（</w:t>
+      </w:r>
+      <w:hyperlink r:id="rId104">
+        <w:r>
+          <w:rPr>
+            <w:lang w:val="zh_TW" w:bidi="zh_TW"/>
+          </w:rPr>
+          <w:rPr>
+            <w:color w:val="0000EE"/>
+            <w:u w:val="single"/>
+          </w:rPr>
+          <w:t>何7:4</w:t>
+        </w:r>
+      </w:hyperlink>
+      <w:r>
+        <w:rPr>
+          <w:lang w:val="zh_TW" w:bidi="zh_TW"/>
+        </w:rPr>
+        <w:t>）。以色列沒有將自身與不信之人分別出來（</w:t>
+      </w:r>
+      <w:hyperlink r:id="rId105">
+        <w:r>
+          <w:rPr>
+            <w:lang w:val="zh_TW" w:bidi="zh_TW"/>
+          </w:rPr>
+          <w:rPr>
+            <w:color w:val="0000EE"/>
+            <w:u w:val="single"/>
+          </w:rPr>
+          <w:t>何7:8</w:t>
+        </w:r>
+      </w:hyperlink>
+      <w:r>
+        <w:rPr>
+          <w:lang w:val="zh_TW" w:bidi="zh_TW"/>
+        </w:rPr>
+        <w:t xml:space="preserve">；另見 </w:t>
+      </w:r>
+      <w:hyperlink r:id="rId106">
+        <w:r>
+          <w:rPr>
+            <w:lang w:val="zh_TW" w:bidi="zh_TW"/>
+          </w:rPr>
+          <w:rPr>
+            <w:color w:val="0000EE"/>
+            <w:u w:val="single"/>
+          </w:rPr>
+          <w:t>出34:12–16</w:t>
+        </w:r>
+      </w:hyperlink>
+      <w:r>
+        <w:rPr>
+          <w:lang w:val="zh_TW" w:bidi="zh_TW"/>
+        </w:rPr>
+        <w:t>；</w:t>
+      </w:r>
+      <w:hyperlink r:id="rId107">
+        <w:r>
+          <w:rPr>
+            <w:lang w:val="zh_TW" w:bidi="zh_TW"/>
+          </w:rPr>
+          <w:rPr>
+            <w:color w:val="0000EE"/>
+            <w:u w:val="single"/>
+          </w:rPr>
+          <w:t>林後6:14–7:1</w:t>
+        </w:r>
+      </w:hyperlink>
+      <w:r>
+        <w:rPr>
+          <w:lang w:val="zh_TW" w:bidi="zh_TW"/>
+        </w:rPr>
+        <w:t>）。何西阿以「沒有翻過的餅」來形容以色列（</w:t>
+      </w:r>
+      <w:hyperlink r:id="rId105">
+        <w:r>
+          <w:rPr>
+            <w:lang w:val="zh_TW" w:bidi="zh_TW"/>
+          </w:rPr>
+          <w:rPr>
+            <w:color w:val="0000EE"/>
+            <w:u w:val="single"/>
+          </w:rPr>
+          <w:t>何7:8</w:t>
+        </w:r>
+      </w:hyperlink>
+      <w:r>
+        <w:rPr>
+          <w:lang w:val="zh_TW" w:bidi="zh_TW"/>
+        </w:rPr>
+        <w:t>），指出其在屬靈與政治上極不平衡，一面過熟，一面卻仍生。</w:t>
+      </w:r>
+    </w:p>
+    <w:p>
+      <w:pPr/>
+      <w:r>
+        <w:rPr>
+          <w:lang w:val="zh_TW" w:bidi="zh_TW"/>
+        </w:rPr>
+      </w:r>
+      <w:r>
+        <w:rPr>
+          <w:lang w:val="zh_TW" w:bidi="zh_TW"/>
+        </w:rPr>
+        <w:t>在外交事務上，以色列如「</w:t>
+      </w:r>
+      <w:r>
+        <w:rPr>
+          <w:lang w:val="zh_TW" w:bidi="zh_TW"/>
+        </w:rPr>
+        <w:t>鴿子愚蠢無知</w:t>
+      </w:r>
+      <w:r>
+        <w:rPr>
+          <w:lang w:val="zh_TW" w:bidi="zh_TW"/>
+        </w:rPr>
+        <w:t>」，在埃及與亞述之間來回擺盪，卻毫無分辨能力（</w:t>
+      </w:r>
+      <w:hyperlink r:id="rId34">
+        <w:r>
+          <w:rPr>
+            <w:lang w:val="zh_TW" w:bidi="zh_TW"/>
+          </w:rPr>
+          <w:rPr>
+            <w:color w:val="0000EE"/>
+            <w:u w:val="single"/>
+          </w:rPr>
+          <w:t>何7:11</w:t>
+        </w:r>
+      </w:hyperlink>
+      <w:r>
+        <w:rPr>
+          <w:lang w:val="zh_TW" w:bidi="zh_TW"/>
+        </w:rPr>
+        <w:t>）。他們在需要指引之時並未尋求耶和華的旨意，反而倚靠世上的強權。正因他們對耶和華缺乏信心，且未與罪惡分別，神的管教必然臨到（</w:t>
+      </w:r>
+      <w:hyperlink r:id="rId108">
+        <w:r>
+          <w:rPr>
+            <w:lang w:val="zh_TW" w:bidi="zh_TW"/>
+          </w:rPr>
+          <w:rPr>
+            <w:color w:val="0000EE"/>
+            <w:u w:val="single"/>
+          </w:rPr>
+          <w:t>何7:12</w:t>
+        </w:r>
+      </w:hyperlink>
+      <w:r>
+        <w:rPr>
+          <w:lang w:val="zh_TW" w:bidi="zh_TW"/>
+        </w:rPr>
+        <w:t>；另見</w:t>
+      </w:r>
+      <w:hyperlink r:id="rId109">
+        <w:r>
+          <w:rPr>
+            <w:lang w:val="zh_TW" w:bidi="zh_TW"/>
+          </w:rPr>
+          <w:rPr>
+            <w:color w:val="0000EE"/>
+            <w:u w:val="single"/>
+          </w:rPr>
+          <w:t>林前11:32</w:t>
+        </w:r>
+      </w:hyperlink>
+      <w:r>
+        <w:rPr>
+          <w:lang w:val="zh_TW" w:bidi="zh_TW"/>
+        </w:rPr>
+        <w:t>；</w:t>
+      </w:r>
+      <w:hyperlink r:id="rId110">
+        <w:r>
+          <w:rPr>
+            <w:lang w:val="zh_TW" w:bidi="zh_TW"/>
+          </w:rPr>
+          <w:rPr>
+            <w:color w:val="0000EE"/>
+            <w:u w:val="single"/>
+          </w:rPr>
+          <w:t>來12:5–15</w:t>
+        </w:r>
+      </w:hyperlink>
+      <w:r>
+        <w:rPr>
+          <w:lang w:val="zh_TW" w:bidi="zh_TW"/>
+        </w:rPr>
+        <w:t>）。</w:t>
+      </w:r>
+    </w:p>
+    <w:p>
+      <w:pPr>
+        <w:pStyle w:val="Heading4"/>
+      </w:pPr>
+      <w:r>
+        <w:rPr>
+          <w:lang w:val="zh_TW" w:bidi="zh_TW"/>
+        </w:rPr>
+        <w:t>第八章</w:t>
+      </w:r>
+    </w:p>
+    <w:p>
+      <w:pPr/>
+      <w:r>
+        <w:rPr>
+          <w:lang w:val="zh_TW" w:bidi="zh_TW"/>
+        </w:rPr>
+      </w:r>
+      <w:hyperlink r:id="rId111">
+        <w:r>
+          <w:rPr>
+            <w:lang w:val="zh_TW" w:bidi="zh_TW"/>
+          </w:rPr>
+          <w:rPr>
+            <w:color w:val="0000EE"/>
+            <w:u w:val="single"/>
+          </w:rPr>
+          <w:t>何西阿書第八章</w:t>
+        </w:r>
+      </w:hyperlink>
+      <w:r>
+        <w:rPr>
+          <w:lang w:val="zh_TW" w:bidi="zh_TW"/>
+        </w:rPr>
+        <w:t xml:space="preserve">論及以色列即將臨到的審判（見 </w:t>
+      </w:r>
+      <w:hyperlink r:id="rId112">
+        <w:r>
+          <w:rPr>
+            <w:lang w:val="zh_TW" w:bidi="zh_TW"/>
+          </w:rPr>
+          <w:rPr>
+            <w:color w:val="0000EE"/>
+            <w:u w:val="single"/>
+          </w:rPr>
+          <w:t>何8:7</w:t>
+        </w:r>
+      </w:hyperlink>
+      <w:r>
+        <w:rPr>
+          <w:lang w:val="zh_TW" w:bidi="zh_TW"/>
+        </w:rPr>
+        <w:t>）。警報已響起，警告百姓亞述人的逼近（</w:t>
+      </w:r>
+      <w:hyperlink r:id="rId113">
+        <w:r>
+          <w:rPr>
+            <w:lang w:val="zh_TW" w:bidi="zh_TW"/>
+          </w:rPr>
+          <w:rPr>
+            <w:color w:val="0000EE"/>
+            <w:u w:val="single"/>
+          </w:rPr>
+          <w:t>何8:1</w:t>
+        </w:r>
+      </w:hyperlink>
+      <w:r>
+        <w:rPr>
+          <w:lang w:val="zh_TW" w:bidi="zh_TW"/>
+        </w:rPr>
+        <w:t>；另見</w:t>
+      </w:r>
+      <w:hyperlink r:id="rId114">
+        <w:r>
+          <w:rPr>
+            <w:lang w:val="zh_TW" w:bidi="zh_TW"/>
+          </w:rPr>
+          <w:rPr>
+            <w:color w:val="0000EE"/>
+            <w:u w:val="single"/>
+          </w:rPr>
+          <w:t>結17:2–21</w:t>
+        </w:r>
+      </w:hyperlink>
+      <w:r>
+        <w:rPr>
+          <w:lang w:val="zh_TW" w:bidi="zh_TW"/>
+        </w:rPr>
+        <w:t>）。亞述將攻擊以色列（</w:t>
+      </w:r>
+      <w:hyperlink r:id="rId113">
+        <w:r>
+          <w:rPr>
+            <w:lang w:val="zh_TW" w:bidi="zh_TW"/>
+          </w:rPr>
+          <w:rPr>
+            <w:color w:val="0000EE"/>
+            <w:u w:val="single"/>
+          </w:rPr>
+          <w:t>何8:1</w:t>
+        </w:r>
+      </w:hyperlink>
+      <w:r>
+        <w:rPr>
+          <w:lang w:val="zh_TW" w:bidi="zh_TW"/>
+        </w:rPr>
+        <w:t>），因為以色列違背了西奈之約（見</w:t>
+      </w:r>
+      <w:hyperlink r:id="rId115">
+        <w:r>
+          <w:rPr>
+            <w:lang w:val="zh_TW" w:bidi="zh_TW"/>
+          </w:rPr>
+          <w:rPr>
+            <w:color w:val="0000EE"/>
+            <w:u w:val="single"/>
+          </w:rPr>
+          <w:t>申27:9–29:29</w:t>
+        </w:r>
+      </w:hyperlink>
+      <w:r>
+        <w:rPr>
+          <w:lang w:val="zh_TW" w:bidi="zh_TW"/>
+        </w:rPr>
+        <w:t>），也不遵守摩西的律法。以色列虛假地向神呼求拯救，企圖逃避即將臨到的刑罰（見</w:t>
+      </w:r>
+      <w:hyperlink r:id="rId116">
+        <w:r>
+          <w:rPr>
+            <w:lang w:val="zh_TW" w:bidi="zh_TW"/>
+          </w:rPr>
+          <w:rPr>
+            <w:color w:val="0000EE"/>
+            <w:u w:val="single"/>
+          </w:rPr>
+          <w:t>賽10:5</w:t>
+        </w:r>
+      </w:hyperlink>
+      <w:r>
+        <w:rPr>
+          <w:lang w:val="zh_TW" w:bidi="zh_TW"/>
+        </w:rPr>
+        <w:t>），然而神並不回應，亞述仍將持續追擊這十個支派（</w:t>
+      </w:r>
+      <w:hyperlink r:id="rId117">
+        <w:r>
+          <w:rPr>
+            <w:lang w:val="zh_TW" w:bidi="zh_TW"/>
+          </w:rPr>
+          <w:rPr>
+            <w:color w:val="0000EE"/>
+            <w:u w:val="single"/>
+          </w:rPr>
+          <w:t>何8:2–3</w:t>
+        </w:r>
+      </w:hyperlink>
+      <w:r>
+        <w:rPr>
+          <w:lang w:val="zh_TW" w:bidi="zh_TW"/>
+        </w:rPr>
+        <w:t>）。神施行審判的其它原因還包含了：以色列在未尋求神旨意的情況下擅自立王（</w:t>
+      </w:r>
+      <w:hyperlink r:id="rId118">
+        <w:r>
+          <w:rPr>
+            <w:lang w:val="zh_TW" w:bidi="zh_TW"/>
+          </w:rPr>
+          <w:rPr>
+            <w:color w:val="0000EE"/>
+            <w:u w:val="single"/>
+          </w:rPr>
+          <w:t>何8:4a</w:t>
+        </w:r>
+      </w:hyperlink>
+      <w:r>
+        <w:rPr>
+          <w:lang w:val="zh_TW" w:bidi="zh_TW"/>
+        </w:rPr>
+        <w:t>），以及他們對偶像的崇拜（</w:t>
+      </w:r>
+      <w:hyperlink r:id="rId119">
+        <w:r>
+          <w:rPr>
+            <w:lang w:val="zh_TW" w:bidi="zh_TW"/>
+          </w:rPr>
+          <w:rPr>
+            <w:color w:val="0000EE"/>
+            <w:u w:val="single"/>
+          </w:rPr>
+          <w:t>何8:4b-6</w:t>
+        </w:r>
+      </w:hyperlink>
+      <w:r>
+        <w:rPr>
+          <w:lang w:val="zh_TW" w:bidi="zh_TW"/>
+        </w:rPr>
+        <w:t>）。由於全國的悖逆，他們所獻的祭並不蒙悅納（見</w:t>
+      </w:r>
+      <w:hyperlink r:id="rId120">
+        <w:r>
+          <w:rPr>
+            <w:lang w:val="zh_TW" w:bidi="zh_TW"/>
+          </w:rPr>
+          <w:rPr>
+            <w:color w:val="0000EE"/>
+            <w:u w:val="single"/>
+          </w:rPr>
+          <w:t>撒上15:22</w:t>
+        </w:r>
+      </w:hyperlink>
+      <w:r>
+        <w:rPr>
+          <w:lang w:val="zh_TW" w:bidi="zh_TW"/>
+        </w:rPr>
+        <w:t>；</w:t>
+      </w:r>
+      <w:hyperlink r:id="rId121">
+        <w:r>
+          <w:rPr>
+            <w:lang w:val="zh_TW" w:bidi="zh_TW"/>
+          </w:rPr>
+          <w:rPr>
+            <w:color w:val="0000EE"/>
+            <w:u w:val="single"/>
+          </w:rPr>
+          <w:t>賽1:11–15</w:t>
+        </w:r>
+      </w:hyperlink>
+      <w:r>
+        <w:rPr>
+          <w:lang w:val="zh_TW" w:bidi="zh_TW"/>
+        </w:rPr>
+        <w:t>）。因此，以色列將再次被擄，彷彿先前在埃及的被擄（</w:t>
+      </w:r>
+      <w:hyperlink r:id="rId122">
+        <w:r>
+          <w:rPr>
+            <w:lang w:val="zh_TW" w:bidi="zh_TW"/>
+          </w:rPr>
+          <w:rPr>
+            <w:color w:val="0000EE"/>
+            <w:u w:val="single"/>
+          </w:rPr>
+          <w:t>何8:13</w:t>
+        </w:r>
+      </w:hyperlink>
+      <w:r>
+        <w:rPr>
+          <w:lang w:val="zh_TW" w:bidi="zh_TW"/>
+        </w:rPr>
+        <w:t>）。</w:t>
+      </w:r>
+    </w:p>
+    <w:p>
+      <w:pPr>
+        <w:pStyle w:val="Heading4"/>
+      </w:pPr>
+      <w:r>
+        <w:rPr>
+          <w:lang w:val="zh_TW" w:bidi="zh_TW"/>
+        </w:rPr>
+        <w:t>第九章</w:t>
+      </w:r>
+    </w:p>
+    <w:p>
+      <w:pPr/>
+      <w:r>
+        <w:rPr>
+          <w:lang w:val="zh_TW" w:bidi="zh_TW"/>
+        </w:rPr>
+      </w:r>
+      <w:hyperlink r:id="rId123">
+        <w:r>
+          <w:rPr>
+            <w:lang w:val="zh_TW" w:bidi="zh_TW"/>
+          </w:rPr>
+          <w:rPr>
+            <w:color w:val="0000EE"/>
+            <w:u w:val="single"/>
+          </w:rPr>
+          <w:t>何西阿書第九章</w:t>
+        </w:r>
+      </w:hyperlink>
+      <w:r>
+        <w:rPr>
+          <w:lang w:val="zh_TW" w:bidi="zh_TW"/>
+        </w:rPr>
+        <w:t>繼續深化被擄的主題。以色列將失去一切喜樂（</w:t>
+      </w:r>
+      <w:hyperlink r:id="rId124">
+        <w:r>
+          <w:rPr>
+            <w:lang w:val="zh_TW" w:bidi="zh_TW"/>
+          </w:rPr>
+          <w:rPr>
+            <w:color w:val="0000EE"/>
+            <w:u w:val="single"/>
+          </w:rPr>
+          <w:t>何9:1</w:t>
+        </w:r>
+      </w:hyperlink>
+      <w:r>
+        <w:rPr>
+          <w:lang w:val="zh_TW" w:bidi="zh_TW"/>
+        </w:rPr>
+        <w:t>）。土地的出產不再供養他們，因為他們將不再居住在那地（</w:t>
+      </w:r>
+      <w:hyperlink r:id="rId125">
+        <w:r>
+          <w:rPr>
+            <w:lang w:val="zh_TW" w:bidi="zh_TW"/>
+          </w:rPr>
+          <w:rPr>
+            <w:color w:val="0000EE"/>
+            <w:u w:val="single"/>
+          </w:rPr>
+          <w:t>何9:2–3</w:t>
+        </w:r>
+      </w:hyperlink>
+      <w:r>
+        <w:rPr>
+          <w:lang w:val="zh_TW" w:bidi="zh_TW"/>
+        </w:rPr>
+        <w:t>）。部分以色列人將逃往埃及，其餘的人則被擄到亞述。所有獻祭都會停止，他們甚至必須為了生存而耗用原本屬於獻祭用的酒與肉（</w:t>
+      </w:r>
+      <w:hyperlink r:id="rId126">
+        <w:r>
+          <w:rPr>
+            <w:lang w:val="zh_TW" w:bidi="zh_TW"/>
+          </w:rPr>
+          <w:rPr>
+            <w:color w:val="0000EE"/>
+            <w:u w:val="single"/>
+          </w:rPr>
+          <w:t>何9:4–5</w:t>
+        </w:r>
+      </w:hyperlink>
+      <w:r>
+        <w:rPr>
+          <w:lang w:val="zh_TW" w:bidi="zh_TW"/>
+        </w:rPr>
+        <w:t>）。那些逃往埃及的人也難逃死亡，他們也將被埃及人所殺（</w:t>
+      </w:r>
+      <w:hyperlink r:id="rId127">
+        <w:r>
+          <w:rPr>
+            <w:lang w:val="zh_TW" w:bidi="zh_TW"/>
+          </w:rPr>
+          <w:rPr>
+            <w:color w:val="0000EE"/>
+            <w:u w:val="single"/>
+          </w:rPr>
+          <w:t>何9:6</w:t>
+        </w:r>
+      </w:hyperlink>
+      <w:r>
+        <w:rPr>
+          <w:lang w:val="zh_TW" w:bidi="zh_TW"/>
+        </w:rPr>
+        <w:t>）。</w:t>
+      </w:r>
+    </w:p>
+    <w:p>
+      <w:pPr>
+        <w:pStyle w:val="Heading4"/>
+      </w:pPr>
+      <w:r>
+        <w:rPr>
+          <w:lang w:val="zh_TW" w:bidi="zh_TW"/>
+        </w:rPr>
+        <w:t>第十章</w:t>
+      </w:r>
+    </w:p>
+    <w:p>
+      <w:pPr/>
+      <w:r>
+        <w:rPr>
+          <w:lang w:val="zh_TW" w:bidi="zh_TW"/>
+        </w:rPr>
+      </w:r>
+      <w:hyperlink r:id="rId128">
+        <w:r>
+          <w:rPr>
+            <w:lang w:val="zh_TW" w:bidi="zh_TW"/>
+          </w:rPr>
+          <w:rPr>
+            <w:color w:val="0000EE"/>
+            <w:u w:val="single"/>
+          </w:rPr>
+          <w:t>何西阿書第十章</w:t>
+        </w:r>
+      </w:hyperlink>
+      <w:r>
+        <w:rPr>
+          <w:lang w:val="zh_TW" w:bidi="zh_TW"/>
+        </w:rPr>
+        <w:t>進一步描寫以色列的惡行所帶來的後果。以色列原本如同一棵結實纍纍的葡萄樹（</w:t>
+      </w:r>
+      <w:hyperlink r:id="rId129">
+        <w:r>
+          <w:rPr>
+            <w:lang w:val="zh_TW" w:bidi="zh_TW"/>
+          </w:rPr>
+          <w:rPr>
+            <w:color w:val="0000EE"/>
+            <w:u w:val="single"/>
+          </w:rPr>
+          <w:t>何10:1</w:t>
+        </w:r>
+      </w:hyperlink>
+      <w:r>
+        <w:rPr>
+          <w:lang w:val="zh_TW" w:bidi="zh_TW"/>
+        </w:rPr>
+        <w:t>），卻將其豐盛的祝福濫用於異教祭壇的獻祭。他們在神面前成為有罪的百姓，且神將拆毀他們的祭壇，並廢去他們的君王（</w:t>
+      </w:r>
+      <w:hyperlink r:id="rId130">
+        <w:r>
+          <w:rPr>
+            <w:lang w:val="zh_TW" w:bidi="zh_TW"/>
+          </w:rPr>
+          <w:rPr>
+            <w:color w:val="0000EE"/>
+            <w:u w:val="single"/>
+          </w:rPr>
+          <w:t>何10:2–3</w:t>
+        </w:r>
+      </w:hyperlink>
+      <w:r>
+        <w:rPr>
+          <w:lang w:val="zh_TW" w:bidi="zh_TW"/>
+        </w:rPr>
+        <w:t>）。基比亞事件再次被提及（</w:t>
+      </w:r>
+      <w:hyperlink r:id="rId131">
+        <w:r>
+          <w:rPr>
+            <w:lang w:val="zh_TW" w:bidi="zh_TW"/>
+          </w:rPr>
+          <w:rPr>
+            <w:color w:val="0000EE"/>
+            <w:u w:val="single"/>
+          </w:rPr>
+          <w:t>何9:9</w:t>
+        </w:r>
+      </w:hyperlink>
+      <w:r>
+        <w:rPr>
+          <w:lang w:val="zh_TW" w:bidi="zh_TW"/>
+        </w:rPr>
+        <w:t>），為要提醒以色列：偏離神的罪惡不僅具有傳染性，而且會帶來長久而深遠的後果（</w:t>
+      </w:r>
+      <w:hyperlink r:id="rId131">
+        <w:r>
+          <w:rPr>
+            <w:lang w:val="zh_TW" w:bidi="zh_TW"/>
+          </w:rPr>
+          <w:rPr>
+            <w:color w:val="0000EE"/>
+            <w:u w:val="single"/>
+          </w:rPr>
+          <w:t>何9:10</w:t>
+        </w:r>
+      </w:hyperlink>
+      <w:r>
+        <w:rPr>
+          <w:lang w:val="zh_TW" w:bidi="zh_TW"/>
+        </w:rPr>
+        <w:t>）。</w:t>
+      </w:r>
+      <w:hyperlink r:id="rId132">
+        <w:r>
+          <w:rPr>
+            <w:lang w:val="zh_TW" w:bidi="zh_TW"/>
+          </w:rPr>
+          <w:rPr>
+            <w:color w:val="0000EE"/>
+            <w:u w:val="single"/>
+          </w:rPr>
+          <w:t>何西阿書十章10節</w:t>
+        </w:r>
+      </w:hyperlink>
+      <w:r>
+        <w:rPr>
+          <w:lang w:val="zh_TW" w:bidi="zh_TW"/>
+        </w:rPr>
+        <w:t>所提到的「兩樣的罪」，很可能是指在伯特利與但所設立的兩個金牛犢偶像，這些都招致了神的刑罰。而其結果將是沉重勞役與嚴厲的轄制（</w:t>
+      </w:r>
+      <w:hyperlink r:id="rId133">
+        <w:r>
+          <w:rPr>
+            <w:lang w:val="zh_TW" w:bidi="zh_TW"/>
+          </w:rPr>
+          <w:rPr>
+            <w:color w:val="0000EE"/>
+            <w:u w:val="single"/>
+          </w:rPr>
+          <w:t>何10:11</w:t>
+        </w:r>
+      </w:hyperlink>
+      <w:r>
+        <w:rPr>
+          <w:lang w:val="zh_TW" w:bidi="zh_TW"/>
+        </w:rPr>
+        <w:t>）。</w:t>
+      </w:r>
+    </w:p>
+    <w:p>
+      <w:pPr>
+        <w:pStyle w:val="Heading4"/>
+      </w:pPr>
+      <w:r>
+        <w:rPr>
+          <w:lang w:val="zh_TW" w:bidi="zh_TW"/>
+        </w:rPr>
+        <w:t>第十一至十四章</w:t>
+      </w:r>
+    </w:p>
+    <w:p>
+      <w:pPr/>
+      <w:r>
+        <w:rPr>
+          <w:lang w:val="zh_TW" w:bidi="zh_TW"/>
+        </w:rPr>
+      </w:r>
+      <w:r>
+        <w:rPr>
+          <w:lang w:val="zh_TW" w:bidi="zh_TW"/>
+        </w:rPr>
+        <w:t>第十一至第十四章總結了何西阿的預言，宣告了以色列將來得以恢復的信息。這恢復的根基在於父不變的慈愛（</w:t>
+      </w:r>
+      <w:hyperlink r:id="rId134">
+        <w:r>
+          <w:rPr>
+            <w:lang w:val="zh_TW" w:bidi="zh_TW"/>
+          </w:rPr>
+          <w:rPr>
+            <w:color w:val="0000EE"/>
+            <w:u w:val="single"/>
+          </w:rPr>
+          <w:t>何11:1–12</w:t>
+        </w:r>
+      </w:hyperlink>
+      <w:r>
+        <w:rPr>
+          <w:lang w:val="zh_TW" w:bidi="zh_TW"/>
+        </w:rPr>
+        <w:t>）。作為一個民族，以色列曾被呼召出埃及，成為耶和華的兒子（</w:t>
+      </w:r>
+      <w:hyperlink r:id="rId135">
+        <w:r>
+          <w:rPr>
+            <w:lang w:val="zh_TW" w:bidi="zh_TW"/>
+          </w:rPr>
+          <w:rPr>
+            <w:color w:val="0000EE"/>
+            <w:u w:val="single"/>
+          </w:rPr>
+          <w:t>何11:1</w:t>
+        </w:r>
+      </w:hyperlink>
+      <w:r>
+        <w:rPr>
+          <w:lang w:val="zh_TW" w:bidi="zh_TW"/>
+        </w:rPr>
+        <w:t>；另見</w:t>
+      </w:r>
+      <w:hyperlink r:id="rId136">
+        <w:r>
+          <w:rPr>
+            <w:lang w:val="zh_TW" w:bidi="zh_TW"/>
+          </w:rPr>
+          <w:rPr>
+            <w:color w:val="0000EE"/>
+            <w:u w:val="single"/>
+          </w:rPr>
+          <w:t>出4:22–23</w:t>
+        </w:r>
+      </w:hyperlink>
+      <w:r>
+        <w:rPr>
+          <w:lang w:val="zh_TW" w:bidi="zh_TW"/>
+        </w:rPr>
+        <w:t>）。然而，以色列並未回應父的愛，反而轉向與外邦結盟（</w:t>
+      </w:r>
+      <w:hyperlink r:id="rId137">
+        <w:r>
+          <w:rPr>
+            <w:lang w:val="zh_TW" w:bidi="zh_TW"/>
+          </w:rPr>
+          <w:rPr>
+            <w:color w:val="0000EE"/>
+            <w:u w:val="single"/>
+          </w:rPr>
+          <w:t>何11:5</w:t>
+        </w:r>
+      </w:hyperlink>
+      <w:r>
+        <w:rPr>
+          <w:lang w:val="zh_TW" w:bidi="zh_TW"/>
+        </w:rPr>
+        <w:t>），因此招致審判（</w:t>
+      </w:r>
+      <w:hyperlink r:id="rId138">
+        <w:r>
+          <w:rPr>
+            <w:lang w:val="zh_TW" w:bidi="zh_TW"/>
+          </w:rPr>
+          <w:rPr>
+            <w:color w:val="0000EE"/>
+            <w:u w:val="single"/>
+          </w:rPr>
+          <w:t>何11:5–7</w:t>
+        </w:r>
+      </w:hyperlink>
+      <w:r>
+        <w:rPr>
+          <w:lang w:val="zh_TW" w:bidi="zh_TW"/>
+        </w:rPr>
+        <w:t>）。耶和華的話語顯明，因祂完全的聖潔與公義，祂的審判決不改變（</w:t>
+      </w:r>
+      <w:hyperlink r:id="rId139">
+        <w:r>
+          <w:rPr>
+            <w:lang w:val="zh_TW" w:bidi="zh_TW"/>
+          </w:rPr>
+          <w:rPr>
+            <w:color w:val="0000EE"/>
+            <w:u w:val="single"/>
+          </w:rPr>
+          <w:t>何12:1–13:16</w:t>
+        </w:r>
+      </w:hyperlink>
+      <w:r>
+        <w:rPr>
+          <w:lang w:val="zh_TW" w:bidi="zh_TW"/>
+        </w:rPr>
+        <w:t>）。以色列的罪惡要求公正的刑罰（</w:t>
+      </w:r>
+      <w:hyperlink r:id="rId140">
+        <w:r>
+          <w:rPr>
+            <w:lang w:val="zh_TW" w:bidi="zh_TW"/>
+          </w:rPr>
+          <w:rPr>
+            <w:color w:val="0000EE"/>
+            <w:u w:val="single"/>
+          </w:rPr>
+          <w:t>何12:1–2</w:t>
+        </w:r>
+      </w:hyperlink>
+      <w:r>
+        <w:rPr>
+          <w:lang w:val="zh_TW" w:bidi="zh_TW"/>
+        </w:rPr>
+        <w:t>），而北國的滅亡正是以色列自己所造成的結果。儘管如此，神仍宣告祂可以成為以色列的幫助（</w:t>
+      </w:r>
+      <w:hyperlink r:id="rId141">
+        <w:r>
+          <w:rPr>
+            <w:lang w:val="zh_TW" w:bidi="zh_TW"/>
+          </w:rPr>
+          <w:rPr>
+            <w:color w:val="0000EE"/>
+            <w:u w:val="single"/>
+          </w:rPr>
+          <w:t>何13:9</w:t>
+        </w:r>
+      </w:hyperlink>
+      <w:r>
+        <w:rPr>
+          <w:lang w:val="zh_TW" w:bidi="zh_TW"/>
+        </w:rPr>
+        <w:t>）。</w:t>
+      </w:r>
+    </w:p>
+    <w:p>
+      <w:pPr/>
+      <w:r>
+        <w:rPr>
+          <w:lang w:val="zh_TW" w:bidi="zh_TW"/>
+        </w:rPr>
+      </w:r>
+      <w:r>
+        <w:rPr>
+          <w:lang w:val="zh_TW" w:bidi="zh_TW"/>
+        </w:rPr>
+        <w:t>以色列本應及時悔改，卻始終沒有作為（</w:t>
+      </w:r>
+      <w:hyperlink r:id="rId142">
+        <w:r>
+          <w:rPr>
+            <w:lang w:val="zh_TW" w:bidi="zh_TW"/>
+          </w:rPr>
+          <w:rPr>
+            <w:color w:val="0000EE"/>
+            <w:u w:val="single"/>
+          </w:rPr>
+          <w:t>何13:13</w:t>
+        </w:r>
+      </w:hyperlink>
+      <w:r>
+        <w:rPr>
+          <w:lang w:val="zh_TW" w:bidi="zh_TW"/>
+        </w:rPr>
+        <w:t>）。然而，耶和華的憐憫最終將勝過死亡，使以色列在屬靈、政治，甚至可能在身體層面得以存活（</w:t>
+      </w:r>
+      <w:hyperlink r:id="rId143">
+        <w:r>
+          <w:rPr>
+            <w:lang w:val="zh_TW" w:bidi="zh_TW"/>
+          </w:rPr>
+          <w:rPr>
+            <w:color w:val="0000EE"/>
+            <w:u w:val="single"/>
+          </w:rPr>
+          <w:t>13:14</w:t>
+        </w:r>
+      </w:hyperlink>
+      <w:r>
+        <w:rPr>
+          <w:lang w:val="zh_TW" w:bidi="zh_TW"/>
+        </w:rPr>
+        <w:t>；另見</w:t>
+      </w:r>
+      <w:hyperlink r:id="rId90">
+        <w:r>
+          <w:rPr>
+            <w:lang w:val="zh_TW" w:bidi="zh_TW"/>
+          </w:rPr>
+          <w:rPr>
+            <w:color w:val="0000EE"/>
+            <w:u w:val="single"/>
+          </w:rPr>
+          <w:t>拉37:1–14</w:t>
+        </w:r>
+      </w:hyperlink>
+      <w:r>
+        <w:rPr>
+          <w:lang w:val="zh_TW" w:bidi="zh_TW"/>
+        </w:rPr>
+        <w:t>；</w:t>
+      </w:r>
+      <w:hyperlink r:id="rId144">
+        <w:r>
+          <w:rPr>
+            <w:lang w:val="zh_TW" w:bidi="zh_TW"/>
+          </w:rPr>
+          <w:rPr>
+            <w:color w:val="0000EE"/>
+            <w:u w:val="single"/>
+          </w:rPr>
+          <w:t>但12:1–2</w:t>
+        </w:r>
+      </w:hyperlink>
+      <w:r>
+        <w:rPr>
+          <w:lang w:val="zh_TW" w:bidi="zh_TW"/>
+        </w:rPr>
+        <w:t>、</w:t>
+      </w:r>
+      <w:hyperlink r:id="rId144">
+        <w:r>
+          <w:rPr>
+            <w:lang w:val="zh_TW" w:bidi="zh_TW"/>
+          </w:rPr>
+          <w:rPr>
+            <w:color w:val="0000EE"/>
+            <w:u w:val="single"/>
+          </w:rPr>
+          <w:t>13</w:t>
+        </w:r>
+      </w:hyperlink>
+      <w:r>
+        <w:rPr>
+          <w:lang w:val="zh_TW" w:bidi="zh_TW"/>
+        </w:rPr>
+        <w:t>）。</w:t>
+      </w:r>
+    </w:p>
+    <w:p>
+      <w:pPr/>
+      <w:r>
+        <w:rPr>
+          <w:lang w:val="zh_TW" w:bidi="zh_TW"/>
+        </w:rPr>
+      </w:r>
+      <w:hyperlink r:id="rId145">
+        <w:r>
+          <w:rPr>
+            <w:lang w:val="zh_TW" w:bidi="zh_TW"/>
+          </w:rPr>
+          <w:rPr>
+            <w:color w:val="0000EE"/>
+            <w:u w:val="single"/>
+          </w:rPr>
+          <w:t>何西阿書十四章</w:t>
+        </w:r>
+      </w:hyperlink>
+      <w:r>
+        <w:rPr>
+          <w:lang w:val="zh_TW" w:bidi="zh_TW"/>
+        </w:rPr>
+        <w:t>呈現了神滿有慈愛的邀請，呼籲以色列藉著認罪、禱告與讚美回轉歸向祂（</w:t>
+      </w:r>
+      <w:hyperlink r:id="rId146">
+        <w:r>
+          <w:rPr>
+            <w:lang w:val="zh_TW" w:bidi="zh_TW"/>
+          </w:rPr>
+          <w:rPr>
+            <w:color w:val="0000EE"/>
+            <w:u w:val="single"/>
+          </w:rPr>
+          <w:t>何14:2</w:t>
+        </w:r>
+      </w:hyperlink>
+      <w:r>
+        <w:rPr>
+          <w:lang w:val="zh_TW" w:bidi="zh_TW"/>
+        </w:rPr>
+        <w:t>）。「嘴唇的祭」（</w:t>
+      </w:r>
+      <w:hyperlink r:id="rId146">
+        <w:r>
+          <w:rPr>
+            <w:lang w:val="zh_TW" w:bidi="zh_TW"/>
+          </w:rPr>
+          <w:rPr>
+            <w:color w:val="0000EE"/>
+            <w:u w:val="single"/>
+          </w:rPr>
+          <w:t>何14:2</w:t>
+        </w:r>
+      </w:hyperlink>
+      <w:r>
+        <w:rPr>
+          <w:lang w:val="zh_TW" w:bidi="zh_TW"/>
+        </w:rPr>
+        <w:t>）指的是感謝祭，這類祭物通常包括年幼的公牛（</w:t>
+      </w:r>
+      <w:hyperlink r:id="rId147">
+        <w:r>
+          <w:rPr>
+            <w:lang w:val="zh_TW" w:bidi="zh_TW"/>
+          </w:rPr>
+          <w:rPr>
+            <w:color w:val="0000EE"/>
+            <w:u w:val="single"/>
+          </w:rPr>
+          <w:t>出24:5</w:t>
+        </w:r>
+      </w:hyperlink>
+      <w:r>
+        <w:rPr>
+          <w:lang w:val="zh_TW" w:bidi="zh_TW"/>
+        </w:rPr>
+        <w:t>；</w:t>
+      </w:r>
+      <w:hyperlink r:id="rId148">
+        <w:r>
+          <w:rPr>
+            <w:lang w:val="zh_TW" w:bidi="zh_TW"/>
+          </w:rPr>
+          <w:rPr>
+            <w:color w:val="0000EE"/>
+            <w:u w:val="single"/>
+          </w:rPr>
+          <w:t>利7:11–15</w:t>
+        </w:r>
+      </w:hyperlink>
+      <w:r>
+        <w:rPr>
+          <w:lang w:val="zh_TW" w:bidi="zh_TW"/>
+        </w:rPr>
+        <w:t>；另見</w:t>
+      </w:r>
+      <w:hyperlink r:id="rId149">
+        <w:r>
+          <w:rPr>
+            <w:lang w:val="zh_TW" w:bidi="zh_TW"/>
+          </w:rPr>
+          <w:rPr>
+            <w:color w:val="0000EE"/>
+            <w:u w:val="single"/>
+          </w:rPr>
+          <w:t>詩51:17–19</w:t>
+        </w:r>
+      </w:hyperlink>
+      <w:r>
+        <w:rPr>
+          <w:lang w:val="zh_TW" w:bidi="zh_TW"/>
+        </w:rPr>
+        <w:t>，</w:t>
+      </w:r>
+      <w:hyperlink r:id="rId150">
+        <w:r>
+          <w:rPr>
+            <w:lang w:val="zh_TW" w:bidi="zh_TW"/>
+          </w:rPr>
+          <w:rPr>
+            <w:color w:val="0000EE"/>
+            <w:u w:val="single"/>
+          </w:rPr>
+          <w:t>69:30–31</w:t>
+        </w:r>
+      </w:hyperlink>
+      <w:r>
+        <w:rPr>
+          <w:lang w:val="zh_TW" w:bidi="zh_TW"/>
+        </w:rPr>
+        <w:t>；</w:t>
+      </w:r>
+      <w:hyperlink r:id="rId151">
+        <w:r>
+          <w:rPr>
+            <w:lang w:val="zh_TW" w:bidi="zh_TW"/>
+          </w:rPr>
+          <w:rPr>
+            <w:color w:val="0000EE"/>
+            <w:u w:val="single"/>
+          </w:rPr>
+          <w:t>來13:15–16</w:t>
+        </w:r>
+      </w:hyperlink>
+      <w:r>
+        <w:rPr>
+          <w:lang w:val="zh_TW" w:bidi="zh_TW"/>
+        </w:rPr>
+        <w:t>）。以色列在認罪時，也必須承認拯救既不來自亞述（政治聯盟），也不來自偶像（</w:t>
+      </w:r>
+      <w:hyperlink r:id="rId152">
+        <w:r>
+          <w:rPr>
+            <w:lang w:val="zh_TW" w:bidi="zh_TW"/>
+          </w:rPr>
+          <w:rPr>
+            <w:color w:val="0000EE"/>
+            <w:u w:val="single"/>
+          </w:rPr>
+          <w:t>何14:3</w:t>
+        </w:r>
+      </w:hyperlink>
+      <w:r>
+        <w:rPr>
+          <w:lang w:val="zh_TW" w:bidi="zh_TW"/>
+        </w:rPr>
+        <w:t>）。</w:t>
+      </w:r>
+    </w:p>
+    <w:p>
+      <w:pPr/>
+      <w:r>
+        <w:rPr>
+          <w:lang w:val="zh_TW" w:bidi="zh_TW"/>
+        </w:rPr>
+      </w:r>
+      <w:r>
+        <w:rPr>
+          <w:lang w:val="zh_TW" w:bidi="zh_TW"/>
+        </w:rPr>
+        <w:t>神在以色列恢復的過程中屢次應許祂的祝福（請注意</w:t>
+      </w:r>
+      <w:hyperlink r:id="rId153">
+        <w:r>
+          <w:rPr>
+            <w:lang w:val="zh_TW" w:bidi="zh_TW"/>
+          </w:rPr>
+          <w:rPr>
+            <w:color w:val="0000EE"/>
+            <w:u w:val="single"/>
+          </w:rPr>
+          <w:t>何14:4–5</w:t>
+        </w:r>
+      </w:hyperlink>
+      <w:r>
+        <w:rPr>
+          <w:lang w:val="zh_TW" w:bidi="zh_TW"/>
+        </w:rPr>
+        <w:t>中反覆出現「我必」）。耶和華將在屬靈上醫治以色列、無條件地愛他們、使他們全然昌盛，並完全保護他們（</w:t>
+      </w:r>
+      <w:hyperlink r:id="rId154">
+        <w:r>
+          <w:rPr>
+            <w:lang w:val="zh_TW" w:bidi="zh_TW"/>
+          </w:rPr>
+          <w:rPr>
+            <w:color w:val="0000EE"/>
+            <w:u w:val="single"/>
+          </w:rPr>
+          <w:t>何14:4–7</w:t>
+        </w:r>
+      </w:hyperlink>
+      <w:r>
+        <w:rPr>
+          <w:lang w:val="zh_TW" w:bidi="zh_TW"/>
+        </w:rPr>
+        <w:t>）。以色列將如百合花般美麗、如香柏樹般堅固、又如橄欖樹般多結果子。</w:t>
+      </w:r>
+    </w:p>
+    <w:p>
+      <w:pPr>
+        <w:pStyle w:val="Heading3"/>
+      </w:pPr>
+      <w:r>
+        <w:rPr>
+          <w:lang w:val="zh_TW" w:bidi="zh_TW"/>
+        </w:rPr>
+        <w:t>何西阿書的核心信息是什麼？</w:t>
+      </w:r>
+    </w:p>
+    <w:p>
+      <w:pPr/>
+      <w:r>
+        <w:rPr>
+          <w:lang w:val="zh_TW" w:bidi="zh_TW"/>
+        </w:rPr>
+      </w:r>
+      <w:r>
+        <w:rPr>
+          <w:lang w:val="zh_TW" w:bidi="zh_TW"/>
+        </w:rPr>
+        <w:t>何西阿書的核心信息集中在全書最後一節經文（</w:t>
+      </w:r>
+      <w:hyperlink r:id="rId155">
+        <w:r>
+          <w:rPr>
+            <w:lang w:val="zh_TW" w:bidi="zh_TW"/>
+          </w:rPr>
+          <w:rPr>
+            <w:color w:val="0000EE"/>
+            <w:u w:val="single"/>
+          </w:rPr>
+          <w:t>何14:9</w:t>
+        </w:r>
+      </w:hyperlink>
+      <w:r>
+        <w:rPr>
+          <w:lang w:val="zh_TW" w:bidi="zh_TW"/>
+        </w:rPr>
+        <w:t>）。智慧人必行在敬虔的道路上，愚昧人卻行在悖逆不敬虔的路徑中。凡選擇敬虔生活的人，將經歷以下恩典：</w:t>
+      </w:r>
+    </w:p>
+    <w:p>
+      <w:pPr>
+        <w:pStyle w:val="ListBullet"/>
+        <w:spacing w:line="240" w:lineRule="auto"/>
+        <w:ind w:left="720"/>
+      </w:pPr>
+      <w:r>
+        <w:rPr>
+          <w:lang w:val="zh_TW" w:bidi="zh_TW"/>
+        </w:rPr>
+      </w:r>
+      <w:r>
+        <w:rPr>
+          <w:lang w:val="zh_TW" w:bidi="zh_TW"/>
+        </w:rPr>
+        <w:t>恢復</w:t>
+      </w:r>
+    </w:p>
+    <w:p>
+      <w:pPr>
+        <w:pStyle w:val="ListBullet"/>
+        <w:spacing w:line="240" w:lineRule="auto"/>
+        <w:ind w:left="720"/>
+      </w:pPr>
+      <w:r>
+        <w:rPr>
+          <w:lang w:val="zh_TW" w:bidi="zh_TW"/>
+        </w:rPr>
+      </w:r>
+      <w:r>
+        <w:rPr>
+          <w:lang w:val="zh_TW" w:bidi="zh_TW"/>
+        </w:rPr>
+        <w:t>勝過死亡（</w:t>
+      </w:r>
+      <w:hyperlink r:id="rId143">
+        <w:r>
+          <w:rPr>
+            <w:lang w:val="zh_TW" w:bidi="zh_TW"/>
+          </w:rPr>
+          <w:rPr>
+            <w:color w:val="0000EE"/>
+            <w:u w:val="single"/>
+          </w:rPr>
+          <w:t>何13:14</w:t>
+        </w:r>
+      </w:hyperlink>
+      <w:r>
+        <w:rPr>
+          <w:lang w:val="zh_TW" w:bidi="zh_TW"/>
+        </w:rPr>
+        <w:t>）</w:t>
+      </w:r>
+    </w:p>
+    <w:p>
+      <w:pPr>
+        <w:pStyle w:val="ListBullet"/>
+        <w:spacing w:line="240" w:lineRule="auto"/>
+        <w:ind w:left="720"/>
+      </w:pPr>
+      <w:r>
+        <w:rPr>
+          <w:lang w:val="zh_TW" w:bidi="zh_TW"/>
+        </w:rPr>
+      </w:r>
+      <w:r>
+        <w:rPr>
+          <w:lang w:val="zh_TW" w:bidi="zh_TW"/>
+        </w:rPr>
+        <w:t>祝福（</w:t>
+      </w:r>
+      <w:hyperlink r:id="rId154">
+        <w:r>
+          <w:rPr>
+            <w:lang w:val="zh_TW" w:bidi="zh_TW"/>
+          </w:rPr>
+          <w:rPr>
+            <w:color w:val="0000EE"/>
+            <w:u w:val="single"/>
+          </w:rPr>
+          <w:t>何14:4–7</w:t>
+        </w:r>
+      </w:hyperlink>
+      <w:r>
+        <w:rPr>
+          <w:lang w:val="zh_TW" w:bidi="zh_TW"/>
+        </w:rPr>
+        <w:t>）</w:t>
+      </w:r>
+    </w:p>
+    <w:p>
+      <w:pPr/>
+      <w:r>
+        <w:rPr>
+          <w:lang w:val="zh_TW" w:bidi="zh_TW"/>
+        </w:rPr>
+      </w:r>
+      <w:r>
+        <w:rPr>
+          <w:lang w:val="zh_TW" w:bidi="zh_TW"/>
+        </w:rPr>
+        <w:t>偶像崇拜，是指任何取代神、佔據人心位置的事物。以色列並沒有尋求神的：</w:t>
+      </w:r>
+    </w:p>
+    <w:p>
+      <w:pPr>
+        <w:pStyle w:val="ListBullet"/>
+        <w:spacing w:line="240" w:lineRule="auto"/>
+        <w:ind w:left="720"/>
+      </w:pPr>
+      <w:r>
+        <w:rPr>
+          <w:lang w:val="zh_TW" w:bidi="zh_TW"/>
+        </w:rPr>
+      </w:r>
+      <w:r>
+        <w:rPr>
+          <w:lang w:val="zh_TW" w:bidi="zh_TW"/>
+        </w:rPr>
+        <w:t>引導</w:t>
+      </w:r>
+    </w:p>
+    <w:p>
+      <w:pPr>
+        <w:pStyle w:val="ListBullet"/>
+        <w:spacing w:line="240" w:lineRule="auto"/>
+        <w:ind w:left="720"/>
+      </w:pPr>
+      <w:r>
+        <w:rPr>
+          <w:lang w:val="zh_TW" w:bidi="zh_TW"/>
+        </w:rPr>
+      </w:r>
+      <w:r>
+        <w:rPr>
+          <w:lang w:val="zh_TW" w:bidi="zh_TW"/>
+        </w:rPr>
+        <w:t>幫助</w:t>
+      </w:r>
+    </w:p>
+    <w:p>
+      <w:pPr>
+        <w:pStyle w:val="ListBullet"/>
+        <w:spacing w:line="240" w:lineRule="auto"/>
+        <w:ind w:left="720"/>
+      </w:pPr>
+      <w:r>
+        <w:rPr>
+          <w:lang w:val="zh_TW" w:bidi="zh_TW"/>
+        </w:rPr>
+      </w:r>
+      <w:r>
+        <w:rPr>
+          <w:lang w:val="zh_TW" w:bidi="zh_TW"/>
+        </w:rPr>
+        <w:t>祝福</w:t>
+      </w:r>
+    </w:p>
+    <w:p>
+      <w:pPr>
+        <w:pStyle w:val="ListBullet"/>
+        <w:spacing w:line="240" w:lineRule="auto"/>
+        <w:ind w:left="720"/>
+      </w:pPr>
+      <w:r>
+        <w:rPr>
+          <w:lang w:val="zh_TW" w:bidi="zh_TW"/>
+        </w:rPr>
+      </w:r>
+      <w:r>
+        <w:rPr>
+          <w:lang w:val="zh_TW" w:bidi="zh_TW"/>
+        </w:rPr>
+        <w:t>拯救</w:t>
+      </w:r>
+    </w:p>
+    <w:p>
+      <w:pPr/>
+      <w:r>
+        <w:rPr>
+          <w:lang w:val="zh_TW" w:bidi="zh_TW"/>
+        </w:rPr>
+      </w:r>
+      <w:r>
+        <w:rPr>
+          <w:lang w:val="zh_TW" w:bidi="zh_TW"/>
+        </w:rPr>
+        <w:t>相反地，以色列轉而倚靠：</w:t>
+      </w:r>
+    </w:p>
+    <w:p>
+      <w:pPr>
+        <w:pStyle w:val="ListBullet"/>
+        <w:spacing w:line="240" w:lineRule="auto"/>
+        <w:ind w:left="720"/>
+      </w:pPr>
+      <w:r>
+        <w:rPr>
+          <w:lang w:val="zh_TW" w:bidi="zh_TW"/>
+        </w:rPr>
+      </w:r>
+      <w:r>
+        <w:rPr>
+          <w:lang w:val="zh_TW" w:bidi="zh_TW"/>
+        </w:rPr>
+        <w:t>外邦神明（</w:t>
+      </w:r>
+      <w:hyperlink r:id="rId156">
+        <w:r>
+          <w:rPr>
+            <w:lang w:val="zh_TW" w:bidi="zh_TW"/>
+          </w:rPr>
+          <w:rPr>
+            <w:color w:val="0000EE"/>
+            <w:u w:val="single"/>
+          </w:rPr>
+          <w:t>何4:12–19</w:t>
+        </w:r>
+      </w:hyperlink>
+      <w:r>
+        <w:rPr>
+          <w:lang w:val="zh_TW" w:bidi="zh_TW"/>
+        </w:rPr>
+        <w:t>）</w:t>
+      </w:r>
+    </w:p>
+    <w:p>
+      <w:pPr>
+        <w:pStyle w:val="ListBullet"/>
+        <w:spacing w:line="240" w:lineRule="auto"/>
+        <w:ind w:left="720"/>
+      </w:pPr>
+      <w:r>
+        <w:rPr>
+          <w:lang w:val="zh_TW" w:bidi="zh_TW"/>
+        </w:rPr>
+      </w:r>
+      <w:r>
+        <w:rPr>
+          <w:lang w:val="zh_TW" w:bidi="zh_TW"/>
+        </w:rPr>
+        <w:t>民族驕傲（</w:t>
+      </w:r>
+      <w:hyperlink r:id="rId157">
+        <w:r>
+          <w:rPr>
+            <w:lang w:val="zh_TW" w:bidi="zh_TW"/>
+          </w:rPr>
+          <w:rPr>
+            <w:color w:val="0000EE"/>
+            <w:u w:val="single"/>
+          </w:rPr>
+          <w:t>何5:5</w:t>
+        </w:r>
+      </w:hyperlink>
+      <w:r>
+        <w:rPr>
+          <w:lang w:val="zh_TW" w:bidi="zh_TW"/>
+        </w:rPr>
+        <w:t>）</w:t>
+      </w:r>
+    </w:p>
+    <w:p>
+      <w:pPr>
+        <w:pStyle w:val="ListBullet"/>
+        <w:spacing w:line="240" w:lineRule="auto"/>
+        <w:ind w:left="720"/>
+      </w:pPr>
+      <w:r>
+        <w:rPr>
+          <w:lang w:val="zh_TW" w:bidi="zh_TW"/>
+        </w:rPr>
+      </w:r>
+      <w:r>
+        <w:rPr>
+          <w:lang w:val="zh_TW" w:bidi="zh_TW"/>
+        </w:rPr>
+        <w:t>宗教儀式（</w:t>
+      </w:r>
+      <w:hyperlink r:id="rId158">
+        <w:r>
+          <w:rPr>
+            <w:lang w:val="zh_TW" w:bidi="zh_TW"/>
+          </w:rPr>
+          <w:rPr>
+            <w:color w:val="0000EE"/>
+            <w:u w:val="single"/>
+          </w:rPr>
+          <w:t>何6:6</w:t>
+        </w:r>
+      </w:hyperlink>
+      <w:r>
+        <w:rPr>
+          <w:lang w:val="zh_TW" w:bidi="zh_TW"/>
+        </w:rPr>
+        <w:t>）</w:t>
+      </w:r>
+    </w:p>
+    <w:p>
+      <w:pPr>
+        <w:pStyle w:val="ListBullet"/>
+        <w:spacing w:line="240" w:lineRule="auto"/>
+        <w:ind w:left="720"/>
+      </w:pPr>
+      <w:r>
+        <w:rPr>
+          <w:lang w:val="zh_TW" w:bidi="zh_TW"/>
+        </w:rPr>
+      </w:r>
+      <w:r>
+        <w:rPr>
+          <w:lang w:val="zh_TW" w:bidi="zh_TW"/>
+        </w:rPr>
+        <w:t>政治上的權宜之計（</w:t>
+      </w:r>
+      <w:hyperlink r:id="rId103">
+        <w:r>
+          <w:rPr>
+            <w:lang w:val="zh_TW" w:bidi="zh_TW"/>
+          </w:rPr>
+          <w:rPr>
+            <w:color w:val="0000EE"/>
+            <w:u w:val="single"/>
+          </w:rPr>
+          <w:t>何7:3</w:t>
+        </w:r>
+      </w:hyperlink>
+      <w:r>
+        <w:rPr>
+          <w:lang w:val="zh_TW" w:bidi="zh_TW"/>
+        </w:rPr>
+        <w:t>）</w:t>
+      </w:r>
+    </w:p>
+    <w:p>
+      <w:pPr>
+        <w:pStyle w:val="ListBullet"/>
+        <w:spacing w:line="240" w:lineRule="auto"/>
+        <w:ind w:left="720"/>
+      </w:pPr>
+      <w:r>
+        <w:rPr>
+          <w:lang w:val="zh_TW" w:bidi="zh_TW"/>
+        </w:rPr>
+      </w:r>
+      <w:r>
+        <w:rPr>
+          <w:lang w:val="zh_TW" w:bidi="zh_TW"/>
+        </w:rPr>
+        <w:t>政治聯盟（</w:t>
+      </w:r>
+      <w:hyperlink r:id="rId34">
+        <w:r>
+          <w:rPr>
+            <w:lang w:val="zh_TW" w:bidi="zh_TW"/>
+          </w:rPr>
+          <w:rPr>
+            <w:color w:val="0000EE"/>
+            <w:u w:val="single"/>
+          </w:rPr>
+          <w:t>何7:11</w:t>
+        </w:r>
+      </w:hyperlink>
+      <w:r>
+        <w:rPr>
+          <w:lang w:val="zh_TW" w:bidi="zh_TW"/>
+        </w:rPr>
+        <w:t>）</w:t>
+      </w:r>
+    </w:p>
+    <w:p>
+      <w:pPr>
+        <w:pStyle w:val="ListBullet"/>
+        <w:spacing w:line="240" w:lineRule="auto"/>
+        <w:ind w:left="720"/>
+      </w:pPr>
+      <w:r>
+        <w:rPr>
+          <w:lang w:val="zh_TW" w:bidi="zh_TW"/>
+        </w:rPr>
+      </w:r>
+      <w:r>
+        <w:rPr>
+          <w:lang w:val="zh_TW" w:bidi="zh_TW"/>
+        </w:rPr>
+        <w:t>世俗政權（</w:t>
+      </w:r>
+      <w:hyperlink r:id="rId118">
+        <w:r>
+          <w:rPr>
+            <w:lang w:val="zh_TW" w:bidi="zh_TW"/>
+          </w:rPr>
+          <w:rPr>
+            <w:color w:val="0000EE"/>
+            <w:u w:val="single"/>
+          </w:rPr>
+          <w:t>何8:4</w:t>
+        </w:r>
+      </w:hyperlink>
+      <w:r>
+        <w:rPr>
+          <w:lang w:val="zh_TW" w:bidi="zh_TW"/>
+        </w:rPr>
+        <w:t>）</w:t>
+      </w:r>
+    </w:p>
+    <w:p>
+      <w:pPr>
+        <w:pStyle w:val="ListBullet"/>
+        <w:spacing w:line="240" w:lineRule="auto"/>
+        <w:ind w:left="720"/>
+      </w:pPr>
+      <w:r>
+        <w:rPr>
+          <w:lang w:val="zh_TW" w:bidi="zh_TW"/>
+        </w:rPr>
+      </w:r>
+      <w:r>
+        <w:rPr>
+          <w:lang w:val="zh_TW" w:bidi="zh_TW"/>
+        </w:rPr>
+        <w:t>建設工程（</w:t>
+      </w:r>
+      <w:hyperlink r:id="rId17">
+        <w:r>
+          <w:rPr>
+            <w:lang w:val="zh_TW" w:bidi="zh_TW"/>
+          </w:rPr>
+          <w:rPr>
+            <w:color w:val="0000EE"/>
+            <w:u w:val="single"/>
+          </w:rPr>
+          <w:t>何8:14</w:t>
+        </w:r>
+      </w:hyperlink>
+      <w:r>
+        <w:rPr>
+          <w:lang w:val="zh_TW" w:bidi="zh_TW"/>
+        </w:rPr>
+        <w:t>）</w:t>
+      </w:r>
+    </w:p>
+    <w:p>
+      <w:pPr>
+        <w:pStyle w:val="ListBullet"/>
+        <w:spacing w:line="240" w:lineRule="auto"/>
+        <w:ind w:left="720"/>
+      </w:pPr>
+      <w:r>
+        <w:rPr>
+          <w:lang w:val="zh_TW" w:bidi="zh_TW"/>
+        </w:rPr>
+      </w:r>
+      <w:r>
+        <w:rPr>
+          <w:lang w:val="zh_TW" w:bidi="zh_TW"/>
+        </w:rPr>
+        <w:t>自私的財富（</w:t>
+      </w:r>
+      <w:hyperlink r:id="rId129">
+        <w:r>
+          <w:rPr>
+            <w:lang w:val="zh_TW" w:bidi="zh_TW"/>
+          </w:rPr>
+          <w:rPr>
+            <w:color w:val="0000EE"/>
+            <w:u w:val="single"/>
+          </w:rPr>
+          <w:t>何10:1</w:t>
+        </w:r>
+      </w:hyperlink>
+      <w:r>
+        <w:rPr>
+          <w:lang w:val="zh_TW" w:bidi="zh_TW"/>
+        </w:rPr>
+        <w:t>）</w:t>
+      </w:r>
+    </w:p>
+    <w:p>
+      <w:pPr>
+        <w:pStyle w:val="ListBullet"/>
+        <w:spacing w:line="240" w:lineRule="auto"/>
+        <w:ind w:left="720"/>
+      </w:pPr>
+      <w:r>
+        <w:rPr>
+          <w:lang w:val="zh_TW" w:bidi="zh_TW"/>
+        </w:rPr>
+      </w:r>
+      <w:r>
+        <w:rPr>
+          <w:lang w:val="zh_TW" w:bidi="zh_TW"/>
+        </w:rPr>
+        <w:t>偶像崇拜（</w:t>
+      </w:r>
+      <w:hyperlink r:id="rId159">
+        <w:r>
+          <w:rPr>
+            <w:lang w:val="zh_TW" w:bidi="zh_TW"/>
+          </w:rPr>
+          <w:rPr>
+            <w:color w:val="0000EE"/>
+            <w:u w:val="single"/>
+          </w:rPr>
+          <w:t>何13:2</w:t>
+        </w:r>
+      </w:hyperlink>
+      <w:r>
+        <w:rPr>
+          <w:lang w:val="zh_TW" w:bidi="zh_TW"/>
+        </w:rPr>
+        <w:t>）</w:t>
+      </w:r>
+    </w:p>
+    <w:p>
+      <w:pPr/>
+      <w:r>
+        <w:rPr>
+          <w:lang w:val="zh_TW" w:bidi="zh_TW"/>
+        </w:rPr>
+      </w:r>
+      <w:r>
+        <w:rPr>
+          <w:lang w:val="zh_TW" w:bidi="zh_TW"/>
+        </w:rPr>
+        <w:t>然而，真正的祝福與安全，唯有在神裡面才能尋得（</w:t>
+      </w:r>
+      <w:hyperlink r:id="rId160">
+        <w:r>
+          <w:rPr>
+            <w:lang w:val="zh_TW" w:bidi="zh_TW"/>
+          </w:rPr>
+          <w:rPr>
+            <w:color w:val="0000EE"/>
+            <w:u w:val="single"/>
+          </w:rPr>
+          <w:t>何13:4</w:t>
+        </w:r>
+      </w:hyperlink>
+      <w:r>
+        <w:rPr>
+          <w:lang w:val="zh_TW" w:bidi="zh_TW"/>
+        </w:rPr>
+        <w:t>、</w:t>
+      </w:r>
+      <w:hyperlink r:id="rId160">
+        <w:r>
+          <w:rPr>
+            <w:lang w:val="zh_TW" w:bidi="zh_TW"/>
+          </w:rPr>
+          <w:rPr>
+            <w:color w:val="0000EE"/>
+            <w:u w:val="single"/>
+          </w:rPr>
+          <w:t>9</w:t>
+        </w:r>
+      </w:hyperlink>
+      <w:r>
+        <w:rPr>
+          <w:lang w:val="zh_TW" w:bidi="zh_TW"/>
+        </w:rPr>
+        <w:t>，</w:t>
+      </w:r>
+      <w:hyperlink r:id="rId154">
+        <w:r>
+          <w:rPr>
+            <w:lang w:val="zh_TW" w:bidi="zh_TW"/>
+          </w:rPr>
+          <w:rPr>
+            <w:color w:val="0000EE"/>
+            <w:u w:val="single"/>
+          </w:rPr>
+          <w:t>14:4–7</w:t>
+        </w:r>
+      </w:hyperlink>
+      <w:r>
+        <w:rPr>
+          <w:lang w:val="zh_TW" w:bidi="zh_TW"/>
+        </w:rPr>
+        <w:t>）。</w:t>
+      </w:r>
+    </w:p>
+    <w:p>
+      <w:pPr/>
+      <w:r>
+        <w:rPr>
+          <w:lang w:val="zh_TW" w:bidi="zh_TW"/>
+        </w:rPr>
+      </w:r>
+      <w:r>
+        <w:rPr>
+          <w:lang w:val="zh_TW" w:bidi="zh_TW"/>
+        </w:rPr>
+        <w:t>何西阿將背道（離棄信仰）描述為具有傳染性的罪。它可能會從屬靈領袖或百姓中的任何一方開始，隨後在彼此之間蔓延擴散（</w:t>
+      </w:r>
+      <w:hyperlink r:id="rId73">
+        <w:r>
+          <w:rPr>
+            <w:lang w:val="zh_TW" w:bidi="zh_TW"/>
+          </w:rPr>
+          <w:rPr>
+            <w:color w:val="0000EE"/>
+            <w:u w:val="single"/>
+          </w:rPr>
+          <w:t>何4:9</w:t>
+        </w:r>
+      </w:hyperlink>
+      <w:r>
+        <w:rPr>
+          <w:lang w:val="zh_TW" w:bidi="zh_TW"/>
+        </w:rPr>
+        <w:t>）。而對背道的懲罰，則取決於個人所承擔的責任大小（</w:t>
+      </w:r>
+      <w:hyperlink r:id="rId77">
+        <w:r>
+          <w:rPr>
+            <w:lang w:val="zh_TW" w:bidi="zh_TW"/>
+          </w:rPr>
+          <w:rPr>
+            <w:color w:val="0000EE"/>
+            <w:u w:val="single"/>
+          </w:rPr>
+          <w:t>何5:1</w:t>
+        </w:r>
+      </w:hyperlink>
+      <w:r>
+        <w:rPr>
+          <w:lang w:val="zh_TW" w:bidi="zh_TW"/>
+        </w:rPr>
+        <w:t>，</w:t>
+      </w:r>
+      <w:hyperlink r:id="rId141">
+        <w:r>
+          <w:rPr>
+            <w:lang w:val="zh_TW" w:bidi="zh_TW"/>
+          </w:rPr>
+          <w:rPr>
+            <w:color w:val="0000EE"/>
+            <w:u w:val="single"/>
+          </w:rPr>
+          <w:t>13:9</w:t>
+        </w:r>
+      </w:hyperlink>
+      <w:r>
+        <w:rPr>
+          <w:lang w:val="zh_TW" w:bidi="zh_TW"/>
+        </w:rPr>
+        <w:t>，</w:t>
+      </w:r>
+      <w:hyperlink r:id="rId161">
+        <w:r>
+          <w:rPr>
+            <w:lang w:val="zh_TW" w:bidi="zh_TW"/>
+          </w:rPr>
+          <w:rPr>
+            <w:color w:val="0000EE"/>
+            <w:u w:val="single"/>
+          </w:rPr>
+          <w:t>14:4</w:t>
+        </w:r>
+      </w:hyperlink>
+      <w:r>
+        <w:rPr>
+          <w:lang w:val="zh_TW" w:bidi="zh_TW"/>
+        </w:rPr>
+        <w:t>）。</w:t>
+      </w:r>
+    </w:p>
+    <w:p>
+      <w:pPr/>
+      <w:r>
+        <w:rPr>
+          <w:lang w:val="zh_TW" w:bidi="zh_TW"/>
+        </w:rPr>
+      </w:r>
+      <w:r>
+        <w:rPr>
+          <w:i/>
+          <w:lang w:val="zh_TW" w:bidi="zh_TW"/>
+        </w:rPr>
+        <w:t>另見</w:t>
+      </w:r>
+      <w:r>
+        <w:rPr>
+          <w:lang w:val="zh_TW" w:bidi="zh_TW"/>
+        </w:rPr>
+        <w:t xml:space="preserve"> </w:t>
+      </w:r>
+      <w:r>
+        <w:rPr>
+          <w:lang w:val="zh_TW" w:bidi="zh_TW"/>
+        </w:rPr>
+        <w:t>何西阿（人物）</w:t>
+      </w:r>
+      <w:r>
+        <w:rPr>
+          <w:lang w:val="zh_TW" w:bidi="zh_TW"/>
+        </w:rPr>
+        <w:t>；</w:t>
+      </w:r>
+      <w:r>
+        <w:rPr>
+          <w:lang w:val="zh_TW" w:bidi="zh_TW"/>
+        </w:rPr>
+        <w:t>以色列的歷史</w:t>
+      </w:r>
+      <w:r>
+        <w:rPr>
+          <w:lang w:val="zh_TW" w:bidi="zh_TW"/>
+        </w:rPr>
+        <w:t>；</w:t>
+      </w:r>
+      <w:r>
+        <w:rPr>
+          <w:lang w:val="zh_TW" w:bidi="zh_TW"/>
+        </w:rPr>
+        <w:t>預言</w:t>
+      </w:r>
+      <w:r>
+        <w:rPr>
+          <w:lang w:val="zh_TW" w:bidi="zh_TW"/>
+        </w:rPr>
+        <w:t>；</w:t>
+      </w:r>
+      <w:r>
+        <w:rPr>
+          <w:lang w:val="zh_TW" w:bidi="zh_TW"/>
+        </w:rPr>
+        <w:t>先知、女先知</w:t>
+      </w:r>
+      <w:r>
+        <w:rPr>
+          <w:lang w:val="zh_TW" w:bidi="zh_TW"/>
+        </w:rPr>
+        <w:t>。</w:t>
+      </w:r>
+      <w:r>
+        <w:rPr>
+          <w:lang w:val="zh_TW" w:bidi="zh_TW"/>
+        </w:rPr>
+      </w:r>
+      <w:r>
+        <w:rPr>
+          <w:lang w:val="zh_TW" w:bidi="zh_TW"/>
+        </w:rPr>
+      </w:r>
+    </w:p>
+    <w:p>
+      <w:pPr/>
+      <w:r>
+        <w:rPr>
+          <w:lang w:val="zh_TW" w:bidi="zh_TW"/>
+        </w:rPr>
+      </w:r>
+    </w:p>
+    <w:p>
+      <w:pPr>
+        <w:pStyle w:val="Heading2"/>
+      </w:pPr>
+      <w:r>
+        <w:rPr>
+          <w:lang w:val="zh_TW" w:bidi="zh_TW"/>
+        </w:rPr>
         <w:t>和撒那</w:t>
       </w:r>
       <w:r>
@@ -233,7 +5235,7 @@
         </w:rPr>
         <w:t>希伯來文的意思是「拯救」。它來自</w:t>
       </w:r>
-      <w:hyperlink r:id="rId13">
+      <w:hyperlink r:id="rId162">
         <w:r>
           <w:rPr>
             <w:lang w:val="zh_TW" w:bidi="zh_TW"/>
@@ -259,7 +5261,7 @@
           <w:lang w:val="zh_TW" w:bidi="zh_TW"/>
         </w:rPr>
       </w:r>
-      <w:hyperlink r:id="rId14">
+      <w:hyperlink r:id="rId163">
         <w:r>
           <w:rPr>
             <w:lang w:val="zh_TW" w:bidi="zh_TW"/>
@@ -277,7 +5279,7 @@
         </w:rPr>
         <w:t>是一首表達信靠耶和華幫助的詩歌。當人需要神的幫助時，就會這樣說。整首詩篇是「讚美詩」（Hallel）的一部分，是猶太人在重要節日中吟唱的詩歌。第</w:t>
       </w:r>
-      <w:hyperlink r:id="rId13">
+      <w:hyperlink r:id="rId162">
         <w:r>
           <w:rPr>
             <w:lang w:val="zh_TW" w:bidi="zh_TW"/>
@@ -295,7 +5297,7 @@
         </w:rPr>
         <w:t>節在住棚節中被使用，當經文被誦讀時，人們會揮動番石榴樹、柳樹和棕樹的枝條。此外，在其它慶典中，人們也可能以揮動枝條的方式來表達喜樂。例如，在</w:t>
       </w:r>
-      <w:hyperlink r:id="rId15">
+      <w:hyperlink r:id="rId164">
         <w:r>
           <w:rPr>
             <w:lang w:val="zh_TW" w:bidi="zh_TW"/>
@@ -327,7 +5329,7 @@
         </w:rPr>
         <w:t>當耶穌進入耶路撒冷時，群眾高喊「和散那」（</w:t>
       </w:r>
-      <w:hyperlink r:id="rId16">
+      <w:hyperlink r:id="rId165">
         <w:r>
           <w:rPr>
             <w:lang w:val="zh_TW" w:bidi="zh_TW"/>
@@ -339,7 +5341,7 @@
           <w:t>太21:9；</w:t>
         </w:r>
       </w:hyperlink>
-      <w:hyperlink r:id="rId17">
+      <w:hyperlink r:id="rId166">
         <w:r>
           <w:rPr>
             <w:lang w:val="zh_TW" w:bidi="zh_TW"/>
@@ -351,7 +5353,7 @@
           <w:t>可11:9–10；</w:t>
         </w:r>
       </w:hyperlink>
-      <w:hyperlink r:id="rId18">
+      <w:hyperlink r:id="rId167">
         <w:r>
           <w:rPr>
             <w:lang w:val="zh_TW" w:bidi="zh_TW"/>
@@ -369,7 +5371,7 @@
         </w:rPr>
         <w:t>）。然後他們說：「奉耶和華名來的是應當稱頌的！」（</w:t>
       </w:r>
-      <w:hyperlink r:id="rId19">
+      <w:hyperlink r:id="rId168">
         <w:r>
           <w:rPr>
             <w:lang w:val="zh_TW" w:bidi="zh_TW"/>
@@ -415,7 +5417,7 @@
         </w:rPr>
         <w:t>耶穌進入耶路撒冷時，群眾的其他稱呼也支持這一觀點。在</w:t>
       </w:r>
-      <w:hyperlink r:id="rId16">
+      <w:hyperlink r:id="rId165">
         <w:r>
           <w:rPr>
             <w:lang w:val="zh_TW" w:bidi="zh_TW"/>
@@ -433,7 +5435,7 @@
         </w:rPr>
         <w:t>中，耶穌被稱為「大衛的子孫」；在</w:t>
       </w:r>
-      <w:hyperlink r:id="rId20">
+      <w:hyperlink r:id="rId169">
         <w:r>
           <w:rPr>
             <w:lang w:val="zh_TW" w:bidi="zh_TW"/>
@@ -451,7 +5453,7 @@
         </w:rPr>
         <w:t>中，提到了「我祖大衛之國」。在</w:t>
       </w:r>
-      <w:hyperlink r:id="rId18">
+      <w:hyperlink r:id="rId167">
         <w:r>
           <w:rPr>
             <w:lang w:val="zh_TW" w:bidi="zh_TW"/>
@@ -2429,6 +7431,24 @@
   <w:num w:numId="13" w16cid:durableId="592781308">
     <w:abstractNumId w:val="11"/>
   </w:num>
+  <w:num w:numId="14">
+    <w:abstractNumId w:val="3"/>
+    <w:lvlOverride w:ilvl="0">
+      <w:startOverride w:val="1"/>
+    </w:lvlOverride>
+  </w:num>
+  <w:num w:numId="15">
+    <w:abstractNumId w:val="3"/>
+    <w:lvlOverride w:ilvl="0">
+      <w:startOverride w:val="1"/>
+    </w:lvlOverride>
+  </w:num>
+  <w:num w:numId="16">
+    <w:abstractNumId w:val="3"/>
+    <w:lvlOverride w:ilvl="0">
+      <w:startOverride w:val="1"/>
+    </w:lvlOverride>
+  </w:num>
   <w:numIdMacAtCleanup w:val="10"/>
 </w:numbering>
 </file>

--- a/zht/docx/051.content.docx
+++ b/zht/docx/051.content.docx
@@ -149,7 +149,7 @@
         <w:rPr>
           <w:lang w:val="zh_TW" w:bidi="zh_TW"/>
         </w:rPr>
-        <w:t>ha</w:t>
+        <w:t>gui</w:t>
       </w:r>
       <w:r>
         <w:rPr>
@@ -212,12 +212,23 @@
         <w:rPr>
           <w:lang w:val="zh_TW" w:bidi="zh_TW"/>
         </w:rPr>
-        <w:t>哈腓拉（地名）</w:t>
-      </w:r>
-      <w:r>
-        <w:rPr>
-          <w:lang w:val="zh_TW" w:bidi="zh_TW"/>
-        </w:rPr>
+        <w:t>歸算</w:t>
+      </w:r>
+      <w:r>
+        <w:rPr>
+          <w:lang w:val="zh_TW" w:bidi="zh_TW"/>
+        </w:rPr>
+      </w:r>
+    </w:p>
+    <w:p>
+      <w:pPr>
+        <w:pStyle w:val="Heading3"/>
+      </w:pPr>
+      <w:r>
+        <w:rPr>
+          <w:lang w:val="zh_TW" w:bidi="zh_TW"/>
+        </w:rPr>
+        <w:t>什麼是歸算？</w:t>
       </w:r>
     </w:p>
     <w:p>
@@ -231,53 +242,7 @@
         <w:rPr>
           <w:lang w:val="zh_TW" w:bidi="zh_TW"/>
         </w:rPr>
-        <w:t>哈腓拉（Havilah）是一個位於伊甸附近的地區，現今的確切位置已不可考。聖經說它由比遜河灌溉，境內有豐富的金子、珍珠和紅瑪瑙 （</w:t>
-      </w:r>
-      <w:hyperlink r:id="rId13">
-        <w:r>
-          <w:rPr>
-            <w:lang w:val="zh_TW" w:bidi="zh_TW"/>
-          </w:rPr>
-          <w:rPr>
-            <w:color w:val="0000EE"/>
-            <w:u w:val="single"/>
-          </w:rPr>
-          <w:t>創2:11–12</w:t>
-        </w:r>
-      </w:hyperlink>
-      <w:r>
-        <w:rPr>
-          <w:lang w:val="zh_TW" w:bidi="zh_TW"/>
-        </w:rPr>
-        <w:t>）。關於哈腓拉的地點，歷來爭論甚多。它不可能與</w:t>
-      </w:r>
-      <w:hyperlink r:id="rId14">
-        <w:r>
-          <w:rPr>
-            <w:lang w:val="zh_TW" w:bidi="zh_TW"/>
-          </w:rPr>
-          <w:rPr>
-            <w:color w:val="0000EE"/>
-            <w:u w:val="single"/>
-          </w:rPr>
-          <w:t>撒母耳記上十五章7節</w:t>
-        </w:r>
-      </w:hyperlink>
-      <w:r>
-        <w:rPr>
-          <w:lang w:val="zh_TW" w:bidi="zh_TW"/>
-        </w:rPr>
-        <w:t>中掃羅攻打亞瑪力人的那個哈腓拉有任何關聯，因為伊甸的敘述地點在美索不達米亞，而非巴勒斯坦。基於同樣的理由，若將哈腓拉定位於阿拉伯南部、索馬利蘭（Somaliland）或印度，也是不正確的。所謂的比遜「河」很可能是一條灌溉渠道，因為在亞喀得文（Akkadian）中，河與灌溉渠道並無不同的詞彙，而美索不達米亞的習慣是把主要的灌溉渠稱作河。這或許能解釋為何「比遜」這個名稱能在水渠乾涸後仍被保存下來。比遜是那條從伊甸流出的河所分出的四道支流之一，因此哈腓拉應位於北方，因為這段敘述是從上游的角度來描寫的。哈腓拉很可能位於示拿平原一帶，由一條主要灌溉渠灌溉；如今，無論這片地區或那條水渠，都早已消失無蹤。</w:t>
-      </w:r>
-      <w:r>
-        <w:rPr>
-          <w:lang w:val="zh_TW" w:bidi="zh_TW"/>
-        </w:rPr>
-      </w:r>
-      <w:r>
-        <w:rPr>
-          <w:lang w:val="zh_TW" w:bidi="zh_TW"/>
-        </w:rPr>
+        <w:t>歸算是指記入賬戶。在聖經中，該詞帶有法律上的含義，指罪和救恩被神記錄下來。歸算的教導是基督教信仰的重要部分。</w:t>
       </w:r>
     </w:p>
     <w:p>
@@ -287,21 +252,41 @@
           <w:lang w:val="zh_TW" w:bidi="zh_TW"/>
         </w:rPr>
       </w:r>
-    </w:p>
-    <w:p>
-      <w:pPr>
-        <w:pStyle w:val="Heading2"/>
-      </w:pPr>
-      <w:r>
-        <w:rPr>
-          <w:lang w:val="zh_TW" w:bidi="zh_TW"/>
-        </w:rPr>
-        <w:t>哈腓拉（人物）</w:t>
-      </w:r>
-      <w:r>
-        <w:rPr>
-          <w:lang w:val="zh_TW" w:bidi="zh_TW"/>
-        </w:rPr>
+      <w:r>
+        <w:rPr>
+          <w:lang w:val="zh_TW" w:bidi="zh_TW"/>
+        </w:rPr>
+        <w:t>雖然名詞「歸算」沒有見於聖經，但動詞「歸算」在舊約和新約中經常出現。「歸算」的基本意思是「記錄在賬本或賬戶中」。在救恩的語境中，這個詞通常表示法律意義。一個很好的例子是在</w:t>
+      </w:r>
+      <w:hyperlink r:id="rId13">
+        <w:r>
+          <w:rPr>
+            <w:lang w:val="zh_TW" w:bidi="zh_TW"/>
+          </w:rPr>
+          <w:rPr>
+            <w:color w:val="0000EE"/>
+            <w:u w:val="single"/>
+          </w:rPr>
+          <w:t>腓利門書一章18節</w:t>
+        </w:r>
+      </w:hyperlink>
+      <w:r>
+        <w:rPr>
+          <w:lang w:val="zh_TW" w:bidi="zh_TW"/>
+        </w:rPr>
+        <w:t>，使徒保羅承擔阿尼西謀的債務，說：「</w:t>
+      </w:r>
+      <w:r>
+        <w:rPr>
+          <w:lang w:val="zh_TW" w:bidi="zh_TW"/>
+        </w:rPr>
+        <w:t>他若……欠你甚麼，都歸在我的帳上。</w:t>
+      </w:r>
+      <w:r>
+        <w:rPr>
+          <w:lang w:val="zh_TW" w:bidi="zh_TW"/>
+        </w:rPr>
+        <w:t>」</w:t>
       </w:r>
     </w:p>
     <w:p>
@@ -315,7 +300,25 @@
         <w:rPr>
           <w:lang w:val="zh_TW" w:bidi="zh_TW"/>
         </w:rPr>
-        <w:t>1. 古實的後裔（</w:t>
+        <w:t>當聖經談到歸算善或惡時，並不意味一個人的道德品格發生變化。相反，這意味著從神的角度來看，公義或罪惡被歸入一個人的帳戶。從最廣泛的意義上來說，聖經教導我們，神（</w:t>
+      </w:r>
+      <w:hyperlink r:id="rId14">
+        <w:r>
+          <w:rPr>
+            <w:lang w:val="zh_TW" w:bidi="zh_TW"/>
+          </w:rPr>
+          <w:rPr>
+            <w:color w:val="0000EE"/>
+            <w:u w:val="single"/>
+          </w:rPr>
+          <w:t>詩32:2</w:t>
+        </w:r>
+      </w:hyperlink>
+      <w:r>
+        <w:rPr>
+          <w:lang w:val="zh_TW" w:bidi="zh_TW"/>
+        </w:rPr>
+        <w:t>）和人（</w:t>
       </w:r>
       <w:hyperlink r:id="rId15">
         <w:r>
@@ -326,14 +329,14 @@
             <w:color w:val="0000EE"/>
             <w:u w:val="single"/>
           </w:rPr>
-          <w:t>創10:7</w:t>
-        </w:r>
-      </w:hyperlink>
-      <w:r>
-        <w:rPr>
-          <w:lang w:val="zh_TW" w:bidi="zh_TW"/>
-        </w:rPr>
-        <w:t>；</w:t>
+          <w:t>撒上22:15</w:t>
+        </w:r>
+      </w:hyperlink>
+      <w:r>
+        <w:rPr>
+          <w:lang w:val="zh_TW" w:bidi="zh_TW"/>
+        </w:rPr>
+        <w:t>）都參與這個過程。善行常常被算為獎賞（</w:t>
       </w:r>
       <w:hyperlink r:id="rId16">
         <w:r>
@@ -344,7 +347,25 @@
             <w:color w:val="0000EE"/>
             <w:u w:val="single"/>
           </w:rPr>
-          <w:t>代上1:9</w:t>
+          <w:t>詩106:30–31</w:t>
+        </w:r>
+      </w:hyperlink>
+      <w:r>
+        <w:rPr>
+          <w:lang w:val="zh_TW" w:bidi="zh_TW"/>
+        </w:rPr>
+        <w:t>），而惡行則被算為懲罰（</w:t>
+      </w:r>
+      <w:hyperlink r:id="rId17">
+        <w:r>
+          <w:rPr>
+            <w:lang w:val="zh_TW" w:bidi="zh_TW"/>
+          </w:rPr>
+          <w:rPr>
+            <w:color w:val="0000EE"/>
+            <w:u w:val="single"/>
+          </w:rPr>
+          <w:t>利17:3–4</w:t>
         </w:r>
       </w:hyperlink>
       <w:r>
@@ -352,6 +373,17 @@
           <w:lang w:val="zh_TW" w:bidi="zh_TW"/>
         </w:rPr>
         <w:t>）。</w:t>
+      </w:r>
+    </w:p>
+    <w:p>
+      <w:pPr>
+        <w:pStyle w:val="Heading3"/>
+      </w:pPr>
+      <w:r>
+        <w:rPr>
+          <w:lang w:val="zh_TW" w:bidi="zh_TW"/>
+        </w:rPr>
+        <w:t>聖經解釋歸算的三種方式</w:t>
       </w:r>
     </w:p>
     <w:p>
@@ -365,53 +397,76 @@
         <w:rPr>
           <w:lang w:val="zh_TW" w:bidi="zh_TW"/>
         </w:rPr>
-        <w:t>2. 閃的後裔約坍的兒子（</w:t>
-      </w:r>
-      <w:hyperlink r:id="rId17">
-        <w:r>
-          <w:rPr>
-            <w:lang w:val="zh_TW" w:bidi="zh_TW"/>
-          </w:rPr>
-          <w:rPr>
-            <w:color w:val="0000EE"/>
-            <w:u w:val="single"/>
-          </w:rPr>
-          <w:t>創10:29</w:t>
-        </w:r>
-      </w:hyperlink>
-      <w:r>
-        <w:rPr>
-          <w:lang w:val="zh_TW" w:bidi="zh_TW"/>
-        </w:rPr>
-        <w:t>；</w:t>
-      </w:r>
-      <w:hyperlink r:id="rId18">
-        <w:r>
-          <w:rPr>
-            <w:lang w:val="zh_TW" w:bidi="zh_TW"/>
-          </w:rPr>
-          <w:rPr>
-            <w:color w:val="0000EE"/>
-            <w:u w:val="single"/>
-          </w:rPr>
-          <w:t>代上1:23</w:t>
-        </w:r>
-      </w:hyperlink>
-      <w:r>
-        <w:rPr>
-          <w:lang w:val="zh_TW" w:bidi="zh_TW"/>
-        </w:rPr>
-        <w:t>）。</w:t>
-      </w:r>
-      <w:r>
-        <w:rPr>
-          <w:lang w:val="zh_TW" w:bidi="zh_TW"/>
-        </w:rPr>
-      </w:r>
-      <w:r>
-        <w:rPr>
-          <w:lang w:val="zh_TW" w:bidi="zh_TW"/>
-        </w:rPr>
+        <w:t>聖經以三種主要方式解釋歸算：</w:t>
+      </w:r>
+    </w:p>
+    <w:p>
+      <w:pPr>
+        <w:pStyle w:val="ListNumber"/>
+        <w:numPr>
+          <w:ilvl w:val="0"/>
+          <w:numId w:val="14"/>
+        </w:numPr>
+        <w:spacing w:line="240" w:lineRule="auto"/>
+        <w:ind w:left="720"/>
+      </w:pPr>
+      <w:r>
+        <w:rPr>
+          <w:lang w:val="zh_TW" w:bidi="zh_TW"/>
+        </w:rPr>
+      </w:r>
+      <w:r>
+        <w:rPr>
+          <w:lang w:val="zh_TW" w:bidi="zh_TW"/>
+        </w:rPr>
+        <w:t>亞當的原罪被歸算給所有人。在神的計劃中，亞當一開始所犯的罪被歸給所有人。因此，每個人都承擔了那罪的罪責和懲罰。</w:t>
+      </w:r>
+    </w:p>
+    <w:p>
+      <w:pPr>
+        <w:pStyle w:val="ListNumber"/>
+        <w:spacing w:line="240" w:lineRule="auto"/>
+        <w:ind w:left="720"/>
+      </w:pPr>
+      <w:r>
+        <w:rPr>
+          <w:lang w:val="zh_TW" w:bidi="zh_TW"/>
+        </w:rPr>
+      </w:r>
+      <w:r>
+        <w:rPr>
+          <w:lang w:val="zh_TW" w:bidi="zh_TW"/>
+        </w:rPr>
+        <w:t>所有人的罪債和罪疚都歸算給基督。雖然耶穌是無罪的，但祂承擔了罪的刑罰。</w:t>
+      </w:r>
+    </w:p>
+    <w:p>
+      <w:pPr>
+        <w:pStyle w:val="ListNumber"/>
+        <w:spacing w:line="240" w:lineRule="auto"/>
+        <w:ind w:left="720"/>
+      </w:pPr>
+      <w:r>
+        <w:rPr>
+          <w:lang w:val="zh_TW" w:bidi="zh_TW"/>
+        </w:rPr>
+      </w:r>
+      <w:r>
+        <w:rPr>
+          <w:lang w:val="zh_TW" w:bidi="zh_TW"/>
+        </w:rPr>
+        <w:t>聖經教導，基督的公義因為祂在十字架上的工作，而歸於信徒。即使信徒並非完全聖潔，他們在神的律法前被稱為義（被宣告與神和好），並且「穿上」基督的公義。</w:t>
+      </w:r>
+    </w:p>
+    <w:p>
+      <w:pPr>
+        <w:pStyle w:val="Heading3"/>
+      </w:pPr>
+      <w:r>
+        <w:rPr>
+          <w:lang w:val="zh_TW" w:bidi="zh_TW"/>
+        </w:rPr>
+        <w:t>歸算與救恩</w:t>
       </w:r>
     </w:p>
     <w:p>
@@ -421,21 +476,101 @@
           <w:lang w:val="zh_TW" w:bidi="zh_TW"/>
         </w:rPr>
       </w:r>
-    </w:p>
-    <w:p>
-      <w:pPr>
-        <w:pStyle w:val="Heading2"/>
-      </w:pPr>
-      <w:r>
-        <w:rPr>
-          <w:lang w:val="zh_TW" w:bidi="zh_TW"/>
-        </w:rPr>
-        <w:t>哈馬人</w:t>
-      </w:r>
-      <w:r>
-        <w:rPr>
-          <w:lang w:val="zh_TW" w:bidi="zh_TW"/>
-        </w:rPr>
+      <w:r>
+        <w:rPr>
+          <w:lang w:val="zh_TW" w:bidi="zh_TW"/>
+        </w:rPr>
+        <w:t>保羅解釋說，基督在十字架上承擔了信徒罪的刑罰。他寫道，神「使那無罪的替我們成為罪」（</w:t>
+      </w:r>
+      <w:hyperlink r:id="rId18">
+        <w:r>
+          <w:rPr>
+            <w:lang w:val="zh_TW" w:bidi="zh_TW"/>
+          </w:rPr>
+          <w:rPr>
+            <w:color w:val="0000EE"/>
+            <w:u w:val="single"/>
+          </w:rPr>
+          <w:t>林後5:21</w:t>
+        </w:r>
+      </w:hyperlink>
+      <w:r>
+        <w:rPr>
+          <w:lang w:val="zh_TW" w:bidi="zh_TW"/>
+        </w:rPr>
+        <w:t>）。保羅還說，基督承擔了摩西律法的咒詛（</w:t>
+      </w:r>
+      <w:hyperlink r:id="rId19">
+        <w:r>
+          <w:rPr>
+            <w:lang w:val="zh_TW" w:bidi="zh_TW"/>
+          </w:rPr>
+          <w:rPr>
+            <w:color w:val="0000EE"/>
+            <w:u w:val="single"/>
+          </w:rPr>
+          <w:t>加3:13</w:t>
+        </w:r>
+      </w:hyperlink>
+      <w:r>
+        <w:rPr>
+          <w:lang w:val="zh_TW" w:bidi="zh_TW"/>
+        </w:rPr>
+        <w:t>）。彼得在思考</w:t>
+      </w:r>
+      <w:hyperlink r:id="rId20">
+        <w:r>
+          <w:rPr>
+            <w:lang w:val="zh_TW" w:bidi="zh_TW"/>
+          </w:rPr>
+          <w:rPr>
+            <w:color w:val="0000EE"/>
+            <w:u w:val="single"/>
+          </w:rPr>
+          <w:t>以賽亞書五十三章</w:t>
+        </w:r>
+      </w:hyperlink>
+      <w:r>
+        <w:rPr>
+          <w:lang w:val="zh_TW" w:bidi="zh_TW"/>
+        </w:rPr>
+        <w:t>時說，基督「在木頭上親身擔當了我們的罪」（</w:t>
+      </w:r>
+      <w:hyperlink r:id="rId21">
+        <w:r>
+          <w:rPr>
+            <w:lang w:val="zh_TW" w:bidi="zh_TW"/>
+          </w:rPr>
+          <w:rPr>
+            <w:color w:val="0000EE"/>
+            <w:u w:val="single"/>
+          </w:rPr>
+          <w:t>彼前2:24</w:t>
+        </w:r>
+      </w:hyperlink>
+      <w:r>
+        <w:rPr>
+          <w:lang w:val="zh_TW" w:bidi="zh_TW"/>
+        </w:rPr>
+        <w:t>）。世界的罪債被加在無罪的救主身上，這觀念有助解釋基督在十字架上的呼喊：「我的神，我的神，為什麼離棄我？」（</w:t>
+      </w:r>
+      <w:hyperlink r:id="rId22">
+        <w:r>
+          <w:rPr>
+            <w:lang w:val="zh_TW" w:bidi="zh_TW"/>
+          </w:rPr>
+          <w:rPr>
+            <w:color w:val="0000EE"/>
+            <w:u w:val="single"/>
+          </w:rPr>
+          <w:t>太27:46</w:t>
+        </w:r>
+      </w:hyperlink>
+      <w:r>
+        <w:rPr>
+          <w:lang w:val="zh_TW" w:bidi="zh_TW"/>
+        </w:rPr>
+        <w:t>）。</w:t>
       </w:r>
     </w:p>
     <w:p>
@@ -449,18 +584,48 @@
         <w:rPr>
           <w:lang w:val="zh_TW" w:bidi="zh_TW"/>
         </w:rPr>
-        <w:t>哈馬的居民（</w:t>
-      </w:r>
-      <w:hyperlink r:id="rId19">
-        <w:r>
-          <w:rPr>
-            <w:lang w:val="zh_TW" w:bidi="zh_TW"/>
-          </w:rPr>
-          <w:rPr>
-            <w:color w:val="0000EE"/>
-            <w:u w:val="single"/>
-          </w:rPr>
-          <w:t>創10:18</w:t>
+        <w:t>歸算也意味著基督的公義被歸於信徒。亞伯拉罕生命中的例子說明這一點。在神應許亞伯拉罕祝福之後，</w:t>
+      </w:r>
+      <w:hyperlink r:id="rId23">
+        <w:r>
+          <w:rPr>
+            <w:lang w:val="zh_TW" w:bidi="zh_TW"/>
+          </w:rPr>
+          <w:rPr>
+            <w:color w:val="0000EE"/>
+            <w:u w:val="single"/>
+          </w:rPr>
+          <w:t>創世記十五章6節</w:t>
+        </w:r>
+      </w:hyperlink>
+      <w:r>
+        <w:rPr>
+          <w:lang w:val="zh_TW" w:bidi="zh_TW"/>
+        </w:rPr>
+        <w:t>說亞伯拉罕「信耶和華，</w:t>
+      </w:r>
+      <w:r>
+        <w:rPr>
+          <w:lang w:val="zh_TW" w:bidi="zh_TW"/>
+        </w:rPr>
+        <w:t>耶和華就以此為他的義</w:t>
+      </w:r>
+      <w:r>
+        <w:rPr>
+          <w:lang w:val="zh_TW" w:bidi="zh_TW"/>
+        </w:rPr>
+        <w:t>。」聖經教導說，沒有人生來有神所要求的公義（</w:t>
+      </w:r>
+      <w:hyperlink r:id="rId24">
+        <w:r>
+          <w:rPr>
+            <w:lang w:val="zh_TW" w:bidi="zh_TW"/>
+          </w:rPr>
+          <w:rPr>
+            <w:color w:val="0000EE"/>
+            <w:u w:val="single"/>
+          </w:rPr>
+          <w:t>詩130:3</w:t>
         </w:r>
       </w:hyperlink>
       <w:r>
@@ -469,52 +634,95 @@
         </w:rPr>
         <w:t>；</w:t>
       </w:r>
-      <w:hyperlink r:id="rId20">
-        <w:r>
-          <w:rPr>
-            <w:lang w:val="zh_TW" w:bidi="zh_TW"/>
-          </w:rPr>
-          <w:rPr>
-            <w:color w:val="0000EE"/>
-            <w:u w:val="single"/>
-          </w:rPr>
-          <w:t>代上1:16</w:t>
-        </w:r>
-      </w:hyperlink>
-      <w:r>
-        <w:rPr>
-          <w:lang w:val="zh_TW" w:bidi="zh_TW"/>
-        </w:rPr>
-        <w:t>）。</w:t>
-      </w:r>
-      <w:r>
-        <w:rPr>
-          <w:i/>
-          <w:lang w:val="zh_TW" w:bidi="zh_TW"/>
-        </w:rPr>
-        <w:t>見</w:t>
-      </w:r>
-      <w:r>
-        <w:rPr>
-          <w:lang w:val="zh_TW" w:bidi="zh_TW"/>
-        </w:rPr>
-        <w:t>哈馬 #1</w:t>
-      </w:r>
-      <w:r>
-        <w:rPr>
-          <w:lang w:val="zh_TW" w:bidi="zh_TW"/>
-        </w:rPr>
-        <w:t>。</w:t>
-      </w:r>
-      <w:r>
-        <w:rPr>
-          <w:lang w:val="zh_TW" w:bidi="zh_TW"/>
-        </w:rPr>
-      </w:r>
-      <w:r>
-        <w:rPr>
-          <w:lang w:val="zh_TW" w:bidi="zh_TW"/>
-        </w:rPr>
+      <w:hyperlink r:id="rId25">
+        <w:r>
+          <w:rPr>
+            <w:lang w:val="zh_TW" w:bidi="zh_TW"/>
+          </w:rPr>
+          <w:rPr>
+            <w:color w:val="0000EE"/>
+            <w:u w:val="single"/>
+          </w:rPr>
+          <w:t>賽64:6</w:t>
+        </w:r>
+      </w:hyperlink>
+      <w:r>
+        <w:rPr>
+          <w:lang w:val="zh_TW" w:bidi="zh_TW"/>
+        </w:rPr>
+        <w:t>；</w:t>
+      </w:r>
+      <w:hyperlink r:id="rId26">
+        <w:r>
+          <w:rPr>
+            <w:lang w:val="zh_TW" w:bidi="zh_TW"/>
+          </w:rPr>
+          <w:rPr>
+            <w:color w:val="0000EE"/>
+            <w:u w:val="single"/>
+          </w:rPr>
+          <w:t>羅3:10</w:t>
+        </w:r>
+      </w:hyperlink>
+      <w:r>
+        <w:rPr>
+          <w:lang w:val="zh_TW" w:bidi="zh_TW"/>
+        </w:rPr>
+        <w:t>）。但在神的救恩計劃中，祂提供了所需的公義（</w:t>
+      </w:r>
+      <w:hyperlink r:id="rId27">
+        <w:r>
+          <w:rPr>
+            <w:lang w:val="zh_TW" w:bidi="zh_TW"/>
+          </w:rPr>
+          <w:rPr>
+            <w:color w:val="0000EE"/>
+            <w:u w:val="single"/>
+          </w:rPr>
+          <w:t>賽45:24</w:t>
+        </w:r>
+      </w:hyperlink>
+      <w:r>
+        <w:rPr>
+          <w:lang w:val="zh_TW" w:bidi="zh_TW"/>
+        </w:rPr>
+        <w:t>，</w:t>
+      </w:r>
+      <w:hyperlink r:id="rId28">
+        <w:r>
+          <w:rPr>
+            <w:lang w:val="zh_TW" w:bidi="zh_TW"/>
+          </w:rPr>
+          <w:rPr>
+            <w:color w:val="0000EE"/>
+            <w:u w:val="single"/>
+          </w:rPr>
+          <w:t>54:17</w:t>
+        </w:r>
+      </w:hyperlink>
+      <w:r>
+        <w:rPr>
+          <w:lang w:val="zh_TW" w:bidi="zh_TW"/>
+        </w:rPr>
+        <w:t>；</w:t>
+      </w:r>
+      <w:hyperlink r:id="rId29">
+        <w:r>
+          <w:rPr>
+            <w:lang w:val="zh_TW" w:bidi="zh_TW"/>
+          </w:rPr>
+          <w:rPr>
+            <w:color w:val="0000EE"/>
+            <w:u w:val="single"/>
+          </w:rPr>
+          <w:t>何10:12</w:t>
+        </w:r>
+      </w:hyperlink>
+      <w:r>
+        <w:rPr>
+          <w:lang w:val="zh_TW" w:bidi="zh_TW"/>
+        </w:rPr>
+        <w:t>）。當一個人憑信心接受基督的工作時，神就將基督的公義歸給他們。</w:t>
       </w:r>
     </w:p>
     <w:p>
@@ -524,38 +732,77 @@
           <w:lang w:val="zh_TW" w:bidi="zh_TW"/>
         </w:rPr>
       </w:r>
-    </w:p>
-    <w:p>
-      <w:pPr>
-        <w:pStyle w:val="Heading2"/>
-      </w:pPr>
-      <w:r>
-        <w:rPr>
-          <w:lang w:val="zh_TW" w:bidi="zh_TW"/>
-        </w:rPr>
-        <w:t>哈麥（地點）</w:t>
-      </w:r>
-      <w:r>
-        <w:rPr>
-          <w:lang w:val="zh_TW" w:bidi="zh_TW"/>
-        </w:rPr>
-      </w:r>
-    </w:p>
-    <w:p>
-      <w:pPr>
-        <w:pStyle w:val="Heading2"/>
-      </w:pPr>
-      <w:r>
-        <w:rPr>
-          <w:lang w:val="zh_TW" w:bidi="zh_TW"/>
-        </w:rPr>
-        <w:t>哈麥</w:t>
-      </w:r>
-      <w:r>
-        <w:rPr>
-          <w:lang w:val="zh_TW" w:bidi="zh_TW"/>
-        </w:rPr>
-        <w:t>（地點）</w:t>
+      <w:r>
+        <w:rPr>
+          <w:lang w:val="zh_TW" w:bidi="zh_TW"/>
+        </w:rPr>
+        <w:t>將神的公義歸算給信徒，是保羅在羅馬書中的主要主題 （</w:t>
+      </w:r>
+      <w:hyperlink r:id="rId30">
+        <w:r>
+          <w:rPr>
+            <w:lang w:val="zh_TW" w:bidi="zh_TW"/>
+          </w:rPr>
+          <w:rPr>
+            <w:color w:val="0000EE"/>
+            <w:u w:val="single"/>
+          </w:rPr>
+          <w:t>羅3:21–5:21</w:t>
+        </w:r>
+      </w:hyperlink>
+      <w:r>
+        <w:rPr>
+          <w:lang w:val="zh_TW" w:bidi="zh_TW"/>
+        </w:rPr>
+        <w:t>）。保羅談到罪人</w:t>
+      </w:r>
+      <w:r>
+        <w:rPr>
+          <w:lang w:val="zh_TW" w:bidi="zh_TW"/>
+        </w:rPr>
+        <w:t>蒙神算為義</w:t>
+      </w:r>
+      <w:r>
+        <w:rPr>
+          <w:lang w:val="zh_TW" w:bidi="zh_TW"/>
+        </w:rPr>
+        <w:t>的喜樂（</w:t>
+      </w:r>
+      <w:hyperlink r:id="rId31">
+        <w:r>
+          <w:rPr>
+            <w:lang w:val="zh_TW" w:bidi="zh_TW"/>
+          </w:rPr>
+          <w:rPr>
+            <w:color w:val="0000EE"/>
+            <w:u w:val="single"/>
+          </w:rPr>
+          <w:t>羅4:6</w:t>
+        </w:r>
+      </w:hyperlink>
+      <w:r>
+        <w:rPr>
+          <w:lang w:val="zh_TW" w:bidi="zh_TW"/>
+        </w:rPr>
+        <w:t>）。基督的公義被歸算給人，也使人在神的法庭中得以稱為義 （</w:t>
+      </w:r>
+      <w:hyperlink r:id="rId32">
+        <w:r>
+          <w:rPr>
+            <w:lang w:val="zh_TW" w:bidi="zh_TW"/>
+          </w:rPr>
+          <w:rPr>
+            <w:color w:val="0000EE"/>
+            <w:u w:val="single"/>
+          </w:rPr>
+          <w:t>羅5:18</w:t>
+        </w:r>
+      </w:hyperlink>
+      <w:r>
+        <w:rPr>
+          <w:lang w:val="zh_TW" w:bidi="zh_TW"/>
+        </w:rPr>
+        <w:t>）。基督的死，被歸算給罪人，是聖潔的神赦免罪人的原因。聖經教導說，亞當的罪對人的負面影響被歸算給所有人，但對於相信基督的人來說，這些影響都被逆轉了。將人類的罪歸算給基督，這使祂的義可以歸算給信徒。</w:t>
       </w:r>
     </w:p>
     <w:p>
@@ -567,51 +814,58 @@
       </w:r>
       <w:r>
         <w:rPr>
-          <w:lang w:val="zh_TW" w:bidi="zh_TW"/>
-        </w:rPr>
-        <w:t>基大老瑪和</w:t>
-      </w:r>
-      <w:r>
-        <w:rPr>
-          <w:lang w:val="zh_TW" w:bidi="zh_TW"/>
-        </w:rPr>
-        <w:t>同盟的王</w:t>
-      </w:r>
-      <w:r>
-        <w:rPr>
-          <w:lang w:val="zh_TW" w:bidi="zh_TW"/>
-        </w:rPr>
-        <w:t>擊敗</w:t>
-      </w:r>
-      <w:r>
-        <w:rPr>
-          <w:lang w:val="zh_TW" w:bidi="zh_TW"/>
-        </w:rPr>
-        <w:t>蘇西</w:t>
-      </w:r>
-      <w:r>
-        <w:rPr>
-          <w:lang w:val="zh_TW" w:bidi="zh_TW"/>
-        </w:rPr>
-        <w:t>人的地方（</w:t>
-      </w:r>
-      <w:hyperlink r:id="rId21">
-        <w:r>
-          <w:rPr>
-            <w:lang w:val="zh_TW" w:bidi="zh_TW"/>
-          </w:rPr>
-          <w:rPr>
-            <w:color w:val="0000EE"/>
-            <w:u w:val="single"/>
-          </w:rPr>
-          <w:t>創14:5</w:t>
-        </w:r>
-      </w:hyperlink>
-      <w:r>
-        <w:rPr>
-          <w:lang w:val="zh_TW" w:bidi="zh_TW"/>
-        </w:rPr>
-        <w:t>）。這個名字可能由現代的瓦迪爾雷吉拉（Wadi er-Rejeilah）附近的哈麥山丘（Tell Ham）存留下來。那裡已經發掘出青銅時代和鐵器時代，人們定居的地方。</w:t>
+          <w:i/>
+          <w:lang w:val="zh_TW" w:bidi="zh_TW"/>
+        </w:rPr>
+        <w:t>另見</w:t>
+      </w:r>
+      <w:r>
+        <w:rPr>
+          <w:lang w:val="zh_TW" w:bidi="zh_TW"/>
+        </w:rPr>
+        <w:t>亞當（人）</w:t>
+      </w:r>
+      <w:r>
+        <w:rPr>
+          <w:lang w:val="zh_TW" w:bidi="zh_TW"/>
+        </w:rPr>
+        <w:t>、</w:t>
+      </w:r>
+      <w:r>
+        <w:rPr>
+          <w:lang w:val="zh_TW" w:bidi="zh_TW"/>
+        </w:rPr>
+        <w:t>基督論</w:t>
+      </w:r>
+      <w:r>
+        <w:rPr>
+          <w:lang w:val="zh_TW" w:bidi="zh_TW"/>
+        </w:rPr>
+        <w:t>、</w:t>
+      </w:r>
+      <w:r>
+        <w:rPr>
+          <w:lang w:val="zh_TW" w:bidi="zh_TW"/>
+        </w:rPr>
+        <w:t>人類墮落</w:t>
+      </w:r>
+      <w:r>
+        <w:rPr>
+          <w:lang w:val="zh_TW" w:bidi="zh_TW"/>
+        </w:rPr>
+        <w:t>、</w:t>
+      </w:r>
+      <w:r>
+        <w:rPr>
+          <w:lang w:val="zh_TW" w:bidi="zh_TW"/>
+        </w:rPr>
+        <w:t>罪</w:t>
+      </w:r>
+      <w:r>
+        <w:rPr>
+          <w:lang w:val="zh_TW" w:bidi="zh_TW"/>
+        </w:rPr>
+        <w:t>。</w:t>
       </w:r>
       <w:r>
         <w:rPr>
@@ -640,35 +894,12 @@
         <w:rPr>
           <w:lang w:val="zh_TW" w:bidi="zh_TW"/>
         </w:rPr>
-        <w:t>哈洗遜‧他瑪</w:t>
-      </w:r>
-      <w:r>
-        <w:rPr>
-          <w:lang w:val="zh_TW" w:bidi="zh_TW"/>
-        </w:rPr>
-      </w:r>
-    </w:p>
-    <w:p>
-      <w:pPr>
-        <w:pStyle w:val="Heading2"/>
-      </w:pPr>
-      <w:r>
-        <w:rPr>
-          <w:lang w:val="zh_TW" w:bidi="zh_TW"/>
-        </w:rPr>
-        <w:t>哈洗遜</w:t>
-      </w:r>
-      <w:r>
-        <w:rPr>
-          <w:lang w:val="zh_TW" w:bidi="zh_TW"/>
-        </w:rPr>
-        <w:t>‧他瑪</w:t>
-      </w:r>
-      <w:r>
-        <w:rPr>
-          <w:lang w:val="zh_TW" w:bidi="zh_TW"/>
-        </w:rPr>
-        <w:t>*</w:t>
+        <w:t>歸信</w:t>
+      </w:r>
+      <w:r>
+        <w:rPr>
+          <w:lang w:val="zh_TW" w:bidi="zh_TW"/>
+        </w:rPr>
       </w:r>
     </w:p>
     <w:p>
@@ -682,38 +913,2075 @@
         <w:rPr>
           <w:lang w:val="zh_TW" w:bidi="zh_TW"/>
         </w:rPr>
-        <w:t>有些譯本將</w:t>
-      </w:r>
-      <w:hyperlink r:id="rId22">
-        <w:r>
-          <w:rPr>
-            <w:lang w:val="zh_TW" w:bidi="zh_TW"/>
-          </w:rPr>
-          <w:rPr>
-            <w:color w:val="0000EE"/>
-            <w:u w:val="single"/>
-          </w:rPr>
-          <w:t>創世記十四章7節</w:t>
-        </w:r>
-      </w:hyperlink>
-      <w:r>
-        <w:rPr>
-          <w:lang w:val="zh_TW" w:bidi="zh_TW"/>
-        </w:rPr>
-        <w:t>的哈洗遜‧他瑪拼寫為哈洗遜‧達莫。</w:t>
+        <w:t>一個人在生活和思想上的徹底改變。對基督徒來說，這意味著從忽視神的生活方式轉變為順服基督的生活方式。歸信是悔改的結果。</w:t>
+      </w:r>
+    </w:p>
+    <w:p>
+      <w:pPr>
+        <w:pStyle w:val="Heading3"/>
+      </w:pPr>
+      <w:r>
+        <w:rPr>
+          <w:lang w:val="zh_TW" w:bidi="zh_TW"/>
+        </w:rPr>
+        <w:t>舊約中的歸信</w:t>
+      </w:r>
+    </w:p>
+    <w:p>
+      <w:pPr/>
+      <w:r>
+        <w:rPr>
+          <w:lang w:val="zh_TW" w:bidi="zh_TW"/>
+        </w:rPr>
+      </w:r>
+      <w:r>
+        <w:rPr>
+          <w:lang w:val="zh_TW" w:bidi="zh_TW"/>
+        </w:rPr>
+        <w:t>在舊約中，歸信基本上是從以前的生活方式，轉向或歸回以色列的神耶和華。以色列經常需要歸回他們的神（</w:t>
+      </w:r>
+      <w:hyperlink r:id="rId33">
+        <w:r>
+          <w:rPr>
+            <w:lang w:val="zh_TW" w:bidi="zh_TW"/>
+          </w:rPr>
+          <w:rPr>
+            <w:color w:val="0000EE"/>
+            <w:u w:val="single"/>
+          </w:rPr>
+          <w:t>申4:30</w:t>
+        </w:r>
+      </w:hyperlink>
+      <w:r>
+        <w:rPr>
+          <w:lang w:val="zh_TW" w:bidi="zh_TW"/>
+        </w:rPr>
+        <w:t>），無論是個人（</w:t>
+      </w:r>
+      <w:hyperlink r:id="rId34">
+        <w:r>
+          <w:rPr>
+            <w:lang w:val="zh_TW" w:bidi="zh_TW"/>
+          </w:rPr>
+          <w:rPr>
+            <w:color w:val="0000EE"/>
+            <w:u w:val="single"/>
+          </w:rPr>
+          <w:t>詩51篇</w:t>
+        </w:r>
+      </w:hyperlink>
+      <w:r>
+        <w:rPr>
+          <w:lang w:val="zh_TW" w:bidi="zh_TW"/>
+        </w:rPr>
+        <w:t>）還是整個民族（</w:t>
+      </w:r>
+      <w:hyperlink r:id="rId35">
+        <w:r>
+          <w:rPr>
+            <w:lang w:val="zh_TW" w:bidi="zh_TW"/>
+          </w:rPr>
+          <w:rPr>
+            <w:color w:val="0000EE"/>
+            <w:u w:val="single"/>
+          </w:rPr>
+          <w:t>耶4:1</w:t>
+        </w:r>
+      </w:hyperlink>
+      <w:r>
+        <w:rPr>
+          <w:lang w:val="zh_TW" w:bidi="zh_TW"/>
+        </w:rPr>
+        <w:t>）。其它列國需要初次轉向神（</w:t>
+      </w:r>
+      <w:hyperlink r:id="rId36">
+        <w:r>
+          <w:rPr>
+            <w:lang w:val="zh_TW" w:bidi="zh_TW"/>
+          </w:rPr>
+          <w:rPr>
+            <w:color w:val="0000EE"/>
+            <w:u w:val="single"/>
+          </w:rPr>
+          <w:t>詩22:27</w:t>
+        </w:r>
+      </w:hyperlink>
+      <w:r>
+        <w:rPr>
+          <w:lang w:val="zh_TW" w:bidi="zh_TW"/>
+        </w:rPr>
+        <w:t>）。其特徵是遠離邪惡的行為（</w:t>
+      </w:r>
+      <w:hyperlink r:id="rId37">
+        <w:r>
+          <w:rPr>
+            <w:lang w:val="zh_TW" w:bidi="zh_TW"/>
+          </w:rPr>
+          <w:rPr>
+            <w:color w:val="0000EE"/>
+            <w:u w:val="single"/>
+          </w:rPr>
+          <w:t>耶26:3</w:t>
+        </w:r>
+      </w:hyperlink>
+      <w:r>
+        <w:rPr>
+          <w:lang w:val="zh_TW" w:bidi="zh_TW"/>
+        </w:rPr>
+        <w:t>，</w:t>
+      </w:r>
+      <w:hyperlink r:id="rId38">
+        <w:r>
+          <w:rPr>
+            <w:lang w:val="zh_TW" w:bidi="zh_TW"/>
+          </w:rPr>
+          <w:rPr>
+            <w:color w:val="0000EE"/>
+            <w:u w:val="single"/>
+          </w:rPr>
+          <w:t>36:3</w:t>
+        </w:r>
+      </w:hyperlink>
+      <w:r>
+        <w:rPr>
+          <w:lang w:val="zh_TW" w:bidi="zh_TW"/>
+        </w:rPr>
+        <w:t>；</w:t>
+      </w:r>
+      <w:hyperlink r:id="rId39">
+        <w:r>
+          <w:rPr>
+            <w:lang w:val="zh_TW" w:bidi="zh_TW"/>
+          </w:rPr>
+          <w:rPr>
+            <w:color w:val="0000EE"/>
+            <w:u w:val="single"/>
+          </w:rPr>
+          <w:t>結18:21、27</w:t>
+        </w:r>
+      </w:hyperlink>
+      <w:r>
+        <w:rPr>
+          <w:lang w:val="zh_TW" w:bidi="zh_TW"/>
+        </w:rPr>
+        <w:t>，</w:t>
+      </w:r>
+      <w:hyperlink r:id="rId40">
+        <w:r>
+          <w:rPr>
+            <w:lang w:val="zh_TW" w:bidi="zh_TW"/>
+          </w:rPr>
+          <w:rPr>
+            <w:color w:val="0000EE"/>
+            <w:u w:val="single"/>
+          </w:rPr>
+          <w:t>33:9、11</w:t>
+        </w:r>
+      </w:hyperlink>
+      <w:r>
+        <w:rPr>
+          <w:lang w:val="zh_TW" w:bidi="zh_TW"/>
+        </w:rPr>
+        <w:t>）。歸信是從對神不忠的生活轉向對神順服的生活（</w:t>
+      </w:r>
+      <w:hyperlink r:id="rId41">
+        <w:r>
+          <w:rPr>
+            <w:lang w:val="zh_TW" w:bidi="zh_TW"/>
+          </w:rPr>
+          <w:rPr>
+            <w:color w:val="0000EE"/>
+            <w:u w:val="single"/>
+          </w:rPr>
+          <w:t>賽10:20–21</w:t>
+        </w:r>
+      </w:hyperlink>
+      <w:r>
+        <w:rPr>
+          <w:lang w:val="zh_TW" w:bidi="zh_TW"/>
+        </w:rPr>
+        <w:t>，</w:t>
+      </w:r>
+      <w:hyperlink r:id="rId42">
+        <w:r>
+          <w:rPr>
+            <w:lang w:val="zh_TW" w:bidi="zh_TW"/>
+          </w:rPr>
+          <w:rPr>
+            <w:color w:val="0000EE"/>
+            <w:u w:val="single"/>
+          </w:rPr>
+          <w:t>14:2</w:t>
+        </w:r>
+      </w:hyperlink>
+      <w:r>
+        <w:rPr>
+          <w:lang w:val="zh_TW" w:bidi="zh_TW"/>
+        </w:rPr>
+        <w:t>；</w:t>
+      </w:r>
+      <w:hyperlink r:id="rId43">
+        <w:r>
+          <w:rPr>
+            <w:lang w:val="zh_TW" w:bidi="zh_TW"/>
+          </w:rPr>
+          <w:rPr>
+            <w:color w:val="0000EE"/>
+            <w:u w:val="single"/>
+          </w:rPr>
+          <w:t>耶34:15</w:t>
+        </w:r>
+      </w:hyperlink>
+      <w:r>
+        <w:rPr>
+          <w:lang w:val="zh_TW" w:bidi="zh_TW"/>
+        </w:rPr>
+        <w:t>；</w:t>
+      </w:r>
+      <w:hyperlink r:id="rId44">
+        <w:r>
+          <w:rPr>
+            <w:lang w:val="zh_TW" w:bidi="zh_TW"/>
+          </w:rPr>
+          <w:rPr>
+            <w:color w:val="0000EE"/>
+            <w:u w:val="single"/>
+          </w:rPr>
+          <w:t>何14:4</w:t>
+        </w:r>
+      </w:hyperlink>
+      <w:r>
+        <w:rPr>
+          <w:lang w:val="zh_TW" w:bidi="zh_TW"/>
+        </w:rPr>
+        <w:t>）。歸信意味著內心方向的改變，並在生活方式上表現出來。</w:t>
+      </w:r>
+    </w:p>
+    <w:p>
+      <w:pPr>
+        <w:pStyle w:val="Heading3"/>
+      </w:pPr>
+      <w:r>
+        <w:rPr>
+          <w:lang w:val="zh_TW" w:bidi="zh_TW"/>
+        </w:rPr>
+        <w:t>新約中的歸信</w:t>
+      </w:r>
+    </w:p>
+    <w:p>
+      <w:pPr/>
+      <w:r>
+        <w:rPr>
+          <w:lang w:val="zh_TW" w:bidi="zh_TW"/>
+        </w:rPr>
+      </w:r>
+      <w:r>
+        <w:rPr>
+          <w:lang w:val="zh_TW" w:bidi="zh_TW"/>
+        </w:rPr>
+        <w:t>在新約中，施洗約翰首先呼籲歸信（</w:t>
+      </w:r>
+      <w:hyperlink r:id="rId45">
+        <w:r>
+          <w:rPr>
+            <w:lang w:val="zh_TW" w:bidi="zh_TW"/>
+          </w:rPr>
+          <w:rPr>
+            <w:color w:val="0000EE"/>
+            <w:u w:val="single"/>
+          </w:rPr>
+          <w:t>太3:2</w:t>
+        </w:r>
+      </w:hyperlink>
+      <w:r>
+        <w:rPr>
+          <w:lang w:val="zh_TW" w:bidi="zh_TW"/>
+        </w:rPr>
+        <w:t>；</w:t>
+      </w:r>
+      <w:hyperlink r:id="rId46">
+        <w:r>
+          <w:rPr>
+            <w:lang w:val="zh_TW" w:bidi="zh_TW"/>
+          </w:rPr>
+          <w:rPr>
+            <w:color w:val="0000EE"/>
+            <w:u w:val="single"/>
+          </w:rPr>
+          <w:t>可1:4</w:t>
+        </w:r>
+      </w:hyperlink>
+      <w:r>
+        <w:rPr>
+          <w:lang w:val="zh_TW" w:bidi="zh_TW"/>
+        </w:rPr>
+        <w:t>；</w:t>
+      </w:r>
+      <w:hyperlink r:id="rId47">
+        <w:r>
+          <w:rPr>
+            <w:lang w:val="zh_TW" w:bidi="zh_TW"/>
+          </w:rPr>
+          <w:rPr>
+            <w:color w:val="0000EE"/>
+            <w:u w:val="single"/>
+          </w:rPr>
+          <w:t>路3:3</w:t>
+        </w:r>
+      </w:hyperlink>
+      <w:r>
+        <w:rPr>
+          <w:lang w:val="zh_TW" w:bidi="zh_TW"/>
+        </w:rPr>
+        <w:t>），他發出先知的呼籲，要求人們改變心意（這是此希臘文詞語的根本含義），因為神的國近了。這種生命的改變必須包括行為的改變，以證明其真實性（</w:t>
+      </w:r>
+      <w:hyperlink r:id="rId48">
+        <w:r>
+          <w:rPr>
+            <w:lang w:val="zh_TW" w:bidi="zh_TW"/>
+          </w:rPr>
+          <w:rPr>
+            <w:color w:val="0000EE"/>
+            <w:u w:val="single"/>
+          </w:rPr>
+          <w:t>太3:8</w:t>
+        </w:r>
+      </w:hyperlink>
+      <w:r>
+        <w:rPr>
+          <w:lang w:val="zh_TW" w:bidi="zh_TW"/>
+        </w:rPr>
+        <w:t>；</w:t>
+      </w:r>
+      <w:hyperlink r:id="rId49">
+        <w:r>
+          <w:rPr>
+            <w:lang w:val="zh_TW" w:bidi="zh_TW"/>
+          </w:rPr>
+          <w:rPr>
+            <w:color w:val="0000EE"/>
+            <w:u w:val="single"/>
+          </w:rPr>
+          <w:t>路3:8</w:t>
+        </w:r>
+      </w:hyperlink>
+      <w:r>
+        <w:rPr>
+          <w:lang w:val="zh_TW" w:bidi="zh_TW"/>
+        </w:rPr>
+        <w:t>）。耶穌也傳講同樣的信息（</w:t>
+      </w:r>
+      <w:hyperlink r:id="rId50">
+        <w:r>
+          <w:rPr>
+            <w:lang w:val="zh_TW" w:bidi="zh_TW"/>
+          </w:rPr>
+          <w:rPr>
+            <w:color w:val="0000EE"/>
+            <w:u w:val="single"/>
+          </w:rPr>
+          <w:t>太4:17</w:t>
+        </w:r>
+      </w:hyperlink>
+      <w:r>
+        <w:rPr>
+          <w:lang w:val="zh_TW" w:bidi="zh_TW"/>
+        </w:rPr>
+        <w:t>；</w:t>
+      </w:r>
+      <w:hyperlink r:id="rId51">
+        <w:r>
+          <w:rPr>
+            <w:lang w:val="zh_TW" w:bidi="zh_TW"/>
+          </w:rPr>
+          <w:rPr>
+            <w:color w:val="0000EE"/>
+            <w:u w:val="single"/>
+          </w:rPr>
+          <w:t>可1:15</w:t>
+        </w:r>
+      </w:hyperlink>
+      <w:r>
+        <w:rPr>
+          <w:lang w:val="zh_TW" w:bidi="zh_TW"/>
+        </w:rPr>
+        <w:t>）。祂還說，由於神的國度已經在祂身上到來，順服祂是歸信好消息的一部分。然而，這也可能是壞消息，因為如果不做出這種徹底的改變，就會被定罪（</w:t>
+      </w:r>
+      <w:hyperlink r:id="rId52">
+        <w:r>
+          <w:rPr>
+            <w:lang w:val="zh_TW" w:bidi="zh_TW"/>
+          </w:rPr>
+          <w:rPr>
+            <w:color w:val="0000EE"/>
+            <w:u w:val="single"/>
+          </w:rPr>
+          <w:t>太11:20</w:t>
+        </w:r>
+      </w:hyperlink>
+      <w:r>
+        <w:rPr>
+          <w:lang w:val="zh_TW" w:bidi="zh_TW"/>
+        </w:rPr>
+        <w:t>；</w:t>
+      </w:r>
+      <w:hyperlink r:id="rId53">
+        <w:r>
+          <w:rPr>
+            <w:lang w:val="zh_TW" w:bidi="zh_TW"/>
+          </w:rPr>
+          <w:rPr>
+            <w:color w:val="0000EE"/>
+            <w:u w:val="single"/>
+          </w:rPr>
+          <w:t>路13:3–5</w:t>
+        </w:r>
+      </w:hyperlink>
+      <w:r>
+        <w:rPr>
+          <w:lang w:val="zh_TW" w:bidi="zh_TW"/>
+        </w:rPr>
+        <w:t>）。歸信是徹底的，但也是簡單的。它要求我們像小孩子一樣全然委身，而不是像成人的算計和自我保護（</w:t>
+      </w:r>
+      <w:hyperlink r:id="rId54">
+        <w:r>
+          <w:rPr>
+            <w:lang w:val="zh_TW" w:bidi="zh_TW"/>
+          </w:rPr>
+          <w:rPr>
+            <w:color w:val="0000EE"/>
+            <w:u w:val="single"/>
+          </w:rPr>
+          <w:t>太18:3</w:t>
+        </w:r>
+      </w:hyperlink>
+      <w:r>
+        <w:rPr>
+          <w:lang w:val="zh_TW" w:bidi="zh_TW"/>
+        </w:rPr>
+        <w:t>）。成人謹慎、自我保護的態度，與孩子的簡單、真誠信任和開放的態度，形成對比。</w:t>
+      </w:r>
+    </w:p>
+    <w:p>
+      <w:pPr/>
+      <w:r>
+        <w:rPr>
+          <w:lang w:val="zh_TW" w:bidi="zh_TW"/>
+        </w:rPr>
+      </w:r>
+      <w:r>
+        <w:rPr>
+          <w:lang w:val="zh_TW" w:bidi="zh_TW"/>
+        </w:rPr>
+        <w:t>除了四福音書和使徒行傳，歸信在新約中並不常見。當它在使徒行傳中使用時，歸信</w:t>
+      </w:r>
+    </w:p>
+    <w:p>
+      <w:pPr>
+        <w:pStyle w:val="ListBullet"/>
+        <w:spacing w:line="240" w:lineRule="auto"/>
+        <w:ind w:left="720"/>
+      </w:pPr>
+      <w:r>
+        <w:rPr>
+          <w:lang w:val="zh_TW" w:bidi="zh_TW"/>
+        </w:rPr>
+      </w:r>
+      <w:r>
+        <w:rPr>
+          <w:lang w:val="zh_TW" w:bidi="zh_TW"/>
+        </w:rPr>
+        <w:t>構成福音講道中最重要的部分——形成委身的呼召（</w:t>
+      </w:r>
+      <w:hyperlink r:id="rId55">
+        <w:r>
+          <w:rPr>
+            <w:lang w:val="zh_TW" w:bidi="zh_TW"/>
+          </w:rPr>
+          <w:rPr>
+            <w:color w:val="0000EE"/>
+            <w:u w:val="single"/>
+          </w:rPr>
+          <w:t>2:38</w:t>
+        </w:r>
+      </w:hyperlink>
+      <w:r>
+        <w:rPr>
+          <w:lang w:val="zh_TW" w:bidi="zh_TW"/>
+        </w:rPr>
+        <w:t>，</w:t>
+      </w:r>
+      <w:hyperlink r:id="rId56">
+        <w:r>
+          <w:rPr>
+            <w:lang w:val="zh_TW" w:bidi="zh_TW"/>
+          </w:rPr>
+          <w:rPr>
+            <w:color w:val="0000EE"/>
+            <w:u w:val="single"/>
+          </w:rPr>
+          <w:t>3:19</w:t>
+        </w:r>
+      </w:hyperlink>
+      <w:r>
+        <w:rPr>
+          <w:lang w:val="zh_TW" w:bidi="zh_TW"/>
+        </w:rPr>
+        <w:t>，</w:t>
+      </w:r>
+      <w:hyperlink r:id="rId57">
+        <w:r>
+          <w:rPr>
+            <w:lang w:val="zh_TW" w:bidi="zh_TW"/>
+          </w:rPr>
+          <w:rPr>
+            <w:color w:val="0000EE"/>
+            <w:u w:val="single"/>
+          </w:rPr>
+          <w:t>8:22</w:t>
+        </w:r>
+      </w:hyperlink>
+      <w:r>
+        <w:rPr>
+          <w:lang w:val="zh_TW" w:bidi="zh_TW"/>
+        </w:rPr>
+        <w:t>），</w:t>
+      </w:r>
+    </w:p>
+    <w:p>
+      <w:pPr>
+        <w:pStyle w:val="ListBullet"/>
+        <w:spacing w:line="240" w:lineRule="auto"/>
+        <w:ind w:left="720"/>
+      </w:pPr>
+      <w:r>
+        <w:rPr>
+          <w:lang w:val="zh_TW" w:bidi="zh_TW"/>
+        </w:rPr>
+      </w:r>
+      <w:r>
+        <w:rPr>
+          <w:lang w:val="zh_TW" w:bidi="zh_TW"/>
+        </w:rPr>
+        <w:t>描述新基督徒對主的委身（</w:t>
+      </w:r>
+      <w:hyperlink r:id="rId58">
+        <w:r>
+          <w:rPr>
+            <w:lang w:val="zh_TW" w:bidi="zh_TW"/>
+          </w:rPr>
+          <w:rPr>
+            <w:color w:val="0000EE"/>
+            <w:u w:val="single"/>
+          </w:rPr>
+          <w:t>9:35</w:t>
+        </w:r>
+      </w:hyperlink>
+      <w:r>
+        <w:rPr>
+          <w:lang w:val="zh_TW" w:bidi="zh_TW"/>
+        </w:rPr>
+        <w:t>，</w:t>
+      </w:r>
+      <w:hyperlink r:id="rId59">
+        <w:r>
+          <w:rPr>
+            <w:lang w:val="zh_TW" w:bidi="zh_TW"/>
+          </w:rPr>
+          <w:rPr>
+            <w:color w:val="0000EE"/>
+            <w:u w:val="single"/>
+          </w:rPr>
+          <w:t>11:21</w:t>
+        </w:r>
+      </w:hyperlink>
+      <w:r>
+        <w:rPr>
+          <w:lang w:val="zh_TW" w:bidi="zh_TW"/>
+        </w:rPr>
+        <w:t>），以及</w:t>
+      </w:r>
+    </w:p>
+    <w:p>
+      <w:pPr>
+        <w:pStyle w:val="ListBullet"/>
+        <w:spacing w:line="240" w:lineRule="auto"/>
+        <w:ind w:left="720"/>
+      </w:pPr>
+      <w:r>
+        <w:rPr>
+          <w:lang w:val="zh_TW" w:bidi="zh_TW"/>
+        </w:rPr>
+      </w:r>
+      <w:r>
+        <w:rPr>
+          <w:lang w:val="zh_TW" w:bidi="zh_TW"/>
+        </w:rPr>
+        <w:t>描繪生命從黑暗轉向光明的改變（</w:t>
+      </w:r>
+      <w:hyperlink r:id="rId60">
+        <w:r>
+          <w:rPr>
+            <w:lang w:val="zh_TW" w:bidi="zh_TW"/>
+          </w:rPr>
+          <w:rPr>
+            <w:color w:val="0000EE"/>
+            <w:u w:val="single"/>
+          </w:rPr>
+          <w:t>26:18–20</w:t>
+        </w:r>
+      </w:hyperlink>
+      <w:r>
+        <w:rPr>
+          <w:lang w:val="zh_TW" w:bidi="zh_TW"/>
+        </w:rPr>
+        <w:t>）。</w:t>
+      </w:r>
+    </w:p>
+    <w:p>
+      <w:pPr/>
+      <w:r>
+        <w:rPr>
+          <w:lang w:val="zh_TW" w:bidi="zh_TW"/>
+        </w:rPr>
+      </w:r>
+      <w:r>
+        <w:rPr>
+          <w:lang w:val="zh_TW" w:bidi="zh_TW"/>
+        </w:rPr>
+        <w:t>在提到歸信時，後來的福音書作者則</w:t>
+      </w:r>
+    </w:p>
+    <w:p>
+      <w:pPr>
+        <w:pStyle w:val="ListBullet"/>
+        <w:spacing w:line="240" w:lineRule="auto"/>
+        <w:ind w:left="720"/>
+      </w:pPr>
+      <w:r>
+        <w:rPr>
+          <w:lang w:val="zh_TW" w:bidi="zh_TW"/>
+        </w:rPr>
+      </w:r>
+      <w:r>
+        <w:rPr>
+          <w:lang w:val="zh_TW" w:bidi="zh_TW"/>
+        </w:rPr>
+        <w:t>回顧歸信經歷（</w:t>
+      </w:r>
+      <w:hyperlink r:id="rId61">
+        <w:r>
+          <w:rPr>
+            <w:lang w:val="zh_TW" w:bidi="zh_TW"/>
+          </w:rPr>
+          <w:rPr>
+            <w:color w:val="0000EE"/>
+            <w:u w:val="single"/>
+          </w:rPr>
+          <w:t>林書3:16</w:t>
+        </w:r>
+      </w:hyperlink>
+      <w:r>
+        <w:rPr>
+          <w:lang w:val="zh_TW" w:bidi="zh_TW"/>
+        </w:rPr>
+        <w:t>），</w:t>
+      </w:r>
+    </w:p>
+    <w:p>
+      <w:pPr>
+        <w:pStyle w:val="ListBullet"/>
+        <w:spacing w:line="240" w:lineRule="auto"/>
+        <w:ind w:left="720"/>
+      </w:pPr>
+      <w:r>
+        <w:rPr>
+          <w:lang w:val="zh_TW" w:bidi="zh_TW"/>
+        </w:rPr>
+      </w:r>
+      <w:r>
+        <w:rPr>
+          <w:lang w:val="zh_TW" w:bidi="zh_TW"/>
+        </w:rPr>
+        <w:t>擔心基督徒轉向異教或猶太教（</w:t>
+      </w:r>
+      <w:hyperlink r:id="rId62">
+        <w:r>
+          <w:rPr>
+            <w:lang w:val="zh_TW" w:bidi="zh_TW"/>
+          </w:rPr>
+          <w:rPr>
+            <w:color w:val="0000EE"/>
+            <w:u w:val="single"/>
+          </w:rPr>
+          <w:t>加4:9</w:t>
+        </w:r>
+      </w:hyperlink>
+      <w:r>
+        <w:rPr>
+          <w:lang w:val="zh_TW" w:bidi="zh_TW"/>
+        </w:rPr>
+        <w:t>），以及</w:t>
+      </w:r>
+    </w:p>
+    <w:p>
+      <w:pPr>
+        <w:pStyle w:val="ListBullet"/>
+        <w:spacing w:line="240" w:lineRule="auto"/>
+        <w:ind w:left="720"/>
+      </w:pPr>
+      <w:r>
+        <w:rPr>
+          <w:lang w:val="zh_TW" w:bidi="zh_TW"/>
+        </w:rPr>
+      </w:r>
+      <w:r>
+        <w:rPr>
+          <w:lang w:val="zh_TW" w:bidi="zh_TW"/>
+        </w:rPr>
+        <w:t>呼籲那些離開信仰並面臨審判危險的基督徒，重新歸信（</w:t>
+      </w:r>
+      <w:hyperlink r:id="rId63">
+        <w:r>
+          <w:rPr>
+            <w:lang w:val="zh_TW" w:bidi="zh_TW"/>
+          </w:rPr>
+          <w:rPr>
+            <w:color w:val="0000EE"/>
+            <w:u w:val="single"/>
+          </w:rPr>
+          <w:t>雅5:19–20</w:t>
+        </w:r>
+      </w:hyperlink>
+      <w:r>
+        <w:rPr>
+          <w:lang w:val="zh_TW" w:bidi="zh_TW"/>
+        </w:rPr>
+        <w:t>；</w:t>
+      </w:r>
+      <w:hyperlink r:id="rId64">
+        <w:r>
+          <w:rPr>
+            <w:lang w:val="zh_TW" w:bidi="zh_TW"/>
+          </w:rPr>
+          <w:rPr>
+            <w:color w:val="0000EE"/>
+            <w:u w:val="single"/>
+          </w:rPr>
+          <w:t>啟2:5、16、22</w:t>
+        </w:r>
+      </w:hyperlink>
+      <w:r>
+        <w:rPr>
+          <w:lang w:val="zh_TW" w:bidi="zh_TW"/>
+        </w:rPr>
+        <w:t>，</w:t>
+      </w:r>
+      <w:hyperlink r:id="rId65">
+        <w:r>
+          <w:rPr>
+            <w:lang w:val="zh_TW" w:bidi="zh_TW"/>
+          </w:rPr>
+          <w:rPr>
+            <w:color w:val="0000EE"/>
+            <w:u w:val="single"/>
+          </w:rPr>
+          <w:t>3:19</w:t>
+        </w:r>
+      </w:hyperlink>
+      <w:r>
+        <w:rPr>
+          <w:lang w:val="zh_TW" w:bidi="zh_TW"/>
+        </w:rPr>
+        <w:t>）。</w:t>
+      </w:r>
+    </w:p>
+    <w:p>
+      <w:pPr/>
+      <w:r>
+        <w:rPr>
+          <w:lang w:val="zh_TW" w:bidi="zh_TW"/>
+        </w:rPr>
+      </w:r>
+      <w:r>
+        <w:rPr>
+          <w:lang w:val="zh_TW" w:bidi="zh_TW"/>
+        </w:rPr>
+        <w:t>正如舊約以及約翰和耶穌的宣講，歸信包含三個要素。</w:t>
+      </w:r>
+    </w:p>
+    <w:p>
+      <w:pPr>
+        <w:pStyle w:val="ListNumber"/>
+        <w:numPr>
+          <w:ilvl w:val="0"/>
+          <w:numId w:val="15"/>
+        </w:numPr>
+        <w:spacing w:line="240" w:lineRule="auto"/>
+        <w:ind w:left="720"/>
+      </w:pPr>
+      <w:r>
+        <w:rPr>
+          <w:lang w:val="zh_TW" w:bidi="zh_TW"/>
+        </w:rPr>
+      </w:r>
+      <w:r>
+        <w:rPr>
+          <w:lang w:val="zh_TW" w:bidi="zh_TW"/>
+        </w:rPr>
+        <w:t>歸信是</w:t>
       </w:r>
       <w:r>
         <w:rPr>
           <w:i/>
           <w:lang w:val="zh_TW" w:bidi="zh_TW"/>
         </w:rPr>
-        <w:t>見</w:t>
-      </w:r>
-      <w:r>
-        <w:rPr>
-          <w:lang w:val="zh_TW" w:bidi="zh_TW"/>
-        </w:rPr>
-        <w:t>哈洗遜‧他瑪</w:t>
+        <w:t>從</w:t>
+      </w:r>
+      <w:r>
+        <w:rPr>
+          <w:lang w:val="zh_TW" w:bidi="zh_TW"/>
+        </w:rPr>
+        <w:t>某些事物中轉離，包括具體的罪、假神或僅僅是為自己而活的生活（</w:t>
+      </w:r>
+      <w:hyperlink r:id="rId66">
+        <w:r>
+          <w:rPr>
+            <w:lang w:val="zh_TW" w:bidi="zh_TW"/>
+          </w:rPr>
+          <w:rPr>
+            <w:color w:val="0000EE"/>
+            <w:u w:val="single"/>
+          </w:rPr>
+          <w:t>帖前1:9</w:t>
+        </w:r>
+      </w:hyperlink>
+      <w:r>
+        <w:rPr>
+          <w:lang w:val="zh_TW" w:bidi="zh_TW"/>
+        </w:rPr>
+        <w:t>；</w:t>
+      </w:r>
+      <w:hyperlink r:id="rId67">
+        <w:r>
+          <w:rPr>
+            <w:lang w:val="zh_TW" w:bidi="zh_TW"/>
+          </w:rPr>
+          <w:rPr>
+            <w:color w:val="0000EE"/>
+            <w:u w:val="single"/>
+          </w:rPr>
+          <w:t>啟9:20–21</w:t>
+        </w:r>
+      </w:hyperlink>
+      <w:r>
+        <w:rPr>
+          <w:lang w:val="zh_TW" w:bidi="zh_TW"/>
+        </w:rPr>
+        <w:t>，</w:t>
+      </w:r>
+      <w:hyperlink r:id="rId68">
+        <w:r>
+          <w:rPr>
+            <w:lang w:val="zh_TW" w:bidi="zh_TW"/>
+          </w:rPr>
+          <w:rPr>
+            <w:color w:val="0000EE"/>
+            <w:u w:val="single"/>
+          </w:rPr>
+          <w:t>16:11</w:t>
+        </w:r>
+      </w:hyperlink>
+      <w:r>
+        <w:rPr>
+          <w:lang w:val="zh_TW" w:bidi="zh_TW"/>
+        </w:rPr>
+        <w:t>）。</w:t>
+      </w:r>
+    </w:p>
+    <w:p>
+      <w:pPr>
+        <w:pStyle w:val="ListNumber"/>
+        <w:spacing w:line="240" w:lineRule="auto"/>
+        <w:ind w:left="720"/>
+      </w:pPr>
+      <w:r>
+        <w:rPr>
+          <w:lang w:val="zh_TW" w:bidi="zh_TW"/>
+        </w:rPr>
+      </w:r>
+      <w:r>
+        <w:rPr>
+          <w:lang w:val="zh_TW" w:bidi="zh_TW"/>
+        </w:rPr>
+        <w:t>歸信是神的旨意，也是祂在世界上恩典工作的結果（</w:t>
+      </w:r>
+      <w:hyperlink r:id="rId69">
+        <w:r>
+          <w:rPr>
+            <w:lang w:val="zh_TW" w:bidi="zh_TW"/>
+          </w:rPr>
+          <w:rPr>
+            <w:color w:val="0000EE"/>
+            <w:u w:val="single"/>
+          </w:rPr>
+          <w:t>徒11:18</w:t>
+        </w:r>
+      </w:hyperlink>
+      <w:r>
+        <w:rPr>
+          <w:lang w:val="zh_TW" w:bidi="zh_TW"/>
+        </w:rPr>
+        <w:t>；</w:t>
+      </w:r>
+      <w:hyperlink r:id="rId70">
+        <w:r>
+          <w:rPr>
+            <w:lang w:val="zh_TW" w:bidi="zh_TW"/>
+          </w:rPr>
+          <w:rPr>
+            <w:color w:val="0000EE"/>
+            <w:u w:val="single"/>
+          </w:rPr>
+          <w:t>羅2:4</w:t>
+        </w:r>
+      </w:hyperlink>
+      <w:r>
+        <w:rPr>
+          <w:lang w:val="zh_TW" w:bidi="zh_TW"/>
+        </w:rPr>
+        <w:t>；</w:t>
+      </w:r>
+      <w:hyperlink r:id="rId71">
+        <w:r>
+          <w:rPr>
+            <w:lang w:val="zh_TW" w:bidi="zh_TW"/>
+          </w:rPr>
+          <w:rPr>
+            <w:color w:val="0000EE"/>
+            <w:u w:val="single"/>
+          </w:rPr>
+          <w:t>林後7:10</w:t>
+        </w:r>
+      </w:hyperlink>
+      <w:r>
+        <w:rPr>
+          <w:lang w:val="zh_TW" w:bidi="zh_TW"/>
+        </w:rPr>
+        <w:t>；</w:t>
+      </w:r>
+      <w:hyperlink r:id="rId72">
+        <w:r>
+          <w:rPr>
+            <w:lang w:val="zh_TW" w:bidi="zh_TW"/>
+          </w:rPr>
+          <w:rPr>
+            <w:color w:val="0000EE"/>
+            <w:u w:val="single"/>
+          </w:rPr>
+          <w:t>提後2:25</w:t>
+        </w:r>
+      </w:hyperlink>
+      <w:r>
+        <w:rPr>
+          <w:lang w:val="zh_TW" w:bidi="zh_TW"/>
+        </w:rPr>
+        <w:t>；</w:t>
+      </w:r>
+      <w:hyperlink r:id="rId73">
+        <w:r>
+          <w:rPr>
+            <w:lang w:val="zh_TW" w:bidi="zh_TW"/>
+          </w:rPr>
+          <w:rPr>
+            <w:color w:val="0000EE"/>
+            <w:u w:val="single"/>
+          </w:rPr>
+          <w:t>彼後3:9</w:t>
+        </w:r>
+      </w:hyperlink>
+      <w:r>
+        <w:rPr>
+          <w:lang w:val="zh_TW" w:bidi="zh_TW"/>
+        </w:rPr>
+        <w:t>）。</w:t>
+      </w:r>
+    </w:p>
+    <w:p>
+      <w:pPr>
+        <w:pStyle w:val="ListNumber"/>
+        <w:spacing w:line="240" w:lineRule="auto"/>
+        <w:ind w:left="720"/>
+      </w:pPr>
+      <w:r>
+        <w:rPr>
+          <w:lang w:val="zh_TW" w:bidi="zh_TW"/>
+        </w:rPr>
+      </w:r>
+      <w:r>
+        <w:rPr>
+          <w:lang w:val="zh_TW" w:bidi="zh_TW"/>
+        </w:rPr>
+        <w:t>歸信是轉</w:t>
+      </w:r>
+      <w:r>
+        <w:rPr>
+          <w:i/>
+          <w:lang w:val="zh_TW" w:bidi="zh_TW"/>
+        </w:rPr>
+        <w:t>向</w:t>
+      </w:r>
+      <w:r>
+        <w:rPr>
+          <w:lang w:val="zh_TW" w:bidi="zh_TW"/>
+        </w:rPr>
+        <w:t>某人，即將整個生命委身給神，歸向耶穌基督（</w:t>
+      </w:r>
+      <w:hyperlink r:id="rId74">
+        <w:r>
+          <w:rPr>
+            <w:lang w:val="zh_TW" w:bidi="zh_TW"/>
+          </w:rPr>
+          <w:rPr>
+            <w:color w:val="0000EE"/>
+            <w:u w:val="single"/>
+          </w:rPr>
+          <w:t>徒14:15</w:t>
+        </w:r>
+      </w:hyperlink>
+      <w:r>
+        <w:rPr>
+          <w:lang w:val="zh_TW" w:bidi="zh_TW"/>
+        </w:rPr>
+        <w:t>；</w:t>
+      </w:r>
+      <w:hyperlink r:id="rId66">
+        <w:r>
+          <w:rPr>
+            <w:lang w:val="zh_TW" w:bidi="zh_TW"/>
+          </w:rPr>
+          <w:rPr>
+            <w:color w:val="0000EE"/>
+            <w:u w:val="single"/>
+          </w:rPr>
+          <w:t>帖前1:9</w:t>
+        </w:r>
+      </w:hyperlink>
+      <w:r>
+        <w:rPr>
+          <w:lang w:val="zh_TW" w:bidi="zh_TW"/>
+        </w:rPr>
+        <w:t>；</w:t>
+      </w:r>
+      <w:hyperlink r:id="rId75">
+        <w:r>
+          <w:rPr>
+            <w:lang w:val="zh_TW" w:bidi="zh_TW"/>
+          </w:rPr>
+          <w:rPr>
+            <w:color w:val="0000EE"/>
+            <w:u w:val="single"/>
+          </w:rPr>
+          <w:t>彼前2:25</w:t>
+        </w:r>
+      </w:hyperlink>
+      <w:r>
+        <w:rPr>
+          <w:lang w:val="zh_TW" w:bidi="zh_TW"/>
+        </w:rPr>
+        <w:t>）。</w:t>
+      </w:r>
+    </w:p>
+    <w:p>
+      <w:pPr/>
+      <w:r>
+        <w:rPr>
+          <w:lang w:val="zh_TW" w:bidi="zh_TW"/>
+        </w:rPr>
+      </w:r>
+      <w:r>
+        <w:rPr>
+          <w:lang w:val="zh_TW" w:bidi="zh_TW"/>
+        </w:rPr>
+        <w:t>因此，無論是卓越的還是不起眼的，瞬間的還是逐漸的，情緒激動的還是平靜的，這是一個徹底的重新定位，是個人將他或她的全部忠誠，徹底轉移到神身上的改變。</w:t>
+      </w:r>
+    </w:p>
+    <w:p>
+      <w:pPr/>
+      <w:r>
+        <w:rPr>
+          <w:lang w:val="zh_TW" w:bidi="zh_TW"/>
+        </w:rPr>
+      </w:r>
+      <w:r>
+        <w:rPr>
+          <w:i/>
+          <w:lang w:val="zh_TW" w:bidi="zh_TW"/>
+        </w:rPr>
+        <w:t>另見</w:t>
+      </w:r>
+      <w:r>
+        <w:rPr>
+          <w:lang w:val="zh_TW" w:bidi="zh_TW"/>
+        </w:rPr>
+        <w:t xml:space="preserve"> </w:t>
+      </w:r>
+      <w:r>
+        <w:rPr>
+          <w:lang w:val="zh_TW" w:bidi="zh_TW"/>
+        </w:rPr>
+        <w:t>信心</w:t>
+      </w:r>
+      <w:r>
+        <w:rPr>
+          <w:lang w:val="zh_TW" w:bidi="zh_TW"/>
+        </w:rPr>
+        <w:t>；</w:t>
+      </w:r>
+      <w:r>
+        <w:rPr>
+          <w:lang w:val="zh_TW" w:bidi="zh_TW"/>
+        </w:rPr>
+        <w:t>恩典</w:t>
+      </w:r>
+      <w:r>
+        <w:rPr>
+          <w:lang w:val="zh_TW" w:bidi="zh_TW"/>
+        </w:rPr>
+        <w:t>；</w:t>
+      </w:r>
+      <w:r>
+        <w:rPr>
+          <w:lang w:val="zh_TW" w:bidi="zh_TW"/>
+        </w:rPr>
+        <w:t>稱義，被稱義</w:t>
+      </w:r>
+      <w:r>
+        <w:rPr>
+          <w:lang w:val="zh_TW" w:bidi="zh_TW"/>
+        </w:rPr>
+        <w:t>；</w:t>
+      </w:r>
+      <w:r>
+        <w:rPr>
+          <w:lang w:val="zh_TW" w:bidi="zh_TW"/>
+        </w:rPr>
+        <w:t>悔改</w:t>
+      </w:r>
+      <w:r>
+        <w:rPr>
+          <w:lang w:val="zh_TW" w:bidi="zh_TW"/>
+        </w:rPr>
+        <w:t>；</w:t>
+      </w:r>
+      <w:r>
+        <w:rPr>
+          <w:lang w:val="zh_TW" w:bidi="zh_TW"/>
+        </w:rPr>
+        <w:t>成聖</w:t>
+      </w:r>
+      <w:r>
+        <w:rPr>
+          <w:lang w:val="zh_TW" w:bidi="zh_TW"/>
+        </w:rPr>
+        <w:t>。</w:t>
+      </w:r>
+      <w:r>
+        <w:rPr>
+          <w:lang w:val="zh_TW" w:bidi="zh_TW"/>
+        </w:rPr>
+      </w:r>
+      <w:r>
+        <w:rPr>
+          <w:lang w:val="zh_TW" w:bidi="zh_TW"/>
+        </w:rPr>
+      </w:r>
+    </w:p>
+    <w:p>
+      <w:pPr/>
+      <w:r>
+        <w:rPr>
+          <w:lang w:val="zh_TW" w:bidi="zh_TW"/>
+        </w:rPr>
+      </w:r>
+    </w:p>
+    <w:p>
+      <w:pPr>
+        <w:pStyle w:val="Heading2"/>
+      </w:pPr>
+      <w:r>
+        <w:rPr>
+          <w:lang w:val="zh_TW" w:bidi="zh_TW"/>
+        </w:rPr>
+        <w:t>鬼</w:t>
+      </w:r>
+      <w:r>
+        <w:rPr>
+          <w:lang w:val="zh_TW" w:bidi="zh_TW"/>
+        </w:rPr>
+      </w:r>
+    </w:p>
+    <w:p>
+      <w:pPr/>
+      <w:r>
+        <w:rPr>
+          <w:lang w:val="zh_TW" w:bidi="zh_TW"/>
+        </w:rPr>
+      </w:r>
+      <w:r>
+        <w:rPr>
+          <w:lang w:val="zh_TW" w:bidi="zh_TW"/>
+        </w:rPr>
+        <w:t>在撒但的領導下悖逆神的墮落天使。鬼活動（demonism）是指鬼的作為，而鬼論（demonology）是研究鬼及其活動，以了解敵人的策略（</w:t>
+      </w:r>
+      <w:hyperlink r:id="rId76">
+        <w:r>
+          <w:rPr>
+            <w:lang w:val="zh_TW" w:bidi="zh_TW"/>
+          </w:rPr>
+          <w:rPr>
+            <w:color w:val="0000EE"/>
+            <w:u w:val="single"/>
+          </w:rPr>
+          <w:t>林後2:11</w:t>
+        </w:r>
+      </w:hyperlink>
+      <w:r>
+        <w:rPr>
+          <w:lang w:val="zh_TW" w:bidi="zh_TW"/>
+        </w:rPr>
+        <w:t>），以便正確行使制伏祂們的權柄（</w:t>
+      </w:r>
+      <w:hyperlink r:id="rId77">
+        <w:r>
+          <w:rPr>
+            <w:lang w:val="zh_TW" w:bidi="zh_TW"/>
+          </w:rPr>
+          <w:rPr>
+            <w:color w:val="0000EE"/>
+            <w:u w:val="single"/>
+          </w:rPr>
+          <w:t>路10:19</w:t>
+        </w:r>
+      </w:hyperlink>
+      <w:r>
+        <w:rPr>
+          <w:lang w:val="zh_TW" w:bidi="zh_TW"/>
+        </w:rPr>
+        <w:t>）。</w:t>
+      </w:r>
+    </w:p>
+    <w:p>
+      <w:pPr>
+        <w:pStyle w:val="Heading3"/>
+      </w:pPr>
+      <w:r>
+        <w:rPr>
+          <w:lang w:val="zh_TW" w:bidi="zh_TW"/>
+        </w:rPr>
+        <w:t>鬼是誰</w:t>
+      </w:r>
+    </w:p>
+    <w:p>
+      <w:pPr/>
+      <w:r>
+        <w:rPr>
+          <w:lang w:val="zh_TW" w:bidi="zh_TW"/>
+        </w:rPr>
+      </w:r>
+      <w:r>
+        <w:rPr>
+          <w:lang w:val="zh_TW" w:bidi="zh_TW"/>
+        </w:rPr>
+        <w:t>英文單詞demon源自希臘文daimon</w:t>
+      </w:r>
+      <w:r>
+        <w:rPr>
+          <w:i/>
+          <w:lang w:val="zh_TW" w:bidi="zh_TW"/>
+        </w:rPr>
+        <w:t>，</w:t>
+      </w:r>
+      <w:r>
+        <w:rPr>
+          <w:lang w:val="zh_TW" w:bidi="zh_TW"/>
+        </w:rPr>
+        <w:t>其基本意思是「神明，神祇」（即假神、鬼；參</w:t>
+      </w:r>
+      <w:hyperlink r:id="rId78">
+        <w:r>
+          <w:rPr>
+            <w:lang w:val="zh_TW" w:bidi="zh_TW"/>
+          </w:rPr>
+          <w:rPr>
+            <w:color w:val="0000EE"/>
+            <w:u w:val="single"/>
+          </w:rPr>
+          <w:t>林前10:20</w:t>
+        </w:r>
+      </w:hyperlink>
+      <w:r>
+        <w:rPr>
+          <w:lang w:val="zh_TW" w:bidi="zh_TW"/>
+        </w:rPr>
+        <w:t>）。獨一真神以外的任何神祇都是與神對立的靈，因此，這樣的靈是邪靈，也就是鬼。demon這個詞未出現在某些英譯本中，有些英譯本將daimon錯譯為devil（魔鬼）。聖經中只有一個魔鬼（希臘文diabolos），牠有許多不同的名字、頭銜和稱號。牠是所有其他鬼的首領或統治者，其他鬼都服從牠。</w:t>
+      </w:r>
+    </w:p>
+    <w:p>
+      <w:pPr/>
+      <w:r>
+        <w:rPr>
+          <w:lang w:val="zh_TW" w:bidi="zh_TW"/>
+        </w:rPr>
+      </w:r>
+      <w:r>
+        <w:rPr>
+          <w:lang w:val="zh_TW" w:bidi="zh_TW"/>
+        </w:rPr>
+        <w:t>聖經中常使用「靈」來指鬼魔，並帶有描述性的短語，如「惡鬼（evil spirit）」（</w:t>
+      </w:r>
+      <w:hyperlink r:id="rId79">
+        <w:r>
+          <w:rPr>
+            <w:lang w:val="zh_TW" w:bidi="zh_TW"/>
+          </w:rPr>
+          <w:rPr>
+            <w:color w:val="0000EE"/>
+            <w:u w:val="single"/>
+          </w:rPr>
+          <w:t>徒19:12–13</w:t>
+        </w:r>
+      </w:hyperlink>
+      <w:r>
+        <w:rPr>
+          <w:lang w:val="zh_TW" w:bidi="zh_TW"/>
+        </w:rPr>
+        <w:t>）、「污鬼（unclean spirit）」（</w:t>
+      </w:r>
+      <w:hyperlink r:id="rId80">
+        <w:r>
+          <w:rPr>
+            <w:lang w:val="zh_TW" w:bidi="zh_TW"/>
+          </w:rPr>
+          <w:rPr>
+            <w:color w:val="0000EE"/>
+            <w:u w:val="single"/>
+          </w:rPr>
+          <w:t>太10:1</w:t>
+        </w:r>
+      </w:hyperlink>
+      <w:r>
+        <w:rPr>
+          <w:lang w:val="zh_TW" w:bidi="zh_TW"/>
+        </w:rPr>
+        <w:t>；</w:t>
+      </w:r>
+      <w:hyperlink r:id="rId81">
+        <w:r>
+          <w:rPr>
+            <w:lang w:val="zh_TW" w:bidi="zh_TW"/>
+          </w:rPr>
+          <w:rPr>
+            <w:color w:val="0000EE"/>
+            <w:u w:val="single"/>
+          </w:rPr>
+          <w:t>可1:23、26</w:t>
+        </w:r>
+      </w:hyperlink>
+      <w:r>
+        <w:rPr>
+          <w:lang w:val="zh_TW" w:bidi="zh_TW"/>
+        </w:rPr>
+        <w:t>；</w:t>
+      </w:r>
+      <w:hyperlink r:id="rId82">
+        <w:r>
+          <w:rPr>
+            <w:lang w:val="zh_TW" w:bidi="zh_TW"/>
+          </w:rPr>
+          <w:rPr>
+            <w:color w:val="0000EE"/>
+            <w:u w:val="single"/>
+          </w:rPr>
+          <w:t>徒5:16</w:t>
+        </w:r>
+      </w:hyperlink>
+      <w:r>
+        <w:rPr>
+          <w:lang w:val="zh_TW" w:bidi="zh_TW"/>
+        </w:rPr>
+        <w:t>）、「疾病的靈（spirit of infirmity，和合本譯為鬼）」（</w:t>
+      </w:r>
+      <w:hyperlink r:id="rId83">
+        <w:r>
+          <w:rPr>
+            <w:lang w:val="zh_TW" w:bidi="zh_TW"/>
+          </w:rPr>
+          <w:rPr>
+            <w:color w:val="0000EE"/>
+            <w:u w:val="single"/>
+          </w:rPr>
+          <w:t>路13:11</w:t>
+        </w:r>
+      </w:hyperlink>
+      <w:r>
+        <w:rPr>
+          <w:lang w:val="zh_TW" w:bidi="zh_TW"/>
+        </w:rPr>
+        <w:t>）、「聾啞的鬼（dumb and deaf spirit）」（</w:t>
+      </w:r>
+      <w:hyperlink r:id="rId84">
+        <w:r>
+          <w:rPr>
+            <w:lang w:val="zh_TW" w:bidi="zh_TW"/>
+          </w:rPr>
+          <w:rPr>
+            <w:color w:val="0000EE"/>
+            <w:u w:val="single"/>
+          </w:rPr>
+          <w:t>可9:25</w:t>
+        </w:r>
+      </w:hyperlink>
+      <w:r>
+        <w:rPr>
+          <w:lang w:val="zh_TW" w:bidi="zh_TW"/>
+        </w:rPr>
+        <w:t>）。靈可以根據其具體角色或功能來命名，如謀殺的靈、自殺的靈、情慾的靈、憂鬱的靈、恐懼的靈、說謊的靈等，這些都與各種違背神的罪惡或態度相關聯。</w:t>
+      </w:r>
+    </w:p>
+    <w:p>
+      <w:pPr/>
+      <w:r>
+        <w:rPr>
+          <w:lang w:val="zh_TW" w:bidi="zh_TW"/>
+        </w:rPr>
+      </w:r>
+      <w:r>
+        <w:rPr>
+          <w:lang w:val="zh_TW" w:bidi="zh_TW"/>
+        </w:rPr>
+        <w:t>在希伯來文舊約中沒有「鬼（demon）」這個詞，但出現了「惡魔（evil spirit）」的說法（</w:t>
+      </w:r>
+      <w:hyperlink r:id="rId85">
+        <w:r>
+          <w:rPr>
+            <w:lang w:val="zh_TW" w:bidi="zh_TW"/>
+          </w:rPr>
+          <w:rPr>
+            <w:color w:val="0000EE"/>
+            <w:u w:val="single"/>
+          </w:rPr>
+          <w:t>士9:23</w:t>
+        </w:r>
+      </w:hyperlink>
+      <w:r>
+        <w:rPr>
+          <w:lang w:val="zh_TW" w:bidi="zh_TW"/>
+        </w:rPr>
+        <w:t>；</w:t>
+      </w:r>
+      <w:hyperlink r:id="rId86">
+        <w:r>
+          <w:rPr>
+            <w:lang w:val="zh_TW" w:bidi="zh_TW"/>
+          </w:rPr>
+          <w:rPr>
+            <w:color w:val="0000EE"/>
+            <w:u w:val="single"/>
+          </w:rPr>
+          <w:t>撒上16:14–23</w:t>
+        </w:r>
+      </w:hyperlink>
+      <w:r>
+        <w:rPr>
+          <w:lang w:val="zh_TW" w:bidi="zh_TW"/>
+        </w:rPr>
+        <w:t>，</w:t>
+      </w:r>
+      <w:hyperlink r:id="rId87">
+        <w:r>
+          <w:rPr>
+            <w:lang w:val="zh_TW" w:bidi="zh_TW"/>
+          </w:rPr>
+          <w:rPr>
+            <w:color w:val="0000EE"/>
+            <w:u w:val="single"/>
+          </w:rPr>
+          <w:t>18:10，</w:t>
+        </w:r>
+      </w:hyperlink>
+      <w:hyperlink r:id="rId88">
+        <w:r>
+          <w:rPr>
+            <w:lang w:val="zh_TW" w:bidi="zh_TW"/>
+          </w:rPr>
+          <w:rPr>
+            <w:color w:val="0000EE"/>
+            <w:u w:val="single"/>
+          </w:rPr>
+          <w:t>19:9</w:t>
+        </w:r>
+      </w:hyperlink>
+      <w:r>
+        <w:rPr>
+          <w:lang w:val="zh_TW" w:bidi="zh_TW"/>
+        </w:rPr>
+        <w:t>）。在一些英譯本中，有提到「謊言的靈」（</w:t>
+      </w:r>
+      <w:hyperlink r:id="rId89">
+        <w:r>
+          <w:rPr>
+            <w:lang w:val="zh_TW" w:bidi="zh_TW"/>
+          </w:rPr>
+          <w:rPr>
+            <w:color w:val="0000EE"/>
+            <w:u w:val="single"/>
+          </w:rPr>
+          <w:t>王上22:22–23</w:t>
+        </w:r>
+      </w:hyperlink>
+      <w:r>
+        <w:rPr>
+          <w:lang w:val="zh_TW" w:bidi="zh_TW"/>
+        </w:rPr>
+        <w:t>；</w:t>
+      </w:r>
+      <w:hyperlink r:id="rId90">
+        <w:r>
+          <w:rPr>
+            <w:lang w:val="zh_TW" w:bidi="zh_TW"/>
+          </w:rPr>
+          <w:rPr>
+            <w:color w:val="0000EE"/>
+            <w:u w:val="single"/>
+          </w:rPr>
+          <w:t>代下18:20–22</w:t>
+        </w:r>
+      </w:hyperlink>
+      <w:r>
+        <w:rPr>
+          <w:lang w:val="zh_TW" w:bidi="zh_TW"/>
+        </w:rPr>
+        <w:t>）、「交鬼的」（</w:t>
+      </w:r>
+      <w:hyperlink r:id="rId91">
+        <w:r>
+          <w:rPr>
+            <w:lang w:val="zh_TW" w:bidi="zh_TW"/>
+          </w:rPr>
+          <w:rPr>
+            <w:color w:val="0000EE"/>
+            <w:u w:val="single"/>
+          </w:rPr>
+          <w:t>代上10:13</w:t>
+        </w:r>
+      </w:hyperlink>
+      <w:r>
+        <w:rPr>
+          <w:lang w:val="zh_TW" w:bidi="zh_TW"/>
+        </w:rPr>
+        <w:t>；</w:t>
+      </w:r>
+      <w:hyperlink r:id="rId92">
+        <w:r>
+          <w:rPr>
+            <w:lang w:val="zh_TW" w:bidi="zh_TW"/>
+          </w:rPr>
+          <w:rPr>
+            <w:color w:val="0000EE"/>
+            <w:u w:val="single"/>
+          </w:rPr>
+          <w:t>代下33:6</w:t>
+        </w:r>
+      </w:hyperlink>
+      <w:r>
+        <w:rPr>
+          <w:lang w:val="zh_TW" w:bidi="zh_TW"/>
+        </w:rPr>
+        <w:t>）、「乖謬的靈」（</w:t>
+      </w:r>
+      <w:hyperlink r:id="rId93">
+        <w:r>
+          <w:rPr>
+            <w:lang w:val="zh_TW" w:bidi="zh_TW"/>
+          </w:rPr>
+          <w:rPr>
+            <w:color w:val="0000EE"/>
+            <w:u w:val="single"/>
+          </w:rPr>
+          <w:t>賽19:14</w:t>
+        </w:r>
+      </w:hyperlink>
+      <w:r>
+        <w:rPr>
+          <w:lang w:val="zh_TW" w:bidi="zh_TW"/>
+        </w:rPr>
+        <w:t>）、「沉睡的靈」（</w:t>
+      </w:r>
+      <w:hyperlink r:id="rId94">
+        <w:r>
+          <w:rPr>
+            <w:lang w:val="zh_TW" w:bidi="zh_TW"/>
+          </w:rPr>
+          <w:rPr>
+            <w:color w:val="0000EE"/>
+            <w:u w:val="single"/>
+          </w:rPr>
+          <w:t>賽29:10</w:t>
+        </w:r>
+      </w:hyperlink>
+      <w:r>
+        <w:rPr>
+          <w:lang w:val="zh_TW" w:bidi="zh_TW"/>
+        </w:rPr>
+        <w:t>）、和「淫心」（</w:t>
+      </w:r>
+      <w:hyperlink r:id="rId95">
+        <w:r>
+          <w:rPr>
+            <w:lang w:val="zh_TW" w:bidi="zh_TW"/>
+          </w:rPr>
+          <w:rPr>
+            <w:color w:val="0000EE"/>
+            <w:u w:val="single"/>
+          </w:rPr>
+          <w:t>何4:12</w:t>
+        </w:r>
+      </w:hyperlink>
+      <w:r>
+        <w:rPr>
+          <w:lang w:val="zh_TW" w:bidi="zh_TW"/>
+        </w:rPr>
+        <w:t>；</w:t>
+      </w:r>
+      <w:hyperlink r:id="rId96">
+        <w:r>
+          <w:rPr>
+            <w:lang w:val="zh_TW" w:bidi="zh_TW"/>
+          </w:rPr>
+          <w:rPr>
+            <w:color w:val="0000EE"/>
+            <w:u w:val="single"/>
+          </w:rPr>
+          <w:t>何5:4</w:t>
+        </w:r>
+      </w:hyperlink>
+      <w:r>
+        <w:rPr>
+          <w:lang w:val="zh_TW" w:bidi="zh_TW"/>
+        </w:rPr>
+        <w:t>）。</w:t>
+      </w:r>
+    </w:p>
+    <w:p>
+      <w:pPr/>
+      <w:r>
+        <w:rPr>
+          <w:lang w:val="zh_TW" w:bidi="zh_TW"/>
+        </w:rPr>
+      </w:r>
+      <w:r>
+        <w:rPr>
+          <w:lang w:val="zh_TW" w:bidi="zh_TW"/>
+        </w:rPr>
+        <w:t>舊約中，提到一個具體的強大的鬼是「波斯國的魔君」，牠阻擋天使加百列向但以理傳遞信息，因此天使米迦勒來幫助加百列（</w:t>
+      </w:r>
+      <w:hyperlink r:id="rId97">
+        <w:r>
+          <w:rPr>
+            <w:lang w:val="zh_TW" w:bidi="zh_TW"/>
+          </w:rPr>
+          <w:rPr>
+            <w:color w:val="0000EE"/>
+            <w:u w:val="single"/>
+          </w:rPr>
+          <w:t>但10:13</w:t>
+        </w:r>
+      </w:hyperlink>
+      <w:r>
+        <w:rPr>
+          <w:lang w:val="zh_TW" w:bidi="zh_TW"/>
+        </w:rPr>
+        <w:t>）。</w:t>
+      </w:r>
+    </w:p>
+    <w:p>
+      <w:pPr/>
+      <w:r>
+        <w:rPr>
+          <w:lang w:val="zh_TW" w:bidi="zh_TW"/>
+        </w:rPr>
+      </w:r>
+      <w:r>
+        <w:rPr>
+          <w:lang w:val="zh_TW" w:bidi="zh_TW"/>
+        </w:rPr>
+        <w:t>鬼的數量不詳，但似乎非常龐大，甚至無法計算。根據</w:t>
+      </w:r>
+      <w:hyperlink r:id="rId98">
+        <w:r>
+          <w:rPr>
+            <w:lang w:val="zh_TW" w:bidi="zh_TW"/>
+          </w:rPr>
+          <w:rPr>
+            <w:color w:val="0000EE"/>
+            <w:u w:val="single"/>
+          </w:rPr>
+          <w:t>啟示錄十二章4節</w:t>
+        </w:r>
+      </w:hyperlink>
+      <w:r>
+        <w:rPr>
+          <w:lang w:val="zh_TW" w:bidi="zh_TW"/>
+        </w:rPr>
+        <w:t>可以推斷出有三分之一的天使被撒但引誘叛離，這意味著天軍的數量是撒但勢力的兩倍。</w:t>
+      </w:r>
+      <w:hyperlink r:id="rId99">
+        <w:r>
+          <w:rPr>
+            <w:lang w:val="zh_TW" w:bidi="zh_TW"/>
+          </w:rPr>
+          <w:rPr>
+            <w:color w:val="0000EE"/>
+            <w:u w:val="single"/>
+          </w:rPr>
+          <w:t>以弗所書六章12節</w:t>
+        </w:r>
+      </w:hyperlink>
+      <w:r>
+        <w:rPr>
+          <w:lang w:val="zh_TW" w:bidi="zh_TW"/>
+        </w:rPr>
+        <w:t>暗示鬼的等級或階級：「執政的」、「掌權的」、「管轄這幽暗世界的」，「以及天空屬靈氣的惡魔爭戰」。</w:t>
+      </w:r>
+    </w:p>
+    <w:p>
+      <w:pPr/>
+      <w:r>
+        <w:rPr>
+          <w:lang w:val="zh_TW" w:bidi="zh_TW"/>
+        </w:rPr>
+      </w:r>
+      <w:r>
+        <w:rPr>
+          <w:lang w:val="zh_TW" w:bidi="zh_TW"/>
+        </w:rPr>
+        <w:t>鬼是被造之物——有個性、不死，且無法與神和好。與人類相比，鬼有極大的力量，但與神相比則力量渺小。神已賜給我們權柄，讓我們奉耶穌的名能使鬼魔順服，正如祂們必須順服主一樣。</w:t>
+      </w:r>
+    </w:p>
+    <w:p>
+      <w:pPr>
+        <w:pStyle w:val="Heading3"/>
+      </w:pPr>
+      <w:r>
+        <w:rPr>
+          <w:lang w:val="zh_TW" w:bidi="zh_TW"/>
+        </w:rPr>
+        <w:t>鬼的作為</w:t>
+      </w:r>
+    </w:p>
+    <w:p>
+      <w:pPr/>
+      <w:r>
+        <w:rPr>
+          <w:lang w:val="zh_TW" w:bidi="zh_TW"/>
+        </w:rPr>
+      </w:r>
+      <w:r>
+        <w:rPr>
+          <w:lang w:val="zh_TW" w:bidi="zh_TW"/>
+        </w:rPr>
+        <w:t>天使受造是為了敬拜、讚美神，服事祂，並作為神的使者。聖經說，他們是「服役的靈、奉差遣為那將要承受救恩的人效力」（</w:t>
+      </w:r>
+      <w:hyperlink r:id="rId100">
+        <w:r>
+          <w:rPr>
+            <w:lang w:val="zh_TW" w:bidi="zh_TW"/>
+          </w:rPr>
+          <w:rPr>
+            <w:color w:val="0000EE"/>
+            <w:u w:val="single"/>
+          </w:rPr>
+          <w:t>來1:14</w:t>
+        </w:r>
+      </w:hyperlink>
+      <w:r>
+        <w:rPr>
+          <w:lang w:val="zh_TW" w:bidi="zh_TW"/>
+        </w:rPr>
+        <w:t>）。墮落的天使有類似的職能，但有不同的主人，牠們效忠於魔鬼，牠們的忠誠出於對撒但的恐懼和錯誤的認知。牠們渴望與人類合作，但其目的是實行撒但的計謀，反對神。牠們引誘、欺騙和迷惑人，以致使牠們走向永遠的滅亡。鬼與神為敵的同時，也攻擊、壓制、阻礙並控告神的子民。</w:t>
+      </w:r>
+    </w:p>
+    <w:p>
+      <w:pPr/>
+      <w:r>
+        <w:rPr>
+          <w:lang w:val="zh_TW" w:bidi="zh_TW"/>
+        </w:rPr>
+      </w:r>
+      <w:r>
+        <w:rPr>
+          <w:lang w:val="zh_TW" w:bidi="zh_TW"/>
+        </w:rPr>
+        <w:t>由於撒但不是無所不在的，所以牠使用牠的鬼的勢力來執行牠的意志。例如，在撒種的比喻中（</w:t>
+      </w:r>
+      <w:hyperlink r:id="rId101">
+        <w:r>
+          <w:rPr>
+            <w:lang w:val="zh_TW" w:bidi="zh_TW"/>
+          </w:rPr>
+          <w:rPr>
+            <w:color w:val="0000EE"/>
+            <w:u w:val="single"/>
+          </w:rPr>
+          <w:t>太13:3–9</w:t>
+        </w:r>
+      </w:hyperlink>
+      <w:r>
+        <w:rPr>
+          <w:lang w:val="zh_TW" w:bidi="zh_TW"/>
+        </w:rPr>
+        <w:t>；</w:t>
+      </w:r>
+      <w:hyperlink r:id="rId102">
+        <w:r>
+          <w:rPr>
+            <w:lang w:val="zh_TW" w:bidi="zh_TW"/>
+          </w:rPr>
+          <w:rPr>
+            <w:color w:val="0000EE"/>
+            <w:u w:val="single"/>
+          </w:rPr>
+          <w:t>可4:1–20</w:t>
+        </w:r>
+      </w:hyperlink>
+      <w:r>
+        <w:rPr>
+          <w:lang w:val="zh_TW" w:bidi="zh_TW"/>
+        </w:rPr>
+        <w:t>；</w:t>
+      </w:r>
+      <w:hyperlink r:id="rId103">
+        <w:r>
+          <w:rPr>
+            <w:lang w:val="zh_TW" w:bidi="zh_TW"/>
+          </w:rPr>
+          <w:rPr>
+            <w:color w:val="0000EE"/>
+            <w:u w:val="single"/>
+          </w:rPr>
+          <w:t>路8:4–15</w:t>
+        </w:r>
+      </w:hyperlink>
+      <w:r>
+        <w:rPr>
+          <w:lang w:val="zh_TW" w:bidi="zh_TW"/>
+        </w:rPr>
+        <w:t>），撒但將神的道奪去，使之無法扎根（</w:t>
+      </w:r>
+      <w:hyperlink r:id="rId104">
+        <w:r>
+          <w:rPr>
+            <w:lang w:val="zh_TW" w:bidi="zh_TW"/>
+          </w:rPr>
+          <w:rPr>
+            <w:color w:val="0000EE"/>
+            <w:u w:val="single"/>
+          </w:rPr>
+          <w:t>可4:15</w:t>
+        </w:r>
+      </w:hyperlink>
+      <w:r>
+        <w:rPr>
+          <w:lang w:val="zh_TW" w:bidi="zh_TW"/>
+        </w:rPr>
+        <w:t>）。撒但藉著逼迫，使一些人在未真正委身之前就跌倒（見</w:t>
+      </w:r>
+      <w:hyperlink r:id="rId105">
+        <w:r>
+          <w:rPr>
+            <w:lang w:val="zh_TW" w:bidi="zh_TW"/>
+          </w:rPr>
+          <w:rPr>
+            <w:color w:val="0000EE"/>
+            <w:u w:val="single"/>
+          </w:rPr>
+          <w:t>17</w:t>
+        </w:r>
+      </w:hyperlink>
+      <w:r>
+        <w:rPr>
+          <w:lang w:val="zh_TW" w:bidi="zh_TW"/>
+        </w:rPr>
+        <w:t>節）。又因世上的思慮、財富的迷惑以及對物質的追求，撒但使神的道窒息，以致果子很少，甚至沒有果子（</w:t>
+      </w:r>
+      <w:hyperlink r:id="rId106">
+        <w:r>
+          <w:rPr>
+            <w:lang w:val="zh_TW" w:bidi="zh_TW"/>
+          </w:rPr>
+          <w:rPr>
+            <w:color w:val="0000EE"/>
+            <w:u w:val="single"/>
+          </w:rPr>
+          <w:t>19</w:t>
+        </w:r>
+      </w:hyperlink>
+      <w:r>
+        <w:rPr>
+          <w:lang w:val="zh_TW" w:bidi="zh_TW"/>
+        </w:rPr>
+        <w:t>節）。</w:t>
+      </w:r>
+    </w:p>
+    <w:p>
+      <w:pPr/>
+      <w:r>
+        <w:rPr>
+          <w:lang w:val="zh_TW" w:bidi="zh_TW"/>
+        </w:rPr>
+      </w:r>
+      <w:r>
+        <w:rPr>
+          <w:lang w:val="zh_TW" w:bidi="zh_TW"/>
+        </w:rPr>
+        <w:t>基本上，鬼的行事模式遵循撒但在對夏娃的三重引誘中的模式：（1）牠們否認神話語的真理性，並挑戰神的話語；（2）牠們否認死亡的現實（通常牠們會用輪迴等說法取而代之）；（3）他們利用人類的虛榮和驕傲，說人也可以像神或成為神（</w:t>
+      </w:r>
+      <w:hyperlink r:id="rId107">
+        <w:r>
+          <w:rPr>
+            <w:lang w:val="zh_TW" w:bidi="zh_TW"/>
+          </w:rPr>
+          <w:rPr>
+            <w:color w:val="0000EE"/>
+            <w:u w:val="single"/>
+          </w:rPr>
+          <w:t>創3:1–5</w:t>
+        </w:r>
+      </w:hyperlink>
+      <w:r>
+        <w:rPr>
+          <w:lang w:val="zh_TW" w:bidi="zh_TW"/>
+        </w:rPr>
+        <w:t>）。這些也是大多數異端和假宗教的基本方法和教義。</w:t>
+      </w:r>
+    </w:p>
+    <w:p>
+      <w:pPr>
+        <w:pStyle w:val="Heading3"/>
+      </w:pPr>
+      <w:r>
+        <w:rPr>
+          <w:lang w:val="zh_TW" w:bidi="zh_TW"/>
+        </w:rPr>
+        <w:t>鬼的最終命運</w:t>
+      </w:r>
+    </w:p>
+    <w:p>
+      <w:pPr/>
+      <w:r>
+        <w:rPr>
+          <w:lang w:val="zh_TW" w:bidi="zh_TW"/>
+        </w:rPr>
+      </w:r>
+      <w:r>
+        <w:rPr>
+          <w:lang w:val="zh_TW" w:bidi="zh_TW"/>
+        </w:rPr>
+        <w:t>關於犯罪的天使，經上記載，神「把他們丟在地獄，交在黑暗坑中，等候審判」（</w:t>
+      </w:r>
+      <w:hyperlink r:id="rId108">
+        <w:r>
+          <w:rPr>
+            <w:lang w:val="zh_TW" w:bidi="zh_TW"/>
+          </w:rPr>
+          <w:rPr>
+            <w:color w:val="0000EE"/>
+            <w:u w:val="single"/>
+          </w:rPr>
+          <w:t>彼後2:4</w:t>
+        </w:r>
+      </w:hyperlink>
+      <w:r>
+        <w:rPr>
+          <w:lang w:val="zh_TW" w:bidi="zh_TW"/>
+        </w:rPr>
+        <w:t>）。主耶穌談到那為魔鬼和牠的使者所預備的永火，人類中的被咒詛者也將進入其中（</w:t>
+      </w:r>
+      <w:hyperlink r:id="rId109">
+        <w:r>
+          <w:rPr>
+            <w:lang w:val="zh_TW" w:bidi="zh_TW"/>
+          </w:rPr>
+          <w:rPr>
+            <w:color w:val="0000EE"/>
+            <w:u w:val="single"/>
+          </w:rPr>
+          <w:t>太25:41</w:t>
+        </w:r>
+      </w:hyperlink>
+      <w:r>
+        <w:rPr>
+          <w:lang w:val="zh_TW" w:bidi="zh_TW"/>
+        </w:rPr>
+        <w:t>）。最終，撒但及其勢力將被扔進火湖（</w:t>
+      </w:r>
+      <w:hyperlink r:id="rId110">
+        <w:r>
+          <w:rPr>
+            <w:lang w:val="zh_TW" w:bidi="zh_TW"/>
+          </w:rPr>
+          <w:rPr>
+            <w:color w:val="0000EE"/>
+            <w:u w:val="single"/>
+          </w:rPr>
+          <w:t>啟20:10</w:t>
+        </w:r>
+      </w:hyperlink>
+      <w:r>
+        <w:rPr>
+          <w:lang w:val="zh_TW" w:bidi="zh_TW"/>
+        </w:rPr>
+        <w:t>），那裡也是所有名字未寫在生命冊上的人永遠受痛苦的地方（</w:t>
+      </w:r>
+      <w:hyperlink r:id="rId111">
+        <w:r>
+          <w:rPr>
+            <w:lang w:val="zh_TW" w:bidi="zh_TW"/>
+          </w:rPr>
+          <w:rPr>
+            <w:color w:val="0000EE"/>
+            <w:u w:val="single"/>
+          </w:rPr>
+          <w:t>12–15</w:t>
+        </w:r>
+      </w:hyperlink>
+      <w:r>
+        <w:rPr>
+          <w:lang w:val="zh_TW" w:bidi="zh_TW"/>
+        </w:rPr>
+        <w:t>節）。</w:t>
+      </w:r>
+    </w:p>
+    <w:p>
+      <w:pPr/>
+      <w:r>
+        <w:rPr>
+          <w:lang w:val="zh_TW" w:bidi="zh_TW"/>
+        </w:rPr>
+      </w:r>
+      <w:r>
+        <w:rPr>
+          <w:i/>
+          <w:lang w:val="zh_TW" w:bidi="zh_TW"/>
+        </w:rPr>
+        <w:t>另見</w:t>
+      </w:r>
+      <w:r>
+        <w:rPr>
+          <w:lang w:val="zh_TW" w:bidi="zh_TW"/>
+        </w:rPr>
+        <w:t>被鬼附</w:t>
       </w:r>
       <w:r>
         <w:rPr>
@@ -2621,6 +4889,18 @@
   </w:num>
   <w:num w:numId="13" w16cid:durableId="592781308">
     <w:abstractNumId w:val="11"/>
+  </w:num>
+  <w:num w:numId="14">
+    <w:abstractNumId w:val="3"/>
+    <w:lvlOverride w:ilvl="0">
+      <w:startOverride w:val="1"/>
+    </w:lvlOverride>
+  </w:num>
+  <w:num w:numId="15">
+    <w:abstractNumId w:val="3"/>
+    <w:lvlOverride w:ilvl="0">
+      <w:startOverride w:val="1"/>
+    </w:lvlOverride>
   </w:num>
   <w:numIdMacAtCleanup w:val="10"/>
 </w:numbering>

--- a/zht/docx/051.content.docx
+++ b/zht/docx/051.content.docx
@@ -149,7 +149,7 @@
         <w:rPr>
           <w:lang w:val="zh_TW" w:bidi="zh_TW"/>
         </w:rPr>
-        <w:t>gui</w:t>
+        <w:t>guang</w:t>
       </w:r>
       <w:r>
         <w:rPr>
@@ -212,23 +212,12 @@
         <w:rPr>
           <w:lang w:val="zh_TW" w:bidi="zh_TW"/>
         </w:rPr>
-        <w:t>歸算</w:t>
-      </w:r>
-      <w:r>
-        <w:rPr>
-          <w:lang w:val="zh_TW" w:bidi="zh_TW"/>
-        </w:rPr>
-      </w:r>
-    </w:p>
-    <w:p>
-      <w:pPr>
-        <w:pStyle w:val="Heading3"/>
-      </w:pPr>
-      <w:r>
-        <w:rPr>
-          <w:lang w:val="zh_TW" w:bidi="zh_TW"/>
-        </w:rPr>
-        <w:t>什麼是歸算？</w:t>
+        <w:t>光</w:t>
+      </w:r>
+      <w:r>
+        <w:rPr>
+          <w:lang w:val="zh_TW" w:bidi="zh_TW"/>
+        </w:rPr>
       </w:r>
     </w:p>
     <w:p>
@@ -242,7 +231,18 @@
         <w:rPr>
           <w:lang w:val="zh_TW" w:bidi="zh_TW"/>
         </w:rPr>
-        <w:t>歸算是指記入賬戶。在聖經中，該詞帶有法律上的含義，指罪和救恩被神記錄下來。歸算的教導是基督教信仰的重要部分。</w:t>
+        <w:t>使眼睛得以看見的亮光。</w:t>
+      </w:r>
+    </w:p>
+    <w:p>
+      <w:pPr>
+        <w:pStyle w:val="Heading3"/>
+      </w:pPr>
+      <w:r>
+        <w:rPr>
+          <w:lang w:val="zh_TW" w:bidi="zh_TW"/>
+        </w:rPr>
+        <w:t>舊約聖經中的光</w:t>
       </w:r>
     </w:p>
     <w:p>
@@ -256,7 +256,7 @@
         <w:rPr>
           <w:lang w:val="zh_TW" w:bidi="zh_TW"/>
         </w:rPr>
-        <w:t>雖然名詞「歸算」沒有見於聖經，但動詞「歸算」在舊約和新約中經常出現。「歸算」的基本意思是「記錄在賬本或賬戶中」。在救恩的語境中，這個詞通常表示法律意義。一個很好的例子是在</w:t>
+        <w:t>在舊約聖經裡，「光」有許多不同的意思。它通常是指普通、物質的光，但也象徵屬靈的真理。神創造的第一樣事物就是光 （</w:t>
       </w:r>
       <w:hyperlink r:id="rId13">
         <w:r>
@@ -267,26 +267,86 @@
             <w:color w:val="0000EE"/>
             <w:u w:val="single"/>
           </w:rPr>
-          <w:t>腓利門書一章18節</w:t>
-        </w:r>
-      </w:hyperlink>
-      <w:r>
-        <w:rPr>
-          <w:lang w:val="zh_TW" w:bidi="zh_TW"/>
-        </w:rPr>
-        <w:t>，使徒保羅承擔阿尼西謀的債務，說：「</w:t>
-      </w:r>
-      <w:r>
-        <w:rPr>
-          <w:lang w:val="zh_TW" w:bidi="zh_TW"/>
-        </w:rPr>
-        <w:t>他若……欠你甚麼，都歸在我的帳上。</w:t>
-      </w:r>
-      <w:r>
-        <w:rPr>
-          <w:lang w:val="zh_TW" w:bidi="zh_TW"/>
-        </w:rPr>
-        <w:t>」</w:t>
+          <w:t>創1:3</w:t>
+        </w:r>
+      </w:hyperlink>
+      <w:r>
+        <w:rPr>
+          <w:lang w:val="zh_TW" w:bidi="zh_TW"/>
+        </w:rPr>
+        <w:t>）。祂也創造了日、月、星辰來發光 （</w:t>
+      </w:r>
+      <w:hyperlink r:id="rId14">
+        <w:r>
+          <w:rPr>
+            <w:lang w:val="zh_TW" w:bidi="zh_TW"/>
+          </w:rPr>
+          <w:rPr>
+            <w:color w:val="0000EE"/>
+            <w:u w:val="single"/>
+          </w:rPr>
+          <w:t>創1:16</w:t>
+        </w:r>
+      </w:hyperlink>
+      <w:r>
+        <w:rPr>
+          <w:lang w:val="zh_TW" w:bidi="zh_TW"/>
+        </w:rPr>
+        <w:t>）。有時候聖經會把光擬人化，例如約伯把光描寫成住在無人能至之處 （</w:t>
+      </w:r>
+      <w:hyperlink r:id="rId15">
+        <w:r>
+          <w:rPr>
+            <w:lang w:val="zh_TW" w:bidi="zh_TW"/>
+          </w:rPr>
+          <w:rPr>
+            <w:color w:val="0000EE"/>
+            <w:u w:val="single"/>
+          </w:rPr>
+          <w:t>伯38:19</w:t>
+        </w:r>
+      </w:hyperlink>
+      <w:r>
+        <w:rPr>
+          <w:lang w:val="zh_TW" w:bidi="zh_TW"/>
+        </w:rPr>
+        <w:t>，參</w:t>
+      </w:r>
+      <w:hyperlink r:id="rId16">
+        <w:r>
+          <w:rPr>
+            <w:lang w:val="zh_TW" w:bidi="zh_TW"/>
+          </w:rPr>
+          <w:rPr>
+            <w:color w:val="0000EE"/>
+            <w:u w:val="single"/>
+          </w:rPr>
+          <w:t>24</w:t>
+        </w:r>
+      </w:hyperlink>
+      <w:r>
+        <w:rPr>
+          <w:lang w:val="zh_TW" w:bidi="zh_TW"/>
+        </w:rPr>
+        <w:t>節）。以色列人在會幕裡也使用人造的光（</w:t>
+      </w:r>
+      <w:hyperlink r:id="rId17">
+        <w:r>
+          <w:rPr>
+            <w:lang w:val="zh_TW" w:bidi="zh_TW"/>
+          </w:rPr>
+          <w:rPr>
+            <w:color w:val="0000EE"/>
+            <w:u w:val="single"/>
+          </w:rPr>
+          <w:t>出25:37</w:t>
+        </w:r>
+      </w:hyperlink>
+      <w:r>
+        <w:rPr>
+          <w:lang w:val="zh_TW" w:bidi="zh_TW"/>
+        </w:rPr>
+        <w:t>）。</w:t>
       </w:r>
     </w:p>
     <w:p>
@@ -300,72 +360,138 @@
         <w:rPr>
           <w:lang w:val="zh_TW" w:bidi="zh_TW"/>
         </w:rPr>
-        <w:t>當聖經談到歸算善或惡時，並不意味一個人的道德品格發生變化。相反，這意味著從神的角度來看，公義或罪惡被歸入一個人的帳戶。從最廣泛的意義上來說，聖經教導我們，神（</w:t>
-      </w:r>
-      <w:hyperlink r:id="rId14">
-        <w:r>
-          <w:rPr>
-            <w:lang w:val="zh_TW" w:bidi="zh_TW"/>
-          </w:rPr>
-          <w:rPr>
-            <w:color w:val="0000EE"/>
-            <w:u w:val="single"/>
-          </w:rPr>
-          <w:t>詩32:2</w:t>
-        </w:r>
-      </w:hyperlink>
-      <w:r>
-        <w:rPr>
-          <w:lang w:val="zh_TW" w:bidi="zh_TW"/>
-        </w:rPr>
-        <w:t>）和人（</w:t>
-      </w:r>
-      <w:hyperlink r:id="rId15">
-        <w:r>
-          <w:rPr>
-            <w:lang w:val="zh_TW" w:bidi="zh_TW"/>
-          </w:rPr>
-          <w:rPr>
-            <w:color w:val="0000EE"/>
-            <w:u w:val="single"/>
-          </w:rPr>
-          <w:t>撒上22:15</w:t>
-        </w:r>
-      </w:hyperlink>
-      <w:r>
-        <w:rPr>
-          <w:lang w:val="zh_TW" w:bidi="zh_TW"/>
-        </w:rPr>
-        <w:t>）都參與這個過程。善行常常被算為獎賞（</w:t>
-      </w:r>
-      <w:hyperlink r:id="rId16">
-        <w:r>
-          <w:rPr>
-            <w:lang w:val="zh_TW" w:bidi="zh_TW"/>
-          </w:rPr>
-          <w:rPr>
-            <w:color w:val="0000EE"/>
-            <w:u w:val="single"/>
-          </w:rPr>
-          <w:t>詩106:30–31</w:t>
-        </w:r>
-      </w:hyperlink>
-      <w:r>
-        <w:rPr>
-          <w:lang w:val="zh_TW" w:bidi="zh_TW"/>
-        </w:rPr>
-        <w:t>），而惡行則被算為懲罰（</w:t>
-      </w:r>
-      <w:hyperlink r:id="rId17">
-        <w:r>
-          <w:rPr>
-            <w:lang w:val="zh_TW" w:bidi="zh_TW"/>
-          </w:rPr>
-          <w:rPr>
-            <w:color w:val="0000EE"/>
-            <w:u w:val="single"/>
-          </w:rPr>
-          <w:t>利17:3–4</w:t>
+        <w:t>光是良善、振奮，或與重要人物（尤其是神）相關的象徵。傳道書中的傳道者說：「光本是佳美的」（</w:t>
+      </w:r>
+      <w:hyperlink r:id="rId18">
+        <w:r>
+          <w:rPr>
+            <w:lang w:val="zh_TW" w:bidi="zh_TW"/>
+          </w:rPr>
+          <w:rPr>
+            <w:color w:val="0000EE"/>
+            <w:u w:val="single"/>
+          </w:rPr>
+          <w:t>傳11:7</w:t>
+        </w:r>
+      </w:hyperlink>
+      <w:r>
+        <w:rPr>
+          <w:lang w:val="zh_TW" w:bidi="zh_TW"/>
+        </w:rPr>
+        <w:t>）。在埃及的十災期間，埃及人陷入黑暗，而以色列人卻有光（</w:t>
+      </w:r>
+      <w:hyperlink r:id="rId19">
+        <w:r>
+          <w:rPr>
+            <w:lang w:val="zh_TW" w:bidi="zh_TW"/>
+          </w:rPr>
+          <w:rPr>
+            <w:color w:val="0000EE"/>
+            <w:u w:val="single"/>
+          </w:rPr>
+          <w:t>出10:23</w:t>
+        </w:r>
+      </w:hyperlink>
+      <w:r>
+        <w:rPr>
+          <w:lang w:val="zh_TW" w:bidi="zh_TW"/>
+        </w:rPr>
+        <w:t>）。當以色列人出埃及時，神在白日用雲柱引導他們，又在黑夜用火柱光照他們（</w:t>
+      </w:r>
+      <w:hyperlink r:id="rId20">
+        <w:r>
+          <w:rPr>
+            <w:lang w:val="zh_TW" w:bidi="zh_TW"/>
+          </w:rPr>
+          <w:rPr>
+            <w:color w:val="0000EE"/>
+            <w:u w:val="single"/>
+          </w:rPr>
+          <w:t>出13:21</w:t>
+        </w:r>
+      </w:hyperlink>
+      <w:r>
+        <w:rPr>
+          <w:lang w:val="zh_TW" w:bidi="zh_TW"/>
+        </w:rPr>
+        <w:t>）。這火柱在仇敵處於黑暗時，給以色列人光明（</w:t>
+      </w:r>
+      <w:hyperlink r:id="rId21">
+        <w:r>
+          <w:rPr>
+            <w:lang w:val="zh_TW" w:bidi="zh_TW"/>
+          </w:rPr>
+          <w:rPr>
+            <w:color w:val="0000EE"/>
+            <w:u w:val="single"/>
+          </w:rPr>
+          <w:t>出14:20</w:t>
+        </w:r>
+      </w:hyperlink>
+      <w:r>
+        <w:rPr>
+          <w:lang w:val="zh_TW" w:bidi="zh_TW"/>
+        </w:rPr>
+        <w:t>）。即使以色列犯罪，他們仍記得神沒有丟棄他們。火柱仍然存在，引導他們（</w:t>
+      </w:r>
+      <w:hyperlink r:id="rId22">
+        <w:r>
+          <w:rPr>
+            <w:lang w:val="zh_TW" w:bidi="zh_TW"/>
+          </w:rPr>
+          <w:rPr>
+            <w:color w:val="0000EE"/>
+            <w:u w:val="single"/>
+          </w:rPr>
+          <w:t>尼9:19</w:t>
+        </w:r>
+      </w:hyperlink>
+      <w:r>
+        <w:rPr>
+          <w:lang w:val="zh_TW" w:bidi="zh_TW"/>
+        </w:rPr>
+        <w:t>；參</w:t>
+      </w:r>
+      <w:hyperlink r:id="rId23">
+        <w:r>
+          <w:rPr>
+            <w:lang w:val="zh_TW" w:bidi="zh_TW"/>
+          </w:rPr>
+          <w:rPr>
+            <w:color w:val="0000EE"/>
+            <w:u w:val="single"/>
+          </w:rPr>
+          <w:t>尼9:12</w:t>
+        </w:r>
+      </w:hyperlink>
+      <w:r>
+        <w:rPr>
+          <w:lang w:val="zh_TW" w:bidi="zh_TW"/>
+        </w:rPr>
+        <w:t>；</w:t>
+      </w:r>
+      <w:hyperlink r:id="rId24">
+        <w:r>
+          <w:rPr>
+            <w:lang w:val="zh_TW" w:bidi="zh_TW"/>
+          </w:rPr>
+          <w:rPr>
+            <w:color w:val="0000EE"/>
+            <w:u w:val="single"/>
+          </w:rPr>
+          <w:t>詩78:14，</w:t>
+        </w:r>
+      </w:hyperlink>
+      <w:hyperlink r:id="rId25">
+        <w:r>
+          <w:rPr>
+            <w:lang w:val="zh_TW" w:bidi="zh_TW"/>
+          </w:rPr>
+          <w:rPr>
+            <w:color w:val="0000EE"/>
+            <w:u w:val="single"/>
+          </w:rPr>
+          <w:t>105:39</w:t>
         </w:r>
       </w:hyperlink>
       <w:r>
@@ -373,17 +499,6 @@
           <w:lang w:val="zh_TW" w:bidi="zh_TW"/>
         </w:rPr>
         <w:t>）。</w:t>
-      </w:r>
-    </w:p>
-    <w:p>
-      <w:pPr>
-        <w:pStyle w:val="Heading3"/>
-      </w:pPr>
-      <w:r>
-        <w:rPr>
-          <w:lang w:val="zh_TW" w:bidi="zh_TW"/>
-        </w:rPr>
-        <w:t>聖經解釋歸算的三種方式</w:t>
       </w:r>
     </w:p>
     <w:p>
@@ -397,76 +512,127 @@
         <w:rPr>
           <w:lang w:val="zh_TW" w:bidi="zh_TW"/>
         </w:rPr>
-        <w:t>聖經以三種主要方式解釋歸算：</w:t>
-      </w:r>
-    </w:p>
-    <w:p>
-      <w:pPr>
-        <w:pStyle w:val="ListNumber"/>
-        <w:numPr>
-          <w:ilvl w:val="0"/>
-          <w:numId w:val="14"/>
-        </w:numPr>
-        <w:spacing w:line="240" w:lineRule="auto"/>
-        <w:ind w:left="720"/>
-      </w:pPr>
-      <w:r>
-        <w:rPr>
-          <w:lang w:val="zh_TW" w:bidi="zh_TW"/>
-        </w:rPr>
-      </w:r>
-      <w:r>
-        <w:rPr>
-          <w:lang w:val="zh_TW" w:bidi="zh_TW"/>
-        </w:rPr>
-        <w:t>亞當的原罪被歸算給所有人。在神的計劃中，亞當一開始所犯的罪被歸給所有人。因此，每個人都承擔了那罪的罪責和懲罰。</w:t>
-      </w:r>
-    </w:p>
-    <w:p>
-      <w:pPr>
-        <w:pStyle w:val="ListNumber"/>
-        <w:spacing w:line="240" w:lineRule="auto"/>
-        <w:ind w:left="720"/>
-      </w:pPr>
-      <w:r>
-        <w:rPr>
-          <w:lang w:val="zh_TW" w:bidi="zh_TW"/>
-        </w:rPr>
-      </w:r>
-      <w:r>
-        <w:rPr>
-          <w:lang w:val="zh_TW" w:bidi="zh_TW"/>
-        </w:rPr>
-        <w:t>所有人的罪債和罪疚都歸算給基督。雖然耶穌是無罪的，但祂承擔了罪的刑罰。</w:t>
-      </w:r>
-    </w:p>
-    <w:p>
-      <w:pPr>
-        <w:pStyle w:val="ListNumber"/>
-        <w:spacing w:line="240" w:lineRule="auto"/>
-        <w:ind w:left="720"/>
-      </w:pPr>
-      <w:r>
-        <w:rPr>
-          <w:lang w:val="zh_TW" w:bidi="zh_TW"/>
-        </w:rPr>
-      </w:r>
-      <w:r>
-        <w:rPr>
-          <w:lang w:val="zh_TW" w:bidi="zh_TW"/>
-        </w:rPr>
-        <w:t>聖經教導，基督的公義因為祂在十字架上的工作，而歸於信徒。即使信徒並非完全聖潔，他們在神的律法前被稱為義（被宣告與神和好），並且「穿上」基督的公義。</w:t>
-      </w:r>
-    </w:p>
-    <w:p>
-      <w:pPr>
-        <w:pStyle w:val="Heading3"/>
-      </w:pPr>
-      <w:r>
-        <w:rPr>
-          <w:lang w:val="zh_TW" w:bidi="zh_TW"/>
-        </w:rPr>
-        <w:t>歸算與救恩</w:t>
+        <w:t>在舊約聖經中，光常代表神的祝福。約伯說：「他將深奧的事從黑暗中彰顯， 使死蔭顯為光明」（</w:t>
+      </w:r>
+      <w:hyperlink r:id="rId26">
+        <w:r>
+          <w:rPr>
+            <w:lang w:val="zh_TW" w:bidi="zh_TW"/>
+          </w:rPr>
+          <w:rPr>
+            <w:color w:val="0000EE"/>
+            <w:u w:val="single"/>
+          </w:rPr>
+          <w:t>伯12:22</w:t>
+        </w:r>
+      </w:hyperlink>
+      <w:r>
+        <w:rPr>
+          <w:lang w:val="zh_TW" w:bidi="zh_TW"/>
+        </w:rPr>
+        <w:t>）。當約伯遭遇患難時，他記得從前神光照他的道路，使他覺得安穩（</w:t>
+      </w:r>
+      <w:hyperlink r:id="rId27">
+        <w:r>
+          <w:rPr>
+            <w:lang w:val="zh_TW" w:bidi="zh_TW"/>
+          </w:rPr>
+          <w:rPr>
+            <w:color w:val="0000EE"/>
+            <w:u w:val="single"/>
+          </w:rPr>
+          <w:t>伯29:2–3</w:t>
+        </w:r>
+      </w:hyperlink>
+      <w:r>
+        <w:rPr>
+          <w:lang w:val="zh_TW" w:bidi="zh_TW"/>
+        </w:rPr>
+        <w:t>）。約伯的朋友以利法也說，若約伯聽從他的勸告，「亮光也必照耀你的路」（</w:t>
+      </w:r>
+      <w:hyperlink r:id="rId28">
+        <w:r>
+          <w:rPr>
+            <w:lang w:val="zh_TW" w:bidi="zh_TW"/>
+          </w:rPr>
+          <w:rPr>
+            <w:color w:val="0000EE"/>
+            <w:u w:val="single"/>
+          </w:rPr>
+          <w:t>伯22:28</w:t>
+        </w:r>
+      </w:hyperlink>
+      <w:r>
+        <w:rPr>
+          <w:lang w:val="zh_TW" w:bidi="zh_TW"/>
+        </w:rPr>
+        <w:t>）。詩篇的作者同樣把神點亮他的燈視為賜福（</w:t>
+      </w:r>
+      <w:hyperlink r:id="rId29">
+        <w:r>
+          <w:rPr>
+            <w:lang w:val="zh_TW" w:bidi="zh_TW"/>
+          </w:rPr>
+          <w:rPr>
+            <w:color w:val="0000EE"/>
+            <w:u w:val="single"/>
+          </w:rPr>
+          <w:t>詩18:28，</w:t>
+        </w:r>
+      </w:hyperlink>
+      <w:hyperlink r:id="rId30">
+        <w:r>
+          <w:rPr>
+            <w:lang w:val="zh_TW" w:bidi="zh_TW"/>
+          </w:rPr>
+          <w:rPr>
+            <w:color w:val="0000EE"/>
+            <w:u w:val="single"/>
+          </w:rPr>
+          <w:t>118:27</w:t>
+        </w:r>
+      </w:hyperlink>
+      <w:r>
+        <w:rPr>
+          <w:lang w:val="zh_TW" w:bidi="zh_TW"/>
+        </w:rPr>
+        <w:t>；參</w:t>
+      </w:r>
+      <w:hyperlink r:id="rId31">
+        <w:r>
+          <w:rPr>
+            <w:lang w:val="zh_TW" w:bidi="zh_TW"/>
+          </w:rPr>
+          <w:rPr>
+            <w:color w:val="0000EE"/>
+            <w:u w:val="single"/>
+          </w:rPr>
+          <w:t>97:11</w:t>
+        </w:r>
+      </w:hyperlink>
+      <w:r>
+        <w:rPr>
+          <w:lang w:val="zh_TW" w:bidi="zh_TW"/>
+        </w:rPr>
+        <w:t>，</w:t>
+      </w:r>
+      <w:hyperlink r:id="rId32">
+        <w:r>
+          <w:rPr>
+            <w:lang w:val="zh_TW" w:bidi="zh_TW"/>
+          </w:rPr>
+          <w:rPr>
+            <w:color w:val="0000EE"/>
+            <w:u w:val="single"/>
+          </w:rPr>
+          <w:t>112:4</w:t>
+        </w:r>
+      </w:hyperlink>
+      <w:r>
+        <w:rPr>
+          <w:lang w:val="zh_TW" w:bidi="zh_TW"/>
+        </w:rPr>
+        <w:t>）。</w:t>
       </w:r>
     </w:p>
     <w:p>
@@ -480,97 +646,115 @@
         <w:rPr>
           <w:lang w:val="zh_TW" w:bidi="zh_TW"/>
         </w:rPr>
-        <w:t>保羅解釋說，基督在十字架上承擔了信徒罪的刑罰。他寫道，神「使那無罪的替我們成為罪」（</w:t>
-      </w:r>
-      <w:hyperlink r:id="rId18">
-        <w:r>
-          <w:rPr>
-            <w:lang w:val="zh_TW" w:bidi="zh_TW"/>
-          </w:rPr>
-          <w:rPr>
-            <w:color w:val="0000EE"/>
-            <w:u w:val="single"/>
-          </w:rPr>
-          <w:t>林後5:21</w:t>
-        </w:r>
-      </w:hyperlink>
-      <w:r>
-        <w:rPr>
-          <w:lang w:val="zh_TW" w:bidi="zh_TW"/>
-        </w:rPr>
-        <w:t>）。保羅還說，基督承擔了摩西律法的咒詛（</w:t>
-      </w:r>
-      <w:hyperlink r:id="rId19">
-        <w:r>
-          <w:rPr>
-            <w:lang w:val="zh_TW" w:bidi="zh_TW"/>
-          </w:rPr>
-          <w:rPr>
-            <w:color w:val="0000EE"/>
-            <w:u w:val="single"/>
-          </w:rPr>
-          <w:t>加3:13</w:t>
-        </w:r>
-      </w:hyperlink>
-      <w:r>
-        <w:rPr>
-          <w:lang w:val="zh_TW" w:bidi="zh_TW"/>
-        </w:rPr>
-        <w:t>）。彼得在思考</w:t>
-      </w:r>
-      <w:hyperlink r:id="rId20">
-        <w:r>
-          <w:rPr>
-            <w:lang w:val="zh_TW" w:bidi="zh_TW"/>
-          </w:rPr>
-          <w:rPr>
-            <w:color w:val="0000EE"/>
-            <w:u w:val="single"/>
-          </w:rPr>
-          <w:t>以賽亞書五十三章</w:t>
-        </w:r>
-      </w:hyperlink>
-      <w:r>
-        <w:rPr>
-          <w:lang w:val="zh_TW" w:bidi="zh_TW"/>
-        </w:rPr>
-        <w:t>時說，基督「在木頭上親身擔當了我們的罪」（</w:t>
-      </w:r>
-      <w:hyperlink r:id="rId21">
-        <w:r>
-          <w:rPr>
-            <w:lang w:val="zh_TW" w:bidi="zh_TW"/>
-          </w:rPr>
-          <w:rPr>
-            <w:color w:val="0000EE"/>
-            <w:u w:val="single"/>
-          </w:rPr>
-          <w:t>彼前2:24</w:t>
-        </w:r>
-      </w:hyperlink>
-      <w:r>
-        <w:rPr>
-          <w:lang w:val="zh_TW" w:bidi="zh_TW"/>
-        </w:rPr>
-        <w:t>）。世界的罪債被加在無罪的救主身上，這觀念有助解釋基督在十字架上的呼喊：「我的神，我的神，為什麼離棄我？」（</w:t>
-      </w:r>
-      <w:hyperlink r:id="rId22">
-        <w:r>
-          <w:rPr>
-            <w:lang w:val="zh_TW" w:bidi="zh_TW"/>
-          </w:rPr>
-          <w:rPr>
-            <w:color w:val="0000EE"/>
-            <w:u w:val="single"/>
-          </w:rPr>
-          <w:t>太27:46</w:t>
-        </w:r>
-      </w:hyperlink>
-      <w:r>
-        <w:rPr>
-          <w:lang w:val="zh_TW" w:bidi="zh_TW"/>
-        </w:rPr>
-        <w:t>）。</w:t>
+        <w:t>光與神密切相連。聖經甚至說神就是光：「耶和華卻要作你永遠的光」（</w:t>
+      </w:r>
+      <w:hyperlink r:id="rId33">
+        <w:r>
+          <w:rPr>
+            <w:lang w:val="zh_TW" w:bidi="zh_TW"/>
+          </w:rPr>
+          <w:rPr>
+            <w:color w:val="0000EE"/>
+            <w:u w:val="single"/>
+          </w:rPr>
+          <w:t>賽60:19–20</w:t>
+        </w:r>
+      </w:hyperlink>
+      <w:r>
+        <w:rPr>
+          <w:lang w:val="zh_TW" w:bidi="zh_TW"/>
+        </w:rPr>
+        <w:t>）。詩人歡欣地說：「耶和華是我的亮光，是我的拯救」（</w:t>
+      </w:r>
+      <w:hyperlink r:id="rId34">
+        <w:r>
+          <w:rPr>
+            <w:lang w:val="zh_TW" w:bidi="zh_TW"/>
+          </w:rPr>
+          <w:rPr>
+            <w:color w:val="0000EE"/>
+            <w:u w:val="single"/>
+          </w:rPr>
+          <w:t>詩27:1</w:t>
+        </w:r>
+      </w:hyperlink>
+      <w:r>
+        <w:rPr>
+          <w:lang w:val="zh_TW" w:bidi="zh_TW"/>
+        </w:rPr>
+        <w:t>）。詩人描述神披上亮光，如披外袍（</w:t>
+      </w:r>
+      <w:hyperlink r:id="rId35">
+        <w:r>
+          <w:rPr>
+            <w:lang w:val="zh_TW" w:bidi="zh_TW"/>
+          </w:rPr>
+          <w:rPr>
+            <w:color w:val="0000EE"/>
+            <w:u w:val="single"/>
+          </w:rPr>
+          <w:t>詩104:2</w:t>
+        </w:r>
+      </w:hyperlink>
+      <w:r>
+        <w:rPr>
+          <w:lang w:val="zh_TW" w:bidi="zh_TW"/>
+        </w:rPr>
+        <w:t>），光明也與祂同居（</w:t>
+      </w:r>
+      <w:hyperlink r:id="rId36">
+        <w:r>
+          <w:rPr>
+            <w:lang w:val="zh_TW" w:bidi="zh_TW"/>
+          </w:rPr>
+          <w:rPr>
+            <w:color w:val="0000EE"/>
+            <w:u w:val="single"/>
+          </w:rPr>
+          <w:t>但2:22</w:t>
+        </w:r>
+      </w:hyperlink>
+      <w:r>
+        <w:rPr>
+          <w:lang w:val="zh_TW" w:bidi="zh_TW"/>
+        </w:rPr>
+        <w:t>）。對神來說，黑暗和光都是一樣的，沒有什麼能向祂隱藏（</w:t>
+      </w:r>
+      <w:hyperlink r:id="rId37">
+        <w:r>
+          <w:rPr>
+            <w:lang w:val="zh_TW" w:bidi="zh_TW"/>
+          </w:rPr>
+          <w:rPr>
+            <w:color w:val="0000EE"/>
+            <w:u w:val="single"/>
+          </w:rPr>
+          <w:t>詩139:12</w:t>
+        </w:r>
+      </w:hyperlink>
+      <w:r>
+        <w:rPr>
+          <w:lang w:val="zh_TW" w:bidi="zh_TW"/>
+        </w:rPr>
+        <w:t>）。先知彌迦也描述神為光，祂要使祂的僕人進入光明（</w:t>
+      </w:r>
+      <w:hyperlink r:id="rId38">
+        <w:r>
+          <w:rPr>
+            <w:lang w:val="zh_TW" w:bidi="zh_TW"/>
+          </w:rPr>
+          <w:rPr>
+            <w:color w:val="0000EE"/>
+            <w:u w:val="single"/>
+          </w:rPr>
+          <w:t>彌7:8–9</w:t>
+        </w:r>
+      </w:hyperlink>
+      <w:r>
+        <w:rPr>
+          <w:lang w:val="zh_TW" w:bidi="zh_TW"/>
+        </w:rPr>
+        <w:t>），顯明神要賜福給祂的百姓，使他們得勝。</w:t>
       </w:r>
     </w:p>
     <w:p>
@@ -584,102 +768,108 @@
         <w:rPr>
           <w:lang w:val="zh_TW" w:bidi="zh_TW"/>
         </w:rPr>
-        <w:t>歸算也意味著基督的公義被歸於信徒。亞伯拉罕生命中的例子說明這一點。在神應許亞伯拉罕祝福之後，</w:t>
-      </w:r>
-      <w:hyperlink r:id="rId23">
-        <w:r>
-          <w:rPr>
-            <w:lang w:val="zh_TW" w:bidi="zh_TW"/>
-          </w:rPr>
-          <w:rPr>
-            <w:color w:val="0000EE"/>
-            <w:u w:val="single"/>
-          </w:rPr>
-          <w:t>創世記十五章6節</w:t>
-        </w:r>
-      </w:hyperlink>
-      <w:r>
-        <w:rPr>
-          <w:lang w:val="zh_TW" w:bidi="zh_TW"/>
-        </w:rPr>
-        <w:t>說亞伯拉罕「信耶和華，</w:t>
-      </w:r>
-      <w:r>
-        <w:rPr>
-          <w:lang w:val="zh_TW" w:bidi="zh_TW"/>
-        </w:rPr>
-        <w:t>耶和華就以此為他的義</w:t>
-      </w:r>
-      <w:r>
-        <w:rPr>
-          <w:lang w:val="zh_TW" w:bidi="zh_TW"/>
-        </w:rPr>
-        <w:t>。」聖經教導說，沒有人生來有神所要求的公義（</w:t>
-      </w:r>
-      <w:hyperlink r:id="rId24">
-        <w:r>
-          <w:rPr>
-            <w:lang w:val="zh_TW" w:bidi="zh_TW"/>
-          </w:rPr>
-          <w:rPr>
-            <w:color w:val="0000EE"/>
-            <w:u w:val="single"/>
-          </w:rPr>
-          <w:t>詩130:3</w:t>
-        </w:r>
-      </w:hyperlink>
-      <w:r>
-        <w:rPr>
-          <w:lang w:val="zh_TW" w:bidi="zh_TW"/>
-        </w:rPr>
-        <w:t>；</w:t>
-      </w:r>
-      <w:hyperlink r:id="rId25">
-        <w:r>
-          <w:rPr>
-            <w:lang w:val="zh_TW" w:bidi="zh_TW"/>
-          </w:rPr>
-          <w:rPr>
-            <w:color w:val="0000EE"/>
-            <w:u w:val="single"/>
-          </w:rPr>
-          <w:t>賽64:6</w:t>
-        </w:r>
-      </w:hyperlink>
-      <w:r>
-        <w:rPr>
-          <w:lang w:val="zh_TW" w:bidi="zh_TW"/>
-        </w:rPr>
-        <w:t>；</w:t>
-      </w:r>
-      <w:hyperlink r:id="rId26">
-        <w:r>
-          <w:rPr>
-            <w:lang w:val="zh_TW" w:bidi="zh_TW"/>
-          </w:rPr>
-          <w:rPr>
-            <w:color w:val="0000EE"/>
-            <w:u w:val="single"/>
-          </w:rPr>
-          <w:t>羅3:10</w:t>
-        </w:r>
-      </w:hyperlink>
-      <w:r>
-        <w:rPr>
-          <w:lang w:val="zh_TW" w:bidi="zh_TW"/>
-        </w:rPr>
-        <w:t>）。但在神的救恩計劃中，祂提供了所需的公義（</w:t>
-      </w:r>
-      <w:hyperlink r:id="rId27">
-        <w:r>
-          <w:rPr>
-            <w:lang w:val="zh_TW" w:bidi="zh_TW"/>
-          </w:rPr>
-          <w:rPr>
-            <w:color w:val="0000EE"/>
-            <w:u w:val="single"/>
-          </w:rPr>
-          <w:t>賽45:24</w:t>
+        <w:t>神的賜福常被形容為「他臉上的光」。在</w:t>
+      </w:r>
+      <w:hyperlink r:id="rId39">
+        <w:r>
+          <w:rPr>
+            <w:lang w:val="zh_TW" w:bidi="zh_TW"/>
+          </w:rPr>
+          <w:rPr>
+            <w:color w:val="0000EE"/>
+            <w:u w:val="single"/>
+          </w:rPr>
+          <w:t>詩篇四篇6節</w:t>
+        </w:r>
+      </w:hyperlink>
+      <w:r>
+        <w:rPr>
+          <w:lang w:val="zh_TW" w:bidi="zh_TW"/>
+        </w:rPr>
+        <w:t>中，詩人說：「耶和華啊，求你仰起臉來，光照我們。」這裡的光就是指神的恩惠。</w:t>
+      </w:r>
+      <w:hyperlink r:id="rId40">
+        <w:r>
+          <w:rPr>
+            <w:lang w:val="zh_TW" w:bidi="zh_TW"/>
+          </w:rPr>
+          <w:rPr>
+            <w:color w:val="0000EE"/>
+            <w:u w:val="single"/>
+          </w:rPr>
+          <w:t>詩篇四十四篇3節</w:t>
+        </w:r>
+      </w:hyperlink>
+      <w:r>
+        <w:rPr>
+          <w:lang w:val="zh_TW" w:bidi="zh_TW"/>
+        </w:rPr>
+        <w:t>表明，神的光、祂的右手和祂的慈愛，使祂的百姓得勝。那些行在神光中的人是有福的（</w:t>
+      </w:r>
+      <w:hyperlink r:id="rId41">
+        <w:r>
+          <w:rPr>
+            <w:lang w:val="zh_TW" w:bidi="zh_TW"/>
+          </w:rPr>
+          <w:rPr>
+            <w:color w:val="0000EE"/>
+            <w:u w:val="single"/>
+          </w:rPr>
+          <w:t>詩89:15</w:t>
+        </w:r>
+      </w:hyperlink>
+      <w:r>
+        <w:rPr>
+          <w:lang w:val="zh_TW" w:bidi="zh_TW"/>
+        </w:rPr>
+        <w:t>），但這光也揭露隱而未現的罪（</w:t>
+      </w:r>
+      <w:hyperlink r:id="rId42">
+        <w:r>
+          <w:rPr>
+            <w:lang w:val="zh_TW" w:bidi="zh_TW"/>
+          </w:rPr>
+          <w:rPr>
+            <w:color w:val="0000EE"/>
+            <w:u w:val="single"/>
+          </w:rPr>
+          <w:t>詩90:8</w:t>
+        </w:r>
+      </w:hyperlink>
+      <w:r>
+        <w:rPr>
+          <w:lang w:val="zh_TW" w:bidi="zh_TW"/>
+        </w:rPr>
+        <w:t>）。沒有人能躲避神的鑒察，但祂的光主要代表祂同在所帶來的賜福。有一次，約伯也用這個詞語來形容來自他人的恩待（</w:t>
+      </w:r>
+      <w:hyperlink r:id="rId43">
+        <w:r>
+          <w:rPr>
+            <w:lang w:val="zh_TW" w:bidi="zh_TW"/>
+          </w:rPr>
+          <w:rPr>
+            <w:color w:val="0000EE"/>
+            <w:u w:val="single"/>
+          </w:rPr>
+          <w:t>約29:24</w:t>
+        </w:r>
+      </w:hyperlink>
+      <w:r>
+        <w:rPr>
+          <w:lang w:val="zh_TW" w:bidi="zh_TW"/>
+        </w:rPr>
+        <w:t>）。神所賜的光，使祂的僕人能與人分享祂的賜福（</w:t>
+      </w:r>
+      <w:hyperlink r:id="rId44">
+        <w:r>
+          <w:rPr>
+            <w:lang w:val="zh_TW" w:bidi="zh_TW"/>
+          </w:rPr>
+          <w:rPr>
+            <w:color w:val="0000EE"/>
+            <w:u w:val="single"/>
+          </w:rPr>
+          <w:t>賽42:6</w:t>
         </w:r>
       </w:hyperlink>
       <w:r>
@@ -688,41 +878,23 @@
         </w:rPr>
         <w:t>，</w:t>
       </w:r>
-      <w:hyperlink r:id="rId28">
-        <w:r>
-          <w:rPr>
-            <w:lang w:val="zh_TW" w:bidi="zh_TW"/>
-          </w:rPr>
-          <w:rPr>
-            <w:color w:val="0000EE"/>
-            <w:u w:val="single"/>
-          </w:rPr>
-          <w:t>54:17</w:t>
-        </w:r>
-      </w:hyperlink>
-      <w:r>
-        <w:rPr>
-          <w:lang w:val="zh_TW" w:bidi="zh_TW"/>
-        </w:rPr>
-        <w:t>；</w:t>
-      </w:r>
-      <w:hyperlink r:id="rId29">
-        <w:r>
-          <w:rPr>
-            <w:lang w:val="zh_TW" w:bidi="zh_TW"/>
-          </w:rPr>
-          <w:rPr>
-            <w:color w:val="0000EE"/>
-            <w:u w:val="single"/>
-          </w:rPr>
-          <w:t>何10:12</w:t>
-        </w:r>
-      </w:hyperlink>
-      <w:r>
-        <w:rPr>
-          <w:lang w:val="zh_TW" w:bidi="zh_TW"/>
-        </w:rPr>
-        <w:t>）。當一個人憑信心接受基督的工作時，神就將基督的公義歸給他們。</w:t>
+      <w:hyperlink r:id="rId45">
+        <w:r>
+          <w:rPr>
+            <w:lang w:val="zh_TW" w:bidi="zh_TW"/>
+          </w:rPr>
+          <w:rPr>
+            <w:color w:val="0000EE"/>
+            <w:u w:val="single"/>
+          </w:rPr>
+          <w:t>49:6</w:t>
+        </w:r>
+      </w:hyperlink>
+      <w:r>
+        <w:rPr>
+          <w:lang w:val="zh_TW" w:bidi="zh_TW"/>
+        </w:rPr>
+        <w:t>）。</w:t>
       </w:r>
     </w:p>
     <w:p>
@@ -736,73 +908,43 @@
         <w:rPr>
           <w:lang w:val="zh_TW" w:bidi="zh_TW"/>
         </w:rPr>
-        <w:t>將神的公義歸算給信徒，是保羅在羅馬書中的主要主題 （</w:t>
-      </w:r>
-      <w:hyperlink r:id="rId30">
-        <w:r>
-          <w:rPr>
-            <w:lang w:val="zh_TW" w:bidi="zh_TW"/>
-          </w:rPr>
-          <w:rPr>
-            <w:color w:val="0000EE"/>
-            <w:u w:val="single"/>
-          </w:rPr>
-          <w:t>羅3:21–5:21</w:t>
-        </w:r>
-      </w:hyperlink>
-      <w:r>
-        <w:rPr>
-          <w:lang w:val="zh_TW" w:bidi="zh_TW"/>
-        </w:rPr>
-        <w:t>）。保羅談到罪人</w:t>
-      </w:r>
-      <w:r>
-        <w:rPr>
-          <w:lang w:val="zh_TW" w:bidi="zh_TW"/>
-        </w:rPr>
-        <w:t>蒙神算為義</w:t>
-      </w:r>
-      <w:r>
-        <w:rPr>
-          <w:lang w:val="zh_TW" w:bidi="zh_TW"/>
-        </w:rPr>
-        <w:t>的喜樂（</w:t>
-      </w:r>
-      <w:hyperlink r:id="rId31">
-        <w:r>
-          <w:rPr>
-            <w:lang w:val="zh_TW" w:bidi="zh_TW"/>
-          </w:rPr>
-          <w:rPr>
-            <w:color w:val="0000EE"/>
-            <w:u w:val="single"/>
-          </w:rPr>
-          <w:t>羅4:6</w:t>
-        </w:r>
-      </w:hyperlink>
-      <w:r>
-        <w:rPr>
-          <w:lang w:val="zh_TW" w:bidi="zh_TW"/>
-        </w:rPr>
-        <w:t>）。基督的公義被歸算給人，也使人在神的法庭中得以稱為義 （</w:t>
-      </w:r>
-      <w:hyperlink r:id="rId32">
-        <w:r>
-          <w:rPr>
-            <w:lang w:val="zh_TW" w:bidi="zh_TW"/>
-          </w:rPr>
-          <w:rPr>
-            <w:color w:val="0000EE"/>
-            <w:u w:val="single"/>
-          </w:rPr>
-          <w:t>羅5:18</w:t>
-        </w:r>
-      </w:hyperlink>
-      <w:r>
-        <w:rPr>
-          <w:lang w:val="zh_TW" w:bidi="zh_TW"/>
-        </w:rPr>
-        <w:t>）。基督的死，被歸算給罪人，是聖潔的神赦免罪人的原因。聖經教導說，亞當的罪對人的負面影響被歸算給所有人，但對於相信基督的人來說，這些影響都被逆轉了。將人類的罪歸算給基督，這使祂的義可以歸算給信徒。</w:t>
+        <w:t>神的公義也與光相連。祂說：「我必堅定我的公理為萬民之光」（</w:t>
+      </w:r>
+      <w:hyperlink r:id="rId46">
+        <w:r>
+          <w:rPr>
+            <w:lang w:val="zh_TW" w:bidi="zh_TW"/>
+          </w:rPr>
+          <w:rPr>
+            <w:color w:val="0000EE"/>
+            <w:u w:val="single"/>
+          </w:rPr>
+          <w:t>賽51:4</w:t>
+        </w:r>
+      </w:hyperlink>
+      <w:r>
+        <w:rPr>
+          <w:lang w:val="zh_TW" w:bidi="zh_TW"/>
+        </w:rPr>
+        <w:t>）。在這上下文中，神的光是大有能力的，好像烈火一般。光也與善行有關，正如箴言所說：「但義人的路好像黎明的光」（</w:t>
+      </w:r>
+      <w:hyperlink r:id="rId47">
+        <w:r>
+          <w:rPr>
+            <w:lang w:val="zh_TW" w:bidi="zh_TW"/>
+          </w:rPr>
+          <w:rPr>
+            <w:color w:val="0000EE"/>
+            <w:u w:val="single"/>
+          </w:rPr>
+          <w:t>箴4:18</w:t>
+        </w:r>
+      </w:hyperlink>
+      <w:r>
+        <w:rPr>
+          <w:lang w:val="zh_TW" w:bidi="zh_TW"/>
+        </w:rPr>
+        <w:t>）。</w:t>
       </w:r>
     </w:p>
     <w:p>
@@ -814,68 +956,74 @@
       </w:r>
       <w:r>
         <w:rPr>
-          <w:i/>
-          <w:lang w:val="zh_TW" w:bidi="zh_TW"/>
-        </w:rPr>
-        <w:t>另見</w:t>
-      </w:r>
-      <w:r>
-        <w:rPr>
-          <w:lang w:val="zh_TW" w:bidi="zh_TW"/>
-        </w:rPr>
-        <w:t>亞當（人）</w:t>
-      </w:r>
-      <w:r>
-        <w:rPr>
-          <w:lang w:val="zh_TW" w:bidi="zh_TW"/>
-        </w:rPr>
-        <w:t>、</w:t>
-      </w:r>
-      <w:r>
-        <w:rPr>
-          <w:lang w:val="zh_TW" w:bidi="zh_TW"/>
-        </w:rPr>
-        <w:t>基督論</w:t>
-      </w:r>
-      <w:r>
-        <w:rPr>
-          <w:lang w:val="zh_TW" w:bidi="zh_TW"/>
-        </w:rPr>
-        <w:t>、</w:t>
-      </w:r>
-      <w:r>
-        <w:rPr>
-          <w:lang w:val="zh_TW" w:bidi="zh_TW"/>
-        </w:rPr>
-        <w:t>人類墮落</w:t>
-      </w:r>
-      <w:r>
-        <w:rPr>
-          <w:lang w:val="zh_TW" w:bidi="zh_TW"/>
-        </w:rPr>
-        <w:t>、</w:t>
-      </w:r>
-      <w:r>
-        <w:rPr>
-          <w:lang w:val="zh_TW" w:bidi="zh_TW"/>
-        </w:rPr>
-        <w:t>罪</w:t>
-      </w:r>
-      <w:r>
-        <w:rPr>
-          <w:lang w:val="zh_TW" w:bidi="zh_TW"/>
-        </w:rPr>
-        <w:t>。</w:t>
-      </w:r>
-      <w:r>
-        <w:rPr>
-          <w:lang w:val="zh_TW" w:bidi="zh_TW"/>
-        </w:rPr>
-      </w:r>
-      <w:r>
-        <w:rPr>
-          <w:lang w:val="zh_TW" w:bidi="zh_TW"/>
-        </w:rPr>
+          <w:lang w:val="zh_TW" w:bidi="zh_TW"/>
+        </w:rPr>
+        <w:t>光的缺乏被用來象徵災難。有些人「無光，在黑暗中摸索」（</w:t>
+      </w:r>
+      <w:hyperlink r:id="rId48">
+        <w:r>
+          <w:rPr>
+            <w:lang w:val="zh_TW" w:bidi="zh_TW"/>
+          </w:rPr>
+          <w:rPr>
+            <w:color w:val="0000EE"/>
+            <w:u w:val="single"/>
+          </w:rPr>
+          <w:t>伯12:25</w:t>
+        </w:r>
+      </w:hyperlink>
+      <w:r>
+        <w:rPr>
+          <w:lang w:val="zh_TW" w:bidi="zh_TW"/>
+        </w:rPr>
+        <w:t>）。約伯的朋友比勒達認為惡人的燈必因懲罰而熄滅（</w:t>
+      </w:r>
+      <w:hyperlink r:id="rId49">
+        <w:r>
+          <w:rPr>
+            <w:lang w:val="zh_TW" w:bidi="zh_TW"/>
+          </w:rPr>
+          <w:rPr>
+            <w:color w:val="0000EE"/>
+            <w:u w:val="single"/>
+          </w:rPr>
+          <w:t>伯18:5–17</w:t>
+        </w:r>
+      </w:hyperlink>
+      <w:r>
+        <w:rPr>
+          <w:lang w:val="zh_TW" w:bidi="zh_TW"/>
+        </w:rPr>
+        <w:t>）。巴比倫毀滅耶路撒冷之後，百姓哀歎說：「他引導我，使我行在黑暗中， 不行在光明裡」（</w:t>
+      </w:r>
+      <w:hyperlink r:id="rId50">
+        <w:r>
+          <w:rPr>
+            <w:lang w:val="zh_TW" w:bidi="zh_TW"/>
+          </w:rPr>
+          <w:rPr>
+            <w:color w:val="0000EE"/>
+            <w:u w:val="single"/>
+          </w:rPr>
+          <w:t>哀3:2</w:t>
+        </w:r>
+      </w:hyperlink>
+      <w:r>
+        <w:rPr>
+          <w:lang w:val="zh_TW" w:bidi="zh_TW"/>
+        </w:rPr>
+        <w:t>）。</w:t>
+      </w:r>
+    </w:p>
+    <w:p>
+      <w:pPr>
+        <w:pStyle w:val="Heading3"/>
+      </w:pPr>
+      <w:r>
+        <w:rPr>
+          <w:lang w:val="zh_TW" w:bidi="zh_TW"/>
+        </w:rPr>
+        <w:t>新約聖經中的光</w:t>
       </w:r>
     </w:p>
     <w:p>
@@ -885,21 +1033,119 @@
           <w:lang w:val="zh_TW" w:bidi="zh_TW"/>
         </w:rPr>
       </w:r>
-    </w:p>
-    <w:p>
-      <w:pPr>
-        <w:pStyle w:val="Heading2"/>
-      </w:pPr>
-      <w:r>
-        <w:rPr>
-          <w:lang w:val="zh_TW" w:bidi="zh_TW"/>
-        </w:rPr>
-        <w:t>歸信</w:t>
-      </w:r>
-      <w:r>
-        <w:rPr>
-          <w:lang w:val="zh_TW" w:bidi="zh_TW"/>
-        </w:rPr>
+      <w:r>
+        <w:rPr>
+          <w:lang w:val="zh_TW" w:bidi="zh_TW"/>
+        </w:rPr>
+        <w:t>新約聖經所提到的光，通常具有象徵意義。例如，大數的掃羅在往大馬士革的路上遇見「從天上發光」（</w:t>
+      </w:r>
+      <w:hyperlink r:id="rId51">
+        <w:r>
+          <w:rPr>
+            <w:lang w:val="zh_TW" w:bidi="zh_TW"/>
+          </w:rPr>
+          <w:rPr>
+            <w:color w:val="0000EE"/>
+            <w:u w:val="single"/>
+          </w:rPr>
+          <w:t>徒9:3</w:t>
+        </w:r>
+      </w:hyperlink>
+      <w:r>
+        <w:rPr>
+          <w:lang w:val="zh_TW" w:bidi="zh_TW"/>
+        </w:rPr>
+        <w:t>；參</w:t>
+      </w:r>
+      <w:hyperlink r:id="rId52">
+        <w:r>
+          <w:rPr>
+            <w:lang w:val="zh_TW" w:bidi="zh_TW"/>
+          </w:rPr>
+          <w:rPr>
+            <w:color w:val="0000EE"/>
+            <w:u w:val="single"/>
+          </w:rPr>
+          <w:t>22:6–11</w:t>
+        </w:r>
+      </w:hyperlink>
+      <w:r>
+        <w:rPr>
+          <w:lang w:val="zh_TW" w:bidi="zh_TW"/>
+        </w:rPr>
+        <w:t>，</w:t>
+      </w:r>
+      <w:hyperlink r:id="rId53">
+        <w:r>
+          <w:rPr>
+            <w:lang w:val="zh_TW" w:bidi="zh_TW"/>
+          </w:rPr>
+          <w:rPr>
+            <w:color w:val="0000EE"/>
+            <w:u w:val="single"/>
+          </w:rPr>
+          <w:t>26:13</w:t>
+        </w:r>
+      </w:hyperlink>
+      <w:r>
+        <w:rPr>
+          <w:lang w:val="zh_TW" w:bidi="zh_TW"/>
+        </w:rPr>
+        <w:t>），那到底是普通的光，還是別的東西，並不明確。同樣，彼得在監獄裡時，「屋裡有光照耀」（</w:t>
+      </w:r>
+      <w:hyperlink r:id="rId54">
+        <w:r>
+          <w:rPr>
+            <w:lang w:val="zh_TW" w:bidi="zh_TW"/>
+          </w:rPr>
+          <w:rPr>
+            <w:color w:val="0000EE"/>
+            <w:u w:val="single"/>
+          </w:rPr>
+          <w:t>徒12:7</w:t>
+        </w:r>
+      </w:hyperlink>
+      <w:r>
+        <w:rPr>
+          <w:lang w:val="zh_TW" w:bidi="zh_TW"/>
+        </w:rPr>
+        <w:t>）。而天上的城不需要物質的光，因為「主神要光照他們」（</w:t>
+      </w:r>
+      <w:hyperlink r:id="rId55">
+        <w:r>
+          <w:rPr>
+            <w:lang w:val="zh_TW" w:bidi="zh_TW"/>
+          </w:rPr>
+          <w:rPr>
+            <w:color w:val="0000EE"/>
+            <w:u w:val="single"/>
+          </w:rPr>
+          <w:t>啟22:5</w:t>
+        </w:r>
+      </w:hyperlink>
+      <w:r>
+        <w:rPr>
+          <w:lang w:val="zh_TW" w:bidi="zh_TW"/>
+        </w:rPr>
+        <w:t>，參</w:t>
+      </w:r>
+      <w:hyperlink r:id="rId56">
+        <w:r>
+          <w:rPr>
+            <w:lang w:val="zh_TW" w:bidi="zh_TW"/>
+          </w:rPr>
+          <w:rPr>
+            <w:color w:val="0000EE"/>
+            <w:u w:val="single"/>
+          </w:rPr>
+          <w:t>21:11、23–24</w:t>
+        </w:r>
+      </w:hyperlink>
+      <w:r>
+        <w:rPr>
+          <w:lang w:val="zh_TW" w:bidi="zh_TW"/>
+        </w:rPr>
+        <w:t>）。</w:t>
       </w:r>
     </w:p>
     <w:p>
@@ -913,18 +1159,253 @@
         <w:rPr>
           <w:lang w:val="zh_TW" w:bidi="zh_TW"/>
         </w:rPr>
-        <w:t>一個人在生活和思想上的徹底改變。對基督徒來說，這意味著從忽視神的生活方式轉變為順服基督的生活方式。歸信是悔改的結果。</w:t>
-      </w:r>
-    </w:p>
-    <w:p>
-      <w:pPr>
-        <w:pStyle w:val="Heading3"/>
-      </w:pPr>
-      <w:r>
-        <w:rPr>
-          <w:lang w:val="zh_TW" w:bidi="zh_TW"/>
-        </w:rPr>
-        <w:t>舊約中的歸信</w:t>
+        <w:t>神與光的連繫是新約聖經的常見主題。使徒約翰寫道：「神就是光，在他毫無黑暗」（</w:t>
+      </w:r>
+      <w:hyperlink r:id="rId57">
+        <w:r>
+          <w:rPr>
+            <w:lang w:val="zh_TW" w:bidi="zh_TW"/>
+          </w:rPr>
+          <w:rPr>
+            <w:color w:val="0000EE"/>
+            <w:u w:val="single"/>
+          </w:rPr>
+          <w:t>約一1:5</w:t>
+        </w:r>
+      </w:hyperlink>
+      <w:r>
+        <w:rPr>
+          <w:lang w:val="zh_TW" w:bidi="zh_TW"/>
+        </w:rPr>
+        <w:t>）。雅各書稱神為「眾光之父」（</w:t>
+      </w:r>
+      <w:hyperlink r:id="rId58">
+        <w:r>
+          <w:rPr>
+            <w:lang w:val="zh_TW" w:bidi="zh_TW"/>
+          </w:rPr>
+          <w:rPr>
+            <w:color w:val="0000EE"/>
+            <w:u w:val="single"/>
+          </w:rPr>
+          <w:t>雅1:17</w:t>
+        </w:r>
+      </w:hyperlink>
+      <w:r>
+        <w:rPr>
+          <w:lang w:val="zh_TW" w:bidi="zh_TW"/>
+        </w:rPr>
+        <w:t>）。聖經也形容神住在人不能靠近的光裡（</w:t>
+      </w:r>
+      <w:hyperlink r:id="rId59">
+        <w:r>
+          <w:rPr>
+            <w:lang w:val="zh_TW" w:bidi="zh_TW"/>
+          </w:rPr>
+          <w:rPr>
+            <w:color w:val="0000EE"/>
+            <w:u w:val="single"/>
+          </w:rPr>
+          <w:t>提前6:16</w:t>
+        </w:r>
+      </w:hyperlink>
+      <w:r>
+        <w:rPr>
+          <w:lang w:val="zh_TW" w:bidi="zh_TW"/>
+        </w:rPr>
+        <w:t>；另見</w:t>
+      </w:r>
+      <w:hyperlink r:id="rId60">
+        <w:r>
+          <w:rPr>
+            <w:lang w:val="zh_TW" w:bidi="zh_TW"/>
+          </w:rPr>
+          <w:rPr>
+            <w:color w:val="0000EE"/>
+            <w:u w:val="single"/>
+          </w:rPr>
+          <w:t>約一1:7</w:t>
+        </w:r>
+      </w:hyperlink>
+      <w:r>
+        <w:rPr>
+          <w:lang w:val="zh_TW" w:bidi="zh_TW"/>
+        </w:rPr>
+        <w:t>）。耶穌說：「我是世界的光」（</w:t>
+      </w:r>
+      <w:hyperlink r:id="rId61">
+        <w:r>
+          <w:rPr>
+            <w:lang w:val="zh_TW" w:bidi="zh_TW"/>
+          </w:rPr>
+          <w:rPr>
+            <w:color w:val="0000EE"/>
+            <w:u w:val="single"/>
+          </w:rPr>
+          <w:t>約8:12</w:t>
+        </w:r>
+      </w:hyperlink>
+      <w:r>
+        <w:rPr>
+          <w:lang w:val="zh_TW" w:bidi="zh_TW"/>
+        </w:rPr>
+        <w:t>，另見</w:t>
+      </w:r>
+      <w:hyperlink r:id="rId62">
+        <w:r>
+          <w:rPr>
+            <w:lang w:val="zh_TW" w:bidi="zh_TW"/>
+          </w:rPr>
+          <w:rPr>
+            <w:color w:val="0000EE"/>
+            <w:u w:val="single"/>
+          </w:rPr>
+          <w:t>9:5</w:t>
+        </w:r>
+      </w:hyperlink>
+      <w:r>
+        <w:rPr>
+          <w:lang w:val="zh_TW" w:bidi="zh_TW"/>
+        </w:rPr>
+        <w:t>），並且「我到世上來，乃是光，叫凡信我的，不住在黑暗裡」（</w:t>
+      </w:r>
+      <w:hyperlink r:id="rId63">
+        <w:r>
+          <w:rPr>
+            <w:lang w:val="zh_TW" w:bidi="zh_TW"/>
+          </w:rPr>
+          <w:rPr>
+            <w:color w:val="0000EE"/>
+            <w:u w:val="single"/>
+          </w:rPr>
+          <w:t>約12:46</w:t>
+        </w:r>
+      </w:hyperlink>
+      <w:r>
+        <w:rPr>
+          <w:lang w:val="zh_TW" w:bidi="zh_TW"/>
+        </w:rPr>
+        <w:t>）。使徒約翰說，耶穌自己就是光（</w:t>
+      </w:r>
+      <w:hyperlink r:id="rId64">
+        <w:r>
+          <w:rPr>
+            <w:lang w:val="zh_TW" w:bidi="zh_TW"/>
+          </w:rPr>
+          <w:rPr>
+            <w:color w:val="0000EE"/>
+            <w:u w:val="single"/>
+          </w:rPr>
+          <w:t>約1:1–10</w:t>
+        </w:r>
+      </w:hyperlink>
+      <w:r>
+        <w:rPr>
+          <w:lang w:val="zh_TW" w:bidi="zh_TW"/>
+        </w:rPr>
+        <w:t>）。施洗約翰來為這光作見證，好叫眾人因他可以信（</w:t>
+      </w:r>
+      <w:hyperlink r:id="rId65">
+        <w:r>
+          <w:rPr>
+            <w:lang w:val="zh_TW" w:bidi="zh_TW"/>
+          </w:rPr>
+          <w:rPr>
+            <w:color w:val="0000EE"/>
+            <w:u w:val="single"/>
+          </w:rPr>
+          <w:t>約1:7–8</w:t>
+        </w:r>
+      </w:hyperlink>
+      <w:r>
+        <w:rPr>
+          <w:lang w:val="zh_TW" w:bidi="zh_TW"/>
+        </w:rPr>
+        <w:t>）。凡接受這光的人，就得著權柄，作神的兒女（</w:t>
+      </w:r>
+      <w:hyperlink r:id="rId66">
+        <w:r>
+          <w:rPr>
+            <w:lang w:val="zh_TW" w:bidi="zh_TW"/>
+          </w:rPr>
+          <w:rPr>
+            <w:color w:val="0000EE"/>
+            <w:u w:val="single"/>
+          </w:rPr>
+          <w:t>約1:9–12</w:t>
+        </w:r>
+      </w:hyperlink>
+      <w:r>
+        <w:rPr>
+          <w:lang w:val="zh_TW" w:bidi="zh_TW"/>
+        </w:rPr>
+        <w:t>）。有時，光也用來表示人認識神與祂救恩的啟示（</w:t>
+      </w:r>
+      <w:hyperlink r:id="rId67">
+        <w:r>
+          <w:rPr>
+            <w:lang w:val="zh_TW" w:bidi="zh_TW"/>
+          </w:rPr>
+          <w:rPr>
+            <w:color w:val="0000EE"/>
+            <w:u w:val="single"/>
+          </w:rPr>
+          <w:t>太4:16</w:t>
+        </w:r>
+      </w:hyperlink>
+      <w:r>
+        <w:rPr>
+          <w:lang w:val="zh_TW" w:bidi="zh_TW"/>
+        </w:rPr>
+        <w:t>；</w:t>
+      </w:r>
+      <w:hyperlink r:id="rId68">
+        <w:r>
+          <w:rPr>
+            <w:lang w:val="zh_TW" w:bidi="zh_TW"/>
+          </w:rPr>
+          <w:rPr>
+            <w:color w:val="0000EE"/>
+            <w:u w:val="single"/>
+          </w:rPr>
+          <w:t>路2:32</w:t>
+        </w:r>
+      </w:hyperlink>
+      <w:r>
+        <w:rPr>
+          <w:lang w:val="zh_TW" w:bidi="zh_TW"/>
+        </w:rPr>
+        <w:t>；</w:t>
+      </w:r>
+      <w:hyperlink r:id="rId69">
+        <w:r>
+          <w:rPr>
+            <w:lang w:val="zh_TW" w:bidi="zh_TW"/>
+          </w:rPr>
+          <w:rPr>
+            <w:color w:val="0000EE"/>
+            <w:u w:val="single"/>
+          </w:rPr>
+          <w:t>徒13:47，</w:t>
+        </w:r>
+      </w:hyperlink>
+      <w:hyperlink r:id="rId70">
+        <w:r>
+          <w:rPr>
+            <w:lang w:val="zh_TW" w:bidi="zh_TW"/>
+          </w:rPr>
+          <w:rPr>
+            <w:color w:val="0000EE"/>
+            <w:u w:val="single"/>
+          </w:rPr>
+          <w:t>26:18</w:t>
+        </w:r>
+      </w:hyperlink>
+      <w:r>
+        <w:rPr>
+          <w:lang w:val="zh_TW" w:bidi="zh_TW"/>
+        </w:rPr>
+        <w:t>）。</w:t>
       </w:r>
     </w:p>
     <w:p>
@@ -938,234 +1419,115 @@
         <w:rPr>
           <w:lang w:val="zh_TW" w:bidi="zh_TW"/>
         </w:rPr>
-        <w:t>在舊約中，歸信基本上是從以前的生活方式，轉向或歸回以色列的神耶和華。以色列經常需要歸回他們的神（</w:t>
-      </w:r>
-      <w:hyperlink r:id="rId33">
-        <w:r>
-          <w:rPr>
-            <w:lang w:val="zh_TW" w:bidi="zh_TW"/>
-          </w:rPr>
-          <w:rPr>
-            <w:color w:val="0000EE"/>
-            <w:u w:val="single"/>
-          </w:rPr>
-          <w:t>申4:30</w:t>
-        </w:r>
-      </w:hyperlink>
-      <w:r>
-        <w:rPr>
-          <w:lang w:val="zh_TW" w:bidi="zh_TW"/>
-        </w:rPr>
-        <w:t>），無論是個人（</w:t>
-      </w:r>
-      <w:hyperlink r:id="rId34">
-        <w:r>
-          <w:rPr>
-            <w:lang w:val="zh_TW" w:bidi="zh_TW"/>
-          </w:rPr>
-          <w:rPr>
-            <w:color w:val="0000EE"/>
-            <w:u w:val="single"/>
-          </w:rPr>
-          <w:t>詩51篇</w:t>
-        </w:r>
-      </w:hyperlink>
-      <w:r>
-        <w:rPr>
-          <w:lang w:val="zh_TW" w:bidi="zh_TW"/>
-        </w:rPr>
-        <w:t>）還是整個民族（</w:t>
-      </w:r>
-      <w:hyperlink r:id="rId35">
-        <w:r>
-          <w:rPr>
-            <w:lang w:val="zh_TW" w:bidi="zh_TW"/>
-          </w:rPr>
-          <w:rPr>
-            <w:color w:val="0000EE"/>
-            <w:u w:val="single"/>
-          </w:rPr>
-          <w:t>耶4:1</w:t>
-        </w:r>
-      </w:hyperlink>
-      <w:r>
-        <w:rPr>
-          <w:lang w:val="zh_TW" w:bidi="zh_TW"/>
-        </w:rPr>
-        <w:t>）。其它列國需要初次轉向神（</w:t>
-      </w:r>
-      <w:hyperlink r:id="rId36">
-        <w:r>
-          <w:rPr>
-            <w:lang w:val="zh_TW" w:bidi="zh_TW"/>
-          </w:rPr>
-          <w:rPr>
-            <w:color w:val="0000EE"/>
-            <w:u w:val="single"/>
-          </w:rPr>
-          <w:t>詩22:27</w:t>
-        </w:r>
-      </w:hyperlink>
-      <w:r>
-        <w:rPr>
-          <w:lang w:val="zh_TW" w:bidi="zh_TW"/>
-        </w:rPr>
-        <w:t>）。其特徵是遠離邪惡的行為（</w:t>
-      </w:r>
-      <w:hyperlink r:id="rId37">
-        <w:r>
-          <w:rPr>
-            <w:lang w:val="zh_TW" w:bidi="zh_TW"/>
-          </w:rPr>
-          <w:rPr>
-            <w:color w:val="0000EE"/>
-            <w:u w:val="single"/>
-          </w:rPr>
-          <w:t>耶26:3</w:t>
-        </w:r>
-      </w:hyperlink>
-      <w:r>
-        <w:rPr>
-          <w:lang w:val="zh_TW" w:bidi="zh_TW"/>
-        </w:rPr>
-        <w:t>，</w:t>
-      </w:r>
-      <w:hyperlink r:id="rId38">
-        <w:r>
-          <w:rPr>
-            <w:lang w:val="zh_TW" w:bidi="zh_TW"/>
-          </w:rPr>
-          <w:rPr>
-            <w:color w:val="0000EE"/>
-            <w:u w:val="single"/>
-          </w:rPr>
-          <w:t>36:3</w:t>
-        </w:r>
-      </w:hyperlink>
-      <w:r>
-        <w:rPr>
-          <w:lang w:val="zh_TW" w:bidi="zh_TW"/>
-        </w:rPr>
-        <w:t>；</w:t>
-      </w:r>
-      <w:hyperlink r:id="rId39">
-        <w:r>
-          <w:rPr>
-            <w:lang w:val="zh_TW" w:bidi="zh_TW"/>
-          </w:rPr>
-          <w:rPr>
-            <w:color w:val="0000EE"/>
-            <w:u w:val="single"/>
-          </w:rPr>
-          <w:t>結18:21、27</w:t>
-        </w:r>
-      </w:hyperlink>
-      <w:r>
-        <w:rPr>
-          <w:lang w:val="zh_TW" w:bidi="zh_TW"/>
-        </w:rPr>
-        <w:t>，</w:t>
-      </w:r>
-      <w:hyperlink r:id="rId40">
-        <w:r>
-          <w:rPr>
-            <w:lang w:val="zh_TW" w:bidi="zh_TW"/>
-          </w:rPr>
-          <w:rPr>
-            <w:color w:val="0000EE"/>
-            <w:u w:val="single"/>
-          </w:rPr>
-          <w:t>33:9、11</w:t>
-        </w:r>
-      </w:hyperlink>
-      <w:r>
-        <w:rPr>
-          <w:lang w:val="zh_TW" w:bidi="zh_TW"/>
-        </w:rPr>
-        <w:t>）。歸信是從對神不忠的生活轉向對神順服的生活（</w:t>
-      </w:r>
-      <w:hyperlink r:id="rId41">
-        <w:r>
-          <w:rPr>
-            <w:lang w:val="zh_TW" w:bidi="zh_TW"/>
-          </w:rPr>
-          <w:rPr>
-            <w:color w:val="0000EE"/>
-            <w:u w:val="single"/>
-          </w:rPr>
-          <w:t>賽10:20–21</w:t>
-        </w:r>
-      </w:hyperlink>
-      <w:r>
-        <w:rPr>
-          <w:lang w:val="zh_TW" w:bidi="zh_TW"/>
-        </w:rPr>
-        <w:t>，</w:t>
-      </w:r>
-      <w:hyperlink r:id="rId42">
-        <w:r>
-          <w:rPr>
-            <w:lang w:val="zh_TW" w:bidi="zh_TW"/>
-          </w:rPr>
-          <w:rPr>
-            <w:color w:val="0000EE"/>
-            <w:u w:val="single"/>
-          </w:rPr>
-          <w:t>14:2</w:t>
-        </w:r>
-      </w:hyperlink>
-      <w:r>
-        <w:rPr>
-          <w:lang w:val="zh_TW" w:bidi="zh_TW"/>
-        </w:rPr>
-        <w:t>；</w:t>
-      </w:r>
-      <w:hyperlink r:id="rId43">
-        <w:r>
-          <w:rPr>
-            <w:lang w:val="zh_TW" w:bidi="zh_TW"/>
-          </w:rPr>
-          <w:rPr>
-            <w:color w:val="0000EE"/>
-            <w:u w:val="single"/>
-          </w:rPr>
-          <w:t>耶34:15</w:t>
-        </w:r>
-      </w:hyperlink>
-      <w:r>
-        <w:rPr>
-          <w:lang w:val="zh_TW" w:bidi="zh_TW"/>
-        </w:rPr>
-        <w:t>；</w:t>
-      </w:r>
-      <w:hyperlink r:id="rId44">
-        <w:r>
-          <w:rPr>
-            <w:lang w:val="zh_TW" w:bidi="zh_TW"/>
-          </w:rPr>
-          <w:rPr>
-            <w:color w:val="0000EE"/>
-            <w:u w:val="single"/>
-          </w:rPr>
-          <w:t>何14:4</w:t>
-        </w:r>
-      </w:hyperlink>
-      <w:r>
-        <w:rPr>
-          <w:lang w:val="zh_TW" w:bidi="zh_TW"/>
-        </w:rPr>
-        <w:t>）。歸信意味著內心方向的改變，並在生活方式上表現出來。</w:t>
-      </w:r>
-    </w:p>
-    <w:p>
-      <w:pPr>
-        <w:pStyle w:val="Heading3"/>
-      </w:pPr>
-      <w:r>
-        <w:rPr>
-          <w:lang w:val="zh_TW" w:bidi="zh_TW"/>
-        </w:rPr>
-        <w:t>新約中的歸信</w:t>
+        <w:t>約翰寫道，那光照在黑暗裡，黑暗卻不接受光（</w:t>
+      </w:r>
+      <w:hyperlink r:id="rId71">
+        <w:r>
+          <w:rPr>
+            <w:lang w:val="zh_TW" w:bidi="zh_TW"/>
+          </w:rPr>
+          <w:rPr>
+            <w:color w:val="0000EE"/>
+            <w:u w:val="single"/>
+          </w:rPr>
+          <w:t>約1:5</w:t>
+        </w:r>
+      </w:hyperlink>
+      <w:r>
+        <w:rPr>
+          <w:lang w:val="zh_TW" w:bidi="zh_TW"/>
+        </w:rPr>
+        <w:t>；參</w:t>
+      </w:r>
+      <w:hyperlink r:id="rId72">
+        <w:r>
+          <w:rPr>
+            <w:lang w:val="zh_TW" w:bidi="zh_TW"/>
+          </w:rPr>
+          <w:rPr>
+            <w:color w:val="0000EE"/>
+            <w:u w:val="single"/>
+          </w:rPr>
+          <w:t>約一2:8</w:t>
+        </w:r>
+      </w:hyperlink>
+      <w:r>
+        <w:rPr>
+          <w:lang w:val="zh_TW" w:bidi="zh_TW"/>
+        </w:rPr>
+        <w:t>）。他還說：「光來到世間，世人因自己的行為是惡的，不愛光，倒愛黑暗」（</w:t>
+      </w:r>
+      <w:hyperlink r:id="rId73">
+        <w:r>
+          <w:rPr>
+            <w:lang w:val="zh_TW" w:bidi="zh_TW"/>
+          </w:rPr>
+          <w:rPr>
+            <w:color w:val="0000EE"/>
+            <w:u w:val="single"/>
+          </w:rPr>
+          <w:t>約3:19</w:t>
+        </w:r>
+      </w:hyperlink>
+      <w:r>
+        <w:rPr>
+          <w:lang w:val="zh_TW" w:bidi="zh_TW"/>
+        </w:rPr>
+        <w:t>）。作惡的人避開光，行真理的人卻來就光（</w:t>
+      </w:r>
+      <w:hyperlink r:id="rId74">
+        <w:r>
+          <w:rPr>
+            <w:lang w:val="zh_TW" w:bidi="zh_TW"/>
+          </w:rPr>
+          <w:rPr>
+            <w:color w:val="0000EE"/>
+            <w:u w:val="single"/>
+          </w:rPr>
+          <w:t>約3:20–21</w:t>
+        </w:r>
+      </w:hyperlink>
+      <w:r>
+        <w:rPr>
+          <w:lang w:val="zh_TW" w:bidi="zh_TW"/>
+        </w:rPr>
+        <w:t>）。當約翰記載拉撒路復活時，耶穌說人若在黑夜行走，就必跌倒，因為他沒有光（</w:t>
+      </w:r>
+      <w:hyperlink r:id="rId75">
+        <w:r>
+          <w:rPr>
+            <w:lang w:val="zh_TW" w:bidi="zh_TW"/>
+          </w:rPr>
+          <w:rPr>
+            <w:color w:val="0000EE"/>
+            <w:u w:val="single"/>
+          </w:rPr>
+          <w:t>約11:10</w:t>
+        </w:r>
+      </w:hyperlink>
+      <w:r>
+        <w:rPr>
+          <w:lang w:val="zh_TW" w:bidi="zh_TW"/>
+        </w:rPr>
+        <w:t>）。耶穌說眾人沒有光「在」他們裡面，表明這光是屬靈的（</w:t>
+      </w:r>
+      <w:hyperlink r:id="rId61">
+        <w:r>
+          <w:rPr>
+            <w:lang w:val="zh_TW" w:bidi="zh_TW"/>
+          </w:rPr>
+          <w:rPr>
+            <w:color w:val="0000EE"/>
+            <w:u w:val="single"/>
+          </w:rPr>
+          <w:t>約8:12</w:t>
+        </w:r>
+      </w:hyperlink>
+      <w:r>
+        <w:rPr>
+          <w:lang w:val="zh_TW" w:bidi="zh_TW"/>
+        </w:rPr>
+        <w:t>）。</w:t>
       </w:r>
     </w:p>
     <w:p>
@@ -1179,187 +1541,79 @@
         <w:rPr>
           <w:lang w:val="zh_TW" w:bidi="zh_TW"/>
         </w:rPr>
-        <w:t>在新約中，施洗約翰首先呼籲歸信（</w:t>
-      </w:r>
-      <w:hyperlink r:id="rId45">
-        <w:r>
-          <w:rPr>
-            <w:lang w:val="zh_TW" w:bidi="zh_TW"/>
-          </w:rPr>
-          <w:rPr>
-            <w:color w:val="0000EE"/>
-            <w:u w:val="single"/>
-          </w:rPr>
-          <w:t>太3:2</w:t>
-        </w:r>
-      </w:hyperlink>
-      <w:r>
-        <w:rPr>
-          <w:lang w:val="zh_TW" w:bidi="zh_TW"/>
-        </w:rPr>
-        <w:t>；</w:t>
-      </w:r>
-      <w:hyperlink r:id="rId46">
-        <w:r>
-          <w:rPr>
-            <w:lang w:val="zh_TW" w:bidi="zh_TW"/>
-          </w:rPr>
-          <w:rPr>
-            <w:color w:val="0000EE"/>
-            <w:u w:val="single"/>
-          </w:rPr>
-          <w:t>可1:4</w:t>
-        </w:r>
-      </w:hyperlink>
-      <w:r>
-        <w:rPr>
-          <w:lang w:val="zh_TW" w:bidi="zh_TW"/>
-        </w:rPr>
-        <w:t>；</w:t>
-      </w:r>
-      <w:hyperlink r:id="rId47">
-        <w:r>
-          <w:rPr>
-            <w:lang w:val="zh_TW" w:bidi="zh_TW"/>
-          </w:rPr>
-          <w:rPr>
-            <w:color w:val="0000EE"/>
-            <w:u w:val="single"/>
-          </w:rPr>
-          <w:t>路3:3</w:t>
-        </w:r>
-      </w:hyperlink>
-      <w:r>
-        <w:rPr>
-          <w:lang w:val="zh_TW" w:bidi="zh_TW"/>
-        </w:rPr>
-        <w:t>），他發出先知的呼籲，要求人們改變心意（這是此希臘文詞語的根本含義），因為神的國近了。這種生命的改變必須包括行為的改變，以證明其真實性（</w:t>
-      </w:r>
-      <w:hyperlink r:id="rId48">
-        <w:r>
-          <w:rPr>
-            <w:lang w:val="zh_TW" w:bidi="zh_TW"/>
-          </w:rPr>
-          <w:rPr>
-            <w:color w:val="0000EE"/>
-            <w:u w:val="single"/>
-          </w:rPr>
-          <w:t>太3:8</w:t>
-        </w:r>
-      </w:hyperlink>
-      <w:r>
-        <w:rPr>
-          <w:lang w:val="zh_TW" w:bidi="zh_TW"/>
-        </w:rPr>
-        <w:t>；</w:t>
-      </w:r>
-      <w:hyperlink r:id="rId49">
-        <w:r>
-          <w:rPr>
-            <w:lang w:val="zh_TW" w:bidi="zh_TW"/>
-          </w:rPr>
-          <w:rPr>
-            <w:color w:val="0000EE"/>
-            <w:u w:val="single"/>
-          </w:rPr>
-          <w:t>路3:8</w:t>
-        </w:r>
-      </w:hyperlink>
-      <w:r>
-        <w:rPr>
-          <w:lang w:val="zh_TW" w:bidi="zh_TW"/>
-        </w:rPr>
-        <w:t>）。耶穌也傳講同樣的信息（</w:t>
-      </w:r>
-      <w:hyperlink r:id="rId50">
-        <w:r>
-          <w:rPr>
-            <w:lang w:val="zh_TW" w:bidi="zh_TW"/>
-          </w:rPr>
-          <w:rPr>
-            <w:color w:val="0000EE"/>
-            <w:u w:val="single"/>
-          </w:rPr>
-          <w:t>太4:17</w:t>
-        </w:r>
-      </w:hyperlink>
-      <w:r>
-        <w:rPr>
-          <w:lang w:val="zh_TW" w:bidi="zh_TW"/>
-        </w:rPr>
-        <w:t>；</w:t>
-      </w:r>
-      <w:hyperlink r:id="rId51">
-        <w:r>
-          <w:rPr>
-            <w:lang w:val="zh_TW" w:bidi="zh_TW"/>
-          </w:rPr>
-          <w:rPr>
-            <w:color w:val="0000EE"/>
-            <w:u w:val="single"/>
-          </w:rPr>
-          <w:t>可1:15</w:t>
-        </w:r>
-      </w:hyperlink>
-      <w:r>
-        <w:rPr>
-          <w:lang w:val="zh_TW" w:bidi="zh_TW"/>
-        </w:rPr>
-        <w:t>）。祂還說，由於神的國度已經在祂身上到來，順服祂是歸信好消息的一部分。然而，這也可能是壞消息，因為如果不做出這種徹底的改變，就會被定罪（</w:t>
-      </w:r>
-      <w:hyperlink r:id="rId52">
-        <w:r>
-          <w:rPr>
-            <w:lang w:val="zh_TW" w:bidi="zh_TW"/>
-          </w:rPr>
-          <w:rPr>
-            <w:color w:val="0000EE"/>
-            <w:u w:val="single"/>
-          </w:rPr>
-          <w:t>太11:20</w:t>
-        </w:r>
-      </w:hyperlink>
-      <w:r>
-        <w:rPr>
-          <w:lang w:val="zh_TW" w:bidi="zh_TW"/>
-        </w:rPr>
-        <w:t>；</w:t>
-      </w:r>
-      <w:hyperlink r:id="rId53">
-        <w:r>
-          <w:rPr>
-            <w:lang w:val="zh_TW" w:bidi="zh_TW"/>
-          </w:rPr>
-          <w:rPr>
-            <w:color w:val="0000EE"/>
-            <w:u w:val="single"/>
-          </w:rPr>
-          <w:t>路13:3–5</w:t>
-        </w:r>
-      </w:hyperlink>
-      <w:r>
-        <w:rPr>
-          <w:lang w:val="zh_TW" w:bidi="zh_TW"/>
-        </w:rPr>
-        <w:t>）。歸信是徹底的，但也是簡單的。它要求我們像小孩子一樣全然委身，而不是像成人的算計和自我保護（</w:t>
-      </w:r>
-      <w:hyperlink r:id="rId54">
-        <w:r>
-          <w:rPr>
-            <w:lang w:val="zh_TW" w:bidi="zh_TW"/>
-          </w:rPr>
-          <w:rPr>
-            <w:color w:val="0000EE"/>
-            <w:u w:val="single"/>
-          </w:rPr>
-          <w:t>太18:3</w:t>
-        </w:r>
-      </w:hyperlink>
-      <w:r>
-        <w:rPr>
-          <w:lang w:val="zh_TW" w:bidi="zh_TW"/>
-        </w:rPr>
-        <w:t>）。成人謹慎、自我保護的態度，與孩子的簡單、真誠信任和開放的態度，形成對比。</w:t>
+        <w:t>信徒被描述為「光明之子」（</w:t>
+      </w:r>
+      <w:hyperlink r:id="rId76">
+        <w:r>
+          <w:rPr>
+            <w:lang w:val="zh_TW" w:bidi="zh_TW"/>
+          </w:rPr>
+          <w:rPr>
+            <w:color w:val="0000EE"/>
+            <w:u w:val="single"/>
+          </w:rPr>
+          <w:t>約12:36</w:t>
+        </w:r>
+      </w:hyperlink>
+      <w:r>
+        <w:rPr>
+          <w:lang w:val="zh_TW" w:bidi="zh_TW"/>
+        </w:rPr>
+        <w:t>；另見</w:t>
+      </w:r>
+      <w:hyperlink r:id="rId77">
+        <w:r>
+          <w:rPr>
+            <w:lang w:val="zh_TW" w:bidi="zh_TW"/>
+          </w:rPr>
+          <w:rPr>
+            <w:color w:val="0000EE"/>
+            <w:u w:val="single"/>
+          </w:rPr>
+          <w:t>路16:8</w:t>
+        </w:r>
+      </w:hyperlink>
+      <w:r>
+        <w:rPr>
+          <w:lang w:val="zh_TW" w:bidi="zh_TW"/>
+        </w:rPr>
+        <w:t>）。他們的生命因與光的連結而改變。保羅也寫道，基督徒「都是光明之子，都是白晝之子」（</w:t>
+      </w:r>
+      <w:hyperlink r:id="rId78">
+        <w:r>
+          <w:rPr>
+            <w:lang w:val="zh_TW" w:bidi="zh_TW"/>
+          </w:rPr>
+          <w:rPr>
+            <w:color w:val="0000EE"/>
+            <w:u w:val="single"/>
+          </w:rPr>
+          <w:t>帖前5:5</w:t>
+        </w:r>
+      </w:hyperlink>
+      <w:r>
+        <w:rPr>
+          <w:lang w:val="zh_TW" w:bidi="zh_TW"/>
+        </w:rPr>
+        <w:t>）。約翰壹書勸勉基督徒要「在光明中行」（</w:t>
+      </w:r>
+      <w:hyperlink r:id="rId60">
+        <w:r>
+          <w:rPr>
+            <w:lang w:val="zh_TW" w:bidi="zh_TW"/>
+          </w:rPr>
+          <w:rPr>
+            <w:color w:val="0000EE"/>
+            <w:u w:val="single"/>
+          </w:rPr>
+          <w:t>約一1:7</w:t>
+        </w:r>
+      </w:hyperlink>
+      <w:r>
+        <w:rPr>
+          <w:lang w:val="zh_TW" w:bidi="zh_TW"/>
+        </w:rPr>
+        <w:t>），意思是他們應當活出良善和真理的生命。</w:t>
       </w:r>
     </w:p>
     <w:p>
@@ -1373,162 +1627,72 @@
         <w:rPr>
           <w:lang w:val="zh_TW" w:bidi="zh_TW"/>
         </w:rPr>
-        <w:t>除了四福音書和使徒行傳，歸信在新約中並不常見。當它在使徒行傳中使用時，歸信</w:t>
-      </w:r>
-    </w:p>
-    <w:p>
-      <w:pPr>
-        <w:pStyle w:val="ListBullet"/>
-        <w:spacing w:line="240" w:lineRule="auto"/>
-        <w:ind w:left="720"/>
-      </w:pPr>
-      <w:r>
-        <w:rPr>
-          <w:lang w:val="zh_TW" w:bidi="zh_TW"/>
-        </w:rPr>
-      </w:r>
-      <w:r>
-        <w:rPr>
-          <w:lang w:val="zh_TW" w:bidi="zh_TW"/>
-        </w:rPr>
-        <w:t>構成福音講道中最重要的部分——形成委身的呼召（</w:t>
-      </w:r>
-      <w:hyperlink r:id="rId55">
-        <w:r>
-          <w:rPr>
-            <w:lang w:val="zh_TW" w:bidi="zh_TW"/>
-          </w:rPr>
-          <w:rPr>
-            <w:color w:val="0000EE"/>
-            <w:u w:val="single"/>
-          </w:rPr>
-          <w:t>2:38</w:t>
-        </w:r>
-      </w:hyperlink>
-      <w:r>
-        <w:rPr>
-          <w:lang w:val="zh_TW" w:bidi="zh_TW"/>
-        </w:rPr>
-        <w:t>，</w:t>
-      </w:r>
-      <w:hyperlink r:id="rId56">
-        <w:r>
-          <w:rPr>
-            <w:lang w:val="zh_TW" w:bidi="zh_TW"/>
-          </w:rPr>
-          <w:rPr>
-            <w:color w:val="0000EE"/>
-            <w:u w:val="single"/>
-          </w:rPr>
-          <w:t>3:19</w:t>
-        </w:r>
-      </w:hyperlink>
-      <w:r>
-        <w:rPr>
-          <w:lang w:val="zh_TW" w:bidi="zh_TW"/>
-        </w:rPr>
-        <w:t>，</w:t>
-      </w:r>
-      <w:hyperlink r:id="rId57">
-        <w:r>
-          <w:rPr>
-            <w:lang w:val="zh_TW" w:bidi="zh_TW"/>
-          </w:rPr>
-          <w:rPr>
-            <w:color w:val="0000EE"/>
-            <w:u w:val="single"/>
-          </w:rPr>
-          <w:t>8:22</w:t>
-        </w:r>
-      </w:hyperlink>
-      <w:r>
-        <w:rPr>
-          <w:lang w:val="zh_TW" w:bidi="zh_TW"/>
-        </w:rPr>
-        <w:t>），</w:t>
-      </w:r>
-    </w:p>
-    <w:p>
-      <w:pPr>
-        <w:pStyle w:val="ListBullet"/>
-        <w:spacing w:line="240" w:lineRule="auto"/>
-        <w:ind w:left="720"/>
-      </w:pPr>
-      <w:r>
-        <w:rPr>
-          <w:lang w:val="zh_TW" w:bidi="zh_TW"/>
-        </w:rPr>
-      </w:r>
-      <w:r>
-        <w:rPr>
-          <w:lang w:val="zh_TW" w:bidi="zh_TW"/>
-        </w:rPr>
-        <w:t>描述新基督徒對主的委身（</w:t>
-      </w:r>
-      <w:hyperlink r:id="rId58">
-        <w:r>
-          <w:rPr>
-            <w:lang w:val="zh_TW" w:bidi="zh_TW"/>
-          </w:rPr>
-          <w:rPr>
-            <w:color w:val="0000EE"/>
-            <w:u w:val="single"/>
-          </w:rPr>
-          <w:t>9:35</w:t>
-        </w:r>
-      </w:hyperlink>
-      <w:r>
-        <w:rPr>
-          <w:lang w:val="zh_TW" w:bidi="zh_TW"/>
-        </w:rPr>
-        <w:t>，</w:t>
-      </w:r>
-      <w:hyperlink r:id="rId59">
-        <w:r>
-          <w:rPr>
-            <w:lang w:val="zh_TW" w:bidi="zh_TW"/>
-          </w:rPr>
-          <w:rPr>
-            <w:color w:val="0000EE"/>
-            <w:u w:val="single"/>
-          </w:rPr>
-          <w:t>11:21</w:t>
-        </w:r>
-      </w:hyperlink>
-      <w:r>
-        <w:rPr>
-          <w:lang w:val="zh_TW" w:bidi="zh_TW"/>
-        </w:rPr>
-        <w:t>），以及</w:t>
-      </w:r>
-    </w:p>
-    <w:p>
-      <w:pPr>
-        <w:pStyle w:val="ListBullet"/>
-        <w:spacing w:line="240" w:lineRule="auto"/>
-        <w:ind w:left="720"/>
-      </w:pPr>
-      <w:r>
-        <w:rPr>
-          <w:lang w:val="zh_TW" w:bidi="zh_TW"/>
-        </w:rPr>
-      </w:r>
-      <w:r>
-        <w:rPr>
-          <w:lang w:val="zh_TW" w:bidi="zh_TW"/>
-        </w:rPr>
-        <w:t>描繪生命從黑暗轉向光明的改變（</w:t>
-      </w:r>
-      <w:hyperlink r:id="rId60">
-        <w:r>
-          <w:rPr>
-            <w:lang w:val="zh_TW" w:bidi="zh_TW"/>
-          </w:rPr>
-          <w:rPr>
-            <w:color w:val="0000EE"/>
-            <w:u w:val="single"/>
-          </w:rPr>
-          <w:t>26:18–20</w:t>
+        <w:t>耶穌告訴祂的跟隨者：「你們是世上的光」（</w:t>
+      </w:r>
+      <w:hyperlink r:id="rId79">
+        <w:r>
+          <w:rPr>
+            <w:lang w:val="zh_TW" w:bidi="zh_TW"/>
+          </w:rPr>
+          <w:rPr>
+            <w:color w:val="0000EE"/>
+            <w:u w:val="single"/>
+          </w:rPr>
+          <w:t>太5:14</w:t>
+        </w:r>
+      </w:hyperlink>
+      <w:r>
+        <w:rPr>
+          <w:lang w:val="zh_TW" w:bidi="zh_TW"/>
+        </w:rPr>
+        <w:t>）。這句話的意思是，基督徒應當藉著敬虔的生活反映神的光。當耶穌被稱為世上的光時，意思是祂能拯救世人，並顯明真理。而當信徒被稱為世上的光時，並不是說他們能拯救世人，而是他們藉著生命指示世人通往救恩的道路。耶穌吩咐他們要藉著善行讓光照在人前，使人將榮耀歸給神（</w:t>
+      </w:r>
+      <w:hyperlink r:id="rId79">
+        <w:r>
+          <w:rPr>
+            <w:lang w:val="zh_TW" w:bidi="zh_TW"/>
+          </w:rPr>
+          <w:rPr>
+            <w:color w:val="0000EE"/>
+            <w:u w:val="single"/>
+          </w:rPr>
+          <w:t>太5:16</w:t>
+        </w:r>
+      </w:hyperlink>
+      <w:r>
+        <w:rPr>
+          <w:lang w:val="zh_TW" w:bidi="zh_TW"/>
+        </w:rPr>
+        <w:t>）。基督徒必須充分使用他們所得的光，若忽視它而仍活在黑暗中，他們的處境更為可悲，因為他們明白真理卻選擇背棄它（</w:t>
+      </w:r>
+      <w:hyperlink r:id="rId80">
+        <w:r>
+          <w:rPr>
+            <w:lang w:val="zh_TW" w:bidi="zh_TW"/>
+          </w:rPr>
+          <w:rPr>
+            <w:color w:val="0000EE"/>
+            <w:u w:val="single"/>
+          </w:rPr>
+          <w:t>太6:23</w:t>
+        </w:r>
+      </w:hyperlink>
+      <w:r>
+        <w:rPr>
+          <w:lang w:val="zh_TW" w:bidi="zh_TW"/>
+        </w:rPr>
+        <w:t>；</w:t>
+      </w:r>
+      <w:hyperlink r:id="rId81">
+        <w:r>
+          <w:rPr>
+            <w:lang w:val="zh_TW" w:bidi="zh_TW"/>
+          </w:rPr>
+          <w:rPr>
+            <w:color w:val="0000EE"/>
+            <w:u w:val="single"/>
+          </w:rPr>
+          <w:t>路11:35</w:t>
         </w:r>
       </w:hyperlink>
       <w:r>
@@ -1549,151 +1713,7 @@
         <w:rPr>
           <w:lang w:val="zh_TW" w:bidi="zh_TW"/>
         </w:rPr>
-        <w:t>在提到歸信時，後來的福音書作者則</w:t>
-      </w:r>
-    </w:p>
-    <w:p>
-      <w:pPr>
-        <w:pStyle w:val="ListBullet"/>
-        <w:spacing w:line="240" w:lineRule="auto"/>
-        <w:ind w:left="720"/>
-      </w:pPr>
-      <w:r>
-        <w:rPr>
-          <w:lang w:val="zh_TW" w:bidi="zh_TW"/>
-        </w:rPr>
-      </w:r>
-      <w:r>
-        <w:rPr>
-          <w:lang w:val="zh_TW" w:bidi="zh_TW"/>
-        </w:rPr>
-        <w:t>回顧歸信經歷（</w:t>
-      </w:r>
-      <w:hyperlink r:id="rId61">
-        <w:r>
-          <w:rPr>
-            <w:lang w:val="zh_TW" w:bidi="zh_TW"/>
-          </w:rPr>
-          <w:rPr>
-            <w:color w:val="0000EE"/>
-            <w:u w:val="single"/>
-          </w:rPr>
-          <w:t>林書3:16</w:t>
-        </w:r>
-      </w:hyperlink>
-      <w:r>
-        <w:rPr>
-          <w:lang w:val="zh_TW" w:bidi="zh_TW"/>
-        </w:rPr>
-        <w:t>），</w:t>
-      </w:r>
-    </w:p>
-    <w:p>
-      <w:pPr>
-        <w:pStyle w:val="ListBullet"/>
-        <w:spacing w:line="240" w:lineRule="auto"/>
-        <w:ind w:left="720"/>
-      </w:pPr>
-      <w:r>
-        <w:rPr>
-          <w:lang w:val="zh_TW" w:bidi="zh_TW"/>
-        </w:rPr>
-      </w:r>
-      <w:r>
-        <w:rPr>
-          <w:lang w:val="zh_TW" w:bidi="zh_TW"/>
-        </w:rPr>
-        <w:t>擔心基督徒轉向異教或猶太教（</w:t>
-      </w:r>
-      <w:hyperlink r:id="rId62">
-        <w:r>
-          <w:rPr>
-            <w:lang w:val="zh_TW" w:bidi="zh_TW"/>
-          </w:rPr>
-          <w:rPr>
-            <w:color w:val="0000EE"/>
-            <w:u w:val="single"/>
-          </w:rPr>
-          <w:t>加4:9</w:t>
-        </w:r>
-      </w:hyperlink>
-      <w:r>
-        <w:rPr>
-          <w:lang w:val="zh_TW" w:bidi="zh_TW"/>
-        </w:rPr>
-        <w:t>），以及</w:t>
-      </w:r>
-    </w:p>
-    <w:p>
-      <w:pPr>
-        <w:pStyle w:val="ListBullet"/>
-        <w:spacing w:line="240" w:lineRule="auto"/>
-        <w:ind w:left="720"/>
-      </w:pPr>
-      <w:r>
-        <w:rPr>
-          <w:lang w:val="zh_TW" w:bidi="zh_TW"/>
-        </w:rPr>
-      </w:r>
-      <w:r>
-        <w:rPr>
-          <w:lang w:val="zh_TW" w:bidi="zh_TW"/>
-        </w:rPr>
-        <w:t>呼籲那些離開信仰並面臨審判危險的基督徒，重新歸信（</w:t>
-      </w:r>
-      <w:hyperlink r:id="rId63">
-        <w:r>
-          <w:rPr>
-            <w:lang w:val="zh_TW" w:bidi="zh_TW"/>
-          </w:rPr>
-          <w:rPr>
-            <w:color w:val="0000EE"/>
-            <w:u w:val="single"/>
-          </w:rPr>
-          <w:t>雅5:19–20</w:t>
-        </w:r>
-      </w:hyperlink>
-      <w:r>
-        <w:rPr>
-          <w:lang w:val="zh_TW" w:bidi="zh_TW"/>
-        </w:rPr>
-        <w:t>；</w:t>
-      </w:r>
-      <w:hyperlink r:id="rId64">
-        <w:r>
-          <w:rPr>
-            <w:lang w:val="zh_TW" w:bidi="zh_TW"/>
-          </w:rPr>
-          <w:rPr>
-            <w:color w:val="0000EE"/>
-            <w:u w:val="single"/>
-          </w:rPr>
-          <w:t>啟2:5、16、22</w:t>
-        </w:r>
-      </w:hyperlink>
-      <w:r>
-        <w:rPr>
-          <w:lang w:val="zh_TW" w:bidi="zh_TW"/>
-        </w:rPr>
-        <w:t>，</w:t>
-      </w:r>
-      <w:hyperlink r:id="rId65">
-        <w:r>
-          <w:rPr>
-            <w:lang w:val="zh_TW" w:bidi="zh_TW"/>
-          </w:rPr>
-          <w:rPr>
-            <w:color w:val="0000EE"/>
-            <w:u w:val="single"/>
-          </w:rPr>
-          <w:t>3:19</w:t>
-        </w:r>
-      </w:hyperlink>
-      <w:r>
-        <w:rPr>
-          <w:lang w:val="zh_TW" w:bidi="zh_TW"/>
-        </w:rPr>
-        <w:t>）。</w:t>
+        <w:t>現代人並不容易接受光的比喻。但聖經教導說，基督的光已經照亮所有基督徒。如果他們忽視這光，仍像活在黑暗裡，那麼他們就仍舊陷在深暗之中。他們比其他人更糟，因為他們知道光是什麼，也知道光對他們的意義，卻轉身離棄它。</w:t>
       </w:r>
     </w:p>
     <w:p>
@@ -1705,319 +1725,9 @@
       </w:r>
       <w:r>
         <w:rPr>
-          <w:lang w:val="zh_TW" w:bidi="zh_TW"/>
-        </w:rPr>
-        <w:t>正如舊約以及約翰和耶穌的宣講，歸信包含三個要素。</w:t>
-      </w:r>
-    </w:p>
-    <w:p>
-      <w:pPr>
-        <w:pStyle w:val="ListNumber"/>
-        <w:numPr>
-          <w:ilvl w:val="0"/>
-          <w:numId w:val="15"/>
-        </w:numPr>
-        <w:spacing w:line="240" w:lineRule="auto"/>
-        <w:ind w:left="720"/>
-      </w:pPr>
-      <w:r>
-        <w:rPr>
-          <w:lang w:val="zh_TW" w:bidi="zh_TW"/>
-        </w:rPr>
-      </w:r>
-      <w:r>
-        <w:rPr>
-          <w:lang w:val="zh_TW" w:bidi="zh_TW"/>
-        </w:rPr>
-        <w:t>歸信是</w:t>
-      </w:r>
-      <w:r>
-        <w:rPr>
           <w:i/>
           <w:lang w:val="zh_TW" w:bidi="zh_TW"/>
         </w:rPr>
-        <w:t>從</w:t>
-      </w:r>
-      <w:r>
-        <w:rPr>
-          <w:lang w:val="zh_TW" w:bidi="zh_TW"/>
-        </w:rPr>
-        <w:t>某些事物中轉離，包括具體的罪、假神或僅僅是為自己而活的生活（</w:t>
-      </w:r>
-      <w:hyperlink r:id="rId66">
-        <w:r>
-          <w:rPr>
-            <w:lang w:val="zh_TW" w:bidi="zh_TW"/>
-          </w:rPr>
-          <w:rPr>
-            <w:color w:val="0000EE"/>
-            <w:u w:val="single"/>
-          </w:rPr>
-          <w:t>帖前1:9</w:t>
-        </w:r>
-      </w:hyperlink>
-      <w:r>
-        <w:rPr>
-          <w:lang w:val="zh_TW" w:bidi="zh_TW"/>
-        </w:rPr>
-        <w:t>；</w:t>
-      </w:r>
-      <w:hyperlink r:id="rId67">
-        <w:r>
-          <w:rPr>
-            <w:lang w:val="zh_TW" w:bidi="zh_TW"/>
-          </w:rPr>
-          <w:rPr>
-            <w:color w:val="0000EE"/>
-            <w:u w:val="single"/>
-          </w:rPr>
-          <w:t>啟9:20–21</w:t>
-        </w:r>
-      </w:hyperlink>
-      <w:r>
-        <w:rPr>
-          <w:lang w:val="zh_TW" w:bidi="zh_TW"/>
-        </w:rPr>
-        <w:t>，</w:t>
-      </w:r>
-      <w:hyperlink r:id="rId68">
-        <w:r>
-          <w:rPr>
-            <w:lang w:val="zh_TW" w:bidi="zh_TW"/>
-          </w:rPr>
-          <w:rPr>
-            <w:color w:val="0000EE"/>
-            <w:u w:val="single"/>
-          </w:rPr>
-          <w:t>16:11</w:t>
-        </w:r>
-      </w:hyperlink>
-      <w:r>
-        <w:rPr>
-          <w:lang w:val="zh_TW" w:bidi="zh_TW"/>
-        </w:rPr>
-        <w:t>）。</w:t>
-      </w:r>
-    </w:p>
-    <w:p>
-      <w:pPr>
-        <w:pStyle w:val="ListNumber"/>
-        <w:spacing w:line="240" w:lineRule="auto"/>
-        <w:ind w:left="720"/>
-      </w:pPr>
-      <w:r>
-        <w:rPr>
-          <w:lang w:val="zh_TW" w:bidi="zh_TW"/>
-        </w:rPr>
-      </w:r>
-      <w:r>
-        <w:rPr>
-          <w:lang w:val="zh_TW" w:bidi="zh_TW"/>
-        </w:rPr>
-        <w:t>歸信是神的旨意，也是祂在世界上恩典工作的結果（</w:t>
-      </w:r>
-      <w:hyperlink r:id="rId69">
-        <w:r>
-          <w:rPr>
-            <w:lang w:val="zh_TW" w:bidi="zh_TW"/>
-          </w:rPr>
-          <w:rPr>
-            <w:color w:val="0000EE"/>
-            <w:u w:val="single"/>
-          </w:rPr>
-          <w:t>徒11:18</w:t>
-        </w:r>
-      </w:hyperlink>
-      <w:r>
-        <w:rPr>
-          <w:lang w:val="zh_TW" w:bidi="zh_TW"/>
-        </w:rPr>
-        <w:t>；</w:t>
-      </w:r>
-      <w:hyperlink r:id="rId70">
-        <w:r>
-          <w:rPr>
-            <w:lang w:val="zh_TW" w:bidi="zh_TW"/>
-          </w:rPr>
-          <w:rPr>
-            <w:color w:val="0000EE"/>
-            <w:u w:val="single"/>
-          </w:rPr>
-          <w:t>羅2:4</w:t>
-        </w:r>
-      </w:hyperlink>
-      <w:r>
-        <w:rPr>
-          <w:lang w:val="zh_TW" w:bidi="zh_TW"/>
-        </w:rPr>
-        <w:t>；</w:t>
-      </w:r>
-      <w:hyperlink r:id="rId71">
-        <w:r>
-          <w:rPr>
-            <w:lang w:val="zh_TW" w:bidi="zh_TW"/>
-          </w:rPr>
-          <w:rPr>
-            <w:color w:val="0000EE"/>
-            <w:u w:val="single"/>
-          </w:rPr>
-          <w:t>林後7:10</w:t>
-        </w:r>
-      </w:hyperlink>
-      <w:r>
-        <w:rPr>
-          <w:lang w:val="zh_TW" w:bidi="zh_TW"/>
-        </w:rPr>
-        <w:t>；</w:t>
-      </w:r>
-      <w:hyperlink r:id="rId72">
-        <w:r>
-          <w:rPr>
-            <w:lang w:val="zh_TW" w:bidi="zh_TW"/>
-          </w:rPr>
-          <w:rPr>
-            <w:color w:val="0000EE"/>
-            <w:u w:val="single"/>
-          </w:rPr>
-          <w:t>提後2:25</w:t>
-        </w:r>
-      </w:hyperlink>
-      <w:r>
-        <w:rPr>
-          <w:lang w:val="zh_TW" w:bidi="zh_TW"/>
-        </w:rPr>
-        <w:t>；</w:t>
-      </w:r>
-      <w:hyperlink r:id="rId73">
-        <w:r>
-          <w:rPr>
-            <w:lang w:val="zh_TW" w:bidi="zh_TW"/>
-          </w:rPr>
-          <w:rPr>
-            <w:color w:val="0000EE"/>
-            <w:u w:val="single"/>
-          </w:rPr>
-          <w:t>彼後3:9</w:t>
-        </w:r>
-      </w:hyperlink>
-      <w:r>
-        <w:rPr>
-          <w:lang w:val="zh_TW" w:bidi="zh_TW"/>
-        </w:rPr>
-        <w:t>）。</w:t>
-      </w:r>
-    </w:p>
-    <w:p>
-      <w:pPr>
-        <w:pStyle w:val="ListNumber"/>
-        <w:spacing w:line="240" w:lineRule="auto"/>
-        <w:ind w:left="720"/>
-      </w:pPr>
-      <w:r>
-        <w:rPr>
-          <w:lang w:val="zh_TW" w:bidi="zh_TW"/>
-        </w:rPr>
-      </w:r>
-      <w:r>
-        <w:rPr>
-          <w:lang w:val="zh_TW" w:bidi="zh_TW"/>
-        </w:rPr>
-        <w:t>歸信是轉</w:t>
-      </w:r>
-      <w:r>
-        <w:rPr>
-          <w:i/>
-          <w:lang w:val="zh_TW" w:bidi="zh_TW"/>
-        </w:rPr>
-        <w:t>向</w:t>
-      </w:r>
-      <w:r>
-        <w:rPr>
-          <w:lang w:val="zh_TW" w:bidi="zh_TW"/>
-        </w:rPr>
-        <w:t>某人，即將整個生命委身給神，歸向耶穌基督（</w:t>
-      </w:r>
-      <w:hyperlink r:id="rId74">
-        <w:r>
-          <w:rPr>
-            <w:lang w:val="zh_TW" w:bidi="zh_TW"/>
-          </w:rPr>
-          <w:rPr>
-            <w:color w:val="0000EE"/>
-            <w:u w:val="single"/>
-          </w:rPr>
-          <w:t>徒14:15</w:t>
-        </w:r>
-      </w:hyperlink>
-      <w:r>
-        <w:rPr>
-          <w:lang w:val="zh_TW" w:bidi="zh_TW"/>
-        </w:rPr>
-        <w:t>；</w:t>
-      </w:r>
-      <w:hyperlink r:id="rId66">
-        <w:r>
-          <w:rPr>
-            <w:lang w:val="zh_TW" w:bidi="zh_TW"/>
-          </w:rPr>
-          <w:rPr>
-            <w:color w:val="0000EE"/>
-            <w:u w:val="single"/>
-          </w:rPr>
-          <w:t>帖前1:9</w:t>
-        </w:r>
-      </w:hyperlink>
-      <w:r>
-        <w:rPr>
-          <w:lang w:val="zh_TW" w:bidi="zh_TW"/>
-        </w:rPr>
-        <w:t>；</w:t>
-      </w:r>
-      <w:hyperlink r:id="rId75">
-        <w:r>
-          <w:rPr>
-            <w:lang w:val="zh_TW" w:bidi="zh_TW"/>
-          </w:rPr>
-          <w:rPr>
-            <w:color w:val="0000EE"/>
-            <w:u w:val="single"/>
-          </w:rPr>
-          <w:t>彼前2:25</w:t>
-        </w:r>
-      </w:hyperlink>
-      <w:r>
-        <w:rPr>
-          <w:lang w:val="zh_TW" w:bidi="zh_TW"/>
-        </w:rPr>
-        <w:t>）。</w:t>
-      </w:r>
-    </w:p>
-    <w:p>
-      <w:pPr/>
-      <w:r>
-        <w:rPr>
-          <w:lang w:val="zh_TW" w:bidi="zh_TW"/>
-        </w:rPr>
-      </w:r>
-      <w:r>
-        <w:rPr>
-          <w:lang w:val="zh_TW" w:bidi="zh_TW"/>
-        </w:rPr>
-        <w:t>因此，無論是卓越的還是不起眼的，瞬間的還是逐漸的，情緒激動的還是平靜的，這是一個徹底的重新定位，是個人將他或她的全部忠誠，徹底轉移到神身上的改變。</w:t>
-      </w:r>
-    </w:p>
-    <w:p>
-      <w:pPr/>
-      <w:r>
-        <w:rPr>
-          <w:lang w:val="zh_TW" w:bidi="zh_TW"/>
-        </w:rPr>
-      </w:r>
-      <w:r>
-        <w:rPr>
-          <w:i/>
-          <w:lang w:val="zh_TW" w:bidi="zh_TW"/>
-        </w:rPr>
         <w:t>另見</w:t>
       </w:r>
       <w:r>
@@ -2030,958 +1740,7 @@
         <w:rPr>
           <w:lang w:val="zh_TW" w:bidi="zh_TW"/>
         </w:rPr>
-        <w:t>信心</w:t>
-      </w:r>
-      <w:r>
-        <w:rPr>
-          <w:lang w:val="zh_TW" w:bidi="zh_TW"/>
-        </w:rPr>
-        <w:t>；</w:t>
-      </w:r>
-      <w:r>
-        <w:rPr>
-          <w:lang w:val="zh_TW" w:bidi="zh_TW"/>
-        </w:rPr>
-        <w:t>恩典</w:t>
-      </w:r>
-      <w:r>
-        <w:rPr>
-          <w:lang w:val="zh_TW" w:bidi="zh_TW"/>
-        </w:rPr>
-        <w:t>；</w:t>
-      </w:r>
-      <w:r>
-        <w:rPr>
-          <w:lang w:val="zh_TW" w:bidi="zh_TW"/>
-        </w:rPr>
-        <w:t>稱義，被稱義</w:t>
-      </w:r>
-      <w:r>
-        <w:rPr>
-          <w:lang w:val="zh_TW" w:bidi="zh_TW"/>
-        </w:rPr>
-        <w:t>；</w:t>
-      </w:r>
-      <w:r>
-        <w:rPr>
-          <w:lang w:val="zh_TW" w:bidi="zh_TW"/>
-        </w:rPr>
-        <w:t>悔改</w:t>
-      </w:r>
-      <w:r>
-        <w:rPr>
-          <w:lang w:val="zh_TW" w:bidi="zh_TW"/>
-        </w:rPr>
-        <w:t>；</w:t>
-      </w:r>
-      <w:r>
-        <w:rPr>
-          <w:lang w:val="zh_TW" w:bidi="zh_TW"/>
-        </w:rPr>
-        <w:t>成聖</w:t>
-      </w:r>
-      <w:r>
-        <w:rPr>
-          <w:lang w:val="zh_TW" w:bidi="zh_TW"/>
-        </w:rPr>
-        <w:t>。</w:t>
-      </w:r>
-      <w:r>
-        <w:rPr>
-          <w:lang w:val="zh_TW" w:bidi="zh_TW"/>
-        </w:rPr>
-      </w:r>
-      <w:r>
-        <w:rPr>
-          <w:lang w:val="zh_TW" w:bidi="zh_TW"/>
-        </w:rPr>
-      </w:r>
-    </w:p>
-    <w:p>
-      <w:pPr/>
-      <w:r>
-        <w:rPr>
-          <w:lang w:val="zh_TW" w:bidi="zh_TW"/>
-        </w:rPr>
-      </w:r>
-    </w:p>
-    <w:p>
-      <w:pPr>
-        <w:pStyle w:val="Heading2"/>
-      </w:pPr>
-      <w:r>
-        <w:rPr>
-          <w:lang w:val="zh_TW" w:bidi="zh_TW"/>
-        </w:rPr>
-        <w:t>鬼</w:t>
-      </w:r>
-      <w:r>
-        <w:rPr>
-          <w:lang w:val="zh_TW" w:bidi="zh_TW"/>
-        </w:rPr>
-      </w:r>
-    </w:p>
-    <w:p>
-      <w:pPr/>
-      <w:r>
-        <w:rPr>
-          <w:lang w:val="zh_TW" w:bidi="zh_TW"/>
-        </w:rPr>
-      </w:r>
-      <w:r>
-        <w:rPr>
-          <w:lang w:val="zh_TW" w:bidi="zh_TW"/>
-        </w:rPr>
-        <w:t>在撒但的領導下悖逆神的墮落天使。鬼活動（demonism）是指鬼的作為，而鬼論（demonology）是研究鬼及其活動，以了解敵人的策略（</w:t>
-      </w:r>
-      <w:hyperlink r:id="rId76">
-        <w:r>
-          <w:rPr>
-            <w:lang w:val="zh_TW" w:bidi="zh_TW"/>
-          </w:rPr>
-          <w:rPr>
-            <w:color w:val="0000EE"/>
-            <w:u w:val="single"/>
-          </w:rPr>
-          <w:t>林後2:11</w:t>
-        </w:r>
-      </w:hyperlink>
-      <w:r>
-        <w:rPr>
-          <w:lang w:val="zh_TW" w:bidi="zh_TW"/>
-        </w:rPr>
-        <w:t>），以便正確行使制伏祂們的權柄（</w:t>
-      </w:r>
-      <w:hyperlink r:id="rId77">
-        <w:r>
-          <w:rPr>
-            <w:lang w:val="zh_TW" w:bidi="zh_TW"/>
-          </w:rPr>
-          <w:rPr>
-            <w:color w:val="0000EE"/>
-            <w:u w:val="single"/>
-          </w:rPr>
-          <w:t>路10:19</w:t>
-        </w:r>
-      </w:hyperlink>
-      <w:r>
-        <w:rPr>
-          <w:lang w:val="zh_TW" w:bidi="zh_TW"/>
-        </w:rPr>
-        <w:t>）。</w:t>
-      </w:r>
-    </w:p>
-    <w:p>
-      <w:pPr>
-        <w:pStyle w:val="Heading3"/>
-      </w:pPr>
-      <w:r>
-        <w:rPr>
-          <w:lang w:val="zh_TW" w:bidi="zh_TW"/>
-        </w:rPr>
-        <w:t>鬼是誰</w:t>
-      </w:r>
-    </w:p>
-    <w:p>
-      <w:pPr/>
-      <w:r>
-        <w:rPr>
-          <w:lang w:val="zh_TW" w:bidi="zh_TW"/>
-        </w:rPr>
-      </w:r>
-      <w:r>
-        <w:rPr>
-          <w:lang w:val="zh_TW" w:bidi="zh_TW"/>
-        </w:rPr>
-        <w:t>英文單詞demon源自希臘文daimon</w:t>
-      </w:r>
-      <w:r>
-        <w:rPr>
-          <w:i/>
-          <w:lang w:val="zh_TW" w:bidi="zh_TW"/>
-        </w:rPr>
-        <w:t>，</w:t>
-      </w:r>
-      <w:r>
-        <w:rPr>
-          <w:lang w:val="zh_TW" w:bidi="zh_TW"/>
-        </w:rPr>
-        <w:t>其基本意思是「神明，神祇」（即假神、鬼；參</w:t>
-      </w:r>
-      <w:hyperlink r:id="rId78">
-        <w:r>
-          <w:rPr>
-            <w:lang w:val="zh_TW" w:bidi="zh_TW"/>
-          </w:rPr>
-          <w:rPr>
-            <w:color w:val="0000EE"/>
-            <w:u w:val="single"/>
-          </w:rPr>
-          <w:t>林前10:20</w:t>
-        </w:r>
-      </w:hyperlink>
-      <w:r>
-        <w:rPr>
-          <w:lang w:val="zh_TW" w:bidi="zh_TW"/>
-        </w:rPr>
-        <w:t>）。獨一真神以外的任何神祇都是與神對立的靈，因此，這樣的靈是邪靈，也就是鬼。demon這個詞未出現在某些英譯本中，有些英譯本將daimon錯譯為devil（魔鬼）。聖經中只有一個魔鬼（希臘文diabolos），牠有許多不同的名字、頭銜和稱號。牠是所有其他鬼的首領或統治者，其他鬼都服從牠。</w:t>
-      </w:r>
-    </w:p>
-    <w:p>
-      <w:pPr/>
-      <w:r>
-        <w:rPr>
-          <w:lang w:val="zh_TW" w:bidi="zh_TW"/>
-        </w:rPr>
-      </w:r>
-      <w:r>
-        <w:rPr>
-          <w:lang w:val="zh_TW" w:bidi="zh_TW"/>
-        </w:rPr>
-        <w:t>聖經中常使用「靈」來指鬼魔，並帶有描述性的短語，如「惡鬼（evil spirit）」（</w:t>
-      </w:r>
-      <w:hyperlink r:id="rId79">
-        <w:r>
-          <w:rPr>
-            <w:lang w:val="zh_TW" w:bidi="zh_TW"/>
-          </w:rPr>
-          <w:rPr>
-            <w:color w:val="0000EE"/>
-            <w:u w:val="single"/>
-          </w:rPr>
-          <w:t>徒19:12–13</w:t>
-        </w:r>
-      </w:hyperlink>
-      <w:r>
-        <w:rPr>
-          <w:lang w:val="zh_TW" w:bidi="zh_TW"/>
-        </w:rPr>
-        <w:t>）、「污鬼（unclean spirit）」（</w:t>
-      </w:r>
-      <w:hyperlink r:id="rId80">
-        <w:r>
-          <w:rPr>
-            <w:lang w:val="zh_TW" w:bidi="zh_TW"/>
-          </w:rPr>
-          <w:rPr>
-            <w:color w:val="0000EE"/>
-            <w:u w:val="single"/>
-          </w:rPr>
-          <w:t>太10:1</w:t>
-        </w:r>
-      </w:hyperlink>
-      <w:r>
-        <w:rPr>
-          <w:lang w:val="zh_TW" w:bidi="zh_TW"/>
-        </w:rPr>
-        <w:t>；</w:t>
-      </w:r>
-      <w:hyperlink r:id="rId81">
-        <w:r>
-          <w:rPr>
-            <w:lang w:val="zh_TW" w:bidi="zh_TW"/>
-          </w:rPr>
-          <w:rPr>
-            <w:color w:val="0000EE"/>
-            <w:u w:val="single"/>
-          </w:rPr>
-          <w:t>可1:23、26</w:t>
-        </w:r>
-      </w:hyperlink>
-      <w:r>
-        <w:rPr>
-          <w:lang w:val="zh_TW" w:bidi="zh_TW"/>
-        </w:rPr>
-        <w:t>；</w:t>
-      </w:r>
-      <w:hyperlink r:id="rId82">
-        <w:r>
-          <w:rPr>
-            <w:lang w:val="zh_TW" w:bidi="zh_TW"/>
-          </w:rPr>
-          <w:rPr>
-            <w:color w:val="0000EE"/>
-            <w:u w:val="single"/>
-          </w:rPr>
-          <w:t>徒5:16</w:t>
-        </w:r>
-      </w:hyperlink>
-      <w:r>
-        <w:rPr>
-          <w:lang w:val="zh_TW" w:bidi="zh_TW"/>
-        </w:rPr>
-        <w:t>）、「疾病的靈（spirit of infirmity，和合本譯為鬼）」（</w:t>
-      </w:r>
-      <w:hyperlink r:id="rId83">
-        <w:r>
-          <w:rPr>
-            <w:lang w:val="zh_TW" w:bidi="zh_TW"/>
-          </w:rPr>
-          <w:rPr>
-            <w:color w:val="0000EE"/>
-            <w:u w:val="single"/>
-          </w:rPr>
-          <w:t>路13:11</w:t>
-        </w:r>
-      </w:hyperlink>
-      <w:r>
-        <w:rPr>
-          <w:lang w:val="zh_TW" w:bidi="zh_TW"/>
-        </w:rPr>
-        <w:t>）、「聾啞的鬼（dumb and deaf spirit）」（</w:t>
-      </w:r>
-      <w:hyperlink r:id="rId84">
-        <w:r>
-          <w:rPr>
-            <w:lang w:val="zh_TW" w:bidi="zh_TW"/>
-          </w:rPr>
-          <w:rPr>
-            <w:color w:val="0000EE"/>
-            <w:u w:val="single"/>
-          </w:rPr>
-          <w:t>可9:25</w:t>
-        </w:r>
-      </w:hyperlink>
-      <w:r>
-        <w:rPr>
-          <w:lang w:val="zh_TW" w:bidi="zh_TW"/>
-        </w:rPr>
-        <w:t>）。靈可以根據其具體角色或功能來命名，如謀殺的靈、自殺的靈、情慾的靈、憂鬱的靈、恐懼的靈、說謊的靈等，這些都與各種違背神的罪惡或態度相關聯。</w:t>
-      </w:r>
-    </w:p>
-    <w:p>
-      <w:pPr/>
-      <w:r>
-        <w:rPr>
-          <w:lang w:val="zh_TW" w:bidi="zh_TW"/>
-        </w:rPr>
-      </w:r>
-      <w:r>
-        <w:rPr>
-          <w:lang w:val="zh_TW" w:bidi="zh_TW"/>
-        </w:rPr>
-        <w:t>在希伯來文舊約中沒有「鬼（demon）」這個詞，但出現了「惡魔（evil spirit）」的說法（</w:t>
-      </w:r>
-      <w:hyperlink r:id="rId85">
-        <w:r>
-          <w:rPr>
-            <w:lang w:val="zh_TW" w:bidi="zh_TW"/>
-          </w:rPr>
-          <w:rPr>
-            <w:color w:val="0000EE"/>
-            <w:u w:val="single"/>
-          </w:rPr>
-          <w:t>士9:23</w:t>
-        </w:r>
-      </w:hyperlink>
-      <w:r>
-        <w:rPr>
-          <w:lang w:val="zh_TW" w:bidi="zh_TW"/>
-        </w:rPr>
-        <w:t>；</w:t>
-      </w:r>
-      <w:hyperlink r:id="rId86">
-        <w:r>
-          <w:rPr>
-            <w:lang w:val="zh_TW" w:bidi="zh_TW"/>
-          </w:rPr>
-          <w:rPr>
-            <w:color w:val="0000EE"/>
-            <w:u w:val="single"/>
-          </w:rPr>
-          <w:t>撒上16:14–23</w:t>
-        </w:r>
-      </w:hyperlink>
-      <w:r>
-        <w:rPr>
-          <w:lang w:val="zh_TW" w:bidi="zh_TW"/>
-        </w:rPr>
-        <w:t>，</w:t>
-      </w:r>
-      <w:hyperlink r:id="rId87">
-        <w:r>
-          <w:rPr>
-            <w:lang w:val="zh_TW" w:bidi="zh_TW"/>
-          </w:rPr>
-          <w:rPr>
-            <w:color w:val="0000EE"/>
-            <w:u w:val="single"/>
-          </w:rPr>
-          <w:t>18:10，</w:t>
-        </w:r>
-      </w:hyperlink>
-      <w:hyperlink r:id="rId88">
-        <w:r>
-          <w:rPr>
-            <w:lang w:val="zh_TW" w:bidi="zh_TW"/>
-          </w:rPr>
-          <w:rPr>
-            <w:color w:val="0000EE"/>
-            <w:u w:val="single"/>
-          </w:rPr>
-          <w:t>19:9</w:t>
-        </w:r>
-      </w:hyperlink>
-      <w:r>
-        <w:rPr>
-          <w:lang w:val="zh_TW" w:bidi="zh_TW"/>
-        </w:rPr>
-        <w:t>）。在一些英譯本中，有提到「謊言的靈」（</w:t>
-      </w:r>
-      <w:hyperlink r:id="rId89">
-        <w:r>
-          <w:rPr>
-            <w:lang w:val="zh_TW" w:bidi="zh_TW"/>
-          </w:rPr>
-          <w:rPr>
-            <w:color w:val="0000EE"/>
-            <w:u w:val="single"/>
-          </w:rPr>
-          <w:t>王上22:22–23</w:t>
-        </w:r>
-      </w:hyperlink>
-      <w:r>
-        <w:rPr>
-          <w:lang w:val="zh_TW" w:bidi="zh_TW"/>
-        </w:rPr>
-        <w:t>；</w:t>
-      </w:r>
-      <w:hyperlink r:id="rId90">
-        <w:r>
-          <w:rPr>
-            <w:lang w:val="zh_TW" w:bidi="zh_TW"/>
-          </w:rPr>
-          <w:rPr>
-            <w:color w:val="0000EE"/>
-            <w:u w:val="single"/>
-          </w:rPr>
-          <w:t>代下18:20–22</w:t>
-        </w:r>
-      </w:hyperlink>
-      <w:r>
-        <w:rPr>
-          <w:lang w:val="zh_TW" w:bidi="zh_TW"/>
-        </w:rPr>
-        <w:t>）、「交鬼的」（</w:t>
-      </w:r>
-      <w:hyperlink r:id="rId91">
-        <w:r>
-          <w:rPr>
-            <w:lang w:val="zh_TW" w:bidi="zh_TW"/>
-          </w:rPr>
-          <w:rPr>
-            <w:color w:val="0000EE"/>
-            <w:u w:val="single"/>
-          </w:rPr>
-          <w:t>代上10:13</w:t>
-        </w:r>
-      </w:hyperlink>
-      <w:r>
-        <w:rPr>
-          <w:lang w:val="zh_TW" w:bidi="zh_TW"/>
-        </w:rPr>
-        <w:t>；</w:t>
-      </w:r>
-      <w:hyperlink r:id="rId92">
-        <w:r>
-          <w:rPr>
-            <w:lang w:val="zh_TW" w:bidi="zh_TW"/>
-          </w:rPr>
-          <w:rPr>
-            <w:color w:val="0000EE"/>
-            <w:u w:val="single"/>
-          </w:rPr>
-          <w:t>代下33:6</w:t>
-        </w:r>
-      </w:hyperlink>
-      <w:r>
-        <w:rPr>
-          <w:lang w:val="zh_TW" w:bidi="zh_TW"/>
-        </w:rPr>
-        <w:t>）、「乖謬的靈」（</w:t>
-      </w:r>
-      <w:hyperlink r:id="rId93">
-        <w:r>
-          <w:rPr>
-            <w:lang w:val="zh_TW" w:bidi="zh_TW"/>
-          </w:rPr>
-          <w:rPr>
-            <w:color w:val="0000EE"/>
-            <w:u w:val="single"/>
-          </w:rPr>
-          <w:t>賽19:14</w:t>
-        </w:r>
-      </w:hyperlink>
-      <w:r>
-        <w:rPr>
-          <w:lang w:val="zh_TW" w:bidi="zh_TW"/>
-        </w:rPr>
-        <w:t>）、「沉睡的靈」（</w:t>
-      </w:r>
-      <w:hyperlink r:id="rId94">
-        <w:r>
-          <w:rPr>
-            <w:lang w:val="zh_TW" w:bidi="zh_TW"/>
-          </w:rPr>
-          <w:rPr>
-            <w:color w:val="0000EE"/>
-            <w:u w:val="single"/>
-          </w:rPr>
-          <w:t>賽29:10</w:t>
-        </w:r>
-      </w:hyperlink>
-      <w:r>
-        <w:rPr>
-          <w:lang w:val="zh_TW" w:bidi="zh_TW"/>
-        </w:rPr>
-        <w:t>）、和「淫心」（</w:t>
-      </w:r>
-      <w:hyperlink r:id="rId95">
-        <w:r>
-          <w:rPr>
-            <w:lang w:val="zh_TW" w:bidi="zh_TW"/>
-          </w:rPr>
-          <w:rPr>
-            <w:color w:val="0000EE"/>
-            <w:u w:val="single"/>
-          </w:rPr>
-          <w:t>何4:12</w:t>
-        </w:r>
-      </w:hyperlink>
-      <w:r>
-        <w:rPr>
-          <w:lang w:val="zh_TW" w:bidi="zh_TW"/>
-        </w:rPr>
-        <w:t>；</w:t>
-      </w:r>
-      <w:hyperlink r:id="rId96">
-        <w:r>
-          <w:rPr>
-            <w:lang w:val="zh_TW" w:bidi="zh_TW"/>
-          </w:rPr>
-          <w:rPr>
-            <w:color w:val="0000EE"/>
-            <w:u w:val="single"/>
-          </w:rPr>
-          <w:t>何5:4</w:t>
-        </w:r>
-      </w:hyperlink>
-      <w:r>
-        <w:rPr>
-          <w:lang w:val="zh_TW" w:bidi="zh_TW"/>
-        </w:rPr>
-        <w:t>）。</w:t>
-      </w:r>
-    </w:p>
-    <w:p>
-      <w:pPr/>
-      <w:r>
-        <w:rPr>
-          <w:lang w:val="zh_TW" w:bidi="zh_TW"/>
-        </w:rPr>
-      </w:r>
-      <w:r>
-        <w:rPr>
-          <w:lang w:val="zh_TW" w:bidi="zh_TW"/>
-        </w:rPr>
-        <w:t>舊約中，提到一個具體的強大的鬼是「波斯國的魔君」，牠阻擋天使加百列向但以理傳遞信息，因此天使米迦勒來幫助加百列（</w:t>
-      </w:r>
-      <w:hyperlink r:id="rId97">
-        <w:r>
-          <w:rPr>
-            <w:lang w:val="zh_TW" w:bidi="zh_TW"/>
-          </w:rPr>
-          <w:rPr>
-            <w:color w:val="0000EE"/>
-            <w:u w:val="single"/>
-          </w:rPr>
-          <w:t>但10:13</w:t>
-        </w:r>
-      </w:hyperlink>
-      <w:r>
-        <w:rPr>
-          <w:lang w:val="zh_TW" w:bidi="zh_TW"/>
-        </w:rPr>
-        <w:t>）。</w:t>
-      </w:r>
-    </w:p>
-    <w:p>
-      <w:pPr/>
-      <w:r>
-        <w:rPr>
-          <w:lang w:val="zh_TW" w:bidi="zh_TW"/>
-        </w:rPr>
-      </w:r>
-      <w:r>
-        <w:rPr>
-          <w:lang w:val="zh_TW" w:bidi="zh_TW"/>
-        </w:rPr>
-        <w:t>鬼的數量不詳，但似乎非常龐大，甚至無法計算。根據</w:t>
-      </w:r>
-      <w:hyperlink r:id="rId98">
-        <w:r>
-          <w:rPr>
-            <w:lang w:val="zh_TW" w:bidi="zh_TW"/>
-          </w:rPr>
-          <w:rPr>
-            <w:color w:val="0000EE"/>
-            <w:u w:val="single"/>
-          </w:rPr>
-          <w:t>啟示錄十二章4節</w:t>
-        </w:r>
-      </w:hyperlink>
-      <w:r>
-        <w:rPr>
-          <w:lang w:val="zh_TW" w:bidi="zh_TW"/>
-        </w:rPr>
-        <w:t>可以推斷出有三分之一的天使被撒但引誘叛離，這意味著天軍的數量是撒但勢力的兩倍。</w:t>
-      </w:r>
-      <w:hyperlink r:id="rId99">
-        <w:r>
-          <w:rPr>
-            <w:lang w:val="zh_TW" w:bidi="zh_TW"/>
-          </w:rPr>
-          <w:rPr>
-            <w:color w:val="0000EE"/>
-            <w:u w:val="single"/>
-          </w:rPr>
-          <w:t>以弗所書六章12節</w:t>
-        </w:r>
-      </w:hyperlink>
-      <w:r>
-        <w:rPr>
-          <w:lang w:val="zh_TW" w:bidi="zh_TW"/>
-        </w:rPr>
-        <w:t>暗示鬼的等級或階級：「執政的」、「掌權的」、「管轄這幽暗世界的」，「以及天空屬靈氣的惡魔爭戰」。</w:t>
-      </w:r>
-    </w:p>
-    <w:p>
-      <w:pPr/>
-      <w:r>
-        <w:rPr>
-          <w:lang w:val="zh_TW" w:bidi="zh_TW"/>
-        </w:rPr>
-      </w:r>
-      <w:r>
-        <w:rPr>
-          <w:lang w:val="zh_TW" w:bidi="zh_TW"/>
-        </w:rPr>
-        <w:t>鬼是被造之物——有個性、不死，且無法與神和好。與人類相比，鬼有極大的力量，但與神相比則力量渺小。神已賜給我們權柄，讓我們奉耶穌的名能使鬼魔順服，正如祂們必須順服主一樣。</w:t>
-      </w:r>
-    </w:p>
-    <w:p>
-      <w:pPr>
-        <w:pStyle w:val="Heading3"/>
-      </w:pPr>
-      <w:r>
-        <w:rPr>
-          <w:lang w:val="zh_TW" w:bidi="zh_TW"/>
-        </w:rPr>
-        <w:t>鬼的作為</w:t>
-      </w:r>
-    </w:p>
-    <w:p>
-      <w:pPr/>
-      <w:r>
-        <w:rPr>
-          <w:lang w:val="zh_TW" w:bidi="zh_TW"/>
-        </w:rPr>
-      </w:r>
-      <w:r>
-        <w:rPr>
-          <w:lang w:val="zh_TW" w:bidi="zh_TW"/>
-        </w:rPr>
-        <w:t>天使受造是為了敬拜、讚美神，服事祂，並作為神的使者。聖經說，他們是「服役的靈、奉差遣為那將要承受救恩的人效力」（</w:t>
-      </w:r>
-      <w:hyperlink r:id="rId100">
-        <w:r>
-          <w:rPr>
-            <w:lang w:val="zh_TW" w:bidi="zh_TW"/>
-          </w:rPr>
-          <w:rPr>
-            <w:color w:val="0000EE"/>
-            <w:u w:val="single"/>
-          </w:rPr>
-          <w:t>來1:14</w:t>
-        </w:r>
-      </w:hyperlink>
-      <w:r>
-        <w:rPr>
-          <w:lang w:val="zh_TW" w:bidi="zh_TW"/>
-        </w:rPr>
-        <w:t>）。墮落的天使有類似的職能，但有不同的主人，牠們效忠於魔鬼，牠們的忠誠出於對撒但的恐懼和錯誤的認知。牠們渴望與人類合作，但其目的是實行撒但的計謀，反對神。牠們引誘、欺騙和迷惑人，以致使牠們走向永遠的滅亡。鬼與神為敵的同時，也攻擊、壓制、阻礙並控告神的子民。</w:t>
-      </w:r>
-    </w:p>
-    <w:p>
-      <w:pPr/>
-      <w:r>
-        <w:rPr>
-          <w:lang w:val="zh_TW" w:bidi="zh_TW"/>
-        </w:rPr>
-      </w:r>
-      <w:r>
-        <w:rPr>
-          <w:lang w:val="zh_TW" w:bidi="zh_TW"/>
-        </w:rPr>
-        <w:t>由於撒但不是無所不在的，所以牠使用牠的鬼的勢力來執行牠的意志。例如，在撒種的比喻中（</w:t>
-      </w:r>
-      <w:hyperlink r:id="rId101">
-        <w:r>
-          <w:rPr>
-            <w:lang w:val="zh_TW" w:bidi="zh_TW"/>
-          </w:rPr>
-          <w:rPr>
-            <w:color w:val="0000EE"/>
-            <w:u w:val="single"/>
-          </w:rPr>
-          <w:t>太13:3–9</w:t>
-        </w:r>
-      </w:hyperlink>
-      <w:r>
-        <w:rPr>
-          <w:lang w:val="zh_TW" w:bidi="zh_TW"/>
-        </w:rPr>
-        <w:t>；</w:t>
-      </w:r>
-      <w:hyperlink r:id="rId102">
-        <w:r>
-          <w:rPr>
-            <w:lang w:val="zh_TW" w:bidi="zh_TW"/>
-          </w:rPr>
-          <w:rPr>
-            <w:color w:val="0000EE"/>
-            <w:u w:val="single"/>
-          </w:rPr>
-          <w:t>可4:1–20</w:t>
-        </w:r>
-      </w:hyperlink>
-      <w:r>
-        <w:rPr>
-          <w:lang w:val="zh_TW" w:bidi="zh_TW"/>
-        </w:rPr>
-        <w:t>；</w:t>
-      </w:r>
-      <w:hyperlink r:id="rId103">
-        <w:r>
-          <w:rPr>
-            <w:lang w:val="zh_TW" w:bidi="zh_TW"/>
-          </w:rPr>
-          <w:rPr>
-            <w:color w:val="0000EE"/>
-            <w:u w:val="single"/>
-          </w:rPr>
-          <w:t>路8:4–15</w:t>
-        </w:r>
-      </w:hyperlink>
-      <w:r>
-        <w:rPr>
-          <w:lang w:val="zh_TW" w:bidi="zh_TW"/>
-        </w:rPr>
-        <w:t>），撒但將神的道奪去，使之無法扎根（</w:t>
-      </w:r>
-      <w:hyperlink r:id="rId104">
-        <w:r>
-          <w:rPr>
-            <w:lang w:val="zh_TW" w:bidi="zh_TW"/>
-          </w:rPr>
-          <w:rPr>
-            <w:color w:val="0000EE"/>
-            <w:u w:val="single"/>
-          </w:rPr>
-          <w:t>可4:15</w:t>
-        </w:r>
-      </w:hyperlink>
-      <w:r>
-        <w:rPr>
-          <w:lang w:val="zh_TW" w:bidi="zh_TW"/>
-        </w:rPr>
-        <w:t>）。撒但藉著逼迫，使一些人在未真正委身之前就跌倒（見</w:t>
-      </w:r>
-      <w:hyperlink r:id="rId105">
-        <w:r>
-          <w:rPr>
-            <w:lang w:val="zh_TW" w:bidi="zh_TW"/>
-          </w:rPr>
-          <w:rPr>
-            <w:color w:val="0000EE"/>
-            <w:u w:val="single"/>
-          </w:rPr>
-          <w:t>17</w:t>
-        </w:r>
-      </w:hyperlink>
-      <w:r>
-        <w:rPr>
-          <w:lang w:val="zh_TW" w:bidi="zh_TW"/>
-        </w:rPr>
-        <w:t>節）。又因世上的思慮、財富的迷惑以及對物質的追求，撒但使神的道窒息，以致果子很少，甚至沒有果子（</w:t>
-      </w:r>
-      <w:hyperlink r:id="rId106">
-        <w:r>
-          <w:rPr>
-            <w:lang w:val="zh_TW" w:bidi="zh_TW"/>
-          </w:rPr>
-          <w:rPr>
-            <w:color w:val="0000EE"/>
-            <w:u w:val="single"/>
-          </w:rPr>
-          <w:t>19</w:t>
-        </w:r>
-      </w:hyperlink>
-      <w:r>
-        <w:rPr>
-          <w:lang w:val="zh_TW" w:bidi="zh_TW"/>
-        </w:rPr>
-        <w:t>節）。</w:t>
-      </w:r>
-    </w:p>
-    <w:p>
-      <w:pPr/>
-      <w:r>
-        <w:rPr>
-          <w:lang w:val="zh_TW" w:bidi="zh_TW"/>
-        </w:rPr>
-      </w:r>
-      <w:r>
-        <w:rPr>
-          <w:lang w:val="zh_TW" w:bidi="zh_TW"/>
-        </w:rPr>
-        <w:t>基本上，鬼的行事模式遵循撒但在對夏娃的三重引誘中的模式：（1）牠們否認神話語的真理性，並挑戰神的話語；（2）牠們否認死亡的現實（通常牠們會用輪迴等說法取而代之）；（3）他們利用人類的虛榮和驕傲，說人也可以像神或成為神（</w:t>
-      </w:r>
-      <w:hyperlink r:id="rId107">
-        <w:r>
-          <w:rPr>
-            <w:lang w:val="zh_TW" w:bidi="zh_TW"/>
-          </w:rPr>
-          <w:rPr>
-            <w:color w:val="0000EE"/>
-            <w:u w:val="single"/>
-          </w:rPr>
-          <w:t>創3:1–5</w:t>
-        </w:r>
-      </w:hyperlink>
-      <w:r>
-        <w:rPr>
-          <w:lang w:val="zh_TW" w:bidi="zh_TW"/>
-        </w:rPr>
-        <w:t>）。這些也是大多數異端和假宗教的基本方法和教義。</w:t>
-      </w:r>
-    </w:p>
-    <w:p>
-      <w:pPr>
-        <w:pStyle w:val="Heading3"/>
-      </w:pPr>
-      <w:r>
-        <w:rPr>
-          <w:lang w:val="zh_TW" w:bidi="zh_TW"/>
-        </w:rPr>
-        <w:t>鬼的最終命運</w:t>
-      </w:r>
-    </w:p>
-    <w:p>
-      <w:pPr/>
-      <w:r>
-        <w:rPr>
-          <w:lang w:val="zh_TW" w:bidi="zh_TW"/>
-        </w:rPr>
-      </w:r>
-      <w:r>
-        <w:rPr>
-          <w:lang w:val="zh_TW" w:bidi="zh_TW"/>
-        </w:rPr>
-        <w:t>關於犯罪的天使，經上記載，神「把他們丟在地獄，交在黑暗坑中，等候審判」（</w:t>
-      </w:r>
-      <w:hyperlink r:id="rId108">
-        <w:r>
-          <w:rPr>
-            <w:lang w:val="zh_TW" w:bidi="zh_TW"/>
-          </w:rPr>
-          <w:rPr>
-            <w:color w:val="0000EE"/>
-            <w:u w:val="single"/>
-          </w:rPr>
-          <w:t>彼後2:4</w:t>
-        </w:r>
-      </w:hyperlink>
-      <w:r>
-        <w:rPr>
-          <w:lang w:val="zh_TW" w:bidi="zh_TW"/>
-        </w:rPr>
-        <w:t>）。主耶穌談到那為魔鬼和牠的使者所預備的永火，人類中的被咒詛者也將進入其中（</w:t>
-      </w:r>
-      <w:hyperlink r:id="rId109">
-        <w:r>
-          <w:rPr>
-            <w:lang w:val="zh_TW" w:bidi="zh_TW"/>
-          </w:rPr>
-          <w:rPr>
-            <w:color w:val="0000EE"/>
-            <w:u w:val="single"/>
-          </w:rPr>
-          <w:t>太25:41</w:t>
-        </w:r>
-      </w:hyperlink>
-      <w:r>
-        <w:rPr>
-          <w:lang w:val="zh_TW" w:bidi="zh_TW"/>
-        </w:rPr>
-        <w:t>）。最終，撒但及其勢力將被扔進火湖（</w:t>
-      </w:r>
-      <w:hyperlink r:id="rId110">
-        <w:r>
-          <w:rPr>
-            <w:lang w:val="zh_TW" w:bidi="zh_TW"/>
-          </w:rPr>
-          <w:rPr>
-            <w:color w:val="0000EE"/>
-            <w:u w:val="single"/>
-          </w:rPr>
-          <w:t>啟20:10</w:t>
-        </w:r>
-      </w:hyperlink>
-      <w:r>
-        <w:rPr>
-          <w:lang w:val="zh_TW" w:bidi="zh_TW"/>
-        </w:rPr>
-        <w:t>），那裡也是所有名字未寫在生命冊上的人永遠受痛苦的地方（</w:t>
-      </w:r>
-      <w:hyperlink r:id="rId111">
-        <w:r>
-          <w:rPr>
-            <w:lang w:val="zh_TW" w:bidi="zh_TW"/>
-          </w:rPr>
-          <w:rPr>
-            <w:color w:val="0000EE"/>
-            <w:u w:val="single"/>
-          </w:rPr>
-          <w:t>12–15</w:t>
-        </w:r>
-      </w:hyperlink>
-      <w:r>
-        <w:rPr>
-          <w:lang w:val="zh_TW" w:bidi="zh_TW"/>
-        </w:rPr>
-        <w:t>節）。</w:t>
-      </w:r>
-    </w:p>
-    <w:p>
-      <w:pPr/>
-      <w:r>
-        <w:rPr>
-          <w:lang w:val="zh_TW" w:bidi="zh_TW"/>
-        </w:rPr>
-      </w:r>
-      <w:r>
-        <w:rPr>
-          <w:i/>
-          <w:lang w:val="zh_TW" w:bidi="zh_TW"/>
-        </w:rPr>
-        <w:t>另見</w:t>
-      </w:r>
-      <w:r>
-        <w:rPr>
-          <w:lang w:val="zh_TW" w:bidi="zh_TW"/>
-        </w:rPr>
-        <w:t>被鬼附</w:t>
+        <w:t>黑暗</w:t>
       </w:r>
       <w:r>
         <w:rPr>
@@ -4889,18 +3648,6 @@
   </w:num>
   <w:num w:numId="13" w16cid:durableId="592781308">
     <w:abstractNumId w:val="11"/>
-  </w:num>
-  <w:num w:numId="14">
-    <w:abstractNumId w:val="3"/>
-    <w:lvlOverride w:ilvl="0">
-      <w:startOverride w:val="1"/>
-    </w:lvlOverride>
-  </w:num>
-  <w:num w:numId="15">
-    <w:abstractNumId w:val="3"/>
-    <w:lvlOverride w:ilvl="0">
-      <w:startOverride w:val="1"/>
-    </w:lvlOverride>
   </w:num>
   <w:numIdMacAtCleanup w:val="10"/>
 </w:numbering>

--- a/zht/docx/051.content.docx
+++ b/zht/docx/051.content.docx
@@ -19,7 +19,7 @@
         <w:rPr>
           <w:lang w:val="zh_TW" w:bidi="zh_TW"/>
         </w:rPr>
-        <w:t>Resource: Tyndale Open Bible Dictionary</w:t>
+        <w:t>Resource: Aquifer Open Bible Dictionary</w:t>
       </w:r>
       <w:r>
         <w:rPr>
@@ -112,7 +112,7 @@
         <w:rPr>
           <w:lang w:val="zh_TW" w:bidi="zh_TW"/>
         </w:rPr>
-        <w:t>Tyndale Open Bible Dictionary</w:t>
+        <w:t>Aquifer Open Bible Dictionary</w:t>
       </w:r>
     </w:p>
     <w:p>

--- a/zht/docx/051.content.docx
+++ b/zht/docx/051.content.docx
@@ -149,7 +149,7 @@
         <w:rPr>
           <w:lang w:val="zh_TW" w:bidi="zh_TW"/>
         </w:rPr>
-        <w:t>guang</w:t>
+        <w:t>gu</w:t>
       </w:r>
       <w:r>
         <w:rPr>
@@ -212,7 +212,111 @@
         <w:rPr>
           <w:lang w:val="zh_TW" w:bidi="zh_TW"/>
         </w:rPr>
-        <w:t>光</w:t>
+        <w:t>沽尼</w:t>
+      </w:r>
+      <w:r>
+        <w:rPr>
+          <w:lang w:val="zh_TW" w:bidi="zh_TW"/>
+        </w:rPr>
+      </w:r>
+    </w:p>
+    <w:p>
+      <w:pPr>
+        <w:pStyle w:val="ListNumber"/>
+        <w:numPr>
+          <w:ilvl w:val="0"/>
+          <w:numId w:val="14"/>
+        </w:numPr>
+        <w:spacing w:line="240" w:lineRule="auto"/>
+        <w:ind w:left="720"/>
+      </w:pPr>
+      <w:r>
+        <w:rPr>
+          <w:lang w:val="zh_TW" w:bidi="zh_TW"/>
+        </w:rPr>
+      </w:r>
+      <w:r>
+        <w:rPr>
+          <w:lang w:val="zh_TW" w:bidi="zh_TW"/>
+        </w:rPr>
+        <w:t>拿弗他利的兒子，也是雅各的孫子（</w:t>
+      </w:r>
+      <w:hyperlink r:id="rId13">
+        <w:r>
+          <w:rPr>
+            <w:lang w:val="zh_TW" w:bidi="zh_TW"/>
+          </w:rPr>
+          <w:rPr>
+            <w:color w:val="0000EE"/>
+            <w:u w:val="single"/>
+          </w:rPr>
+          <w:t>創46:24</w:t>
+        </w:r>
+      </w:hyperlink>
+      <w:r>
+        <w:rPr>
+          <w:lang w:val="zh_TW" w:bidi="zh_TW"/>
+        </w:rPr>
+        <w:t>；</w:t>
+      </w:r>
+      <w:hyperlink r:id="rId14">
+        <w:r>
+          <w:rPr>
+            <w:lang w:val="zh_TW" w:bidi="zh_TW"/>
+          </w:rPr>
+          <w:rPr>
+            <w:color w:val="0000EE"/>
+            <w:u w:val="single"/>
+          </w:rPr>
+          <w:t>代上7:13</w:t>
+        </w:r>
+      </w:hyperlink>
+      <w:r>
+        <w:rPr>
+          <w:lang w:val="zh_TW" w:bidi="zh_TW"/>
+        </w:rPr>
+        <w:t>）。</w:t>
+      </w:r>
+    </w:p>
+    <w:p>
+      <w:pPr>
+        <w:pStyle w:val="ListNumber"/>
+        <w:spacing w:line="240" w:lineRule="auto"/>
+        <w:ind w:left="720"/>
+      </w:pPr>
+      <w:r>
+        <w:rPr>
+          <w:lang w:val="zh_TW" w:bidi="zh_TW"/>
+        </w:rPr>
+      </w:r>
+      <w:r>
+        <w:rPr>
+          <w:lang w:val="zh_TW" w:bidi="zh_TW"/>
+        </w:rPr>
+        <w:t>迦得支派中押比疊的父親（</w:t>
+      </w:r>
+      <w:hyperlink r:id="rId15">
+        <w:r>
+          <w:rPr>
+            <w:lang w:val="zh_TW" w:bidi="zh_TW"/>
+          </w:rPr>
+          <w:rPr>
+            <w:color w:val="0000EE"/>
+            <w:u w:val="single"/>
+          </w:rPr>
+          <w:t>代上5:15</w:t>
+        </w:r>
+      </w:hyperlink>
+      <w:r>
+        <w:rPr>
+          <w:lang w:val="zh_TW" w:bidi="zh_TW"/>
+        </w:rPr>
+        <w:t>，譯註：和合本譯為古尼）。</w:t>
+      </w:r>
+      <w:r>
+        <w:rPr>
+          <w:lang w:val="zh_TW" w:bidi="zh_TW"/>
+        </w:rPr>
       </w:r>
       <w:r>
         <w:rPr>
@@ -227,22 +331,21 @@
           <w:lang w:val="zh_TW" w:bidi="zh_TW"/>
         </w:rPr>
       </w:r>
-      <w:r>
-        <w:rPr>
-          <w:lang w:val="zh_TW" w:bidi="zh_TW"/>
-        </w:rPr>
-        <w:t>使眼睛得以看見的亮光。</w:t>
-      </w:r>
     </w:p>
     <w:p>
       <w:pPr>
-        <w:pStyle w:val="Heading3"/>
-      </w:pPr>
-      <w:r>
-        <w:rPr>
-          <w:lang w:val="zh_TW" w:bidi="zh_TW"/>
-        </w:rPr>
-        <w:t>舊約聖經中的光</w:t>
+        <w:pStyle w:val="Heading2"/>
+      </w:pPr>
+      <w:r>
+        <w:rPr>
+          <w:lang w:val="zh_TW" w:bidi="zh_TW"/>
+        </w:rPr>
+        <w:t>古實 (人物)</w:t>
+      </w:r>
+      <w:r>
+        <w:rPr>
+          <w:lang w:val="zh_TW" w:bidi="zh_TW"/>
+        </w:rPr>
       </w:r>
     </w:p>
     <w:p>
@@ -256,9 +359,9 @@
         <w:rPr>
           <w:lang w:val="zh_TW" w:bidi="zh_TW"/>
         </w:rPr>
-        <w:t>在舊約聖經裡，「光」有許多不同的意思。它通常是指普通、物質的光，但也象徵屬靈的真理。神創造的第一樣事物就是光 （</w:t>
-      </w:r>
-      <w:hyperlink r:id="rId13">
+        <w:t>1. 含的四個兒子中的長子（</w:t>
+      </w:r>
+      <w:hyperlink r:id="rId16">
         <w:r>
           <w:rPr>
             <w:lang w:val="zh_TW" w:bidi="zh_TW"/>
@@ -267,16 +370,16 @@
             <w:color w:val="0000EE"/>
             <w:u w:val="single"/>
           </w:rPr>
-          <w:t>創1:3</w:t>
+          <w:t>創10:6</w:t>
         </w:r>
       </w:hyperlink>
       <w:r>
         <w:rPr>
           <w:lang w:val="zh_TW" w:bidi="zh_TW"/>
         </w:rPr>
-        <w:t>）。祂也創造了日、月、星辰來發光 （</w:t>
-      </w:r>
-      <w:hyperlink r:id="rId14">
+        <w:t>；</w:t>
+      </w:r>
+      <w:hyperlink r:id="rId17">
         <w:r>
           <w:rPr>
             <w:lang w:val="zh_TW" w:bidi="zh_TW"/>
@@ -285,68 +388,51 @@
             <w:color w:val="0000EE"/>
             <w:u w:val="single"/>
           </w:rPr>
-          <w:t>創1:16</w:t>
+          <w:t>代上1:8</w:t>
         </w:r>
       </w:hyperlink>
       <w:r>
         <w:rPr>
           <w:lang w:val="zh_TW" w:bidi="zh_TW"/>
         </w:rPr>
-        <w:t>）。有時候聖經會把光擬人化，例如約伯把光描寫成住在無人能至之處 （</w:t>
-      </w:r>
-      <w:hyperlink r:id="rId15">
-        <w:r>
-          <w:rPr>
-            <w:lang w:val="zh_TW" w:bidi="zh_TW"/>
-          </w:rPr>
-          <w:rPr>
-            <w:color w:val="0000EE"/>
-            <w:u w:val="single"/>
-          </w:rPr>
-          <w:t>伯38:19</w:t>
-        </w:r>
-      </w:hyperlink>
-      <w:r>
-        <w:rPr>
-          <w:lang w:val="zh_TW" w:bidi="zh_TW"/>
-        </w:rPr>
-        <w:t>，參</w:t>
-      </w:r>
-      <w:hyperlink r:id="rId16">
-        <w:r>
-          <w:rPr>
-            <w:lang w:val="zh_TW" w:bidi="zh_TW"/>
-          </w:rPr>
-          <w:rPr>
-            <w:color w:val="0000EE"/>
-            <w:u w:val="single"/>
-          </w:rPr>
-          <w:t>24</w:t>
-        </w:r>
-      </w:hyperlink>
-      <w:r>
-        <w:rPr>
-          <w:lang w:val="zh_TW" w:bidi="zh_TW"/>
-        </w:rPr>
-        <w:t>節）。以色列人在會幕裡也使用人造的光（</w:t>
-      </w:r>
-      <w:hyperlink r:id="rId17">
-        <w:r>
-          <w:rPr>
-            <w:lang w:val="zh_TW" w:bidi="zh_TW"/>
-          </w:rPr>
-          <w:rPr>
-            <w:color w:val="0000EE"/>
-            <w:u w:val="single"/>
-          </w:rPr>
-          <w:t>出25:37</w:t>
-        </w:r>
-      </w:hyperlink>
-      <w:r>
-        <w:rPr>
-          <w:lang w:val="zh_TW" w:bidi="zh_TW"/>
-        </w:rPr>
-        <w:t>）。</w:t>
+        <w:t>）。因為其他三個名字（埃及、弗和迦南）都是地名，所以古實也很可能是個地名，通常被認為是埃塞俄比亞。</w:t>
+      </w:r>
+      <w:r>
+        <w:rPr>
+          <w:i/>
+          <w:lang w:val="zh_TW" w:bidi="zh_TW"/>
+        </w:rPr>
+        <w:t>見</w:t>
+      </w:r>
+      <w:r>
+        <w:rPr>
+          <w:lang w:val="zh_TW" w:bidi="zh_TW"/>
+        </w:rPr>
+        <w:t xml:space="preserve"> </w:t>
+      </w:r>
+      <w:r>
+        <w:rPr>
+          <w:lang w:val="zh_TW" w:bidi="zh_TW"/>
+        </w:rPr>
+        <w:t>古實（地點）</w:t>
+      </w:r>
+      <w:r>
+        <w:rPr>
+          <w:lang w:val="zh_TW" w:bidi="zh_TW"/>
+        </w:rPr>
+        <w:t>；</w:t>
+      </w:r>
+      <w:r>
+        <w:rPr>
+          <w:lang w:val="zh_TW" w:bidi="zh_TW"/>
+        </w:rPr>
+        <w:t>埃塞俄比亞</w:t>
+      </w:r>
+      <w:r>
+        <w:rPr>
+          <w:lang w:val="zh_TW" w:bidi="zh_TW"/>
+        </w:rPr>
+        <w:t>。</w:t>
       </w:r>
     </w:p>
     <w:p>
@@ -360,7 +446,7 @@
         <w:rPr>
           <w:lang w:val="zh_TW" w:bidi="zh_TW"/>
         </w:rPr>
-        <w:t>光是良善、振奮，或與重要人物（尤其是神）相關的象徵。傳道書中的傳道者說：「光本是佳美的」（</w:t>
+        <w:t>2. 便雅憫人，可能是大衛的敵人，在</w:t>
       </w:r>
       <w:hyperlink r:id="rId18">
         <w:r>
@@ -371,134 +457,24 @@
             <w:color w:val="0000EE"/>
             <w:u w:val="single"/>
           </w:rPr>
-          <w:t>傳11:7</w:t>
+          <w:t>詩篇第七篇</w:t>
         </w:r>
       </w:hyperlink>
       <w:r>
         <w:rPr>
           <w:lang w:val="zh_TW" w:bidi="zh_TW"/>
         </w:rPr>
-        <w:t>）。在埃及的十災期間，埃及人陷入黑暗，而以色列人卻有光（</w:t>
-      </w:r>
-      <w:hyperlink r:id="rId19">
-        <w:r>
-          <w:rPr>
-            <w:lang w:val="zh_TW" w:bidi="zh_TW"/>
-          </w:rPr>
-          <w:rPr>
-            <w:color w:val="0000EE"/>
-            <w:u w:val="single"/>
-          </w:rPr>
-          <w:t>出10:23</w:t>
-        </w:r>
-      </w:hyperlink>
-      <w:r>
-        <w:rPr>
-          <w:lang w:val="zh_TW" w:bidi="zh_TW"/>
-        </w:rPr>
-        <w:t>）。當以色列人出埃及時，神在白日用雲柱引導他們，又在黑夜用火柱光照他們（</w:t>
-      </w:r>
-      <w:hyperlink r:id="rId20">
-        <w:r>
-          <w:rPr>
-            <w:lang w:val="zh_TW" w:bidi="zh_TW"/>
-          </w:rPr>
-          <w:rPr>
-            <w:color w:val="0000EE"/>
-            <w:u w:val="single"/>
-          </w:rPr>
-          <w:t>出13:21</w:t>
-        </w:r>
-      </w:hyperlink>
-      <w:r>
-        <w:rPr>
-          <w:lang w:val="zh_TW" w:bidi="zh_TW"/>
-        </w:rPr>
-        <w:t>）。這火柱在仇敵處於黑暗時，給以色列人光明（</w:t>
-      </w:r>
-      <w:hyperlink r:id="rId21">
-        <w:r>
-          <w:rPr>
-            <w:lang w:val="zh_TW" w:bidi="zh_TW"/>
-          </w:rPr>
-          <w:rPr>
-            <w:color w:val="0000EE"/>
-            <w:u w:val="single"/>
-          </w:rPr>
-          <w:t>出14:20</w:t>
-        </w:r>
-      </w:hyperlink>
-      <w:r>
-        <w:rPr>
-          <w:lang w:val="zh_TW" w:bidi="zh_TW"/>
-        </w:rPr>
-        <w:t>）。即使以色列犯罪，他們仍記得神沒有丟棄他們。火柱仍然存在，引導他們（</w:t>
-      </w:r>
-      <w:hyperlink r:id="rId22">
-        <w:r>
-          <w:rPr>
-            <w:lang w:val="zh_TW" w:bidi="zh_TW"/>
-          </w:rPr>
-          <w:rPr>
-            <w:color w:val="0000EE"/>
-            <w:u w:val="single"/>
-          </w:rPr>
-          <w:t>尼9:19</w:t>
-        </w:r>
-      </w:hyperlink>
-      <w:r>
-        <w:rPr>
-          <w:lang w:val="zh_TW" w:bidi="zh_TW"/>
-        </w:rPr>
-        <w:t>；參</w:t>
-      </w:r>
-      <w:hyperlink r:id="rId23">
-        <w:r>
-          <w:rPr>
-            <w:lang w:val="zh_TW" w:bidi="zh_TW"/>
-          </w:rPr>
-          <w:rPr>
-            <w:color w:val="0000EE"/>
-            <w:u w:val="single"/>
-          </w:rPr>
-          <w:t>尼9:12</w:t>
-        </w:r>
-      </w:hyperlink>
-      <w:r>
-        <w:rPr>
-          <w:lang w:val="zh_TW" w:bidi="zh_TW"/>
-        </w:rPr>
-        <w:t>；</w:t>
-      </w:r>
-      <w:hyperlink r:id="rId24">
-        <w:r>
-          <w:rPr>
-            <w:lang w:val="zh_TW" w:bidi="zh_TW"/>
-          </w:rPr>
-          <w:rPr>
-            <w:color w:val="0000EE"/>
-            <w:u w:val="single"/>
-          </w:rPr>
-          <w:t>詩78:14，</w:t>
-        </w:r>
-      </w:hyperlink>
-      <w:hyperlink r:id="rId25">
-        <w:r>
-          <w:rPr>
-            <w:lang w:val="zh_TW" w:bidi="zh_TW"/>
-          </w:rPr>
-          <w:rPr>
-            <w:color w:val="0000EE"/>
-            <w:u w:val="single"/>
-          </w:rPr>
-          <w:t>105:39</w:t>
-        </w:r>
-      </w:hyperlink>
-      <w:r>
-        <w:rPr>
-          <w:lang w:val="zh_TW" w:bidi="zh_TW"/>
-        </w:rPr>
-        <w:t>）。</w:t>
+        <w:t>的標題中提及。</w:t>
+      </w:r>
+      <w:r>
+        <w:rPr>
+          <w:lang w:val="zh_TW" w:bidi="zh_TW"/>
+        </w:rPr>
+      </w:r>
+      <w:r>
+        <w:rPr>
+          <w:lang w:val="zh_TW" w:bidi="zh_TW"/>
+        </w:rPr>
       </w:r>
     </w:p>
     <w:p>
@@ -508,131 +484,21 @@
           <w:lang w:val="zh_TW" w:bidi="zh_TW"/>
         </w:rPr>
       </w:r>
-      <w:r>
-        <w:rPr>
-          <w:lang w:val="zh_TW" w:bidi="zh_TW"/>
-        </w:rPr>
-        <w:t>在舊約聖經中，光常代表神的祝福。約伯說：「他將深奧的事從黑暗中彰顯， 使死蔭顯為光明」（</w:t>
-      </w:r>
-      <w:hyperlink r:id="rId26">
-        <w:r>
-          <w:rPr>
-            <w:lang w:val="zh_TW" w:bidi="zh_TW"/>
-          </w:rPr>
-          <w:rPr>
-            <w:color w:val="0000EE"/>
-            <w:u w:val="single"/>
-          </w:rPr>
-          <w:t>伯12:22</w:t>
-        </w:r>
-      </w:hyperlink>
-      <w:r>
-        <w:rPr>
-          <w:lang w:val="zh_TW" w:bidi="zh_TW"/>
-        </w:rPr>
-        <w:t>）。當約伯遭遇患難時，他記得從前神光照他的道路，使他覺得安穩（</w:t>
-      </w:r>
-      <w:hyperlink r:id="rId27">
-        <w:r>
-          <w:rPr>
-            <w:lang w:val="zh_TW" w:bidi="zh_TW"/>
-          </w:rPr>
-          <w:rPr>
-            <w:color w:val="0000EE"/>
-            <w:u w:val="single"/>
-          </w:rPr>
-          <w:t>伯29:2–3</w:t>
-        </w:r>
-      </w:hyperlink>
-      <w:r>
-        <w:rPr>
-          <w:lang w:val="zh_TW" w:bidi="zh_TW"/>
-        </w:rPr>
-        <w:t>）。約伯的朋友以利法也說，若約伯聽從他的勸告，「亮光也必照耀你的路」（</w:t>
-      </w:r>
-      <w:hyperlink r:id="rId28">
-        <w:r>
-          <w:rPr>
-            <w:lang w:val="zh_TW" w:bidi="zh_TW"/>
-          </w:rPr>
-          <w:rPr>
-            <w:color w:val="0000EE"/>
-            <w:u w:val="single"/>
-          </w:rPr>
-          <w:t>伯22:28</w:t>
-        </w:r>
-      </w:hyperlink>
-      <w:r>
-        <w:rPr>
-          <w:lang w:val="zh_TW" w:bidi="zh_TW"/>
-        </w:rPr>
-        <w:t>）。詩篇的作者同樣把神點亮他的燈視為賜福（</w:t>
-      </w:r>
-      <w:hyperlink r:id="rId29">
-        <w:r>
-          <w:rPr>
-            <w:lang w:val="zh_TW" w:bidi="zh_TW"/>
-          </w:rPr>
-          <w:rPr>
-            <w:color w:val="0000EE"/>
-            <w:u w:val="single"/>
-          </w:rPr>
-          <w:t>詩18:28，</w:t>
-        </w:r>
-      </w:hyperlink>
-      <w:hyperlink r:id="rId30">
-        <w:r>
-          <w:rPr>
-            <w:lang w:val="zh_TW" w:bidi="zh_TW"/>
-          </w:rPr>
-          <w:rPr>
-            <w:color w:val="0000EE"/>
-            <w:u w:val="single"/>
-          </w:rPr>
-          <w:t>118:27</w:t>
-        </w:r>
-      </w:hyperlink>
-      <w:r>
-        <w:rPr>
-          <w:lang w:val="zh_TW" w:bidi="zh_TW"/>
-        </w:rPr>
-        <w:t>；參</w:t>
-      </w:r>
-      <w:hyperlink r:id="rId31">
-        <w:r>
-          <w:rPr>
-            <w:lang w:val="zh_TW" w:bidi="zh_TW"/>
-          </w:rPr>
-          <w:rPr>
-            <w:color w:val="0000EE"/>
-            <w:u w:val="single"/>
-          </w:rPr>
-          <w:t>97:11</w:t>
-        </w:r>
-      </w:hyperlink>
-      <w:r>
-        <w:rPr>
-          <w:lang w:val="zh_TW" w:bidi="zh_TW"/>
-        </w:rPr>
-        <w:t>，</w:t>
-      </w:r>
-      <w:hyperlink r:id="rId32">
-        <w:r>
-          <w:rPr>
-            <w:lang w:val="zh_TW" w:bidi="zh_TW"/>
-          </w:rPr>
-          <w:rPr>
-            <w:color w:val="0000EE"/>
-            <w:u w:val="single"/>
-          </w:rPr>
-          <w:t>112:4</w:t>
-        </w:r>
-      </w:hyperlink>
-      <w:r>
-        <w:rPr>
-          <w:lang w:val="zh_TW" w:bidi="zh_TW"/>
-        </w:rPr>
-        <w:t>）。</w:t>
+    </w:p>
+    <w:p>
+      <w:pPr>
+        <w:pStyle w:val="Heading2"/>
+      </w:pPr>
+      <w:r>
+        <w:rPr>
+          <w:lang w:val="zh_TW" w:bidi="zh_TW"/>
+        </w:rPr>
+        <w:t>古實（地名）</w:t>
+      </w:r>
+      <w:r>
+        <w:rPr>
+          <w:lang w:val="zh_TW" w:bidi="zh_TW"/>
+        </w:rPr>
       </w:r>
     </w:p>
     <w:p>
@@ -646,115 +512,7 @@
         <w:rPr>
           <w:lang w:val="zh_TW" w:bidi="zh_TW"/>
         </w:rPr>
-        <w:t>光與神密切相連。聖經甚至說神就是光：「耶和華卻要作你永遠的光」（</w:t>
-      </w:r>
-      <w:hyperlink r:id="rId33">
-        <w:r>
-          <w:rPr>
-            <w:lang w:val="zh_TW" w:bidi="zh_TW"/>
-          </w:rPr>
-          <w:rPr>
-            <w:color w:val="0000EE"/>
-            <w:u w:val="single"/>
-          </w:rPr>
-          <w:t>賽60:19–20</w:t>
-        </w:r>
-      </w:hyperlink>
-      <w:r>
-        <w:rPr>
-          <w:lang w:val="zh_TW" w:bidi="zh_TW"/>
-        </w:rPr>
-        <w:t>）。詩人歡欣地說：「耶和華是我的亮光，是我的拯救」（</w:t>
-      </w:r>
-      <w:hyperlink r:id="rId34">
-        <w:r>
-          <w:rPr>
-            <w:lang w:val="zh_TW" w:bidi="zh_TW"/>
-          </w:rPr>
-          <w:rPr>
-            <w:color w:val="0000EE"/>
-            <w:u w:val="single"/>
-          </w:rPr>
-          <w:t>詩27:1</w:t>
-        </w:r>
-      </w:hyperlink>
-      <w:r>
-        <w:rPr>
-          <w:lang w:val="zh_TW" w:bidi="zh_TW"/>
-        </w:rPr>
-        <w:t>）。詩人描述神披上亮光，如披外袍（</w:t>
-      </w:r>
-      <w:hyperlink r:id="rId35">
-        <w:r>
-          <w:rPr>
-            <w:lang w:val="zh_TW" w:bidi="zh_TW"/>
-          </w:rPr>
-          <w:rPr>
-            <w:color w:val="0000EE"/>
-            <w:u w:val="single"/>
-          </w:rPr>
-          <w:t>詩104:2</w:t>
-        </w:r>
-      </w:hyperlink>
-      <w:r>
-        <w:rPr>
-          <w:lang w:val="zh_TW" w:bidi="zh_TW"/>
-        </w:rPr>
-        <w:t>），光明也與祂同居（</w:t>
-      </w:r>
-      <w:hyperlink r:id="rId36">
-        <w:r>
-          <w:rPr>
-            <w:lang w:val="zh_TW" w:bidi="zh_TW"/>
-          </w:rPr>
-          <w:rPr>
-            <w:color w:val="0000EE"/>
-            <w:u w:val="single"/>
-          </w:rPr>
-          <w:t>但2:22</w:t>
-        </w:r>
-      </w:hyperlink>
-      <w:r>
-        <w:rPr>
-          <w:lang w:val="zh_TW" w:bidi="zh_TW"/>
-        </w:rPr>
-        <w:t>）。對神來說，黑暗和光都是一樣的，沒有什麼能向祂隱藏（</w:t>
-      </w:r>
-      <w:hyperlink r:id="rId37">
-        <w:r>
-          <w:rPr>
-            <w:lang w:val="zh_TW" w:bidi="zh_TW"/>
-          </w:rPr>
-          <w:rPr>
-            <w:color w:val="0000EE"/>
-            <w:u w:val="single"/>
-          </w:rPr>
-          <w:t>詩139:12</w:t>
-        </w:r>
-      </w:hyperlink>
-      <w:r>
-        <w:rPr>
-          <w:lang w:val="zh_TW" w:bidi="zh_TW"/>
-        </w:rPr>
-        <w:t>）。先知彌迦也描述神為光，祂要使祂的僕人進入光明（</w:t>
-      </w:r>
-      <w:hyperlink r:id="rId38">
-        <w:r>
-          <w:rPr>
-            <w:lang w:val="zh_TW" w:bidi="zh_TW"/>
-          </w:rPr>
-          <w:rPr>
-            <w:color w:val="0000EE"/>
-            <w:u w:val="single"/>
-          </w:rPr>
-          <w:t>彌7:8–9</w:t>
-        </w:r>
-      </w:hyperlink>
-      <w:r>
-        <w:rPr>
-          <w:lang w:val="zh_TW" w:bidi="zh_TW"/>
-        </w:rPr>
-        <w:t>），顯明神要賜福給祂的百姓，使他們得勝。</w:t>
+        <w:t>古實這名稱出現在埃及文、亞喀得文（Akkadian）及希伯來文的文獻中，是用來指位於埃及以南、尼羅河上游沿岸的諸國。較狹義地說，古實是指尼羅河第二與第四瀑布（大急流）之間的地區，大致相當於現今蘇丹的北部，這一帶在古代也被稱為努比亞（Nubia）。</w:t>
       </w:r>
     </w:p>
     <w:p>
@@ -768,133 +526,18 @@
         <w:rPr>
           <w:lang w:val="zh_TW" w:bidi="zh_TW"/>
         </w:rPr>
-        <w:t>神的賜福常被形容為「他臉上的光」。在</w:t>
-      </w:r>
-      <w:hyperlink r:id="rId39">
-        <w:r>
-          <w:rPr>
-            <w:lang w:val="zh_TW" w:bidi="zh_TW"/>
-          </w:rPr>
-          <w:rPr>
-            <w:color w:val="0000EE"/>
-            <w:u w:val="single"/>
-          </w:rPr>
-          <w:t>詩篇四篇6節</w:t>
-        </w:r>
-      </w:hyperlink>
-      <w:r>
-        <w:rPr>
-          <w:lang w:val="zh_TW" w:bidi="zh_TW"/>
-        </w:rPr>
-        <w:t>中，詩人說：「耶和華啊，求你仰起臉來，光照我們。」這裡的光就是指神的恩惠。</w:t>
-      </w:r>
-      <w:hyperlink r:id="rId40">
-        <w:r>
-          <w:rPr>
-            <w:lang w:val="zh_TW" w:bidi="zh_TW"/>
-          </w:rPr>
-          <w:rPr>
-            <w:color w:val="0000EE"/>
-            <w:u w:val="single"/>
-          </w:rPr>
-          <w:t>詩篇四十四篇3節</w:t>
-        </w:r>
-      </w:hyperlink>
-      <w:r>
-        <w:rPr>
-          <w:lang w:val="zh_TW" w:bidi="zh_TW"/>
-        </w:rPr>
-        <w:t>表明，神的光、祂的右手和祂的慈愛，使祂的百姓得勝。那些行在神光中的人是有福的（</w:t>
-      </w:r>
-      <w:hyperlink r:id="rId41">
-        <w:r>
-          <w:rPr>
-            <w:lang w:val="zh_TW" w:bidi="zh_TW"/>
-          </w:rPr>
-          <w:rPr>
-            <w:color w:val="0000EE"/>
-            <w:u w:val="single"/>
-          </w:rPr>
-          <w:t>詩89:15</w:t>
-        </w:r>
-      </w:hyperlink>
-      <w:r>
-        <w:rPr>
-          <w:lang w:val="zh_TW" w:bidi="zh_TW"/>
-        </w:rPr>
-        <w:t>），但這光也揭露隱而未現的罪（</w:t>
-      </w:r>
-      <w:hyperlink r:id="rId42">
-        <w:r>
-          <w:rPr>
-            <w:lang w:val="zh_TW" w:bidi="zh_TW"/>
-          </w:rPr>
-          <w:rPr>
-            <w:color w:val="0000EE"/>
-            <w:u w:val="single"/>
-          </w:rPr>
-          <w:t>詩90:8</w:t>
-        </w:r>
-      </w:hyperlink>
-      <w:r>
-        <w:rPr>
-          <w:lang w:val="zh_TW" w:bidi="zh_TW"/>
-        </w:rPr>
-        <w:t>）。沒有人能躲避神的鑒察，但祂的光主要代表祂同在所帶來的賜福。有一次，約伯也用這個詞語來形容來自他人的恩待（</w:t>
-      </w:r>
-      <w:hyperlink r:id="rId43">
-        <w:r>
-          <w:rPr>
-            <w:lang w:val="zh_TW" w:bidi="zh_TW"/>
-          </w:rPr>
-          <w:rPr>
-            <w:color w:val="0000EE"/>
-            <w:u w:val="single"/>
-          </w:rPr>
-          <w:t>約29:24</w:t>
-        </w:r>
-      </w:hyperlink>
-      <w:r>
-        <w:rPr>
-          <w:lang w:val="zh_TW" w:bidi="zh_TW"/>
-        </w:rPr>
-        <w:t>）。神所賜的光，使祂的僕人能與人分享祂的賜福（</w:t>
-      </w:r>
-      <w:hyperlink r:id="rId44">
-        <w:r>
-          <w:rPr>
-            <w:lang w:val="zh_TW" w:bidi="zh_TW"/>
-          </w:rPr>
-          <w:rPr>
-            <w:color w:val="0000EE"/>
-            <w:u w:val="single"/>
-          </w:rPr>
-          <w:t>賽42:6</w:t>
-        </w:r>
-      </w:hyperlink>
-      <w:r>
-        <w:rPr>
-          <w:lang w:val="zh_TW" w:bidi="zh_TW"/>
-        </w:rPr>
-        <w:t>，</w:t>
-      </w:r>
-      <w:hyperlink r:id="rId45">
-        <w:r>
-          <w:rPr>
-            <w:lang w:val="zh_TW" w:bidi="zh_TW"/>
-          </w:rPr>
-          <w:rPr>
-            <w:color w:val="0000EE"/>
-            <w:u w:val="single"/>
-          </w:rPr>
-          <w:t>49:6</w:t>
-        </w:r>
-      </w:hyperlink>
-      <w:r>
-        <w:rPr>
-          <w:lang w:val="zh_TW" w:bidi="zh_TW"/>
-        </w:rPr>
-        <w:t>）。</w:t>
+        <w:t>舊約聖經一般採用這個較狹義的用法。希臘人稱此地為衣索匹亞，這名稱後來成為今日衣索匹亞之名的由來（現代的衣索匹亞位於更南、更東的地區）。</w:t>
+      </w:r>
+    </w:p>
+    <w:p>
+      <w:pPr>
+        <w:pStyle w:val="Heading3"/>
+      </w:pPr>
+      <w:r>
+        <w:rPr>
+          <w:lang w:val="zh_TW" w:bidi="zh_TW"/>
+        </w:rPr>
+        <w:t>創世記中的古實</w:t>
       </w:r>
     </w:p>
     <w:p>
@@ -908,9 +551,9 @@
         <w:rPr>
           <w:lang w:val="zh_TW" w:bidi="zh_TW"/>
         </w:rPr>
-        <w:t>神的公義也與光相連。祂說：「我必堅定我的公理為萬民之光」（</w:t>
-      </w:r>
-      <w:hyperlink r:id="rId46">
+        <w:t>「古實」在創世記中的意思並不十分明確。在伊甸園的記述中，古實似乎位於美索不達米亞（</w:t>
+      </w:r>
+      <w:hyperlink r:id="rId19">
         <w:r>
           <w:rPr>
             <w:lang w:val="zh_TW" w:bidi="zh_TW"/>
@@ -919,16 +562,16 @@
             <w:color w:val="0000EE"/>
             <w:u w:val="single"/>
           </w:rPr>
-          <w:t>賽51:4</w:t>
+          <w:t>創2:13</w:t>
         </w:r>
       </w:hyperlink>
       <w:r>
         <w:rPr>
           <w:lang w:val="zh_TW" w:bidi="zh_TW"/>
         </w:rPr>
-        <w:t>）。在這上下文中，神的光是大有能力的，好像烈火一般。光也與善行有關，正如箴言所說：「但義人的路好像黎明的光」（</w:t>
-      </w:r>
-      <w:hyperlink r:id="rId47">
+        <w:t>），也就是底格里斯河與幼發拉底河流域（</w:t>
+      </w:r>
+      <w:hyperlink r:id="rId20">
         <w:r>
           <w:rPr>
             <w:lang w:val="zh_TW" w:bidi="zh_TW"/>
@@ -937,14 +580,14 @@
             <w:color w:val="0000EE"/>
             <w:u w:val="single"/>
           </w:rPr>
-          <w:t>箴4:18</w:t>
+          <w:t>14</w:t>
         </w:r>
       </w:hyperlink>
       <w:r>
         <w:rPr>
           <w:lang w:val="zh_TW" w:bidi="zh_TW"/>
         </w:rPr>
-        <w:t>）。</w:t>
+        <w:t>節）。這裡所說的「古實」可能就是加瑟（Kassite，又稱哥西安〔Cossaean〕），加瑟是公元前十二世紀以前統治美索不達米亞約五百年的巴比倫統治者的名稱。</w:t>
       </w:r>
     </w:p>
     <w:p>
@@ -958,9 +601,9 @@
         <w:rPr>
           <w:lang w:val="zh_TW" w:bidi="zh_TW"/>
         </w:rPr>
-        <w:t>光的缺乏被用來象徵災難。有些人「無光，在黑暗中摸索」（</w:t>
-      </w:r>
-      <w:hyperlink r:id="rId48">
+        <w:t>因此，</w:t>
+      </w:r>
+      <w:hyperlink r:id="rId21">
         <w:r>
           <w:rPr>
             <w:lang w:val="zh_TW" w:bidi="zh_TW"/>
@@ -969,16 +612,16 @@
             <w:color w:val="0000EE"/>
             <w:u w:val="single"/>
           </w:rPr>
-          <w:t>伯12:25</w:t>
+          <w:t>創世記十章6至8節</w:t>
         </w:r>
       </w:hyperlink>
       <w:r>
         <w:rPr>
           <w:lang w:val="zh_TW" w:bidi="zh_TW"/>
         </w:rPr>
-        <w:t>）。約伯的朋友比勒達認為惡人的燈必因懲罰而熄滅（</w:t>
-      </w:r>
-      <w:hyperlink r:id="rId49">
+        <w:t>中提到的古實可能是指兩個不同的地區：努比亞（</w:t>
+      </w:r>
+      <w:hyperlink r:id="rId22">
         <w:r>
           <w:rPr>
             <w:lang w:val="zh_TW" w:bidi="zh_TW"/>
@@ -987,16 +630,16 @@
             <w:color w:val="0000EE"/>
             <w:u w:val="single"/>
           </w:rPr>
-          <w:t>伯18:5–17</w:t>
+          <w:t>6–7</w:t>
         </w:r>
       </w:hyperlink>
       <w:r>
         <w:rPr>
           <w:lang w:val="zh_TW" w:bidi="zh_TW"/>
         </w:rPr>
-        <w:t>）。巴比倫毀滅耶路撒冷之後，百姓哀歎說：「他引導我，使我行在黑暗中， 不行在光明裡」（</w:t>
-      </w:r>
-      <w:hyperlink r:id="rId50">
+        <w:t>節）和美索不達米亞（</w:t>
+      </w:r>
+      <w:hyperlink r:id="rId23">
         <w:r>
           <w:rPr>
             <w:lang w:val="zh_TW" w:bidi="zh_TW"/>
@@ -1005,14 +648,50 @@
             <w:color w:val="0000EE"/>
             <w:u w:val="single"/>
           </w:rPr>
-          <w:t>哀3:2</w:t>
+          <w:t>9–12</w:t>
         </w:r>
       </w:hyperlink>
       <w:r>
         <w:rPr>
           <w:lang w:val="zh_TW" w:bidi="zh_TW"/>
         </w:rPr>
-        <w:t>）。</w:t>
+        <w:t>節）。另一種可能是，</w:t>
+      </w:r>
+      <w:hyperlink r:id="rId19">
+        <w:r>
+          <w:rPr>
+            <w:lang w:val="zh_TW" w:bidi="zh_TW"/>
+          </w:rPr>
+          <w:rPr>
+            <w:color w:val="0000EE"/>
+            <w:u w:val="single"/>
+          </w:rPr>
+          <w:t>創世記二章13節</w:t>
+        </w:r>
+      </w:hyperlink>
+      <w:r>
+        <w:rPr>
+          <w:lang w:val="zh_TW" w:bidi="zh_TW"/>
+        </w:rPr>
+        <w:t>和</w:t>
+      </w:r>
+      <w:hyperlink r:id="rId24">
+        <w:r>
+          <w:rPr>
+            <w:lang w:val="zh_TW" w:bidi="zh_TW"/>
+          </w:rPr>
+          <w:rPr>
+            <w:color w:val="0000EE"/>
+            <w:u w:val="single"/>
+          </w:rPr>
+          <w:t>十章8節</w:t>
+        </w:r>
+      </w:hyperlink>
+      <w:r>
+        <w:rPr>
+          <w:lang w:val="zh_TW" w:bidi="zh_TW"/>
+        </w:rPr>
+        <w:t>中的古實可能是基士（Kish），這是美索不達米亞的一座城，傳統上視之為洪水之後第一個蘇美王朝的所在地。</w:t>
       </w:r>
     </w:p>
     <w:p>
@@ -1023,7 +702,7 @@
         <w:rPr>
           <w:lang w:val="zh_TW" w:bidi="zh_TW"/>
         </w:rPr>
-        <w:t>新約聖經中的光</w:t>
+        <w:t>聖經中的古實人</w:t>
       </w:r>
     </w:p>
     <w:p>
@@ -1037,9 +716,9 @@
         <w:rPr>
           <w:lang w:val="zh_TW" w:bidi="zh_TW"/>
         </w:rPr>
-        <w:t>新約聖經所提到的光，通常具有象徵意義。例如，大數的掃羅在往大馬士革的路上遇見「從天上發光」（</w:t>
-      </w:r>
-      <w:hyperlink r:id="rId51">
+        <w:t>關於「古實人」一詞的意義，聖經中較少出現混淆。除了</w:t>
+      </w:r>
+      <w:hyperlink r:id="rId25">
         <w:r>
           <w:rPr>
             <w:lang w:val="zh_TW" w:bidi="zh_TW"/>
@@ -1048,104 +727,14 @@
             <w:color w:val="0000EE"/>
             <w:u w:val="single"/>
           </w:rPr>
-          <w:t>徒9:3</w:t>
+          <w:t>民數記十二章1節</w:t>
         </w:r>
       </w:hyperlink>
       <w:r>
         <w:rPr>
           <w:lang w:val="zh_TW" w:bidi="zh_TW"/>
         </w:rPr>
-        <w:t>；參</w:t>
-      </w:r>
-      <w:hyperlink r:id="rId52">
-        <w:r>
-          <w:rPr>
-            <w:lang w:val="zh_TW" w:bidi="zh_TW"/>
-          </w:rPr>
-          <w:rPr>
-            <w:color w:val="0000EE"/>
-            <w:u w:val="single"/>
-          </w:rPr>
-          <w:t>22:6–11</w:t>
-        </w:r>
-      </w:hyperlink>
-      <w:r>
-        <w:rPr>
-          <w:lang w:val="zh_TW" w:bidi="zh_TW"/>
-        </w:rPr>
-        <w:t>，</w:t>
-      </w:r>
-      <w:hyperlink r:id="rId53">
-        <w:r>
-          <w:rPr>
-            <w:lang w:val="zh_TW" w:bidi="zh_TW"/>
-          </w:rPr>
-          <w:rPr>
-            <w:color w:val="0000EE"/>
-            <w:u w:val="single"/>
-          </w:rPr>
-          <w:t>26:13</w:t>
-        </w:r>
-      </w:hyperlink>
-      <w:r>
-        <w:rPr>
-          <w:lang w:val="zh_TW" w:bidi="zh_TW"/>
-        </w:rPr>
-        <w:t>），那到底是普通的光，還是別的東西，並不明確。同樣，彼得在監獄裡時，「屋裡有光照耀」（</w:t>
-      </w:r>
-      <w:hyperlink r:id="rId54">
-        <w:r>
-          <w:rPr>
-            <w:lang w:val="zh_TW" w:bidi="zh_TW"/>
-          </w:rPr>
-          <w:rPr>
-            <w:color w:val="0000EE"/>
-            <w:u w:val="single"/>
-          </w:rPr>
-          <w:t>徒12:7</w:t>
-        </w:r>
-      </w:hyperlink>
-      <w:r>
-        <w:rPr>
-          <w:lang w:val="zh_TW" w:bidi="zh_TW"/>
-        </w:rPr>
-        <w:t>）。而天上的城不需要物質的光，因為「主神要光照他們」（</w:t>
-      </w:r>
-      <w:hyperlink r:id="rId55">
-        <w:r>
-          <w:rPr>
-            <w:lang w:val="zh_TW" w:bidi="zh_TW"/>
-          </w:rPr>
-          <w:rPr>
-            <w:color w:val="0000EE"/>
-            <w:u w:val="single"/>
-          </w:rPr>
-          <w:t>啟22:5</w:t>
-        </w:r>
-      </w:hyperlink>
-      <w:r>
-        <w:rPr>
-          <w:lang w:val="zh_TW" w:bidi="zh_TW"/>
-        </w:rPr>
-        <w:t>，參</w:t>
-      </w:r>
-      <w:hyperlink r:id="rId56">
-        <w:r>
-          <w:rPr>
-            <w:lang w:val="zh_TW" w:bidi="zh_TW"/>
-          </w:rPr>
-          <w:rPr>
-            <w:color w:val="0000EE"/>
-            <w:u w:val="single"/>
-          </w:rPr>
-          <w:t>21:11、23–24</w:t>
-        </w:r>
-      </w:hyperlink>
-      <w:r>
-        <w:rPr>
-          <w:lang w:val="zh_TW" w:bidi="zh_TW"/>
-        </w:rPr>
-        <w:t>）。</w:t>
+        <w:t>可能是一個例外之外，古實人通常指努比亞（非洲的古實）的居民。</w:t>
       </w:r>
     </w:p>
     <w:p>
@@ -1159,9 +748,9 @@
         <w:rPr>
           <w:lang w:val="zh_TW" w:bidi="zh_TW"/>
         </w:rPr>
-        <w:t>神與光的連繫是新約聖經的常見主題。使徒約翰寫道：「神就是光，在他毫無黑暗」（</w:t>
-      </w:r>
-      <w:hyperlink r:id="rId57">
+        <w:t>大衛王的元帥約押派去向大衛報告押沙龍戰敗消息的第一位使者，就是一位古實人（</w:t>
+      </w:r>
+      <w:hyperlink r:id="rId26">
         <w:r>
           <w:rPr>
             <w:lang w:val="zh_TW" w:bidi="zh_TW"/>
@@ -1170,242 +759,14 @@
             <w:color w:val="0000EE"/>
             <w:u w:val="single"/>
           </w:rPr>
-          <w:t>約一1:5</w:t>
+          <w:t>撒下18:21–32</w:t>
         </w:r>
       </w:hyperlink>
       <w:r>
         <w:rPr>
           <w:lang w:val="zh_TW" w:bidi="zh_TW"/>
         </w:rPr>
-        <w:t>）。雅各書稱神為「眾光之父」（</w:t>
-      </w:r>
-      <w:hyperlink r:id="rId58">
-        <w:r>
-          <w:rPr>
-            <w:lang w:val="zh_TW" w:bidi="zh_TW"/>
-          </w:rPr>
-          <w:rPr>
-            <w:color w:val="0000EE"/>
-            <w:u w:val="single"/>
-          </w:rPr>
-          <w:t>雅1:17</w:t>
-        </w:r>
-      </w:hyperlink>
-      <w:r>
-        <w:rPr>
-          <w:lang w:val="zh_TW" w:bidi="zh_TW"/>
-        </w:rPr>
-        <w:t>）。聖經也形容神住在人不能靠近的光裡（</w:t>
-      </w:r>
-      <w:hyperlink r:id="rId59">
-        <w:r>
-          <w:rPr>
-            <w:lang w:val="zh_TW" w:bidi="zh_TW"/>
-          </w:rPr>
-          <w:rPr>
-            <w:color w:val="0000EE"/>
-            <w:u w:val="single"/>
-          </w:rPr>
-          <w:t>提前6:16</w:t>
-        </w:r>
-      </w:hyperlink>
-      <w:r>
-        <w:rPr>
-          <w:lang w:val="zh_TW" w:bidi="zh_TW"/>
-        </w:rPr>
-        <w:t>；另見</w:t>
-      </w:r>
-      <w:hyperlink r:id="rId60">
-        <w:r>
-          <w:rPr>
-            <w:lang w:val="zh_TW" w:bidi="zh_TW"/>
-          </w:rPr>
-          <w:rPr>
-            <w:color w:val="0000EE"/>
-            <w:u w:val="single"/>
-          </w:rPr>
-          <w:t>約一1:7</w:t>
-        </w:r>
-      </w:hyperlink>
-      <w:r>
-        <w:rPr>
-          <w:lang w:val="zh_TW" w:bidi="zh_TW"/>
-        </w:rPr>
-        <w:t>）。耶穌說：「我是世界的光」（</w:t>
-      </w:r>
-      <w:hyperlink r:id="rId61">
-        <w:r>
-          <w:rPr>
-            <w:lang w:val="zh_TW" w:bidi="zh_TW"/>
-          </w:rPr>
-          <w:rPr>
-            <w:color w:val="0000EE"/>
-            <w:u w:val="single"/>
-          </w:rPr>
-          <w:t>約8:12</w:t>
-        </w:r>
-      </w:hyperlink>
-      <w:r>
-        <w:rPr>
-          <w:lang w:val="zh_TW" w:bidi="zh_TW"/>
-        </w:rPr>
-        <w:t>，另見</w:t>
-      </w:r>
-      <w:hyperlink r:id="rId62">
-        <w:r>
-          <w:rPr>
-            <w:lang w:val="zh_TW" w:bidi="zh_TW"/>
-          </w:rPr>
-          <w:rPr>
-            <w:color w:val="0000EE"/>
-            <w:u w:val="single"/>
-          </w:rPr>
-          <w:t>9:5</w:t>
-        </w:r>
-      </w:hyperlink>
-      <w:r>
-        <w:rPr>
-          <w:lang w:val="zh_TW" w:bidi="zh_TW"/>
-        </w:rPr>
-        <w:t>），並且「我到世上來，乃是光，叫凡信我的，不住在黑暗裡」（</w:t>
-      </w:r>
-      <w:hyperlink r:id="rId63">
-        <w:r>
-          <w:rPr>
-            <w:lang w:val="zh_TW" w:bidi="zh_TW"/>
-          </w:rPr>
-          <w:rPr>
-            <w:color w:val="0000EE"/>
-            <w:u w:val="single"/>
-          </w:rPr>
-          <w:t>約12:46</w:t>
-        </w:r>
-      </w:hyperlink>
-      <w:r>
-        <w:rPr>
-          <w:lang w:val="zh_TW" w:bidi="zh_TW"/>
-        </w:rPr>
-        <w:t>）。使徒約翰說，耶穌自己就是光（</w:t>
-      </w:r>
-      <w:hyperlink r:id="rId64">
-        <w:r>
-          <w:rPr>
-            <w:lang w:val="zh_TW" w:bidi="zh_TW"/>
-          </w:rPr>
-          <w:rPr>
-            <w:color w:val="0000EE"/>
-            <w:u w:val="single"/>
-          </w:rPr>
-          <w:t>約1:1–10</w:t>
-        </w:r>
-      </w:hyperlink>
-      <w:r>
-        <w:rPr>
-          <w:lang w:val="zh_TW" w:bidi="zh_TW"/>
-        </w:rPr>
-        <w:t>）。施洗約翰來為這光作見證，好叫眾人因他可以信（</w:t>
-      </w:r>
-      <w:hyperlink r:id="rId65">
-        <w:r>
-          <w:rPr>
-            <w:lang w:val="zh_TW" w:bidi="zh_TW"/>
-          </w:rPr>
-          <w:rPr>
-            <w:color w:val="0000EE"/>
-            <w:u w:val="single"/>
-          </w:rPr>
-          <w:t>約1:7–8</w:t>
-        </w:r>
-      </w:hyperlink>
-      <w:r>
-        <w:rPr>
-          <w:lang w:val="zh_TW" w:bidi="zh_TW"/>
-        </w:rPr>
-        <w:t>）。凡接受這光的人，就得著權柄，作神的兒女（</w:t>
-      </w:r>
-      <w:hyperlink r:id="rId66">
-        <w:r>
-          <w:rPr>
-            <w:lang w:val="zh_TW" w:bidi="zh_TW"/>
-          </w:rPr>
-          <w:rPr>
-            <w:color w:val="0000EE"/>
-            <w:u w:val="single"/>
-          </w:rPr>
-          <w:t>約1:9–12</w:t>
-        </w:r>
-      </w:hyperlink>
-      <w:r>
-        <w:rPr>
-          <w:lang w:val="zh_TW" w:bidi="zh_TW"/>
-        </w:rPr>
-        <w:t>）。有時，光也用來表示人認識神與祂救恩的啟示（</w:t>
-      </w:r>
-      <w:hyperlink r:id="rId67">
-        <w:r>
-          <w:rPr>
-            <w:lang w:val="zh_TW" w:bidi="zh_TW"/>
-          </w:rPr>
-          <w:rPr>
-            <w:color w:val="0000EE"/>
-            <w:u w:val="single"/>
-          </w:rPr>
-          <w:t>太4:16</w:t>
-        </w:r>
-      </w:hyperlink>
-      <w:r>
-        <w:rPr>
-          <w:lang w:val="zh_TW" w:bidi="zh_TW"/>
-        </w:rPr>
-        <w:t>；</w:t>
-      </w:r>
-      <w:hyperlink r:id="rId68">
-        <w:r>
-          <w:rPr>
-            <w:lang w:val="zh_TW" w:bidi="zh_TW"/>
-          </w:rPr>
-          <w:rPr>
-            <w:color w:val="0000EE"/>
-            <w:u w:val="single"/>
-          </w:rPr>
-          <w:t>路2:32</w:t>
-        </w:r>
-      </w:hyperlink>
-      <w:r>
-        <w:rPr>
-          <w:lang w:val="zh_TW" w:bidi="zh_TW"/>
-        </w:rPr>
-        <w:t>；</w:t>
-      </w:r>
-      <w:hyperlink r:id="rId69">
-        <w:r>
-          <w:rPr>
-            <w:lang w:val="zh_TW" w:bidi="zh_TW"/>
-          </w:rPr>
-          <w:rPr>
-            <w:color w:val="0000EE"/>
-            <w:u w:val="single"/>
-          </w:rPr>
-          <w:t>徒13:47，</w:t>
-        </w:r>
-      </w:hyperlink>
-      <w:hyperlink r:id="rId70">
-        <w:r>
-          <w:rPr>
-            <w:lang w:val="zh_TW" w:bidi="zh_TW"/>
-          </w:rPr>
-          <w:rPr>
-            <w:color w:val="0000EE"/>
-            <w:u w:val="single"/>
-          </w:rPr>
-          <w:t>26:18</w:t>
-        </w:r>
-      </w:hyperlink>
-      <w:r>
-        <w:rPr>
-          <w:lang w:val="zh_TW" w:bidi="zh_TW"/>
-        </w:rPr>
-        <w:t>）。</w:t>
+        <w:t>）。從經文可見，這位使者是外邦人，因為他不知道捷徑，傳遞消息也沒有顧及大衛的感受。有些譯本將這個希伯來字詞譯作人名「古示」（Cushi），但多數學者認為這並不正確。大多數英文聖經在其它地方出現「古實（Cush）」或「古實人（Cushite）」時，都譯為「衣索匹亞（Ethiopia）」或「衣索匹亞人（Ethiopians）」。</w:t>
       </w:r>
     </w:p>
     <w:p>
@@ -1419,9 +780,9 @@
         <w:rPr>
           <w:lang w:val="zh_TW" w:bidi="zh_TW"/>
         </w:rPr>
-        <w:t>約翰寫道，那光照在黑暗裡，黑暗卻不接受光（</w:t>
-      </w:r>
-      <w:hyperlink r:id="rId71">
+        <w:t>摩西曾娶一位被稱為古實女子的妻子（</w:t>
+      </w:r>
+      <w:hyperlink r:id="rId25">
         <w:r>
           <w:rPr>
             <w:lang w:val="zh_TW" w:bidi="zh_TW"/>
@@ -1430,104 +791,72 @@
             <w:color w:val="0000EE"/>
             <w:u w:val="single"/>
           </w:rPr>
-          <w:t>約1:5</w:t>
+          <w:t>民12:1</w:t>
         </w:r>
       </w:hyperlink>
       <w:r>
         <w:rPr>
           <w:lang w:val="zh_TW" w:bidi="zh_TW"/>
         </w:rPr>
-        <w:t>；參</w:t>
-      </w:r>
-      <w:hyperlink r:id="rId72">
-        <w:r>
-          <w:rPr>
-            <w:lang w:val="zh_TW" w:bidi="zh_TW"/>
-          </w:rPr>
-          <w:rPr>
-            <w:color w:val="0000EE"/>
-            <w:u w:val="single"/>
-          </w:rPr>
-          <w:t>約一2:8</w:t>
-        </w:r>
-      </w:hyperlink>
-      <w:r>
-        <w:rPr>
-          <w:lang w:val="zh_TW" w:bidi="zh_TW"/>
-        </w:rPr>
-        <w:t>）。他還說：「光來到世間，世人因自己的行為是惡的，不愛光，倒愛黑暗」（</w:t>
-      </w:r>
-      <w:hyperlink r:id="rId73">
-        <w:r>
-          <w:rPr>
-            <w:lang w:val="zh_TW" w:bidi="zh_TW"/>
-          </w:rPr>
-          <w:rPr>
-            <w:color w:val="0000EE"/>
-            <w:u w:val="single"/>
-          </w:rPr>
-          <w:t>約3:19</w:t>
-        </w:r>
-      </w:hyperlink>
-      <w:r>
-        <w:rPr>
-          <w:lang w:val="zh_TW" w:bidi="zh_TW"/>
-        </w:rPr>
-        <w:t>）。作惡的人避開光，行真理的人卻來就光（</w:t>
-      </w:r>
-      <w:hyperlink r:id="rId74">
-        <w:r>
-          <w:rPr>
-            <w:lang w:val="zh_TW" w:bidi="zh_TW"/>
-          </w:rPr>
-          <w:rPr>
-            <w:color w:val="0000EE"/>
-            <w:u w:val="single"/>
-          </w:rPr>
-          <w:t>約3:20–21</w:t>
-        </w:r>
-      </w:hyperlink>
-      <w:r>
-        <w:rPr>
-          <w:lang w:val="zh_TW" w:bidi="zh_TW"/>
-        </w:rPr>
-        <w:t>）。當約翰記載拉撒路復活時，耶穌說人若在黑夜行走，就必跌倒，因為他沒有光（</w:t>
-      </w:r>
-      <w:hyperlink r:id="rId75">
-        <w:r>
-          <w:rPr>
-            <w:lang w:val="zh_TW" w:bidi="zh_TW"/>
-          </w:rPr>
-          <w:rPr>
-            <w:color w:val="0000EE"/>
-            <w:u w:val="single"/>
-          </w:rPr>
-          <w:t>約11:10</w:t>
-        </w:r>
-      </w:hyperlink>
-      <w:r>
-        <w:rPr>
-          <w:lang w:val="zh_TW" w:bidi="zh_TW"/>
-        </w:rPr>
-        <w:t>）。耶穌說眾人沒有光「在」他們裡面，表明這光是屬靈的（</w:t>
-      </w:r>
-      <w:hyperlink r:id="rId61">
-        <w:r>
-          <w:rPr>
-            <w:lang w:val="zh_TW" w:bidi="zh_TW"/>
-          </w:rPr>
-          <w:rPr>
-            <w:color w:val="0000EE"/>
-            <w:u w:val="single"/>
-          </w:rPr>
-          <w:t>約8:12</w:t>
-        </w:r>
-      </w:hyperlink>
-      <w:r>
-        <w:rPr>
-          <w:lang w:val="zh_TW" w:bidi="zh_TW"/>
-        </w:rPr>
-        <w:t>）。</w:t>
+        <w:t>）。這個稱呼有幾種可能的理解：</w:t>
+      </w:r>
+    </w:p>
+    <w:p>
+      <w:pPr>
+        <w:pStyle w:val="ListNumber"/>
+        <w:numPr>
+          <w:ilvl w:val="0"/>
+          <w:numId w:val="15"/>
+        </w:numPr>
+        <w:spacing w:line="240" w:lineRule="auto"/>
+        <w:ind w:left="720"/>
+      </w:pPr>
+      <w:r>
+        <w:rPr>
+          <w:lang w:val="zh_TW" w:bidi="zh_TW"/>
+        </w:rPr>
+      </w:r>
+      <w:r>
+        <w:rPr>
+          <w:lang w:val="zh_TW" w:bidi="zh_TW"/>
+        </w:rPr>
+        <w:t>她可能來自努比亞，若是如此，她應是摩西的第二任妻子，並非西坡拉。</w:t>
+      </w:r>
+    </w:p>
+    <w:p>
+      <w:pPr>
+        <w:pStyle w:val="ListNumber"/>
+        <w:spacing w:line="240" w:lineRule="auto"/>
+        <w:ind w:left="720"/>
+      </w:pPr>
+      <w:r>
+        <w:rPr>
+          <w:lang w:val="zh_TW" w:bidi="zh_TW"/>
+        </w:rPr>
+      </w:r>
+      <w:r>
+        <w:rPr>
+          <w:lang w:val="zh_TW" w:bidi="zh_TW"/>
+        </w:rPr>
+        <w:t>她可能來自古珊，因此可能是米甸女子，也就是西坡拉本人。</w:t>
+      </w:r>
+    </w:p>
+    <w:p>
+      <w:pPr>
+        <w:pStyle w:val="ListNumber"/>
+        <w:spacing w:line="240" w:lineRule="auto"/>
+        <w:ind w:left="720"/>
+      </w:pPr>
+      <w:r>
+        <w:rPr>
+          <w:lang w:val="zh_TW" w:bidi="zh_TW"/>
+        </w:rPr>
+      </w:r>
+      <w:r>
+        <w:rPr>
+          <w:lang w:val="zh_TW" w:bidi="zh_TW"/>
+        </w:rPr>
+        <w:t>這個稱呼可能只是指她膚色較深、出身外族，不一定特指西坡拉。</w:t>
       </w:r>
     </w:p>
     <w:p>
@@ -1539,81 +868,56 @@
       </w:r>
       <w:r>
         <w:rPr>
-          <w:lang w:val="zh_TW" w:bidi="zh_TW"/>
-        </w:rPr>
-        <w:t>信徒被描述為「光明之子」（</w:t>
-      </w:r>
-      <w:hyperlink r:id="rId76">
-        <w:r>
-          <w:rPr>
-            <w:lang w:val="zh_TW" w:bidi="zh_TW"/>
-          </w:rPr>
-          <w:rPr>
-            <w:color w:val="0000EE"/>
-            <w:u w:val="single"/>
-          </w:rPr>
-          <w:t>約12:36</w:t>
-        </w:r>
-      </w:hyperlink>
-      <w:r>
-        <w:rPr>
-          <w:lang w:val="zh_TW" w:bidi="zh_TW"/>
-        </w:rPr>
-        <w:t>；另見</w:t>
-      </w:r>
-      <w:hyperlink r:id="rId77">
-        <w:r>
-          <w:rPr>
-            <w:lang w:val="zh_TW" w:bidi="zh_TW"/>
-          </w:rPr>
-          <w:rPr>
-            <w:color w:val="0000EE"/>
-            <w:u w:val="single"/>
-          </w:rPr>
-          <w:t>路16:8</w:t>
-        </w:r>
-      </w:hyperlink>
-      <w:r>
-        <w:rPr>
-          <w:lang w:val="zh_TW" w:bidi="zh_TW"/>
-        </w:rPr>
-        <w:t>）。他們的生命因與光的連結而改變。保羅也寫道，基督徒「都是光明之子，都是白晝之子」（</w:t>
-      </w:r>
-      <w:hyperlink r:id="rId78">
-        <w:r>
-          <w:rPr>
-            <w:lang w:val="zh_TW" w:bidi="zh_TW"/>
-          </w:rPr>
-          <w:rPr>
-            <w:color w:val="0000EE"/>
-            <w:u w:val="single"/>
-          </w:rPr>
-          <w:t>帖前5:5</w:t>
-        </w:r>
-      </w:hyperlink>
-      <w:r>
-        <w:rPr>
-          <w:lang w:val="zh_TW" w:bidi="zh_TW"/>
-        </w:rPr>
-        <w:t>）。約翰壹書勸勉基督徒要「在光明中行」（</w:t>
-      </w:r>
-      <w:hyperlink r:id="rId60">
-        <w:r>
-          <w:rPr>
-            <w:lang w:val="zh_TW" w:bidi="zh_TW"/>
-          </w:rPr>
-          <w:rPr>
-            <w:color w:val="0000EE"/>
-            <w:u w:val="single"/>
-          </w:rPr>
-          <w:t>約一1:7</w:t>
-        </w:r>
-      </w:hyperlink>
-      <w:r>
-        <w:rPr>
-          <w:lang w:val="zh_TW" w:bidi="zh_TW"/>
-        </w:rPr>
-        <w:t>），意思是他們應當活出良善和真理的生命。</w:t>
+          <w:i/>
+          <w:lang w:val="zh_TW" w:bidi="zh_TW"/>
+        </w:rPr>
+        <w:t>另見</w:t>
+      </w:r>
+      <w:r>
+        <w:rPr>
+          <w:lang w:val="zh_TW" w:bidi="zh_TW"/>
+        </w:rPr>
+        <w:t>古珊</w:t>
+      </w:r>
+      <w:r>
+        <w:rPr>
+          <w:lang w:val="zh_TW" w:bidi="zh_TW"/>
+        </w:rPr>
+        <w:t>；</w:t>
+      </w:r>
+      <w:r>
+        <w:rPr>
+          <w:lang w:val="zh_TW" w:bidi="zh_TW"/>
+        </w:rPr>
+        <w:t>古示 #1</w:t>
+      </w:r>
+      <w:r>
+        <w:rPr>
+          <w:lang w:val="zh_TW" w:bidi="zh_TW"/>
+        </w:rPr>
+        <w:t>；</w:t>
+      </w:r>
+      <w:r>
+        <w:rPr>
+          <w:lang w:val="zh_TW" w:bidi="zh_TW"/>
+        </w:rPr>
+        <w:t>衣索匹亞</w:t>
+      </w:r>
+      <w:r>
+        <w:rPr>
+          <w:lang w:val="zh_TW" w:bidi="zh_TW"/>
+        </w:rPr>
+        <w:t>。</w:t>
+      </w:r>
+      <w:r>
+        <w:rPr>
+          <w:lang w:val="zh_TW" w:bidi="zh_TW"/>
+        </w:rPr>
+      </w:r>
+      <w:r>
+        <w:rPr>
+          <w:lang w:val="zh_TW" w:bidi="zh_TW"/>
+        </w:rPr>
       </w:r>
     </w:p>
     <w:p>
@@ -1623,83 +927,21 @@
           <w:lang w:val="zh_TW" w:bidi="zh_TW"/>
         </w:rPr>
       </w:r>
-      <w:r>
-        <w:rPr>
-          <w:lang w:val="zh_TW" w:bidi="zh_TW"/>
-        </w:rPr>
-        <w:t>耶穌告訴祂的跟隨者：「你們是世上的光」（</w:t>
-      </w:r>
-      <w:hyperlink r:id="rId79">
-        <w:r>
-          <w:rPr>
-            <w:lang w:val="zh_TW" w:bidi="zh_TW"/>
-          </w:rPr>
-          <w:rPr>
-            <w:color w:val="0000EE"/>
-            <w:u w:val="single"/>
-          </w:rPr>
-          <w:t>太5:14</w:t>
-        </w:r>
-      </w:hyperlink>
-      <w:r>
-        <w:rPr>
-          <w:lang w:val="zh_TW" w:bidi="zh_TW"/>
-        </w:rPr>
-        <w:t>）。這句話的意思是，基督徒應當藉著敬虔的生活反映神的光。當耶穌被稱為世上的光時，意思是祂能拯救世人，並顯明真理。而當信徒被稱為世上的光時，並不是說他們能拯救世人，而是他們藉著生命指示世人通往救恩的道路。耶穌吩咐他們要藉著善行讓光照在人前，使人將榮耀歸給神（</w:t>
-      </w:r>
-      <w:hyperlink r:id="rId79">
-        <w:r>
-          <w:rPr>
-            <w:lang w:val="zh_TW" w:bidi="zh_TW"/>
-          </w:rPr>
-          <w:rPr>
-            <w:color w:val="0000EE"/>
-            <w:u w:val="single"/>
-          </w:rPr>
-          <w:t>太5:16</w:t>
-        </w:r>
-      </w:hyperlink>
-      <w:r>
-        <w:rPr>
-          <w:lang w:val="zh_TW" w:bidi="zh_TW"/>
-        </w:rPr>
-        <w:t>）。基督徒必須充分使用他們所得的光，若忽視它而仍活在黑暗中，他們的處境更為可悲，因為他們明白真理卻選擇背棄它（</w:t>
-      </w:r>
-      <w:hyperlink r:id="rId80">
-        <w:r>
-          <w:rPr>
-            <w:lang w:val="zh_TW" w:bidi="zh_TW"/>
-          </w:rPr>
-          <w:rPr>
-            <w:color w:val="0000EE"/>
-            <w:u w:val="single"/>
-          </w:rPr>
-          <w:t>太6:23</w:t>
-        </w:r>
-      </w:hyperlink>
-      <w:r>
-        <w:rPr>
-          <w:lang w:val="zh_TW" w:bidi="zh_TW"/>
-        </w:rPr>
-        <w:t>；</w:t>
-      </w:r>
-      <w:hyperlink r:id="rId81">
-        <w:r>
-          <w:rPr>
-            <w:lang w:val="zh_TW" w:bidi="zh_TW"/>
-          </w:rPr>
-          <w:rPr>
-            <w:color w:val="0000EE"/>
-            <w:u w:val="single"/>
-          </w:rPr>
-          <w:t>路11:35</w:t>
-        </w:r>
-      </w:hyperlink>
-      <w:r>
-        <w:rPr>
-          <w:lang w:val="zh_TW" w:bidi="zh_TW"/>
-        </w:rPr>
-        <w:t>）。</w:t>
+    </w:p>
+    <w:p>
+      <w:pPr>
+        <w:pStyle w:val="Heading2"/>
+      </w:pPr>
+      <w:r>
+        <w:rPr>
+          <w:lang w:val="zh_TW" w:bidi="zh_TW"/>
+        </w:rPr>
+        <w:t>骨頭</w:t>
+      </w:r>
+      <w:r>
+        <w:rPr>
+          <w:lang w:val="zh_TW" w:bidi="zh_TW"/>
+        </w:rPr>
       </w:r>
     </w:p>
     <w:p>
@@ -1713,7 +955,7 @@
         <w:rPr>
           <w:lang w:val="zh_TW" w:bidi="zh_TW"/>
         </w:rPr>
-        <w:t>現代人並不容易接受光的比喻。但聖經教導說，基督的光已經照亮所有基督徒。如果他們忽視這光，仍像活在黑暗裡，那麼他們就仍舊陷在深暗之中。他們比其他人更糟，因為他們知道光是什麼，也知道光對他們的意義，卻轉身離棄它。</w:t>
+        <w:t>骨頭是構成人與動物骨架的堅硬部分。人或動物死後，即使身體的軟組織腐壞，骨頭仍能長久保持原形。因此，人們往往把骨頭與死亡聯想在一起。</w:t>
       </w:r>
     </w:p>
     <w:p>
@@ -1725,28 +967,369 @@
       </w:r>
       <w:r>
         <w:rPr>
-          <w:i/>
-          <w:lang w:val="zh_TW" w:bidi="zh_TW"/>
-        </w:rPr>
-        <w:t>另見</w:t>
-      </w:r>
-      <w:r>
-        <w:rPr>
-          <w:lang w:val="zh_TW" w:bidi="zh_TW"/>
-        </w:rPr>
-        <w:t xml:space="preserve"> </w:t>
-      </w:r>
-      <w:r>
-        <w:rPr>
-          <w:lang w:val="zh_TW" w:bidi="zh_TW"/>
-        </w:rPr>
-        <w:t>黑暗</w:t>
-      </w:r>
-      <w:r>
-        <w:rPr>
-          <w:lang w:val="zh_TW" w:bidi="zh_TW"/>
-        </w:rPr>
-        <w:t>。</w:t>
+          <w:lang w:val="zh_TW" w:bidi="zh_TW"/>
+        </w:rPr>
+        <w:t>古代以色列人認為，以尊重的方式安葬死者是極為重要的（</w:t>
+      </w:r>
+      <w:hyperlink r:id="rId27">
+        <w:r>
+          <w:rPr>
+            <w:lang w:val="zh_TW" w:bidi="zh_TW"/>
+          </w:rPr>
+          <w:rPr>
+            <w:color w:val="0000EE"/>
+            <w:u w:val="single"/>
+          </w:rPr>
+          <w:t>創50:25</w:t>
+        </w:r>
+      </w:hyperlink>
+      <w:r>
+        <w:rPr>
+          <w:lang w:val="zh_TW" w:bidi="zh_TW"/>
+        </w:rPr>
+        <w:t>；</w:t>
+      </w:r>
+      <w:hyperlink r:id="rId28">
+        <w:r>
+          <w:rPr>
+            <w:lang w:val="zh_TW" w:bidi="zh_TW"/>
+          </w:rPr>
+          <w:rPr>
+            <w:color w:val="0000EE"/>
+            <w:u w:val="single"/>
+          </w:rPr>
+          <w:t>撒上31:11–13</w:t>
+        </w:r>
+      </w:hyperlink>
+      <w:r>
+        <w:rPr>
+          <w:lang w:val="zh_TW" w:bidi="zh_TW"/>
+        </w:rPr>
+        <w:t>；</w:t>
+      </w:r>
+      <w:hyperlink r:id="rId29">
+        <w:r>
+          <w:rPr>
+            <w:lang w:val="zh_TW" w:bidi="zh_TW"/>
+          </w:rPr>
+          <w:rPr>
+            <w:color w:val="0000EE"/>
+            <w:u w:val="single"/>
+          </w:rPr>
+          <w:t>王下23:14–18</w:t>
+        </w:r>
+      </w:hyperlink>
+      <w:r>
+        <w:rPr>
+          <w:lang w:val="zh_TW" w:bidi="zh_TW"/>
+        </w:rPr>
+        <w:t>；</w:t>
+      </w:r>
+      <w:hyperlink r:id="rId30">
+        <w:r>
+          <w:rPr>
+            <w:lang w:val="zh_TW" w:bidi="zh_TW"/>
+          </w:rPr>
+          <w:rPr>
+            <w:color w:val="0000EE"/>
+            <w:u w:val="single"/>
+          </w:rPr>
+          <w:t>結39:14–16</w:t>
+        </w:r>
+      </w:hyperlink>
+      <w:r>
+        <w:rPr>
+          <w:lang w:val="zh_TW" w:bidi="zh_TW"/>
+        </w:rPr>
+        <w:t>；</w:t>
+      </w:r>
+      <w:hyperlink r:id="rId31">
+        <w:r>
+          <w:rPr>
+            <w:lang w:val="zh_TW" w:bidi="zh_TW"/>
+          </w:rPr>
+          <w:rPr>
+            <w:color w:val="0000EE"/>
+            <w:u w:val="single"/>
+          </w:rPr>
+          <w:t>摩2:1</w:t>
+        </w:r>
+      </w:hyperlink>
+      <w:r>
+        <w:rPr>
+          <w:lang w:val="zh_TW" w:bidi="zh_TW"/>
+        </w:rPr>
+        <w:t>）。</w:t>
+      </w:r>
+    </w:p>
+    <w:p>
+      <w:pPr/>
+      <w:r>
+        <w:rPr>
+          <w:lang w:val="zh_TW" w:bidi="zh_TW"/>
+        </w:rPr>
+      </w:r>
+      <w:r>
+        <w:rPr>
+          <w:lang w:val="zh_TW" w:bidi="zh_TW"/>
+        </w:rPr>
+        <w:t>在以西結書中，神讓先知看見一個充滿枯骨的平原。這些骨頭代表失去盼望的以色列民，但神應許要賜下祂的靈，使祂的百姓重新得著生命，就像使這些死去的骨頭再生一般（</w:t>
+      </w:r>
+      <w:hyperlink r:id="rId32">
+        <w:r>
+          <w:rPr>
+            <w:lang w:val="zh_TW" w:bidi="zh_TW"/>
+          </w:rPr>
+          <w:rPr>
+            <w:color w:val="0000EE"/>
+            <w:u w:val="single"/>
+          </w:rPr>
+          <w:t>結37:1–14</w:t>
+        </w:r>
+      </w:hyperlink>
+      <w:r>
+        <w:rPr>
+          <w:lang w:val="zh_TW" w:bidi="zh_TW"/>
+        </w:rPr>
+        <w:t>）。其實，在活著的身體裡，骨頭是有生命的組織。以西結也寫到斷骨可以痊癒（</w:t>
+      </w:r>
+      <w:hyperlink r:id="rId33">
+        <w:r>
+          <w:rPr>
+            <w:lang w:val="zh_TW" w:bidi="zh_TW"/>
+          </w:rPr>
+          <w:rPr>
+            <w:color w:val="0000EE"/>
+            <w:u w:val="single"/>
+          </w:rPr>
+          <w:t>結30:21</w:t>
+        </w:r>
+      </w:hyperlink>
+      <w:r>
+        <w:rPr>
+          <w:lang w:val="zh_TW" w:bidi="zh_TW"/>
+        </w:rPr>
+        <w:t>）。</w:t>
+      </w:r>
+    </w:p>
+    <w:p>
+      <w:pPr/>
+      <w:r>
+        <w:rPr>
+          <w:lang w:val="zh_TW" w:bidi="zh_TW"/>
+        </w:rPr>
+      </w:r>
+      <w:r>
+        <w:rPr>
+          <w:lang w:val="zh_TW" w:bidi="zh_TW"/>
+        </w:rPr>
+        <w:t>以色列人守逾越節時，必須獻上一隻毫無殘疾的羊羔，其中一項要求是羊羔的骨頭一根也不可折斷（</w:t>
+      </w:r>
+      <w:hyperlink r:id="rId34">
+        <w:r>
+          <w:rPr>
+            <w:lang w:val="zh_TW" w:bidi="zh_TW"/>
+          </w:rPr>
+          <w:rPr>
+            <w:color w:val="0000EE"/>
+            <w:u w:val="single"/>
+          </w:rPr>
+          <w:t>出12:46</w:t>
+        </w:r>
+      </w:hyperlink>
+      <w:r>
+        <w:rPr>
+          <w:lang w:val="zh_TW" w:bidi="zh_TW"/>
+        </w:rPr>
+        <w:t>；</w:t>
+      </w:r>
+      <w:hyperlink r:id="rId35">
+        <w:r>
+          <w:rPr>
+            <w:lang w:val="zh_TW" w:bidi="zh_TW"/>
+          </w:rPr>
+          <w:rPr>
+            <w:color w:val="0000EE"/>
+            <w:u w:val="single"/>
+          </w:rPr>
+          <w:t>民9:11–12</w:t>
+        </w:r>
+      </w:hyperlink>
+      <w:r>
+        <w:rPr>
+          <w:lang w:val="zh_TW" w:bidi="zh_TW"/>
+        </w:rPr>
+        <w:t>）。這項律例在新約聖經中具有特別的意義。羅馬兵丁通常會打斷被釘十字架之人的腿，使其更快死亡，但當耶穌被釘十字架時，他們並沒有打斷祂的腿。這正應驗了舊約聖經中關於耶穌的話——祂被稱為「神的羔羊」（</w:t>
+      </w:r>
+      <w:hyperlink r:id="rId36">
+        <w:r>
+          <w:rPr>
+            <w:lang w:val="zh_TW" w:bidi="zh_TW"/>
+          </w:rPr>
+          <w:rPr>
+            <w:color w:val="0000EE"/>
+            <w:u w:val="single"/>
+          </w:rPr>
+          <w:t>詩34:20</w:t>
+        </w:r>
+      </w:hyperlink>
+      <w:r>
+        <w:rPr>
+          <w:lang w:val="zh_TW" w:bidi="zh_TW"/>
+        </w:rPr>
+        <w:t>；</w:t>
+      </w:r>
+      <w:hyperlink r:id="rId37">
+        <w:r>
+          <w:rPr>
+            <w:lang w:val="zh_TW" w:bidi="zh_TW"/>
+          </w:rPr>
+          <w:rPr>
+            <w:color w:val="0000EE"/>
+            <w:u w:val="single"/>
+          </w:rPr>
+          <w:t>約1:36，</w:t>
+        </w:r>
+      </w:hyperlink>
+      <w:hyperlink r:id="rId38">
+        <w:r>
+          <w:rPr>
+            <w:lang w:val="zh_TW" w:bidi="zh_TW"/>
+          </w:rPr>
+          <w:rPr>
+            <w:color w:val="0000EE"/>
+            <w:u w:val="single"/>
+          </w:rPr>
+          <w:t>約19:30–37</w:t>
+        </w:r>
+      </w:hyperlink>
+      <w:r>
+        <w:rPr>
+          <w:lang w:val="zh_TW" w:bidi="zh_TW"/>
+        </w:rPr>
+        <w:t>）。</w:t>
+      </w:r>
+    </w:p>
+    <w:p>
+      <w:pPr/>
+      <w:r>
+        <w:rPr>
+          <w:lang w:val="zh_TW" w:bidi="zh_TW"/>
+        </w:rPr>
+      </w:r>
+      <w:r>
+        <w:rPr>
+          <w:lang w:val="zh_TW" w:bidi="zh_TW"/>
+        </w:rPr>
+        <w:t>在聖經的某些地方，人們會以骨頭來表達強烈的情感（</w:t>
+      </w:r>
+      <w:hyperlink r:id="rId39">
+        <w:r>
+          <w:rPr>
+            <w:lang w:val="zh_TW" w:bidi="zh_TW"/>
+          </w:rPr>
+          <w:rPr>
+            <w:color w:val="0000EE"/>
+            <w:u w:val="single"/>
+          </w:rPr>
+          <w:t>伯2:5</w:t>
+        </w:r>
+      </w:hyperlink>
+      <w:r>
+        <w:rPr>
+          <w:lang w:val="zh_TW" w:bidi="zh_TW"/>
+        </w:rPr>
+        <w:t>，</w:t>
+      </w:r>
+      <w:hyperlink r:id="rId40">
+        <w:r>
+          <w:rPr>
+            <w:lang w:val="zh_TW" w:bidi="zh_TW"/>
+          </w:rPr>
+          <w:rPr>
+            <w:color w:val="0000EE"/>
+            <w:u w:val="single"/>
+          </w:rPr>
+          <w:t>19:20</w:t>
+        </w:r>
+      </w:hyperlink>
+      <w:r>
+        <w:rPr>
+          <w:lang w:val="zh_TW" w:bidi="zh_TW"/>
+        </w:rPr>
+        <w:t>，</w:t>
+      </w:r>
+      <w:hyperlink r:id="rId41">
+        <w:r>
+          <w:rPr>
+            <w:lang w:val="zh_TW" w:bidi="zh_TW"/>
+          </w:rPr>
+          <w:rPr>
+            <w:color w:val="0000EE"/>
+            <w:u w:val="single"/>
+          </w:rPr>
+          <w:t>30:30</w:t>
+        </w:r>
+      </w:hyperlink>
+      <w:r>
+        <w:rPr>
+          <w:lang w:val="zh_TW" w:bidi="zh_TW"/>
+        </w:rPr>
+        <w:t>）。聖經也使用「骨肉」這個片語來表明人之間的親屬關係。當人說某人是自己的「骨肉」時的意思是他是家人，就像今日我們說「血肉之親」一樣（參</w:t>
+      </w:r>
+      <w:hyperlink r:id="rId42">
+        <w:r>
+          <w:rPr>
+            <w:lang w:val="zh_TW" w:bidi="zh_TW"/>
+          </w:rPr>
+          <w:rPr>
+            <w:color w:val="0000EE"/>
+            <w:u w:val="single"/>
+          </w:rPr>
+          <w:t>創2:23</w:t>
+        </w:r>
+      </w:hyperlink>
+      <w:r>
+        <w:rPr>
+          <w:lang w:val="zh_TW" w:bidi="zh_TW"/>
+        </w:rPr>
+        <w:t>，</w:t>
+      </w:r>
+      <w:hyperlink r:id="rId43">
+        <w:r>
+          <w:rPr>
+            <w:lang w:val="zh_TW" w:bidi="zh_TW"/>
+          </w:rPr>
+          <w:rPr>
+            <w:color w:val="0000EE"/>
+            <w:u w:val="single"/>
+          </w:rPr>
+          <w:t>29:14</w:t>
+        </w:r>
+      </w:hyperlink>
+      <w:r>
+        <w:rPr>
+          <w:lang w:val="zh_TW" w:bidi="zh_TW"/>
+        </w:rPr>
+        <w:t>；</w:t>
+      </w:r>
+      <w:hyperlink r:id="rId44">
+        <w:r>
+          <w:rPr>
+            <w:lang w:val="zh_TW" w:bidi="zh_TW"/>
+          </w:rPr>
+          <w:rPr>
+            <w:color w:val="0000EE"/>
+            <w:u w:val="single"/>
+          </w:rPr>
+          <w:t>士9:2</w:t>
+        </w:r>
+      </w:hyperlink>
+      <w:r>
+        <w:rPr>
+          <w:lang w:val="zh_TW" w:bidi="zh_TW"/>
+        </w:rPr>
+        <w:t>）。</w:t>
       </w:r>
       <w:r>
         <w:rPr>
@@ -3648,6 +3231,18 @@
   </w:num>
   <w:num w:numId="13" w16cid:durableId="592781308">
     <w:abstractNumId w:val="11"/>
+  </w:num>
+  <w:num w:numId="14">
+    <w:abstractNumId w:val="3"/>
+    <w:lvlOverride w:ilvl="0">
+      <w:startOverride w:val="1"/>
+    </w:lvlOverride>
+  </w:num>
+  <w:num w:numId="15">
+    <w:abstractNumId w:val="3"/>
+    <w:lvlOverride w:ilvl="0">
+      <w:startOverride w:val="1"/>
+    </w:lvlOverride>
   </w:num>
   <w:numIdMacAtCleanup w:val="10"/>
 </w:numbering>

--- a/zht/docx/051.content.docx
+++ b/zht/docx/051.content.docx
@@ -149,7 +149,7 @@
         <w:rPr>
           <w:lang w:val="zh_TW" w:bidi="zh_TW"/>
         </w:rPr>
-        <w:t>gu</w:t>
+        <w:t>gong</w:t>
       </w:r>
       <w:r>
         <w:rPr>
@@ -212,111 +212,7 @@
         <w:rPr>
           <w:lang w:val="zh_TW" w:bidi="zh_TW"/>
         </w:rPr>
-        <w:t>沽尼</w:t>
-      </w:r>
-      <w:r>
-        <w:rPr>
-          <w:lang w:val="zh_TW" w:bidi="zh_TW"/>
-        </w:rPr>
-      </w:r>
-    </w:p>
-    <w:p>
-      <w:pPr>
-        <w:pStyle w:val="ListNumber"/>
-        <w:numPr>
-          <w:ilvl w:val="0"/>
-          <w:numId w:val="14"/>
-        </w:numPr>
-        <w:spacing w:line="240" w:lineRule="auto"/>
-        <w:ind w:left="720"/>
-      </w:pPr>
-      <w:r>
-        <w:rPr>
-          <w:lang w:val="zh_TW" w:bidi="zh_TW"/>
-        </w:rPr>
-      </w:r>
-      <w:r>
-        <w:rPr>
-          <w:lang w:val="zh_TW" w:bidi="zh_TW"/>
-        </w:rPr>
-        <w:t>拿弗他利的兒子，也是雅各的孫子（</w:t>
-      </w:r>
-      <w:hyperlink r:id="rId13">
-        <w:r>
-          <w:rPr>
-            <w:lang w:val="zh_TW" w:bidi="zh_TW"/>
-          </w:rPr>
-          <w:rPr>
-            <w:color w:val="0000EE"/>
-            <w:u w:val="single"/>
-          </w:rPr>
-          <w:t>創46:24</w:t>
-        </w:r>
-      </w:hyperlink>
-      <w:r>
-        <w:rPr>
-          <w:lang w:val="zh_TW" w:bidi="zh_TW"/>
-        </w:rPr>
-        <w:t>；</w:t>
-      </w:r>
-      <w:hyperlink r:id="rId14">
-        <w:r>
-          <w:rPr>
-            <w:lang w:val="zh_TW" w:bidi="zh_TW"/>
-          </w:rPr>
-          <w:rPr>
-            <w:color w:val="0000EE"/>
-            <w:u w:val="single"/>
-          </w:rPr>
-          <w:t>代上7:13</w:t>
-        </w:r>
-      </w:hyperlink>
-      <w:r>
-        <w:rPr>
-          <w:lang w:val="zh_TW" w:bidi="zh_TW"/>
-        </w:rPr>
-        <w:t>）。</w:t>
-      </w:r>
-    </w:p>
-    <w:p>
-      <w:pPr>
-        <w:pStyle w:val="ListNumber"/>
-        <w:spacing w:line="240" w:lineRule="auto"/>
-        <w:ind w:left="720"/>
-      </w:pPr>
-      <w:r>
-        <w:rPr>
-          <w:lang w:val="zh_TW" w:bidi="zh_TW"/>
-        </w:rPr>
-      </w:r>
-      <w:r>
-        <w:rPr>
-          <w:lang w:val="zh_TW" w:bidi="zh_TW"/>
-        </w:rPr>
-        <w:t>迦得支派中押比疊的父親（</w:t>
-      </w:r>
-      <w:hyperlink r:id="rId15">
-        <w:r>
-          <w:rPr>
-            <w:lang w:val="zh_TW" w:bidi="zh_TW"/>
-          </w:rPr>
-          <w:rPr>
-            <w:color w:val="0000EE"/>
-            <w:u w:val="single"/>
-          </w:rPr>
-          <w:t>代上5:15</w:t>
-        </w:r>
-      </w:hyperlink>
-      <w:r>
-        <w:rPr>
-          <w:lang w:val="zh_TW" w:bidi="zh_TW"/>
-        </w:rPr>
-        <w:t>，譯註：和合本譯為古尼）。</w:t>
-      </w:r>
-      <w:r>
-        <w:rPr>
-          <w:lang w:val="zh_TW" w:bidi="zh_TW"/>
-        </w:rPr>
+        <w:t>工價</w:t>
       </w:r>
       <w:r>
         <w:rPr>
@@ -331,21 +227,11 @@
           <w:lang w:val="zh_TW" w:bidi="zh_TW"/>
         </w:rPr>
       </w:r>
-    </w:p>
-    <w:p>
-      <w:pPr>
-        <w:pStyle w:val="Heading2"/>
-      </w:pPr>
-      <w:r>
-        <w:rPr>
-          <w:lang w:val="zh_TW" w:bidi="zh_TW"/>
-        </w:rPr>
-        <w:t>古實 (人物)</w:t>
-      </w:r>
-      <w:r>
-        <w:rPr>
-          <w:lang w:val="zh_TW" w:bidi="zh_TW"/>
-        </w:rPr>
+      <w:r>
+        <w:rPr>
+          <w:lang w:val="zh_TW" w:bidi="zh_TW"/>
+        </w:rPr>
+        <w:t>勞工因工作而獲得的報酬。工價通常是以銀子等交換媒介支付，但也可以用各種物品或服務作為報酬。</w:t>
       </w:r>
     </w:p>
     <w:p>
@@ -359,7 +245,61 @@
         <w:rPr>
           <w:lang w:val="zh_TW" w:bidi="zh_TW"/>
         </w:rPr>
-        <w:t>1. 含的四個兒子中的長子（</w:t>
+        <w:t>雅各為了娶拉班的小女兒拉結，為其服事了七年（</w:t>
+      </w:r>
+      <w:hyperlink r:id="rId13">
+        <w:r>
+          <w:rPr>
+            <w:lang w:val="zh_TW" w:bidi="zh_TW"/>
+          </w:rPr>
+          <w:rPr>
+            <w:color w:val="0000EE"/>
+            <w:u w:val="single"/>
+          </w:rPr>
+          <w:t>創29:18–20</w:t>
+        </w:r>
+      </w:hyperlink>
+      <w:r>
+        <w:rPr>
+          <w:lang w:val="zh_TW" w:bidi="zh_TW"/>
+        </w:rPr>
+        <w:t>）。後來拉班沒有遵守約定，雅各又做工了七年。之後，雅各的工價是羊群和山羊（</w:t>
+      </w:r>
+      <w:hyperlink r:id="rId14">
+        <w:r>
+          <w:rPr>
+            <w:lang w:val="zh_TW" w:bidi="zh_TW"/>
+          </w:rPr>
+          <w:rPr>
+            <w:color w:val="0000EE"/>
+            <w:u w:val="single"/>
+          </w:rPr>
+          <w:t>創30:31–32</w:t>
+        </w:r>
+      </w:hyperlink>
+      <w:r>
+        <w:rPr>
+          <w:lang w:val="zh_TW" w:bidi="zh_TW"/>
+        </w:rPr>
+        <w:t>，</w:t>
+      </w:r>
+      <w:hyperlink r:id="rId15">
+        <w:r>
+          <w:rPr>
+            <w:lang w:val="zh_TW" w:bidi="zh_TW"/>
+          </w:rPr>
+          <w:rPr>
+            <w:color w:val="0000EE"/>
+            <w:u w:val="single"/>
+          </w:rPr>
+          <w:t>31:8</w:t>
+        </w:r>
+      </w:hyperlink>
+      <w:r>
+        <w:rPr>
+          <w:lang w:val="zh_TW" w:bidi="zh_TW"/>
+        </w:rPr>
+        <w:t>）。尼布甲尼撒攻取泰爾城時付出了極大的努力，因此神把埃及賜給他作為工價（</w:t>
       </w:r>
       <w:hyperlink r:id="rId16">
         <w:r>
@@ -370,69 +310,14 @@
             <w:color w:val="0000EE"/>
             <w:u w:val="single"/>
           </w:rPr>
-          <w:t>創10:6</w:t>
-        </w:r>
-      </w:hyperlink>
-      <w:r>
-        <w:rPr>
-          <w:lang w:val="zh_TW" w:bidi="zh_TW"/>
-        </w:rPr>
-        <w:t>；</w:t>
-      </w:r>
-      <w:hyperlink r:id="rId17">
-        <w:r>
-          <w:rPr>
-            <w:lang w:val="zh_TW" w:bidi="zh_TW"/>
-          </w:rPr>
-          <w:rPr>
-            <w:color w:val="0000EE"/>
-            <w:u w:val="single"/>
-          </w:rPr>
-          <w:t>代上1:8</w:t>
-        </w:r>
-      </w:hyperlink>
-      <w:r>
-        <w:rPr>
-          <w:lang w:val="zh_TW" w:bidi="zh_TW"/>
-        </w:rPr>
-        <w:t>）。因為其他三個名字（埃及、弗和迦南）都是地名，所以古實也很可能是個地名，通常被認為是埃塞俄比亞。</w:t>
-      </w:r>
-      <w:r>
-        <w:rPr>
-          <w:i/>
-          <w:lang w:val="zh_TW" w:bidi="zh_TW"/>
-        </w:rPr>
-        <w:t>見</w:t>
-      </w:r>
-      <w:r>
-        <w:rPr>
-          <w:lang w:val="zh_TW" w:bidi="zh_TW"/>
-        </w:rPr>
-        <w:t xml:space="preserve"> </w:t>
-      </w:r>
-      <w:r>
-        <w:rPr>
-          <w:lang w:val="zh_TW" w:bidi="zh_TW"/>
-        </w:rPr>
-        <w:t>古實（地點）</w:t>
-      </w:r>
-      <w:r>
-        <w:rPr>
-          <w:lang w:val="zh_TW" w:bidi="zh_TW"/>
-        </w:rPr>
-        <w:t>；</w:t>
-      </w:r>
-      <w:r>
-        <w:rPr>
-          <w:lang w:val="zh_TW" w:bidi="zh_TW"/>
-        </w:rPr>
-        <w:t>埃塞俄比亞</w:t>
-      </w:r>
-      <w:r>
-        <w:rPr>
-          <w:lang w:val="zh_TW" w:bidi="zh_TW"/>
-        </w:rPr>
-        <w:t>。</w:t>
+          <w:t>結29:18–20</w:t>
+        </w:r>
+      </w:hyperlink>
+      <w:r>
+        <w:rPr>
+          <w:lang w:val="zh_TW" w:bidi="zh_TW"/>
+        </w:rPr>
+        <w:t>）。</w:t>
       </w:r>
     </w:p>
     <w:p>
@@ -446,7 +331,25 @@
         <w:rPr>
           <w:lang w:val="zh_TW" w:bidi="zh_TW"/>
         </w:rPr>
-        <w:t>2. 便雅憫人，可能是大衛的敵人，在</w:t>
+        <w:t>工價通常由雇主和受雇的人雙方商定（</w:t>
+      </w:r>
+      <w:hyperlink r:id="rId17">
+        <w:r>
+          <w:rPr>
+            <w:lang w:val="zh_TW" w:bidi="zh_TW"/>
+          </w:rPr>
+          <w:rPr>
+            <w:color w:val="0000EE"/>
+            <w:u w:val="single"/>
+          </w:rPr>
+          <w:t>創29:15–19</w:t>
+        </w:r>
+      </w:hyperlink>
+      <w:r>
+        <w:rPr>
+          <w:lang w:val="zh_TW" w:bidi="zh_TW"/>
+        </w:rPr>
+        <w:t>；</w:t>
       </w:r>
       <w:hyperlink r:id="rId18">
         <w:r>
@@ -457,24 +360,122 @@
             <w:color w:val="0000EE"/>
             <w:u w:val="single"/>
           </w:rPr>
-          <w:t>詩篇第七篇</w:t>
-        </w:r>
-      </w:hyperlink>
-      <w:r>
-        <w:rPr>
-          <w:lang w:val="zh_TW" w:bidi="zh_TW"/>
-        </w:rPr>
-        <w:t>的標題中提及。</w:t>
-      </w:r>
-      <w:r>
-        <w:rPr>
-          <w:lang w:val="zh_TW" w:bidi="zh_TW"/>
-        </w:rPr>
-      </w:r>
-      <w:r>
-        <w:rPr>
-          <w:lang w:val="zh_TW" w:bidi="zh_TW"/>
-        </w:rPr>
+          <w:t>太20:2</w:t>
+        </w:r>
+      </w:hyperlink>
+      <w:r>
+        <w:rPr>
+          <w:lang w:val="zh_TW" w:bidi="zh_TW"/>
+        </w:rPr>
+        <w:t>）。有時則是由雇主決定報酬（</w:t>
+      </w:r>
+      <w:hyperlink r:id="rId19">
+        <w:r>
+          <w:rPr>
+            <w:lang w:val="zh_TW" w:bidi="zh_TW"/>
+          </w:rPr>
+          <w:rPr>
+            <w:color w:val="0000EE"/>
+            <w:u w:val="single"/>
+          </w:rPr>
+          <w:t>太20:4</w:t>
+        </w:r>
+      </w:hyperlink>
+      <w:r>
+        <w:rPr>
+          <w:lang w:val="zh_TW" w:bidi="zh_TW"/>
+        </w:rPr>
+        <w:t>）。聖經教導人要按著工作給予合理的工價（</w:t>
+      </w:r>
+      <w:hyperlink r:id="rId20">
+        <w:r>
+          <w:rPr>
+            <w:lang w:val="zh_TW" w:bidi="zh_TW"/>
+          </w:rPr>
+          <w:rPr>
+            <w:color w:val="0000EE"/>
+            <w:u w:val="single"/>
+          </w:rPr>
+          <w:t>路10:7</w:t>
+        </w:r>
+      </w:hyperlink>
+      <w:r>
+        <w:rPr>
+          <w:lang w:val="zh_TW" w:bidi="zh_TW"/>
+        </w:rPr>
+        <w:t>；</w:t>
+      </w:r>
+      <w:hyperlink r:id="rId21">
+        <w:r>
+          <w:rPr>
+            <w:lang w:val="zh_TW" w:bidi="zh_TW"/>
+          </w:rPr>
+          <w:rPr>
+            <w:color w:val="0000EE"/>
+            <w:u w:val="single"/>
+          </w:rPr>
+          <w:t>提前5:18</w:t>
+        </w:r>
+      </w:hyperlink>
+      <w:r>
+        <w:rPr>
+          <w:lang w:val="zh_TW" w:bidi="zh_TW"/>
+        </w:rPr>
+        <w:t>）。神為此設立律法，並審判那些違反這項原則的人。工價應當及時支付（</w:t>
+      </w:r>
+      <w:hyperlink r:id="rId22">
+        <w:r>
+          <w:rPr>
+            <w:lang w:val="zh_TW" w:bidi="zh_TW"/>
+          </w:rPr>
+          <w:rPr>
+            <w:color w:val="0000EE"/>
+            <w:u w:val="single"/>
+          </w:rPr>
+          <w:t>利19:13</w:t>
+        </w:r>
+      </w:hyperlink>
+      <w:r>
+        <w:rPr>
+          <w:lang w:val="zh_TW" w:bidi="zh_TW"/>
+        </w:rPr>
+        <w:t>）。聖經也譴責虧欠工價的行為（</w:t>
+      </w:r>
+      <w:hyperlink r:id="rId23">
+        <w:r>
+          <w:rPr>
+            <w:lang w:val="zh_TW" w:bidi="zh_TW"/>
+          </w:rPr>
+          <w:rPr>
+            <w:color w:val="0000EE"/>
+            <w:u w:val="single"/>
+          </w:rPr>
+          <w:t>瑪3:5</w:t>
+        </w:r>
+      </w:hyperlink>
+      <w:r>
+        <w:rPr>
+          <w:lang w:val="zh_TW" w:bidi="zh_TW"/>
+        </w:rPr>
+        <w:t>；</w:t>
+      </w:r>
+      <w:hyperlink r:id="rId24">
+        <w:r>
+          <w:rPr>
+            <w:lang w:val="zh_TW" w:bidi="zh_TW"/>
+          </w:rPr>
+          <w:rPr>
+            <w:color w:val="0000EE"/>
+            <w:u w:val="single"/>
+          </w:rPr>
+          <w:t>雅5:1–6</w:t>
+        </w:r>
+      </w:hyperlink>
+      <w:r>
+        <w:rPr>
+          <w:lang w:val="zh_TW" w:bidi="zh_TW"/>
+        </w:rPr>
+        <w:t>）。</w:t>
       </w:r>
     </w:p>
     <w:p>
@@ -484,21 +485,65 @@
           <w:lang w:val="zh_TW" w:bidi="zh_TW"/>
         </w:rPr>
       </w:r>
-    </w:p>
-    <w:p>
-      <w:pPr>
-        <w:pStyle w:val="Heading2"/>
-      </w:pPr>
-      <w:r>
-        <w:rPr>
-          <w:lang w:val="zh_TW" w:bidi="zh_TW"/>
-        </w:rPr>
-        <w:t>古實（地名）</w:t>
-      </w:r>
-      <w:r>
-        <w:rPr>
-          <w:lang w:val="zh_TW" w:bidi="zh_TW"/>
-        </w:rPr>
+      <w:r>
+        <w:rPr>
+          <w:lang w:val="zh_TW" w:bidi="zh_TW"/>
+        </w:rPr>
+        <w:t>工價常常成為雇主和受雇的人之間不滿與爭執的原因。當軍兵來到施洗約翰那裡受洗時，問他今後應當怎樣行。他勸他們有自己的工價就當知足（</w:t>
+      </w:r>
+      <w:hyperlink r:id="rId25">
+        <w:r>
+          <w:rPr>
+            <w:lang w:val="zh_TW" w:bidi="zh_TW"/>
+          </w:rPr>
+          <w:rPr>
+            <w:color w:val="0000EE"/>
+            <w:u w:val="single"/>
+          </w:rPr>
+          <w:t>路3:14</w:t>
+        </w:r>
+      </w:hyperlink>
+      <w:r>
+        <w:rPr>
+          <w:lang w:val="zh_TW" w:bidi="zh_TW"/>
+        </w:rPr>
+        <w:t>）。雅各和拉班也曾因工價發生爭執。雅各兩次抱怨說：「你們的父親欺哄我，十次改了我的工價」（</w:t>
+      </w:r>
+      <w:hyperlink r:id="rId26">
+        <w:r>
+          <w:rPr>
+            <w:lang w:val="zh_TW" w:bidi="zh_TW"/>
+          </w:rPr>
+          <w:rPr>
+            <w:color w:val="0000EE"/>
+            <w:u w:val="single"/>
+          </w:rPr>
+          <w:t>創31:7</w:t>
+        </w:r>
+      </w:hyperlink>
+      <w:r>
+        <w:rPr>
+          <w:lang w:val="zh_TW" w:bidi="zh_TW"/>
+        </w:rPr>
+        <w:t>、</w:t>
+      </w:r>
+      <w:hyperlink r:id="rId26">
+        <w:r>
+          <w:rPr>
+            <w:lang w:val="zh_TW" w:bidi="zh_TW"/>
+          </w:rPr>
+          <w:rPr>
+            <w:color w:val="0000EE"/>
+            <w:u w:val="single"/>
+          </w:rPr>
+          <w:t>41</w:t>
+        </w:r>
+      </w:hyperlink>
+      <w:r>
+        <w:rPr>
+          <w:lang w:val="zh_TW" w:bidi="zh_TW"/>
+        </w:rPr>
+        <w:t>）。</w:t>
       </w:r>
     </w:p>
     <w:p>
@@ -512,7 +557,43 @@
         <w:rPr>
           <w:lang w:val="zh_TW" w:bidi="zh_TW"/>
         </w:rPr>
-        <w:t>古實這名稱出現在埃及文、亞喀得文（Akkadian）及希伯來文的文獻中，是用來指位於埃及以南、尼羅河上游沿岸的諸國。較狹義地說，古實是指尼羅河第二與第四瀑布（大急流）之間的地區，大致相當於現今蘇丹的北部，這一帶在古代也被稱為努比亞（Nubia）。</w:t>
+        <w:t>聖經也提到不義之財。娼妓所得的工價不可帶進神的殿中（</w:t>
+      </w:r>
+      <w:hyperlink r:id="rId27">
+        <w:r>
+          <w:rPr>
+            <w:lang w:val="zh_TW" w:bidi="zh_TW"/>
+          </w:rPr>
+          <w:rPr>
+            <w:color w:val="0000EE"/>
+            <w:u w:val="single"/>
+          </w:rPr>
+          <w:t>申23:18</w:t>
+        </w:r>
+      </w:hyperlink>
+      <w:r>
+        <w:rPr>
+          <w:lang w:val="zh_TW" w:bidi="zh_TW"/>
+        </w:rPr>
+        <w:t>）。聖經也警戒人不要犯巴蘭的錯誤，因為他「貪愛不義之工價」（</w:t>
+      </w:r>
+      <w:hyperlink r:id="rId28">
+        <w:r>
+          <w:rPr>
+            <w:lang w:val="zh_TW" w:bidi="zh_TW"/>
+          </w:rPr>
+          <w:rPr>
+            <w:color w:val="0000EE"/>
+            <w:u w:val="single"/>
+          </w:rPr>
+          <w:t>彼後2:15</w:t>
+        </w:r>
+      </w:hyperlink>
+      <w:r>
+        <w:rPr>
+          <w:lang w:val="zh_TW" w:bidi="zh_TW"/>
+        </w:rPr>
+        <w:t>）。</w:t>
       </w:r>
     </w:p>
     <w:p>
@@ -524,20 +605,92 @@
       </w:r>
       <w:r>
         <w:rPr>
-          <w:lang w:val="zh_TW" w:bidi="zh_TW"/>
-        </w:rPr>
-        <w:t>舊約聖經一般採用這個較狹義的用法。希臘人稱此地為衣索匹亞，這名稱後來成為今日衣索匹亞之名的由來（現代的衣索匹亞位於更南、更東的地區）。</w:t>
-      </w:r>
-    </w:p>
-    <w:p>
-      <w:pPr>
-        <w:pStyle w:val="Heading3"/>
-      </w:pPr>
-      <w:r>
-        <w:rPr>
-          <w:lang w:val="zh_TW" w:bidi="zh_TW"/>
-        </w:rPr>
-        <w:t>創世記中的古實</w:t>
+          <w:i/>
+          <w:lang w:val="zh_TW" w:bidi="zh_TW"/>
+        </w:rPr>
+        <w:t>另見</w:t>
+      </w:r>
+      <w:r>
+        <w:rPr>
+          <w:lang w:val="zh_TW" w:bidi="zh_TW"/>
+        </w:rPr>
+        <w:t xml:space="preserve"> </w:t>
+      </w:r>
+      <w:r>
+        <w:rPr>
+          <w:lang w:val="zh_TW" w:bidi="zh_TW"/>
+        </w:rPr>
+        <w:t>銀子</w:t>
+      </w:r>
+      <w:r>
+        <w:rPr>
+          <w:lang w:val="zh_TW" w:bidi="zh_TW"/>
+        </w:rPr>
+        <w:t>；</w:t>
+      </w:r>
+      <w:r>
+        <w:rPr>
+          <w:lang w:val="zh_TW" w:bidi="zh_TW"/>
+        </w:rPr>
+        <w:t>銀行業者，銀行業</w:t>
+      </w:r>
+      <w:r>
+        <w:rPr>
+          <w:lang w:val="zh_TW" w:bidi="zh_TW"/>
+        </w:rPr>
+        <w:t>；</w:t>
+      </w:r>
+      <w:r>
+        <w:rPr>
+          <w:lang w:val="zh_TW" w:bidi="zh_TW"/>
+        </w:rPr>
+        <w:t>窮人</w:t>
+      </w:r>
+      <w:r>
+        <w:rPr>
+          <w:lang w:val="zh_TW" w:bidi="zh_TW"/>
+        </w:rPr>
+        <w:t>；</w:t>
+      </w:r>
+      <w:r>
+        <w:rPr>
+          <w:lang w:val="zh_TW" w:bidi="zh_TW"/>
+        </w:rPr>
+        <w:t>錢</w:t>
+      </w:r>
+      <w:r>
+        <w:rPr>
+          <w:lang w:val="zh_TW" w:bidi="zh_TW"/>
+        </w:rPr>
+        <w:t>財</w:t>
+      </w:r>
+      <w:r>
+        <w:rPr>
+          <w:lang w:val="zh_TW" w:bidi="zh_TW"/>
+        </w:rPr>
+        <w:t>；</w:t>
+      </w:r>
+      <w:r>
+        <w:rPr>
+          <w:lang w:val="zh_TW" w:bidi="zh_TW"/>
+        </w:rPr>
+        <w:t>工作</w:t>
+      </w:r>
+      <w:r>
+        <w:rPr>
+          <w:lang w:val="zh_TW" w:bidi="zh_TW"/>
+        </w:rPr>
+        <w:t>。</w:t>
+      </w:r>
+      <w:r>
+        <w:rPr>
+          <w:lang w:val="zh_TW" w:bidi="zh_TW"/>
+        </w:rPr>
+      </w:r>
+      <w:r>
+        <w:rPr>
+          <w:lang w:val="zh_TW" w:bidi="zh_TW"/>
+        </w:rPr>
       </w:r>
     </w:p>
     <w:p>
@@ -547,47 +700,21 @@
           <w:lang w:val="zh_TW" w:bidi="zh_TW"/>
         </w:rPr>
       </w:r>
-      <w:r>
-        <w:rPr>
-          <w:lang w:val="zh_TW" w:bidi="zh_TW"/>
-        </w:rPr>
-        <w:t>「古實」在創世記中的意思並不十分明確。在伊甸園的記述中，古實似乎位於美索不達米亞（</w:t>
-      </w:r>
-      <w:hyperlink r:id="rId19">
-        <w:r>
-          <w:rPr>
-            <w:lang w:val="zh_TW" w:bidi="zh_TW"/>
-          </w:rPr>
-          <w:rPr>
-            <w:color w:val="0000EE"/>
-            <w:u w:val="single"/>
-          </w:rPr>
-          <w:t>創2:13</w:t>
-        </w:r>
-      </w:hyperlink>
-      <w:r>
-        <w:rPr>
-          <w:lang w:val="zh_TW" w:bidi="zh_TW"/>
-        </w:rPr>
-        <w:t>），也就是底格里斯河與幼發拉底河流域（</w:t>
-      </w:r>
-      <w:hyperlink r:id="rId20">
-        <w:r>
-          <w:rPr>
-            <w:lang w:val="zh_TW" w:bidi="zh_TW"/>
-          </w:rPr>
-          <w:rPr>
-            <w:color w:val="0000EE"/>
-            <w:u w:val="single"/>
-          </w:rPr>
-          <w:t>14</w:t>
-        </w:r>
-      </w:hyperlink>
-      <w:r>
-        <w:rPr>
-          <w:lang w:val="zh_TW" w:bidi="zh_TW"/>
-        </w:rPr>
-        <w:t>節）。這裡所說的「古實」可能就是加瑟（Kassite，又稱哥西安〔Cossaean〕），加瑟是公元前十二世紀以前統治美索不達米亞約五百年的巴比倫統治者的名稱。</w:t>
+    </w:p>
+    <w:p>
+      <w:pPr>
+        <w:pStyle w:val="Heading2"/>
+      </w:pPr>
+      <w:r>
+        <w:rPr>
+          <w:lang w:val="zh_TW" w:bidi="zh_TW"/>
+        </w:rPr>
+        <w:t>工作</w:t>
+      </w:r>
+      <w:r>
+        <w:rPr>
+          <w:lang w:val="zh_TW" w:bidi="zh_TW"/>
+        </w:rPr>
       </w:r>
     </w:p>
     <w:p>
@@ -601,97 +728,7 @@
         <w:rPr>
           <w:lang w:val="zh_TW" w:bidi="zh_TW"/>
         </w:rPr>
-        <w:t>因此，</w:t>
-      </w:r>
-      <w:hyperlink r:id="rId21">
-        <w:r>
-          <w:rPr>
-            <w:lang w:val="zh_TW" w:bidi="zh_TW"/>
-          </w:rPr>
-          <w:rPr>
-            <w:color w:val="0000EE"/>
-            <w:u w:val="single"/>
-          </w:rPr>
-          <w:t>創世記十章6至8節</w:t>
-        </w:r>
-      </w:hyperlink>
-      <w:r>
-        <w:rPr>
-          <w:lang w:val="zh_TW" w:bidi="zh_TW"/>
-        </w:rPr>
-        <w:t>中提到的古實可能是指兩個不同的地區：努比亞（</w:t>
-      </w:r>
-      <w:hyperlink r:id="rId22">
-        <w:r>
-          <w:rPr>
-            <w:lang w:val="zh_TW" w:bidi="zh_TW"/>
-          </w:rPr>
-          <w:rPr>
-            <w:color w:val="0000EE"/>
-            <w:u w:val="single"/>
-          </w:rPr>
-          <w:t>6–7</w:t>
-        </w:r>
-      </w:hyperlink>
-      <w:r>
-        <w:rPr>
-          <w:lang w:val="zh_TW" w:bidi="zh_TW"/>
-        </w:rPr>
-        <w:t>節）和美索不達米亞（</w:t>
-      </w:r>
-      <w:hyperlink r:id="rId23">
-        <w:r>
-          <w:rPr>
-            <w:lang w:val="zh_TW" w:bidi="zh_TW"/>
-          </w:rPr>
-          <w:rPr>
-            <w:color w:val="0000EE"/>
-            <w:u w:val="single"/>
-          </w:rPr>
-          <w:t>9–12</w:t>
-        </w:r>
-      </w:hyperlink>
-      <w:r>
-        <w:rPr>
-          <w:lang w:val="zh_TW" w:bidi="zh_TW"/>
-        </w:rPr>
-        <w:t>節）。另一種可能是，</w:t>
-      </w:r>
-      <w:hyperlink r:id="rId19">
-        <w:r>
-          <w:rPr>
-            <w:lang w:val="zh_TW" w:bidi="zh_TW"/>
-          </w:rPr>
-          <w:rPr>
-            <w:color w:val="0000EE"/>
-            <w:u w:val="single"/>
-          </w:rPr>
-          <w:t>創世記二章13節</w:t>
-        </w:r>
-      </w:hyperlink>
-      <w:r>
-        <w:rPr>
-          <w:lang w:val="zh_TW" w:bidi="zh_TW"/>
-        </w:rPr>
-        <w:t>和</w:t>
-      </w:r>
-      <w:hyperlink r:id="rId24">
-        <w:r>
-          <w:rPr>
-            <w:lang w:val="zh_TW" w:bidi="zh_TW"/>
-          </w:rPr>
-          <w:rPr>
-            <w:color w:val="0000EE"/>
-            <w:u w:val="single"/>
-          </w:rPr>
-          <w:t>十章8節</w:t>
-        </w:r>
-      </w:hyperlink>
-      <w:r>
-        <w:rPr>
-          <w:lang w:val="zh_TW" w:bidi="zh_TW"/>
-        </w:rPr>
-        <w:t>中的古實可能是基士（Kish），這是美索不達米亞的一座城，傳統上視之為洪水之後第一個蘇美王朝的所在地。</w:t>
+        <w:t>這個詞語指的是神的活動，或人們的常規職業或從事的事務。</w:t>
       </w:r>
     </w:p>
     <w:p>
@@ -702,7 +739,7 @@
         <w:rPr>
           <w:lang w:val="zh_TW" w:bidi="zh_TW"/>
         </w:rPr>
-        <w:t>聖經中的古實人</w:t>
+        <w:t>工作的價值</w:t>
       </w:r>
     </w:p>
     <w:p>
@@ -716,25 +753,145 @@
         <w:rPr>
           <w:lang w:val="zh_TW" w:bidi="zh_TW"/>
         </w:rPr>
-        <w:t>關於「古實人」一詞的意義，聖經中較少出現混淆。除了</w:t>
-      </w:r>
-      <w:hyperlink r:id="rId25">
-        <w:r>
-          <w:rPr>
-            <w:lang w:val="zh_TW" w:bidi="zh_TW"/>
-          </w:rPr>
-          <w:rPr>
-            <w:color w:val="0000EE"/>
-            <w:u w:val="single"/>
-          </w:rPr>
-          <w:t>民數記十二章1節</w:t>
-        </w:r>
-      </w:hyperlink>
-      <w:r>
-        <w:rPr>
-          <w:lang w:val="zh_TW" w:bidi="zh_TW"/>
-        </w:rPr>
-        <w:t>可能是一個例外之外，古實人通常指努比亞（非洲的古實）的居民。</w:t>
+        <w:t>聖經對工作的正面看法根植於聖經關於神的教導。其它古代宗教著作認為創造是不符合至高者尊嚴之事，但聖經毫不掩飾地描述神在工作。神像一位手工勞動者，將宇宙創造成為「他</w:t>
+      </w:r>
+      <w:r>
+        <w:rPr>
+          <w:lang w:val="zh_TW" w:bidi="zh_TW"/>
+        </w:rPr>
+        <w:t>指頭所造的</w:t>
+      </w:r>
+      <w:r>
+        <w:rPr>
+          <w:lang w:val="zh_TW" w:bidi="zh_TW"/>
+        </w:rPr>
+        <w:t>」（</w:t>
+      </w:r>
+      <w:hyperlink r:id="rId29">
+        <w:r>
+          <w:rPr>
+            <w:lang w:val="zh_TW" w:bidi="zh_TW"/>
+          </w:rPr>
+          <w:rPr>
+            <w:color w:val="0000EE"/>
+            <w:u w:val="single"/>
+          </w:rPr>
+          <w:t>詩篇8:3</w:t>
+        </w:r>
+      </w:hyperlink>
+      <w:r>
+        <w:rPr>
+          <w:lang w:val="zh_TW" w:bidi="zh_TW"/>
+        </w:rPr>
+        <w:t>）。神像陶匠一樣用原材料做工（</w:t>
+      </w:r>
+      <w:hyperlink r:id="rId30">
+        <w:r>
+          <w:rPr>
+            <w:lang w:val="zh_TW" w:bidi="zh_TW"/>
+          </w:rPr>
+          <w:rPr>
+            <w:color w:val="0000EE"/>
+            <w:u w:val="single"/>
+          </w:rPr>
+          <w:t>以賽亞書45:9</w:t>
+        </w:r>
+      </w:hyperlink>
+      <w:r>
+        <w:rPr>
+          <w:lang w:val="zh_TW" w:bidi="zh_TW"/>
+        </w:rPr>
+        <w:t>）。未出生的孩子在母腹中的成長和廣闊壯麗的諸天，都顯示了祂的卓越工藝（</w:t>
+      </w:r>
+      <w:hyperlink r:id="rId31">
+        <w:r>
+          <w:rPr>
+            <w:lang w:val="zh_TW" w:bidi="zh_TW"/>
+          </w:rPr>
+          <w:rPr>
+            <w:color w:val="0000EE"/>
+            <w:u w:val="single"/>
+          </w:rPr>
+          <w:t>詩篇139:13–16</w:t>
+        </w:r>
+      </w:hyperlink>
+      <w:r>
+        <w:rPr>
+          <w:lang w:val="zh_TW" w:bidi="zh_TW"/>
+        </w:rPr>
+        <w:t>；</w:t>
+      </w:r>
+      <w:hyperlink r:id="rId32">
+        <w:r>
+          <w:rPr>
+            <w:lang w:val="zh_TW" w:bidi="zh_TW"/>
+          </w:rPr>
+          <w:rPr>
+            <w:color w:val="0000EE"/>
+            <w:u w:val="single"/>
+          </w:rPr>
+          <w:t>19:1</w:t>
+        </w:r>
+      </w:hyperlink>
+      <w:r>
+        <w:rPr>
+          <w:lang w:val="zh_TW" w:bidi="zh_TW"/>
+        </w:rPr>
+        <w:t>）。事實上，所有創造都見證了神的智慧和技藝（</w:t>
+      </w:r>
+      <w:hyperlink r:id="rId33">
+        <w:r>
+          <w:rPr>
+            <w:lang w:val="zh_TW" w:bidi="zh_TW"/>
+          </w:rPr>
+          <w:rPr>
+            <w:color w:val="0000EE"/>
+            <w:u w:val="single"/>
+          </w:rPr>
+          <w:t>104:24</w:t>
+        </w:r>
+      </w:hyperlink>
+      <w:r>
+        <w:rPr>
+          <w:lang w:val="zh_TW" w:bidi="zh_TW"/>
+        </w:rPr>
+        <w:t>）。全能的創造者甚至有祂的安息日（</w:t>
+      </w:r>
+      <w:hyperlink r:id="rId34">
+        <w:r>
+          <w:rPr>
+            <w:lang w:val="zh_TW" w:bidi="zh_TW"/>
+          </w:rPr>
+          <w:rPr>
+            <w:color w:val="0000EE"/>
+            <w:u w:val="single"/>
+          </w:rPr>
+          <w:t>創世記2:2–3</w:t>
+        </w:r>
+      </w:hyperlink>
+      <w:r>
+        <w:rPr>
+          <w:lang w:val="zh_TW" w:bidi="zh_TW"/>
+        </w:rPr>
+        <w:t>），並在第六日觀看祂所造的，以之為美（</w:t>
+      </w:r>
+      <w:hyperlink r:id="rId35">
+        <w:r>
+          <w:rPr>
+            <w:lang w:val="zh_TW" w:bidi="zh_TW"/>
+          </w:rPr>
+          <w:rPr>
+            <w:color w:val="0000EE"/>
+            <w:u w:val="single"/>
+          </w:rPr>
+          <w:t>1:31</w:t>
+        </w:r>
+      </w:hyperlink>
+      <w:r>
+        <w:rPr>
+          <w:lang w:val="zh_TW" w:bidi="zh_TW"/>
+        </w:rPr>
+        <w:t>）。</w:t>
       </w:r>
     </w:p>
     <w:p>
@@ -748,25 +905,61 @@
         <w:rPr>
           <w:lang w:val="zh_TW" w:bidi="zh_TW"/>
         </w:rPr>
-        <w:t>大衛王的元帥約押派去向大衛報告押沙龍戰敗消息的第一位使者，就是一位古實人（</w:t>
-      </w:r>
-      <w:hyperlink r:id="rId26">
-        <w:r>
-          <w:rPr>
-            <w:lang w:val="zh_TW" w:bidi="zh_TW"/>
-          </w:rPr>
-          <w:rPr>
-            <w:color w:val="0000EE"/>
-            <w:u w:val="single"/>
-          </w:rPr>
-          <w:t>撒下18:21–32</w:t>
-        </w:r>
-      </w:hyperlink>
-      <w:r>
-        <w:rPr>
-          <w:lang w:val="zh_TW" w:bidi="zh_TW"/>
-        </w:rPr>
-        <w:t>）。從經文可見，這位使者是外邦人，因為他不知道捷徑，傳遞消息也沒有顧及大衛的感受。有些譯本將這個希伯來字詞譯作人名「古示」（Cushi），但多數學者認為這並不正確。大多數英文聖經在其它地方出現「古實（Cush）」或「古實人（Cushite）」時，都譯為「衣索匹亞（Ethiopia）」或「衣索匹亞人（Ethiopians）」。</w:t>
+        <w:t>關於神工作的生動描述，在耶穌的道成肉身中達到了高潮。耶穌被賦予的「工作」（</w:t>
+      </w:r>
+      <w:hyperlink r:id="rId36">
+        <w:r>
+          <w:rPr>
+            <w:lang w:val="zh_TW" w:bidi="zh_TW"/>
+          </w:rPr>
+          <w:rPr>
+            <w:color w:val="0000EE"/>
+            <w:u w:val="single"/>
+          </w:rPr>
+          <w:t>約翰福音4:34</w:t>
+        </w:r>
+      </w:hyperlink>
+      <w:r>
+        <w:rPr>
+          <w:lang w:val="zh_TW" w:bidi="zh_TW"/>
+        </w:rPr>
+        <w:t>）當然是獨特的救贖任務。但祂在一般的意義上也是工作的人。耶穌同時代的人稱祂為「木匠」（</w:t>
+      </w:r>
+      <w:hyperlink r:id="rId37">
+        <w:r>
+          <w:rPr>
+            <w:lang w:val="zh_TW" w:bidi="zh_TW"/>
+          </w:rPr>
+          <w:rPr>
+            <w:color w:val="0000EE"/>
+            <w:u w:val="single"/>
+          </w:rPr>
+          <w:t>馬可福音6:3</w:t>
+        </w:r>
+      </w:hyperlink>
+      <w:r>
+        <w:rPr>
+          <w:lang w:val="zh_TW" w:bidi="zh_TW"/>
+        </w:rPr>
+        <w:t>）。在新約時代，木匠工作和木工是要付出體力的行業。因此，那位在聖殿中發怒，推翻桌子並驅趕人和動物的耶穌（</w:t>
+      </w:r>
+      <w:hyperlink r:id="rId38">
+        <w:r>
+          <w:rPr>
+            <w:lang w:val="zh_TW" w:bidi="zh_TW"/>
+          </w:rPr>
+          <w:rPr>
+            <w:color w:val="0000EE"/>
+            <w:u w:val="single"/>
+          </w:rPr>
+          <w:t>約翰福音2:14–16</w:t>
+        </w:r>
+      </w:hyperlink>
+      <w:r>
+        <w:rPr>
+          <w:lang w:val="zh_TW" w:bidi="zh_TW"/>
+        </w:rPr>
+        <w:t>），並不是一個蒼白的弱者，而是一位雙手因多年使用斧頭、鋸子和錘子而變得強硬的工人。艱苦的體力勞動並非不符合神兒子的尊榮。</w:t>
       </w:r>
     </w:p>
     <w:p>
@@ -780,83 +973,91 @@
         <w:rPr>
           <w:lang w:val="zh_TW" w:bidi="zh_TW"/>
         </w:rPr>
-        <w:t>摩西曾娶一位被稱為古實女子的妻子（</w:t>
-      </w:r>
-      <w:hyperlink r:id="rId25">
-        <w:r>
-          <w:rPr>
-            <w:lang w:val="zh_TW" w:bidi="zh_TW"/>
-          </w:rPr>
-          <w:rPr>
-            <w:color w:val="0000EE"/>
-            <w:u w:val="single"/>
-          </w:rPr>
-          <w:t>民12:1</w:t>
-        </w:r>
-      </w:hyperlink>
-      <w:r>
-        <w:rPr>
-          <w:lang w:val="zh_TW" w:bidi="zh_TW"/>
-        </w:rPr>
-        <w:t>）。這個稱呼有幾種可能的理解：</w:t>
-      </w:r>
-    </w:p>
-    <w:p>
-      <w:pPr>
-        <w:pStyle w:val="ListNumber"/>
-        <w:numPr>
-          <w:ilvl w:val="0"/>
-          <w:numId w:val="15"/>
-        </w:numPr>
-        <w:spacing w:line="240" w:lineRule="auto"/>
-        <w:ind w:left="720"/>
-      </w:pPr>
-      <w:r>
-        <w:rPr>
-          <w:lang w:val="zh_TW" w:bidi="zh_TW"/>
-        </w:rPr>
-      </w:r>
-      <w:r>
-        <w:rPr>
-          <w:lang w:val="zh_TW" w:bidi="zh_TW"/>
-        </w:rPr>
-        <w:t>她可能來自努比亞，若是如此，她應是摩西的第二任妻子，並非西坡拉。</w:t>
-      </w:r>
-    </w:p>
-    <w:p>
-      <w:pPr>
-        <w:pStyle w:val="ListNumber"/>
-        <w:spacing w:line="240" w:lineRule="auto"/>
-        <w:ind w:left="720"/>
-      </w:pPr>
-      <w:r>
-        <w:rPr>
-          <w:lang w:val="zh_TW" w:bidi="zh_TW"/>
-        </w:rPr>
-      </w:r>
-      <w:r>
-        <w:rPr>
-          <w:lang w:val="zh_TW" w:bidi="zh_TW"/>
-        </w:rPr>
-        <w:t>她可能來自古珊，因此可能是米甸女子，也就是西坡拉本人。</w:t>
-      </w:r>
-    </w:p>
-    <w:p>
-      <w:pPr>
-        <w:pStyle w:val="ListNumber"/>
-        <w:spacing w:line="240" w:lineRule="auto"/>
-        <w:ind w:left="720"/>
-      </w:pPr>
-      <w:r>
-        <w:rPr>
-          <w:lang w:val="zh_TW" w:bidi="zh_TW"/>
-        </w:rPr>
-      </w:r>
-      <w:r>
-        <w:rPr>
-          <w:lang w:val="zh_TW" w:bidi="zh_TW"/>
-        </w:rPr>
-        <w:t>這個稱呼可能只是指她膚色較深、出身外族，不一定特指西坡拉。</w:t>
+        <w:t>假如聖經關於神的教導提升了工作的尊嚴，那麼聖經對人類創造的描述則賦予所有的人類勞動一個標記：這是常態。神「</w:t>
+      </w:r>
+      <w:r>
+        <w:rPr>
+          <w:lang w:val="zh_TW" w:bidi="zh_TW"/>
+        </w:rPr>
+        <w:t>將那人安置在 伊甸園，使他修理，看守</w:t>
+      </w:r>
+      <w:r>
+        <w:rPr>
+          <w:lang w:val="zh_TW" w:bidi="zh_TW"/>
+        </w:rPr>
+        <w:t>」（</w:t>
+      </w:r>
+      <w:hyperlink r:id="rId39">
+        <w:r>
+          <w:rPr>
+            <w:lang w:val="zh_TW" w:bidi="zh_TW"/>
+          </w:rPr>
+          <w:rPr>
+            <w:color w:val="0000EE"/>
+            <w:u w:val="single"/>
+          </w:rPr>
+          <w:t>創世記2:15</w:t>
+        </w:r>
+      </w:hyperlink>
+      <w:r>
+        <w:rPr>
+          <w:lang w:val="zh_TW" w:bidi="zh_TW"/>
+        </w:rPr>
+        <w:t>）。而神的第一個命令，「要遍滿地面，治理這地」（</w:t>
+      </w:r>
+      <w:hyperlink r:id="rId40">
+        <w:r>
+          <w:rPr>
+            <w:lang w:val="zh_TW" w:bidi="zh_TW"/>
+          </w:rPr>
+          <w:rPr>
+            <w:color w:val="0000EE"/>
+            <w:u w:val="single"/>
+          </w:rPr>
+          <w:t>1:28</w:t>
+        </w:r>
+      </w:hyperlink>
+      <w:r>
+        <w:rPr>
+          <w:lang w:val="zh_TW" w:bidi="zh_TW"/>
+        </w:rPr>
+        <w:t>），意味著男人和女人都有大量的工作。在某種重要意義上，今天的人們在做日常工作時，不論他們是否承認神，都是在遵循他們創造者的命令。因此，工作並不是因墮入罪而直接進入世界的（雖然罪確實破壞了工作狀態，</w:t>
+      </w:r>
+      <w:hyperlink r:id="rId41">
+        <w:r>
+          <w:rPr>
+            <w:lang w:val="zh_TW" w:bidi="zh_TW"/>
+          </w:rPr>
+          <w:rPr>
+            <w:color w:val="0000EE"/>
+            <w:u w:val="single"/>
+          </w:rPr>
+          <w:t>3:17–19</w:t>
+        </w:r>
+      </w:hyperlink>
+      <w:r>
+        <w:rPr>
+          <w:lang w:val="zh_TW" w:bidi="zh_TW"/>
+        </w:rPr>
+        <w:t>）。從歷史的黎明起，工作就是神為人類的益處所設計的——對男人和女人來說，工作就像日落之於白晝一樣自然（</w:t>
+      </w:r>
+      <w:hyperlink r:id="rId42">
+        <w:r>
+          <w:rPr>
+            <w:lang w:val="zh_TW" w:bidi="zh_TW"/>
+          </w:rPr>
+          <w:rPr>
+            <w:color w:val="0000EE"/>
+            <w:u w:val="single"/>
+          </w:rPr>
+          <w:t>詩篇104:19–23</w:t>
+        </w:r>
+      </w:hyperlink>
+      <w:r>
+        <w:rPr>
+          <w:lang w:val="zh_TW" w:bidi="zh_TW"/>
+        </w:rPr>
+        <w:t>）。</w:t>
       </w:r>
     </w:p>
     <w:p>
@@ -868,56 +1069,152 @@
       </w:r>
       <w:r>
         <w:rPr>
-          <w:i/>
-          <w:lang w:val="zh_TW" w:bidi="zh_TW"/>
-        </w:rPr>
-        <w:t>另見</w:t>
-      </w:r>
-      <w:r>
-        <w:rPr>
-          <w:lang w:val="zh_TW" w:bidi="zh_TW"/>
-        </w:rPr>
-        <w:t>古珊</w:t>
-      </w:r>
+          <w:lang w:val="zh_TW" w:bidi="zh_TW"/>
+        </w:rPr>
+        <w:t>聖經強調工作的尊嚴和正常性，不足為奇的是，聖經強烈譴責懶惰。「</w:t>
+      </w:r>
+      <w:r>
+        <w:rPr>
+          <w:lang w:val="zh_TW" w:bidi="zh_TW"/>
+        </w:rPr>
+        <w:t>懶惰人哪， 你去察看螞蟻的動作就可得智慧</w:t>
+      </w:r>
+      <w:r>
+        <w:rPr>
+          <w:lang w:val="zh_TW" w:bidi="zh_TW"/>
+        </w:rPr>
+        <w:t>」（</w:t>
+      </w:r>
+      <w:hyperlink r:id="rId43">
+        <w:r>
+          <w:rPr>
+            <w:lang w:val="zh_TW" w:bidi="zh_TW"/>
+          </w:rPr>
+          <w:rPr>
+            <w:color w:val="0000EE"/>
+            <w:u w:val="single"/>
+          </w:rPr>
+          <w:t>箴言6:6</w:t>
+        </w:r>
+      </w:hyperlink>
+      <w:r>
+        <w:rPr>
+          <w:lang w:val="zh_TW" w:bidi="zh_TW"/>
+        </w:rPr>
+        <w:t>）。保羅同樣直言不諱：「</w:t>
+      </w:r>
+      <w:r>
+        <w:rPr>
+          <w:lang w:val="zh_TW" w:bidi="zh_TW"/>
+        </w:rPr>
+        <w:t>若有人不肯做工，就不可吃飯。</w:t>
+      </w:r>
+      <w:r>
+        <w:rPr>
+          <w:lang w:val="zh_TW" w:bidi="zh_TW"/>
+        </w:rPr>
+        <w:t>」（</w:t>
+      </w:r>
+      <w:hyperlink r:id="rId44">
+        <w:r>
+          <w:rPr>
+            <w:lang w:val="zh_TW" w:bidi="zh_TW"/>
+          </w:rPr>
+          <w:rPr>
+            <w:color w:val="0000EE"/>
+            <w:u w:val="single"/>
+          </w:rPr>
+          <w:t>帖撒羅尼迦後書3:10</w:t>
+        </w:r>
+      </w:hyperlink>
+      <w:r>
+        <w:rPr>
+          <w:lang w:val="zh_TW" w:bidi="zh_TW"/>
+        </w:rPr>
+        <w:t>）。保羅樹立了良好的榜樣（</w:t>
+      </w:r>
+      <w:hyperlink r:id="rId45">
+        <w:r>
+          <w:rPr>
+            <w:lang w:val="zh_TW" w:bidi="zh_TW"/>
+          </w:rPr>
+          <w:rPr>
+            <w:color w:val="0000EE"/>
+            <w:u w:val="single"/>
+          </w:rPr>
+          <w:t>使徒行傳20:33–35</w:t>
+        </w:r>
+      </w:hyperlink>
       <w:r>
         <w:rPr>
           <w:lang w:val="zh_TW" w:bidi="zh_TW"/>
         </w:rPr>
         <w:t>；</w:t>
       </w:r>
-      <w:r>
-        <w:rPr>
-          <w:lang w:val="zh_TW" w:bidi="zh_TW"/>
-        </w:rPr>
-        <w:t>古示 #1</w:t>
-      </w:r>
-      <w:r>
-        <w:rPr>
-          <w:lang w:val="zh_TW" w:bidi="zh_TW"/>
-        </w:rPr>
-        <w:t>；</w:t>
-      </w:r>
-      <w:r>
-        <w:rPr>
-          <w:lang w:val="zh_TW" w:bidi="zh_TW"/>
-        </w:rPr>
-        <w:t>衣索匹亞</w:t>
-      </w:r>
-      <w:r>
-        <w:rPr>
-          <w:lang w:val="zh_TW" w:bidi="zh_TW"/>
-        </w:rPr>
-        <w:t>。</w:t>
-      </w:r>
-      <w:r>
-        <w:rPr>
-          <w:lang w:val="zh_TW" w:bidi="zh_TW"/>
-        </w:rPr>
-      </w:r>
-      <w:r>
-        <w:rPr>
-          <w:lang w:val="zh_TW" w:bidi="zh_TW"/>
-        </w:rPr>
+      <w:hyperlink r:id="rId46">
+        <w:r>
+          <w:rPr>
+            <w:lang w:val="zh_TW" w:bidi="zh_TW"/>
+          </w:rPr>
+          <w:rPr>
+            <w:color w:val="0000EE"/>
+            <w:u w:val="single"/>
+          </w:rPr>
+          <w:t>帖撒羅尼迦前書2:9</w:t>
+        </w:r>
+      </w:hyperlink>
+      <w:r>
+        <w:rPr>
+          <w:lang w:val="zh_TW" w:bidi="zh_TW"/>
+        </w:rPr>
+        <w:t>）。他堅持認為，那些不願工作的人，即使是出於屬靈的原因，依賴他人支付賬單，並不會贏得非基督徒旁觀者的尊重（</w:t>
+      </w:r>
+      <w:hyperlink r:id="rId47">
+        <w:r>
+          <w:rPr>
+            <w:lang w:val="zh_TW" w:bidi="zh_TW"/>
+          </w:rPr>
+          <w:rPr>
+            <w:color w:val="0000EE"/>
+            <w:u w:val="single"/>
+          </w:rPr>
+          <w:t>帖撒羅尼迦前書4:11–12</w:t>
+        </w:r>
+      </w:hyperlink>
+      <w:r>
+        <w:rPr>
+          <w:lang w:val="zh_TW" w:bidi="zh_TW"/>
+        </w:rPr>
+        <w:t>）。另一方面，工作的人有物質資源可以服事別人（</w:t>
+      </w:r>
+      <w:hyperlink r:id="rId48">
+        <w:r>
+          <w:rPr>
+            <w:lang w:val="zh_TW" w:bidi="zh_TW"/>
+          </w:rPr>
+          <w:rPr>
+            <w:color w:val="0000EE"/>
+            <w:u w:val="single"/>
+          </w:rPr>
+          <w:t>以弗所書4:28</w:t>
+        </w:r>
+      </w:hyperlink>
+      <w:r>
+        <w:rPr>
+          <w:lang w:val="zh_TW" w:bidi="zh_TW"/>
+        </w:rPr>
+        <w:t>）。</w:t>
+      </w:r>
+    </w:p>
+    <w:p>
+      <w:pPr>
+        <w:pStyle w:val="Heading3"/>
+      </w:pPr>
+      <w:r>
+        <w:rPr>
+          <w:lang w:val="zh_TW" w:bidi="zh_TW"/>
+        </w:rPr>
+        <w:t>職業</w:t>
       </w:r>
     </w:p>
     <w:p>
@@ -927,21 +1224,11 @@
           <w:lang w:val="zh_TW" w:bidi="zh_TW"/>
         </w:rPr>
       </w:r>
-    </w:p>
-    <w:p>
-      <w:pPr>
-        <w:pStyle w:val="Heading2"/>
-      </w:pPr>
-      <w:r>
-        <w:rPr>
-          <w:lang w:val="zh_TW" w:bidi="zh_TW"/>
-        </w:rPr>
-        <w:t>骨頭</w:t>
-      </w:r>
-      <w:r>
-        <w:rPr>
-          <w:lang w:val="zh_TW" w:bidi="zh_TW"/>
-        </w:rPr>
+      <w:r>
+        <w:rPr>
+          <w:lang w:val="zh_TW" w:bidi="zh_TW"/>
+        </w:rPr>
+        <w:t>在聖經時代，希臘人和羅馬人根據重要性或可取性對工作進行分類。比如，日常重複的體力勞動，被認為低於涉及腦力活動的工作。</w:t>
       </w:r>
     </w:p>
     <w:p>
@@ -955,7 +1242,109 @@
         <w:rPr>
           <w:lang w:val="zh_TW" w:bidi="zh_TW"/>
         </w:rPr>
-        <w:t>骨頭是構成人與動物骨架的堅硬部分。人或動物死後，即使身體的軟組織腐壞，骨頭仍能長久保持原形。因此，人們往往把骨頭與死亡聯想在一起。</w:t>
+        <w:t>猶太教的教導與這種態度形成鮮明對比。拉比們教導道（</w:t>
+      </w:r>
+      <w:hyperlink r:id="rId49">
+        <w:r>
+          <w:rPr>
+            <w:lang w:val="zh_TW" w:bidi="zh_TW"/>
+          </w:rPr>
+          <w:rPr>
+            <w:color w:val="0000EE"/>
+            <w:u w:val="single"/>
+          </w:rPr>
+          <w:t>便西拉智訓7:15</w:t>
+        </w:r>
+      </w:hyperlink>
+      <w:r>
+        <w:rPr>
+          <w:lang w:val="zh_TW" w:bidi="zh_TW"/>
+        </w:rPr>
+        <w:t>）「不可厭惡辛勤的工作」。即使是學者也必須花一些時間從事體力工作。一些行業，如製革業，被認為是不受歡迎的（這一禁忌很快就被早期教會打破了——見</w:t>
+      </w:r>
+      <w:hyperlink r:id="rId50">
+        <w:r>
+          <w:rPr>
+            <w:lang w:val="zh_TW" w:bidi="zh_TW"/>
+          </w:rPr>
+          <w:rPr>
+            <w:color w:val="0000EE"/>
+            <w:u w:val="single"/>
+          </w:rPr>
+          <w:t>使徒行傳9:43</w:t>
+        </w:r>
+      </w:hyperlink>
+      <w:r>
+        <w:rPr>
+          <w:lang w:val="zh_TW" w:bidi="zh_TW"/>
+        </w:rPr>
+        <w:t>），但在聖經中沒有跡象表明某些工作在神的眼中比其它工作更有價值。主召喚工匠為服事祂（</w:t>
+      </w:r>
+      <w:hyperlink r:id="rId51">
+        <w:r>
+          <w:rPr>
+            <w:lang w:val="zh_TW" w:bidi="zh_TW"/>
+          </w:rPr>
+          <w:rPr>
+            <w:color w:val="0000EE"/>
+            <w:u w:val="single"/>
+          </w:rPr>
+          <w:t>出埃及記31:1–11</w:t>
+        </w:r>
+      </w:hyperlink>
+      <w:r>
+        <w:rPr>
+          <w:lang w:val="zh_TW" w:bidi="zh_TW"/>
+        </w:rPr>
+        <w:t>），就像呼召先知一樣（</w:t>
+      </w:r>
+      <w:hyperlink r:id="rId52">
+        <w:r>
+          <w:rPr>
+            <w:lang w:val="zh_TW" w:bidi="zh_TW"/>
+          </w:rPr>
+          <w:rPr>
+            <w:color w:val="0000EE"/>
+            <w:u w:val="single"/>
+          </w:rPr>
+          <w:t>以賽亞書6:8–9</w:t>
+        </w:r>
+      </w:hyperlink>
+      <w:r>
+        <w:rPr>
+          <w:lang w:val="zh_TW" w:bidi="zh_TW"/>
+        </w:rPr>
+        <w:t>）。因此，阿摩司從</w:t>
+      </w:r>
+      <w:r>
+        <w:rPr>
+          <w:lang w:val="zh_TW" w:bidi="zh_TW"/>
+        </w:rPr>
+        <w:t>修理桑樹</w:t>
+      </w:r>
+      <w:r>
+        <w:rPr>
+          <w:lang w:val="zh_TW" w:bidi="zh_TW"/>
+        </w:rPr>
+        <w:t>被召說預言（</w:t>
+      </w:r>
+      <w:hyperlink r:id="rId53">
+        <w:r>
+          <w:rPr>
+            <w:lang w:val="zh_TW" w:bidi="zh_TW"/>
+          </w:rPr>
+          <w:rPr>
+            <w:color w:val="0000EE"/>
+            <w:u w:val="single"/>
+          </w:rPr>
+          <w:t>阿摩司書7:14–15</w:t>
+        </w:r>
+      </w:hyperlink>
+      <w:r>
+        <w:rPr>
+          <w:lang w:val="zh_TW" w:bidi="zh_TW"/>
+        </w:rPr>
+        <w:t>），但沒有暗示他被提升到一個更高的角色。重要的不是職業的性質，而是準備好順服神的呼召，並忠實地見證祂，無論所做的工作是什麼。</w:t>
       </w:r>
     </w:p>
     <w:p>
@@ -969,18 +1358,18 @@
         <w:rPr>
           <w:lang w:val="zh_TW" w:bidi="zh_TW"/>
         </w:rPr>
-        <w:t>古代以色列人認為，以尊重的方式安葬死者是極為重要的（</w:t>
-      </w:r>
-      <w:hyperlink r:id="rId27">
-        <w:r>
-          <w:rPr>
-            <w:lang w:val="zh_TW" w:bidi="zh_TW"/>
-          </w:rPr>
-          <w:rPr>
-            <w:color w:val="0000EE"/>
-            <w:u w:val="single"/>
-          </w:rPr>
-          <w:t>創50:25</w:t>
+        <w:t>聖經對於雇主與工人之間的關係有一些深刻的見解。舊約先知發出了最強烈的批評。神特別關心看到弱者得到公平的待遇（</w:t>
+      </w:r>
+      <w:hyperlink r:id="rId54">
+        <w:r>
+          <w:rPr>
+            <w:lang w:val="zh_TW" w:bidi="zh_TW"/>
+          </w:rPr>
+          <w:rPr>
+            <w:color w:val="0000EE"/>
+            <w:u w:val="single"/>
+          </w:rPr>
+          <w:t>以賽亞書1:17</w:t>
         </w:r>
       </w:hyperlink>
       <w:r>
@@ -989,16 +1378,34 @@
         </w:rPr>
         <w:t>；</w:t>
       </w:r>
-      <w:hyperlink r:id="rId28">
-        <w:r>
-          <w:rPr>
-            <w:lang w:val="zh_TW" w:bidi="zh_TW"/>
-          </w:rPr>
-          <w:rPr>
-            <w:color w:val="0000EE"/>
-            <w:u w:val="single"/>
-          </w:rPr>
-          <w:t>撒上31:11–13</w:t>
+      <w:hyperlink r:id="rId55">
+        <w:r>
+          <w:rPr>
+            <w:lang w:val="zh_TW" w:bidi="zh_TW"/>
+          </w:rPr>
+          <w:rPr>
+            <w:color w:val="0000EE"/>
+            <w:u w:val="single"/>
+          </w:rPr>
+          <w:t>彌迦書6:8</w:t>
+        </w:r>
+      </w:hyperlink>
+      <w:r>
+        <w:rPr>
+          <w:lang w:val="zh_TW" w:bidi="zh_TW"/>
+        </w:rPr>
+        <w:t>）。因此，當雇主剝削工人並欺騙他們的工價時（</w:t>
+      </w:r>
+      <w:hyperlink r:id="rId56">
+        <w:r>
+          <w:rPr>
+            <w:lang w:val="zh_TW" w:bidi="zh_TW"/>
+          </w:rPr>
+          <w:rPr>
+            <w:color w:val="0000EE"/>
+            <w:u w:val="single"/>
+          </w:rPr>
+          <w:t>耶利米書22:13</w:t>
         </w:r>
       </w:hyperlink>
       <w:r>
@@ -1007,52 +1414,52 @@
         </w:rPr>
         <w:t>；</w:t>
       </w:r>
-      <w:hyperlink r:id="rId29">
-        <w:r>
-          <w:rPr>
-            <w:lang w:val="zh_TW" w:bidi="zh_TW"/>
-          </w:rPr>
-          <w:rPr>
-            <w:color w:val="0000EE"/>
-            <w:u w:val="single"/>
-          </w:rPr>
-          <w:t>王下23:14–18</w:t>
-        </w:r>
-      </w:hyperlink>
-      <w:r>
-        <w:rPr>
-          <w:lang w:val="zh_TW" w:bidi="zh_TW"/>
-        </w:rPr>
-        <w:t>；</w:t>
-      </w:r>
-      <w:hyperlink r:id="rId30">
-        <w:r>
-          <w:rPr>
-            <w:lang w:val="zh_TW" w:bidi="zh_TW"/>
-          </w:rPr>
-          <w:rPr>
-            <w:color w:val="0000EE"/>
-            <w:u w:val="single"/>
-          </w:rPr>
-          <w:t>結39:14–16</w:t>
-        </w:r>
-      </w:hyperlink>
-      <w:r>
-        <w:rPr>
-          <w:lang w:val="zh_TW" w:bidi="zh_TW"/>
-        </w:rPr>
-        <w:t>；</w:t>
-      </w:r>
-      <w:hyperlink r:id="rId31">
-        <w:r>
-          <w:rPr>
-            <w:lang w:val="zh_TW" w:bidi="zh_TW"/>
-          </w:rPr>
-          <w:rPr>
-            <w:color w:val="0000EE"/>
-            <w:u w:val="single"/>
-          </w:rPr>
-          <w:t>摩2:1</w:t>
+      <w:hyperlink r:id="rId23">
+        <w:r>
+          <w:rPr>
+            <w:lang w:val="zh_TW" w:bidi="zh_TW"/>
+          </w:rPr>
+          <w:rPr>
+            <w:color w:val="0000EE"/>
+            <w:u w:val="single"/>
+          </w:rPr>
+          <w:t>瑪拉基書3:5</w:t>
+        </w:r>
+      </w:hyperlink>
+      <w:r>
+        <w:rPr>
+          <w:lang w:val="zh_TW" w:bidi="zh_TW"/>
+        </w:rPr>
+        <w:t>；參</w:t>
+      </w:r>
+      <w:hyperlink r:id="rId57">
+        <w:r>
+          <w:rPr>
+            <w:lang w:val="zh_TW" w:bidi="zh_TW"/>
+          </w:rPr>
+          <w:rPr>
+            <w:color w:val="0000EE"/>
+            <w:u w:val="single"/>
+          </w:rPr>
+          <w:t>雅各書5:4</w:t>
+        </w:r>
+      </w:hyperlink>
+      <w:r>
+        <w:rPr>
+          <w:lang w:val="zh_TW" w:bidi="zh_TW"/>
+        </w:rPr>
+        <w:t>），自然地，神的先知就宣告祂的忿怒。一個想要討神喜悅人應該「停止壓迫那些為〔他〕工作的人，公平對待他們，並給他們應得的工價」（直譯</w:t>
+      </w:r>
+      <w:hyperlink r:id="rId58">
+        <w:r>
+          <w:rPr>
+            <w:lang w:val="zh_TW" w:bidi="zh_TW"/>
+          </w:rPr>
+          <w:rPr>
+            <w:color w:val="0000EE"/>
+            <w:u w:val="single"/>
+          </w:rPr>
+          <w:t>以賽亞書58:6</w:t>
         </w:r>
       </w:hyperlink>
       <w:r>
@@ -1073,36 +1480,36 @@
         <w:rPr>
           <w:lang w:val="zh_TW" w:bidi="zh_TW"/>
         </w:rPr>
-        <w:t>在以西結書中，神讓先知看見一個充滿枯骨的平原。這些骨頭代表失去盼望的以色列民，但神應許要賜下祂的靈，使祂的百姓重新得著生命，就像使這些死去的骨頭再生一般（</w:t>
-      </w:r>
-      <w:hyperlink r:id="rId32">
-        <w:r>
-          <w:rPr>
-            <w:lang w:val="zh_TW" w:bidi="zh_TW"/>
-          </w:rPr>
-          <w:rPr>
-            <w:color w:val="0000EE"/>
-            <w:u w:val="single"/>
-          </w:rPr>
-          <w:t>結37:1–14</w:t>
-        </w:r>
-      </w:hyperlink>
-      <w:r>
-        <w:rPr>
-          <w:lang w:val="zh_TW" w:bidi="zh_TW"/>
-        </w:rPr>
-        <w:t>）。其實，在活著的身體裡，骨頭是有生命的組織。以西結也寫到斷骨可以痊癒（</w:t>
-      </w:r>
-      <w:hyperlink r:id="rId33">
-        <w:r>
-          <w:rPr>
-            <w:lang w:val="zh_TW" w:bidi="zh_TW"/>
-          </w:rPr>
-          <w:rPr>
-            <w:color w:val="0000EE"/>
-            <w:u w:val="single"/>
-          </w:rPr>
-          <w:t>結30:21</w:t>
+        <w:t>在聖經時代，天平的重量偏向於雇主。但聖經並不忽視自私、貪婪的工人的存在。每個工人都應該得到公正的工資（</w:t>
+      </w:r>
+      <w:hyperlink r:id="rId20">
+        <w:r>
+          <w:rPr>
+            <w:lang w:val="zh_TW" w:bidi="zh_TW"/>
+          </w:rPr>
+          <w:rPr>
+            <w:color w:val="0000EE"/>
+            <w:u w:val="single"/>
+          </w:rPr>
+          <w:t>路加福音10:7</w:t>
+        </w:r>
+      </w:hyperlink>
+      <w:r>
+        <w:rPr>
+          <w:lang w:val="zh_TW" w:bidi="zh_TW"/>
+        </w:rPr>
+        <w:t>），但那些擁有特權的人不應該試圖通過威脅和暴力來增加他們的薪水（</w:t>
+      </w:r>
+      <w:hyperlink r:id="rId25">
+        <w:r>
+          <w:rPr>
+            <w:lang w:val="zh_TW" w:bidi="zh_TW"/>
+          </w:rPr>
+          <w:rPr>
+            <w:color w:val="0000EE"/>
+            <w:u w:val="single"/>
+          </w:rPr>
+          <w:t>3:14</w:t>
         </w:r>
       </w:hyperlink>
       <w:r>
@@ -1110,6 +1517,17 @@
           <w:lang w:val="zh_TW" w:bidi="zh_TW"/>
         </w:rPr>
         <w:t>）。</w:t>
+      </w:r>
+    </w:p>
+    <w:p>
+      <w:pPr>
+        <w:pStyle w:val="Heading3"/>
+      </w:pPr>
+      <w:r>
+        <w:rPr>
+          <w:lang w:val="zh_TW" w:bidi="zh_TW"/>
+        </w:rPr>
+        <w:t>為基督工作</w:t>
       </w:r>
     </w:p>
     <w:p>
@@ -1123,84 +1541,103 @@
         <w:rPr>
           <w:lang w:val="zh_TW" w:bidi="zh_TW"/>
         </w:rPr>
-        <w:t>以色列人守逾越節時，必須獻上一隻毫無殘疾的羊羔，其中一項要求是羊羔的骨頭一根也不可折斷（</w:t>
-      </w:r>
-      <w:hyperlink r:id="rId34">
-        <w:r>
-          <w:rPr>
-            <w:lang w:val="zh_TW" w:bidi="zh_TW"/>
-          </w:rPr>
-          <w:rPr>
-            <w:color w:val="0000EE"/>
-            <w:u w:val="single"/>
-          </w:rPr>
-          <w:t>出12:46</w:t>
-        </w:r>
-      </w:hyperlink>
-      <w:r>
-        <w:rPr>
-          <w:lang w:val="zh_TW" w:bidi="zh_TW"/>
-        </w:rPr>
-        <w:t>；</w:t>
-      </w:r>
-      <w:hyperlink r:id="rId35">
-        <w:r>
-          <w:rPr>
-            <w:lang w:val="zh_TW" w:bidi="zh_TW"/>
-          </w:rPr>
-          <w:rPr>
-            <w:color w:val="0000EE"/>
-            <w:u w:val="single"/>
-          </w:rPr>
-          <w:t>民9:11–12</w:t>
-        </w:r>
-      </w:hyperlink>
-      <w:r>
-        <w:rPr>
-          <w:lang w:val="zh_TW" w:bidi="zh_TW"/>
-        </w:rPr>
-        <w:t>）。這項律例在新約聖經中具有特別的意義。羅馬兵丁通常會打斷被釘十字架之人的腿，使其更快死亡，但當耶穌被釘十字架時，他們並沒有打斷祂的腿。這正應驗了舊約聖經中關於耶穌的話——祂被稱為「神的羔羊」（</w:t>
-      </w:r>
-      <w:hyperlink r:id="rId36">
-        <w:r>
-          <w:rPr>
-            <w:lang w:val="zh_TW" w:bidi="zh_TW"/>
-          </w:rPr>
-          <w:rPr>
-            <w:color w:val="0000EE"/>
-            <w:u w:val="single"/>
-          </w:rPr>
-          <w:t>詩34:20</w:t>
-        </w:r>
-      </w:hyperlink>
-      <w:r>
-        <w:rPr>
-          <w:lang w:val="zh_TW" w:bidi="zh_TW"/>
-        </w:rPr>
-        <w:t>；</w:t>
-      </w:r>
-      <w:hyperlink r:id="rId37">
-        <w:r>
-          <w:rPr>
-            <w:lang w:val="zh_TW" w:bidi="zh_TW"/>
-          </w:rPr>
-          <w:rPr>
-            <w:color w:val="0000EE"/>
-            <w:u w:val="single"/>
-          </w:rPr>
-          <w:t>約1:36，</w:t>
-        </w:r>
-      </w:hyperlink>
-      <w:hyperlink r:id="rId38">
-        <w:r>
-          <w:rPr>
-            <w:lang w:val="zh_TW" w:bidi="zh_TW"/>
-          </w:rPr>
-          <w:rPr>
-            <w:color w:val="0000EE"/>
-            <w:u w:val="single"/>
-          </w:rPr>
-          <w:t>約19:30–37</w:t>
+        <w:t>神是一位工作的神，當祂的百姓努力工作並認真負責時，神就喜悅。這種信念是聖經關於基督徒對世俗工作的態度教導的核心。很自然地，新約也將這種積極的強調擴展到所有基督徒的工作，無論是有償還是無償的。耶穌說，世界是神收割莊稼的地方，正等待基督的工人進入其中並廣傳福音（</w:t>
+      </w:r>
+      <w:hyperlink r:id="rId59">
+        <w:r>
+          <w:rPr>
+            <w:lang w:val="zh_TW" w:bidi="zh_TW"/>
+          </w:rPr>
+          <w:rPr>
+            <w:color w:val="0000EE"/>
+            <w:u w:val="single"/>
+          </w:rPr>
+          <w:t>馬太福音9:37–38</w:t>
+        </w:r>
+      </w:hyperlink>
+      <w:r>
+        <w:rPr>
+          <w:lang w:val="zh_TW" w:bidi="zh_TW"/>
+        </w:rPr>
+        <w:t>）。保羅使用了相同的農業比喻，並從建築行業中添加了另一個比喻來描述主傳福音和教導的工作（</w:t>
+      </w:r>
+      <w:hyperlink r:id="rId60">
+        <w:r>
+          <w:rPr>
+            <w:lang w:val="zh_TW" w:bidi="zh_TW"/>
+          </w:rPr>
+          <w:rPr>
+            <w:color w:val="0000EE"/>
+            <w:u w:val="single"/>
+          </w:rPr>
+          <w:t>哥林多前書3:6–15</w:t>
+        </w:r>
+      </w:hyperlink>
+      <w:r>
+        <w:rPr>
+          <w:lang w:val="zh_TW" w:bidi="zh_TW"/>
+        </w:rPr>
+        <w:t>）。他說，教會領袖尤其應該努力工作（</w:t>
+      </w:r>
+      <w:hyperlink r:id="rId61">
+        <w:r>
+          <w:rPr>
+            <w:lang w:val="zh_TW" w:bidi="zh_TW"/>
+          </w:rPr>
+          <w:rPr>
+            <w:color w:val="0000EE"/>
+            <w:u w:val="single"/>
+          </w:rPr>
+          <w:t>帖撒羅尼迦前書5:12</w:t>
+        </w:r>
+      </w:hyperlink>
+      <w:r>
+        <w:rPr>
+          <w:lang w:val="zh_TW" w:bidi="zh_TW"/>
+        </w:rPr>
+        <w:t>），以激勵</w:t>
+      </w:r>
+      <w:r>
+        <w:rPr>
+          <w:i/>
+          <w:lang w:val="zh_TW" w:bidi="zh_TW"/>
+        </w:rPr>
+        <w:t>所有</w:t>
+      </w:r>
+      <w:r>
+        <w:rPr>
+          <w:lang w:val="zh_TW" w:bidi="zh_TW"/>
+        </w:rPr>
+        <w:t>神的百姓參與神的工作中（</w:t>
+      </w:r>
+      <w:hyperlink r:id="rId62">
+        <w:r>
+          <w:rPr>
+            <w:lang w:val="zh_TW" w:bidi="zh_TW"/>
+          </w:rPr>
+          <w:rPr>
+            <w:color w:val="0000EE"/>
+            <w:u w:val="single"/>
+          </w:rPr>
+          <w:t>哥林多前書15:58</w:t>
+        </w:r>
+      </w:hyperlink>
+      <w:r>
+        <w:rPr>
+          <w:lang w:val="zh_TW" w:bidi="zh_TW"/>
+        </w:rPr>
+        <w:t>）。所有基督徒都應該視自己為「神的同工」（</w:t>
+      </w:r>
+      <w:hyperlink r:id="rId63">
+        <w:r>
+          <w:rPr>
+            <w:lang w:val="zh_TW" w:bidi="zh_TW"/>
+          </w:rPr>
+          <w:rPr>
+            <w:color w:val="0000EE"/>
+            <w:u w:val="single"/>
+          </w:rPr>
+          <w:t>3:9</w:t>
         </w:r>
       </w:hyperlink>
       <w:r>
@@ -1208,6 +1645,16 @@
           <w:lang w:val="zh_TW" w:bidi="zh_TW"/>
         </w:rPr>
         <w:t>）。</w:t>
+      </w:r>
+      <w:r>
+        <w:rPr>
+          <w:lang w:val="zh_TW" w:bidi="zh_TW"/>
+        </w:rPr>
+      </w:r>
+      <w:r>
+        <w:rPr>
+          <w:lang w:val="zh_TW" w:bidi="zh_TW"/>
+        </w:rPr>
       </w:r>
     </w:p>
     <w:p>
@@ -1217,22 +1664,60 @@
           <w:lang w:val="zh_TW" w:bidi="zh_TW"/>
         </w:rPr>
       </w:r>
-      <w:r>
-        <w:rPr>
-          <w:lang w:val="zh_TW" w:bidi="zh_TW"/>
-        </w:rPr>
-        <w:t>在聖經的某些地方，人們會以骨頭來表達強烈的情感（</w:t>
-      </w:r>
-      <w:hyperlink r:id="rId39">
-        <w:r>
-          <w:rPr>
-            <w:lang w:val="zh_TW" w:bidi="zh_TW"/>
-          </w:rPr>
-          <w:rPr>
-            <w:color w:val="0000EE"/>
-            <w:u w:val="single"/>
-          </w:rPr>
-          <w:t>伯2:5</w:t>
+    </w:p>
+    <w:p>
+      <w:pPr>
+        <w:pStyle w:val="Heading2"/>
+      </w:pPr>
+      <w:r>
+        <w:rPr>
+          <w:lang w:val="zh_TW" w:bidi="zh_TW"/>
+        </w:rPr>
+        <w:t>弓箭手、射箭</w:t>
+      </w:r>
+      <w:r>
+        <w:rPr>
+          <w:lang w:val="zh_TW" w:bidi="zh_TW"/>
+        </w:rPr>
+      </w:r>
+    </w:p>
+    <w:p>
+      <w:pPr/>
+      <w:r>
+        <w:rPr>
+          <w:lang w:val="zh_TW" w:bidi="zh_TW"/>
+        </w:rPr>
+      </w:r>
+      <w:r>
+        <w:rPr>
+          <w:lang w:val="zh_TW" w:bidi="zh_TW"/>
+        </w:rPr>
+        <w:t>不論是在和平與戰爭中，弓箭手都cjo4</w:t>
+      </w:r>
+    </w:p>
+    <w:p>
+      <w:pPr/>
+      <w:r>
+        <w:rPr>
+          <w:lang w:val="zh_TW" w:bidi="zh_TW"/>
+        </w:rPr>
+      </w:r>
+      <w:r>
+        <w:rPr>
+          <w:lang w:val="zh_TW" w:bidi="zh_TW"/>
+        </w:rPr>
+        <w:t>使用弓與箭。聖經中記載，遊牧民族、獵人、掠奪者以及戰士，都以射箭作為狩獵與作戰的手段（</w:t>
+      </w:r>
+      <w:hyperlink r:id="rId64">
+        <w:r>
+          <w:rPr>
+            <w:lang w:val="zh_TW" w:bidi="zh_TW"/>
+          </w:rPr>
+          <w:rPr>
+            <w:color w:val="0000EE"/>
+            <w:u w:val="single"/>
+          </w:rPr>
+          <w:t>創21:20</w:t>
         </w:r>
       </w:hyperlink>
       <w:r>
@@ -1241,16 +1726,16 @@
         </w:rPr>
         <w:t>，</w:t>
       </w:r>
-      <w:hyperlink r:id="rId40">
-        <w:r>
-          <w:rPr>
-            <w:lang w:val="zh_TW" w:bidi="zh_TW"/>
-          </w:rPr>
-          <w:rPr>
-            <w:color w:val="0000EE"/>
-            <w:u w:val="single"/>
-          </w:rPr>
-          <w:t>19:20</w:t>
+      <w:hyperlink r:id="rId65">
+        <w:r>
+          <w:rPr>
+            <w:lang w:val="zh_TW" w:bidi="zh_TW"/>
+          </w:rPr>
+          <w:rPr>
+            <w:color w:val="0000EE"/>
+            <w:u w:val="single"/>
+          </w:rPr>
+          <w:t>27:3</w:t>
         </w:r>
       </w:hyperlink>
       <w:r>
@@ -1259,34 +1744,220 @@
         </w:rPr>
         <w:t>，</w:t>
       </w:r>
-      <w:hyperlink r:id="rId41">
-        <w:r>
-          <w:rPr>
-            <w:lang w:val="zh_TW" w:bidi="zh_TW"/>
-          </w:rPr>
-          <w:rPr>
-            <w:color w:val="0000EE"/>
-            <w:u w:val="single"/>
-          </w:rPr>
-          <w:t>30:30</w:t>
-        </w:r>
-      </w:hyperlink>
-      <w:r>
-        <w:rPr>
-          <w:lang w:val="zh_TW" w:bidi="zh_TW"/>
-        </w:rPr>
-        <w:t>）。聖經也使用「骨肉」這個片語來表明人之間的親屬關係。當人說某人是自己的「骨肉」時的意思是他是家人，就像今日我們說「血肉之親」一樣（參</w:t>
-      </w:r>
-      <w:hyperlink r:id="rId42">
-        <w:r>
-          <w:rPr>
-            <w:lang w:val="zh_TW" w:bidi="zh_TW"/>
-          </w:rPr>
-          <w:rPr>
-            <w:color w:val="0000EE"/>
-            <w:u w:val="single"/>
-          </w:rPr>
-          <w:t>創2:23</w:t>
+      <w:hyperlink r:id="rId66">
+        <w:r>
+          <w:rPr>
+            <w:lang w:val="zh_TW" w:bidi="zh_TW"/>
+          </w:rPr>
+          <w:rPr>
+            <w:color w:val="0000EE"/>
+            <w:u w:val="single"/>
+          </w:rPr>
+          <w:t>48:22</w:t>
+        </w:r>
+      </w:hyperlink>
+      <w:r>
+        <w:rPr>
+          <w:lang w:val="zh_TW" w:bidi="zh_TW"/>
+        </w:rPr>
+        <w:t>；</w:t>
+      </w:r>
+      <w:hyperlink r:id="rId67">
+        <w:r>
+          <w:rPr>
+            <w:lang w:val="zh_TW" w:bidi="zh_TW"/>
+          </w:rPr>
+          <w:rPr>
+            <w:color w:val="0000EE"/>
+            <w:u w:val="single"/>
+          </w:rPr>
+          <w:t>書24:12</w:t>
+        </w:r>
+      </w:hyperlink>
+      <w:r>
+        <w:rPr>
+          <w:lang w:val="zh_TW" w:bidi="zh_TW"/>
+        </w:rPr>
+        <w:t>；</w:t>
+      </w:r>
+      <w:hyperlink r:id="rId68">
+        <w:r>
+          <w:rPr>
+            <w:lang w:val="zh_TW" w:bidi="zh_TW"/>
+          </w:rPr>
+          <w:rPr>
+            <w:color w:val="0000EE"/>
+            <w:u w:val="single"/>
+          </w:rPr>
+          <w:t>賽7:24</w:t>
+        </w:r>
+      </w:hyperlink>
+      <w:r>
+        <w:rPr>
+          <w:lang w:val="zh_TW" w:bidi="zh_TW"/>
+        </w:rPr>
+        <w:t>；</w:t>
+      </w:r>
+      <w:hyperlink r:id="rId69">
+        <w:r>
+          <w:rPr>
+            <w:lang w:val="zh_TW" w:bidi="zh_TW"/>
+          </w:rPr>
+          <w:rPr>
+            <w:color w:val="0000EE"/>
+            <w:u w:val="single"/>
+          </w:rPr>
+          <w:t>結39:9</w:t>
+        </w:r>
+      </w:hyperlink>
+      <w:r>
+        <w:rPr>
+          <w:lang w:val="zh_TW" w:bidi="zh_TW"/>
+        </w:rPr>
+        <w:t>；</w:t>
+      </w:r>
+      <w:hyperlink r:id="rId70">
+        <w:r>
+          <w:rPr>
+            <w:lang w:val="zh_TW" w:bidi="zh_TW"/>
+          </w:rPr>
+          <w:rPr>
+            <w:color w:val="0000EE"/>
+            <w:u w:val="single"/>
+          </w:rPr>
+          <w:t>何1:7</w:t>
+        </w:r>
+      </w:hyperlink>
+      <w:r>
+        <w:rPr>
+          <w:lang w:val="zh_TW" w:bidi="zh_TW"/>
+        </w:rPr>
+        <w:t>）。</w:t>
+      </w:r>
+    </w:p>
+    <w:p>
+      <w:pPr/>
+      <w:r>
+        <w:rPr>
+          <w:lang w:val="zh_TW" w:bidi="zh_TW"/>
+        </w:rPr>
+      </w:r>
+      <w:r>
+        <w:rPr>
+          <w:lang w:val="zh_TW" w:bidi="zh_TW"/>
+        </w:rPr>
+        <w:t>在長達幾個世紀的使用過程中，人們不斷改良弓箭的製作與性能。最精良的弓被稱為「複合弓」。工匠會將動物肌腱條黏貼在弓的兩端，並將動物角貼於弓的內側。最優秀的複合弓可以射出箭矢約274至366公尺（約300至400碼）的距離。要拉弓與操作這種武器，射手必須具備強健的體力。</w:t>
+      </w:r>
+    </w:p>
+    <w:p>
+      <w:pPr/>
+      <w:r>
+        <w:rPr>
+          <w:lang w:val="zh_TW" w:bidi="zh_TW"/>
+        </w:rPr>
+      </w:r>
+      <w:r>
+        <w:rPr>
+          <w:lang w:val="zh_TW" w:bidi="zh_TW"/>
+        </w:rPr>
+        <w:t>雖然弓箭可用於狩獵，但它在戰爭中更顯重要。掃羅與約拿單既以刀劍也以弓箭作戰；大衛的軍隊中也有熟練的弓箭手（</w:t>
+      </w:r>
+      <w:hyperlink r:id="rId71">
+        <w:r>
+          <w:rPr>
+            <w:lang w:val="zh_TW" w:bidi="zh_TW"/>
+          </w:rPr>
+          <w:rPr>
+            <w:color w:val="0000EE"/>
+            <w:u w:val="single"/>
+          </w:rPr>
+          <w:t>撒上18:4</w:t>
+        </w:r>
+      </w:hyperlink>
+      <w:r>
+        <w:rPr>
+          <w:lang w:val="zh_TW" w:bidi="zh_TW"/>
+        </w:rPr>
+        <w:t>；</w:t>
+      </w:r>
+      <w:hyperlink r:id="rId72">
+        <w:r>
+          <w:rPr>
+            <w:lang w:val="zh_TW" w:bidi="zh_TW"/>
+          </w:rPr>
+          <w:rPr>
+            <w:color w:val="0000EE"/>
+            <w:u w:val="single"/>
+          </w:rPr>
+          <w:t>代上12:2</w:t>
+        </w:r>
+      </w:hyperlink>
+      <w:r>
+        <w:rPr>
+          <w:lang w:val="zh_TW" w:bidi="zh_TW"/>
+        </w:rPr>
+        <w:t>）。以色列的君王也為軍隊配備弓箭（</w:t>
+      </w:r>
+      <w:hyperlink r:id="rId73">
+        <w:r>
+          <w:rPr>
+            <w:lang w:val="zh_TW" w:bidi="zh_TW"/>
+          </w:rPr>
+          <w:rPr>
+            <w:color w:val="0000EE"/>
+            <w:u w:val="single"/>
+          </w:rPr>
+          <w:t>代下17:17</w:t>
+        </w:r>
+      </w:hyperlink>
+      <w:r>
+        <w:rPr>
+          <w:lang w:val="zh_TW" w:bidi="zh_TW"/>
+        </w:rPr>
+        <w:t>）。以色列的敵人，包括埃及人、敘利亞人、亞述人、巴比倫人、波斯人、希臘人與羅馬人等，也都在其軍隊中設有弓箭手。歷史上弓箭手的精美雕塑至今仍然存在。</w:t>
+      </w:r>
+    </w:p>
+    <w:p>
+      <w:pPr/>
+      <w:r>
+        <w:rPr>
+          <w:lang w:val="zh_TW" w:bidi="zh_TW"/>
+        </w:rPr>
+      </w:r>
+      <w:r>
+        <w:rPr>
+          <w:lang w:val="zh_TW" w:bidi="zh_TW"/>
+        </w:rPr>
+        <w:t>約伯以隱喻來描述自己身體的痛苦，就像被神的弓箭手圍繞（</w:t>
+      </w:r>
+      <w:hyperlink r:id="rId74">
+        <w:r>
+          <w:rPr>
+            <w:lang w:val="zh_TW" w:bidi="zh_TW"/>
+          </w:rPr>
+          <w:rPr>
+            <w:color w:val="0000EE"/>
+            <w:u w:val="single"/>
+          </w:rPr>
+          <w:t>伯16:13</w:t>
+        </w:r>
+      </w:hyperlink>
+      <w:r>
+        <w:rPr>
+          <w:lang w:val="zh_TW" w:bidi="zh_TW"/>
+        </w:rPr>
+        <w:t>）。一些詩篇以弓箭手的弓比喻暴力（</w:t>
+      </w:r>
+      <w:hyperlink r:id="rId75">
+        <w:r>
+          <w:rPr>
+            <w:lang w:val="zh_TW" w:bidi="zh_TW"/>
+          </w:rPr>
+          <w:rPr>
+            <w:color w:val="0000EE"/>
+            <w:u w:val="single"/>
+          </w:rPr>
+          <w:t>詩11:2</w:t>
         </w:r>
       </w:hyperlink>
       <w:r>
@@ -1295,16 +1966,169 @@
         </w:rPr>
         <w:t>，</w:t>
       </w:r>
-      <w:hyperlink r:id="rId43">
-        <w:r>
-          <w:rPr>
-            <w:lang w:val="zh_TW" w:bidi="zh_TW"/>
-          </w:rPr>
-          <w:rPr>
-            <w:color w:val="0000EE"/>
-            <w:u w:val="single"/>
-          </w:rPr>
-          <w:t>29:14</w:t>
+      <w:hyperlink r:id="rId76">
+        <w:r>
+          <w:rPr>
+            <w:lang w:val="zh_TW" w:bidi="zh_TW"/>
+          </w:rPr>
+          <w:rPr>
+            <w:color w:val="0000EE"/>
+            <w:u w:val="single"/>
+          </w:rPr>
+          <w:t>57:4</w:t>
+        </w:r>
+      </w:hyperlink>
+      <w:r>
+        <w:rPr>
+          <w:lang w:val="zh_TW" w:bidi="zh_TW"/>
+        </w:rPr>
+        <w:t>）。另一些詩篇則以弓箭手的弓比喻神的審判（</w:t>
+      </w:r>
+      <w:hyperlink r:id="rId77">
+        <w:r>
+          <w:rPr>
+            <w:lang w:val="zh_TW" w:bidi="zh_TW"/>
+          </w:rPr>
+          <w:rPr>
+            <w:color w:val="0000EE"/>
+            <w:u w:val="single"/>
+          </w:rPr>
+          <w:t>詩7:13</w:t>
+        </w:r>
+      </w:hyperlink>
+      <w:r>
+        <w:rPr>
+          <w:lang w:val="zh_TW" w:bidi="zh_TW"/>
+        </w:rPr>
+        <w:t>，</w:t>
+      </w:r>
+      <w:hyperlink r:id="rId78">
+        <w:r>
+          <w:rPr>
+            <w:lang w:val="zh_TW" w:bidi="zh_TW"/>
+          </w:rPr>
+          <w:rPr>
+            <w:color w:val="0000EE"/>
+            <w:u w:val="single"/>
+          </w:rPr>
+          <w:t>38:2</w:t>
+        </w:r>
+      </w:hyperlink>
+      <w:r>
+        <w:rPr>
+          <w:lang w:val="zh_TW" w:bidi="zh_TW"/>
+        </w:rPr>
+        <w:t>，</w:t>
+      </w:r>
+      <w:hyperlink r:id="rId79">
+        <w:r>
+          <w:rPr>
+            <w:lang w:val="zh_TW" w:bidi="zh_TW"/>
+          </w:rPr>
+          <w:rPr>
+            <w:color w:val="0000EE"/>
+            <w:u w:val="single"/>
+          </w:rPr>
+          <w:t>64:7</w:t>
+        </w:r>
+      </w:hyperlink>
+      <w:r>
+        <w:rPr>
+          <w:lang w:val="zh_TW" w:bidi="zh_TW"/>
+        </w:rPr>
+        <w:t>）。</w:t>
+      </w:r>
+    </w:p>
+    <w:p>
+      <w:pPr/>
+      <w:r>
+        <w:rPr>
+          <w:lang w:val="zh_TW" w:bidi="zh_TW"/>
+        </w:rPr>
+      </w:r>
+      <w:r>
+        <w:rPr>
+          <w:i/>
+          <w:lang w:val="zh_TW" w:bidi="zh_TW"/>
+        </w:rPr>
+        <w:t>另見</w:t>
+      </w:r>
+      <w:r>
+        <w:rPr>
+          <w:lang w:val="zh_TW" w:bidi="zh_TW"/>
+        </w:rPr>
+        <w:t xml:space="preserve"> </w:t>
+      </w:r>
+      <w:r>
+        <w:rPr>
+          <w:lang w:val="zh_TW" w:bidi="zh_TW"/>
+        </w:rPr>
+        <w:t>盔甲和武器</w:t>
+      </w:r>
+      <w:r>
+        <w:rPr>
+          <w:lang w:val="zh_TW" w:bidi="zh_TW"/>
+        </w:rPr>
+        <w:t>。</w:t>
+      </w:r>
+      <w:r>
+        <w:rPr>
+          <w:lang w:val="zh_TW" w:bidi="zh_TW"/>
+        </w:rPr>
+      </w:r>
+      <w:r>
+        <w:rPr>
+          <w:lang w:val="zh_TW" w:bidi="zh_TW"/>
+        </w:rPr>
+      </w:r>
+    </w:p>
+    <w:p>
+      <w:pPr/>
+      <w:r>
+        <w:rPr>
+          <w:lang w:val="zh_TW" w:bidi="zh_TW"/>
+        </w:rPr>
+      </w:r>
+    </w:p>
+    <w:p>
+      <w:pPr>
+        <w:pStyle w:val="Heading2"/>
+      </w:pPr>
+      <w:r>
+        <w:rPr>
+          <w:lang w:val="zh_TW" w:bidi="zh_TW"/>
+        </w:rPr>
+        <w:t>公羊</w:t>
+      </w:r>
+      <w:r>
+        <w:rPr>
+          <w:lang w:val="zh_TW" w:bidi="zh_TW"/>
+        </w:rPr>
+      </w:r>
+    </w:p>
+    <w:p>
+      <w:pPr/>
+      <w:r>
+        <w:rPr>
+          <w:lang w:val="zh_TW" w:bidi="zh_TW"/>
+        </w:rPr>
+      </w:r>
+      <w:r>
+        <w:rPr>
+          <w:lang w:val="zh_TW" w:bidi="zh_TW"/>
+        </w:rPr>
+        <w:t>公羊是成年雄性羊，通常長有大而彎曲的角。公羊比母羊更強壯巨大。在聖經時代，人們飼養公羊用於繁殖、食用和採集羊毛。公羊也被獻祭於神（</w:t>
+      </w:r>
+      <w:hyperlink r:id="rId80">
+        <w:r>
+          <w:rPr>
+            <w:lang w:val="zh_TW" w:bidi="zh_TW"/>
+          </w:rPr>
+          <w:rPr>
+            <w:color w:val="0000EE"/>
+            <w:u w:val="single"/>
+          </w:rPr>
+          <w:t>創22:13</w:t>
         </w:r>
       </w:hyperlink>
       <w:r>
@@ -1313,16 +2137,16 @@
         </w:rPr>
         <w:t>；</w:t>
       </w:r>
-      <w:hyperlink r:id="rId44">
-        <w:r>
-          <w:rPr>
-            <w:lang w:val="zh_TW" w:bidi="zh_TW"/>
-          </w:rPr>
-          <w:rPr>
-            <w:color w:val="0000EE"/>
-            <w:u w:val="single"/>
-          </w:rPr>
-          <w:t>士9:2</w:t>
+      <w:hyperlink r:id="rId81">
+        <w:r>
+          <w:rPr>
+            <w:lang w:val="zh_TW" w:bidi="zh_TW"/>
+          </w:rPr>
+          <w:rPr>
+            <w:color w:val="0000EE"/>
+            <w:u w:val="single"/>
+          </w:rPr>
+          <w:t>出29:15</w:t>
         </w:r>
       </w:hyperlink>
       <w:r>
@@ -1330,6 +2154,6471 @@
           <w:lang w:val="zh_TW" w:bidi="zh_TW"/>
         </w:rPr>
         <w:t>）。</w:t>
+      </w:r>
+    </w:p>
+    <w:p>
+      <w:pPr/>
+      <w:r>
+        <w:rPr>
+          <w:lang w:val="zh_TW" w:bidi="zh_TW"/>
+        </w:rPr>
+      </w:r>
+      <w:r>
+        <w:rPr>
+          <w:lang w:val="zh_TW" w:bidi="zh_TW"/>
+        </w:rPr>
+        <w:t>公羊的角，稱為羊角或羊角號，有時會在崇拜和戰爭中用作號角（</w:t>
+      </w:r>
+      <w:hyperlink r:id="rId82">
+        <w:r>
+          <w:rPr>
+            <w:lang w:val="zh_TW" w:bidi="zh_TW"/>
+          </w:rPr>
+          <w:rPr>
+            <w:color w:val="0000EE"/>
+            <w:u w:val="single"/>
+          </w:rPr>
+          <w:t>書6:4–5</w:t>
+        </w:r>
+      </w:hyperlink>
+      <w:r>
+        <w:rPr>
+          <w:lang w:val="zh_TW" w:bidi="zh_TW"/>
+        </w:rPr>
+        <w:t>）。</w:t>
+      </w:r>
+    </w:p>
+    <w:p>
+      <w:pPr/>
+      <w:r>
+        <w:rPr>
+          <w:lang w:val="zh_TW" w:bidi="zh_TW"/>
+        </w:rPr>
+      </w:r>
+      <w:r>
+        <w:rPr>
+          <w:i/>
+          <w:lang w:val="zh_TW" w:bidi="zh_TW"/>
+        </w:rPr>
+        <w:t>見</w:t>
+      </w:r>
+      <w:r>
+        <w:rPr>
+          <w:lang w:val="zh_TW" w:bidi="zh_TW"/>
+        </w:rPr>
+        <w:t>綿羊</w:t>
+      </w:r>
+      <w:r>
+        <w:rPr>
+          <w:lang w:val="zh_TW" w:bidi="zh_TW"/>
+        </w:rPr>
+        <w:t>；</w:t>
+      </w:r>
+      <w:r>
+        <w:rPr>
+          <w:i/>
+          <w:lang w:val="zh_TW" w:bidi="zh_TW"/>
+        </w:rPr>
+        <w:t>另見</w:t>
+      </w:r>
+      <w:r>
+        <w:rPr>
+          <w:lang w:val="zh_TW" w:bidi="zh_TW"/>
+        </w:rPr>
+        <w:t>動物</w:t>
+      </w:r>
+      <w:r>
+        <w:rPr>
+          <w:lang w:val="zh_TW" w:bidi="zh_TW"/>
+        </w:rPr>
+        <w:t>。</w:t>
+      </w:r>
+      <w:r>
+        <w:rPr>
+          <w:lang w:val="zh_TW" w:bidi="zh_TW"/>
+        </w:rPr>
+      </w:r>
+      <w:r>
+        <w:rPr>
+          <w:lang w:val="zh_TW" w:bidi="zh_TW"/>
+        </w:rPr>
+      </w:r>
+    </w:p>
+    <w:p>
+      <w:pPr/>
+      <w:r>
+        <w:rPr>
+          <w:lang w:val="zh_TW" w:bidi="zh_TW"/>
+        </w:rPr>
+      </w:r>
+    </w:p>
+    <w:p>
+      <w:pPr>
+        <w:pStyle w:val="Heading2"/>
+      </w:pPr>
+      <w:r>
+        <w:rPr>
+          <w:lang w:val="zh_TW" w:bidi="zh_TW"/>
+        </w:rPr>
+        <w:t>公義</w:t>
+      </w:r>
+      <w:r>
+        <w:rPr>
+          <w:lang w:val="zh_TW" w:bidi="zh_TW"/>
+        </w:rPr>
+      </w:r>
+    </w:p>
+    <w:p>
+      <w:pPr/>
+      <w:r>
+        <w:rPr>
+          <w:lang w:val="zh_TW" w:bidi="zh_TW"/>
+        </w:rPr>
+      </w:r>
+      <w:r>
+        <w:rPr>
+          <w:lang w:val="zh_TW" w:bidi="zh_TW"/>
+        </w:rPr>
+        <w:t>公義是指擁有一種正確的關係，主要是指與神的關係，也包括與他人的關係。</w:t>
+      </w:r>
+    </w:p>
+    <w:p>
+      <w:pPr/>
+      <w:r>
+        <w:rPr>
+          <w:lang w:val="zh_TW" w:bidi="zh_TW"/>
+        </w:rPr>
+      </w:r>
+      <w:r>
+        <w:rPr>
+          <w:lang w:val="zh_TW" w:bidi="zh_TW"/>
+        </w:rPr>
+        <w:t>在任何關係中，無論是配偶之間、父母與子女、公民、工人與雇主、商人與顧客、統治者與公民，以及神與人之間，只要能符合公正的期望，這就叫做公義。當一個人的言行符合這些期望時，他的所作所為就被視為是公義的。公義的相反詞是「邪惡」、「惡毒」或「錯誤」（參</w:t>
+      </w:r>
+      <w:hyperlink r:id="rId83">
+        <w:r>
+          <w:rPr>
+            <w:lang w:val="zh_TW" w:bidi="zh_TW"/>
+          </w:rPr>
+          <w:rPr>
+            <w:color w:val="0000EE"/>
+            <w:u w:val="single"/>
+          </w:rPr>
+          <w:t>詩1:6</w:t>
+        </w:r>
+      </w:hyperlink>
+      <w:r>
+        <w:rPr>
+          <w:lang w:val="zh_TW" w:bidi="zh_TW"/>
+        </w:rPr>
+        <w:t>；</w:t>
+      </w:r>
+      <w:hyperlink r:id="rId84">
+        <w:r>
+          <w:rPr>
+            <w:lang w:val="zh_TW" w:bidi="zh_TW"/>
+          </w:rPr>
+          <w:rPr>
+            <w:color w:val="0000EE"/>
+            <w:u w:val="single"/>
+          </w:rPr>
+          <w:t>番3:5</w:t>
+        </w:r>
+      </w:hyperlink>
+      <w:r>
+        <w:rPr>
+          <w:lang w:val="zh_TW" w:bidi="zh_TW"/>
+        </w:rPr>
+        <w:t>）。</w:t>
+      </w:r>
+    </w:p>
+    <w:p>
+      <w:pPr>
+        <w:pStyle w:val="Heading3"/>
+      </w:pPr>
+      <w:r>
+        <w:rPr>
+          <w:lang w:val="zh_TW" w:bidi="zh_TW"/>
+        </w:rPr>
+        <w:t>舊約聖經中的公義</w:t>
+      </w:r>
+    </w:p>
+    <w:p>
+      <w:pPr/>
+      <w:r>
+        <w:rPr>
+          <w:lang w:val="zh_TW" w:bidi="zh_TW"/>
+        </w:rPr>
+      </w:r>
+      <w:r>
+        <w:rPr>
+          <w:lang w:val="zh_TW" w:bidi="zh_TW"/>
+        </w:rPr>
+        <w:t>在以色列，公義影響著生活的各個層面，無論是宗教還是世俗（非宗教）生活都是如此。以色列被選召成為一個特別的國度，是要向世界展示神的統治、屬性與期望。他們需要神的啟示來明白祂的旨意，並維持與祂的關係。一個人與神的關係，跟他們與他人的關係是直接相連的。</w:t>
+      </w:r>
+    </w:p>
+    <w:p>
+      <w:pPr>
+        <w:pStyle w:val="Heading4"/>
+      </w:pPr>
+      <w:r>
+        <w:rPr>
+          <w:lang w:val="zh_TW" w:bidi="zh_TW"/>
+        </w:rPr>
+        <w:t>神的公義與人類的正義</w:t>
+      </w:r>
+    </w:p>
+    <w:p>
+      <w:pPr/>
+      <w:r>
+        <w:rPr>
+          <w:lang w:val="zh_TW" w:bidi="zh_TW"/>
+        </w:rPr>
+      </w:r>
+      <w:r>
+        <w:rPr>
+          <w:lang w:val="zh_TW" w:bidi="zh_TW"/>
+        </w:rPr>
+        <w:t>神是公義的（</w:t>
+      </w:r>
+      <w:hyperlink r:id="rId85">
+        <w:r>
+          <w:rPr>
+            <w:lang w:val="zh_TW" w:bidi="zh_TW"/>
+          </w:rPr>
+          <w:rPr>
+            <w:color w:val="0000EE"/>
+            <w:u w:val="single"/>
+          </w:rPr>
+          <w:t>代下12:6</w:t>
+        </w:r>
+      </w:hyperlink>
+      <w:r>
+        <w:rPr>
+          <w:lang w:val="zh_TW" w:bidi="zh_TW"/>
+        </w:rPr>
+        <w:t>；</w:t>
+      </w:r>
+      <w:hyperlink r:id="rId86">
+        <w:r>
+          <w:rPr>
+            <w:lang w:val="zh_TW" w:bidi="zh_TW"/>
+          </w:rPr>
+          <w:rPr>
+            <w:color w:val="0000EE"/>
+            <w:u w:val="single"/>
+          </w:rPr>
+          <w:t>詩7:9</w:t>
+        </w:r>
+      </w:hyperlink>
+      <w:r>
+        <w:rPr>
+          <w:lang w:val="zh_TW" w:bidi="zh_TW"/>
+        </w:rPr>
+        <w:t>，</w:t>
+      </w:r>
+      <w:hyperlink r:id="rId87">
+        <w:r>
+          <w:rPr>
+            <w:lang w:val="zh_TW" w:bidi="zh_TW"/>
+          </w:rPr>
+          <w:rPr>
+            <w:color w:val="0000EE"/>
+            <w:u w:val="single"/>
+          </w:rPr>
+          <w:t>103:17</w:t>
+        </w:r>
+      </w:hyperlink>
+      <w:r>
+        <w:rPr>
+          <w:lang w:val="zh_TW" w:bidi="zh_TW"/>
+        </w:rPr>
+        <w:t>；</w:t>
+      </w:r>
+      <w:hyperlink r:id="rId84">
+        <w:r>
+          <w:rPr>
+            <w:lang w:val="zh_TW" w:bidi="zh_TW"/>
+          </w:rPr>
+          <w:rPr>
+            <w:color w:val="0000EE"/>
+            <w:u w:val="single"/>
+          </w:rPr>
+          <w:t>番3:5</w:t>
+        </w:r>
+      </w:hyperlink>
+      <w:r>
+        <w:rPr>
+          <w:lang w:val="zh_TW" w:bidi="zh_TW"/>
+        </w:rPr>
+        <w:t>；</w:t>
+      </w:r>
+      <w:hyperlink r:id="rId88">
+        <w:r>
+          <w:rPr>
+            <w:lang w:val="zh_TW" w:bidi="zh_TW"/>
+          </w:rPr>
+          <w:rPr>
+            <w:color w:val="0000EE"/>
+            <w:u w:val="single"/>
+          </w:rPr>
+          <w:t>亞8:8</w:t>
+        </w:r>
+      </w:hyperlink>
+      <w:r>
+        <w:rPr>
+          <w:lang w:val="zh_TW" w:bidi="zh_TW"/>
+        </w:rPr>
+        <w:t>）。祂的公義體現在祂為子民所做的工作，以及祂與子民的關係中。神所有的作為都是公義的（參</w:t>
+      </w:r>
+      <w:hyperlink r:id="rId89">
+        <w:r>
+          <w:rPr>
+            <w:lang w:val="zh_TW" w:bidi="zh_TW"/>
+          </w:rPr>
+          <w:rPr>
+            <w:color w:val="0000EE"/>
+            <w:u w:val="single"/>
+          </w:rPr>
+          <w:t>申32:4</w:t>
+        </w:r>
+      </w:hyperlink>
+      <w:r>
+        <w:rPr>
+          <w:lang w:val="zh_TW" w:bidi="zh_TW"/>
+        </w:rPr>
+        <w:t>；</w:t>
+      </w:r>
+      <w:hyperlink r:id="rId90">
+        <w:r>
+          <w:rPr>
+            <w:lang w:val="zh_TW" w:bidi="zh_TW"/>
+          </w:rPr>
+          <w:rPr>
+            <w:color w:val="0000EE"/>
+            <w:u w:val="single"/>
+          </w:rPr>
+          <w:t>士5:11</w:t>
+        </w:r>
+      </w:hyperlink>
+      <w:r>
+        <w:rPr>
+          <w:lang w:val="zh_TW" w:bidi="zh_TW"/>
+        </w:rPr>
+        <w:t>；</w:t>
+      </w:r>
+      <w:hyperlink r:id="rId91">
+        <w:r>
+          <w:rPr>
+            <w:lang w:val="zh_TW" w:bidi="zh_TW"/>
+          </w:rPr>
+          <w:rPr>
+            <w:color w:val="0000EE"/>
+            <w:u w:val="single"/>
+          </w:rPr>
+          <w:t>詩103:6</w:t>
+        </w:r>
+      </w:hyperlink>
+      <w:r>
+        <w:rPr>
+          <w:lang w:val="zh_TW" w:bidi="zh_TW"/>
+        </w:rPr>
+        <w:t>）。神的子民因祂公義的作為而歡呼（</w:t>
+      </w:r>
+      <w:hyperlink r:id="rId92">
+        <w:r>
+          <w:rPr>
+            <w:lang w:val="zh_TW" w:bidi="zh_TW"/>
+          </w:rPr>
+          <w:rPr>
+            <w:color w:val="0000EE"/>
+            <w:u w:val="single"/>
+          </w:rPr>
+          <w:t>詩89:16</w:t>
+        </w:r>
+      </w:hyperlink>
+      <w:r>
+        <w:rPr>
+          <w:lang w:val="zh_TW" w:bidi="zh_TW"/>
+        </w:rPr>
+        <w:t>）。因為神是公義的，所以祂也期望人能行出公義，以反映祂的屬性。公義意味著遵循神的統治與旨意。</w:t>
+      </w:r>
+    </w:p>
+    <w:p>
+      <w:pPr/>
+      <w:r>
+        <w:rPr>
+          <w:lang w:val="zh_TW" w:bidi="zh_TW"/>
+        </w:rPr>
+      </w:r>
+      <w:r>
+        <w:rPr>
+          <w:lang w:val="zh_TW" w:bidi="zh_TW"/>
+        </w:rPr>
+        <w:t>挪亞被稱為「義人」，因為他與神同行，且在當時的人群中展現出正直（</w:t>
+      </w:r>
+      <w:hyperlink r:id="rId93">
+        <w:r>
+          <w:rPr>
+            <w:lang w:val="zh_TW" w:bidi="zh_TW"/>
+          </w:rPr>
+          <w:rPr>
+            <w:color w:val="0000EE"/>
+            <w:u w:val="single"/>
+          </w:rPr>
+          <w:t>創6:9</w:t>
+        </w:r>
+      </w:hyperlink>
+      <w:r>
+        <w:rPr>
+          <w:lang w:val="zh_TW" w:bidi="zh_TW"/>
+        </w:rPr>
+        <w:t>）。在人類墮落之後——也就是人們不聽神的話，把罪帶進世界，導致大洪水與巴別塔的分散——神透過亞伯拉罕和他的後裔，更新了祂與人的關係。亞伯拉罕是義的，因為他依照神啟示的旨意生活（</w:t>
+      </w:r>
+      <w:hyperlink r:id="rId94">
+        <w:r>
+          <w:rPr>
+            <w:lang w:val="zh_TW" w:bidi="zh_TW"/>
+          </w:rPr>
+          <w:rPr>
+            <w:color w:val="0000EE"/>
+            <w:u w:val="single"/>
+          </w:rPr>
+          <w:t>創15:6</w:t>
+        </w:r>
+      </w:hyperlink>
+      <w:r>
+        <w:rPr>
+          <w:lang w:val="zh_TW" w:bidi="zh_TW"/>
+        </w:rPr>
+        <w:t>，參</w:t>
+      </w:r>
+      <w:hyperlink r:id="rId95">
+        <w:r>
+          <w:rPr>
+            <w:lang w:val="zh_TW" w:bidi="zh_TW"/>
+          </w:rPr>
+          <w:rPr>
+            <w:color w:val="0000EE"/>
+            <w:u w:val="single"/>
+          </w:rPr>
+          <w:t>17:1</w:t>
+        </w:r>
+      </w:hyperlink>
+      <w:r>
+        <w:rPr>
+          <w:lang w:val="zh_TW" w:bidi="zh_TW"/>
+        </w:rPr>
+        <w:t>，</w:t>
+      </w:r>
+      <w:hyperlink r:id="rId96">
+        <w:r>
+          <w:rPr>
+            <w:lang w:val="zh_TW" w:bidi="zh_TW"/>
+          </w:rPr>
+          <w:rPr>
+            <w:color w:val="0000EE"/>
+            <w:u w:val="single"/>
+          </w:rPr>
+          <w:t>18:19</w:t>
+        </w:r>
+      </w:hyperlink>
+      <w:r>
+        <w:rPr>
+          <w:lang w:val="zh_TW" w:bidi="zh_TW"/>
+        </w:rPr>
+        <w:t>，</w:t>
+      </w:r>
+      <w:hyperlink r:id="rId97">
+        <w:r>
+          <w:rPr>
+            <w:lang w:val="zh_TW" w:bidi="zh_TW"/>
+          </w:rPr>
+          <w:rPr>
+            <w:color w:val="0000EE"/>
+            <w:u w:val="single"/>
+          </w:rPr>
+          <w:t>26:5</w:t>
+        </w:r>
+      </w:hyperlink>
+      <w:r>
+        <w:rPr>
+          <w:lang w:val="zh_TW" w:bidi="zh_TW"/>
+        </w:rPr>
+        <w:t>）。</w:t>
+      </w:r>
+    </w:p>
+    <w:p>
+      <w:pPr>
+        <w:pStyle w:val="Heading4"/>
+      </w:pPr>
+      <w:r>
+        <w:rPr>
+          <w:lang w:val="zh_TW" w:bidi="zh_TW"/>
+        </w:rPr>
+        <w:t>律法與公義</w:t>
+      </w:r>
+    </w:p>
+    <w:p>
+      <w:pPr/>
+      <w:r>
+        <w:rPr>
+          <w:lang w:val="zh_TW" w:bidi="zh_TW"/>
+        </w:rPr>
+      </w:r>
+      <w:r>
+        <w:rPr>
+          <w:lang w:val="zh_TW" w:bidi="zh_TW"/>
+        </w:rPr>
+        <w:t>神向以色列啟示了他們該如何與祂及彼此相處。律法幫助子民按照神的旨意生活，並成為義的人。一個致力於事奉神的人會被稱為義人（參</w:t>
+      </w:r>
+      <w:hyperlink r:id="rId98">
+        <w:r>
+          <w:rPr>
+            <w:lang w:val="zh_TW" w:bidi="zh_TW"/>
+          </w:rPr>
+          <w:rPr>
+            <w:color w:val="0000EE"/>
+            <w:u w:val="single"/>
+          </w:rPr>
+          <w:t>瑪3:18</w:t>
+        </w:r>
+      </w:hyperlink>
+      <w:r>
+        <w:rPr>
+          <w:lang w:val="zh_TW" w:bidi="zh_TW"/>
+        </w:rPr>
+        <w:t>）。因此，公義意味著在神和他人面前行事為人正直，這體現在我們的言行舉止中。</w:t>
+      </w:r>
+    </w:p>
+    <w:p>
+      <w:pPr/>
+      <w:r>
+        <w:rPr>
+          <w:lang w:val="zh_TW" w:bidi="zh_TW"/>
+        </w:rPr>
+      </w:r>
+      <w:r>
+        <w:rPr>
+          <w:lang w:val="zh_TW" w:bidi="zh_TW"/>
+        </w:rPr>
+        <w:t>先知曾預言未來會有一個公義的時代。那將是神特別選定的王（彌賽亞）施行統治的時候，也是神的國降臨在地上的時候。先知以賽亞曾寫到這件事（</w:t>
+      </w:r>
+      <w:hyperlink r:id="rId99">
+        <w:r>
+          <w:rPr>
+            <w:lang w:val="zh_TW" w:bidi="zh_TW"/>
+          </w:rPr>
+          <w:rPr>
+            <w:color w:val="0000EE"/>
+            <w:u w:val="single"/>
+          </w:rPr>
+          <w:t>賽11:1–9</w:t>
+        </w:r>
+      </w:hyperlink>
+      <w:r>
+        <w:rPr>
+          <w:lang w:val="zh_TW" w:bidi="zh_TW"/>
+        </w:rPr>
+        <w:t>）。他說這個統治將擴展到萬國（</w:t>
+      </w:r>
+      <w:hyperlink r:id="rId100">
+        <w:r>
+          <w:rPr>
+            <w:lang w:val="zh_TW" w:bidi="zh_TW"/>
+          </w:rPr>
+          <w:rPr>
+            <w:color w:val="0000EE"/>
+            <w:u w:val="single"/>
+          </w:rPr>
+          <w:t>10–16節</w:t>
+        </w:r>
+      </w:hyperlink>
+      <w:r>
+        <w:rPr>
+          <w:lang w:val="zh_TW" w:bidi="zh_TW"/>
+        </w:rPr>
+        <w:t>），而且會永遠長存（</w:t>
+      </w:r>
+      <w:hyperlink r:id="rId101">
+        <w:r>
+          <w:rPr>
+            <w:lang w:val="zh_TW" w:bidi="zh_TW"/>
+          </w:rPr>
+          <w:rPr>
+            <w:color w:val="0000EE"/>
+            <w:u w:val="single"/>
+          </w:rPr>
+          <w:t>賽9:7</w:t>
+        </w:r>
+      </w:hyperlink>
+      <w:r>
+        <w:rPr>
+          <w:lang w:val="zh_TW" w:bidi="zh_TW"/>
+        </w:rPr>
+        <w:t>）。以賽亞描述了神國度降臨時的榮耀景象：仇敵被制伏，子民被聚集，大家生活在平安之中。</w:t>
+      </w:r>
+    </w:p>
+    <w:p>
+      <w:pPr/>
+      <w:r>
+        <w:rPr>
+          <w:lang w:val="zh_TW" w:bidi="zh_TW"/>
+        </w:rPr>
+      </w:r>
+      <w:r>
+        <w:rPr>
+          <w:lang w:val="zh_TW" w:bidi="zh_TW"/>
+        </w:rPr>
+        <w:t>從以色列人從被擄中歸回，到國度的最終降臨，這些恢復的作為都展現了神公義的作為。祂饒恕、恢復、保持信實、愛人、選召，並賜下聖靈來更新祂的子民。祂將更新後的盟約關係（神與子民之間的一份特別協議）所帶來的好處賜給他們。不論是猶太人還是外邦人，都領受了神公義的作為（</w:t>
+      </w:r>
+      <w:hyperlink r:id="rId102">
+        <w:r>
+          <w:rPr>
+            <w:lang w:val="zh_TW" w:bidi="zh_TW"/>
+          </w:rPr>
+          <w:rPr>
+            <w:color w:val="0000EE"/>
+            <w:u w:val="single"/>
+          </w:rPr>
+          <w:t>賽45:8</w:t>
+        </w:r>
+      </w:hyperlink>
+      <w:r>
+        <w:rPr>
+          <w:lang w:val="zh_TW" w:bidi="zh_TW"/>
+        </w:rPr>
+        <w:t>、</w:t>
+      </w:r>
+      <w:hyperlink r:id="rId102">
+        <w:r>
+          <w:rPr>
+            <w:lang w:val="zh_TW" w:bidi="zh_TW"/>
+          </w:rPr>
+          <w:rPr>
+            <w:color w:val="0000EE"/>
+            <w:u w:val="single"/>
+          </w:rPr>
+          <w:t>23</w:t>
+        </w:r>
+      </w:hyperlink>
+      <w:r>
+        <w:rPr>
+          <w:lang w:val="zh_TW" w:bidi="zh_TW"/>
+        </w:rPr>
+        <w:t>，</w:t>
+      </w:r>
+      <w:hyperlink r:id="rId103">
+        <w:r>
+          <w:rPr>
+            <w:lang w:val="zh_TW" w:bidi="zh_TW"/>
+          </w:rPr>
+          <w:rPr>
+            <w:color w:val="0000EE"/>
+            <w:u w:val="single"/>
+          </w:rPr>
+          <w:t>46:13</w:t>
+        </w:r>
+      </w:hyperlink>
+      <w:r>
+        <w:rPr>
+          <w:lang w:val="zh_TW" w:bidi="zh_TW"/>
+        </w:rPr>
+        <w:t>，</w:t>
+      </w:r>
+      <w:hyperlink r:id="rId103">
+        <w:r>
+          <w:rPr>
+            <w:lang w:val="zh_TW" w:bidi="zh_TW"/>
+          </w:rPr>
+          <w:rPr>
+            <w:color w:val="0000EE"/>
+            <w:u w:val="single"/>
+          </w:rPr>
+          <w:t>48:18</w:t>
+        </w:r>
+      </w:hyperlink>
+      <w:r>
+        <w:rPr>
+          <w:lang w:val="zh_TW" w:bidi="zh_TW"/>
+        </w:rPr>
+        <w:t>，</w:t>
+      </w:r>
+      <w:hyperlink r:id="rId104">
+        <w:r>
+          <w:rPr>
+            <w:lang w:val="zh_TW" w:bidi="zh_TW"/>
+          </w:rPr>
+          <w:rPr>
+            <w:color w:val="0000EE"/>
+            <w:u w:val="single"/>
+          </w:rPr>
+          <w:t>51:5</w:t>
+        </w:r>
+      </w:hyperlink>
+      <w:r>
+        <w:rPr>
+          <w:lang w:val="zh_TW" w:bidi="zh_TW"/>
+        </w:rPr>
+        <w:t>、</w:t>
+      </w:r>
+      <w:hyperlink r:id="rId104">
+        <w:r>
+          <w:rPr>
+            <w:lang w:val="zh_TW" w:bidi="zh_TW"/>
+          </w:rPr>
+          <w:rPr>
+            <w:color w:val="0000EE"/>
+            <w:u w:val="single"/>
+          </w:rPr>
+          <w:t>8</w:t>
+        </w:r>
+      </w:hyperlink>
+      <w:r>
+        <w:rPr>
+          <w:lang w:val="zh_TW" w:bidi="zh_TW"/>
+        </w:rPr>
+        <w:t>、</w:t>
+      </w:r>
+      <w:hyperlink r:id="rId104">
+        <w:r>
+          <w:rPr>
+            <w:lang w:val="zh_TW" w:bidi="zh_TW"/>
+          </w:rPr>
+          <w:rPr>
+            <w:color w:val="0000EE"/>
+            <w:u w:val="single"/>
+          </w:rPr>
+          <w:t>16</w:t>
+        </w:r>
+      </w:hyperlink>
+      <w:r>
+        <w:rPr>
+          <w:lang w:val="zh_TW" w:bidi="zh_TW"/>
+        </w:rPr>
+        <w:t>，</w:t>
+      </w:r>
+      <w:hyperlink r:id="rId105">
+        <w:r>
+          <w:rPr>
+            <w:lang w:val="zh_TW" w:bidi="zh_TW"/>
+          </w:rPr>
+          <w:rPr>
+            <w:color w:val="0000EE"/>
+            <w:u w:val="single"/>
+          </w:rPr>
+          <w:t>56:1</w:t>
+        </w:r>
+      </w:hyperlink>
+      <w:r>
+        <w:rPr>
+          <w:lang w:val="zh_TW" w:bidi="zh_TW"/>
+        </w:rPr>
+        <w:t>，</w:t>
+      </w:r>
+      <w:hyperlink r:id="rId106">
+        <w:r>
+          <w:rPr>
+            <w:lang w:val="zh_TW" w:bidi="zh_TW"/>
+          </w:rPr>
+          <w:rPr>
+            <w:color w:val="0000EE"/>
+            <w:u w:val="single"/>
+          </w:rPr>
+          <w:t>59:17</w:t>
+        </w:r>
+      </w:hyperlink>
+      <w:r>
+        <w:rPr>
+          <w:lang w:val="zh_TW" w:bidi="zh_TW"/>
+        </w:rPr>
+        <w:t>，</w:t>
+      </w:r>
+      <w:hyperlink r:id="rId107">
+        <w:r>
+          <w:rPr>
+            <w:lang w:val="zh_TW" w:bidi="zh_TW"/>
+          </w:rPr>
+          <w:rPr>
+            <w:color w:val="0000EE"/>
+            <w:u w:val="single"/>
+          </w:rPr>
+          <w:t>60:17</w:t>
+        </w:r>
+      </w:hyperlink>
+      <w:r>
+        <w:rPr>
+          <w:lang w:val="zh_TW" w:bidi="zh_TW"/>
+        </w:rPr>
+        <w:t>，</w:t>
+      </w:r>
+      <w:hyperlink r:id="rId108">
+        <w:r>
+          <w:rPr>
+            <w:lang w:val="zh_TW" w:bidi="zh_TW"/>
+          </w:rPr>
+          <w:rPr>
+            <w:color w:val="0000EE"/>
+            <w:u w:val="single"/>
+          </w:rPr>
+          <w:t>61:10–11</w:t>
+        </w:r>
+      </w:hyperlink>
+      <w:r>
+        <w:rPr>
+          <w:lang w:val="zh_TW" w:bidi="zh_TW"/>
+        </w:rPr>
+        <w:t>）。</w:t>
+      </w:r>
+    </w:p>
+    <w:p>
+      <w:pPr>
+        <w:pStyle w:val="Heading3"/>
+      </w:pPr>
+      <w:r>
+        <w:rPr>
+          <w:lang w:val="zh_TW" w:bidi="zh_TW"/>
+        </w:rPr>
+        <w:t>新約聖經中的公義</w:t>
+      </w:r>
+    </w:p>
+    <w:p>
+      <w:pPr/>
+      <w:r>
+        <w:rPr>
+          <w:lang w:val="zh_TW" w:bidi="zh_TW"/>
+        </w:rPr>
+      </w:r>
+      <w:r>
+        <w:rPr>
+          <w:lang w:val="zh_TW" w:bidi="zh_TW"/>
+        </w:rPr>
+        <w:t>神關心祂子民的救恩以及祂永恆的國度。因此，神差遣祂的兒子來彰顯祂的公義。基督的降臨標示出神與人的關係、約以及祂在地上的國度都得到了更新。這經摩西傳達的舊的約，由神的兒子更新了，祂來是為了「盡諸般的義」（</w:t>
+      </w:r>
+      <w:hyperlink r:id="rId109">
+        <w:r>
+          <w:rPr>
+            <w:lang w:val="zh_TW" w:bidi="zh_TW"/>
+          </w:rPr>
+          <w:rPr>
+            <w:color w:val="0000EE"/>
+            <w:u w:val="single"/>
+          </w:rPr>
+          <w:t>太3:15</w:t>
+        </w:r>
+      </w:hyperlink>
+      <w:r>
+        <w:rPr>
+          <w:lang w:val="zh_TW" w:bidi="zh_TW"/>
+        </w:rPr>
+        <w:t>）。耶穌的信息與舊約聖經一致，都將神的國與祂的公義看作是一體的（</w:t>
+      </w:r>
+      <w:hyperlink r:id="rId110">
+        <w:r>
+          <w:rPr>
+            <w:lang w:val="zh_TW" w:bidi="zh_TW"/>
+          </w:rPr>
+          <w:rPr>
+            <w:color w:val="0000EE"/>
+            <w:u w:val="single"/>
+          </w:rPr>
+          <w:t>太6:33</w:t>
+        </w:r>
+      </w:hyperlink>
+      <w:r>
+        <w:rPr>
+          <w:lang w:val="zh_TW" w:bidi="zh_TW"/>
+        </w:rPr>
+        <w:t>，</w:t>
+      </w:r>
+      <w:hyperlink r:id="rId111">
+        <w:r>
+          <w:rPr>
+            <w:lang w:val="zh_TW" w:bidi="zh_TW"/>
+          </w:rPr>
+          <w:rPr>
+            <w:color w:val="0000EE"/>
+            <w:u w:val="single"/>
+          </w:rPr>
+          <w:t>13:43</w:t>
+        </w:r>
+      </w:hyperlink>
+      <w:r>
+        <w:rPr>
+          <w:lang w:val="zh_TW" w:bidi="zh_TW"/>
+        </w:rPr>
+        <w:t>）。耶穌教導說，神期望每個人都依照祂的旨意生活（</w:t>
+      </w:r>
+      <w:hyperlink r:id="rId112">
+        <w:r>
+          <w:rPr>
+            <w:lang w:val="zh_TW" w:bidi="zh_TW"/>
+          </w:rPr>
+          <w:rPr>
+            <w:color w:val="0000EE"/>
+            <w:u w:val="single"/>
+          </w:rPr>
+          <w:t>太7:21</w:t>
+        </w:r>
+      </w:hyperlink>
+      <w:r>
+        <w:rPr>
+          <w:lang w:val="zh_TW" w:bidi="zh_TW"/>
+        </w:rPr>
+        <w:t>）。關於人們進入神的國度並過公義生活所需具備的條件，耶穌就是神最終的啟示。</w:t>
+      </w:r>
+    </w:p>
+    <w:p>
+      <w:pPr>
+        <w:pStyle w:val="Heading4"/>
+      </w:pPr>
+      <w:r>
+        <w:rPr>
+          <w:lang w:val="zh_TW" w:bidi="zh_TW"/>
+        </w:rPr>
+        <w:t>稱義與公義</w:t>
+      </w:r>
+    </w:p>
+    <w:p>
+      <w:pPr/>
+      <w:r>
+        <w:rPr>
+          <w:lang w:val="zh_TW" w:bidi="zh_TW"/>
+        </w:rPr>
+      </w:r>
+      <w:r>
+        <w:rPr>
+          <w:lang w:val="zh_TW" w:bidi="zh_TW"/>
+        </w:rPr>
+        <w:t>個人無法靠自己的努力達到這種公義；它是神白白賜下的恩典 （</w:t>
+      </w:r>
+      <w:hyperlink r:id="rId113">
+        <w:r>
+          <w:rPr>
+            <w:lang w:val="zh_TW" w:bidi="zh_TW"/>
+          </w:rPr>
+          <w:rPr>
+            <w:color w:val="0000EE"/>
+            <w:u w:val="single"/>
+          </w:rPr>
+          <w:t>羅3:21–5:21</w:t>
+        </w:r>
+      </w:hyperlink>
+      <w:r>
+        <w:rPr>
+          <w:lang w:val="zh_TW" w:bidi="zh_TW"/>
+        </w:rPr>
+        <w:t>）。除了耶穌基督之外，沒有真正的公義。耶穌的福音啟示了「義人必因信得生」（</w:t>
+      </w:r>
+      <w:hyperlink r:id="rId114">
+        <w:r>
+          <w:rPr>
+            <w:lang w:val="zh_TW" w:bidi="zh_TW"/>
+          </w:rPr>
+          <w:rPr>
+            <w:color w:val="0000EE"/>
+            <w:u w:val="single"/>
+          </w:rPr>
+          <w:t>羅1:17</w:t>
+        </w:r>
+      </w:hyperlink>
+      <w:r>
+        <w:rPr>
+          <w:lang w:val="zh_TW" w:bidi="zh_TW"/>
+        </w:rPr>
+        <w:t>；參</w:t>
+      </w:r>
+      <w:hyperlink r:id="rId115">
+        <w:r>
+          <w:rPr>
+            <w:lang w:val="zh_TW" w:bidi="zh_TW"/>
+          </w:rPr>
+          <w:rPr>
+            <w:color w:val="0000EE"/>
+            <w:u w:val="single"/>
+          </w:rPr>
+          <w:t>來2:4</w:t>
+        </w:r>
+      </w:hyperlink>
+      <w:r>
+        <w:rPr>
+          <w:lang w:val="zh_TW" w:bidi="zh_TW"/>
+        </w:rPr>
+        <w:t>）。因此，天父要求人接受祂的兒子，作為祂使人稱義的方式 （</w:t>
+      </w:r>
+      <w:hyperlink r:id="rId116">
+        <w:r>
+          <w:rPr>
+            <w:lang w:val="zh_TW" w:bidi="zh_TW"/>
+          </w:rPr>
+          <w:rPr>
+            <w:color w:val="0000EE"/>
+            <w:u w:val="single"/>
+          </w:rPr>
+          <w:t>羅3:25–26</w:t>
+        </w:r>
+      </w:hyperlink>
+      <w:r>
+        <w:rPr>
+          <w:lang w:val="zh_TW" w:bidi="zh_TW"/>
+        </w:rPr>
+        <w:t>，</w:t>
+      </w:r>
+      <w:hyperlink r:id="rId117">
+        <w:r>
+          <w:rPr>
+            <w:lang w:val="zh_TW" w:bidi="zh_TW"/>
+          </w:rPr>
+          <w:rPr>
+            <w:color w:val="0000EE"/>
+            <w:u w:val="single"/>
+          </w:rPr>
+          <w:t>5:9</w:t>
+        </w:r>
+      </w:hyperlink>
+      <w:r>
+        <w:rPr>
+          <w:lang w:val="zh_TW" w:bidi="zh_TW"/>
+        </w:rPr>
+        <w:t>）。所謂稱義，就是當人們信靠神的兒子時，神宣稱他們為義人（</w:t>
+      </w:r>
+      <w:hyperlink r:id="rId118">
+        <w:r>
+          <w:rPr>
+            <w:lang w:val="zh_TW" w:bidi="zh_TW"/>
+          </w:rPr>
+          <w:rPr>
+            <w:color w:val="0000EE"/>
+            <w:u w:val="single"/>
+          </w:rPr>
+          <w:t>羅8:33–34</w:t>
+        </w:r>
+      </w:hyperlink>
+      <w:r>
+        <w:rPr>
+          <w:lang w:val="zh_TW" w:bidi="zh_TW"/>
+        </w:rPr>
+        <w:t>；</w:t>
+      </w:r>
+      <w:hyperlink r:id="rId119">
+        <w:r>
+          <w:rPr>
+            <w:lang w:val="zh_TW" w:bidi="zh_TW"/>
+          </w:rPr>
+          <w:rPr>
+            <w:color w:val="0000EE"/>
+            <w:u w:val="single"/>
+          </w:rPr>
+          <w:t>林後3:18</w:t>
+        </w:r>
+      </w:hyperlink>
+      <w:r>
+        <w:rPr>
+          <w:lang w:val="zh_TW" w:bidi="zh_TW"/>
+        </w:rPr>
+        <w:t>，</w:t>
+      </w:r>
+      <w:hyperlink r:id="rId120">
+        <w:r>
+          <w:rPr>
+            <w:lang w:val="zh_TW" w:bidi="zh_TW"/>
+          </w:rPr>
+          <w:rPr>
+            <w:color w:val="0000EE"/>
+            <w:u w:val="single"/>
+          </w:rPr>
+          <w:t>11:15</w:t>
+        </w:r>
+      </w:hyperlink>
+      <w:r>
+        <w:rPr>
+          <w:lang w:val="zh_TW" w:bidi="zh_TW"/>
+        </w:rPr>
+        <w:t>）。神赦免罪、與罪人和好，並賜給他們平安（</w:t>
+      </w:r>
+      <w:hyperlink r:id="rId121">
+        <w:r>
+          <w:rPr>
+            <w:lang w:val="zh_TW" w:bidi="zh_TW"/>
+          </w:rPr>
+          <w:rPr>
+            <w:color w:val="0000EE"/>
+            <w:u w:val="single"/>
+          </w:rPr>
+          <w:t>羅5:1</w:t>
+        </w:r>
+      </w:hyperlink>
+      <w:r>
+        <w:rPr>
+          <w:lang w:val="zh_TW" w:bidi="zh_TW"/>
+        </w:rPr>
+        <w:t>、</w:t>
+      </w:r>
+      <w:hyperlink r:id="rId121">
+        <w:r>
+          <w:rPr>
+            <w:lang w:val="zh_TW" w:bidi="zh_TW"/>
+          </w:rPr>
+          <w:rPr>
+            <w:color w:val="0000EE"/>
+            <w:u w:val="single"/>
+          </w:rPr>
+          <w:t>9</w:t>
+        </w:r>
+      </w:hyperlink>
+      <w:hyperlink r:id="rId122">
+        <w:r>
+          <w:rPr>
+            <w:lang w:val="zh_TW" w:bidi="zh_TW"/>
+          </w:rPr>
+          <w:rPr>
+            <w:color w:val="0000EE"/>
+            <w:u w:val="single"/>
+          </w:rPr>
+          <w:t>–</w:t>
+        </w:r>
+      </w:hyperlink>
+      <w:hyperlink r:id="rId121">
+        <w:r>
+          <w:rPr>
+            <w:lang w:val="zh_TW" w:bidi="zh_TW"/>
+          </w:rPr>
+          <w:rPr>
+            <w:color w:val="0000EE"/>
+            <w:u w:val="single"/>
+          </w:rPr>
+          <w:t>11</w:t>
+        </w:r>
+      </w:hyperlink>
+      <w:r>
+        <w:rPr>
+          <w:lang w:val="zh_TW" w:bidi="zh_TW"/>
+        </w:rPr>
+        <w:t>；</w:t>
+      </w:r>
+      <w:hyperlink r:id="rId123">
+        <w:r>
+          <w:rPr>
+            <w:lang w:val="zh_TW" w:bidi="zh_TW"/>
+          </w:rPr>
+          <w:rPr>
+            <w:color w:val="0000EE"/>
+            <w:u w:val="single"/>
+          </w:rPr>
+          <w:t>弗2:14–17</w:t>
+        </w:r>
+      </w:hyperlink>
+      <w:r>
+        <w:rPr>
+          <w:lang w:val="zh_TW" w:bidi="zh_TW"/>
+        </w:rPr>
+        <w:t>）。那些被宣稱為義的人，享有身為「神的兒女」的名份。天父以公義對待祂的孩子，也期望孩子們以公義對待祂。</w:t>
+      </w:r>
+    </w:p>
+    <w:p>
+      <w:pPr>
+        <w:pStyle w:val="Heading4"/>
+      </w:pPr>
+      <w:r>
+        <w:rPr>
+          <w:lang w:val="zh_TW" w:bidi="zh_TW"/>
+        </w:rPr>
+        <w:t>公義在未來的成就</w:t>
+      </w:r>
+    </w:p>
+    <w:p>
+      <w:pPr/>
+      <w:r>
+        <w:rPr>
+          <w:lang w:val="zh_TW" w:bidi="zh_TW"/>
+        </w:rPr>
+      </w:r>
+      <w:r>
+        <w:rPr>
+          <w:lang w:val="zh_TW" w:bidi="zh_TW"/>
+        </w:rPr>
+        <w:t>當耶穌再臨的時候，我們將會看到完全實現的真正公義。到那時，所有被神挽回、恢復正確關係的人，也都會得到榮耀（</w:t>
+      </w:r>
+      <w:hyperlink r:id="rId124">
+        <w:r>
+          <w:rPr>
+            <w:lang w:val="zh_TW" w:bidi="zh_TW"/>
+          </w:rPr>
+          <w:rPr>
+            <w:color w:val="0000EE"/>
+            <w:u w:val="single"/>
+          </w:rPr>
+          <w:t>羅8:30</w:t>
+        </w:r>
+      </w:hyperlink>
+      <w:r>
+        <w:rPr>
+          <w:lang w:val="zh_TW" w:bidi="zh_TW"/>
+        </w:rPr>
+        <w:t>）。神拯救人的計畫正朝著最終目標前進，這個目標就是神的國度完全彰顯。屆時，神將在「公義」中更新所有的創造——也就是說，所有的創造都會與神恢復正確的關係（</w:t>
+      </w:r>
+      <w:hyperlink r:id="rId125">
+        <w:r>
+          <w:rPr>
+            <w:lang w:val="zh_TW" w:bidi="zh_TW"/>
+          </w:rPr>
+          <w:rPr>
+            <w:color w:val="0000EE"/>
+            <w:u w:val="single"/>
+          </w:rPr>
+          <w:t>彼後3:13</w:t>
+        </w:r>
+      </w:hyperlink>
+      <w:r>
+        <w:rPr>
+          <w:lang w:val="zh_TW" w:bidi="zh_TW"/>
+        </w:rPr>
+        <w:t>）。</w:t>
+      </w:r>
+    </w:p>
+    <w:p>
+      <w:pPr/>
+      <w:r>
+        <w:rPr>
+          <w:lang w:val="zh_TW" w:bidi="zh_TW"/>
+        </w:rPr>
+      </w:r>
+      <w:r>
+        <w:rPr>
+          <w:i/>
+          <w:lang w:val="zh_TW" w:bidi="zh_TW"/>
+        </w:rPr>
+        <w:t>另見</w:t>
+      </w:r>
+      <w:r>
+        <w:rPr>
+          <w:lang w:val="zh_TW" w:bidi="zh_TW"/>
+        </w:rPr>
+        <w:t>神的存在與屬性</w:t>
+      </w:r>
+      <w:r>
+        <w:rPr>
+          <w:lang w:val="zh_TW" w:bidi="zh_TW"/>
+        </w:rPr>
+        <w:t>；</w:t>
+      </w:r>
+      <w:r>
+        <w:rPr>
+          <w:lang w:val="zh_TW" w:bidi="zh_TW"/>
+        </w:rPr>
+        <w:t>稱義、被稱義</w:t>
+      </w:r>
+      <w:r>
+        <w:rPr>
+          <w:lang w:val="zh_TW" w:bidi="zh_TW"/>
+        </w:rPr>
+        <w:t>；</w:t>
+      </w:r>
+      <w:r>
+        <w:rPr>
+          <w:lang w:val="zh_TW" w:bidi="zh_TW"/>
+        </w:rPr>
+        <w:t>聖經中的律法概念</w:t>
+      </w:r>
+      <w:r>
+        <w:rPr>
+          <w:lang w:val="zh_TW" w:bidi="zh_TW"/>
+        </w:rPr>
+        <w:t>。</w:t>
+      </w:r>
+      <w:r>
+        <w:rPr>
+          <w:lang w:val="zh_TW" w:bidi="zh_TW"/>
+        </w:rPr>
+      </w:r>
+      <w:r>
+        <w:rPr>
+          <w:lang w:val="zh_TW" w:bidi="zh_TW"/>
+        </w:rPr>
+      </w:r>
+    </w:p>
+    <w:p>
+      <w:pPr/>
+      <w:r>
+        <w:rPr>
+          <w:lang w:val="zh_TW" w:bidi="zh_TW"/>
+        </w:rPr>
+      </w:r>
+    </w:p>
+    <w:p>
+      <w:pPr>
+        <w:pStyle w:val="Heading2"/>
+      </w:pPr>
+      <w:r>
+        <w:rPr>
+          <w:lang w:val="zh_TW" w:bidi="zh_TW"/>
+        </w:rPr>
+        <w:t>供物和獻祭</w:t>
+      </w:r>
+      <w:r>
+        <w:rPr>
+          <w:lang w:val="zh_TW" w:bidi="zh_TW"/>
+        </w:rPr>
+      </w:r>
+    </w:p>
+    <w:p>
+      <w:pPr/>
+      <w:r>
+        <w:rPr>
+          <w:lang w:val="zh_TW" w:bidi="zh_TW"/>
+        </w:rPr>
+      </w:r>
+      <w:r>
+        <w:rPr>
+          <w:lang w:val="zh_TW" w:bidi="zh_TW"/>
+        </w:rPr>
+        <w:t>宗教生活中主要的禮儀表達，期間的儀式包括奠酒、澆灌與神聖的筵席。以色列的整體禮儀體系所呈現的意識形態，使其宗教在古代近東中獨樹一幟。舊約中有關禮儀的觀念，也成為新約神學的基礎，特別是關於罪以及藉著耶穌基督的贖罪之死而與神和好的概念。</w:t>
+      </w:r>
+    </w:p>
+    <w:p>
+      <w:pPr>
+        <w:pStyle w:val="Heading3"/>
+      </w:pPr>
+      <w:r>
+        <w:rPr>
+          <w:lang w:val="zh_TW" w:bidi="zh_TW"/>
+        </w:rPr>
+        <w:t>獻祭的功能與次序</w:t>
+      </w:r>
+    </w:p>
+    <w:p>
+      <w:pPr/>
+      <w:r>
+        <w:rPr>
+          <w:lang w:val="zh_TW" w:bidi="zh_TW"/>
+        </w:rPr>
+      </w:r>
+      <w:r>
+        <w:rPr>
+          <w:lang w:val="zh_TW" w:bidi="zh_TW"/>
+        </w:rPr>
+        <w:t>正確執行獻祭禮儀的主要來源，載於利未記開頭的段落（</w:t>
+      </w:r>
+      <w:hyperlink r:id="rId126">
+        <w:r>
+          <w:rPr>
+            <w:lang w:val="zh_TW" w:bidi="zh_TW"/>
+          </w:rPr>
+          <w:rPr>
+            <w:color w:val="0000EE"/>
+            <w:u w:val="single"/>
+          </w:rPr>
+          <w:t>利1–7</w:t>
+        </w:r>
+      </w:hyperlink>
+      <w:r>
+        <w:rPr>
+          <w:lang w:val="zh_TW" w:bidi="zh_TW"/>
+        </w:rPr>
+        <w:t>）。它由兩個獨立的部分組成。第一部分（</w:t>
+      </w:r>
+      <w:hyperlink r:id="rId127">
+        <w:r>
+          <w:rPr>
+            <w:lang w:val="zh_TW" w:bidi="zh_TW"/>
+          </w:rPr>
+          <w:rPr>
+            <w:color w:val="0000EE"/>
+            <w:u w:val="single"/>
+          </w:rPr>
+          <w:t>1:1–6:7</w:t>
+        </w:r>
+      </w:hyperlink>
+      <w:r>
+        <w:rPr>
+          <w:lang w:val="zh_TW" w:bidi="zh_TW"/>
+        </w:rPr>
+        <w:t>）具教導性質，處理兩類獻祭：一類是「馨香之氣」的祭物，即燔祭（</w:t>
+      </w:r>
+      <w:hyperlink r:id="rId128">
+        <w:r>
+          <w:rPr>
+            <w:lang w:val="zh_TW" w:bidi="zh_TW"/>
+          </w:rPr>
+          <w:rPr>
+            <w:color w:val="0000EE"/>
+            <w:u w:val="single"/>
+          </w:rPr>
+          <w:t>1:1–17</w:t>
+        </w:r>
+      </w:hyperlink>
+      <w:r>
+        <w:rPr>
+          <w:lang w:val="zh_TW" w:bidi="zh_TW"/>
+        </w:rPr>
+        <w:t>）、素祭（</w:t>
+      </w:r>
+      <w:hyperlink r:id="rId129">
+        <w:r>
+          <w:rPr>
+            <w:lang w:val="zh_TW" w:bidi="zh_TW"/>
+          </w:rPr>
+          <w:rPr>
+            <w:color w:val="0000EE"/>
+            <w:u w:val="single"/>
+          </w:rPr>
+          <w:t>2:1–16</w:t>
+        </w:r>
+      </w:hyperlink>
+      <w:r>
+        <w:rPr>
+          <w:lang w:val="zh_TW" w:bidi="zh_TW"/>
+        </w:rPr>
+        <w:t>）和平安祭（</w:t>
+      </w:r>
+      <w:hyperlink r:id="rId130">
+        <w:r>
+          <w:rPr>
+            <w:lang w:val="zh_TW" w:bidi="zh_TW"/>
+          </w:rPr>
+          <w:rPr>
+            <w:color w:val="0000EE"/>
+            <w:u w:val="single"/>
+          </w:rPr>
+          <w:t>3:1–17</w:t>
+        </w:r>
+      </w:hyperlink>
+      <w:r>
+        <w:rPr>
+          <w:lang w:val="zh_TW" w:bidi="zh_TW"/>
+        </w:rPr>
+        <w:t>）；另一類是贖罪性的祭物，即贖罪祭（</w:t>
+      </w:r>
+      <w:hyperlink r:id="rId131">
+        <w:r>
+          <w:rPr>
+            <w:lang w:val="zh_TW" w:bidi="zh_TW"/>
+          </w:rPr>
+          <w:rPr>
+            <w:color w:val="0000EE"/>
+            <w:u w:val="single"/>
+          </w:rPr>
+          <w:t>4:1–5:13</w:t>
+        </w:r>
+      </w:hyperlink>
+      <w:r>
+        <w:rPr>
+          <w:lang w:val="zh_TW" w:bidi="zh_TW"/>
+        </w:rPr>
+        <w:t>）和贖愆祭（</w:t>
+      </w:r>
+      <w:hyperlink r:id="rId132">
+        <w:r>
+          <w:rPr>
+            <w:lang w:val="zh_TW" w:bidi="zh_TW"/>
+          </w:rPr>
+          <w:rPr>
+            <w:color w:val="0000EE"/>
+            <w:u w:val="single"/>
+          </w:rPr>
+          <w:t>5:14–6:7</w:t>
+        </w:r>
+      </w:hyperlink>
+      <w:r>
+        <w:rPr>
+          <w:lang w:val="zh_TW" w:bidi="zh_TW"/>
+        </w:rPr>
+        <w:t>）。人們重視每個儀式、禮儀的細節，並會根據其邏輯或概念關聯來分門別類。</w:t>
+      </w:r>
+    </w:p>
+    <w:p>
+      <w:pPr/>
+      <w:r>
+        <w:rPr>
+          <w:lang w:val="zh_TW" w:bidi="zh_TW"/>
+        </w:rPr>
+      </w:r>
+      <w:r>
+        <w:rPr>
+          <w:lang w:val="zh_TW" w:bidi="zh_TW"/>
+        </w:rPr>
+        <w:t>素祭（或稱穀物祭）之所以在燔祭之後，是因為在實際操作中，它通常伴隨燔祭獻上（</w:t>
+      </w:r>
+      <w:hyperlink r:id="rId133">
+        <w:r>
+          <w:rPr>
+            <w:lang w:val="zh_TW" w:bidi="zh_TW"/>
+          </w:rPr>
+          <w:rPr>
+            <w:color w:val="0000EE"/>
+            <w:u w:val="single"/>
+          </w:rPr>
+          <w:t>民15:1–21</w:t>
+        </w:r>
+      </w:hyperlink>
+      <w:r>
+        <w:rPr>
+          <w:lang w:val="zh_TW" w:bidi="zh_TW"/>
+        </w:rPr>
+        <w:t>，</w:t>
+      </w:r>
+      <w:hyperlink r:id="rId134">
+        <w:r>
+          <w:rPr>
+            <w:lang w:val="zh_TW" w:bidi="zh_TW"/>
+          </w:rPr>
+          <w:rPr>
+            <w:color w:val="0000EE"/>
+            <w:u w:val="single"/>
+          </w:rPr>
+          <w:t>28–29</w:t>
+        </w:r>
+      </w:hyperlink>
+      <w:r>
+        <w:rPr>
+          <w:lang w:val="zh_TW" w:bidi="zh_TW"/>
+        </w:rPr>
+        <w:t>章）；它也與平安祭一同獻上（</w:t>
+      </w:r>
+      <w:hyperlink r:id="rId135">
+        <w:r>
+          <w:rPr>
+            <w:lang w:val="zh_TW" w:bidi="zh_TW"/>
+          </w:rPr>
+          <w:rPr>
+            <w:color w:val="0000EE"/>
+            <w:u w:val="single"/>
+          </w:rPr>
+          <w:t>利7:12–14</w:t>
+        </w:r>
+      </w:hyperlink>
+      <w:r>
+        <w:rPr>
+          <w:lang w:val="zh_TW" w:bidi="zh_TW"/>
+        </w:rPr>
+        <w:t>；</w:t>
+      </w:r>
+      <w:hyperlink r:id="rId136">
+        <w:r>
+          <w:rPr>
+            <w:lang w:val="zh_TW" w:bidi="zh_TW"/>
+          </w:rPr>
+          <w:rPr>
+            <w:color w:val="0000EE"/>
+            <w:u w:val="single"/>
+          </w:rPr>
+          <w:t>民15:3–4</w:t>
+        </w:r>
+      </w:hyperlink>
+      <w:r>
+        <w:rPr>
+          <w:lang w:val="zh_TW" w:bidi="zh_TW"/>
+        </w:rPr>
+        <w:t>）。經文特別強調，要將祭牲的內臟部分焚在壇上，使其成為「獻給耶和華的馨香之氣」（</w:t>
+      </w:r>
+      <w:hyperlink r:id="rId137">
+        <w:r>
+          <w:rPr>
+            <w:lang w:val="zh_TW" w:bidi="zh_TW"/>
+          </w:rPr>
+          <w:rPr>
+            <w:color w:val="0000EE"/>
+            <w:u w:val="single"/>
+          </w:rPr>
+          <w:t>利1:9、17</w:t>
+        </w:r>
+      </w:hyperlink>
+      <w:r>
+        <w:rPr>
+          <w:lang w:val="zh_TW" w:bidi="zh_TW"/>
+        </w:rPr>
+        <w:t>，</w:t>
+      </w:r>
+      <w:hyperlink r:id="rId138">
+        <w:r>
+          <w:rPr>
+            <w:lang w:val="zh_TW" w:bidi="zh_TW"/>
+          </w:rPr>
+          <w:rPr>
+            <w:color w:val="0000EE"/>
+            <w:u w:val="single"/>
+          </w:rPr>
+          <w:t>2:2、9、12</w:t>
+        </w:r>
+      </w:hyperlink>
+      <w:r>
+        <w:rPr>
+          <w:lang w:val="zh_TW" w:bidi="zh_TW"/>
+        </w:rPr>
+        <w:t>，</w:t>
+      </w:r>
+      <w:hyperlink r:id="rId139">
+        <w:r>
+          <w:rPr>
+            <w:lang w:val="zh_TW" w:bidi="zh_TW"/>
+          </w:rPr>
+          <w:rPr>
+            <w:color w:val="0000EE"/>
+            <w:u w:val="single"/>
+          </w:rPr>
+          <w:t>3:5、11、16</w:t>
+        </w:r>
+      </w:hyperlink>
+      <w:r>
+        <w:rPr>
+          <w:lang w:val="zh_TW" w:bidi="zh_TW"/>
+        </w:rPr>
+        <w:t>）。主聞到這馨香之氣（</w:t>
+      </w:r>
+      <w:hyperlink r:id="rId140">
+        <w:r>
+          <w:rPr>
+            <w:lang w:val="zh_TW" w:bidi="zh_TW"/>
+          </w:rPr>
+          <w:rPr>
+            <w:color w:val="0000EE"/>
+            <w:u w:val="single"/>
+          </w:rPr>
+          <w:t>創8:21</w:t>
+        </w:r>
+      </w:hyperlink>
+      <w:r>
+        <w:rPr>
+          <w:lang w:val="zh_TW" w:bidi="zh_TW"/>
+        </w:rPr>
+        <w:t>），是神喜悅的記號；若祂不悅納，則表明祂的不悅（</w:t>
+      </w:r>
+      <w:hyperlink r:id="rId141">
+        <w:r>
+          <w:rPr>
+            <w:lang w:val="zh_TW" w:bidi="zh_TW"/>
+          </w:rPr>
+          <w:rPr>
+            <w:color w:val="0000EE"/>
+            <w:u w:val="single"/>
+          </w:rPr>
+          <w:t>利26:31</w:t>
+        </w:r>
+      </w:hyperlink>
+      <w:r>
+        <w:rPr>
+          <w:lang w:val="zh_TW" w:bidi="zh_TW"/>
+        </w:rPr>
+        <w:t>）。主理的祭司顯然懂得辨識這些記號，並會告訴獻祭者，他的祭物是否蒙悅納（</w:t>
+      </w:r>
+      <w:hyperlink r:id="rId142">
+        <w:r>
+          <w:rPr>
+            <w:lang w:val="zh_TW" w:bidi="zh_TW"/>
+          </w:rPr>
+          <w:rPr>
+            <w:color w:val="0000EE"/>
+            <w:u w:val="single"/>
+          </w:rPr>
+          <w:t>撒上26:19</w:t>
+        </w:r>
+      </w:hyperlink>
+      <w:r>
+        <w:rPr>
+          <w:lang w:val="zh_TW" w:bidi="zh_TW"/>
+        </w:rPr>
+        <w:t>；參</w:t>
+      </w:r>
+      <w:hyperlink r:id="rId143">
+        <w:r>
+          <w:rPr>
+            <w:lang w:val="zh_TW" w:bidi="zh_TW"/>
+          </w:rPr>
+          <w:rPr>
+            <w:color w:val="0000EE"/>
+            <w:u w:val="single"/>
+          </w:rPr>
+          <w:t>摩5:21–23</w:t>
+        </w:r>
+      </w:hyperlink>
+      <w:r>
+        <w:rPr>
+          <w:lang w:val="zh_TW" w:bidi="zh_TW"/>
+        </w:rPr>
+        <w:t>）。</w:t>
+      </w:r>
+    </w:p>
+    <w:p>
+      <w:pPr/>
+      <w:r>
+        <w:rPr>
+          <w:lang w:val="zh_TW" w:bidi="zh_TW"/>
+        </w:rPr>
+      </w:r>
+      <w:r>
+        <w:rPr>
+          <w:lang w:val="zh_TW" w:bidi="zh_TW"/>
+        </w:rPr>
+        <w:t>贖罪祭與贖愆祭具有贖罪意義（</w:t>
+      </w:r>
+      <w:hyperlink r:id="rId144">
+        <w:r>
+          <w:rPr>
+            <w:lang w:val="zh_TW" w:bidi="zh_TW"/>
+          </w:rPr>
+          <w:rPr>
+            <w:color w:val="0000EE"/>
+            <w:u w:val="single"/>
+          </w:rPr>
+          <w:t>利4:1–6:7</w:t>
+        </w:r>
+      </w:hyperlink>
+      <w:r>
+        <w:rPr>
+          <w:lang w:val="zh_TW" w:bidi="zh_TW"/>
+        </w:rPr>
+        <w:t>、</w:t>
+      </w:r>
+      <w:hyperlink r:id="rId145">
+        <w:r>
+          <w:rPr>
+            <w:lang w:val="zh_TW" w:bidi="zh_TW"/>
+          </w:rPr>
+          <w:rPr>
+            <w:color w:val="0000EE"/>
+            <w:u w:val="single"/>
+          </w:rPr>
+          <w:t>20</w:t>
+        </w:r>
+      </w:hyperlink>
+      <w:r>
+        <w:rPr>
+          <w:lang w:val="zh_TW" w:bidi="zh_TW"/>
+        </w:rPr>
+        <w:t>）。經文列出哪些情況需要這類祭物，並強調禮儀中祭血的處理方式。</w:t>
+      </w:r>
+    </w:p>
+    <w:p>
+      <w:pPr/>
+      <w:r>
+        <w:rPr>
+          <w:lang w:val="zh_TW" w:bidi="zh_TW"/>
+        </w:rPr>
+      </w:r>
+      <w:r>
+        <w:rPr>
+          <w:lang w:val="zh_TW" w:bidi="zh_TW"/>
+        </w:rPr>
+        <w:t>這段經文的第二個主要部分（</w:t>
+      </w:r>
+      <w:hyperlink r:id="rId146">
+        <w:r>
+          <w:rPr>
+            <w:lang w:val="zh_TW" w:bidi="zh_TW"/>
+          </w:rPr>
+          <w:rPr>
+            <w:color w:val="0000EE"/>
+            <w:u w:val="single"/>
+          </w:rPr>
+          <w:t>利6:8–7:38</w:t>
+        </w:r>
+      </w:hyperlink>
+      <w:r>
+        <w:rPr>
+          <w:lang w:val="zh_TW" w:bidi="zh_TW"/>
+        </w:rPr>
+        <w:t>），關注各種供物和獻祭在行政管理上的細節。這部分由一連串關於各類祭物的「條例」構成，涉及祭物材料如何分配：有些分給祭司，有些歸給獻祭者，有些則在壇上焚燒，或帶到營外處理。凡被指定為「至聖」的祭物，只能由具資格的祭司食用（</w:t>
+      </w:r>
+      <w:hyperlink r:id="rId147">
+        <w:r>
+          <w:rPr>
+            <w:lang w:val="zh_TW" w:bidi="zh_TW"/>
+          </w:rPr>
+          <w:rPr>
+            <w:color w:val="0000EE"/>
+            <w:u w:val="single"/>
+          </w:rPr>
+          <w:t>利2:3、10</w:t>
+        </w:r>
+      </w:hyperlink>
+      <w:r>
+        <w:rPr>
+          <w:lang w:val="zh_TW" w:bidi="zh_TW"/>
+        </w:rPr>
+        <w:t>，</w:t>
+      </w:r>
+      <w:hyperlink r:id="rId148">
+        <w:r>
+          <w:rPr>
+            <w:lang w:val="zh_TW" w:bidi="zh_TW"/>
+          </w:rPr>
+          <w:rPr>
+            <w:color w:val="0000EE"/>
+            <w:u w:val="single"/>
+          </w:rPr>
+          <w:t>10:12–17</w:t>
+        </w:r>
+      </w:hyperlink>
+      <w:r>
+        <w:rPr>
+          <w:lang w:val="zh_TW" w:bidi="zh_TW"/>
+        </w:rPr>
+        <w:t>，</w:t>
+      </w:r>
+      <w:hyperlink r:id="rId149">
+        <w:r>
+          <w:rPr>
+            <w:lang w:val="zh_TW" w:bidi="zh_TW"/>
+          </w:rPr>
+          <w:rPr>
+            <w:color w:val="0000EE"/>
+            <w:u w:val="single"/>
+          </w:rPr>
+          <w:t>14:13</w:t>
+        </w:r>
+      </w:hyperlink>
+      <w:r>
+        <w:rPr>
+          <w:lang w:val="zh_TW" w:bidi="zh_TW"/>
+        </w:rPr>
+        <w:t>；</w:t>
+      </w:r>
+      <w:hyperlink r:id="rId150">
+        <w:r>
+          <w:rPr>
+            <w:lang w:val="zh_TW" w:bidi="zh_TW"/>
+          </w:rPr>
+          <w:rPr>
+            <w:color w:val="0000EE"/>
+            <w:u w:val="single"/>
+          </w:rPr>
+          <w:t>民18:9</w:t>
+        </w:r>
+      </w:hyperlink>
+      <w:r>
+        <w:rPr>
+          <w:lang w:val="zh_TW" w:bidi="zh_TW"/>
+        </w:rPr>
+        <w:t>）。</w:t>
+      </w:r>
+    </w:p>
+    <w:p>
+      <w:pPr/>
+      <w:r>
+        <w:rPr>
+          <w:lang w:val="zh_TW" w:bidi="zh_TW"/>
+        </w:rPr>
+      </w:r>
+      <w:r>
+        <w:rPr>
+          <w:lang w:val="zh_TW" w:bidi="zh_TW"/>
+        </w:rPr>
+        <w:t>燔祭首先被討論，是因為它完全在壇上被燒盡（因此無人食用）。之後才是分給主理祭司的祭物（</w:t>
+      </w:r>
+      <w:hyperlink r:id="rId151">
+        <w:r>
+          <w:rPr>
+            <w:lang w:val="zh_TW" w:bidi="zh_TW"/>
+          </w:rPr>
+          <w:rPr>
+            <w:color w:val="0000EE"/>
+            <w:u w:val="single"/>
+          </w:rPr>
+          <w:t>利6:17、26、29</w:t>
+        </w:r>
+      </w:hyperlink>
+      <w:r>
+        <w:rPr>
+          <w:lang w:val="zh_TW" w:bidi="zh_TW"/>
+        </w:rPr>
+        <w:t>，</w:t>
+      </w:r>
+      <w:hyperlink r:id="rId152">
+        <w:r>
+          <w:rPr>
+            <w:lang w:val="zh_TW" w:bidi="zh_TW"/>
+          </w:rPr>
+          <w:rPr>
+            <w:color w:val="0000EE"/>
+            <w:u w:val="single"/>
+          </w:rPr>
+          <w:t>7:1、6</w:t>
+        </w:r>
+      </w:hyperlink>
+      <w:r>
+        <w:rPr>
+          <w:lang w:val="zh_TW" w:bidi="zh_TW"/>
+        </w:rPr>
+        <w:t>），而最後討論的是平安祭，其中相當部分會分給獻祭者。</w:t>
+      </w:r>
+    </w:p>
+    <w:p>
+      <w:pPr/>
+      <w:r>
+        <w:rPr>
+          <w:lang w:val="zh_TW" w:bidi="zh_TW"/>
+        </w:rPr>
+      </w:r>
+      <w:r>
+        <w:rPr>
+          <w:lang w:val="zh_TW" w:bidi="zh_TW"/>
+        </w:rPr>
+        <w:t>這段經文安排各祭物的次序，也對應它們在聖曆儀式中出現的頻率（</w:t>
+      </w:r>
+      <w:hyperlink r:id="rId153">
+        <w:r>
+          <w:rPr>
+            <w:lang w:val="zh_TW" w:bidi="zh_TW"/>
+          </w:rPr>
+          <w:rPr>
+            <w:color w:val="0000EE"/>
+            <w:u w:val="single"/>
+          </w:rPr>
+          <w:t>民28:19</w:t>
+        </w:r>
+      </w:hyperlink>
+      <w:r>
+        <w:rPr>
+          <w:lang w:val="zh_TW" w:bidi="zh_TW"/>
+        </w:rPr>
+        <w:t>；</w:t>
+      </w:r>
+      <w:hyperlink r:id="rId154">
+        <w:r>
+          <w:rPr>
+            <w:lang w:val="zh_TW" w:bidi="zh_TW"/>
+          </w:rPr>
+          <w:rPr>
+            <w:color w:val="0000EE"/>
+            <w:u w:val="single"/>
+          </w:rPr>
+          <w:t>代下31:3</w:t>
+        </w:r>
+      </w:hyperlink>
+      <w:r>
+        <w:rPr>
+          <w:lang w:val="zh_TW" w:bidi="zh_TW"/>
+        </w:rPr>
+        <w:t>；</w:t>
+      </w:r>
+      <w:hyperlink r:id="rId155">
+        <w:r>
+          <w:rPr>
+            <w:lang w:val="zh_TW" w:bidi="zh_TW"/>
+          </w:rPr>
+          <w:rPr>
+            <w:color w:val="0000EE"/>
+            <w:u w:val="single"/>
+          </w:rPr>
+          <w:t>結45:17</w:t>
+        </w:r>
+      </w:hyperlink>
+      <w:r>
+        <w:rPr>
+          <w:lang w:val="zh_TW" w:bidi="zh_TW"/>
+        </w:rPr>
+        <w:t>）。對於在聖殿值班的祭司與利未人而言，此事尤為重要，因為他們負責每日獻祭的實際執行，特別是在重大節期；管理聖殿庫房是一項龐大的任務（</w:t>
+      </w:r>
+      <w:hyperlink r:id="rId156">
+        <w:r>
+          <w:rPr>
+            <w:lang w:val="zh_TW" w:bidi="zh_TW"/>
+          </w:rPr>
+          <w:rPr>
+            <w:color w:val="0000EE"/>
+            <w:u w:val="single"/>
+          </w:rPr>
+          <w:t>代上23:28–32</w:t>
+        </w:r>
+      </w:hyperlink>
+      <w:r>
+        <w:rPr>
+          <w:lang w:val="zh_TW" w:bidi="zh_TW"/>
+        </w:rPr>
+        <w:t>，</w:t>
+      </w:r>
+      <w:hyperlink r:id="rId157">
+        <w:r>
+          <w:rPr>
+            <w:lang w:val="zh_TW" w:bidi="zh_TW"/>
+          </w:rPr>
+          <w:rPr>
+            <w:color w:val="0000EE"/>
+            <w:u w:val="single"/>
+          </w:rPr>
+          <w:t>26:15、20–22</w:t>
+        </w:r>
+      </w:hyperlink>
+      <w:r>
+        <w:rPr>
+          <w:lang w:val="zh_TW" w:bidi="zh_TW"/>
+        </w:rPr>
+        <w:t>；</w:t>
+      </w:r>
+      <w:hyperlink r:id="rId158">
+        <w:r>
+          <w:rPr>
+            <w:lang w:val="zh_TW" w:bidi="zh_TW"/>
+          </w:rPr>
+          <w:rPr>
+            <w:color w:val="0000EE"/>
+            <w:u w:val="single"/>
+          </w:rPr>
+          <w:t>代下13:10–11</w:t>
+        </w:r>
+      </w:hyperlink>
+      <w:r>
+        <w:rPr>
+          <w:lang w:val="zh_TW" w:bidi="zh_TW"/>
+        </w:rPr>
+        <w:t>，</w:t>
+      </w:r>
+      <w:hyperlink r:id="rId159">
+        <w:r>
+          <w:rPr>
+            <w:lang w:val="zh_TW" w:bidi="zh_TW"/>
+          </w:rPr>
+          <w:rPr>
+            <w:color w:val="0000EE"/>
+            <w:u w:val="single"/>
+          </w:rPr>
+          <w:t>30:3–19</w:t>
+        </w:r>
+      </w:hyperlink>
+      <w:r>
+        <w:rPr>
+          <w:lang w:val="zh_TW" w:bidi="zh_TW"/>
+        </w:rPr>
+        <w:t>，</w:t>
+      </w:r>
+      <w:hyperlink r:id="rId160">
+        <w:r>
+          <w:rPr>
+            <w:lang w:val="zh_TW" w:bidi="zh_TW"/>
+          </w:rPr>
+          <w:rPr>
+            <w:color w:val="0000EE"/>
+            <w:u w:val="single"/>
+          </w:rPr>
+          <w:t>34:9–11</w:t>
+        </w:r>
+      </w:hyperlink>
+      <w:r>
+        <w:rPr>
+          <w:lang w:val="zh_TW" w:bidi="zh_TW"/>
+        </w:rPr>
+        <w:t>）。</w:t>
+      </w:r>
+    </w:p>
+    <w:p>
+      <w:pPr/>
+      <w:r>
+        <w:rPr>
+          <w:lang w:val="zh_TW" w:bidi="zh_TW"/>
+        </w:rPr>
+      </w:r>
+      <w:r>
+        <w:rPr>
+          <w:lang w:val="zh_TW" w:bidi="zh_TW"/>
+        </w:rPr>
+        <w:t>每個關於某項祭物的段落，皆以與該祭物相關的行政細節作結。接著有一段對前述事項的總結（</w:t>
+      </w:r>
+      <w:hyperlink r:id="rId161">
+        <w:r>
+          <w:rPr>
+            <w:lang w:val="zh_TW" w:bidi="zh_TW"/>
+          </w:rPr>
+          <w:rPr>
+            <w:color w:val="0000EE"/>
+            <w:u w:val="single"/>
+          </w:rPr>
+          <w:t>利7:7–10</w:t>
+        </w:r>
+      </w:hyperlink>
+      <w:r>
+        <w:rPr>
+          <w:lang w:val="zh_TW" w:bidi="zh_TW"/>
+        </w:rPr>
+        <w:t>），之後則以平安祭的討論結束本段（</w:t>
+      </w:r>
+      <w:hyperlink r:id="rId162">
+        <w:r>
+          <w:rPr>
+            <w:lang w:val="zh_TW" w:bidi="zh_TW"/>
+          </w:rPr>
+          <w:rPr>
+            <w:color w:val="0000EE"/>
+            <w:u w:val="single"/>
+          </w:rPr>
+          <w:t>11–36</w:t>
+        </w:r>
+      </w:hyperlink>
+      <w:r>
+        <w:rPr>
+          <w:lang w:val="zh_TW" w:bidi="zh_TW"/>
+        </w:rPr>
+        <w:t>節）。後者在聖曆中僅於七七節發揮作用（</w:t>
+      </w:r>
+      <w:hyperlink r:id="rId163">
+        <w:r>
+          <w:rPr>
+            <w:lang w:val="zh_TW" w:bidi="zh_TW"/>
+          </w:rPr>
+          <w:rPr>
+            <w:color w:val="0000EE"/>
+            <w:u w:val="single"/>
+          </w:rPr>
+          <w:t>23:19–20</w:t>
+        </w:r>
+      </w:hyperlink>
+      <w:r>
+        <w:rPr>
+          <w:lang w:val="zh_TW" w:bidi="zh_TW"/>
+        </w:rPr>
+        <w:t>）；在其它所有情況下，除拿細耳人許願與祭司就職這兩個例外之外，平安祭皆屬自願獻祭，因此不受任何固定的帳目制度所約束。</w:t>
+      </w:r>
+    </w:p>
+    <w:p>
+      <w:pPr/>
+      <w:r>
+        <w:rPr>
+          <w:lang w:val="zh_TW" w:bidi="zh_TW"/>
+        </w:rPr>
+      </w:r>
+      <w:r>
+        <w:rPr>
+          <w:lang w:val="zh_TW" w:bidi="zh_TW"/>
+        </w:rPr>
+        <w:t>在其它聖經背景中，獻祭也按照相同的「帳目式」或「行政式」次序列出：燔祭、素祭與奠祭；其後是贖罪祭（或贖愆祭），有時再加上平安祭。例證之一，是各支派領袖為獻壇所帶來的捐獻名錄（</w:t>
+      </w:r>
+      <w:hyperlink r:id="rId164">
+        <w:r>
+          <w:rPr>
+            <w:lang w:val="zh_TW" w:bidi="zh_TW"/>
+          </w:rPr>
+          <w:rPr>
+            <w:color w:val="0000EE"/>
+            <w:u w:val="single"/>
+          </w:rPr>
+          <w:t>民7章</w:t>
+        </w:r>
+      </w:hyperlink>
+      <w:r>
+        <w:rPr>
+          <w:lang w:val="zh_TW" w:bidi="zh_TW"/>
+        </w:rPr>
+        <w:t>）。其記載方式宛如聖殿庫房的日常帳簿；總結部分依據各獻祭者的記錄（</w:t>
+      </w:r>
+      <w:hyperlink r:id="rId165">
+        <w:r>
+          <w:rPr>
+            <w:lang w:val="zh_TW" w:bidi="zh_TW"/>
+          </w:rPr>
+          <w:rPr>
+            <w:color w:val="0000EE"/>
+            <w:u w:val="single"/>
+          </w:rPr>
+          <w:t>15–17節</w:t>
+        </w:r>
+      </w:hyperlink>
+      <w:r>
+        <w:rPr>
+          <w:lang w:val="zh_TW" w:bidi="zh_TW"/>
+        </w:rPr>
+        <w:t>），將動物分類為燔祭、素祭、贖罪祭和平安祭（</w:t>
+      </w:r>
+      <w:hyperlink r:id="rId166">
+        <w:r>
+          <w:rPr>
+            <w:lang w:val="zh_TW" w:bidi="zh_TW"/>
+          </w:rPr>
+          <w:rPr>
+            <w:color w:val="0000EE"/>
+            <w:u w:val="single"/>
+          </w:rPr>
+          <w:t>87–88節</w:t>
+        </w:r>
+      </w:hyperlink>
+      <w:r>
+        <w:rPr>
+          <w:lang w:val="zh_TW" w:bidi="zh_TW"/>
+        </w:rPr>
+        <w:t>），根據每位捐贈者的相應條目（</w:t>
+      </w:r>
+      <w:hyperlink r:id="rId165">
+        <w:r>
+          <w:rPr>
+            <w:lang w:val="zh_TW" w:bidi="zh_TW"/>
+          </w:rPr>
+          <w:rPr>
+            <w:color w:val="0000EE"/>
+            <w:u w:val="single"/>
+          </w:rPr>
+          <w:t>15–17節</w:t>
+        </w:r>
+      </w:hyperlink>
+      <w:r>
+        <w:rPr>
+          <w:lang w:val="zh_TW" w:bidi="zh_TW"/>
+        </w:rPr>
+        <w:t>）。利未文士如此紀錄有兩個目的：一是把功勞歸給獻祭者，二是記錄進入聖殿的財物與食物。許多作為祭物送入聖殿的食物，實際上是會分給主理祭司的（</w:t>
+      </w:r>
+      <w:hyperlink r:id="rId167">
+        <w:r>
+          <w:rPr>
+            <w:lang w:val="zh_TW" w:bidi="zh_TW"/>
+          </w:rPr>
+          <w:rPr>
+            <w:color w:val="0000EE"/>
+            <w:u w:val="single"/>
+          </w:rPr>
+          <w:t>民18:8–11</w:t>
+        </w:r>
+      </w:hyperlink>
+      <w:r>
+        <w:rPr>
+          <w:lang w:val="zh_TW" w:bidi="zh_TW"/>
+        </w:rPr>
+        <w:t>；</w:t>
+      </w:r>
+      <w:hyperlink r:id="rId168">
+        <w:r>
+          <w:rPr>
+            <w:lang w:val="zh_TW" w:bidi="zh_TW"/>
+          </w:rPr>
+          <w:rPr>
+            <w:color w:val="0000EE"/>
+            <w:u w:val="single"/>
+          </w:rPr>
+          <w:t>代下31:4–19</w:t>
+        </w:r>
+      </w:hyperlink>
+      <w:r>
+        <w:rPr>
+          <w:lang w:val="zh_TW" w:bidi="zh_TW"/>
+        </w:rPr>
+        <w:t>）。</w:t>
+      </w:r>
+    </w:p>
+    <w:p>
+      <w:pPr/>
+      <w:r>
+        <w:rPr>
+          <w:lang w:val="zh_TW" w:bidi="zh_TW"/>
+        </w:rPr>
+      </w:r>
+      <w:r>
+        <w:rPr>
+          <w:lang w:val="zh_TW" w:bidi="zh_TW"/>
+        </w:rPr>
+        <w:t>當規定獻上何種類與數量的祭物時（例如，</w:t>
+      </w:r>
+      <w:hyperlink r:id="rId169">
+        <w:r>
+          <w:rPr>
+            <w:lang w:val="zh_TW" w:bidi="zh_TW"/>
+          </w:rPr>
+          <w:rPr>
+            <w:color w:val="0000EE"/>
+            <w:u w:val="single"/>
+          </w:rPr>
+          <w:t>民15:24</w:t>
+        </w:r>
+      </w:hyperlink>
+      <w:r>
+        <w:rPr>
+          <w:lang w:val="zh_TW" w:bidi="zh_TW"/>
+        </w:rPr>
+        <w:t>），通常也遵循「帳目式」的順序。這同樣適用於節期中的獻祭，先列燔祭、素祭與奠祭，接著於下列時序加上一項贖罪祭：月朔（</w:t>
+      </w:r>
+      <w:hyperlink r:id="rId170">
+        <w:r>
+          <w:rPr>
+            <w:lang w:val="zh_TW" w:bidi="zh_TW"/>
+          </w:rPr>
+          <w:rPr>
+            <w:color w:val="0000EE"/>
+            <w:u w:val="single"/>
+          </w:rPr>
+          <w:t>民28:11–15</w:t>
+        </w:r>
+      </w:hyperlink>
+      <w:r>
+        <w:rPr>
+          <w:lang w:val="zh_TW" w:bidi="zh_TW"/>
+        </w:rPr>
+        <w:t>），逾越節每日（</w:t>
+      </w:r>
+      <w:hyperlink r:id="rId171">
+        <w:r>
+          <w:rPr>
+            <w:lang w:val="zh_TW" w:bidi="zh_TW"/>
+          </w:rPr>
+          <w:rPr>
+            <w:color w:val="0000EE"/>
+            <w:u w:val="single"/>
+          </w:rPr>
+          <w:t>19–22</w:t>
+        </w:r>
+      </w:hyperlink>
+      <w:r>
+        <w:rPr>
+          <w:lang w:val="zh_TW" w:bidi="zh_TW"/>
+        </w:rPr>
+        <w:t>節），七七節（</w:t>
+      </w:r>
+      <w:hyperlink r:id="rId172">
+        <w:r>
+          <w:rPr>
+            <w:lang w:val="zh_TW" w:bidi="zh_TW"/>
+          </w:rPr>
+          <w:rPr>
+            <w:color w:val="0000EE"/>
+            <w:u w:val="single"/>
+          </w:rPr>
+          <w:t>利23:18–19</w:t>
+        </w:r>
+      </w:hyperlink>
+      <w:r>
+        <w:rPr>
+          <w:lang w:val="zh_TW" w:bidi="zh_TW"/>
+        </w:rPr>
+        <w:t>；</w:t>
+      </w:r>
+      <w:hyperlink r:id="rId173">
+        <w:r>
+          <w:rPr>
+            <w:lang w:val="zh_TW" w:bidi="zh_TW"/>
+          </w:rPr>
+          <w:rPr>
+            <w:color w:val="0000EE"/>
+            <w:u w:val="single"/>
+          </w:rPr>
+          <w:t>民28:27–30</w:t>
+        </w:r>
+      </w:hyperlink>
+      <w:r>
+        <w:rPr>
+          <w:lang w:val="zh_TW" w:bidi="zh_TW"/>
+        </w:rPr>
+        <w:t>），吹角節（</w:t>
+      </w:r>
+      <w:hyperlink r:id="rId174">
+        <w:r>
+          <w:rPr>
+            <w:lang w:val="zh_TW" w:bidi="zh_TW"/>
+          </w:rPr>
+          <w:rPr>
+            <w:color w:val="0000EE"/>
+            <w:u w:val="single"/>
+          </w:rPr>
+          <w:t>29:2–5</w:t>
+        </w:r>
+      </w:hyperlink>
+      <w:r>
+        <w:rPr>
+          <w:lang w:val="zh_TW" w:bidi="zh_TW"/>
+        </w:rPr>
+        <w:t>），贖罪日（</w:t>
+      </w:r>
+      <w:hyperlink r:id="rId175">
+        <w:r>
+          <w:rPr>
+            <w:lang w:val="zh_TW" w:bidi="zh_TW"/>
+          </w:rPr>
+          <w:rPr>
+            <w:color w:val="0000EE"/>
+            <w:u w:val="single"/>
+          </w:rPr>
+          <w:t>8–11</w:t>
+        </w:r>
+      </w:hyperlink>
+      <w:r>
+        <w:rPr>
+          <w:lang w:val="zh_TW" w:bidi="zh_TW"/>
+        </w:rPr>
+        <w:t>節），以及住棚節每日（</w:t>
+      </w:r>
+      <w:hyperlink r:id="rId176">
+        <w:r>
+          <w:rPr>
+            <w:lang w:val="zh_TW" w:bidi="zh_TW"/>
+          </w:rPr>
+          <w:rPr>
+            <w:color w:val="0000EE"/>
+            <w:u w:val="single"/>
+          </w:rPr>
+          <w:t>12–16</w:t>
+        </w:r>
+      </w:hyperlink>
+      <w:r>
+        <w:rPr>
+          <w:lang w:val="zh_TW" w:bidi="zh_TW"/>
+        </w:rPr>
+        <w:t>節）。</w:t>
+      </w:r>
+    </w:p>
+    <w:p>
+      <w:pPr/>
+      <w:r>
+        <w:rPr>
+          <w:lang w:val="zh_TW" w:bidi="zh_TW"/>
+        </w:rPr>
+      </w:r>
+      <w:r>
+        <w:rPr>
+          <w:lang w:val="zh_TW" w:bidi="zh_TW"/>
+        </w:rPr>
+        <w:t>在特定情況所需的祭物中，有關應帶何種祭物的指示，也遵循相同順序（例如，婦女產後的潔淨條例，</w:t>
+      </w:r>
+      <w:hyperlink r:id="rId177">
+        <w:r>
+          <w:rPr>
+            <w:lang w:val="zh_TW" w:bidi="zh_TW"/>
+          </w:rPr>
+          <w:rPr>
+            <w:color w:val="0000EE"/>
+            <w:u w:val="single"/>
+          </w:rPr>
+          <w:t>利12:6–8</w:t>
+        </w:r>
+      </w:hyperlink>
+      <w:r>
+        <w:rPr>
+          <w:lang w:val="zh_TW" w:bidi="zh_TW"/>
+        </w:rPr>
+        <w:t>）。拿細耳人完成誓願時，必須帶來燔祭、贖罪祭和平安祭（以及一些特別的素祭，</w:t>
+      </w:r>
+      <w:hyperlink r:id="rId178">
+        <w:r>
+          <w:rPr>
+            <w:lang w:val="zh_TW" w:bidi="zh_TW"/>
+          </w:rPr>
+          <w:rPr>
+            <w:color w:val="0000EE"/>
+            <w:u w:val="single"/>
+          </w:rPr>
+          <w:t>民6:14–15</w:t>
+        </w:r>
+      </w:hyperlink>
+      <w:r>
+        <w:rPr>
+          <w:lang w:val="zh_TW" w:bidi="zh_TW"/>
+        </w:rPr>
+        <w:t>）。然而在實際儀式中，祭司執行的次序不同：先贖罪祭，再燔祭，最後平安祭（</w:t>
+      </w:r>
+      <w:hyperlink r:id="rId179">
+        <w:r>
+          <w:rPr>
+            <w:lang w:val="zh_TW" w:bidi="zh_TW"/>
+          </w:rPr>
+          <w:rPr>
+            <w:color w:val="0000EE"/>
+            <w:u w:val="single"/>
+          </w:rPr>
+          <w:t>16–17</w:t>
+        </w:r>
+      </w:hyperlink>
+      <w:r>
+        <w:rPr>
+          <w:lang w:val="zh_TW" w:bidi="zh_TW"/>
+        </w:rPr>
+        <w:t>節）。若誓願未完成，先獻贖罪祭，再獻燔祭以更新誓願（</w:t>
+      </w:r>
+      <w:hyperlink r:id="rId180">
+        <w:r>
+          <w:rPr>
+            <w:lang w:val="zh_TW" w:bidi="zh_TW"/>
+          </w:rPr>
+          <w:rPr>
+            <w:color w:val="0000EE"/>
+            <w:u w:val="single"/>
+          </w:rPr>
+          <w:t>11</w:t>
+        </w:r>
+      </w:hyperlink>
+      <w:r>
+        <w:rPr>
+          <w:lang w:val="zh_TW" w:bidi="zh_TW"/>
+        </w:rPr>
+        <w:t>節）。拿細耳人更新誓願時，需再獻一項贖愆祭，作為獨立的儀式（</w:t>
+      </w:r>
+      <w:hyperlink r:id="rId181">
+        <w:r>
+          <w:rPr>
+            <w:lang w:val="zh_TW" w:bidi="zh_TW"/>
+          </w:rPr>
+          <w:rPr>
+            <w:color w:val="0000EE"/>
+            <w:u w:val="single"/>
+          </w:rPr>
+          <w:t>12</w:t>
+        </w:r>
+      </w:hyperlink>
+      <w:r>
+        <w:rPr>
+          <w:lang w:val="zh_TW" w:bidi="zh_TW"/>
+        </w:rPr>
+        <w:t>節）。</w:t>
+      </w:r>
+    </w:p>
+    <w:p>
+      <w:pPr/>
+      <w:r>
+        <w:rPr>
+          <w:lang w:val="zh_TW" w:bidi="zh_TW"/>
+        </w:rPr>
+      </w:r>
+      <w:r>
+        <w:rPr>
+          <w:lang w:val="zh_TW" w:bidi="zh_TW"/>
+        </w:rPr>
+        <w:t>以色列王子在末後日子獻祭時，也呈現同樣兩種次序的對比。在節日時，他帶來燔祭、素祭與奠祭，但實際獻上的次序是贖罪祭、素祭、燔祭和平安祭（</w:t>
+      </w:r>
+      <w:hyperlink r:id="rId155">
+        <w:r>
+          <w:rPr>
+            <w:lang w:val="zh_TW" w:bidi="zh_TW"/>
+          </w:rPr>
+          <w:rPr>
+            <w:color w:val="0000EE"/>
+            <w:u w:val="single"/>
+          </w:rPr>
+          <w:t>結45:17</w:t>
+        </w:r>
+      </w:hyperlink>
+      <w:r>
+        <w:rPr>
+          <w:lang w:val="zh_TW" w:bidi="zh_TW"/>
+        </w:rPr>
+        <w:t>）。在重新奉獻祭壇的儀式中，亦遵循後者次序，其中贖罪祭先於燔祭（</w:t>
+      </w:r>
+      <w:hyperlink r:id="rId182">
+        <w:r>
+          <w:rPr>
+            <w:lang w:val="zh_TW" w:bidi="zh_TW"/>
+          </w:rPr>
+          <w:rPr>
+            <w:color w:val="0000EE"/>
+            <w:u w:val="single"/>
+          </w:rPr>
+          <w:t>43:18–27</w:t>
+        </w:r>
+      </w:hyperlink>
+      <w:r>
+        <w:rPr>
+          <w:lang w:val="zh_TW" w:bidi="zh_TW"/>
+        </w:rPr>
+        <w:t>）。</w:t>
+      </w:r>
+    </w:p>
+    <w:p>
+      <w:pPr/>
+      <w:r>
+        <w:rPr>
+          <w:lang w:val="zh_TW" w:bidi="zh_TW"/>
+        </w:rPr>
+      </w:r>
+      <w:r>
+        <w:rPr>
+          <w:lang w:val="zh_TW" w:bidi="zh_TW"/>
+        </w:rPr>
+        <w:t>相同的「程序性」祭祀順序出現在其它情況中：痲瘋病人的潔淨禮——先贖愆祭與贖罪祭（</w:t>
+      </w:r>
+      <w:hyperlink r:id="rId183">
+        <w:r>
+          <w:rPr>
+            <w:lang w:val="zh_TW" w:bidi="zh_TW"/>
+          </w:rPr>
+          <w:rPr>
+            <w:color w:val="0000EE"/>
+            <w:u w:val="single"/>
+          </w:rPr>
+          <w:t>利14:19</w:t>
+        </w:r>
+      </w:hyperlink>
+      <w:r>
+        <w:rPr>
+          <w:lang w:val="zh_TW" w:bidi="zh_TW"/>
+        </w:rPr>
+        <w:t>），接著是燔祭（</w:t>
+      </w:r>
+      <w:hyperlink r:id="rId184">
+        <w:r>
+          <w:rPr>
+            <w:lang w:val="zh_TW" w:bidi="zh_TW"/>
+          </w:rPr>
+          <w:rPr>
+            <w:color w:val="0000EE"/>
+            <w:u w:val="single"/>
+          </w:rPr>
+          <w:t>12–20</w:t>
+        </w:r>
+      </w:hyperlink>
+      <w:r>
+        <w:rPr>
+          <w:lang w:val="zh_TW" w:bidi="zh_TW"/>
+        </w:rPr>
+        <w:t>節）；患漏症的男子——贖罪祭和燔祭（</w:t>
+      </w:r>
+      <w:hyperlink r:id="rId185">
+        <w:r>
+          <w:rPr>
+            <w:lang w:val="zh_TW" w:bidi="zh_TW"/>
+          </w:rPr>
+          <w:rPr>
+            <w:color w:val="0000EE"/>
+            <w:u w:val="single"/>
+          </w:rPr>
+          <w:t>15:15</w:t>
+        </w:r>
+      </w:hyperlink>
+      <w:r>
+        <w:rPr>
+          <w:lang w:val="zh_TW" w:bidi="zh_TW"/>
+        </w:rPr>
+        <w:t>）；同樣，患漏症的婦女（</w:t>
+      </w:r>
+      <w:hyperlink r:id="rId186">
+        <w:r>
+          <w:rPr>
+            <w:lang w:val="zh_TW" w:bidi="zh_TW"/>
+          </w:rPr>
+          <w:rPr>
+            <w:color w:val="0000EE"/>
+            <w:u w:val="single"/>
+          </w:rPr>
+          <w:t>30</w:t>
+        </w:r>
+      </w:hyperlink>
+      <w:r>
+        <w:rPr>
+          <w:lang w:val="zh_TW" w:bidi="zh_TW"/>
+        </w:rPr>
+        <w:t>節）。贖罪日的獻祭亦遵循相同次序（</w:t>
+      </w:r>
+      <w:hyperlink r:id="rId187">
+        <w:r>
+          <w:rPr>
+            <w:lang w:val="zh_TW" w:bidi="zh_TW"/>
+          </w:rPr>
+          <w:rPr>
+            <w:color w:val="0000EE"/>
+            <w:u w:val="single"/>
+          </w:rPr>
+          <w:t>16:3–6、11、15、24</w:t>
+        </w:r>
+      </w:hyperlink>
+      <w:r>
+        <w:rPr>
+          <w:lang w:val="zh_TW" w:bidi="zh_TW"/>
+        </w:rPr>
+        <w:t>）。</w:t>
+      </w:r>
+    </w:p>
+    <w:p>
+      <w:pPr/>
+      <w:r>
+        <w:rPr>
+          <w:lang w:val="zh_TW" w:bidi="zh_TW"/>
+        </w:rPr>
+      </w:r>
+      <w:r>
+        <w:rPr>
+          <w:lang w:val="zh_TW" w:bidi="zh_TW"/>
+        </w:rPr>
+        <w:t>利未記有兩個例證呈現獻祭的適當次序。一是亞倫和他的兒子的任職禮，先贖罪祭後燔祭（</w:t>
+      </w:r>
+      <w:hyperlink r:id="rId188">
+        <w:r>
+          <w:rPr>
+            <w:lang w:val="zh_TW" w:bidi="zh_TW"/>
+          </w:rPr>
+          <w:rPr>
+            <w:color w:val="0000EE"/>
+            <w:u w:val="single"/>
+          </w:rPr>
+          <w:t>出29:10–18</w:t>
+        </w:r>
+      </w:hyperlink>
+      <w:r>
+        <w:rPr>
+          <w:lang w:val="zh_TW" w:bidi="zh_TW"/>
+        </w:rPr>
+        <w:t>；</w:t>
+      </w:r>
+      <w:hyperlink r:id="rId189">
+        <w:r>
+          <w:rPr>
+            <w:lang w:val="zh_TW" w:bidi="zh_TW"/>
+          </w:rPr>
+          <w:rPr>
+            <w:color w:val="0000EE"/>
+            <w:u w:val="single"/>
+          </w:rPr>
+          <w:t>利8:14–21</w:t>
+        </w:r>
+      </w:hyperlink>
+      <w:r>
+        <w:rPr>
+          <w:lang w:val="zh_TW" w:bidi="zh_TW"/>
+        </w:rPr>
+        <w:t>）。這個儀式的焦點是承接聖職的獻祭，或字面意思「設立」，這是平安祭的一種特殊形式（</w:t>
+      </w:r>
+      <w:hyperlink r:id="rId190">
+        <w:r>
+          <w:rPr>
+            <w:lang w:val="zh_TW" w:bidi="zh_TW"/>
+          </w:rPr>
+          <w:rPr>
+            <w:color w:val="0000EE"/>
+            <w:u w:val="single"/>
+          </w:rPr>
+          <w:t>出29:19–34</w:t>
+        </w:r>
+      </w:hyperlink>
+      <w:r>
+        <w:rPr>
+          <w:lang w:val="zh_TW" w:bidi="zh_TW"/>
+        </w:rPr>
+        <w:t>；</w:t>
+      </w:r>
+      <w:hyperlink r:id="rId191">
+        <w:r>
+          <w:rPr>
+            <w:lang w:val="zh_TW" w:bidi="zh_TW"/>
+          </w:rPr>
+          <w:rPr>
+            <w:color w:val="0000EE"/>
+            <w:u w:val="single"/>
+          </w:rPr>
+          <w:t>利8:22–29</w:t>
+        </w:r>
+      </w:hyperlink>
+      <w:r>
+        <w:rPr>
+          <w:lang w:val="zh_TW" w:bidi="zh_TW"/>
+        </w:rPr>
+        <w:t>）。第二是會幕獻祭制度正式啟動時的獻祭（</w:t>
+      </w:r>
+      <w:hyperlink r:id="rId192">
+        <w:r>
+          <w:rPr>
+            <w:lang w:val="zh_TW" w:bidi="zh_TW"/>
+          </w:rPr>
+          <w:rPr>
+            <w:color w:val="0000EE"/>
+            <w:u w:val="single"/>
+          </w:rPr>
+          <w:t>利9章</w:t>
+        </w:r>
+      </w:hyperlink>
+      <w:r>
+        <w:rPr>
+          <w:lang w:val="zh_TW" w:bidi="zh_TW"/>
+        </w:rPr>
+        <w:t>）。為亞倫獻上的祭是贖罪祭與燔祭；為百姓獻上的則是贖罪祭、燔祭、素祭和平安祭（</w:t>
+      </w:r>
+      <w:hyperlink r:id="rId193">
+        <w:r>
+          <w:rPr>
+            <w:lang w:val="zh_TW" w:bidi="zh_TW"/>
+          </w:rPr>
+          <w:rPr>
+            <w:color w:val="0000EE"/>
+            <w:u w:val="single"/>
+          </w:rPr>
+          <w:t>9:7–22</w:t>
+        </w:r>
+      </w:hyperlink>
+      <w:r>
+        <w:rPr>
+          <w:lang w:val="zh_TW" w:bidi="zh_TW"/>
+        </w:rPr>
+        <w:t>）。</w:t>
+      </w:r>
+    </w:p>
+    <w:p>
+      <w:pPr/>
+      <w:r>
+        <w:rPr>
+          <w:lang w:val="zh_TW" w:bidi="zh_TW"/>
+        </w:rPr>
+      </w:r>
+      <w:r>
+        <w:rPr>
+          <w:lang w:val="zh_TW" w:bidi="zh_TW"/>
+        </w:rPr>
+        <w:t>同樣的次序也出現在由希西家王主持、在耶路撒冷的聖殿所進行的潔淨與恢復禮中（</w:t>
+      </w:r>
+      <w:hyperlink r:id="rId194">
+        <w:r>
+          <w:rPr>
+            <w:lang w:val="zh_TW" w:bidi="zh_TW"/>
+          </w:rPr>
+          <w:rPr>
+            <w:color w:val="0000EE"/>
+            <w:u w:val="single"/>
+          </w:rPr>
+          <w:t>代下29:20–36</w:t>
+        </w:r>
+      </w:hyperlink>
+      <w:r>
+        <w:rPr>
+          <w:lang w:val="zh_TW" w:bidi="zh_TW"/>
+        </w:rPr>
+        <w:t>）。首先是一場盛大的贖罪祭，隨後是伴隨樂器與歌唱的燔祭。然後王宣告百姓已把自己獻給主；在這已更新的潔淨狀態中，他們現在可以分享奉獻之祭（燔祭）和感恩之祭（平安祭）。</w:t>
+      </w:r>
+    </w:p>
+    <w:p>
+      <w:pPr/>
+      <w:r>
+        <w:rPr>
+          <w:lang w:val="zh_TW" w:bidi="zh_TW"/>
+        </w:rPr>
+      </w:r>
+      <w:r>
+        <w:rPr>
+          <w:lang w:val="zh_TW" w:bidi="zh_TW"/>
+        </w:rPr>
+        <w:t>這種獻祭次序，具體呈現了舊約關於人如何可以親近神的理念。首先，必須為罪得著贖罪，然後才是全然獻上自己；前者由贖罪祭與／或贖愆祭加以象徵，後者則由燔祭與素祭加以象徵。當這些條件都滿足之後，獻祭者便可以藉更多的燔祭來表達持續的委身，也可以參與團契之祭（平安祭），在其中他自己分得到被宰牲畜大部分的肉（與他的朋友和社區中的窮人分享；</w:t>
+      </w:r>
+      <w:hyperlink r:id="rId195">
+        <w:r>
+          <w:rPr>
+            <w:lang w:val="zh_TW" w:bidi="zh_TW"/>
+          </w:rPr>
+          <w:rPr>
+            <w:color w:val="0000EE"/>
+            <w:u w:val="single"/>
+          </w:rPr>
+          <w:t>申12:17–19</w:t>
+        </w:r>
+      </w:hyperlink>
+      <w:r>
+        <w:rPr>
+          <w:lang w:val="zh_TW" w:bidi="zh_TW"/>
+        </w:rPr>
+        <w:t>）。</w:t>
+      </w:r>
+    </w:p>
+    <w:p>
+      <w:pPr>
+        <w:pStyle w:val="Heading3"/>
+      </w:pPr>
+      <w:r>
+        <w:rPr>
+          <w:lang w:val="zh_TW" w:bidi="zh_TW"/>
+        </w:rPr>
+        <w:t>獻祭的說明</w:t>
+      </w:r>
+    </w:p>
+    <w:p>
+      <w:pPr/>
+      <w:r>
+        <w:rPr>
+          <w:lang w:val="zh_TW" w:bidi="zh_TW"/>
+        </w:rPr>
+      </w:r>
+      <w:r>
+        <w:rPr>
+          <w:lang w:val="zh_TW" w:bidi="zh_TW"/>
+        </w:rPr>
+        <w:t>接下來對各類獻祭的說明，將按照「程序性」的次序來處理，也就是把它們視為人親近神的過程中象徵性的階段。</w:t>
+      </w:r>
+    </w:p>
+    <w:p>
+      <w:pPr>
+        <w:pStyle w:val="Heading4"/>
+      </w:pPr>
+      <w:r>
+        <w:rPr>
+          <w:lang w:val="zh_TW" w:bidi="zh_TW"/>
+        </w:rPr>
+        <w:t>贖償</w:t>
+      </w:r>
+    </w:p>
+    <w:p>
+      <w:pPr/>
+      <w:r>
+        <w:rPr>
+          <w:lang w:val="zh_TW" w:bidi="zh_TW"/>
+        </w:rPr>
+      </w:r>
+      <w:r>
+        <w:rPr>
+          <w:lang w:val="zh_TW" w:bidi="zh_TW"/>
+        </w:rPr>
+        <w:t>下列兩種祭物，是為罪與過犯得著贖罪而設的：</w:t>
+      </w:r>
+    </w:p>
+    <w:p>
+      <w:pPr/>
+      <w:r>
+        <w:rPr>
+          <w:lang w:val="zh_TW" w:bidi="zh_TW"/>
+        </w:rPr>
+      </w:r>
+      <w:r>
+        <w:rPr>
+          <w:lang w:val="zh_TW" w:bidi="zh_TW"/>
+        </w:rPr>
+        <w:t>1. 贖罪祭（</w:t>
+      </w:r>
+      <w:hyperlink r:id="rId131">
+        <w:r>
+          <w:rPr>
+            <w:lang w:val="zh_TW" w:bidi="zh_TW"/>
+          </w:rPr>
+          <w:rPr>
+            <w:color w:val="0000EE"/>
+            <w:u w:val="single"/>
+          </w:rPr>
+          <w:t>利4:1–5:13</w:t>
+        </w:r>
+      </w:hyperlink>
+      <w:r>
+        <w:rPr>
+          <w:lang w:val="zh_TW" w:bidi="zh_TW"/>
+        </w:rPr>
+        <w:t>，</w:t>
+      </w:r>
+      <w:hyperlink r:id="rId196">
+        <w:r>
+          <w:rPr>
+            <w:lang w:val="zh_TW" w:bidi="zh_TW"/>
+          </w:rPr>
+          <w:rPr>
+            <w:color w:val="0000EE"/>
+            <w:u w:val="single"/>
+          </w:rPr>
+          <w:t>6:24–30</w:t>
+        </w:r>
+      </w:hyperlink>
+      <w:r>
+        <w:rPr>
+          <w:lang w:val="zh_TW" w:bidi="zh_TW"/>
+        </w:rPr>
+        <w:t>）。獻祭者依照自己的身分等級，必須帶來不同的祭牲。大祭司必須帶來一隻公牛犢（</w:t>
+      </w:r>
+      <w:hyperlink r:id="rId197">
+        <w:r>
+          <w:rPr>
+            <w:lang w:val="zh_TW" w:bidi="zh_TW"/>
+          </w:rPr>
+          <w:rPr>
+            <w:color w:val="0000EE"/>
+            <w:u w:val="single"/>
+          </w:rPr>
+          <w:t>4:3</w:t>
+        </w:r>
+      </w:hyperlink>
+      <w:r>
+        <w:rPr>
+          <w:lang w:val="zh_TW" w:bidi="zh_TW"/>
+        </w:rPr>
+        <w:t>），全會眾也如此（</w:t>
+      </w:r>
+      <w:hyperlink r:id="rId198">
+        <w:r>
+          <w:rPr>
+            <w:lang w:val="zh_TW" w:bidi="zh_TW"/>
+          </w:rPr>
+          <w:rPr>
+            <w:color w:val="0000EE"/>
+            <w:u w:val="single"/>
+          </w:rPr>
+          <w:t>14</w:t>
+        </w:r>
+      </w:hyperlink>
+      <w:r>
+        <w:rPr>
+          <w:lang w:val="zh_TW" w:bidi="zh_TW"/>
+        </w:rPr>
+        <w:t>節），除非那是禮儀上的過失（</w:t>
+      </w:r>
+      <w:hyperlink r:id="rId169">
+        <w:r>
+          <w:rPr>
+            <w:lang w:val="zh_TW" w:bidi="zh_TW"/>
+          </w:rPr>
+          <w:rPr>
+            <w:color w:val="0000EE"/>
+            <w:u w:val="single"/>
+          </w:rPr>
+          <w:t>民15:24</w:t>
+        </w:r>
+      </w:hyperlink>
+      <w:r>
+        <w:rPr>
+          <w:lang w:val="zh_TW" w:bidi="zh_TW"/>
+        </w:rPr>
+        <w:t>）。官長會帶一隻公山羊（</w:t>
+      </w:r>
+      <w:hyperlink r:id="rId199">
+        <w:r>
+          <w:rPr>
+            <w:lang w:val="zh_TW" w:bidi="zh_TW"/>
+          </w:rPr>
+          <w:rPr>
+            <w:color w:val="0000EE"/>
+            <w:u w:val="single"/>
+          </w:rPr>
+          <w:t>利4:23</w:t>
+        </w:r>
+      </w:hyperlink>
+      <w:r>
+        <w:rPr>
+          <w:lang w:val="zh_TW" w:bidi="zh_TW"/>
+        </w:rPr>
+        <w:t>），但一般百姓則可帶一隻母山羊（</w:t>
+      </w:r>
+      <w:hyperlink r:id="rId200">
+        <w:r>
+          <w:rPr>
+            <w:lang w:val="zh_TW" w:bidi="zh_TW"/>
+          </w:rPr>
+          <w:rPr>
+            <w:color w:val="0000EE"/>
+            <w:u w:val="single"/>
+          </w:rPr>
+          <w:t>28</w:t>
+        </w:r>
+      </w:hyperlink>
+      <w:r>
+        <w:rPr>
+          <w:lang w:val="zh_TW" w:bidi="zh_TW"/>
+        </w:rPr>
+        <w:t>節；</w:t>
+      </w:r>
+      <w:hyperlink r:id="rId201">
+        <w:r>
+          <w:rPr>
+            <w:lang w:val="zh_TW" w:bidi="zh_TW"/>
+          </w:rPr>
+          <w:rPr>
+            <w:color w:val="0000EE"/>
+            <w:u w:val="single"/>
+          </w:rPr>
+          <w:t>民15:27</w:t>
+        </w:r>
+      </w:hyperlink>
+      <w:r>
+        <w:rPr>
+          <w:lang w:val="zh_TW" w:bidi="zh_TW"/>
+        </w:rPr>
+        <w:t>）或一隻羔羊（</w:t>
+      </w:r>
+      <w:hyperlink r:id="rId202">
+        <w:r>
+          <w:rPr>
+            <w:lang w:val="zh_TW" w:bidi="zh_TW"/>
+          </w:rPr>
+          <w:rPr>
+            <w:color w:val="0000EE"/>
+            <w:u w:val="single"/>
+          </w:rPr>
+          <w:t>利4:32</w:t>
+        </w:r>
+      </w:hyperlink>
+      <w:r>
+        <w:rPr>
+          <w:lang w:val="zh_TW" w:bidi="zh_TW"/>
+        </w:rPr>
+        <w:t>）。若獻祭者貧窮，他可以獻上兩隻斑鳩或兩隻雛鴿（其中一隻作為燔祭；</w:t>
+      </w:r>
+      <w:hyperlink r:id="rId203">
+        <w:r>
+          <w:rPr>
+            <w:lang w:val="zh_TW" w:bidi="zh_TW"/>
+          </w:rPr>
+          <w:rPr>
+            <w:color w:val="0000EE"/>
+            <w:u w:val="single"/>
+          </w:rPr>
+          <w:t>5:7</w:t>
+        </w:r>
+      </w:hyperlink>
+      <w:r>
+        <w:rPr>
+          <w:lang w:val="zh_TW" w:bidi="zh_TW"/>
+        </w:rPr>
+        <w:t>），若極其貧困，甚至可以用十分之一伊法細麵代替（</w:t>
+      </w:r>
+      <w:hyperlink r:id="rId204">
+        <w:r>
+          <w:rPr>
+            <w:lang w:val="zh_TW" w:bidi="zh_TW"/>
+          </w:rPr>
+          <w:rPr>
+            <w:color w:val="0000EE"/>
+            <w:u w:val="single"/>
+          </w:rPr>
+          <w:t>利5:11–13</w:t>
+        </w:r>
+      </w:hyperlink>
+      <w:r>
+        <w:rPr>
+          <w:lang w:val="zh_TW" w:bidi="zh_TW"/>
+        </w:rPr>
+        <w:t>；參</w:t>
+      </w:r>
+      <w:hyperlink r:id="rId205">
+        <w:r>
+          <w:rPr>
+            <w:lang w:val="zh_TW" w:bidi="zh_TW"/>
+          </w:rPr>
+          <w:rPr>
+            <w:color w:val="0000EE"/>
+            <w:u w:val="single"/>
+          </w:rPr>
+          <w:t>來9:22</w:t>
+        </w:r>
+      </w:hyperlink>
+      <w:r>
+        <w:rPr>
+          <w:lang w:val="zh_TW" w:bidi="zh_TW"/>
+        </w:rPr>
+        <w:t>）。</w:t>
+      </w:r>
+    </w:p>
+    <w:p>
+      <w:pPr/>
+      <w:r>
+        <w:rPr>
+          <w:lang w:val="zh_TW" w:bidi="zh_TW"/>
+        </w:rPr>
+      </w:r>
+      <w:r>
+        <w:rPr>
+          <w:lang w:val="zh_TW" w:bidi="zh_TW"/>
+        </w:rPr>
+        <w:t>獻祭者把祭牲帶到聖所院子的入口，並按手在牲畜頭上（</w:t>
+      </w:r>
+      <w:hyperlink r:id="rId206">
+        <w:r>
+          <w:rPr>
+            <w:lang w:val="zh_TW" w:bidi="zh_TW"/>
+          </w:rPr>
+          <w:rPr>
+            <w:color w:val="0000EE"/>
+            <w:u w:val="single"/>
+          </w:rPr>
+          <w:t>利4:4</w:t>
+        </w:r>
+      </w:hyperlink>
+      <w:r>
+        <w:rPr>
+          <w:lang w:val="zh_TW" w:bidi="zh_TW"/>
+        </w:rPr>
+        <w:t>）。在這個動作中，獻祭者並未承認自己的罪，因為這隻牲畜並不是被送走的（參為阿撒瀉勒預備的山羊，</w:t>
+      </w:r>
+      <w:hyperlink r:id="rId207">
+        <w:r>
+          <w:rPr>
+            <w:lang w:val="zh_TW" w:bidi="zh_TW"/>
+          </w:rPr>
+          <w:rPr>
+            <w:color w:val="0000EE"/>
+            <w:u w:val="single"/>
+          </w:rPr>
+          <w:t>16:21</w:t>
+        </w:r>
+      </w:hyperlink>
+      <w:r>
+        <w:rPr>
+          <w:lang w:val="zh_TW" w:bidi="zh_TW"/>
+        </w:rPr>
+        <w:t>）；相反地，他是在把自己與這祭物認同。獻祭者必須在祭壇北邊宰殺牲畜（</w:t>
+      </w:r>
+      <w:hyperlink r:id="rId208">
+        <w:r>
+          <w:rPr>
+            <w:lang w:val="zh_TW" w:bidi="zh_TW"/>
+          </w:rPr>
+          <w:rPr>
+            <w:color w:val="0000EE"/>
+            <w:u w:val="single"/>
+          </w:rPr>
+          <w:t>4:24、29</w:t>
+        </w:r>
+      </w:hyperlink>
+      <w:r>
+        <w:rPr>
+          <w:lang w:val="zh_TW" w:bidi="zh_TW"/>
+        </w:rPr>
+        <w:t>）。這些動物從來不是在祭壇本身上宰殺的。主理的祭司收集祭血；若這是為他自己或為全會眾所獻的公牛，他要在會幕幔子前彈些血，又把些血塗在香壇的四角上（</w:t>
+      </w:r>
+      <w:hyperlink r:id="rId209">
+        <w:r>
+          <w:rPr>
+            <w:lang w:val="zh_TW" w:bidi="zh_TW"/>
+          </w:rPr>
+          <w:rPr>
+            <w:color w:val="0000EE"/>
+            <w:u w:val="single"/>
+          </w:rPr>
+          <w:t>5–7</w:t>
+        </w:r>
+      </w:hyperlink>
+      <w:r>
+        <w:rPr>
+          <w:lang w:val="zh_TW" w:bidi="zh_TW"/>
+        </w:rPr>
+        <w:t>，</w:t>
+      </w:r>
+      <w:hyperlink r:id="rId210">
+        <w:r>
+          <w:rPr>
+            <w:lang w:val="zh_TW" w:bidi="zh_TW"/>
+          </w:rPr>
+          <w:rPr>
+            <w:color w:val="0000EE"/>
+            <w:u w:val="single"/>
+          </w:rPr>
+          <w:t>16–18</w:t>
+        </w:r>
+      </w:hyperlink>
+      <w:r>
+        <w:rPr>
+          <w:lang w:val="zh_TW" w:bidi="zh_TW"/>
+        </w:rPr>
+        <w:t>）。在贖罪日，他要把為自己與百姓預備的祭血帶入至聖所（</w:t>
+      </w:r>
+      <w:hyperlink r:id="rId211">
+        <w:r>
+          <w:rPr>
+            <w:lang w:val="zh_TW" w:bidi="zh_TW"/>
+          </w:rPr>
+          <w:rPr>
+            <w:color w:val="0000EE"/>
+            <w:u w:val="single"/>
+          </w:rPr>
+          <w:t>16:14–15</w:t>
+        </w:r>
+      </w:hyperlink>
+      <w:r>
+        <w:rPr>
+          <w:lang w:val="zh_TW" w:bidi="zh_TW"/>
+        </w:rPr>
+        <w:t>）。至於其它祭牲，他則把血塗在燔祭壇的四角上（</w:t>
+      </w:r>
+      <w:hyperlink r:id="rId212">
+        <w:r>
+          <w:rPr>
+            <w:lang w:val="zh_TW" w:bidi="zh_TW"/>
+          </w:rPr>
+          <w:rPr>
+            <w:color w:val="0000EE"/>
+            <w:u w:val="single"/>
+          </w:rPr>
+          <w:t>4:25、30、34</w:t>
+        </w:r>
+      </w:hyperlink>
+      <w:r>
+        <w:rPr>
+          <w:lang w:val="zh_TW" w:bidi="zh_TW"/>
+        </w:rPr>
+        <w:t>）；鳥類的血則彈在壇的側面（</w:t>
+      </w:r>
+      <w:hyperlink r:id="rId213">
+        <w:r>
+          <w:rPr>
+            <w:lang w:val="zh_TW" w:bidi="zh_TW"/>
+          </w:rPr>
+          <w:rPr>
+            <w:color w:val="0000EE"/>
+            <w:u w:val="single"/>
+          </w:rPr>
+          <w:t>5:9</w:t>
+        </w:r>
+      </w:hyperlink>
+      <w:r>
+        <w:rPr>
+          <w:lang w:val="zh_TW" w:bidi="zh_TW"/>
+        </w:rPr>
+        <w:t>）。最後，任何獻祭剩下的血都被倒或流在壇的基座（</w:t>
+      </w:r>
+      <w:hyperlink r:id="rId214">
+        <w:r>
+          <w:rPr>
+            <w:lang w:val="zh_TW" w:bidi="zh_TW"/>
+          </w:rPr>
+          <w:rPr>
+            <w:color w:val="0000EE"/>
+            <w:u w:val="single"/>
+          </w:rPr>
+          <w:t>4:7</w:t>
+        </w:r>
+      </w:hyperlink>
+      <w:r>
+        <w:rPr>
+          <w:lang w:val="zh_TW" w:bidi="zh_TW"/>
+        </w:rPr>
+        <w:t>）。</w:t>
+      </w:r>
+    </w:p>
+    <w:p>
+      <w:pPr/>
+      <w:r>
+        <w:rPr>
+          <w:lang w:val="zh_TW" w:bidi="zh_TW"/>
+        </w:rPr>
+      </w:r>
+      <w:r>
+        <w:rPr>
+          <w:lang w:val="zh_TW" w:bidi="zh_TW"/>
+        </w:rPr>
+        <w:t>最上好的內臟，也就是蓋在與附著腸臟的脂肪、兩個腎臟和其上的脂肪，以及肝臟的附屬物，都要在壇上獻給主（</w:t>
+      </w:r>
+      <w:hyperlink r:id="rId215">
+        <w:r>
+          <w:rPr>
+            <w:lang w:val="zh_TW" w:bidi="zh_TW"/>
+          </w:rPr>
+          <w:rPr>
+            <w:color w:val="0000EE"/>
+            <w:u w:val="single"/>
+          </w:rPr>
+          <w:t>利4:8–10</w:t>
+        </w:r>
+      </w:hyperlink>
+      <w:r>
+        <w:rPr>
+          <w:lang w:val="zh_TW" w:bidi="zh_TW"/>
+        </w:rPr>
+        <w:t>）。若是為祭司或為百姓所獻的公牛，其餘屍身與內臟都要在營外焚燒；為祭司任職所獻的公牛也是如此（</w:t>
+      </w:r>
+      <w:hyperlink r:id="rId216">
+        <w:r>
+          <w:rPr>
+            <w:lang w:val="zh_TW" w:bidi="zh_TW"/>
+          </w:rPr>
+          <w:rPr>
+            <w:color w:val="0000EE"/>
+            <w:u w:val="single"/>
+          </w:rPr>
+          <w:t>出29:10–14</w:t>
+        </w:r>
+      </w:hyperlink>
+      <w:r>
+        <w:rPr>
+          <w:lang w:val="zh_TW" w:bidi="zh_TW"/>
+        </w:rPr>
+        <w:t>；</w:t>
+      </w:r>
+      <w:hyperlink r:id="rId217">
+        <w:r>
+          <w:rPr>
+            <w:lang w:val="zh_TW" w:bidi="zh_TW"/>
+          </w:rPr>
+          <w:rPr>
+            <w:color w:val="0000EE"/>
+            <w:u w:val="single"/>
+          </w:rPr>
+          <w:t>利8:14–17</w:t>
+        </w:r>
+      </w:hyperlink>
+      <w:r>
+        <w:rPr>
+          <w:lang w:val="zh_TW" w:bidi="zh_TW"/>
+        </w:rPr>
+        <w:t>）。在其它情況中，主持儀式的祭司則得吃剩下可食用的肉，作為自己的分。他必須在聖所區域內吃，並且其預備方式受嚴格的禮儀潔淨條例所規範（</w:t>
+      </w:r>
+      <w:hyperlink r:id="rId218">
+        <w:r>
+          <w:rPr>
+            <w:lang w:val="zh_TW" w:bidi="zh_TW"/>
+          </w:rPr>
+          <w:rPr>
+            <w:color w:val="0000EE"/>
+            <w:u w:val="single"/>
+          </w:rPr>
+          <w:t>利6:25–30</w:t>
+        </w:r>
+      </w:hyperlink>
+      <w:r>
+        <w:rPr>
+          <w:lang w:val="zh_TW" w:bidi="zh_TW"/>
+        </w:rPr>
+        <w:t>，參</w:t>
+      </w:r>
+      <w:hyperlink r:id="rId219">
+        <w:r>
+          <w:rPr>
+            <w:lang w:val="zh_TW" w:bidi="zh_TW"/>
+          </w:rPr>
+          <w:rPr>
+            <w:color w:val="0000EE"/>
+            <w:u w:val="single"/>
+          </w:rPr>
+          <w:t>10:16–20</w:t>
+        </w:r>
+      </w:hyperlink>
+      <w:r>
+        <w:rPr>
+          <w:lang w:val="zh_TW" w:bidi="zh_TW"/>
+        </w:rPr>
+        <w:t>）。在各個聖日，都要獻上一隻公山羊為贖罪祭：每月朔（</w:t>
+      </w:r>
+      <w:hyperlink r:id="rId220">
+        <w:r>
+          <w:rPr>
+            <w:lang w:val="zh_TW" w:bidi="zh_TW"/>
+          </w:rPr>
+          <w:rPr>
+            <w:color w:val="0000EE"/>
+            <w:u w:val="single"/>
+          </w:rPr>
+          <w:t>民28:15</w:t>
+        </w:r>
+      </w:hyperlink>
+      <w:r>
+        <w:rPr>
+          <w:lang w:val="zh_TW" w:bidi="zh_TW"/>
+        </w:rPr>
+        <w:t>）、逾越節每日（</w:t>
+      </w:r>
+      <w:hyperlink r:id="rId221">
+        <w:r>
+          <w:rPr>
+            <w:lang w:val="zh_TW" w:bidi="zh_TW"/>
+          </w:rPr>
+          <w:rPr>
+            <w:color w:val="0000EE"/>
+            <w:u w:val="single"/>
+          </w:rPr>
+          <w:t>22–24</w:t>
+        </w:r>
+      </w:hyperlink>
+      <w:r>
+        <w:rPr>
+          <w:lang w:val="zh_TW" w:bidi="zh_TW"/>
+        </w:rPr>
+        <w:t>節）、七七節（</w:t>
+      </w:r>
+      <w:hyperlink r:id="rId222">
+        <w:r>
+          <w:rPr>
+            <w:lang w:val="zh_TW" w:bidi="zh_TW"/>
+          </w:rPr>
+          <w:rPr>
+            <w:color w:val="0000EE"/>
+            <w:u w:val="single"/>
+          </w:rPr>
+          <w:t>30</w:t>
+        </w:r>
+      </w:hyperlink>
+      <w:r>
+        <w:rPr>
+          <w:lang w:val="zh_TW" w:bidi="zh_TW"/>
+        </w:rPr>
+        <w:t>節）、吹角節（</w:t>
+      </w:r>
+      <w:hyperlink r:id="rId223">
+        <w:r>
+          <w:rPr>
+            <w:lang w:val="zh_TW" w:bidi="zh_TW"/>
+          </w:rPr>
+          <w:rPr>
+            <w:color w:val="0000EE"/>
+            <w:u w:val="single"/>
+          </w:rPr>
+          <w:t>民29:5</w:t>
+        </w:r>
+      </w:hyperlink>
+      <w:r>
+        <w:rPr>
+          <w:lang w:val="zh_TW" w:bidi="zh_TW"/>
+        </w:rPr>
+        <w:t>）、贖罪日（</w:t>
+      </w:r>
+      <w:hyperlink r:id="rId224">
+        <w:r>
+          <w:rPr>
+            <w:lang w:val="zh_TW" w:bidi="zh_TW"/>
+          </w:rPr>
+          <w:rPr>
+            <w:color w:val="0000EE"/>
+            <w:u w:val="single"/>
+          </w:rPr>
+          <w:t>11</w:t>
+        </w:r>
+      </w:hyperlink>
+      <w:r>
+        <w:rPr>
+          <w:lang w:val="zh_TW" w:bidi="zh_TW"/>
+        </w:rPr>
+        <w:t>節），以及住棚節的每日（</w:t>
+      </w:r>
+      <w:hyperlink r:id="rId225">
+        <w:r>
+          <w:rPr>
+            <w:lang w:val="zh_TW" w:bidi="zh_TW"/>
+          </w:rPr>
+          <w:rPr>
+            <w:color w:val="0000EE"/>
+            <w:u w:val="single"/>
+          </w:rPr>
+          <w:t>16、19</w:t>
+        </w:r>
+      </w:hyperlink>
+      <w:r>
+        <w:rPr>
+          <w:lang w:val="zh_TW" w:bidi="zh_TW"/>
+        </w:rPr>
+        <w:t>節）。大祭司也要為自己獻上公牛，並在贖罪日獻上兩隻山羊中的一隻。某些潔淨禮則需要較小的贖罪祭牲，即羔羊或鳥類：生產後（</w:t>
+      </w:r>
+      <w:hyperlink r:id="rId177">
+        <w:r>
+          <w:rPr>
+            <w:lang w:val="zh_TW" w:bidi="zh_TW"/>
+          </w:rPr>
+          <w:rPr>
+            <w:color w:val="0000EE"/>
+            <w:u w:val="single"/>
+          </w:rPr>
+          <w:t>利12:6–8</w:t>
+        </w:r>
+      </w:hyperlink>
+      <w:r>
+        <w:rPr>
+          <w:lang w:val="zh_TW" w:bidi="zh_TW"/>
+        </w:rPr>
+        <w:t>）、痲瘋病的潔淨（</w:t>
+      </w:r>
+      <w:hyperlink r:id="rId226">
+        <w:r>
+          <w:rPr>
+            <w:lang w:val="zh_TW" w:bidi="zh_TW"/>
+          </w:rPr>
+          <w:rPr>
+            <w:color w:val="0000EE"/>
+            <w:u w:val="single"/>
+          </w:rPr>
+          <w:t>14:12–14、19–22</w:t>
+        </w:r>
+      </w:hyperlink>
+      <w:r>
+        <w:rPr>
+          <w:lang w:val="zh_TW" w:bidi="zh_TW"/>
+        </w:rPr>
+        <w:t>）、以及膿瘍與出血（</w:t>
+      </w:r>
+      <w:hyperlink r:id="rId227">
+        <w:r>
+          <w:rPr>
+            <w:lang w:val="zh_TW" w:bidi="zh_TW"/>
+          </w:rPr>
+          <w:rPr>
+            <w:color w:val="0000EE"/>
+            <w:u w:val="single"/>
+          </w:rPr>
+          <w:t>15:14–15、29–30</w:t>
+        </w:r>
+      </w:hyperlink>
+      <w:r>
+        <w:rPr>
+          <w:lang w:val="zh_TW" w:bidi="zh_TW"/>
+        </w:rPr>
+        <w:t>），或是在誓願期間受玷污之後（</w:t>
+      </w:r>
+      <w:hyperlink r:id="rId228">
+        <w:r>
+          <w:rPr>
+            <w:lang w:val="zh_TW" w:bidi="zh_TW"/>
+          </w:rPr>
+          <w:rPr>
+            <w:color w:val="0000EE"/>
+            <w:u w:val="single"/>
+          </w:rPr>
+          <w:t>民6:10–11</w:t>
+        </w:r>
+      </w:hyperlink>
+      <w:r>
+        <w:rPr>
+          <w:lang w:val="zh_TW" w:bidi="zh_TW"/>
+        </w:rPr>
+        <w:t>）。</w:t>
+      </w:r>
+    </w:p>
+    <w:p>
+      <w:pPr/>
+      <w:r>
+        <w:rPr>
+          <w:lang w:val="zh_TW" w:bidi="zh_TW"/>
+        </w:rPr>
+      </w:r>
+      <w:r>
+        <w:rPr>
+          <w:lang w:val="zh_TW" w:bidi="zh_TW"/>
+        </w:rPr>
+        <w:t>2. 贖愆祭（</w:t>
+      </w:r>
+      <w:hyperlink r:id="rId132">
+        <w:r>
+          <w:rPr>
+            <w:lang w:val="zh_TW" w:bidi="zh_TW"/>
+          </w:rPr>
+          <w:rPr>
+            <w:color w:val="0000EE"/>
+            <w:u w:val="single"/>
+          </w:rPr>
+          <w:t>利5:14–6:7</w:t>
+        </w:r>
+      </w:hyperlink>
+      <w:r>
+        <w:rPr>
+          <w:lang w:val="zh_TW" w:bidi="zh_TW"/>
+        </w:rPr>
+        <w:t>，</w:t>
+      </w:r>
+      <w:hyperlink r:id="rId229">
+        <w:r>
+          <w:rPr>
+            <w:lang w:val="zh_TW" w:bidi="zh_TW"/>
+          </w:rPr>
+          <w:rPr>
+            <w:color w:val="0000EE"/>
+            <w:u w:val="single"/>
+          </w:rPr>
+          <w:t>7:1–7</w:t>
+        </w:r>
+      </w:hyperlink>
+      <w:r>
+        <w:rPr>
+          <w:lang w:val="zh_TW" w:bidi="zh_TW"/>
+        </w:rPr>
+        <w:t>）。贖愆祭或過犯祭，是一種特殊形式的贖罪祭（參</w:t>
+      </w:r>
+      <w:hyperlink r:id="rId203">
+        <w:r>
+          <w:rPr>
+            <w:lang w:val="zh_TW" w:bidi="zh_TW"/>
+          </w:rPr>
+          <w:rPr>
+            <w:color w:val="0000EE"/>
+            <w:u w:val="single"/>
+          </w:rPr>
+          <w:t>5:7</w:t>
+        </w:r>
+      </w:hyperlink>
+      <w:r>
+        <w:rPr>
+          <w:lang w:val="zh_TW" w:bidi="zh_TW"/>
+        </w:rPr>
+        <w:t>），當有人被剝奪了應得的權利時，必須獻上贖愆祭。必須償還被詐取的等價金額，並加上五分之一的罰款（</w:t>
+      </w:r>
+      <w:hyperlink r:id="rId230">
+        <w:r>
+          <w:rPr>
+            <w:lang w:val="zh_TW" w:bidi="zh_TW"/>
+          </w:rPr>
+          <w:rPr>
+            <w:color w:val="0000EE"/>
+            <w:u w:val="single"/>
+          </w:rPr>
+          <w:t>5:16</w:t>
+        </w:r>
+      </w:hyperlink>
+      <w:r>
+        <w:rPr>
+          <w:lang w:val="zh_TW" w:bidi="zh_TW"/>
+        </w:rPr>
+        <w:t>，</w:t>
+      </w:r>
+      <w:hyperlink r:id="rId231">
+        <w:r>
+          <w:rPr>
+            <w:lang w:val="zh_TW" w:bidi="zh_TW"/>
+          </w:rPr>
+          <w:rPr>
+            <w:color w:val="0000EE"/>
+            <w:u w:val="single"/>
+          </w:rPr>
+          <w:t>6:5</w:t>
+        </w:r>
+      </w:hyperlink>
+      <w:r>
+        <w:rPr>
+          <w:lang w:val="zh_TW" w:bidi="zh_TW"/>
+        </w:rPr>
+        <w:t>）。祭牲通常是一隻公綿羊（</w:t>
+      </w:r>
+      <w:hyperlink r:id="rId232">
+        <w:r>
+          <w:rPr>
+            <w:lang w:val="zh_TW" w:bidi="zh_TW"/>
+          </w:rPr>
+          <w:rPr>
+            <w:color w:val="0000EE"/>
+            <w:u w:val="single"/>
+          </w:rPr>
+          <w:t>5:15、18</w:t>
+        </w:r>
+      </w:hyperlink>
+      <w:r>
+        <w:rPr>
+          <w:lang w:val="zh_TW" w:bidi="zh_TW"/>
+        </w:rPr>
+        <w:t>，</w:t>
+      </w:r>
+      <w:hyperlink r:id="rId233">
+        <w:r>
+          <w:rPr>
+            <w:lang w:val="zh_TW" w:bidi="zh_TW"/>
+          </w:rPr>
+          <w:rPr>
+            <w:color w:val="0000EE"/>
+            <w:u w:val="single"/>
+          </w:rPr>
+          <w:t>6:6</w:t>
+        </w:r>
+      </w:hyperlink>
+      <w:r>
+        <w:rPr>
+          <w:lang w:val="zh_TW" w:bidi="zh_TW"/>
+        </w:rPr>
+        <w:t>）。潔淨的痲瘋病人和被玷污的拿細耳人必須帶來一隻公羊羔（</w:t>
+      </w:r>
+      <w:hyperlink r:id="rId234">
+        <w:r>
+          <w:rPr>
+            <w:lang w:val="zh_TW" w:bidi="zh_TW"/>
+          </w:rPr>
+          <w:rPr>
+            <w:color w:val="0000EE"/>
+            <w:u w:val="single"/>
+          </w:rPr>
+          <w:t>利14:12、21</w:t>
+        </w:r>
+      </w:hyperlink>
+      <w:r>
+        <w:rPr>
+          <w:lang w:val="zh_TW" w:bidi="zh_TW"/>
+        </w:rPr>
+        <w:t>；</w:t>
+      </w:r>
+      <w:hyperlink r:id="rId181">
+        <w:r>
+          <w:rPr>
+            <w:lang w:val="zh_TW" w:bidi="zh_TW"/>
+          </w:rPr>
+          <w:rPr>
+            <w:color w:val="0000EE"/>
+            <w:u w:val="single"/>
+          </w:rPr>
+          <w:t>民6:12</w:t>
+        </w:r>
+      </w:hyperlink>
+      <w:r>
+        <w:rPr>
+          <w:lang w:val="zh_TW" w:bidi="zh_TW"/>
+        </w:rPr>
+        <w:t>）。獻祭者顯然是按照贖罪祭的方式來處理那祭牲，但祭司必須把祭血灑在壇的四圍（</w:t>
+      </w:r>
+      <w:hyperlink r:id="rId235">
+        <w:r>
+          <w:rPr>
+            <w:lang w:val="zh_TW" w:bidi="zh_TW"/>
+          </w:rPr>
+          <w:rPr>
+            <w:color w:val="0000EE"/>
+            <w:u w:val="single"/>
+          </w:rPr>
+          <w:t>利7:2</w:t>
+        </w:r>
+      </w:hyperlink>
+      <w:r>
+        <w:rPr>
+          <w:lang w:val="zh_TW" w:bidi="zh_TW"/>
+        </w:rPr>
+        <w:t>）。內臟照常在壇上焚燒（</w:t>
+      </w:r>
+      <w:hyperlink r:id="rId236">
+        <w:r>
+          <w:rPr>
+            <w:lang w:val="zh_TW" w:bidi="zh_TW"/>
+          </w:rPr>
+          <w:rPr>
+            <w:color w:val="0000EE"/>
+            <w:u w:val="single"/>
+          </w:rPr>
+          <w:t>3–5</w:t>
+        </w:r>
+      </w:hyperlink>
+      <w:r>
+        <w:rPr>
+          <w:lang w:val="zh_TW" w:bidi="zh_TW"/>
+        </w:rPr>
+        <w:t>節）。此外，也要取一些血塗在得潔淨的痲瘋病人右耳垂、右手大拇指和右腳大拇趾上（</w:t>
+      </w:r>
+      <w:hyperlink r:id="rId237">
+        <w:r>
+          <w:rPr>
+            <w:lang w:val="zh_TW" w:bidi="zh_TW"/>
+          </w:rPr>
+          <w:rPr>
+            <w:color w:val="0000EE"/>
+            <w:u w:val="single"/>
+          </w:rPr>
+          <w:t>14:14</w:t>
+        </w:r>
+      </w:hyperlink>
+      <w:r>
+        <w:rPr>
+          <w:lang w:val="zh_TW" w:bidi="zh_TW"/>
+        </w:rPr>
+        <w:t>）。照樣，祭司得享用這祭牲大部分的肉作食物（</w:t>
+      </w:r>
+      <w:hyperlink r:id="rId238">
+        <w:r>
+          <w:rPr>
+            <w:lang w:val="zh_TW" w:bidi="zh_TW"/>
+          </w:rPr>
+          <w:rPr>
+            <w:color w:val="0000EE"/>
+            <w:u w:val="single"/>
+          </w:rPr>
+          <w:t>7:6–7</w:t>
+        </w:r>
+      </w:hyperlink>
+      <w:r>
+        <w:rPr>
+          <w:lang w:val="zh_TW" w:bidi="zh_TW"/>
+        </w:rPr>
+        <w:t>，</w:t>
+      </w:r>
+      <w:hyperlink r:id="rId149">
+        <w:r>
+          <w:rPr>
+            <w:lang w:val="zh_TW" w:bidi="zh_TW"/>
+          </w:rPr>
+          <w:rPr>
+            <w:color w:val="0000EE"/>
+            <w:u w:val="single"/>
+          </w:rPr>
+          <w:t>14:13</w:t>
+        </w:r>
+      </w:hyperlink>
+      <w:r>
+        <w:rPr>
+          <w:lang w:val="zh_TW" w:bidi="zh_TW"/>
+        </w:rPr>
+        <w:t>）。凡是使他人遭受損失的情況，都需要贖愆祭。像是未經授權吃了「聖物」等禮儀上的干犯（</w:t>
+      </w:r>
+      <w:hyperlink r:id="rId239">
+        <w:r>
+          <w:rPr>
+            <w:lang w:val="zh_TW" w:bidi="zh_TW"/>
+          </w:rPr>
+          <w:rPr>
+            <w:color w:val="0000EE"/>
+            <w:u w:val="single"/>
+          </w:rPr>
+          <w:t>5:14–19</w:t>
+        </w:r>
+      </w:hyperlink>
+      <w:r>
+        <w:rPr>
+          <w:lang w:val="zh_TW" w:bidi="zh_TW"/>
+        </w:rPr>
+        <w:t>，</w:t>
+      </w:r>
+      <w:hyperlink r:id="rId240">
+        <w:r>
+          <w:rPr>
+            <w:lang w:val="zh_TW" w:bidi="zh_TW"/>
+          </w:rPr>
+          <w:rPr>
+            <w:color w:val="0000EE"/>
+            <w:u w:val="single"/>
+          </w:rPr>
+          <w:t>22:14</w:t>
+        </w:r>
+      </w:hyperlink>
+      <w:r>
+        <w:rPr>
+          <w:lang w:val="zh_TW" w:bidi="zh_TW"/>
+        </w:rPr>
+        <w:t>），需要支付應該給主的金額，加上五分之一的罰款給祭司（</w:t>
+      </w:r>
+      <w:hyperlink r:id="rId230">
+        <w:r>
+          <w:rPr>
+            <w:lang w:val="zh_TW" w:bidi="zh_TW"/>
+          </w:rPr>
+          <w:rPr>
+            <w:color w:val="0000EE"/>
+            <w:u w:val="single"/>
+          </w:rPr>
+          <w:t>利5:16</w:t>
+        </w:r>
+      </w:hyperlink>
+      <w:r>
+        <w:rPr>
+          <w:lang w:val="zh_TW" w:bidi="zh_TW"/>
+        </w:rPr>
+        <w:t>；</w:t>
+      </w:r>
+      <w:hyperlink r:id="rId241">
+        <w:r>
+          <w:rPr>
+            <w:lang w:val="zh_TW" w:bidi="zh_TW"/>
+          </w:rPr>
+          <w:rPr>
+            <w:color w:val="0000EE"/>
+            <w:u w:val="single"/>
+          </w:rPr>
+          <w:t>王下12:16</w:t>
+        </w:r>
+      </w:hyperlink>
+      <w:r>
+        <w:rPr>
+          <w:lang w:val="zh_TW" w:bidi="zh_TW"/>
+        </w:rPr>
+        <w:t>）。痲瘋病人也屬於這一類，因為在他染病期間，他無法在神面前履行服事（</w:t>
+      </w:r>
+      <w:hyperlink r:id="rId242">
+        <w:r>
+          <w:rPr>
+            <w:lang w:val="zh_TW" w:bidi="zh_TW"/>
+          </w:rPr>
+          <w:rPr>
+            <w:color w:val="0000EE"/>
+            <w:u w:val="single"/>
+          </w:rPr>
+          <w:t>利14:12–18</w:t>
+        </w:r>
+      </w:hyperlink>
+      <w:r>
+        <w:rPr>
+          <w:lang w:val="zh_TW" w:bidi="zh_TW"/>
+        </w:rPr>
+        <w:t>）。同樣地，那在誓願期間受玷污的拿細耳人，既然在分別為聖歸給神時受了污穢，也必須獻上贖愆祭（</w:t>
+      </w:r>
+      <w:hyperlink r:id="rId181">
+        <w:r>
+          <w:rPr>
+            <w:lang w:val="zh_TW" w:bidi="zh_TW"/>
+          </w:rPr>
+          <w:rPr>
+            <w:color w:val="0000EE"/>
+            <w:u w:val="single"/>
+          </w:rPr>
+          <w:t>民6:12</w:t>
+        </w:r>
+      </w:hyperlink>
+      <w:r>
+        <w:rPr>
+          <w:lang w:val="zh_TW" w:bidi="zh_TW"/>
+        </w:rPr>
+        <w:t>）。至於侵犯他人財產權的罪，只能藉著贖愆祭與額外的五分之一來解決；這包括對押存或抵押物的欺詐，搶奪或壓迫他人，未回報所撿到的失物，或虛假起誓、拒不作證等罪行（</w:t>
+      </w:r>
+      <w:hyperlink r:id="rId243">
+        <w:r>
+          <w:rPr>
+            <w:lang w:val="zh_TW" w:bidi="zh_TW"/>
+          </w:rPr>
+          <w:rPr>
+            <w:color w:val="0000EE"/>
+            <w:u w:val="single"/>
+          </w:rPr>
+          <w:t>利6:1–5</w:t>
+        </w:r>
+      </w:hyperlink>
+      <w:r>
+        <w:rPr>
+          <w:lang w:val="zh_TW" w:bidi="zh_TW"/>
+        </w:rPr>
+        <w:t>）。與已訂婚的奴婢發生性行為也是對財產權的侵犯（</w:t>
+      </w:r>
+      <w:hyperlink r:id="rId244">
+        <w:r>
+          <w:rPr>
+            <w:lang w:val="zh_TW" w:bidi="zh_TW"/>
+          </w:rPr>
+          <w:rPr>
+            <w:color w:val="0000EE"/>
+            <w:u w:val="single"/>
+          </w:rPr>
+          <w:t>19:20–22</w:t>
+        </w:r>
+      </w:hyperlink>
+      <w:r>
+        <w:rPr>
+          <w:lang w:val="zh_TW" w:bidi="zh_TW"/>
+        </w:rPr>
+        <w:t>）。若受害者已逝且無近親在世，賠償就歸祭司所有（</w:t>
+      </w:r>
+      <w:hyperlink r:id="rId245">
+        <w:r>
+          <w:rPr>
+            <w:lang w:val="zh_TW" w:bidi="zh_TW"/>
+          </w:rPr>
+          <w:rPr>
+            <w:color w:val="0000EE"/>
+            <w:u w:val="single"/>
+          </w:rPr>
+          <w:t>民5:5–10</w:t>
+        </w:r>
+      </w:hyperlink>
+      <w:r>
+        <w:rPr>
+          <w:lang w:val="zh_TW" w:bidi="zh_TW"/>
+        </w:rPr>
+        <w:t>）。</w:t>
+      </w:r>
+    </w:p>
+    <w:p>
+      <w:pPr>
+        <w:pStyle w:val="Heading4"/>
+      </w:pPr>
+      <w:r>
+        <w:rPr>
+          <w:lang w:val="zh_TW" w:bidi="zh_TW"/>
+        </w:rPr>
+        <w:t>成聖獻祭</w:t>
+      </w:r>
+    </w:p>
+    <w:p>
+      <w:pPr/>
+      <w:r>
+        <w:rPr>
+          <w:lang w:val="zh_TW" w:bidi="zh_TW"/>
+        </w:rPr>
+      </w:r>
+      <w:r>
+        <w:rPr>
+          <w:lang w:val="zh_TW" w:bidi="zh_TW"/>
+        </w:rPr>
+        <w:t>人聽到「獻祭」一詞時，通常想到的就是這類禮儀。它們代表個人的委身行動，必須發生在贖罪祭與贖愆祭中表達悔改之後；同時，它們也是之後團契或群體祭物的先決條件。</w:t>
+      </w:r>
+    </w:p>
+    <w:p>
+      <w:pPr/>
+      <w:r>
+        <w:rPr>
+          <w:lang w:val="zh_TW" w:bidi="zh_TW"/>
+        </w:rPr>
+      </w:r>
+      <w:r>
+        <w:rPr>
+          <w:lang w:val="zh_TW" w:bidi="zh_TW"/>
+        </w:rPr>
+        <w:t>1. 燔祭（</w:t>
+      </w:r>
+      <w:hyperlink r:id="rId246">
+        <w:r>
+          <w:rPr>
+            <w:lang w:val="zh_TW" w:bidi="zh_TW"/>
+          </w:rPr>
+          <w:rPr>
+            <w:color w:val="0000EE"/>
+            <w:u w:val="single"/>
+          </w:rPr>
+          <w:t>利1:3–17</w:t>
+        </w:r>
+      </w:hyperlink>
+      <w:r>
+        <w:rPr>
+          <w:lang w:val="zh_TW" w:bidi="zh_TW"/>
+        </w:rPr>
+        <w:t>，</w:t>
+      </w:r>
+      <w:hyperlink r:id="rId247">
+        <w:r>
+          <w:rPr>
+            <w:lang w:val="zh_TW" w:bidi="zh_TW"/>
+          </w:rPr>
+          <w:rPr>
+            <w:color w:val="0000EE"/>
+            <w:u w:val="single"/>
+          </w:rPr>
+          <w:t>6:8–13</w:t>
+        </w:r>
+      </w:hyperlink>
+      <w:r>
+        <w:rPr>
+          <w:lang w:val="zh_TW" w:bidi="zh_TW"/>
+        </w:rPr>
+        <w:t>）。燔祭可以是公牛、綿羊，或是鳥類。獻祭者把牲畜帶來，按手在牲畜頭上，然後在祭壇北邊將其宰殺。至於鳥類，則只需交給祭司。祭司收集祭血，獻在神面前，然後灑在壇的四圍。若獻的是鳥，祭司要扭斷鳥頭，把血排在壇的一旁。雖然宰殺與灑血這些動作，呼應燔祭與前一段所述贖罪性的祭物，但本段主要強調的，是宰殺牲畜、洗淨其不潔之部位，然後小心把各部分擺放壇上。這一切都要在壇上焚燒，成為獻給耶和華的馨香之氣。由於燔祭早晚都要獻上，因此祭壇旁必須有充足的柴火。身穿合宜服裝的主理祭司，必須讓火不住地在壇上燃燒（</w:t>
+      </w:r>
+      <w:hyperlink r:id="rId247">
+        <w:r>
+          <w:rPr>
+            <w:lang w:val="zh_TW" w:bidi="zh_TW"/>
+          </w:rPr>
+          <w:rPr>
+            <w:color w:val="0000EE"/>
+            <w:u w:val="single"/>
+          </w:rPr>
+          <w:t>6:8–13</w:t>
+        </w:r>
+      </w:hyperlink>
+      <w:r>
+        <w:rPr>
+          <w:lang w:val="zh_TW" w:bidi="zh_TW"/>
+        </w:rPr>
+        <w:t>）。</w:t>
+      </w:r>
+    </w:p>
+    <w:p>
+      <w:pPr/>
+      <w:r>
+        <w:rPr>
+          <w:lang w:val="zh_TW" w:bidi="zh_TW"/>
+        </w:rPr>
+      </w:r>
+      <w:r>
+        <w:rPr>
+          <w:lang w:val="zh_TW" w:bidi="zh_TW"/>
+        </w:rPr>
+        <w:t>燔祭在禮儀曆中的各種獻祭裡扮演極為重要的角色。常獻的燔祭每日兩次，早上和晚上都要獻上一隻公羊羔（</w:t>
+      </w:r>
+      <w:hyperlink r:id="rId248">
+        <w:r>
+          <w:rPr>
+            <w:lang w:val="zh_TW" w:bidi="zh_TW"/>
+          </w:rPr>
+          <w:rPr>
+            <w:color w:val="0000EE"/>
+            <w:u w:val="single"/>
+          </w:rPr>
+          <w:t>出29:38–42</w:t>
+        </w:r>
+      </w:hyperlink>
+      <w:r>
+        <w:rPr>
+          <w:lang w:val="zh_TW" w:bidi="zh_TW"/>
+        </w:rPr>
+        <w:t>；</w:t>
+      </w:r>
+      <w:hyperlink r:id="rId249">
+        <w:r>
+          <w:rPr>
+            <w:lang w:val="zh_TW" w:bidi="zh_TW"/>
+          </w:rPr>
+          <w:rPr>
+            <w:color w:val="0000EE"/>
+            <w:u w:val="single"/>
+          </w:rPr>
+          <w:t>民28:1–8</w:t>
+        </w:r>
+      </w:hyperlink>
+      <w:r>
+        <w:rPr>
+          <w:lang w:val="zh_TW" w:bidi="zh_TW"/>
+        </w:rPr>
+        <w:t>）。每逢安息日，再額外獻上兩隻羊羔（</w:t>
+      </w:r>
+      <w:hyperlink r:id="rId250">
+        <w:r>
+          <w:rPr>
+            <w:lang w:val="zh_TW" w:bidi="zh_TW"/>
+          </w:rPr>
+          <w:rPr>
+            <w:color w:val="0000EE"/>
+            <w:u w:val="single"/>
+          </w:rPr>
+          <w:t>民28:9–10</w:t>
+        </w:r>
+      </w:hyperlink>
+      <w:r>
+        <w:rPr>
+          <w:lang w:val="zh_TW" w:bidi="zh_TW"/>
+        </w:rPr>
+        <w:t>）。</w:t>
+      </w:r>
+    </w:p>
+    <w:p>
+      <w:pPr/>
+      <w:r>
+        <w:rPr>
+          <w:lang w:val="zh_TW" w:bidi="zh_TW"/>
+        </w:rPr>
+      </w:r>
+      <w:r>
+        <w:rPr>
+          <w:lang w:val="zh_TW" w:bidi="zh_TW"/>
+        </w:rPr>
+        <w:t>除了這些每日的獻祭之外，在下列節期裡，燔祭通常要配上一隻公山羊作贖罪祭：每月朔之新月祭，要獻上兩隻公牛、一隻公羊與七隻公羊羔（</w:t>
+      </w:r>
+      <w:hyperlink r:id="rId251">
+        <w:r>
+          <w:rPr>
+            <w:lang w:val="zh_TW" w:bidi="zh_TW"/>
+          </w:rPr>
+          <w:rPr>
+            <w:color w:val="0000EE"/>
+            <w:u w:val="single"/>
+          </w:rPr>
+          <w:t>民28:11–14</w:t>
+        </w:r>
+      </w:hyperlink>
+      <w:r>
+        <w:rPr>
+          <w:lang w:val="zh_TW" w:bidi="zh_TW"/>
+        </w:rPr>
+        <w:t>）。逾越節的每一天也要獻上同樣的牲畜（</w:t>
+      </w:r>
+      <w:hyperlink r:id="rId252">
+        <w:r>
+          <w:rPr>
+            <w:lang w:val="zh_TW" w:bidi="zh_TW"/>
+          </w:rPr>
+          <w:rPr>
+            <w:color w:val="0000EE"/>
+            <w:u w:val="single"/>
+          </w:rPr>
+          <w:t>19–24</w:t>
+        </w:r>
+      </w:hyperlink>
+      <w:r>
+        <w:rPr>
+          <w:lang w:val="zh_TW" w:bidi="zh_TW"/>
+        </w:rPr>
+        <w:t>節），在七七節也是如此（</w:t>
+      </w:r>
+      <w:hyperlink r:id="rId253">
+        <w:r>
+          <w:rPr>
+            <w:lang w:val="zh_TW" w:bidi="zh_TW"/>
+          </w:rPr>
+          <w:rPr>
+            <w:color w:val="0000EE"/>
+            <w:u w:val="single"/>
+          </w:rPr>
+          <w:t>6–29</w:t>
+        </w:r>
+      </w:hyperlink>
+      <w:r>
+        <w:rPr>
+          <w:lang w:val="zh_TW" w:bidi="zh_TW"/>
+        </w:rPr>
+        <w:t>節）。在吹角節與贖罪日，則要獻上一隻公牛、一隻公羊與七隻公羊羔（</w:t>
+      </w:r>
+      <w:hyperlink r:id="rId254">
+        <w:r>
+          <w:rPr>
+            <w:lang w:val="zh_TW" w:bidi="zh_TW"/>
+          </w:rPr>
+          <w:rPr>
+            <w:color w:val="0000EE"/>
+            <w:u w:val="single"/>
+          </w:rPr>
+          <w:t>29:2–4</w:t>
+        </w:r>
+      </w:hyperlink>
+      <w:r>
+        <w:rPr>
+          <w:lang w:val="zh_TW" w:bidi="zh_TW"/>
+        </w:rPr>
+        <w:t>）。</w:t>
+      </w:r>
+    </w:p>
+    <w:p>
+      <w:pPr/>
+      <w:r>
+        <w:rPr>
+          <w:lang w:val="zh_TW" w:bidi="zh_TW"/>
+        </w:rPr>
+      </w:r>
+      <w:r>
+        <w:rPr>
+          <w:lang w:val="zh_TW" w:bidi="zh_TW"/>
+        </w:rPr>
+        <w:t>隆重的住棚節，特徵在於一系列非常繁複的燔祭，外加每日一隻作贖罪祭的公山羊。第一天要獻上十三隻公牛、兩隻公羊與十四隻公羊羔（</w:t>
+      </w:r>
+      <w:hyperlink r:id="rId176">
+        <w:r>
+          <w:rPr>
+            <w:lang w:val="zh_TW" w:bidi="zh_TW"/>
+          </w:rPr>
+          <w:rPr>
+            <w:color w:val="0000EE"/>
+            <w:u w:val="single"/>
+          </w:rPr>
+          <w:t>民29:12–16</w:t>
+        </w:r>
+      </w:hyperlink>
+      <w:r>
+        <w:rPr>
+          <w:lang w:val="zh_TW" w:bidi="zh_TW"/>
+        </w:rPr>
+        <w:t>）。此後的每一天，公牛的數目便減少一隻，直到第七天只剩七隻（公羊與羊羔的數目不變；</w:t>
+      </w:r>
+      <w:hyperlink r:id="rId255">
+        <w:r>
+          <w:rPr>
+            <w:lang w:val="zh_TW" w:bidi="zh_TW"/>
+          </w:rPr>
+          <w:rPr>
+            <w:color w:val="0000EE"/>
+            <w:u w:val="single"/>
+          </w:rPr>
+          <w:t>29:17–25</w:t>
+        </w:r>
+      </w:hyperlink>
+      <w:r>
+        <w:rPr>
+          <w:lang w:val="zh_TW" w:bidi="zh_TW"/>
+        </w:rPr>
+        <w:t>）。第八天則要獻上與吹角節與贖罪日相同的牲畜，即一隻公牛、一隻公羊與七隻公羊羔。</w:t>
+      </w:r>
+    </w:p>
+    <w:p>
+      <w:pPr/>
+      <w:r>
+        <w:rPr>
+          <w:lang w:val="zh_TW" w:bidi="zh_TW"/>
+        </w:rPr>
+      </w:r>
+      <w:r>
+        <w:rPr>
+          <w:lang w:val="zh_TW" w:bidi="zh_TW"/>
+        </w:rPr>
+        <w:t>某些潔淨禮也要求在贖罪祭之外，加上燔祭：生產後（</w:t>
+      </w:r>
+      <w:hyperlink r:id="rId177">
+        <w:r>
+          <w:rPr>
+            <w:lang w:val="zh_TW" w:bidi="zh_TW"/>
+          </w:rPr>
+          <w:rPr>
+            <w:color w:val="0000EE"/>
+            <w:u w:val="single"/>
+          </w:rPr>
+          <w:t>利12:6–8</w:t>
+        </w:r>
+      </w:hyperlink>
+      <w:r>
+        <w:rPr>
+          <w:lang w:val="zh_TW" w:bidi="zh_TW"/>
+        </w:rPr>
+        <w:t>）、膿瘡（</w:t>
+      </w:r>
+      <w:hyperlink r:id="rId256">
+        <w:r>
+          <w:rPr>
+            <w:lang w:val="zh_TW" w:bidi="zh_TW"/>
+          </w:rPr>
+          <w:rPr>
+            <w:color w:val="0000EE"/>
+            <w:u w:val="single"/>
+          </w:rPr>
+          <w:t>15:14–15</w:t>
+        </w:r>
+      </w:hyperlink>
+      <w:r>
+        <w:rPr>
+          <w:lang w:val="zh_TW" w:bidi="zh_TW"/>
+        </w:rPr>
+        <w:t>）及漏症（</w:t>
+      </w:r>
+      <w:hyperlink r:id="rId257">
+        <w:r>
+          <w:rPr>
+            <w:lang w:val="zh_TW" w:bidi="zh_TW"/>
+          </w:rPr>
+          <w:rPr>
+            <w:color w:val="0000EE"/>
+            <w:u w:val="single"/>
+          </w:rPr>
+          <w:t>29–30</w:t>
+        </w:r>
+      </w:hyperlink>
+      <w:r>
+        <w:rPr>
+          <w:lang w:val="zh_TW" w:bidi="zh_TW"/>
+        </w:rPr>
+        <w:t>節）；或在拿細耳人誓願期間受到玷污後（</w:t>
+      </w:r>
+      <w:hyperlink r:id="rId228">
+        <w:r>
+          <w:rPr>
+            <w:lang w:val="zh_TW" w:bidi="zh_TW"/>
+          </w:rPr>
+          <w:rPr>
+            <w:color w:val="0000EE"/>
+            <w:u w:val="single"/>
+          </w:rPr>
+          <w:t>民6:10–11</w:t>
+        </w:r>
+      </w:hyperlink>
+      <w:r>
+        <w:rPr>
+          <w:lang w:val="zh_TW" w:bidi="zh_TW"/>
+        </w:rPr>
+        <w:t>）。雖然經文並未明說這些場合必須配素祭，但就痲瘋病潔淨（</w:t>
+      </w:r>
+      <w:hyperlink r:id="rId258">
+        <w:r>
+          <w:rPr>
+            <w:lang w:val="zh_TW" w:bidi="zh_TW"/>
+          </w:rPr>
+          <w:rPr>
+            <w:color w:val="0000EE"/>
+            <w:u w:val="single"/>
+          </w:rPr>
+          <w:t>利14:10、19–22、31</w:t>
+        </w:r>
+      </w:hyperlink>
+      <w:r>
+        <w:rPr>
+          <w:lang w:val="zh_TW" w:bidi="zh_TW"/>
+        </w:rPr>
+        <w:t>）和拿細耳人誓願的完成（</w:t>
+      </w:r>
+      <w:hyperlink r:id="rId259">
+        <w:r>
+          <w:rPr>
+            <w:lang w:val="zh_TW" w:bidi="zh_TW"/>
+          </w:rPr>
+          <w:rPr>
+            <w:color w:val="0000EE"/>
+            <w:u w:val="single"/>
+          </w:rPr>
+          <w:t>民6:14–16</w:t>
+        </w:r>
+      </w:hyperlink>
+      <w:r>
+        <w:rPr>
+          <w:lang w:val="zh_TW" w:bidi="zh_TW"/>
+        </w:rPr>
+        <w:t>）中，素祭確實是必需的。</w:t>
+      </w:r>
+    </w:p>
+    <w:p>
+      <w:pPr/>
+      <w:r>
+        <w:rPr>
+          <w:lang w:val="zh_TW" w:bidi="zh_TW"/>
+        </w:rPr>
+      </w:r>
+      <w:r>
+        <w:rPr>
+          <w:lang w:val="zh_TW" w:bidi="zh_TW"/>
+        </w:rPr>
+        <w:t>2. 素祭（穀物祭；</w:t>
+      </w:r>
+      <w:hyperlink r:id="rId129">
+        <w:r>
+          <w:rPr>
+            <w:lang w:val="zh_TW" w:bidi="zh_TW"/>
+          </w:rPr>
+          <w:rPr>
+            <w:color w:val="0000EE"/>
+            <w:u w:val="single"/>
+          </w:rPr>
+          <w:t>利2章</w:t>
+        </w:r>
+      </w:hyperlink>
+      <w:r>
+        <w:rPr>
+          <w:lang w:val="zh_TW" w:bidi="zh_TW"/>
+        </w:rPr>
+        <w:t>，</w:t>
+      </w:r>
+      <w:hyperlink r:id="rId260">
+        <w:r>
+          <w:rPr>
+            <w:lang w:val="zh_TW" w:bidi="zh_TW"/>
+          </w:rPr>
+          <w:rPr>
+            <w:color w:val="0000EE"/>
+            <w:u w:val="single"/>
+          </w:rPr>
+          <w:t>6:14–23</w:t>
+        </w:r>
+      </w:hyperlink>
+      <w:r>
+        <w:rPr>
+          <w:lang w:val="zh_TW" w:bidi="zh_TW"/>
+        </w:rPr>
+        <w:t>）。用來指稱這種祭物的希伯來詞語，意為「禮物」或「供物」，包括動物在內（</w:t>
+      </w:r>
+      <w:hyperlink r:id="rId261">
+        <w:r>
+          <w:rPr>
+            <w:lang w:val="zh_TW" w:bidi="zh_TW"/>
+          </w:rPr>
+          <w:rPr>
+            <w:color w:val="0000EE"/>
+            <w:u w:val="single"/>
+          </w:rPr>
+          <w:t>創4:3–5</w:t>
+        </w:r>
+      </w:hyperlink>
+      <w:r>
+        <w:rPr>
+          <w:lang w:val="zh_TW" w:bidi="zh_TW"/>
+        </w:rPr>
+        <w:t>；</w:t>
+      </w:r>
+      <w:hyperlink r:id="rId262">
+        <w:r>
+          <w:rPr>
+            <w:lang w:val="zh_TW" w:bidi="zh_TW"/>
+          </w:rPr>
+          <w:rPr>
+            <w:color w:val="0000EE"/>
+            <w:u w:val="single"/>
+          </w:rPr>
+          <w:t>士6:18</w:t>
+        </w:r>
+      </w:hyperlink>
+      <w:r>
+        <w:rPr>
+          <w:lang w:val="zh_TW" w:bidi="zh_TW"/>
+        </w:rPr>
+        <w:t>；</w:t>
+      </w:r>
+      <w:hyperlink r:id="rId263">
+        <w:r>
+          <w:rPr>
+            <w:lang w:val="zh_TW" w:bidi="zh_TW"/>
+          </w:rPr>
+          <w:rPr>
+            <w:color w:val="0000EE"/>
+            <w:u w:val="single"/>
+          </w:rPr>
+          <w:t>撒上2:17</w:t>
+        </w:r>
+      </w:hyperlink>
+      <w:r>
+        <w:rPr>
+          <w:lang w:val="zh_TW" w:bidi="zh_TW"/>
+        </w:rPr>
+        <w:t>）。但在特定的獻祭脈絡中，它指的是由細麵、橄欖油與乳香組成的供物，可做成烤餅、薄餅或小塊供物。初熟之物的素祭，要用將新穀穗搗碎所得之麥粒（</w:t>
+      </w:r>
+      <w:hyperlink r:id="rId264">
+        <w:r>
+          <w:rPr>
+            <w:lang w:val="zh_TW" w:bidi="zh_TW"/>
+          </w:rPr>
+          <w:rPr>
+            <w:color w:val="0000EE"/>
+            <w:u w:val="single"/>
+          </w:rPr>
+          <w:t>利2:14</w:t>
+        </w:r>
+      </w:hyperlink>
+      <w:r>
+        <w:rPr>
+          <w:lang w:val="zh_TW" w:bidi="zh_TW"/>
+        </w:rPr>
+        <w:t>）。作成餅時，不可加入酵或蜜；然而，酵與蜜本身可以作為初熟之物奉獻給神。這類供物不放在壇上焚燒，而是歸祭司所有。獻祭者必須把預備好的餅或薄餅帶到聖所。祭司取出一滿把，放在壇上焚燒，作為「作紀念的部分」（</w:t>
+      </w:r>
+      <w:hyperlink r:id="rId265">
+        <w:r>
+          <w:rPr>
+            <w:lang w:val="zh_TW" w:bidi="zh_TW"/>
+          </w:rPr>
+          <w:rPr>
+            <w:color w:val="0000EE"/>
+            <w:u w:val="single"/>
+          </w:rPr>
+          <w:t>2</w:t>
+        </w:r>
+      </w:hyperlink>
+      <w:r>
+        <w:rPr>
+          <w:lang w:val="zh_TW" w:bidi="zh_TW"/>
+        </w:rPr>
+        <w:t>節），其餘的留作自己的食物（</w:t>
+      </w:r>
+      <w:hyperlink r:id="rId266">
+        <w:r>
+          <w:rPr>
+            <w:lang w:val="zh_TW" w:bidi="zh_TW"/>
+          </w:rPr>
+          <w:rPr>
+            <w:color w:val="0000EE"/>
+            <w:u w:val="single"/>
+          </w:rPr>
+          <w:t>6:16</w:t>
+        </w:r>
+      </w:hyperlink>
+      <w:r>
+        <w:rPr>
+          <w:lang w:val="zh_TW" w:bidi="zh_TW"/>
+        </w:rPr>
+        <w:t>；</w:t>
+      </w:r>
+      <w:hyperlink r:id="rId267">
+        <w:r>
+          <w:rPr>
+            <w:lang w:val="zh_TW" w:bidi="zh_TW"/>
+          </w:rPr>
+          <w:rPr>
+            <w:color w:val="0000EE"/>
+            <w:u w:val="single"/>
+          </w:rPr>
+          <w:t>7:9</w:t>
+        </w:r>
+      </w:hyperlink>
+      <w:r>
+        <w:rPr>
+          <w:lang w:val="zh_TW" w:bidi="zh_TW"/>
+        </w:rPr>
+        <w:t>）。但若素祭是祭司為自己獻的，他就要把全部都在壇上焚燒（</w:t>
+      </w:r>
+      <w:hyperlink r:id="rId268">
+        <w:r>
+          <w:rPr>
+            <w:lang w:val="zh_TW" w:bidi="zh_TW"/>
+          </w:rPr>
+          <w:rPr>
+            <w:color w:val="0000EE"/>
+            <w:u w:val="single"/>
+          </w:rPr>
+          <w:t>6:22–23</w:t>
+        </w:r>
+      </w:hyperlink>
+      <w:r>
+        <w:rPr>
+          <w:lang w:val="zh_TW" w:bidi="zh_TW"/>
+        </w:rPr>
+        <w:t>）。</w:t>
+      </w:r>
+    </w:p>
+    <w:p>
+      <w:pPr/>
+      <w:r>
+        <w:rPr>
+          <w:lang w:val="zh_TW" w:bidi="zh_TW"/>
+        </w:rPr>
+      </w:r>
+      <w:r>
+        <w:rPr>
+          <w:lang w:val="zh_TW" w:bidi="zh_TW"/>
+        </w:rPr>
+        <w:t>素祭通常與每一項燔祭同獻，尤其是那些與聖曆相關的獻祭（</w:t>
+      </w:r>
+      <w:hyperlink r:id="rId134">
+        <w:r>
+          <w:rPr>
+            <w:lang w:val="zh_TW" w:bidi="zh_TW"/>
+          </w:rPr>
+          <w:rPr>
+            <w:color w:val="0000EE"/>
+            <w:u w:val="single"/>
+          </w:rPr>
+          <w:t>民28–29章</w:t>
+        </w:r>
+      </w:hyperlink>
+      <w:r>
+        <w:rPr>
+          <w:lang w:val="zh_TW" w:bidi="zh_TW"/>
+        </w:rPr>
+        <w:t>）。麵粉和油的數量是根據所獻祭的牲口而定：公牛需要十分之三伊法的細麵和二分之一欣的油，公綿羊需要十分之二伊法和三分之一欣，羔羊則需要十分之一伊法加上四分之一欣（</w:t>
+      </w:r>
+      <w:hyperlink r:id="rId269">
+        <w:r>
+          <w:rPr>
+            <w:lang w:val="zh_TW" w:bidi="zh_TW"/>
+          </w:rPr>
+          <w:rPr>
+            <w:color w:val="0000EE"/>
+            <w:u w:val="single"/>
+          </w:rPr>
+          <w:t>15:2–10</w:t>
+        </w:r>
+      </w:hyperlink>
+      <w:r>
+        <w:rPr>
+          <w:lang w:val="zh_TW" w:bidi="zh_TW"/>
+        </w:rPr>
+        <w:t>）。其它適合獻素祭的喜慶場合包括潔淨痲瘋病人（</w:t>
+      </w:r>
+      <w:hyperlink r:id="rId270">
+        <w:r>
+          <w:rPr>
+            <w:lang w:val="zh_TW" w:bidi="zh_TW"/>
+          </w:rPr>
+          <w:rPr>
+            <w:color w:val="0000EE"/>
+            <w:u w:val="single"/>
+          </w:rPr>
+          <w:t>利14:10、20–21、31</w:t>
+        </w:r>
+      </w:hyperlink>
+      <w:r>
+        <w:rPr>
+          <w:lang w:val="zh_TW" w:bidi="zh_TW"/>
+        </w:rPr>
+        <w:t>；未指定的穀物數量與一隻鳥）以及拿細耳人圓滿完成誓願（</w:t>
+      </w:r>
+      <w:hyperlink r:id="rId271">
+        <w:r>
+          <w:rPr>
+            <w:lang w:val="zh_TW" w:bidi="zh_TW"/>
+          </w:rPr>
+          <w:rPr>
+            <w:color w:val="0000EE"/>
+            <w:u w:val="single"/>
+          </w:rPr>
+          <w:t>民6:13–15</w:t>
+        </w:r>
+      </w:hyperlink>
+      <w:r>
+        <w:rPr>
+          <w:lang w:val="zh_TW" w:bidi="zh_TW"/>
+        </w:rPr>
+        <w:t>）。</w:t>
+      </w:r>
+    </w:p>
+    <w:p>
+      <w:pPr/>
+      <w:r>
+        <w:rPr>
+          <w:lang w:val="zh_TW" w:bidi="zh_TW"/>
+        </w:rPr>
+      </w:r>
+      <w:r>
+        <w:rPr>
+          <w:lang w:val="zh_TW" w:bidi="zh_TW"/>
+        </w:rPr>
+        <w:t>平安祭之後，通常就是素祭（</w:t>
+      </w:r>
+      <w:hyperlink r:id="rId135">
+        <w:r>
+          <w:rPr>
+            <w:lang w:val="zh_TW" w:bidi="zh_TW"/>
+          </w:rPr>
+          <w:rPr>
+            <w:color w:val="0000EE"/>
+            <w:u w:val="single"/>
+          </w:rPr>
+          <w:t>利7:12–14</w:t>
+        </w:r>
+      </w:hyperlink>
+      <w:r>
+        <w:rPr>
+          <w:lang w:val="zh_TW" w:bidi="zh_TW"/>
+        </w:rPr>
+        <w:t>；</w:t>
+      </w:r>
+      <w:hyperlink r:id="rId272">
+        <w:r>
+          <w:rPr>
+            <w:lang w:val="zh_TW" w:bidi="zh_TW"/>
+          </w:rPr>
+          <w:rPr>
+            <w:color w:val="0000EE"/>
+            <w:u w:val="single"/>
+          </w:rPr>
+          <w:t>民15:4</w:t>
+        </w:r>
+      </w:hyperlink>
+      <w:r>
+        <w:rPr>
+          <w:lang w:val="zh_TW" w:bidi="zh_TW"/>
+        </w:rPr>
+        <w:t>）。祭司可以從成對的餅或薄餅中取其一；剩下的則還給獻祭者，與祭牲肉同食，在他自己所選擇的地點吃。</w:t>
+      </w:r>
+    </w:p>
+    <w:p>
+      <w:pPr/>
+      <w:r>
+        <w:rPr>
+          <w:lang w:val="zh_TW" w:bidi="zh_TW"/>
+        </w:rPr>
+      </w:r>
+      <w:r>
+        <w:rPr>
+          <w:lang w:val="zh_TW" w:bidi="zh_TW"/>
+        </w:rPr>
+        <w:t>其中的一個特例是</w:t>
+      </w:r>
+      <w:r>
+        <w:rPr>
+          <w:lang w:val="zh_TW" w:bidi="zh_TW"/>
+        </w:rPr>
+        <w:t>疑恨的素祭</w:t>
+      </w:r>
+      <w:r>
+        <w:rPr>
+          <w:lang w:val="zh_TW" w:bidi="zh_TW"/>
+        </w:rPr>
+        <w:t>，所使用的十分之一伊法大麥麵，不可加油或乳香（</w:t>
+      </w:r>
+      <w:hyperlink r:id="rId273">
+        <w:r>
+          <w:rPr>
+            <w:lang w:val="zh_TW" w:bidi="zh_TW"/>
+          </w:rPr>
+          <w:rPr>
+            <w:color w:val="0000EE"/>
+            <w:u w:val="single"/>
+          </w:rPr>
+          <w:t>民5:15、18、25–26</w:t>
+        </w:r>
+      </w:hyperlink>
+      <w:r>
+        <w:rPr>
+          <w:lang w:val="zh_TW" w:bidi="zh_TW"/>
+        </w:rPr>
+        <w:t>）。極其貧窮的人，可以獻上十分之一伊法細麥麵，不加油和乳香，作為贖罪祭（</w:t>
+      </w:r>
+      <w:hyperlink r:id="rId204">
+        <w:r>
+          <w:rPr>
+            <w:lang w:val="zh_TW" w:bidi="zh_TW"/>
+          </w:rPr>
+          <w:rPr>
+            <w:color w:val="0000EE"/>
+            <w:u w:val="single"/>
+          </w:rPr>
+          <w:t>利5:11–13</w:t>
+        </w:r>
+      </w:hyperlink>
+      <w:r>
+        <w:rPr>
+          <w:lang w:val="zh_TW" w:bidi="zh_TW"/>
+        </w:rPr>
+        <w:t>）。</w:t>
+      </w:r>
+    </w:p>
+    <w:p>
+      <w:pPr/>
+      <w:r>
+        <w:rPr>
+          <w:lang w:val="zh_TW" w:bidi="zh_TW"/>
+        </w:rPr>
+      </w:r>
+      <w:r>
+        <w:rPr>
+          <w:lang w:val="zh_TW" w:bidi="zh_TW"/>
+        </w:rPr>
+        <w:t>3. 奠祭（</w:t>
+      </w:r>
+      <w:hyperlink r:id="rId274">
+        <w:r>
+          <w:rPr>
+            <w:lang w:val="zh_TW" w:bidi="zh_TW"/>
+          </w:rPr>
+          <w:rPr>
+            <w:color w:val="0000EE"/>
+            <w:u w:val="single"/>
+          </w:rPr>
+          <w:t>民15:1–10</w:t>
+        </w:r>
+      </w:hyperlink>
+      <w:r>
+        <w:rPr>
+          <w:lang w:val="zh_TW" w:bidi="zh_TW"/>
+        </w:rPr>
+        <w:t>）。標準的奠祭，是羊羔配四分之一欣的酒，公羊配三分之一欣，公牛配半欣。這酒（</w:t>
+      </w:r>
+      <w:hyperlink r:id="rId275">
+        <w:r>
+          <w:rPr>
+            <w:lang w:val="zh_TW" w:bidi="zh_TW"/>
+          </w:rPr>
+          <w:rPr>
+            <w:color w:val="0000EE"/>
+            <w:u w:val="single"/>
+          </w:rPr>
+          <w:t>出29:40</w:t>
+        </w:r>
+      </w:hyperlink>
+      <w:r>
+        <w:rPr>
+          <w:lang w:val="zh_TW" w:bidi="zh_TW"/>
+        </w:rPr>
+        <w:t>），也被稱為「濃酒」（</w:t>
+      </w:r>
+      <w:hyperlink r:id="rId276">
+        <w:r>
+          <w:rPr>
+            <w:lang w:val="zh_TW" w:bidi="zh_TW"/>
+          </w:rPr>
+          <w:rPr>
+            <w:color w:val="0000EE"/>
+            <w:u w:val="single"/>
+          </w:rPr>
+          <w:t>民28:7</w:t>
+        </w:r>
+      </w:hyperlink>
+      <w:r>
+        <w:rPr>
+          <w:lang w:val="zh_TW" w:bidi="zh_TW"/>
+        </w:rPr>
+        <w:t>），很可能是刻意用來取代其它民族在禮儀中使用之血的象徵物質（</w:t>
+      </w:r>
+      <w:hyperlink r:id="rId277">
+        <w:r>
+          <w:rPr>
+            <w:lang w:val="zh_TW" w:bidi="zh_TW"/>
+          </w:rPr>
+          <w:rPr>
+            <w:color w:val="0000EE"/>
+            <w:u w:val="single"/>
+          </w:rPr>
+          <w:t>詩16:4</w:t>
+        </w:r>
+      </w:hyperlink>
+      <w:r>
+        <w:rPr>
+          <w:lang w:val="zh_TW" w:bidi="zh_TW"/>
+        </w:rPr>
+        <w:t>）。奠祭亦被歸類為「馨香之氣」的祭物（</w:t>
+      </w:r>
+      <w:hyperlink r:id="rId278">
+        <w:r>
+          <w:rPr>
+            <w:lang w:val="zh_TW" w:bidi="zh_TW"/>
+          </w:rPr>
+          <w:rPr>
+            <w:color w:val="0000EE"/>
+            <w:u w:val="single"/>
+          </w:rPr>
+          <w:t>民15:7</w:t>
+        </w:r>
+      </w:hyperlink>
+      <w:r>
+        <w:rPr>
+          <w:lang w:val="zh_TW" w:bidi="zh_TW"/>
+        </w:rPr>
+        <w:t>）。如同燔祭，奠祭是完全被倒出用盡的；沒有任何留給祭司（</w:t>
+      </w:r>
+      <w:hyperlink r:id="rId276">
+        <w:r>
+          <w:rPr>
+            <w:lang w:val="zh_TW" w:bidi="zh_TW"/>
+          </w:rPr>
+          <w:rPr>
+            <w:color w:val="0000EE"/>
+            <w:u w:val="single"/>
+          </w:rPr>
+          <w:t>28:7</w:t>
+        </w:r>
+      </w:hyperlink>
+      <w:r>
+        <w:rPr>
+          <w:lang w:val="zh_TW" w:bidi="zh_TW"/>
+        </w:rPr>
+        <w:t>）。</w:t>
+      </w:r>
+    </w:p>
+    <w:p>
+      <w:pPr/>
+      <w:r>
+        <w:rPr>
+          <w:lang w:val="zh_TW" w:bidi="zh_TW"/>
+        </w:rPr>
+      </w:r>
+      <w:r>
+        <w:rPr>
+          <w:lang w:val="zh_TW" w:bidi="zh_TW"/>
+        </w:rPr>
+        <w:t>奠祭伴隨於每日常獻的祭（</w:t>
+      </w:r>
+      <w:hyperlink r:id="rId279">
+        <w:r>
+          <w:rPr>
+            <w:lang w:val="zh_TW" w:bidi="zh_TW"/>
+          </w:rPr>
+          <w:rPr>
+            <w:color w:val="0000EE"/>
+            <w:u w:val="single"/>
+          </w:rPr>
+          <w:t>出29:40–41</w:t>
+        </w:r>
+      </w:hyperlink>
+      <w:r>
+        <w:rPr>
+          <w:lang w:val="zh_TW" w:bidi="zh_TW"/>
+        </w:rPr>
+        <w:t>；</w:t>
+      </w:r>
+      <w:hyperlink r:id="rId276">
+        <w:r>
+          <w:rPr>
+            <w:lang w:val="zh_TW" w:bidi="zh_TW"/>
+          </w:rPr>
+          <w:rPr>
+            <w:color w:val="0000EE"/>
+            <w:u w:val="single"/>
+          </w:rPr>
+          <w:t>民28:7</w:t>
+        </w:r>
+      </w:hyperlink>
+      <w:r>
+        <w:rPr>
+          <w:lang w:val="zh_TW" w:bidi="zh_TW"/>
+        </w:rPr>
+        <w:t>）與安息日的獻祭（</w:t>
+      </w:r>
+      <w:hyperlink r:id="rId280">
+        <w:r>
+          <w:rPr>
+            <w:lang w:val="zh_TW" w:bidi="zh_TW"/>
+          </w:rPr>
+          <w:rPr>
+            <w:color w:val="0000EE"/>
+            <w:u w:val="single"/>
+          </w:rPr>
+          <w:t>民28:9</w:t>
+        </w:r>
+      </w:hyperlink>
+      <w:r>
+        <w:rPr>
+          <w:lang w:val="zh_TW" w:bidi="zh_TW"/>
+        </w:rPr>
+        <w:t>），以及新月節。關於住棚節第二日及其後各日的奠祭，經文亦有提及（</w:t>
+      </w:r>
+      <w:hyperlink r:id="rId281">
+        <w:r>
+          <w:rPr>
+            <w:lang w:val="zh_TW" w:bidi="zh_TW"/>
+          </w:rPr>
+          <w:rPr>
+            <w:color w:val="0000EE"/>
+            <w:u w:val="single"/>
+          </w:rPr>
+          <w:t>民29:18、21</w:t>
+        </w:r>
+      </w:hyperlink>
+      <w:r>
+        <w:rPr>
+          <w:lang w:val="zh_TW" w:bidi="zh_TW"/>
+        </w:rPr>
+        <w:t>）；至於第一日未提，可能只是記錄上的疏漏。逾越節、初熟節與吹角節也可能是如此（</w:t>
+      </w:r>
+      <w:hyperlink r:id="rId282">
+        <w:r>
+          <w:rPr>
+            <w:lang w:val="zh_TW" w:bidi="zh_TW"/>
+          </w:rPr>
+          <w:rPr>
+            <w:color w:val="0000EE"/>
+            <w:u w:val="single"/>
+          </w:rPr>
+          <w:t>民28:16–29:11</w:t>
+        </w:r>
+      </w:hyperlink>
+      <w:r>
+        <w:rPr>
+          <w:lang w:val="zh_TW" w:bidi="zh_TW"/>
+        </w:rPr>
+        <w:t>；參</w:t>
+      </w:r>
+      <w:hyperlink r:id="rId283">
+        <w:r>
+          <w:rPr>
+            <w:lang w:val="zh_TW" w:bidi="zh_TW"/>
+          </w:rPr>
+          <w:rPr>
+            <w:color w:val="0000EE"/>
+            <w:u w:val="single"/>
+          </w:rPr>
+          <w:t>結45:11</w:t>
+        </w:r>
+      </w:hyperlink>
+      <w:r>
+        <w:rPr>
+          <w:lang w:val="zh_TW" w:bidi="zh_TW"/>
+        </w:rPr>
+        <w:t>）。拿細耳人完成誓願的禮儀，需要奉獻奠祭（</w:t>
+      </w:r>
+      <w:hyperlink r:id="rId284">
+        <w:r>
+          <w:rPr>
+            <w:lang w:val="zh_TW" w:bidi="zh_TW"/>
+          </w:rPr>
+          <w:rPr>
+            <w:color w:val="0000EE"/>
+            <w:u w:val="single"/>
+          </w:rPr>
+          <w:t>民6:17</w:t>
+        </w:r>
+      </w:hyperlink>
+      <w:r>
+        <w:rPr>
+          <w:lang w:val="zh_TW" w:bidi="zh_TW"/>
+        </w:rPr>
+        <w:t>），但潔淨痲瘋病人則不需要（</w:t>
+      </w:r>
+      <w:hyperlink r:id="rId285">
+        <w:r>
+          <w:rPr>
+            <w:lang w:val="zh_TW" w:bidi="zh_TW"/>
+          </w:rPr>
+          <w:rPr>
+            <w:color w:val="0000EE"/>
+            <w:u w:val="single"/>
+          </w:rPr>
+          <w:t>利14:10–20</w:t>
+        </w:r>
+      </w:hyperlink>
+      <w:r>
+        <w:rPr>
+          <w:lang w:val="zh_TW" w:bidi="zh_TW"/>
+        </w:rPr>
+        <w:t>）。</w:t>
+      </w:r>
+    </w:p>
+    <w:p>
+      <w:pPr>
+        <w:pStyle w:val="Heading4"/>
+      </w:pPr>
+      <w:r>
+        <w:rPr>
+          <w:lang w:val="zh_TW" w:bidi="zh_TW"/>
+        </w:rPr>
+        <w:t>團契獻祭</w:t>
+      </w:r>
+    </w:p>
+    <w:p>
+      <w:pPr/>
+      <w:r>
+        <w:rPr>
+          <w:lang w:val="zh_TW" w:bidi="zh_TW"/>
+        </w:rPr>
+      </w:r>
+      <w:r>
+        <w:rPr>
+          <w:lang w:val="zh_TW" w:bidi="zh_TW"/>
+        </w:rPr>
+        <w:t>這類祭物出於獻祭者的自願，通常不受律例強制，拿細耳人（</w:t>
+      </w:r>
+      <w:hyperlink r:id="rId284">
+        <w:r>
+          <w:rPr>
+            <w:lang w:val="zh_TW" w:bidi="zh_TW"/>
+          </w:rPr>
+          <w:rPr>
+            <w:color w:val="0000EE"/>
+            <w:u w:val="single"/>
+          </w:rPr>
+          <w:t>民6:17</w:t>
+        </w:r>
+      </w:hyperlink>
+      <w:r>
+        <w:rPr>
+          <w:lang w:val="zh_TW" w:bidi="zh_TW"/>
+        </w:rPr>
+        <w:t>）和七七節（</w:t>
+      </w:r>
+      <w:hyperlink r:id="rId163">
+        <w:r>
+          <w:rPr>
+            <w:lang w:val="zh_TW" w:bidi="zh_TW"/>
+          </w:rPr>
+          <w:rPr>
+            <w:color w:val="0000EE"/>
+            <w:u w:val="single"/>
+          </w:rPr>
+          <w:t>利23:19–20</w:t>
+        </w:r>
+      </w:hyperlink>
+      <w:r>
+        <w:rPr>
+          <w:lang w:val="zh_TW" w:bidi="zh_TW"/>
+        </w:rPr>
+        <w:t>）是例外。已經完成贖罪與個人成聖禮儀要求的獻祭者，可以再獻團契之祭。燔祭常隨著這類團契祭物獻上，以進一步表明委身。</w:t>
+      </w:r>
+    </w:p>
+    <w:p>
+      <w:pPr/>
+      <w:r>
+        <w:rPr>
+          <w:lang w:val="zh_TW" w:bidi="zh_TW"/>
+        </w:rPr>
+      </w:r>
+      <w:r>
+        <w:rPr>
+          <w:lang w:val="zh_TW" w:bidi="zh_TW"/>
+        </w:rPr>
+        <w:t>1. 平安祭（</w:t>
+      </w:r>
+      <w:hyperlink r:id="rId130">
+        <w:r>
+          <w:rPr>
+            <w:lang w:val="zh_TW" w:bidi="zh_TW"/>
+          </w:rPr>
+          <w:rPr>
+            <w:color w:val="0000EE"/>
+            <w:u w:val="single"/>
+          </w:rPr>
+          <w:t>利3章</w:t>
+        </w:r>
+      </w:hyperlink>
+      <w:r>
+        <w:rPr>
+          <w:lang w:val="zh_TW" w:bidi="zh_TW"/>
+        </w:rPr>
+        <w:t>，</w:t>
+      </w:r>
+      <w:hyperlink r:id="rId162">
+        <w:r>
+          <w:rPr>
+            <w:lang w:val="zh_TW" w:bidi="zh_TW"/>
+          </w:rPr>
+          <w:rPr>
+            <w:color w:val="0000EE"/>
+            <w:u w:val="single"/>
+          </w:rPr>
+          <w:t>7:11–36</w:t>
+        </w:r>
+      </w:hyperlink>
+      <w:r>
+        <w:rPr>
+          <w:lang w:val="zh_TW" w:bidi="zh_TW"/>
+        </w:rPr>
+        <w:t>；</w:t>
+      </w:r>
+      <w:hyperlink r:id="rId286">
+        <w:r>
+          <w:rPr>
+            <w:lang w:val="zh_TW" w:bidi="zh_TW"/>
+          </w:rPr>
+          <w:rPr>
+            <w:color w:val="0000EE"/>
+            <w:u w:val="single"/>
+          </w:rPr>
+          <w:t>摩5:22</w:t>
+        </w:r>
+      </w:hyperlink>
+      <w:r>
+        <w:rPr>
+          <w:lang w:val="zh_TW" w:bidi="zh_TW"/>
+        </w:rPr>
+        <w:t>）。是所有團契或群體性祭物的基本範疇；其餘各種祭物，只是平安祭之下的子類別。在聖潔程度或限制上，平安祭不像其它祭物那樣嚴格。可獻的牲畜包括牛羊群中的公、母牲口（</w:t>
+      </w:r>
+      <w:hyperlink r:id="rId287">
+        <w:r>
+          <w:rPr>
+            <w:lang w:val="zh_TW" w:bidi="zh_TW"/>
+          </w:rPr>
+          <w:rPr>
+            <w:color w:val="0000EE"/>
+            <w:u w:val="single"/>
+          </w:rPr>
+          <w:t>利3:1、6、12</w:t>
+        </w:r>
+      </w:hyperlink>
+      <w:r>
+        <w:rPr>
+          <w:lang w:val="zh_TW" w:bidi="zh_TW"/>
+        </w:rPr>
+        <w:t>）。除了自願祭中允許牲畜可以</w:t>
+      </w:r>
+      <w:r>
+        <w:rPr>
+          <w:lang w:val="zh_TW" w:bidi="zh_TW"/>
+        </w:rPr>
+        <w:t>有一肢長於另一肢</w:t>
+      </w:r>
+      <w:r>
+        <w:rPr>
+          <w:lang w:val="zh_TW" w:bidi="zh_TW"/>
+        </w:rPr>
+        <w:t>（</w:t>
+      </w:r>
+      <w:hyperlink r:id="rId288">
+        <w:r>
+          <w:rPr>
+            <w:lang w:val="zh_TW" w:bidi="zh_TW"/>
+          </w:rPr>
+          <w:rPr>
+            <w:color w:val="0000EE"/>
+            <w:u w:val="single"/>
+          </w:rPr>
+          <w:t>22:23</w:t>
+        </w:r>
+      </w:hyperlink>
+      <w:r>
+        <w:rPr>
+          <w:lang w:val="zh_TW" w:bidi="zh_TW"/>
+        </w:rPr>
+        <w:t>）的情況外，通常要求沒有殘疾。無酵餅也是必需的，至少在感恩祭（</w:t>
+      </w:r>
+      <w:hyperlink r:id="rId289">
+        <w:r>
+          <w:rPr>
+            <w:lang w:val="zh_TW" w:bidi="zh_TW"/>
+          </w:rPr>
+          <w:rPr>
+            <w:color w:val="0000EE"/>
+            <w:u w:val="single"/>
+          </w:rPr>
+          <w:t>7:12–13</w:t>
+        </w:r>
+      </w:hyperlink>
+      <w:r>
+        <w:rPr>
+          <w:lang w:val="zh_TW" w:bidi="zh_TW"/>
+        </w:rPr>
+        <w:t>）和拿細耳人祭（</w:t>
+      </w:r>
+      <w:hyperlink r:id="rId290">
+        <w:r>
+          <w:rPr>
+            <w:lang w:val="zh_TW" w:bidi="zh_TW"/>
+          </w:rPr>
+          <w:rPr>
+            <w:color w:val="0000EE"/>
+            <w:u w:val="single"/>
+          </w:rPr>
+          <w:t>民6:15–19</w:t>
+        </w:r>
+      </w:hyperlink>
+      <w:r>
+        <w:rPr>
+          <w:lang w:val="zh_TW" w:bidi="zh_TW"/>
+        </w:rPr>
+        <w:t>）當中。以下將討論這三種類型的平安祭及其特點。</w:t>
+      </w:r>
+    </w:p>
+    <w:p>
+      <w:pPr/>
+      <w:r>
+        <w:rPr>
+          <w:lang w:val="zh_TW" w:bidi="zh_TW"/>
+        </w:rPr>
+      </w:r>
+      <w:r>
+        <w:rPr>
+          <w:lang w:val="zh_TW" w:bidi="zh_TW"/>
+        </w:rPr>
+        <w:t>儀式的前半段——呈上祭牲與按手，與其它祭物相同。然而，祭牲要宰殺在會幕院子的門口，而不是在壇的北邊（</w:t>
+      </w:r>
+      <w:hyperlink r:id="rId291">
+        <w:r>
+          <w:rPr>
+            <w:lang w:val="zh_TW" w:bidi="zh_TW"/>
+          </w:rPr>
+          <w:rPr>
+            <w:color w:val="0000EE"/>
+            <w:u w:val="single"/>
+          </w:rPr>
+          <w:t>利3:1–2、7–8、12–13</w:t>
+        </w:r>
+      </w:hyperlink>
+      <w:r>
+        <w:rPr>
+          <w:lang w:val="zh_TW" w:bidi="zh_TW"/>
+        </w:rPr>
+        <w:t>，</w:t>
+      </w:r>
+      <w:hyperlink r:id="rId292">
+        <w:r>
+          <w:rPr>
+            <w:lang w:val="zh_TW" w:bidi="zh_TW"/>
+          </w:rPr>
+          <w:rPr>
+            <w:color w:val="0000EE"/>
+            <w:u w:val="single"/>
+          </w:rPr>
+          <w:t>7:29–30</w:t>
+        </w:r>
+      </w:hyperlink>
+      <w:r>
+        <w:rPr>
+          <w:lang w:val="zh_TW" w:bidi="zh_TW"/>
+        </w:rPr>
+        <w:t>）。祭司收集祭血，像獻燔祭時一樣，把血灑在壇的四圍（</w:t>
+      </w:r>
+      <w:hyperlink r:id="rId293">
+        <w:r>
+          <w:rPr>
+            <w:lang w:val="zh_TW" w:bidi="zh_TW"/>
+          </w:rPr>
+          <w:rPr>
+            <w:color w:val="0000EE"/>
+            <w:u w:val="single"/>
+          </w:rPr>
+          <w:t>3:2、8、13</w:t>
+        </w:r>
+      </w:hyperlink>
+      <w:r>
+        <w:rPr>
+          <w:lang w:val="zh_TW" w:bidi="zh_TW"/>
+        </w:rPr>
+        <w:t>）。最上好的內臟則獻上，成為「馨香之氣」（</w:t>
+      </w:r>
+      <w:hyperlink r:id="rId294">
+        <w:r>
+          <w:rPr>
+            <w:lang w:val="zh_TW" w:bidi="zh_TW"/>
+          </w:rPr>
+          <w:rPr>
+            <w:color w:val="0000EE"/>
+            <w:u w:val="single"/>
+          </w:rPr>
+          <w:t>3:3–5、6–11、14–16</w:t>
+        </w:r>
+      </w:hyperlink>
+      <w:r>
+        <w:rPr>
+          <w:lang w:val="zh_TW" w:bidi="zh_TW"/>
+        </w:rPr>
+        <w:t>）。</w:t>
+      </w:r>
+    </w:p>
+    <w:p>
+      <w:pPr/>
+      <w:r>
+        <w:rPr>
+          <w:lang w:val="zh_TW" w:bidi="zh_TW"/>
+        </w:rPr>
+      </w:r>
+      <w:r>
+        <w:rPr>
+          <w:lang w:val="zh_TW" w:bidi="zh_TW"/>
+        </w:rPr>
+        <w:t>祭司亦會分得一部分祭物。他可以在任何禮儀上潔淨之處食用，並與家人共享（</w:t>
+      </w:r>
+      <w:hyperlink r:id="rId295">
+        <w:r>
+          <w:rPr>
+            <w:lang w:val="zh_TW" w:bidi="zh_TW"/>
+          </w:rPr>
+          <w:rPr>
+            <w:color w:val="0000EE"/>
+            <w:u w:val="single"/>
+          </w:rPr>
+          <w:t>利7:14、30–36</w:t>
+        </w:r>
+      </w:hyperlink>
+      <w:r>
+        <w:rPr>
+          <w:lang w:val="zh_TW" w:bidi="zh_TW"/>
+        </w:rPr>
+        <w:t>；</w:t>
+      </w:r>
+      <w:hyperlink r:id="rId296">
+        <w:r>
+          <w:rPr>
+            <w:lang w:val="zh_TW" w:bidi="zh_TW"/>
+          </w:rPr>
+          <w:rPr>
+            <w:color w:val="0000EE"/>
+            <w:u w:val="single"/>
+          </w:rPr>
+          <w:t>民6:20</w:t>
+        </w:r>
+      </w:hyperlink>
+      <w:r>
+        <w:rPr>
+          <w:lang w:val="zh_TW" w:bidi="zh_TW"/>
+        </w:rPr>
+        <w:t>），這與他在其它祭物中所得的分不同，後者必須在聖殿院內食用（</w:t>
+      </w:r>
+      <w:hyperlink r:id="rId297">
+        <w:r>
+          <w:rPr>
+            <w:lang w:val="zh_TW" w:bidi="zh_TW"/>
+          </w:rPr>
+          <w:rPr>
+            <w:color w:val="0000EE"/>
+            <w:u w:val="single"/>
+          </w:rPr>
+          <w:t>民18:10–11</w:t>
+        </w:r>
+      </w:hyperlink>
+      <w:r>
+        <w:rPr>
+          <w:lang w:val="zh_TW" w:bidi="zh_TW"/>
+        </w:rPr>
+        <w:t>）。祭司從祭物中得一個餅，以及一塊作搖祭的胸和一條作舉祭的右腿。後者即所謂的「舉祭」，這個專門術語源自一個意為「高舉」的字根，有「被舉起之物」的意思。舉祭本身不是特別的禮儀動作。</w:t>
+      </w:r>
+    </w:p>
+    <w:p>
+      <w:pPr/>
+      <w:r>
+        <w:rPr>
+          <w:lang w:val="zh_TW" w:bidi="zh_TW"/>
+        </w:rPr>
+      </w:r>
+      <w:r>
+        <w:rPr>
+          <w:lang w:val="zh_TW" w:bidi="zh_TW"/>
+        </w:rPr>
+        <w:t>平安祭的禮儀以團契筵席為高峰。除在壇上焚燒或給祭司的部分之外，祭牲的其餘肉體都要還給獻祭者。他必須預備一場共同的筵席，與家人及在他所在社群中的利未人一同享用（</w:t>
+      </w:r>
+      <w:hyperlink r:id="rId298">
+        <w:r>
+          <w:rPr>
+            <w:lang w:val="zh_TW" w:bidi="zh_TW"/>
+          </w:rPr>
+          <w:rPr>
+            <w:color w:val="0000EE"/>
+            <w:u w:val="single"/>
+          </w:rPr>
+          <w:t>申12:12、18–19</w:t>
+        </w:r>
+      </w:hyperlink>
+      <w:r>
+        <w:rPr>
+          <w:lang w:val="zh_TW" w:bidi="zh_TW"/>
+        </w:rPr>
+        <w:t>）。這樣的筵席必須在官方的聖所舉行（</w:t>
+      </w:r>
+      <w:hyperlink r:id="rId299">
+        <w:r>
+          <w:rPr>
+            <w:lang w:val="zh_TW" w:bidi="zh_TW"/>
+          </w:rPr>
+          <w:rPr>
+            <w:color w:val="0000EE"/>
+            <w:u w:val="single"/>
+          </w:rPr>
+          <w:t>申12:6–7、11–12、15–19</w:t>
+        </w:r>
+      </w:hyperlink>
+      <w:r>
+        <w:rPr>
+          <w:lang w:val="zh_TW" w:bidi="zh_TW"/>
+        </w:rPr>
+        <w:t>；參</w:t>
+      </w:r>
+      <w:hyperlink r:id="rId300">
+        <w:r>
+          <w:rPr>
+            <w:lang w:val="zh_TW" w:bidi="zh_TW"/>
+          </w:rPr>
+          <w:rPr>
+            <w:color w:val="0000EE"/>
+            <w:u w:val="single"/>
+          </w:rPr>
+          <w:t>撒上1:3–4</w:t>
+        </w:r>
+      </w:hyperlink>
+      <w:r>
+        <w:rPr>
+          <w:lang w:val="zh_TW" w:bidi="zh_TW"/>
+        </w:rPr>
+        <w:t>），且參與者須遵守嚴格的禮儀潔淨規定（</w:t>
+      </w:r>
+      <w:hyperlink r:id="rId301">
+        <w:r>
+          <w:rPr>
+            <w:lang w:val="zh_TW" w:bidi="zh_TW"/>
+          </w:rPr>
+          <w:rPr>
+            <w:color w:val="0000EE"/>
+            <w:u w:val="single"/>
+          </w:rPr>
+          <w:t>利7:19–21</w:t>
+        </w:r>
+      </w:hyperlink>
+      <w:r>
+        <w:rPr>
+          <w:lang w:val="zh_TW" w:bidi="zh_TW"/>
+        </w:rPr>
+        <w:t>，</w:t>
+      </w:r>
+      <w:hyperlink r:id="rId302">
+        <w:r>
+          <w:rPr>
+            <w:lang w:val="zh_TW" w:bidi="zh_TW"/>
+          </w:rPr>
+          <w:rPr>
+            <w:color w:val="0000EE"/>
+            <w:u w:val="single"/>
+          </w:rPr>
+          <w:t>19:5–8</w:t>
+        </w:r>
+      </w:hyperlink>
+      <w:r>
+        <w:rPr>
+          <w:lang w:val="zh_TW" w:bidi="zh_TW"/>
+        </w:rPr>
+        <w:t>）。有別於另一類筵席，那類筵席同樣宰殺牲畜，但無論在任何地方的祭壇皆可進行（</w:t>
+      </w:r>
+      <w:hyperlink r:id="rId303">
+        <w:r>
+          <w:rPr>
+            <w:lang w:val="zh_TW" w:bidi="zh_TW"/>
+          </w:rPr>
+          <w:rPr>
+            <w:color w:val="0000EE"/>
+            <w:u w:val="single"/>
+          </w:rPr>
+          <w:t>申12:16、20–22</w:t>
+        </w:r>
+      </w:hyperlink>
+      <w:r>
+        <w:rPr>
+          <w:lang w:val="zh_TW" w:bidi="zh_TW"/>
+        </w:rPr>
+        <w:t>）。感謝獻平安祭的肉，必須在獻祭當天吃完（</w:t>
+      </w:r>
+      <w:hyperlink r:id="rId304">
+        <w:r>
+          <w:rPr>
+            <w:lang w:val="zh_TW" w:bidi="zh_TW"/>
+          </w:rPr>
+          <w:rPr>
+            <w:color w:val="0000EE"/>
+            <w:u w:val="single"/>
+          </w:rPr>
+          <w:t>利7:15</w:t>
+        </w:r>
+      </w:hyperlink>
+      <w:r>
+        <w:rPr>
+          <w:lang w:val="zh_TW" w:bidi="zh_TW"/>
+        </w:rPr>
+        <w:t>），至於還願祭或甘心祭的肉，則可延至第二日吃完（</w:t>
+      </w:r>
+      <w:hyperlink r:id="rId305">
+        <w:r>
+          <w:rPr>
+            <w:lang w:val="zh_TW" w:bidi="zh_TW"/>
+          </w:rPr>
+          <w:rPr>
+            <w:color w:val="0000EE"/>
+            <w:u w:val="single"/>
+          </w:rPr>
+          <w:t>16–18節</w:t>
+        </w:r>
+      </w:hyperlink>
+      <w:r>
+        <w:rPr>
+          <w:lang w:val="zh_TW" w:bidi="zh_TW"/>
+        </w:rPr>
+        <w:t>）。其餘剩下的，必須在期限屆滿前焚燒。</w:t>
+      </w:r>
+    </w:p>
+    <w:p>
+      <w:pPr/>
+      <w:r>
+        <w:rPr>
+          <w:lang w:val="zh_TW" w:bidi="zh_TW"/>
+        </w:rPr>
+      </w:r>
+      <w:r>
+        <w:rPr>
+          <w:lang w:val="zh_TW" w:bidi="zh_TW"/>
+        </w:rPr>
+        <w:t>只有三次是明確要求獻平安祭：在七七節（</w:t>
+      </w:r>
+      <w:hyperlink r:id="rId163">
+        <w:r>
+          <w:rPr>
+            <w:lang w:val="zh_TW" w:bidi="zh_TW"/>
+          </w:rPr>
+          <w:rPr>
+            <w:color w:val="0000EE"/>
+            <w:u w:val="single"/>
+          </w:rPr>
+          <w:t>利23:19–20</w:t>
+        </w:r>
+      </w:hyperlink>
+      <w:r>
+        <w:rPr>
+          <w:lang w:val="zh_TW" w:bidi="zh_TW"/>
+        </w:rPr>
+        <w:t>）、拿細耳人完成誓願之時（</w:t>
+      </w:r>
+      <w:hyperlink r:id="rId306">
+        <w:r>
+          <w:rPr>
+            <w:lang w:val="zh_TW" w:bidi="zh_TW"/>
+          </w:rPr>
+          <w:rPr>
+            <w:color w:val="0000EE"/>
+            <w:u w:val="single"/>
+          </w:rPr>
+          <w:t>民6:17–20</w:t>
+        </w:r>
+      </w:hyperlink>
+      <w:r>
+        <w:rPr>
+          <w:lang w:val="zh_TW" w:bidi="zh_TW"/>
+        </w:rPr>
+        <w:t>），以及祭司就職禮（</w:t>
+      </w:r>
+      <w:hyperlink r:id="rId307">
+        <w:r>
+          <w:rPr>
+            <w:lang w:val="zh_TW" w:bidi="zh_TW"/>
+          </w:rPr>
+          <w:rPr>
+            <w:color w:val="0000EE"/>
+            <w:u w:val="single"/>
+          </w:rPr>
+          <w:t>出29:19–22、28</w:t>
+        </w:r>
+      </w:hyperlink>
+      <w:r>
+        <w:rPr>
+          <w:lang w:val="zh_TW" w:bidi="zh_TW"/>
+        </w:rPr>
+        <w:t>）。其它公共禮儀場合包括聖殿的奉獻典禮（</w:t>
+      </w:r>
+      <w:hyperlink r:id="rId308">
+        <w:r>
+          <w:rPr>
+            <w:lang w:val="zh_TW" w:bidi="zh_TW"/>
+          </w:rPr>
+          <w:rPr>
+            <w:color w:val="0000EE"/>
+            <w:u w:val="single"/>
+          </w:rPr>
+          <w:t>王上8:63</w:t>
+        </w:r>
+      </w:hyperlink>
+      <w:r>
+        <w:rPr>
+          <w:lang w:val="zh_TW" w:bidi="zh_TW"/>
+        </w:rPr>
+        <w:t>；</w:t>
+      </w:r>
+      <w:hyperlink r:id="rId309">
+        <w:r>
+          <w:rPr>
+            <w:lang w:val="zh_TW" w:bidi="zh_TW"/>
+          </w:rPr>
+          <w:rPr>
+            <w:color w:val="0000EE"/>
+            <w:u w:val="single"/>
+          </w:rPr>
+          <w:t>代下7:5</w:t>
+        </w:r>
+      </w:hyperlink>
+      <w:r>
+        <w:rPr>
+          <w:lang w:val="zh_TW" w:bidi="zh_TW"/>
+        </w:rPr>
+        <w:t>）。在全國層面，平安祭會在某些重大事件後被獻上：如軍事行動勝利告終（</w:t>
+      </w:r>
+      <w:hyperlink r:id="rId310">
+        <w:r>
+          <w:rPr>
+            <w:lang w:val="zh_TW" w:bidi="zh_TW"/>
+          </w:rPr>
+          <w:rPr>
+            <w:color w:val="0000EE"/>
+            <w:u w:val="single"/>
+          </w:rPr>
+          <w:t>撒上11:15</w:t>
+        </w:r>
+      </w:hyperlink>
+      <w:r>
+        <w:rPr>
+          <w:lang w:val="zh_TW" w:bidi="zh_TW"/>
+        </w:rPr>
+        <w:t>）、饑荒或瘟疫止息（</w:t>
+      </w:r>
+      <w:hyperlink r:id="rId311">
+        <w:r>
+          <w:rPr>
+            <w:lang w:val="zh_TW" w:bidi="zh_TW"/>
+          </w:rPr>
+          <w:rPr>
+            <w:color w:val="0000EE"/>
+            <w:u w:val="single"/>
+          </w:rPr>
+          <w:t>撒下24:25</w:t>
+        </w:r>
+      </w:hyperlink>
+      <w:r>
+        <w:rPr>
+          <w:lang w:val="zh_TW" w:bidi="zh_TW"/>
+        </w:rPr>
+        <w:t>）、王位繼承人的確認（</w:t>
+      </w:r>
+      <w:hyperlink r:id="rId312">
+        <w:r>
+          <w:rPr>
+            <w:lang w:val="zh_TW" w:bidi="zh_TW"/>
+          </w:rPr>
+          <w:rPr>
+            <w:color w:val="0000EE"/>
+            <w:u w:val="single"/>
+          </w:rPr>
+          <w:t>王上1:9、19</w:t>
+        </w:r>
+      </w:hyperlink>
+      <w:r>
+        <w:rPr>
+          <w:lang w:val="zh_TW" w:bidi="zh_TW"/>
+        </w:rPr>
+        <w:t>），或宗教復興之時（</w:t>
+      </w:r>
+      <w:hyperlink r:id="rId313">
+        <w:r>
+          <w:rPr>
+            <w:lang w:val="zh_TW" w:bidi="zh_TW"/>
+          </w:rPr>
+          <w:rPr>
+            <w:color w:val="0000EE"/>
+            <w:u w:val="single"/>
+          </w:rPr>
+          <w:t>代下29:31–36</w:t>
+        </w:r>
+      </w:hyperlink>
+      <w:r>
+        <w:rPr>
+          <w:lang w:val="zh_TW" w:bidi="zh_TW"/>
+        </w:rPr>
+        <w:t>）。在地方層面，每年家族團聚時（</w:t>
+      </w:r>
+      <w:hyperlink r:id="rId314">
+        <w:r>
+          <w:rPr>
+            <w:lang w:val="zh_TW" w:bidi="zh_TW"/>
+          </w:rPr>
+          <w:rPr>
+            <w:color w:val="0000EE"/>
+            <w:u w:val="single"/>
+          </w:rPr>
+          <w:t>撒上20:6</w:t>
+        </w:r>
+      </w:hyperlink>
+      <w:r>
+        <w:rPr>
+          <w:lang w:val="zh_TW" w:bidi="zh_TW"/>
+        </w:rPr>
+        <w:t>）或其它節慶場合，例如初熟節的收割（</w:t>
+      </w:r>
+      <w:hyperlink r:id="rId315">
+        <w:r>
+          <w:rPr>
+            <w:lang w:val="zh_TW" w:bidi="zh_TW"/>
+          </w:rPr>
+          <w:rPr>
+            <w:color w:val="0000EE"/>
+            <w:u w:val="single"/>
+          </w:rPr>
+          <w:t>出22:29–31</w:t>
+        </w:r>
+      </w:hyperlink>
+      <w:r>
+        <w:rPr>
+          <w:lang w:val="zh_TW" w:bidi="zh_TW"/>
+        </w:rPr>
+        <w:t>；</w:t>
+      </w:r>
+      <w:hyperlink r:id="rId316">
+        <w:r>
+          <w:rPr>
+            <w:lang w:val="zh_TW" w:bidi="zh_TW"/>
+          </w:rPr>
+          <w:rPr>
+            <w:color w:val="0000EE"/>
+            <w:u w:val="single"/>
+          </w:rPr>
+          <w:t>撒上9:11–14、22–24</w:t>
+        </w:r>
+      </w:hyperlink>
+      <w:r>
+        <w:rPr>
+          <w:lang w:val="zh_TW" w:bidi="zh_TW"/>
+        </w:rPr>
+        <w:t>，</w:t>
+      </w:r>
+      <w:hyperlink r:id="rId317">
+        <w:r>
+          <w:rPr>
+            <w:lang w:val="zh_TW" w:bidi="zh_TW"/>
+          </w:rPr>
+          <w:rPr>
+            <w:color w:val="0000EE"/>
+            <w:u w:val="single"/>
+          </w:rPr>
+          <w:t>16:4–5</w:t>
+        </w:r>
+      </w:hyperlink>
+      <w:r>
+        <w:rPr>
+          <w:lang w:val="zh_TW" w:bidi="zh_TW"/>
+        </w:rPr>
+        <w:t>），也會獻平安祭。</w:t>
+      </w:r>
+    </w:p>
+    <w:p>
+      <w:pPr/>
+      <w:r>
+        <w:rPr>
+          <w:lang w:val="zh_TW" w:bidi="zh_TW"/>
+        </w:rPr>
+      </w:r>
+      <w:r>
+        <w:rPr>
+          <w:lang w:val="zh_TW" w:bidi="zh_TW"/>
+        </w:rPr>
+        <w:t>2. 搖祭。平安祭的第一個部分，要在主面前「搖一搖」，表示祭司是以神代表的身分來食用這一分（其實際動作顯然有點像揮動鋸子或杖，</w:t>
+      </w:r>
+      <w:hyperlink r:id="rId318">
+        <w:r>
+          <w:rPr>
+            <w:lang w:val="zh_TW" w:bidi="zh_TW"/>
+          </w:rPr>
+          <w:rPr>
+            <w:color w:val="0000EE"/>
+            <w:u w:val="single"/>
+          </w:rPr>
+          <w:t>賽10:15</w:t>
+        </w:r>
+      </w:hyperlink>
+      <w:r>
+        <w:rPr>
+          <w:lang w:val="zh_TW" w:bidi="zh_TW"/>
+        </w:rPr>
+        <w:t>）。同樣的專業術語「搖祭」也用於其它類型的祭品：捐贈用於製作宗教器物的貴金屬（</w:t>
+      </w:r>
+      <w:hyperlink r:id="rId319">
+        <w:r>
+          <w:rPr>
+            <w:lang w:val="zh_TW" w:bidi="zh_TW"/>
+          </w:rPr>
+          <w:rPr>
+            <w:color w:val="0000EE"/>
+            <w:u w:val="single"/>
+          </w:rPr>
+          <w:t>出35:22</w:t>
+        </w:r>
+      </w:hyperlink>
+      <w:r>
+        <w:rPr>
+          <w:lang w:val="zh_TW" w:bidi="zh_TW"/>
+        </w:rPr>
+        <w:t>，</w:t>
+      </w:r>
+      <w:hyperlink r:id="rId320">
+        <w:r>
+          <w:rPr>
+            <w:lang w:val="zh_TW" w:bidi="zh_TW"/>
+          </w:rPr>
+          <w:rPr>
+            <w:color w:val="0000EE"/>
+            <w:u w:val="single"/>
+          </w:rPr>
+          <w:t>38:29</w:t>
+        </w:r>
+      </w:hyperlink>
+      <w:r>
+        <w:rPr>
+          <w:lang w:val="zh_TW" w:bidi="zh_TW"/>
+        </w:rPr>
+        <w:t>）和潔淨痲瘋病人的贖愆祭（</w:t>
+      </w:r>
+      <w:hyperlink r:id="rId321">
+        <w:r>
+          <w:rPr>
+            <w:lang w:val="zh_TW" w:bidi="zh_TW"/>
+          </w:rPr>
+          <w:rPr>
+            <w:color w:val="0000EE"/>
+            <w:u w:val="single"/>
+          </w:rPr>
+          <w:t>利14:12</w:t>
+        </w:r>
+      </w:hyperlink>
+      <w:r>
+        <w:rPr>
+          <w:lang w:val="zh_TW" w:bidi="zh_TW"/>
+        </w:rPr>
+        <w:t>）。</w:t>
+      </w:r>
+    </w:p>
+    <w:p>
+      <w:pPr/>
+      <w:r>
+        <w:rPr>
+          <w:lang w:val="zh_TW" w:bidi="zh_TW"/>
+        </w:rPr>
+      </w:r>
+      <w:r>
+        <w:rPr>
+          <w:lang w:val="zh_TW" w:bidi="zh_TW"/>
+        </w:rPr>
+        <w:t>3. 甘心祭。這些禮物是在每年三次的聖會中所獻上的（</w:t>
+      </w:r>
+      <w:hyperlink r:id="rId322">
+        <w:r>
+          <w:rPr>
+            <w:lang w:val="zh_TW" w:bidi="zh_TW"/>
+          </w:rPr>
+          <w:rPr>
+            <w:color w:val="0000EE"/>
+            <w:u w:val="single"/>
+          </w:rPr>
+          <w:t>出23:16</w:t>
+        </w:r>
+      </w:hyperlink>
+      <w:r>
+        <w:rPr>
+          <w:lang w:val="zh_TW" w:bidi="zh_TW"/>
+        </w:rPr>
+        <w:t>，</w:t>
+      </w:r>
+      <w:hyperlink r:id="rId323">
+        <w:r>
+          <w:rPr>
+            <w:lang w:val="zh_TW" w:bidi="zh_TW"/>
+          </w:rPr>
+          <w:rPr>
+            <w:color w:val="0000EE"/>
+            <w:u w:val="single"/>
+          </w:rPr>
+          <w:t>34:20</w:t>
+        </w:r>
+      </w:hyperlink>
+      <w:r>
+        <w:rPr>
+          <w:lang w:val="zh_TW" w:bidi="zh_TW"/>
+        </w:rPr>
+        <w:t>；</w:t>
+      </w:r>
+      <w:hyperlink r:id="rId324">
+        <w:r>
+          <w:rPr>
+            <w:lang w:val="zh_TW" w:bidi="zh_TW"/>
+          </w:rPr>
+          <w:rPr>
+            <w:color w:val="0000EE"/>
+            <w:u w:val="single"/>
+          </w:rPr>
+          <w:t>申16:10、16–17</w:t>
+        </w:r>
+      </w:hyperlink>
+      <w:r>
+        <w:rPr>
+          <w:lang w:val="zh_TW" w:bidi="zh_TW"/>
+        </w:rPr>
+        <w:t>；</w:t>
+      </w:r>
+      <w:hyperlink r:id="rId325">
+        <w:r>
+          <w:rPr>
+            <w:lang w:val="zh_TW" w:bidi="zh_TW"/>
+          </w:rPr>
+          <w:rPr>
+            <w:color w:val="0000EE"/>
+            <w:u w:val="single"/>
+          </w:rPr>
+          <w:t>代下35:8</w:t>
+        </w:r>
+      </w:hyperlink>
+      <w:r>
+        <w:rPr>
+          <w:lang w:val="zh_TW" w:bidi="zh_TW"/>
+        </w:rPr>
+        <w:t>；</w:t>
+      </w:r>
+      <w:hyperlink r:id="rId326">
+        <w:r>
+          <w:rPr>
+            <w:lang w:val="zh_TW" w:bidi="zh_TW"/>
+          </w:rPr>
+          <w:rPr>
+            <w:color w:val="0000EE"/>
+            <w:u w:val="single"/>
+          </w:rPr>
+          <w:t>拉3:5</w:t>
+        </w:r>
+      </w:hyperlink>
+      <w:r>
+        <w:rPr>
+          <w:lang w:val="zh_TW" w:bidi="zh_TW"/>
+        </w:rPr>
+        <w:t>），是自願的（</w:t>
+      </w:r>
+      <w:hyperlink r:id="rId327">
+        <w:r>
+          <w:rPr>
+            <w:lang w:val="zh_TW" w:bidi="zh_TW"/>
+          </w:rPr>
+          <w:rPr>
+            <w:color w:val="0000EE"/>
+            <w:u w:val="single"/>
+          </w:rPr>
+          <w:t>利7:16</w:t>
+        </w:r>
+      </w:hyperlink>
+      <w:r>
+        <w:rPr>
+          <w:lang w:val="zh_TW" w:bidi="zh_TW"/>
+        </w:rPr>
+        <w:t>，</w:t>
+      </w:r>
+      <w:hyperlink r:id="rId328">
+        <w:r>
+          <w:rPr>
+            <w:lang w:val="zh_TW" w:bidi="zh_TW"/>
+          </w:rPr>
+          <w:rPr>
+            <w:color w:val="0000EE"/>
+            <w:u w:val="single"/>
+          </w:rPr>
+          <w:t>22:18、21–23</w:t>
+        </w:r>
+      </w:hyperlink>
+      <w:r>
+        <w:rPr>
+          <w:lang w:val="zh_TW" w:bidi="zh_TW"/>
+        </w:rPr>
+        <w:t>，</w:t>
+      </w:r>
+      <w:hyperlink r:id="rId329">
+        <w:r>
+          <w:rPr>
+            <w:lang w:val="zh_TW" w:bidi="zh_TW"/>
+          </w:rPr>
+          <w:rPr>
+            <w:color w:val="0000EE"/>
+            <w:u w:val="single"/>
+          </w:rPr>
+          <w:t>23:28</w:t>
+        </w:r>
+      </w:hyperlink>
+      <w:r>
+        <w:rPr>
+          <w:lang w:val="zh_TW" w:bidi="zh_TW"/>
+        </w:rPr>
+        <w:t>；</w:t>
+      </w:r>
+      <w:hyperlink r:id="rId330">
+        <w:r>
+          <w:rPr>
+            <w:lang w:val="zh_TW" w:bidi="zh_TW"/>
+          </w:rPr>
+          <w:rPr>
+            <w:color w:val="0000EE"/>
+            <w:u w:val="single"/>
+          </w:rPr>
+          <w:t>民15:3</w:t>
+        </w:r>
+      </w:hyperlink>
+      <w:r>
+        <w:rPr>
+          <w:lang w:val="zh_TW" w:bidi="zh_TW"/>
+        </w:rPr>
+        <w:t>，</w:t>
+      </w:r>
+      <w:hyperlink r:id="rId331">
+        <w:r>
+          <w:rPr>
+            <w:lang w:val="zh_TW" w:bidi="zh_TW"/>
+          </w:rPr>
+          <w:rPr>
+            <w:color w:val="0000EE"/>
+            <w:u w:val="single"/>
+          </w:rPr>
+          <w:t>29:39</w:t>
+        </w:r>
+      </w:hyperlink>
+      <w:r>
+        <w:rPr>
+          <w:lang w:val="zh_TW" w:bidi="zh_TW"/>
+        </w:rPr>
+        <w:t>；</w:t>
+      </w:r>
+      <w:hyperlink r:id="rId332">
+        <w:r>
+          <w:rPr>
+            <w:lang w:val="zh_TW" w:bidi="zh_TW"/>
+          </w:rPr>
+          <w:rPr>
+            <w:color w:val="0000EE"/>
+            <w:u w:val="single"/>
+          </w:rPr>
+          <w:t>申12:6、17</w:t>
+        </w:r>
+      </w:hyperlink>
+      <w:r>
+        <w:rPr>
+          <w:lang w:val="zh_TW" w:bidi="zh_TW"/>
+        </w:rPr>
+        <w:t>）。如同自願祭，甘心祭可以是燔祭，也可以是平安祭（</w:t>
+      </w:r>
+      <w:hyperlink r:id="rId333">
+        <w:r>
+          <w:rPr>
+            <w:lang w:val="zh_TW" w:bidi="zh_TW"/>
+          </w:rPr>
+          <w:rPr>
+            <w:color w:val="0000EE"/>
+            <w:u w:val="single"/>
+          </w:rPr>
+          <w:t>利22:17–24</w:t>
+        </w:r>
+      </w:hyperlink>
+      <w:r>
+        <w:rPr>
+          <w:lang w:val="zh_TW" w:bidi="zh_TW"/>
+        </w:rPr>
+        <w:t>；</w:t>
+      </w:r>
+      <w:hyperlink r:id="rId334">
+        <w:r>
+          <w:rPr>
+            <w:lang w:val="zh_TW" w:bidi="zh_TW"/>
+          </w:rPr>
+          <w:rPr>
+            <w:color w:val="0000EE"/>
+            <w:u w:val="single"/>
+          </w:rPr>
+          <w:t>結46:12</w:t>
+        </w:r>
+      </w:hyperlink>
+      <w:r>
+        <w:rPr>
+          <w:lang w:val="zh_TW" w:bidi="zh_TW"/>
+        </w:rPr>
+        <w:t>）。如果是後者，肉可以在第二天吃，但必須在第三天之前燒掉（</w:t>
+      </w:r>
+      <w:hyperlink r:id="rId335">
+        <w:r>
+          <w:rPr>
+            <w:lang w:val="zh_TW" w:bidi="zh_TW"/>
+          </w:rPr>
+          <w:rPr>
+            <w:color w:val="0000EE"/>
+            <w:u w:val="single"/>
+          </w:rPr>
+          <w:t>利7:16–17</w:t>
+        </w:r>
+      </w:hyperlink>
+      <w:r>
+        <w:rPr>
+          <w:lang w:val="zh_TW" w:bidi="zh_TW"/>
+        </w:rPr>
+        <w:t>）。與其它一些平安祭不同，被獻祭的牲畜可以有一肢長於另一肢（</w:t>
+      </w:r>
+      <w:hyperlink r:id="rId288">
+        <w:r>
+          <w:rPr>
+            <w:lang w:val="zh_TW" w:bidi="zh_TW"/>
+          </w:rPr>
+          <w:rPr>
+            <w:color w:val="0000EE"/>
+            <w:u w:val="single"/>
+          </w:rPr>
+          <w:t>22:23</w:t>
+        </w:r>
+      </w:hyperlink>
+      <w:r>
+        <w:rPr>
+          <w:lang w:val="zh_TW" w:bidi="zh_TW"/>
+        </w:rPr>
+        <w:t>）。</w:t>
+      </w:r>
+    </w:p>
+    <w:p>
+      <w:pPr/>
+      <w:r>
+        <w:rPr>
+          <w:lang w:val="zh_TW" w:bidi="zh_TW"/>
+        </w:rPr>
+      </w:r>
+      <w:r>
+        <w:rPr>
+          <w:lang w:val="zh_TW" w:bidi="zh_TW"/>
+        </w:rPr>
+        <w:t>4. 按立祭。這個希伯來詞語用來指寶石的鑲座（</w:t>
+      </w:r>
+      <w:hyperlink r:id="rId336">
+        <w:r>
+          <w:rPr>
+            <w:lang w:val="zh_TW" w:bidi="zh_TW"/>
+          </w:rPr>
+          <w:rPr>
+            <w:color w:val="0000EE"/>
+            <w:u w:val="single"/>
+          </w:rPr>
+          <w:t>出25:7，</w:t>
+        </w:r>
+      </w:hyperlink>
+      <w:hyperlink r:id="rId337">
+        <w:r>
+          <w:rPr>
+            <w:lang w:val="zh_TW" w:bidi="zh_TW"/>
+          </w:rPr>
+          <w:rPr>
+            <w:color w:val="0000EE"/>
+            <w:u w:val="single"/>
+          </w:rPr>
+          <w:t>35:9、27</w:t>
+        </w:r>
+      </w:hyperlink>
+      <w:r>
+        <w:rPr>
+          <w:lang w:val="zh_TW" w:bidi="zh_TW"/>
+        </w:rPr>
+        <w:t>；</w:t>
+      </w:r>
+      <w:hyperlink r:id="rId338">
+        <w:r>
+          <w:rPr>
+            <w:lang w:val="zh_TW" w:bidi="zh_TW"/>
+          </w:rPr>
+          <w:rPr>
+            <w:color w:val="0000EE"/>
+            <w:u w:val="single"/>
+          </w:rPr>
+          <w:t>代上29:2</w:t>
+        </w:r>
+      </w:hyperlink>
+      <w:r>
+        <w:rPr>
+          <w:lang w:val="zh_TW" w:bidi="zh_TW"/>
+        </w:rPr>
+        <w:t>），因此「按立」似乎是一個合適的翻譯。它與「按手」的行動有關，這是一種將某人分別為聖、委任其擔任神聖職分的禮儀動作（</w:t>
+      </w:r>
+      <w:hyperlink r:id="rId339">
+        <w:r>
+          <w:rPr>
+            <w:lang w:val="zh_TW" w:bidi="zh_TW"/>
+          </w:rPr>
+          <w:rPr>
+            <w:color w:val="0000EE"/>
+            <w:u w:val="single"/>
+          </w:rPr>
+          <w:t>出28:41</w:t>
+        </w:r>
+      </w:hyperlink>
+      <w:r>
+        <w:rPr>
+          <w:lang w:val="zh_TW" w:bidi="zh_TW"/>
+        </w:rPr>
+        <w:t>，參</w:t>
+      </w:r>
+      <w:hyperlink r:id="rId340">
+        <w:r>
+          <w:rPr>
+            <w:lang w:val="zh_TW" w:bidi="zh_TW"/>
+          </w:rPr>
+          <w:rPr>
+            <w:color w:val="0000EE"/>
+            <w:u w:val="single"/>
+          </w:rPr>
+          <w:t>32:29</w:t>
+        </w:r>
+      </w:hyperlink>
+      <w:r>
+        <w:rPr>
+          <w:lang w:val="zh_TW" w:bidi="zh_TW"/>
+        </w:rPr>
+        <w:t>），並要求禮儀上的潔淨與屬靈的委身（</w:t>
+      </w:r>
+      <w:hyperlink r:id="rId341">
+        <w:r>
+          <w:rPr>
+            <w:lang w:val="zh_TW" w:bidi="zh_TW"/>
+          </w:rPr>
+          <w:rPr>
+            <w:color w:val="0000EE"/>
+            <w:u w:val="single"/>
+          </w:rPr>
+          <w:t>代下29:31</w:t>
+        </w:r>
+      </w:hyperlink>
+      <w:r>
+        <w:rPr>
+          <w:lang w:val="zh_TW" w:bidi="zh_TW"/>
+        </w:rPr>
+        <w:t>）。首次祭司就職時所行使的按立禮細節，載於兩處經文（</w:t>
+      </w:r>
+      <w:hyperlink r:id="rId190">
+        <w:r>
+          <w:rPr>
+            <w:lang w:val="zh_TW" w:bidi="zh_TW"/>
+          </w:rPr>
+          <w:rPr>
+            <w:color w:val="0000EE"/>
+            <w:u w:val="single"/>
+          </w:rPr>
+          <w:t>出29:19–34</w:t>
+        </w:r>
+      </w:hyperlink>
+      <w:r>
+        <w:rPr>
+          <w:lang w:val="zh_TW" w:bidi="zh_TW"/>
+        </w:rPr>
+        <w:t>；</w:t>
+      </w:r>
+      <w:hyperlink r:id="rId342">
+        <w:r>
+          <w:rPr>
+            <w:lang w:val="zh_TW" w:bidi="zh_TW"/>
+          </w:rPr>
+          <w:rPr>
+            <w:color w:val="0000EE"/>
+            <w:u w:val="single"/>
+          </w:rPr>
+          <w:t>利8:22–32</w:t>
+        </w:r>
+      </w:hyperlink>
+      <w:r>
+        <w:rPr>
+          <w:lang w:val="zh_TW" w:bidi="zh_TW"/>
+        </w:rPr>
+        <w:t>）。</w:t>
+      </w:r>
+    </w:p>
+    <w:p>
+      <w:pPr/>
+      <w:r>
+        <w:rPr>
+          <w:lang w:val="zh_TW" w:bidi="zh_TW"/>
+        </w:rPr>
+      </w:r>
+      <w:r>
+        <w:rPr>
+          <w:i/>
+          <w:lang w:val="zh_TW" w:bidi="zh_TW"/>
+        </w:rPr>
+        <w:t>另見</w:t>
+      </w:r>
+      <w:r>
+        <w:rPr>
+          <w:lang w:val="zh_TW" w:bidi="zh_TW"/>
+        </w:rPr>
+        <w:t>贖罪</w:t>
+      </w:r>
+      <w:r>
+        <w:rPr>
+          <w:lang w:val="zh_TW" w:bidi="zh_TW"/>
+        </w:rPr>
+        <w:t>；</w:t>
+      </w:r>
+      <w:r>
+        <w:rPr>
+          <w:lang w:val="zh_TW" w:bidi="zh_TW"/>
+        </w:rPr>
+        <w:t>關於潔淨與不潔淨的條例</w:t>
+      </w:r>
+      <w:r>
+        <w:rPr>
+          <w:lang w:val="zh_TW" w:bidi="zh_TW"/>
+        </w:rPr>
+        <w:t>；</w:t>
+      </w:r>
+      <w:r>
+        <w:rPr>
+          <w:lang w:val="zh_TW" w:bidi="zh_TW"/>
+        </w:rPr>
+        <w:t>以色列的筵席和節期</w:t>
+      </w:r>
+      <w:r>
+        <w:rPr>
+          <w:lang w:val="zh_TW" w:bidi="zh_TW"/>
+        </w:rPr>
+        <w:t>；</w:t>
+      </w:r>
+      <w:r>
+        <w:rPr>
+          <w:lang w:val="zh_TW" w:bidi="zh_TW"/>
+        </w:rPr>
+        <w:t>會幕</w:t>
+      </w:r>
+      <w:r>
+        <w:rPr>
+          <w:lang w:val="zh_TW" w:bidi="zh_TW"/>
+        </w:rPr>
+        <w:t>；</w:t>
+      </w:r>
+      <w:r>
+        <w:rPr>
+          <w:lang w:val="zh_TW" w:bidi="zh_TW"/>
+        </w:rPr>
+        <w:t>聖殿</w:t>
+      </w:r>
+      <w:r>
+        <w:rPr>
+          <w:lang w:val="zh_TW" w:bidi="zh_TW"/>
+        </w:rPr>
+        <w:t>。</w:t>
       </w:r>
       <w:r>
         <w:rPr>
@@ -3232,18 +10521,6 @@
   <w:num w:numId="13" w16cid:durableId="592781308">
     <w:abstractNumId w:val="11"/>
   </w:num>
-  <w:num w:numId="14">
-    <w:abstractNumId w:val="3"/>
-    <w:lvlOverride w:ilvl="0">
-      <w:startOverride w:val="1"/>
-    </w:lvlOverride>
-  </w:num>
-  <w:num w:numId="15">
-    <w:abstractNumId w:val="3"/>
-    <w:lvlOverride w:ilvl="0">
-      <w:startOverride w:val="1"/>
-    </w:lvlOverride>
-  </w:num>
   <w:numIdMacAtCleanup w:val="10"/>
 </w:numbering>
 </file>

--- a/zht/docx/051.content.docx
+++ b/zht/docx/051.content.docx
@@ -265,18 +265,12 @@
         </w:rPr>
         <w:t>初更或晚上從日落到大約22:00（</w:t>
       </w:r>
-      <w:hyperlink r:id="rId13">
-        <w:r>
-          <w:rPr>
-            <w:lang w:val="zh_TW" w:bidi="zh_TW"/>
-          </w:rPr>
-          <w:rPr>
-            <w:color w:val="0000EE"/>
-            <w:u w:val="single"/>
-          </w:rPr>
-          <w:t>耶利米哀歌2:19</w:t>
-        </w:r>
-      </w:hyperlink>
+      <w:r>
+        <w:rPr>
+          <w:lang w:val="zh_TW" w:bidi="zh_TW"/>
+        </w:rPr>
+        <w:t>耶利米哀歌2:19</w:t>
+      </w:r>
       <w:r>
         <w:rPr>
           <w:lang w:val="zh_TW" w:bidi="zh_TW"/>
@@ -301,18 +295,12 @@
         </w:rPr>
         <w:t>中更或半夜是從22:00到02:00（</w:t>
       </w:r>
-      <w:hyperlink r:id="rId14">
-        <w:r>
-          <w:rPr>
-            <w:lang w:val="zh_TW" w:bidi="zh_TW"/>
-          </w:rPr>
-          <w:rPr>
-            <w:color w:val="0000EE"/>
-            <w:u w:val="single"/>
-          </w:rPr>
-          <w:t>士師記7:19</w:t>
-        </w:r>
-      </w:hyperlink>
+      <w:r>
+        <w:rPr>
+          <w:lang w:val="zh_TW" w:bidi="zh_TW"/>
+        </w:rPr>
+        <w:t>士師記7:19</w:t>
+      </w:r>
       <w:r>
         <w:rPr>
           <w:lang w:val="zh_TW" w:bidi="zh_TW"/>
@@ -337,36 +325,24 @@
         </w:rPr>
         <w:t>晨更大約從02:00到日出（</w:t>
       </w:r>
-      <w:hyperlink r:id="rId15">
-        <w:r>
-          <w:rPr>
-            <w:lang w:val="zh_TW" w:bidi="zh_TW"/>
-          </w:rPr>
-          <w:rPr>
-            <w:color w:val="0000EE"/>
-            <w:u w:val="single"/>
-          </w:rPr>
-          <w:t>出埃及記14:24</w:t>
-        </w:r>
-      </w:hyperlink>
+      <w:r>
+        <w:rPr>
+          <w:lang w:val="zh_TW" w:bidi="zh_TW"/>
+        </w:rPr>
+        <w:t>出埃及記14:24</w:t>
+      </w:r>
       <w:r>
         <w:rPr>
           <w:lang w:val="zh_TW" w:bidi="zh_TW"/>
         </w:rPr>
         <w:t>；</w:t>
       </w:r>
-      <w:hyperlink r:id="rId16">
-        <w:r>
-          <w:rPr>
-            <w:lang w:val="zh_TW" w:bidi="zh_TW"/>
-          </w:rPr>
-          <w:rPr>
-            <w:color w:val="0000EE"/>
-            <w:u w:val="single"/>
-          </w:rPr>
-          <w:t>撒母耳記上11:11</w:t>
-        </w:r>
-      </w:hyperlink>
+      <w:r>
+        <w:rPr>
+          <w:lang w:val="zh_TW" w:bidi="zh_TW"/>
+        </w:rPr>
+        <w:t>撒母耳記上11:11</w:t>
+      </w:r>
       <w:r>
         <w:rPr>
           <w:lang w:val="zh_TW" w:bidi="zh_TW"/>
@@ -387,36 +363,24 @@
         </w:rPr>
         <w:t>在羅馬時期，守夜的次數從三次增加到四次。這些有時被描述為第一、第二、第三和第四更。或者有時被描述為晚上、半夜、雞叫和早晨（</w:t>
       </w:r>
-      <w:hyperlink r:id="rId17">
-        <w:r>
-          <w:rPr>
-            <w:lang w:val="zh_TW" w:bidi="zh_TW"/>
-          </w:rPr>
-          <w:rPr>
-            <w:color w:val="0000EE"/>
-            <w:u w:val="single"/>
-          </w:rPr>
-          <w:t>馬太福音14:25</w:t>
-        </w:r>
-      </w:hyperlink>
+      <w:r>
+        <w:rPr>
+          <w:lang w:val="zh_TW" w:bidi="zh_TW"/>
+        </w:rPr>
+        <w:t>馬太福音14:25</w:t>
+      </w:r>
       <w:r>
         <w:rPr>
           <w:lang w:val="zh_TW" w:bidi="zh_TW"/>
         </w:rPr>
         <w:t>；</w:t>
       </w:r>
-      <w:hyperlink r:id="rId18">
-        <w:r>
-          <w:rPr>
-            <w:lang w:val="zh_TW" w:bidi="zh_TW"/>
-          </w:rPr>
-          <w:rPr>
-            <w:color w:val="0000EE"/>
-            <w:u w:val="single"/>
-          </w:rPr>
-          <w:t>馬可福音6:48</w:t>
-        </w:r>
-      </w:hyperlink>
+      <w:r>
+        <w:rPr>
+          <w:lang w:val="zh_TW" w:bidi="zh_TW"/>
+        </w:rPr>
+        <w:t>馬可福音6:48</w:t>
+      </w:r>
       <w:r>
         <w:rPr>
           <w:lang w:val="zh_TW" w:bidi="zh_TW"/>
